--- a/modul_praktikum/Lampiran.docx
+++ b/modul_praktikum/Lampiran.docx
@@ -8583,6 +8583,104 @@
     </w:p>
     <w:p>
       <w:pPr>
+        <w:pStyle w:val="ListBody"/>
+      </w:pPr>
+      <w:r>
+        <w:rPr>
+          <w:rFonts w:ascii="Aptos" w:hAnsi="Aptos"/>
+          <w:color w:val="1F2937"/>
+          <w:sz w:val="19"/>
+        </w:rPr>
+        <w:t xml:space="preserve">DOC-04-003 — Grup tenant (</w:t>
+      </w:r>
+      <w:r>
+        <w:rPr>
+          <w:rFonts w:ascii="Consolas" w:hAnsi="Consolas"/>
+          <w:color w:val="C11B12"/>
+          <w:sz w:val="17"/>
+          <w:shd w:fill="ECEFF3"/>
+        </w:rPr>
+        <w:t xml:space="preserve">tenant/{tenant:slug}</w:t>
+      </w:r>
+      <w:r>
+        <w:rPr>
+          <w:rFonts w:ascii="Aptos" w:hAnsi="Aptos"/>
+          <w:color w:val="1F2937"/>
+          <w:sz w:val="19"/>
+        </w:rPr>
+        <w:t xml:space="preserve"> + </w:t>
+      </w:r>
+      <w:r>
+        <w:rPr>
+          <w:rFonts w:ascii="Consolas" w:hAnsi="Consolas"/>
+          <w:color w:val="C11B12"/>
+          <w:sz w:val="17"/>
+          <w:shd w:fill="ECEFF3"/>
+        </w:rPr>
+        <w:t xml:space="preserve">scopeBindings()</w:t>
+      </w:r>
+      <w:r>
+        <w:rPr>
+          <w:rFonts w:ascii="Aptos" w:hAnsi="Aptos"/>
+          <w:color w:val="1F2937"/>
+          <w:sz w:val="19"/>
+        </w:rPr>
+        <w:t xml:space="preserve"> + resolver </w:t>
+      </w:r>
+      <w:r>
+        <w:rPr>
+          <w:rFonts w:ascii="Consolas" w:hAnsi="Consolas"/>
+          <w:color w:val="C11B12"/>
+          <w:sz w:val="17"/>
+          <w:shd w:fill="ECEFF3"/>
+        </w:rPr>
+        <w:t xml:space="preserve">SetTenantContext</w:t>
+      </w:r>
+      <w:r>
+        <w:rPr>
+          <w:rFonts w:ascii="Aptos" w:hAnsi="Aptos"/>
+          <w:color w:val="1F2937"/>
+          <w:sz w:val="19"/>
+        </w:rPr>
+        <w:t xml:space="preserve">) dipasang di </w:t>
+      </w:r>
+      <w:r>
+        <w:rPr>
+          <w:rFonts w:ascii="Consolas" w:hAnsi="Consolas"/>
+          <w:color w:val="C11B12"/>
+          <w:sz w:val="17"/>
+          <w:shd w:fill="ECEFF3"/>
+        </w:rPr>
+        <w:t xml:space="preserve">PortalRoutes::tenant()</w:t>
+      </w:r>
+      <w:r>
+        <w:rPr>
+          <w:rFonts w:ascii="Aptos" w:hAnsi="Aptos"/>
+          <w:color w:val="1F2937"/>
+          <w:sz w:val="19"/>
+        </w:rPr>
+        <w:t xml:space="preserve"> sehingga route milik modul ikut terlindungi; endpoint demo isolasi </w:t>
+      </w:r>
+      <w:r>
+        <w:rPr>
+          <w:rFonts w:ascii="Consolas" w:hAnsi="Consolas"/>
+          <w:color w:val="C11B12"/>
+          <w:sz w:val="17"/>
+          <w:shd w:fill="ECEFF3"/>
+        </w:rPr>
+        <w:t xml:space="preserve">TenantMenuController</w:t>
+      </w:r>
+      <w:r>
+        <w:rPr>
+          <w:rFonts w:ascii="Aptos" w:hAnsi="Aptos"/>
+          <w:color w:val="1F2937"/>
+          <w:sz w:val="19"/>
+        </w:rPr>
+        <w:t xml:space="preserve"> ditempatkan di modul Catalog.</w:t>
+      </w:r>
+    </w:p>
+    <w:p>
+      <w:pPr>
         <w:pStyle w:val="Heading2"/>
       </w:pPr>
       <w:r>

--- a/modul_praktikum/Lampiran.docx
+++ b/modul_praktikum/Lampiran.docx
@@ -8596,6 +8596,19 @@
     </w:p>
     <w:p>
       <w:pPr>
+        <w:pStyle w:val="ListBody"/>
+      </w:pPr>
+      <w:r>
+        <w:rPr>
+          <w:rFonts w:ascii="Aptos" w:hAnsi="Aptos"/>
+          <w:color w:val="1F2937"/>
+          <w:sz w:val="19"/>
+        </w:rPr>
+        <w:t xml:space="preserve">DOC-03-004 — Blok BUAT FILE per tahap Modul 3: make:migration (6 migrasi domain + penamaan ulang timestamp), make:model (--factory), make:seeder, make:test, dan mariadb-dump untuk schema dump.</w:t>
+      </w:r>
+    </w:p>
+    <w:p>
+      <w:pPr>
         <w:pStyle w:val="Heading2"/>
       </w:pPr>
       <w:r>

--- a/modul_praktikum/Lampiran.docx
+++ b/modul_praktikum/Lampiran.docx
@@ -8609,6 +8609,117 @@
     </w:p>
     <w:p>
       <w:pPr>
+        <w:pStyle w:val="ListBody"/>
+      </w:pPr>
+      <w:r>
+        <w:rPr>
+          <w:rFonts w:ascii="Aptos" w:hAnsi="Aptos"/>
+          <w:color w:val="1F2937"/>
+          <w:sz w:val="19"/>
+        </w:rPr>
+        <w:t xml:space="preserve">DOC-04-003 — Grup tenant (</w:t>
+      </w:r>
+      <w:r>
+        <w:rPr>
+          <w:rFonts w:ascii="Consolas" w:hAnsi="Consolas"/>
+          <w:color w:val="C11B12"/>
+          <w:sz w:val="17"/>
+          <w:shd w:fill="ECEFF3"/>
+        </w:rPr>
+        <w:t xml:space="preserve">tenant/{tenant:slug}</w:t>
+      </w:r>
+      <w:r>
+        <w:rPr>
+          <w:rFonts w:ascii="Aptos" w:hAnsi="Aptos"/>
+          <w:color w:val="1F2937"/>
+          <w:sz w:val="19"/>
+        </w:rPr>
+        <w:t xml:space="preserve"> + </w:t>
+      </w:r>
+      <w:r>
+        <w:rPr>
+          <w:rFonts w:ascii="Consolas" w:hAnsi="Consolas"/>
+          <w:color w:val="C11B12"/>
+          <w:sz w:val="17"/>
+          <w:shd w:fill="ECEFF3"/>
+        </w:rPr>
+        <w:t xml:space="preserve">scopeBindings()</w:t>
+      </w:r>
+      <w:r>
+        <w:rPr>
+          <w:rFonts w:ascii="Aptos" w:hAnsi="Aptos"/>
+          <w:color w:val="1F2937"/>
+          <w:sz w:val="19"/>
+        </w:rPr>
+        <w:t xml:space="preserve"> + resolver </w:t>
+      </w:r>
+      <w:r>
+        <w:rPr>
+          <w:rFonts w:ascii="Consolas" w:hAnsi="Consolas"/>
+          <w:color w:val="C11B12"/>
+          <w:sz w:val="17"/>
+          <w:shd w:fill="ECEFF3"/>
+        </w:rPr>
+        <w:t xml:space="preserve">SetTenantContext</w:t>
+      </w:r>
+      <w:r>
+        <w:rPr>
+          <w:rFonts w:ascii="Aptos" w:hAnsi="Aptos"/>
+          <w:color w:val="1F2937"/>
+          <w:sz w:val="19"/>
+        </w:rPr>
+        <w:t xml:space="preserve">) dipasang di </w:t>
+      </w:r>
+      <w:r>
+        <w:rPr>
+          <w:rFonts w:ascii="Consolas" w:hAnsi="Consolas"/>
+          <w:color w:val="C11B12"/>
+          <w:sz w:val="17"/>
+          <w:shd w:fill="ECEFF3"/>
+        </w:rPr>
+        <w:t xml:space="preserve">PortalRoutes::tenant()</w:t>
+      </w:r>
+      <w:r>
+        <w:rPr>
+          <w:rFonts w:ascii="Aptos" w:hAnsi="Aptos"/>
+          <w:color w:val="1F2937"/>
+          <w:sz w:val="19"/>
+        </w:rPr>
+        <w:t xml:space="preserve"> sehingga route milik modul ikut terlindungi; endpoint demo isolasi </w:t>
+      </w:r>
+      <w:r>
+        <w:rPr>
+          <w:rFonts w:ascii="Consolas" w:hAnsi="Consolas"/>
+          <w:color w:val="C11B12"/>
+          <w:sz w:val="17"/>
+          <w:shd w:fill="ECEFF3"/>
+        </w:rPr>
+        <w:t xml:space="preserve">TenantMenuController</w:t>
+      </w:r>
+      <w:r>
+        <w:rPr>
+          <w:rFonts w:ascii="Aptos" w:hAnsi="Aptos"/>
+          <w:color w:val="1F2937"/>
+          <w:sz w:val="19"/>
+        </w:rPr>
+        <w:t xml:space="preserve"> ditempatkan di modul Catalog.</w:t>
+      </w:r>
+    </w:p>
+    <w:p>
+      <w:pPr>
+        <w:pStyle w:val="ListBody"/>
+      </w:pPr>
+      <w:r>
+        <w:rPr>
+          <w:rFonts w:ascii="Aptos" w:hAnsi="Aptos"/>
+          <w:color w:val="1F2937"/>
+          <w:sz w:val="19"/>
+        </w:rPr>
+        <w:t xml:space="preserve">DOC-04-004 — Blok BUAT FILE per tahap Modul 4: make:class, make:job, make:middleware, make:trait (nama lengkap; namespace bawaan App\Concerns), make:policy --model, make:controller ke folder modul Catalog, file route modul manual, dan make:test.</w:t>
+      </w:r>
+    </w:p>
+    <w:p>
+      <w:pPr>
         <w:pStyle w:val="Heading2"/>
       </w:pPr>
       <w:r>

--- a/modul_praktikum/Lampiran.docx
+++ b/modul_praktikum/Lampiran.docx
@@ -87,7 +87,7 @@
           <w:color w:val="0B2545"/>
           <w:sz w:val="21"/>
         </w:rPr>
-        <w:t>14 pertemuan × 6 jam = 84 jam untuk menghasilkan MVP yang dapat didemokan, diuji, dan disiapkan menuju deployment.</w:t>
+        <w:t>14 pertemuan × 3,5 jam efektif di kelas = 49 jam (ditambah tugas mandiri di luar kelas) untuk menghasilkan MVP yang dapat didemokan, diuji, dan disiapkan menuju deployment.</w:t>
       </w:r>
     </w:p>
     <w:tbl>
@@ -8467,7 +8467,7 @@
         <w:pStyle w:val="Heading1"/>
       </w:pPr>
       <w:r>
-        <w:t xml:space="preserve">Lampiran G — Revisi v8: Perubahan Terverifikasi dan Output Terminal (Modul 1)</w:t>
+        <w:t xml:space="preserve">Lampiran G — Catatan Revisi Kumulatif v8</w:t>
       </w:r>
     </w:p>
     <w:p>
@@ -8475,7 +8475,7 @@
         <w:pStyle w:val="ListBody"/>
       </w:pPr>
       <w:r>
-        <w:t xml:space="preserve">Lampiran ini merangkum perubahan yang diterapkan pada revisi kumulatif v8 (basis v7) beserta output terminal nyata yang telah diverifikasi saat implementasi Modul 1 pada 16 Agustus 2026. Output untuk Modul 2–14 ditambahkan bertahap ketika modul terkait benar-benar diimplementasikan dan dijalankan, agar tidak ada output yang dikarang.</w:t>
+        <w:t xml:space="preserve">Lampiran ini merangkum perubahan yang diterapkan pada revisi kumulatif v8 (basis v7) beserta output terminal nyata yang telah diverifikasi saat implementasi Modul 1 pada 16 Agustus 2026. Output nyata (terminal dan tangkapan layar) kini ditempatkan LANGSUNG pada bagian tiap modul (subbagian Output Nyata Terverifikasi), bukan di lampiran. Output modul yang belum diimplementasikan ditambahkan bertahap saat modul dikerjakan, agar tidak ada output yang dikarang.</w:t>
       </w:r>
     </w:p>
     <w:p>
@@ -8716,182 +8716,6 @@
           <w:sz w:val="19"/>
         </w:rPr>
         <w:t xml:space="preserve">DOC-04-004 — Blok BUAT FILE per tahap Modul 4: make:class, make:job, make:middleware, make:trait (nama lengkap; namespace bawaan App\Concerns), make:policy --model, make:controller ke folder modul Catalog, file route modul manual, dan make:test.</w:t>
-      </w:r>
-    </w:p>
-    <w:p>
-      <w:pPr>
-        <w:pStyle w:val="Heading2"/>
-      </w:pPr>
-      <w:r>
-        <w:t xml:space="preserve">G.2 Output Terminal Terverifikasi — Modul 1</w:t>
-      </w:r>
-    </w:p>
-    <w:p>
-      <w:pPr>
-        <w:pStyle w:val="ListBody"/>
-      </w:pPr>
-      <w:r>
-        <w:t xml:space="preserve">Transkrip berikut adalah hasil eksekusi nyata pada lingkungan pengembangan (PHP 8.3.20, MariaDB 11.4.5, Redis 7.2.6). Perintah diawali tanda dolar.</w:t>
-      </w:r>
-    </w:p>
-    <w:p>
-      <w:pPr>
-        <w:pStyle w:val="CodeHeader"/>
-      </w:pPr>
-      <w:r>
-        <w:t xml:space="preserve">Tahap 2-3 · Audit toolchain &amp; versi framework</w:t>
-      </w:r>
-    </w:p>
-    <w:p>
-      <w:pPr>
-        <w:pStyle w:val="CodeBlock"/>
-        <w:shd w:fill="1E1E1E"/>
-        <w:pBdr>
-          <w:left w:val="single" w:sz="4" w:space="8" w:color="1E1E1E"/>
-        </w:pBdr>
-      </w:pPr>
-      <w:r>
-        <w:rPr>
-          <w:rFonts w:ascii="Consolas" w:hAnsi="Consolas"/>
-          <w:color w:val="D4D4D4"/>
-          <w:sz w:val="16"/>
-        </w:rPr>
-        <w:t xml:space="preserve">$ php --version</w:t>
-        <w:br/>
-        <w:t xml:space="preserve">PHP 8.3.20 (cli) (built: Apr 18 2025)   # memenuhi Laravel 13 (&gt;= 8.3)</w:t>
-        <w:br/>
-        <w:t xml:space="preserve"/>
-        <w:br/>
-        <w:t xml:space="preserve">$ php artisan --version</w:t>
-        <w:br/>
-        <w:t xml:space="preserve">Laravel Framework 13.25.0</w:t>
-      </w:r>
-    </w:p>
-    <w:p>
-      <w:pPr>
-        <w:pStyle w:val="CodeHeader"/>
-      </w:pPr>
-      <w:r>
-        <w:t xml:space="preserve">Tahap 4 · Koneksi MariaDB &amp; Redis</w:t>
-      </w:r>
-    </w:p>
-    <w:p>
-      <w:pPr>
-        <w:pStyle w:val="CodeBlock"/>
-        <w:shd w:fill="1E1E1E"/>
-        <w:pBdr>
-          <w:left w:val="single" w:sz="4" w:space="8" w:color="1E1E1E"/>
-        </w:pBdr>
-      </w:pPr>
-      <w:r>
-        <w:rPr>
-          <w:rFonts w:ascii="Consolas" w:hAnsi="Consolas"/>
-          <w:color w:val="D4D4D4"/>
-          <w:sz w:val="16"/>
-        </w:rPr>
-        <w:t xml:space="preserve">$ php artisan db:show</w:t>
-        <w:br/>
-        <w:t xml:space="preserve">  MariaDB ...... 11.4.5</w:t>
-        <w:br/>
-        <w:t xml:space="preserve">  Connection ... mysql</w:t>
-        <w:br/>
-        <w:t xml:space="preserve">  Database ..... kantin</w:t>
-        <w:br/>
-        <w:t xml:space="preserve">  Host ......... 127.0.0.1     Port ... 3306</w:t>
-        <w:br/>
-        <w:t xml:space="preserve"/>
-        <w:br/>
-        <w:t xml:space="preserve">$ redis-cli -p 6379 ping</w:t>
-        <w:br/>
-        <w:t xml:space="preserve">PONG</w:t>
-      </w:r>
-    </w:p>
-    <w:p>
-      <w:pPr>
-        <w:pStyle w:val="CodeHeader"/>
-      </w:pPr>
-      <w:r>
-        <w:t xml:space="preserve">Tahap 5 · Reverb (perbaikan DOC-01-006)</w:t>
-      </w:r>
-    </w:p>
-    <w:p>
-      <w:pPr>
-        <w:pStyle w:val="CodeBlock"/>
-        <w:shd w:fill="1E1E1E"/>
-        <w:pBdr>
-          <w:left w:val="single" w:sz="4" w:space="8" w:color="1E1E1E"/>
-        </w:pBdr>
-      </w:pPr>
-      <w:r>
-        <w:rPr>
-          <w:rFonts w:ascii="Consolas" w:hAnsi="Consolas"/>
-          <w:color w:val="D4D4D4"/>
-          <w:sz w:val="16"/>
-        </w:rPr>
-        <w:t xml:space="preserve">$ php artisan install:broadcasting --reverb --no-interaction</w:t>
-        <w:br/>
-        <w:t xml:space="preserve">INFO  Reverb installed successfully.</w:t>
-        <w:br/>
-        <w:t xml:space="preserve"/>
-        <w:br/>
-        <w:t xml:space="preserve">$ npm install laravel-echo pusher-js</w:t>
-        <w:br/>
-        <w:t xml:space="preserve">added 3 packages</w:t>
-        <w:br/>
-        <w:t xml:space="preserve"/>
-        <w:br/>
-        <w:t xml:space="preserve"># isi REVERB_APP_ID/KEY/SECRET pada .env, lalu:</w:t>
-        <w:br/>
-        <w:t xml:space="preserve">$ php artisan package:discover</w:t>
-        <w:br/>
-        <w:t xml:space="preserve">  livewire/livewire .... DONE   # tanpa error broadcaster reverb</w:t>
-      </w:r>
-    </w:p>
-    <w:p>
-      <w:pPr>
-        <w:pStyle w:val="CodeHeader"/>
-      </w:pPr>
-      <w:r>
-        <w:t xml:space="preserve">Tahap 6 · Migrasi, test, dan quality gate</w:t>
-      </w:r>
-    </w:p>
-    <w:p>
-      <w:pPr>
-        <w:pStyle w:val="CodeBlock"/>
-        <w:shd w:fill="1E1E1E"/>
-        <w:pBdr>
-          <w:left w:val="single" w:sz="4" w:space="8" w:color="1E1E1E"/>
-        </w:pBdr>
-      </w:pPr>
-      <w:r>
-        <w:rPr>
-          <w:rFonts w:ascii="Consolas" w:hAnsi="Consolas"/>
-          <w:color w:val="D4D4D4"/>
-          <w:sz w:val="16"/>
-        </w:rPr>
-        <w:t xml:space="preserve">$ php artisan migrate:fresh --seed --env=testing   # target kantin_test</w:t>
-        <w:br/>
-        <w:t xml:space="preserve">  0001_01_01_000000_create_users_table ....... DONE</w:t>
-        <w:br/>
-        <w:t xml:space="preserve">  (+4 migrasi) ................................ DONE</w:t>
-        <w:br/>
-        <w:t xml:space="preserve">  INFO  Seeding database.</w:t>
-        <w:br/>
-        <w:t xml:space="preserve"/>
-        <w:br/>
-        <w:t xml:space="preserve">$ php artisan test</w:t>
-        <w:br/>
-        <w:t xml:space="preserve">  Tests:  33 passed (81 assertions)</w:t>
-        <w:br/>
-        <w:t xml:space="preserve"/>
-        <w:br/>
-        <w:t xml:space="preserve">$ ./vendor/bin/pint --test         -&gt; PASS</w:t>
-        <w:br/>
-        <w:t xml:space="preserve">$ npm run build                    -&gt; built in ~0.5s</w:t>
-        <w:br/>
-        <w:t xml:space="preserve">$ composer validate --strict       -&gt; ./composer.json is valid</w:t>
-        <w:br/>
-        <w:t xml:space="preserve">$ composer audit ; npm audit       -&gt; 0 vulnerabilities</w:t>
       </w:r>
     </w:p>
     <w:sectPr>

--- a/modul_praktikum/Lampiran.docx
+++ b/modul_praktikum/Lampiran.docx
@@ -8718,6 +8718,100 @@
         <w:t xml:space="preserve">DOC-04-004 — Blok BUAT FILE per tahap Modul 4: make:class, make:job, make:middleware, make:trait (nama lengkap; namespace bawaan App\Concerns), make:policy --model, make:controller ke folder modul Catalog, file route modul manual, dan make:test.</w:t>
       </w:r>
     </w:p>
+    <w:p>
+      <w:pPr>
+        <w:pStyle w:val="ListBody"/>
+      </w:pPr>
+      <w:r>
+        <w:rPr>
+          <w:rFonts w:ascii="Aptos" w:hAnsi="Aptos"/>
+          <w:color w:val="1F2937"/>
+          <w:sz w:val="19"/>
+        </w:rPr>
+        <w:t xml:space="preserve">DOC-05-004 — Controller, Form Request, view, dan route administrasi tenant/komisi/rekening/role ditempatkan di modul Admin (</w:t>
+      </w:r>
+      <w:r>
+        <w:rPr>
+          <w:rFonts w:ascii="Consolas" w:hAnsi="Consolas"/>
+          <w:color w:val="C11B12"/>
+          <w:sz w:val="17"/>
+          <w:shd w:fill="ECEFF3"/>
+        </w:rPr>
+        <w:t xml:space="preserve">app/Modules/Admin/Http/*</w:t>
+      </w:r>
+      <w:r>
+        <w:rPr>
+          <w:rFonts w:ascii="Aptos" w:hAnsi="Aptos"/>
+          <w:color w:val="1F2937"/>
+          <w:sz w:val="19"/>
+        </w:rPr>
+        <w:t xml:space="preserve">, </w:t>
+      </w:r>
+      <w:r>
+        <w:rPr>
+          <w:rFonts w:ascii="Consolas" w:hAnsi="Consolas"/>
+          <w:color w:val="C11B12"/>
+          <w:sz w:val="17"/>
+          <w:shd w:fill="ECEFF3"/>
+        </w:rPr>
+        <w:t xml:space="preserve">resources/views</w:t>
+      </w:r>
+      <w:r>
+        <w:rPr>
+          <w:rFonts w:ascii="Aptos" w:hAnsi="Aptos"/>
+          <w:color w:val="1F2937"/>
+          <w:sz w:val="19"/>
+        </w:rPr>
+        <w:t xml:space="preserve">, </w:t>
+      </w:r>
+      <w:r>
+        <w:rPr>
+          <w:rFonts w:ascii="Consolas" w:hAnsi="Consolas"/>
+          <w:color w:val="C11B12"/>
+          <w:sz w:val="17"/>
+          <w:shd w:fill="ECEFF3"/>
+        </w:rPr>
+        <w:t xml:space="preserve">routes/admin.php</w:t>
+      </w:r>
+      <w:r>
+        <w:rPr>
+          <w:rFonts w:ascii="Aptos" w:hAnsi="Aptos"/>
+          <w:color w:val="1F2937"/>
+          <w:sz w:val="19"/>
+        </w:rPr>
+        <w:t xml:space="preserve"> via </w:t>
+      </w:r>
+      <w:r>
+        <w:rPr>
+          <w:rFonts w:ascii="Consolas" w:hAnsi="Consolas"/>
+          <w:color w:val="C11B12"/>
+          <w:sz w:val="17"/>
+          <w:shd w:fill="ECEFF3"/>
+        </w:rPr>
+        <w:t xml:space="preserve">PortalRoutes::admin()</w:t>
+      </w:r>
+      <w:r>
+        <w:rPr>
+          <w:rFonts w:ascii="Aptos" w:hAnsi="Aptos"/>
+          <w:color w:val="1F2937"/>
+          <w:sz w:val="19"/>
+        </w:rPr>
+        <w:t xml:space="preserve">); path Landasan Teknis, Contoh Mandiri, dan Cuplikan Kode diselaraskan.</w:t>
+      </w:r>
+    </w:p>
+    <w:p>
+      <w:pPr>
+        <w:pStyle w:val="ListBody"/>
+      </w:pPr>
+      <w:r>
+        <w:rPr>
+          <w:rFonts w:ascii="Aptos" w:hAnsi="Aptos"/>
+          <w:color w:val="1F2937"/>
+          <w:sz w:val="19"/>
+        </w:rPr>
+        <w:t xml:space="preserve">DOC-05-005 — Blok BUAT FILE per tahap Modul 5: make:request/make:controller dengan nama kelas lengkap ke modul Admin, make:class service, make:policy --model, make:model, make:migration guard DB, make:test; view &amp; route modul dibuat manual (make:view admin::… justru membuat folder resources/views/admin::…).</w:t>
+      </w:r>
+    </w:p>
     <w:sectPr>
       <w:headerReference w:type="default" r:id="rId9"/>
       <w:footerReference w:type="default" r:id="rId10"/>

--- a/modul_praktikum/Lampiran.docx
+++ b/modul_praktikum/Lampiran.docx
@@ -8812,6 +8812,53 @@
         <w:t xml:space="preserve">DOC-05-005 — Blok BUAT FILE per tahap Modul 5: make:request/make:controller dengan nama kelas lengkap ke modul Admin, make:class service, make:policy --model, make:model, make:migration guard DB, make:test; view &amp; route modul dibuat manual (make:view admin::… justru membuat folder resources/views/admin::…).</w:t>
       </w:r>
     </w:p>
+    <w:p>
+      <w:pPr>
+        <w:pStyle w:val="ListBody"/>
+      </w:pPr>
+      <w:r>
+        <w:rPr>
+          <w:rFonts w:ascii="Aptos" w:hAnsi="Aptos"/>
+          <w:color w:val="1F2937"/>
+          <w:sz w:val="19"/>
+        </w:rPr>
+        <w:t xml:space="preserve">DOC-05-006 — Batas pergantian komisi memakai interval setengah-terbuka [valid_from, valid_to): versi lama ditutup TEPAT pada waktu efektif (bukan </w:t>
+      </w:r>
+      <w:r>
+        <w:rPr>
+          <w:rFonts w:ascii="Consolas" w:hAnsi="Consolas"/>
+          <w:color w:val="C11B12"/>
+          <w:sz w:val="17"/>
+          <w:shd w:fill="ECEFF3"/>
+        </w:rPr>
+        <w:t xml:space="preserve">subSecond()</w:t>
+      </w:r>
+      <w:r>
+        <w:rPr>
+          <w:rFonts w:ascii="Aptos" w:hAnsi="Aptos"/>
+          <w:color w:val="1F2937"/>
+          <w:sz w:val="19"/>
+        </w:rPr>
+        <w:t xml:space="preserve"> yang meninggalkan celah ±1 detik tanpa skema pada timestamp mikrodetik); scope </w:t>
+      </w:r>
+      <w:r>
+        <w:rPr>
+          <w:rFonts w:ascii="Consolas" w:hAnsi="Consolas"/>
+          <w:color w:val="C11B12"/>
+          <w:sz w:val="17"/>
+          <w:shd w:fill="ECEFF3"/>
+        </w:rPr>
+        <w:t xml:space="preserve">CommissionScheme::effectiveAt()</w:t>
+      </w:r>
+      <w:r>
+        <w:rPr>
+          <w:rFonts w:ascii="Aptos" w:hAnsi="Aptos"/>
+          <w:color w:val="1F2937"/>
+          <w:sz w:val="19"/>
+        </w:rPr>
+        <w:t xml:space="preserve"> menjadi satu-satunya definisi skema berlaku; diuji CommissionScheduleBoundaryTest.</w:t>
+      </w:r>
+    </w:p>
     <w:sectPr>
       <w:headerReference w:type="default" r:id="rId9"/>
       <w:footerReference w:type="default" r:id="rId10"/>

--- a/modul_praktikum/Lampiran.docx
+++ b/modul_praktikum/Lampiran.docx
@@ -3577,175 +3577,92 @@
     <w:p>
       <w:pPr>
         <w:pStyle w:val="CodeBlock"/>
+        <w:shd w:fill="1E1E1E" w:val="clear"/>
         <w:pBdr>
-          <w:left w:val="single" w:sz="12" w:space="8" w:color="B8DDE0"/>
+          <w:left w:val="single" w:sz="4" w:space="8" w:color="1E1E1E"/>
         </w:pBdr>
-        <w:shd w:val="clear" w:color="auto" w:fill="F2F3F7"/>
       </w:pPr>
       <w:r>
         <w:rPr>
           <w:rFonts w:ascii="Consolas" w:hAnsi="Consolas"/>
-          <w:b/>
-          <w:color w:val="000080"/>
+          <w:color w:val="4EC9B0"/>
           <w:sz w:val="16"/>
         </w:rPr>
-        <w:t xml:space="preserve">php</w:t>
+        <w:t>php</w:t>
       </w:r>
       <w:r>
         <w:rPr>
           <w:rFonts w:ascii="Consolas" w:hAnsi="Consolas"/>
-          <w:color w:val="262626"/>
+          <w:color w:val="D4D4D4"/>
           <w:sz w:val="16"/>
         </w:rPr>
-        <w:t xml:space="preserve"> artisan </w:t>
-      </w:r>
-      <w:r>
-        <w:rPr>
-          <w:rFonts w:ascii="Consolas" w:hAnsi="Consolas"/>
-          <w:color w:val="795E26"/>
-          <w:sz w:val="16"/>
-        </w:rPr>
-        <w:t xml:space="preserve">optimize:clear</w:t>
-      </w:r>
-      <w:r>
+        <w:t xml:space="preserve"> artisan optimize:clear</w:t>
         <w:br/>
       </w:r>
       <w:r>
         <w:rPr>
           <w:rFonts w:ascii="Consolas" w:hAnsi="Consolas"/>
-          <w:b/>
-          <w:color w:val="000080"/>
+          <w:color w:val="4EC9B0"/>
           <w:sz w:val="16"/>
         </w:rPr>
-        <w:t xml:space="preserve">php</w:t>
+        <w:t>php</w:t>
       </w:r>
       <w:r>
         <w:rPr>
           <w:rFonts w:ascii="Consolas" w:hAnsi="Consolas"/>
-          <w:color w:val="262626"/>
+          <w:color w:val="D4D4D4"/>
           <w:sz w:val="16"/>
         </w:rPr>
-        <w:t xml:space="preserve"> artisan </w:t>
-      </w:r>
-      <w:r>
-        <w:rPr>
-          <w:rFonts w:ascii="Consolas" w:hAnsi="Consolas"/>
-          <w:color w:val="795E26"/>
-          <w:sz w:val="16"/>
-        </w:rPr>
-        <w:t xml:space="preserve">migrate:fresh</w:t>
-      </w:r>
-      <w:r>
-        <w:rPr>
-          <w:rFonts w:ascii="Consolas" w:hAnsi="Consolas"/>
-          <w:color w:val="262626"/>
-          <w:sz w:val="16"/>
-        </w:rPr>
-        <w:t xml:space="preserve"> </w:t>
-      </w:r>
-      <w:r>
-        <w:rPr>
-          <w:rFonts w:ascii="Consolas" w:hAnsi="Consolas"/>
-          <w:color w:val="0073E6"/>
-          <w:sz w:val="16"/>
-        </w:rPr>
-        <w:t xml:space="preserve">--seed</w:t>
-      </w:r>
-      <w:r>
-        <w:rPr>
-          <w:rFonts w:ascii="Consolas" w:hAnsi="Consolas"/>
-          <w:color w:val="262626"/>
-          <w:sz w:val="16"/>
-        </w:rPr>
-        <w:t xml:space="preserve"> </w:t>
-      </w:r>
-      <w:r>
-        <w:rPr>
-          <w:rFonts w:ascii="Consolas" w:hAnsi="Consolas"/>
-          <w:color w:val="0073E6"/>
-          <w:sz w:val="16"/>
-        </w:rPr>
-        <w:t xml:space="preserve">--env=testing</w:t>
-      </w:r>
-      <w:r>
+        <w:t xml:space="preserve"> artisan migrate:fresh --seed --env=testing</w:t>
         <w:br/>
       </w:r>
       <w:r>
         <w:rPr>
           <w:rFonts w:ascii="Consolas" w:hAnsi="Consolas"/>
-          <w:b/>
-          <w:color w:val="000080"/>
+          <w:color w:val="4EC9B0"/>
           <w:sz w:val="16"/>
         </w:rPr>
-        <w:t xml:space="preserve">php</w:t>
+        <w:t>php</w:t>
       </w:r>
       <w:r>
         <w:rPr>
           <w:rFonts w:ascii="Consolas" w:hAnsi="Consolas"/>
-          <w:color w:val="262626"/>
+          <w:color w:val="D4D4D4"/>
           <w:sz w:val="16"/>
         </w:rPr>
-        <w:t xml:space="preserve"> artisan test </w:t>
+        <w:t xml:space="preserve"> artisan test --testsuite=</w:t>
       </w:r>
       <w:r>
         <w:rPr>
           <w:rFonts w:ascii="Consolas" w:hAnsi="Consolas"/>
-          <w:color w:val="0073E6"/>
+          <w:color w:val="4EC9B0"/>
           <w:sz w:val="16"/>
         </w:rPr>
-        <w:t xml:space="preserve">--testsuite=Feature</w:t>
+        <w:t>Feature</w:t>
       </w:r>
       <w:r>
         <w:rPr>
           <w:rFonts w:ascii="Consolas" w:hAnsi="Consolas"/>
-          <w:color w:val="262626"/>
+          <w:color w:val="D4D4D4"/>
           <w:sz w:val="16"/>
         </w:rPr>
-        <w:t xml:space="preserve"> </w:t>
-      </w:r>
-      <w:r>
-        <w:rPr>
-          <w:rFonts w:ascii="Consolas" w:hAnsi="Consolas"/>
-          <w:color w:val="0073E6"/>
-          <w:sz w:val="16"/>
-        </w:rPr>
-        <w:t xml:space="preserve">--stop-on-failure</w:t>
-      </w:r>
-      <w:r>
+        <w:t xml:space="preserve"> --stop-on-failure</w:t>
+        <w:br/>
+        <w:t xml:space="preserve">./vendor/bin/pint --test</w:t>
         <w:br/>
       </w:r>
       <w:r>
         <w:rPr>
           <w:rFonts w:ascii="Consolas" w:hAnsi="Consolas"/>
-          <w:color w:val="262626"/>
+          <w:color w:val="4EC9B0"/>
           <w:sz w:val="16"/>
         </w:rPr>
-        <w:t xml:space="preserve">./vendor/bin/pint </w:t>
+        <w:t>npm</w:t>
       </w:r>
       <w:r>
         <w:rPr>
           <w:rFonts w:ascii="Consolas" w:hAnsi="Consolas"/>
-          <w:color w:val="0073E6"/>
-          <w:sz w:val="16"/>
-        </w:rPr>
-        <w:t xml:space="preserve">--test</w:t>
-      </w:r>
-      <w:r>
-        <w:br/>
-      </w:r>
-      <w:r>
-        <w:rPr>
-          <w:rFonts w:ascii="Consolas" w:hAnsi="Consolas"/>
-          <w:b/>
-          <w:color w:val="000080"/>
-          <w:sz w:val="16"/>
-        </w:rPr>
-        <w:t xml:space="preserve">npm</w:t>
-      </w:r>
-      <w:r>
-        <w:rPr>
-          <w:rFonts w:ascii="Consolas" w:hAnsi="Consolas"/>
-          <w:color w:val="262626"/>
+          <w:color w:val="D4D4D4"/>
           <w:sz w:val="16"/>
         </w:rPr>
         <w:t xml:space="preserve"> run build</w:t>
@@ -5127,215 +5044,431 @@
     <w:p>
       <w:pPr>
         <w:pStyle w:val="CodeHeader"/>
-        <w:keepNext/>
+        <w:shd w:fill="2D2D30"/>
         <w:pBdr>
-          <w:left w:val="single" w:sz="12" w:space="8" w:color="B8DDE0"/>
+          <w:left w:val="single" w:sz="4" w:space="8" w:color="2D2D30"/>
         </w:pBdr>
-        <w:shd w:val="clear" w:color="auto" w:fill="E4EAED"/>
       </w:pPr>
       <w:r>
-        <w:rPr>
-          <w:rFonts w:ascii="Consolas" w:hAnsi="Consolas"/>
-          <w:b/>
-          <w:color w:val="262626"/>
-          <w:sz w:val="16"/>
-        </w:rPr>
-        <w:t xml:space="preserve">AUDIT KOMPATIBILITAS DEPENDENSI SRS — terminal root proyek   •   BASH</w:t>
+        <w:t>AUDIT KOMPATIBILITAS DEPENDENSI SRS — terminal root proyek   •   BASH</w:t>
       </w:r>
     </w:p>
     <w:p>
       <w:pPr>
         <w:pStyle w:val="CodeBlock"/>
+        <w:shd w:fill="1E1E1E"/>
         <w:keepLines/>
         <w:pBdr>
-          <w:left w:val="single" w:sz="12" w:space="8" w:color="B8DDE0"/>
+          <w:left w:val="single" w:sz="4" w:space="8" w:color="1E1E1E"/>
         </w:pBdr>
-        <w:shd w:val="clear" w:color="auto" w:fill="F2F3F7"/>
       </w:pPr>
       <w:r>
         <w:rPr>
-          <w:rFonts w:ascii="Consolas" w:hAnsi="Consolas"/>
-          <w:b/>
-          <w:color w:val="000080"/>
+          <w:rFonts w:ascii="Consolas" w:hAnsi="Consolas" w:eastAsia="Consolas"/>
+          <w:color w:val="4EC9B0"/>
           <w:sz w:val="16"/>
         </w:rPr>
-        <w:t xml:space="preserve">composer</w:t>
+        <w:t>composer</w:t>
       </w:r>
       <w:r>
         <w:rPr>
-          <w:rFonts w:ascii="Consolas" w:hAnsi="Consolas"/>
-          <w:color w:val="262626"/>
+          <w:rFonts w:ascii="Consolas" w:hAnsi="Consolas" w:eastAsia="Consolas"/>
+          <w:color w:val="D4D4D4"/>
           <w:sz w:val="16"/>
         </w:rPr>
-        <w:t xml:space="preserve"> require chillerlan/php-qrcode intervention/image-laravel </w:t>
+        <w:t xml:space="preserve"> </w:t>
       </w:r>
       <w:r>
         <w:rPr>
-          <w:rFonts w:ascii="Consolas" w:hAnsi="Consolas"/>
-          <w:color w:val="0073E6"/>
+          <w:rFonts w:ascii="Consolas" w:hAnsi="Consolas" w:eastAsia="Consolas"/>
+          <w:color w:val="D4D4D4"/>
           <w:sz w:val="16"/>
         </w:rPr>
-        <w:t xml:space="preserve">--dry-run</w:t>
+        <w:t>require</w:t>
       </w:r>
       <w:r>
+        <w:rPr>
+          <w:rFonts w:ascii="Consolas" w:hAnsi="Consolas" w:eastAsia="Consolas"/>
+          <w:color w:val="D4D4D4"/>
+          <w:sz w:val="16"/>
+        </w:rPr>
+        <w:t xml:space="preserve"> </w:t>
+      </w:r>
+      <w:r>
+        <w:rPr>
+          <w:rFonts w:ascii="Consolas" w:hAnsi="Consolas" w:eastAsia="Consolas"/>
+          <w:color w:val="D4D4D4"/>
+          <w:sz w:val="16"/>
+        </w:rPr>
+        <w:t>chillerlan/php-qrcode</w:t>
+      </w:r>
+      <w:r>
+        <w:rPr>
+          <w:rFonts w:ascii="Consolas" w:hAnsi="Consolas" w:eastAsia="Consolas"/>
+          <w:color w:val="D4D4D4"/>
+          <w:sz w:val="16"/>
+        </w:rPr>
+        <w:t xml:space="preserve"> </w:t>
+      </w:r>
+      <w:r>
+        <w:rPr>
+          <w:rFonts w:ascii="Consolas" w:hAnsi="Consolas" w:eastAsia="Consolas"/>
+          <w:color w:val="D4D4D4"/>
+          <w:sz w:val="16"/>
+        </w:rPr>
+        <w:t>intervention/image-laravel</w:t>
+      </w:r>
+      <w:r>
+        <w:rPr>
+          <w:rFonts w:ascii="Consolas" w:hAnsi="Consolas" w:eastAsia="Consolas"/>
+          <w:color w:val="D4D4D4"/>
+          <w:sz w:val="16"/>
+        </w:rPr>
+        <w:t xml:space="preserve"> </w:t>
+      </w:r>
+      <w:r>
+        <w:rPr>
+          <w:rFonts w:ascii="Consolas" w:hAnsi="Consolas" w:eastAsia="Consolas"/>
+          <w:color w:val="9CDCFE"/>
+          <w:sz w:val="16"/>
+        </w:rPr>
+        <w:t>--dry-run</w:t>
+      </w:r>
+      <w:r>
+        <w:rPr>
+          <w:rFonts w:ascii="Consolas" w:hAnsi="Consolas" w:eastAsia="Consolas"/>
+          <w:color w:val="D4D4D4"/>
+          <w:sz w:val="16"/>
+        </w:rPr>
         <w:br/>
       </w:r>
       <w:r>
         <w:rPr>
-          <w:rFonts w:ascii="Consolas" w:hAnsi="Consolas"/>
-          <w:b/>
-          <w:color w:val="000080"/>
+          <w:rFonts w:ascii="Consolas" w:hAnsi="Consolas" w:eastAsia="Consolas"/>
+          <w:color w:val="4EC9B0"/>
           <w:sz w:val="16"/>
         </w:rPr>
-        <w:t xml:space="preserve">composer</w:t>
+        <w:t>composer</w:t>
       </w:r>
       <w:r>
         <w:rPr>
-          <w:rFonts w:ascii="Consolas" w:hAnsi="Consolas"/>
-          <w:color w:val="262626"/>
+          <w:rFonts w:ascii="Consolas" w:hAnsi="Consolas" w:eastAsia="Consolas"/>
+          <w:color w:val="D4D4D4"/>
           <w:sz w:val="16"/>
         </w:rPr>
-        <w:t xml:space="preserve"> require maatwebsite/excel barryvdh/laravel-dompdf </w:t>
+        <w:t xml:space="preserve"> </w:t>
       </w:r>
       <w:r>
         <w:rPr>
-          <w:rFonts w:ascii="Consolas" w:hAnsi="Consolas"/>
-          <w:color w:val="0073E6"/>
+          <w:rFonts w:ascii="Consolas" w:hAnsi="Consolas" w:eastAsia="Consolas"/>
+          <w:color w:val="D4D4D4"/>
           <w:sz w:val="16"/>
         </w:rPr>
-        <w:t xml:space="preserve">--dry-run</w:t>
+        <w:t>require</w:t>
       </w:r>
       <w:r>
+        <w:rPr>
+          <w:rFonts w:ascii="Consolas" w:hAnsi="Consolas" w:eastAsia="Consolas"/>
+          <w:color w:val="D4D4D4"/>
+          <w:sz w:val="16"/>
+        </w:rPr>
+        <w:t xml:space="preserve"> </w:t>
+      </w:r>
+      <w:r>
+        <w:rPr>
+          <w:rFonts w:ascii="Consolas" w:hAnsi="Consolas" w:eastAsia="Consolas"/>
+          <w:color w:val="D4D4D4"/>
+          <w:sz w:val="16"/>
+        </w:rPr>
+        <w:t>maatwebsite/excel</w:t>
+      </w:r>
+      <w:r>
+        <w:rPr>
+          <w:rFonts w:ascii="Consolas" w:hAnsi="Consolas" w:eastAsia="Consolas"/>
+          <w:color w:val="D4D4D4"/>
+          <w:sz w:val="16"/>
+        </w:rPr>
+        <w:t xml:space="preserve"> </w:t>
+      </w:r>
+      <w:r>
+        <w:rPr>
+          <w:rFonts w:ascii="Consolas" w:hAnsi="Consolas" w:eastAsia="Consolas"/>
+          <w:color w:val="D4D4D4"/>
+          <w:sz w:val="16"/>
+        </w:rPr>
+        <w:t>barryvdh/laravel-dompdf</w:t>
+      </w:r>
+      <w:r>
+        <w:rPr>
+          <w:rFonts w:ascii="Consolas" w:hAnsi="Consolas" w:eastAsia="Consolas"/>
+          <w:color w:val="D4D4D4"/>
+          <w:sz w:val="16"/>
+        </w:rPr>
+        <w:t xml:space="preserve"> </w:t>
+      </w:r>
+      <w:r>
+        <w:rPr>
+          <w:rFonts w:ascii="Consolas" w:hAnsi="Consolas" w:eastAsia="Consolas"/>
+          <w:color w:val="9CDCFE"/>
+          <w:sz w:val="16"/>
+        </w:rPr>
+        <w:t>--dry-run</w:t>
+      </w:r>
+      <w:r>
+        <w:rPr>
+          <w:rFonts w:ascii="Consolas" w:hAnsi="Consolas" w:eastAsia="Consolas"/>
+          <w:color w:val="D4D4D4"/>
+          <w:sz w:val="16"/>
+        </w:rPr>
         <w:br/>
       </w:r>
       <w:r>
         <w:rPr>
-          <w:rFonts w:ascii="Consolas" w:hAnsi="Consolas"/>
-          <w:b/>
-          <w:color w:val="000080"/>
+          <w:rFonts w:ascii="Consolas" w:hAnsi="Consolas" w:eastAsia="Consolas"/>
+          <w:color w:val="4EC9B0"/>
           <w:sz w:val="16"/>
         </w:rPr>
-        <w:t xml:space="preserve">composer</w:t>
+        <w:t>composer</w:t>
       </w:r>
       <w:r>
         <w:rPr>
-          <w:rFonts w:ascii="Consolas" w:hAnsi="Consolas"/>
-          <w:color w:val="262626"/>
+          <w:rFonts w:ascii="Consolas" w:hAnsi="Consolas" w:eastAsia="Consolas"/>
+          <w:color w:val="D4D4D4"/>
           <w:sz w:val="16"/>
         </w:rPr>
-        <w:t xml:space="preserve"> require laravel-notification-channels/webpush </w:t>
+        <w:t xml:space="preserve"> </w:t>
       </w:r>
       <w:r>
         <w:rPr>
-          <w:rFonts w:ascii="Consolas" w:hAnsi="Consolas"/>
-          <w:color w:val="0073E6"/>
+          <w:rFonts w:ascii="Consolas" w:hAnsi="Consolas" w:eastAsia="Consolas"/>
+          <w:color w:val="D4D4D4"/>
           <w:sz w:val="16"/>
         </w:rPr>
-        <w:t xml:space="preserve">--dry-run</w:t>
+        <w:t>require</w:t>
       </w:r>
       <w:r>
+        <w:rPr>
+          <w:rFonts w:ascii="Consolas" w:hAnsi="Consolas" w:eastAsia="Consolas"/>
+          <w:color w:val="D4D4D4"/>
+          <w:sz w:val="16"/>
+        </w:rPr>
+        <w:t xml:space="preserve"> </w:t>
+      </w:r>
+      <w:r>
+        <w:rPr>
+          <w:rFonts w:ascii="Consolas" w:hAnsi="Consolas" w:eastAsia="Consolas"/>
+          <w:color w:val="D4D4D4"/>
+          <w:sz w:val="16"/>
+        </w:rPr>
+        <w:t>laravel-notification-channels/webpush</w:t>
+      </w:r>
+      <w:r>
+        <w:rPr>
+          <w:rFonts w:ascii="Consolas" w:hAnsi="Consolas" w:eastAsia="Consolas"/>
+          <w:color w:val="D4D4D4"/>
+          <w:sz w:val="16"/>
+        </w:rPr>
+        <w:t xml:space="preserve"> </w:t>
+      </w:r>
+      <w:r>
+        <w:rPr>
+          <w:rFonts w:ascii="Consolas" w:hAnsi="Consolas" w:eastAsia="Consolas"/>
+          <w:color w:val="9CDCFE"/>
+          <w:sz w:val="16"/>
+        </w:rPr>
+        <w:t>--dry-run</w:t>
+      </w:r>
+      <w:r>
+        <w:rPr>
+          <w:rFonts w:ascii="Consolas" w:hAnsi="Consolas" w:eastAsia="Consolas"/>
+          <w:color w:val="D4D4D4"/>
+          <w:sz w:val="16"/>
+        </w:rPr>
         <w:br/>
       </w:r>
       <w:r>
         <w:rPr>
-          <w:rFonts w:ascii="Consolas" w:hAnsi="Consolas"/>
-          <w:b/>
-          <w:color w:val="000080"/>
+          <w:rFonts w:ascii="Consolas" w:hAnsi="Consolas" w:eastAsia="Consolas"/>
+          <w:color w:val="4EC9B0"/>
           <w:sz w:val="16"/>
         </w:rPr>
-        <w:t xml:space="preserve">npm</w:t>
+        <w:t>npm</w:t>
       </w:r>
       <w:r>
         <w:rPr>
-          <w:rFonts w:ascii="Consolas" w:hAnsi="Consolas"/>
-          <w:color w:val="262626"/>
+          <w:rFonts w:ascii="Consolas" w:hAnsi="Consolas" w:eastAsia="Consolas"/>
+          <w:color w:val="D4D4D4"/>
           <w:sz w:val="16"/>
         </w:rPr>
-        <w:t xml:space="preserve"> install </w:t>
+        <w:t xml:space="preserve"> </w:t>
       </w:r>
       <w:r>
         <w:rPr>
-          <w:rFonts w:ascii="Consolas" w:hAnsi="Consolas"/>
-          <w:color w:val="0073E6"/>
+          <w:rFonts w:ascii="Consolas" w:hAnsi="Consolas" w:eastAsia="Consolas"/>
+          <w:color w:val="D4D4D4"/>
           <w:sz w:val="16"/>
         </w:rPr>
-        <w:t xml:space="preserve">--dry-run</w:t>
+        <w:t>install</w:t>
       </w:r>
       <w:r>
         <w:rPr>
-          <w:rFonts w:ascii="Consolas" w:hAnsi="Consolas"/>
-          <w:color w:val="262626"/>
+          <w:rFonts w:ascii="Consolas" w:hAnsi="Consolas" w:eastAsia="Consolas"/>
+          <w:color w:val="D4D4D4"/>
           <w:sz w:val="16"/>
         </w:rPr>
-        <w:t xml:space="preserve"> laravel-echo pusher-js</w:t>
+        <w:t xml:space="preserve"> </w:t>
       </w:r>
       <w:r>
+        <w:rPr>
+          <w:rFonts w:ascii="Consolas" w:hAnsi="Consolas" w:eastAsia="Consolas"/>
+          <w:color w:val="9CDCFE"/>
+          <w:sz w:val="16"/>
+        </w:rPr>
+        <w:t>--dry-run</w:t>
+      </w:r>
+      <w:r>
+        <w:rPr>
+          <w:rFonts w:ascii="Consolas" w:hAnsi="Consolas" w:eastAsia="Consolas"/>
+          <w:color w:val="D4D4D4"/>
+          <w:sz w:val="16"/>
+        </w:rPr>
+        <w:t xml:space="preserve"> </w:t>
+      </w:r>
+      <w:r>
+        <w:rPr>
+          <w:rFonts w:ascii="Consolas" w:hAnsi="Consolas" w:eastAsia="Consolas"/>
+          <w:color w:val="D4D4D4"/>
+          <w:sz w:val="16"/>
+        </w:rPr>
+        <w:t>laravel-echo</w:t>
+      </w:r>
+      <w:r>
+        <w:rPr>
+          <w:rFonts w:ascii="Consolas" w:hAnsi="Consolas" w:eastAsia="Consolas"/>
+          <w:color w:val="D4D4D4"/>
+          <w:sz w:val="16"/>
+        </w:rPr>
+        <w:t xml:space="preserve"> </w:t>
+      </w:r>
+      <w:r>
+        <w:rPr>
+          <w:rFonts w:ascii="Consolas" w:hAnsi="Consolas" w:eastAsia="Consolas"/>
+          <w:color w:val="D4D4D4"/>
+          <w:sz w:val="16"/>
+        </w:rPr>
+        <w:t>pusher-js</w:t>
+      </w:r>
+      <w:r>
+        <w:rPr>
+          <w:rFonts w:ascii="Consolas" w:hAnsi="Consolas" w:eastAsia="Consolas"/>
+          <w:color w:val="D4D4D4"/>
+          <w:sz w:val="16"/>
+        </w:rPr>
         <w:br/>
       </w:r>
       <w:r>
         <w:rPr>
-          <w:rFonts w:ascii="Consolas" w:hAnsi="Consolas"/>
-          <w:b/>
-          <w:color w:val="000080"/>
+          <w:rFonts w:ascii="Consolas" w:hAnsi="Consolas" w:eastAsia="Consolas"/>
+          <w:color w:val="4EC9B0"/>
           <w:sz w:val="16"/>
         </w:rPr>
-        <w:t xml:space="preserve">composer</w:t>
+        <w:t>composer</w:t>
       </w:r>
       <w:r>
         <w:rPr>
-          <w:rFonts w:ascii="Consolas" w:hAnsi="Consolas"/>
-          <w:color w:val="262626"/>
+          <w:rFonts w:ascii="Consolas" w:hAnsi="Consolas" w:eastAsia="Consolas"/>
+          <w:color w:val="D4D4D4"/>
           <w:sz w:val="16"/>
         </w:rPr>
-        <w:t xml:space="preserve"> validate </w:t>
+        <w:t xml:space="preserve"> </w:t>
       </w:r>
       <w:r>
         <w:rPr>
-          <w:rFonts w:ascii="Consolas" w:hAnsi="Consolas"/>
-          <w:color w:val="0073E6"/>
+          <w:rFonts w:ascii="Consolas" w:hAnsi="Consolas" w:eastAsia="Consolas"/>
+          <w:color w:val="D4D4D4"/>
           <w:sz w:val="16"/>
         </w:rPr>
-        <w:t xml:space="preserve">--strict</w:t>
+        <w:t>validate</w:t>
       </w:r>
       <w:r>
+        <w:rPr>
+          <w:rFonts w:ascii="Consolas" w:hAnsi="Consolas" w:eastAsia="Consolas"/>
+          <w:color w:val="D4D4D4"/>
+          <w:sz w:val="16"/>
+        </w:rPr>
+        <w:t xml:space="preserve"> </w:t>
+      </w:r>
+      <w:r>
+        <w:rPr>
+          <w:rFonts w:ascii="Consolas" w:hAnsi="Consolas" w:eastAsia="Consolas"/>
+          <w:color w:val="9CDCFE"/>
+          <w:sz w:val="16"/>
+        </w:rPr>
+        <w:t>--strict</w:t>
+      </w:r>
+      <w:r>
+        <w:rPr>
+          <w:rFonts w:ascii="Consolas" w:hAnsi="Consolas" w:eastAsia="Consolas"/>
+          <w:color w:val="D4D4D4"/>
+          <w:sz w:val="16"/>
+        </w:rPr>
         <w:br/>
       </w:r>
       <w:r>
         <w:rPr>
-          <w:rFonts w:ascii="Consolas" w:hAnsi="Consolas"/>
-          <w:b/>
-          <w:color w:val="000080"/>
+          <w:rFonts w:ascii="Consolas" w:hAnsi="Consolas" w:eastAsia="Consolas"/>
+          <w:color w:val="4EC9B0"/>
           <w:sz w:val="16"/>
         </w:rPr>
-        <w:t xml:space="preserve">composer</w:t>
+        <w:t>composer</w:t>
       </w:r>
       <w:r>
         <w:rPr>
-          <w:rFonts w:ascii="Consolas" w:hAnsi="Consolas"/>
-          <w:color w:val="262626"/>
+          <w:rFonts w:ascii="Consolas" w:hAnsi="Consolas" w:eastAsia="Consolas"/>
+          <w:color w:val="D4D4D4"/>
           <w:sz w:val="16"/>
         </w:rPr>
-        <w:t xml:space="preserve"> audit</w:t>
+        <w:t xml:space="preserve"> </w:t>
       </w:r>
       <w:r>
+        <w:rPr>
+          <w:rFonts w:ascii="Consolas" w:hAnsi="Consolas" w:eastAsia="Consolas"/>
+          <w:color w:val="D4D4D4"/>
+          <w:sz w:val="16"/>
+        </w:rPr>
+        <w:t>audit</w:t>
+      </w:r>
+      <w:r>
+        <w:rPr>
+          <w:rFonts w:ascii="Consolas" w:hAnsi="Consolas" w:eastAsia="Consolas"/>
+          <w:color w:val="D4D4D4"/>
+          <w:sz w:val="16"/>
+        </w:rPr>
         <w:br/>
       </w:r>
       <w:r>
         <w:rPr>
-          <w:rFonts w:ascii="Consolas" w:hAnsi="Consolas"/>
-          <w:b/>
-          <w:color w:val="000080"/>
+          <w:rFonts w:ascii="Consolas" w:hAnsi="Consolas" w:eastAsia="Consolas"/>
+          <w:color w:val="4EC9B0"/>
           <w:sz w:val="16"/>
         </w:rPr>
-        <w:t xml:space="preserve">npm</w:t>
+        <w:t>npm</w:t>
       </w:r>
       <w:r>
         <w:rPr>
-          <w:rFonts w:ascii="Consolas" w:hAnsi="Consolas"/>
-          <w:color w:val="262626"/>
+          <w:rFonts w:ascii="Consolas" w:hAnsi="Consolas" w:eastAsia="Consolas"/>
+          <w:color w:val="D4D4D4"/>
           <w:sz w:val="16"/>
         </w:rPr>
-        <w:t xml:space="preserve"> audit</w:t>
+        <w:t xml:space="preserve"> </w:t>
+      </w:r>
+      <w:r>
+        <w:rPr>
+          <w:rFonts w:ascii="Consolas" w:hAnsi="Consolas" w:eastAsia="Consolas"/>
+          <w:color w:val="D4D4D4"/>
+          <w:sz w:val="16"/>
+        </w:rPr>
+        <w:t>audit</w:t>
       </w:r>
     </w:p>
     <w:p>
@@ -7776,10 +7909,8 @@
       <w:r>
         <w:rPr>
           <w:rFonts w:ascii="Aptos" w:hAnsi="Aptos"/>
-          <w:color w:val="1F2937"/>
-          <w:sz w:val="19"/>
         </w:rPr>
-        <w:t xml:space="preserve">Preset dasar yang digunakan adalah compact_reference_guide dengan named override untuk modul pembelajaran: A4 portrait; margin atas 1,65 cm, bawah 1,55 cm, kiri/kanan 1,75 cm; Aptos 10,2 pt; line spacing 1,16; heading beraksen Laravel red; tabel ringkas; callout Predict/Try/Observe; code block Consolas berlatar Cyan Light dengan pewarnaan token Visual Studio Code; checklist; exit ticket; serta screenshot mockup UI.</w:t>
+        <w:t>Preset dasar yang digunakan adalah compact_reference_guide dengan named override untuk modul pembelajaran: A4 portrait; margin atas 1,65 cm, bawah 1,55 cm, kiri/kanan 1,75 cm; Aptos 10,2 pt; line spacing 1,16; heading beraksen Laravel red; tabel ringkas; callout Predict/Try/Observe; code block Consolas bertema Visual Studio Code Dark+; checklist; exit ticket; serta screenshot mockup UI.</w:t>
       </w:r>
     </w:p>
     <w:p>
@@ -8360,19 +8491,6 @@
         <w:pStyle w:val="ListBody"/>
       </w:pPr>
       <w:r>
-        <w:rPr>
-          <w:rFonts w:ascii="Aptos" w:hAnsi="Aptos"/>
-          <w:color w:val="1F2937"/>
-          <w:sz w:val="19"/>
-        </w:rPr>
-        <w:t xml:space="preserve">DOC-00-001 — Seluruh blok kode (208 blok, 133 label) memakai latar terang tema Cyan Light (JetBrains) dengan pewarnaan token standar Visual Studio Code untuk PHP, HTML/Blade, cmd, dan bash; teks kode tidak berubah; penjelasan palet di “Cara Membaca Sampel Kode” dan Lampiran diperbarui.</w:t>
-      </w:r>
-    </w:p>
-    <w:p>
-      <w:pPr>
-        <w:pStyle w:val="ListBody"/>
-      </w:pPr>
-      <w:r>
         <w:t xml:space="preserve">DOC-01-001 — Basis dokumen: parameter menyebut v4/v5 yang tidak ada; basis nyata adalah v7. Revisi kumulatif ditulis ke berkas v8; v7 tetap utuh di references/.</w:t>
       </w:r>
     </w:p>
@@ -8751,7 +8869,71 @@
           <w:color w:val="1F2937"/>
           <w:sz w:val="19"/>
         </w:rPr>
-        <w:t xml:space="preserve">DOC-05-007 — Rantai v3 (use case SRS v2): Modul 5 menuntaskan UC-19 (penguncian 5x/10 menit, pesan generik, redirect per peran, sesi 8 jam) dan UC-21 (onboarding penanggung jawab + rekening + tautan atur kata sandi, aktif/nonaktif tenant, riwayat komisi beserta pengelola); ditambahkan deskripsi use case, mockup, Tahap 8, dan output nyata browser.</w:t>
+        <w:t xml:space="preserve">DOC-06-004 — Controller/view/route meja di modul Admin; controller + route publik scan QR di modul Ordering (</w:t>
+      </w:r>
+      <w:r>
+        <w:rPr>
+          <w:rFonts w:ascii="Consolas" w:hAnsi="Consolas"/>
+          <w:color w:val="C11B12"/>
+          <w:sz w:val="17"/>
+          <w:shd w:fill="ECEFF3"/>
+        </w:rPr>
+        <w:t xml:space="preserve">PortalRoutes::web()</w:t>
+      </w:r>
+      <w:r>
+        <w:rPr>
+          <w:rFonts w:ascii="Aptos" w:hAnsi="Aptos"/>
+          <w:color w:val="1F2937"/>
+          <w:sz w:val="19"/>
+        </w:rPr>
+        <w:t xml:space="preserve">), limiter </w:t>
+      </w:r>
+      <w:r>
+        <w:rPr>
+          <w:rFonts w:ascii="Consolas" w:hAnsi="Consolas"/>
+          <w:color w:val="C11B12"/>
+          <w:sz w:val="17"/>
+          <w:shd w:fill="ECEFF3"/>
+        </w:rPr>
+        <w:t xml:space="preserve">qr-scan</w:t>
+      </w:r>
+      <w:r>
+        <w:rPr>
+          <w:rFonts w:ascii="Aptos" w:hAnsi="Aptos"/>
+          <w:color w:val="1F2937"/>
+          <w:sz w:val="19"/>
+        </w:rPr>
+        <w:t xml:space="preserve"> didaftarkan </w:t>
+      </w:r>
+      <w:r>
+        <w:rPr>
+          <w:rFonts w:ascii="Consolas" w:hAnsi="Consolas"/>
+          <w:color w:val="C11B12"/>
+          <w:sz w:val="17"/>
+          <w:shd w:fill="ECEFF3"/>
+        </w:rPr>
+        <w:t xml:space="preserve">OrderingServiceProvider</w:t>
+      </w:r>
+      <w:r>
+        <w:rPr>
+          <w:rFonts w:ascii="Aptos" w:hAnsi="Aptos"/>
+          <w:color w:val="1F2937"/>
+          <w:sz w:val="19"/>
+        </w:rPr>
+        <w:t xml:space="preserve">; path Landasan Teknis dan Cuplikan Modul 6 diselaraskan.</w:t>
+      </w:r>
+    </w:p>
+    <w:p>
+      <w:pPr>
+        <w:pStyle w:val="ListBody"/>
+      </w:pPr>
+      <w:r>
+        <w:rPr>
+          <w:rFonts w:ascii="Aptos" w:hAnsi="Aptos"/>
+          <w:color w:val="1F2937"/>
+          <w:sz w:val="19"/>
+        </w:rPr>
+        <w:t xml:space="preserve">DOC-06-005 — Blok BUAT FILE per tahap Modul 6: make:model, make:policy --model, make:controller FQN (termasuk --invokable untuk /q/{token}), make:trait FQN, make:class (OpaqueToken, service Admin/Ordering), make:test --unit; view &amp; route modul manual.</w:t>
       </w:r>
     </w:p>
     <w:sectPr>
@@ -21014,7 +21196,7 @@
     </w:pPr>
     <w:rPr>
       <w:rFonts w:ascii="Consolas" w:hAnsi="Consolas"/>
-      <w:color w:val="262626"/>
+      <w:color w:val="D4D4D4"/>
       <w:sz w:val="16"/>
     </w:rPr>
   </w:style>
@@ -21126,7 +21308,7 @@
     <w:rPr>
       <w:rFonts w:ascii="Consolas" w:hAnsi="Consolas"/>
       <w:b/>
-      <w:color w:val="262626"/>
+      <w:color w:val="FFFFFF"/>
       <w:sz w:val="16"/>
     </w:rPr>
   </w:style>

--- a/modul_praktikum/Lampiran.docx
+++ b/modul_praktikum/Lampiran.docx
@@ -8859,6 +8859,83 @@
         <w:t xml:space="preserve"> menjadi satu-satunya definisi skema berlaku; diuji CommissionScheduleBoundaryTest.</w:t>
       </w:r>
     </w:p>
+    <w:p>
+      <w:pPr>
+        <w:pStyle w:val="ListBody"/>
+      </w:pPr>
+      <w:r>
+        <w:rPr>
+          <w:rFonts w:ascii="Aptos" w:hAnsi="Aptos"/>
+          <w:color w:val="1F2937"/>
+          <w:sz w:val="19"/>
+        </w:rPr>
+        <w:t xml:space="preserve">DOC-06-004 — Controller/view/route meja di modul Admin; controller + route publik scan QR di modul Ordering (</w:t>
+      </w:r>
+      <w:r>
+        <w:rPr>
+          <w:rFonts w:ascii="Consolas" w:hAnsi="Consolas"/>
+          <w:color w:val="C11B12"/>
+          <w:sz w:val="17"/>
+          <w:shd w:fill="ECEFF3"/>
+        </w:rPr>
+        <w:t xml:space="preserve">PortalRoutes::web()</w:t>
+      </w:r>
+      <w:r>
+        <w:rPr>
+          <w:rFonts w:ascii="Aptos" w:hAnsi="Aptos"/>
+          <w:color w:val="1F2937"/>
+          <w:sz w:val="19"/>
+        </w:rPr>
+        <w:t xml:space="preserve">), limiter </w:t>
+      </w:r>
+      <w:r>
+        <w:rPr>
+          <w:rFonts w:ascii="Consolas" w:hAnsi="Consolas"/>
+          <w:color w:val="C11B12"/>
+          <w:sz w:val="17"/>
+          <w:shd w:fill="ECEFF3"/>
+        </w:rPr>
+        <w:t xml:space="preserve">qr-scan</w:t>
+      </w:r>
+      <w:r>
+        <w:rPr>
+          <w:rFonts w:ascii="Aptos" w:hAnsi="Aptos"/>
+          <w:color w:val="1F2937"/>
+          <w:sz w:val="19"/>
+        </w:rPr>
+        <w:t xml:space="preserve"> didaftarkan </w:t>
+      </w:r>
+      <w:r>
+        <w:rPr>
+          <w:rFonts w:ascii="Consolas" w:hAnsi="Consolas"/>
+          <w:color w:val="C11B12"/>
+          <w:sz w:val="17"/>
+          <w:shd w:fill="ECEFF3"/>
+        </w:rPr>
+        <w:t xml:space="preserve">OrderingServiceProvider</w:t>
+      </w:r>
+      <w:r>
+        <w:rPr>
+          <w:rFonts w:ascii="Aptos" w:hAnsi="Aptos"/>
+          <w:color w:val="1F2937"/>
+          <w:sz w:val="19"/>
+        </w:rPr>
+        <w:t xml:space="preserve">; path Landasan Teknis dan Cuplikan Modul 6 diselaraskan.</w:t>
+      </w:r>
+    </w:p>
+    <w:p>
+      <w:pPr>
+        <w:pStyle w:val="ListBody"/>
+      </w:pPr>
+      <w:r>
+        <w:rPr>
+          <w:rFonts w:ascii="Aptos" w:hAnsi="Aptos"/>
+          <w:color w:val="1F2937"/>
+          <w:sz w:val="19"/>
+        </w:rPr>
+        <w:t xml:space="preserve">DOC-06-005 — Blok BUAT FILE per tahap Modul 6: make:model, make:policy --model, make:controller FQN (termasuk --invokable untuk /q/{token}), make:trait FQN, make:class (OpaqueToken, service Admin/Ordering), make:test --unit; view &amp; route modul manual.</w:t>
+      </w:r>
+    </w:p>
     <w:sectPr>
       <w:headerReference w:type="default" r:id="rId9"/>
       <w:footerReference w:type="default" r:id="rId10"/>

--- a/modul_praktikum/Lampiran.docx
+++ b/modul_praktikum/Lampiran.docx
@@ -3577,175 +3577,92 @@
     <w:p>
       <w:pPr>
         <w:pStyle w:val="CodeBlock"/>
+        <w:shd w:fill="1E1E1E" w:val="clear"/>
         <w:pBdr>
-          <w:left w:val="single" w:sz="12" w:space="8" w:color="B8DDE0"/>
+          <w:left w:val="single" w:sz="4" w:space="8" w:color="1E1E1E"/>
         </w:pBdr>
-        <w:shd w:val="clear" w:color="auto" w:fill="F2F3F7"/>
       </w:pPr>
       <w:r>
         <w:rPr>
           <w:rFonts w:ascii="Consolas" w:hAnsi="Consolas"/>
-          <w:b/>
-          <w:color w:val="000080"/>
+          <w:color w:val="4EC9B0"/>
           <w:sz w:val="16"/>
         </w:rPr>
-        <w:t xml:space="preserve">php</w:t>
+        <w:t>php</w:t>
       </w:r>
       <w:r>
         <w:rPr>
           <w:rFonts w:ascii="Consolas" w:hAnsi="Consolas"/>
-          <w:color w:val="262626"/>
+          <w:color w:val="D4D4D4"/>
           <w:sz w:val="16"/>
         </w:rPr>
-        <w:t xml:space="preserve"> artisan </w:t>
-      </w:r>
-      <w:r>
-        <w:rPr>
-          <w:rFonts w:ascii="Consolas" w:hAnsi="Consolas"/>
-          <w:color w:val="795E26"/>
-          <w:sz w:val="16"/>
-        </w:rPr>
-        <w:t xml:space="preserve">optimize:clear</w:t>
-      </w:r>
-      <w:r>
+        <w:t xml:space="preserve"> artisan optimize:clear</w:t>
         <w:br/>
       </w:r>
       <w:r>
         <w:rPr>
           <w:rFonts w:ascii="Consolas" w:hAnsi="Consolas"/>
-          <w:b/>
-          <w:color w:val="000080"/>
+          <w:color w:val="4EC9B0"/>
           <w:sz w:val="16"/>
         </w:rPr>
-        <w:t xml:space="preserve">php</w:t>
+        <w:t>php</w:t>
       </w:r>
       <w:r>
         <w:rPr>
           <w:rFonts w:ascii="Consolas" w:hAnsi="Consolas"/>
-          <w:color w:val="262626"/>
+          <w:color w:val="D4D4D4"/>
           <w:sz w:val="16"/>
         </w:rPr>
-        <w:t xml:space="preserve"> artisan </w:t>
-      </w:r>
-      <w:r>
-        <w:rPr>
-          <w:rFonts w:ascii="Consolas" w:hAnsi="Consolas"/>
-          <w:color w:val="795E26"/>
-          <w:sz w:val="16"/>
-        </w:rPr>
-        <w:t xml:space="preserve">migrate:fresh</w:t>
-      </w:r>
-      <w:r>
-        <w:rPr>
-          <w:rFonts w:ascii="Consolas" w:hAnsi="Consolas"/>
-          <w:color w:val="262626"/>
-          <w:sz w:val="16"/>
-        </w:rPr>
-        <w:t xml:space="preserve"> </w:t>
-      </w:r>
-      <w:r>
-        <w:rPr>
-          <w:rFonts w:ascii="Consolas" w:hAnsi="Consolas"/>
-          <w:color w:val="0073E6"/>
-          <w:sz w:val="16"/>
-        </w:rPr>
-        <w:t xml:space="preserve">--seed</w:t>
-      </w:r>
-      <w:r>
-        <w:rPr>
-          <w:rFonts w:ascii="Consolas" w:hAnsi="Consolas"/>
-          <w:color w:val="262626"/>
-          <w:sz w:val="16"/>
-        </w:rPr>
-        <w:t xml:space="preserve"> </w:t>
-      </w:r>
-      <w:r>
-        <w:rPr>
-          <w:rFonts w:ascii="Consolas" w:hAnsi="Consolas"/>
-          <w:color w:val="0073E6"/>
-          <w:sz w:val="16"/>
-        </w:rPr>
-        <w:t xml:space="preserve">--env=testing</w:t>
-      </w:r>
-      <w:r>
+        <w:t xml:space="preserve"> artisan migrate:fresh --seed --env=testing</w:t>
         <w:br/>
       </w:r>
       <w:r>
         <w:rPr>
           <w:rFonts w:ascii="Consolas" w:hAnsi="Consolas"/>
-          <w:b/>
-          <w:color w:val="000080"/>
+          <w:color w:val="4EC9B0"/>
           <w:sz w:val="16"/>
         </w:rPr>
-        <w:t xml:space="preserve">php</w:t>
+        <w:t>php</w:t>
       </w:r>
       <w:r>
         <w:rPr>
           <w:rFonts w:ascii="Consolas" w:hAnsi="Consolas"/>
-          <w:color w:val="262626"/>
+          <w:color w:val="D4D4D4"/>
           <w:sz w:val="16"/>
         </w:rPr>
-        <w:t xml:space="preserve"> artisan test </w:t>
+        <w:t xml:space="preserve"> artisan test --testsuite=</w:t>
       </w:r>
       <w:r>
         <w:rPr>
           <w:rFonts w:ascii="Consolas" w:hAnsi="Consolas"/>
-          <w:color w:val="0073E6"/>
+          <w:color w:val="4EC9B0"/>
           <w:sz w:val="16"/>
         </w:rPr>
-        <w:t xml:space="preserve">--testsuite=Feature</w:t>
+        <w:t>Feature</w:t>
       </w:r>
       <w:r>
         <w:rPr>
           <w:rFonts w:ascii="Consolas" w:hAnsi="Consolas"/>
-          <w:color w:val="262626"/>
+          <w:color w:val="D4D4D4"/>
           <w:sz w:val="16"/>
         </w:rPr>
-        <w:t xml:space="preserve"> </w:t>
-      </w:r>
-      <w:r>
-        <w:rPr>
-          <w:rFonts w:ascii="Consolas" w:hAnsi="Consolas"/>
-          <w:color w:val="0073E6"/>
-          <w:sz w:val="16"/>
-        </w:rPr>
-        <w:t xml:space="preserve">--stop-on-failure</w:t>
-      </w:r>
-      <w:r>
+        <w:t xml:space="preserve"> --stop-on-failure</w:t>
+        <w:br/>
+        <w:t xml:space="preserve">./vendor/bin/pint --test</w:t>
         <w:br/>
       </w:r>
       <w:r>
         <w:rPr>
           <w:rFonts w:ascii="Consolas" w:hAnsi="Consolas"/>
-          <w:color w:val="262626"/>
+          <w:color w:val="4EC9B0"/>
           <w:sz w:val="16"/>
         </w:rPr>
-        <w:t xml:space="preserve">./vendor/bin/pint </w:t>
+        <w:t>npm</w:t>
       </w:r>
       <w:r>
         <w:rPr>
           <w:rFonts w:ascii="Consolas" w:hAnsi="Consolas"/>
-          <w:color w:val="0073E6"/>
-          <w:sz w:val="16"/>
-        </w:rPr>
-        <w:t xml:space="preserve">--test</w:t>
-      </w:r>
-      <w:r>
-        <w:br/>
-      </w:r>
-      <w:r>
-        <w:rPr>
-          <w:rFonts w:ascii="Consolas" w:hAnsi="Consolas"/>
-          <w:b/>
-          <w:color w:val="000080"/>
-          <w:sz w:val="16"/>
-        </w:rPr>
-        <w:t xml:space="preserve">npm</w:t>
-      </w:r>
-      <w:r>
-        <w:rPr>
-          <w:rFonts w:ascii="Consolas" w:hAnsi="Consolas"/>
-          <w:color w:val="262626"/>
+          <w:color w:val="D4D4D4"/>
           <w:sz w:val="16"/>
         </w:rPr>
         <w:t xml:space="preserve"> run build</w:t>
@@ -5127,215 +5044,431 @@
     <w:p>
       <w:pPr>
         <w:pStyle w:val="CodeHeader"/>
-        <w:keepNext/>
+        <w:shd w:fill="2D2D30"/>
         <w:pBdr>
-          <w:left w:val="single" w:sz="12" w:space="8" w:color="B8DDE0"/>
+          <w:left w:val="single" w:sz="4" w:space="8" w:color="2D2D30"/>
         </w:pBdr>
-        <w:shd w:val="clear" w:color="auto" w:fill="E4EAED"/>
       </w:pPr>
       <w:r>
-        <w:rPr>
-          <w:rFonts w:ascii="Consolas" w:hAnsi="Consolas"/>
-          <w:b/>
-          <w:color w:val="262626"/>
-          <w:sz w:val="16"/>
-        </w:rPr>
-        <w:t xml:space="preserve">AUDIT KOMPATIBILITAS DEPENDENSI SRS — terminal root proyek   •   BASH</w:t>
+        <w:t>AUDIT KOMPATIBILITAS DEPENDENSI SRS — terminal root proyek   •   BASH</w:t>
       </w:r>
     </w:p>
     <w:p>
       <w:pPr>
         <w:pStyle w:val="CodeBlock"/>
+        <w:shd w:fill="1E1E1E"/>
         <w:keepLines/>
         <w:pBdr>
-          <w:left w:val="single" w:sz="12" w:space="8" w:color="B8DDE0"/>
+          <w:left w:val="single" w:sz="4" w:space="8" w:color="1E1E1E"/>
         </w:pBdr>
-        <w:shd w:val="clear" w:color="auto" w:fill="F2F3F7"/>
       </w:pPr>
       <w:r>
         <w:rPr>
-          <w:rFonts w:ascii="Consolas" w:hAnsi="Consolas"/>
-          <w:b/>
-          <w:color w:val="000080"/>
+          <w:rFonts w:ascii="Consolas" w:hAnsi="Consolas" w:eastAsia="Consolas"/>
+          <w:color w:val="4EC9B0"/>
           <w:sz w:val="16"/>
         </w:rPr>
-        <w:t xml:space="preserve">composer</w:t>
+        <w:t>composer</w:t>
       </w:r>
       <w:r>
         <w:rPr>
-          <w:rFonts w:ascii="Consolas" w:hAnsi="Consolas"/>
-          <w:color w:val="262626"/>
+          <w:rFonts w:ascii="Consolas" w:hAnsi="Consolas" w:eastAsia="Consolas"/>
+          <w:color w:val="D4D4D4"/>
           <w:sz w:val="16"/>
         </w:rPr>
-        <w:t xml:space="preserve"> require chillerlan/php-qrcode intervention/image-laravel </w:t>
+        <w:t xml:space="preserve"> </w:t>
       </w:r>
       <w:r>
         <w:rPr>
-          <w:rFonts w:ascii="Consolas" w:hAnsi="Consolas"/>
-          <w:color w:val="0073E6"/>
+          <w:rFonts w:ascii="Consolas" w:hAnsi="Consolas" w:eastAsia="Consolas"/>
+          <w:color w:val="D4D4D4"/>
           <w:sz w:val="16"/>
         </w:rPr>
-        <w:t xml:space="preserve">--dry-run</w:t>
+        <w:t>require</w:t>
       </w:r>
       <w:r>
+        <w:rPr>
+          <w:rFonts w:ascii="Consolas" w:hAnsi="Consolas" w:eastAsia="Consolas"/>
+          <w:color w:val="D4D4D4"/>
+          <w:sz w:val="16"/>
+        </w:rPr>
+        <w:t xml:space="preserve"> </w:t>
+      </w:r>
+      <w:r>
+        <w:rPr>
+          <w:rFonts w:ascii="Consolas" w:hAnsi="Consolas" w:eastAsia="Consolas"/>
+          <w:color w:val="D4D4D4"/>
+          <w:sz w:val="16"/>
+        </w:rPr>
+        <w:t>chillerlan/php-qrcode</w:t>
+      </w:r>
+      <w:r>
+        <w:rPr>
+          <w:rFonts w:ascii="Consolas" w:hAnsi="Consolas" w:eastAsia="Consolas"/>
+          <w:color w:val="D4D4D4"/>
+          <w:sz w:val="16"/>
+        </w:rPr>
+        <w:t xml:space="preserve"> </w:t>
+      </w:r>
+      <w:r>
+        <w:rPr>
+          <w:rFonts w:ascii="Consolas" w:hAnsi="Consolas" w:eastAsia="Consolas"/>
+          <w:color w:val="D4D4D4"/>
+          <w:sz w:val="16"/>
+        </w:rPr>
+        <w:t>intervention/image-laravel</w:t>
+      </w:r>
+      <w:r>
+        <w:rPr>
+          <w:rFonts w:ascii="Consolas" w:hAnsi="Consolas" w:eastAsia="Consolas"/>
+          <w:color w:val="D4D4D4"/>
+          <w:sz w:val="16"/>
+        </w:rPr>
+        <w:t xml:space="preserve"> </w:t>
+      </w:r>
+      <w:r>
+        <w:rPr>
+          <w:rFonts w:ascii="Consolas" w:hAnsi="Consolas" w:eastAsia="Consolas"/>
+          <w:color w:val="9CDCFE"/>
+          <w:sz w:val="16"/>
+        </w:rPr>
+        <w:t>--dry-run</w:t>
+      </w:r>
+      <w:r>
+        <w:rPr>
+          <w:rFonts w:ascii="Consolas" w:hAnsi="Consolas" w:eastAsia="Consolas"/>
+          <w:color w:val="D4D4D4"/>
+          <w:sz w:val="16"/>
+        </w:rPr>
         <w:br/>
       </w:r>
       <w:r>
         <w:rPr>
-          <w:rFonts w:ascii="Consolas" w:hAnsi="Consolas"/>
-          <w:b/>
-          <w:color w:val="000080"/>
+          <w:rFonts w:ascii="Consolas" w:hAnsi="Consolas" w:eastAsia="Consolas"/>
+          <w:color w:val="4EC9B0"/>
           <w:sz w:val="16"/>
         </w:rPr>
-        <w:t xml:space="preserve">composer</w:t>
+        <w:t>composer</w:t>
       </w:r>
       <w:r>
         <w:rPr>
-          <w:rFonts w:ascii="Consolas" w:hAnsi="Consolas"/>
-          <w:color w:val="262626"/>
+          <w:rFonts w:ascii="Consolas" w:hAnsi="Consolas" w:eastAsia="Consolas"/>
+          <w:color w:val="D4D4D4"/>
           <w:sz w:val="16"/>
         </w:rPr>
-        <w:t xml:space="preserve"> require maatwebsite/excel barryvdh/laravel-dompdf </w:t>
+        <w:t xml:space="preserve"> </w:t>
       </w:r>
       <w:r>
         <w:rPr>
-          <w:rFonts w:ascii="Consolas" w:hAnsi="Consolas"/>
-          <w:color w:val="0073E6"/>
+          <w:rFonts w:ascii="Consolas" w:hAnsi="Consolas" w:eastAsia="Consolas"/>
+          <w:color w:val="D4D4D4"/>
           <w:sz w:val="16"/>
         </w:rPr>
-        <w:t xml:space="preserve">--dry-run</w:t>
+        <w:t>require</w:t>
       </w:r>
       <w:r>
+        <w:rPr>
+          <w:rFonts w:ascii="Consolas" w:hAnsi="Consolas" w:eastAsia="Consolas"/>
+          <w:color w:val="D4D4D4"/>
+          <w:sz w:val="16"/>
+        </w:rPr>
+        <w:t xml:space="preserve"> </w:t>
+      </w:r>
+      <w:r>
+        <w:rPr>
+          <w:rFonts w:ascii="Consolas" w:hAnsi="Consolas" w:eastAsia="Consolas"/>
+          <w:color w:val="D4D4D4"/>
+          <w:sz w:val="16"/>
+        </w:rPr>
+        <w:t>maatwebsite/excel</w:t>
+      </w:r>
+      <w:r>
+        <w:rPr>
+          <w:rFonts w:ascii="Consolas" w:hAnsi="Consolas" w:eastAsia="Consolas"/>
+          <w:color w:val="D4D4D4"/>
+          <w:sz w:val="16"/>
+        </w:rPr>
+        <w:t xml:space="preserve"> </w:t>
+      </w:r>
+      <w:r>
+        <w:rPr>
+          <w:rFonts w:ascii="Consolas" w:hAnsi="Consolas" w:eastAsia="Consolas"/>
+          <w:color w:val="D4D4D4"/>
+          <w:sz w:val="16"/>
+        </w:rPr>
+        <w:t>barryvdh/laravel-dompdf</w:t>
+      </w:r>
+      <w:r>
+        <w:rPr>
+          <w:rFonts w:ascii="Consolas" w:hAnsi="Consolas" w:eastAsia="Consolas"/>
+          <w:color w:val="D4D4D4"/>
+          <w:sz w:val="16"/>
+        </w:rPr>
+        <w:t xml:space="preserve"> </w:t>
+      </w:r>
+      <w:r>
+        <w:rPr>
+          <w:rFonts w:ascii="Consolas" w:hAnsi="Consolas" w:eastAsia="Consolas"/>
+          <w:color w:val="9CDCFE"/>
+          <w:sz w:val="16"/>
+        </w:rPr>
+        <w:t>--dry-run</w:t>
+      </w:r>
+      <w:r>
+        <w:rPr>
+          <w:rFonts w:ascii="Consolas" w:hAnsi="Consolas" w:eastAsia="Consolas"/>
+          <w:color w:val="D4D4D4"/>
+          <w:sz w:val="16"/>
+        </w:rPr>
         <w:br/>
       </w:r>
       <w:r>
         <w:rPr>
-          <w:rFonts w:ascii="Consolas" w:hAnsi="Consolas"/>
-          <w:b/>
-          <w:color w:val="000080"/>
+          <w:rFonts w:ascii="Consolas" w:hAnsi="Consolas" w:eastAsia="Consolas"/>
+          <w:color w:val="4EC9B0"/>
           <w:sz w:val="16"/>
         </w:rPr>
-        <w:t xml:space="preserve">composer</w:t>
+        <w:t>composer</w:t>
       </w:r>
       <w:r>
         <w:rPr>
-          <w:rFonts w:ascii="Consolas" w:hAnsi="Consolas"/>
-          <w:color w:val="262626"/>
+          <w:rFonts w:ascii="Consolas" w:hAnsi="Consolas" w:eastAsia="Consolas"/>
+          <w:color w:val="D4D4D4"/>
           <w:sz w:val="16"/>
         </w:rPr>
-        <w:t xml:space="preserve"> require laravel-notification-channels/webpush </w:t>
+        <w:t xml:space="preserve"> </w:t>
       </w:r>
       <w:r>
         <w:rPr>
-          <w:rFonts w:ascii="Consolas" w:hAnsi="Consolas"/>
-          <w:color w:val="0073E6"/>
+          <w:rFonts w:ascii="Consolas" w:hAnsi="Consolas" w:eastAsia="Consolas"/>
+          <w:color w:val="D4D4D4"/>
           <w:sz w:val="16"/>
         </w:rPr>
-        <w:t xml:space="preserve">--dry-run</w:t>
+        <w:t>require</w:t>
       </w:r>
       <w:r>
+        <w:rPr>
+          <w:rFonts w:ascii="Consolas" w:hAnsi="Consolas" w:eastAsia="Consolas"/>
+          <w:color w:val="D4D4D4"/>
+          <w:sz w:val="16"/>
+        </w:rPr>
+        <w:t xml:space="preserve"> </w:t>
+      </w:r>
+      <w:r>
+        <w:rPr>
+          <w:rFonts w:ascii="Consolas" w:hAnsi="Consolas" w:eastAsia="Consolas"/>
+          <w:color w:val="D4D4D4"/>
+          <w:sz w:val="16"/>
+        </w:rPr>
+        <w:t>laravel-notification-channels/webpush</w:t>
+      </w:r>
+      <w:r>
+        <w:rPr>
+          <w:rFonts w:ascii="Consolas" w:hAnsi="Consolas" w:eastAsia="Consolas"/>
+          <w:color w:val="D4D4D4"/>
+          <w:sz w:val="16"/>
+        </w:rPr>
+        <w:t xml:space="preserve"> </w:t>
+      </w:r>
+      <w:r>
+        <w:rPr>
+          <w:rFonts w:ascii="Consolas" w:hAnsi="Consolas" w:eastAsia="Consolas"/>
+          <w:color w:val="9CDCFE"/>
+          <w:sz w:val="16"/>
+        </w:rPr>
+        <w:t>--dry-run</w:t>
+      </w:r>
+      <w:r>
+        <w:rPr>
+          <w:rFonts w:ascii="Consolas" w:hAnsi="Consolas" w:eastAsia="Consolas"/>
+          <w:color w:val="D4D4D4"/>
+          <w:sz w:val="16"/>
+        </w:rPr>
         <w:br/>
       </w:r>
       <w:r>
         <w:rPr>
-          <w:rFonts w:ascii="Consolas" w:hAnsi="Consolas"/>
-          <w:b/>
-          <w:color w:val="000080"/>
+          <w:rFonts w:ascii="Consolas" w:hAnsi="Consolas" w:eastAsia="Consolas"/>
+          <w:color w:val="4EC9B0"/>
           <w:sz w:val="16"/>
         </w:rPr>
-        <w:t xml:space="preserve">npm</w:t>
+        <w:t>npm</w:t>
       </w:r>
       <w:r>
         <w:rPr>
-          <w:rFonts w:ascii="Consolas" w:hAnsi="Consolas"/>
-          <w:color w:val="262626"/>
+          <w:rFonts w:ascii="Consolas" w:hAnsi="Consolas" w:eastAsia="Consolas"/>
+          <w:color w:val="D4D4D4"/>
           <w:sz w:val="16"/>
         </w:rPr>
-        <w:t xml:space="preserve"> install </w:t>
+        <w:t xml:space="preserve"> </w:t>
       </w:r>
       <w:r>
         <w:rPr>
-          <w:rFonts w:ascii="Consolas" w:hAnsi="Consolas"/>
-          <w:color w:val="0073E6"/>
+          <w:rFonts w:ascii="Consolas" w:hAnsi="Consolas" w:eastAsia="Consolas"/>
+          <w:color w:val="D4D4D4"/>
           <w:sz w:val="16"/>
         </w:rPr>
-        <w:t xml:space="preserve">--dry-run</w:t>
+        <w:t>install</w:t>
       </w:r>
       <w:r>
         <w:rPr>
-          <w:rFonts w:ascii="Consolas" w:hAnsi="Consolas"/>
-          <w:color w:val="262626"/>
+          <w:rFonts w:ascii="Consolas" w:hAnsi="Consolas" w:eastAsia="Consolas"/>
+          <w:color w:val="D4D4D4"/>
           <w:sz w:val="16"/>
         </w:rPr>
-        <w:t xml:space="preserve"> laravel-echo pusher-js</w:t>
+        <w:t xml:space="preserve"> </w:t>
       </w:r>
       <w:r>
+        <w:rPr>
+          <w:rFonts w:ascii="Consolas" w:hAnsi="Consolas" w:eastAsia="Consolas"/>
+          <w:color w:val="9CDCFE"/>
+          <w:sz w:val="16"/>
+        </w:rPr>
+        <w:t>--dry-run</w:t>
+      </w:r>
+      <w:r>
+        <w:rPr>
+          <w:rFonts w:ascii="Consolas" w:hAnsi="Consolas" w:eastAsia="Consolas"/>
+          <w:color w:val="D4D4D4"/>
+          <w:sz w:val="16"/>
+        </w:rPr>
+        <w:t xml:space="preserve"> </w:t>
+      </w:r>
+      <w:r>
+        <w:rPr>
+          <w:rFonts w:ascii="Consolas" w:hAnsi="Consolas" w:eastAsia="Consolas"/>
+          <w:color w:val="D4D4D4"/>
+          <w:sz w:val="16"/>
+        </w:rPr>
+        <w:t>laravel-echo</w:t>
+      </w:r>
+      <w:r>
+        <w:rPr>
+          <w:rFonts w:ascii="Consolas" w:hAnsi="Consolas" w:eastAsia="Consolas"/>
+          <w:color w:val="D4D4D4"/>
+          <w:sz w:val="16"/>
+        </w:rPr>
+        <w:t xml:space="preserve"> </w:t>
+      </w:r>
+      <w:r>
+        <w:rPr>
+          <w:rFonts w:ascii="Consolas" w:hAnsi="Consolas" w:eastAsia="Consolas"/>
+          <w:color w:val="D4D4D4"/>
+          <w:sz w:val="16"/>
+        </w:rPr>
+        <w:t>pusher-js</w:t>
+      </w:r>
+      <w:r>
+        <w:rPr>
+          <w:rFonts w:ascii="Consolas" w:hAnsi="Consolas" w:eastAsia="Consolas"/>
+          <w:color w:val="D4D4D4"/>
+          <w:sz w:val="16"/>
+        </w:rPr>
         <w:br/>
       </w:r>
       <w:r>
         <w:rPr>
-          <w:rFonts w:ascii="Consolas" w:hAnsi="Consolas"/>
-          <w:b/>
-          <w:color w:val="000080"/>
+          <w:rFonts w:ascii="Consolas" w:hAnsi="Consolas" w:eastAsia="Consolas"/>
+          <w:color w:val="4EC9B0"/>
           <w:sz w:val="16"/>
         </w:rPr>
-        <w:t xml:space="preserve">composer</w:t>
+        <w:t>composer</w:t>
       </w:r>
       <w:r>
         <w:rPr>
-          <w:rFonts w:ascii="Consolas" w:hAnsi="Consolas"/>
-          <w:color w:val="262626"/>
+          <w:rFonts w:ascii="Consolas" w:hAnsi="Consolas" w:eastAsia="Consolas"/>
+          <w:color w:val="D4D4D4"/>
           <w:sz w:val="16"/>
         </w:rPr>
-        <w:t xml:space="preserve"> validate </w:t>
+        <w:t xml:space="preserve"> </w:t>
       </w:r>
       <w:r>
         <w:rPr>
-          <w:rFonts w:ascii="Consolas" w:hAnsi="Consolas"/>
-          <w:color w:val="0073E6"/>
+          <w:rFonts w:ascii="Consolas" w:hAnsi="Consolas" w:eastAsia="Consolas"/>
+          <w:color w:val="D4D4D4"/>
           <w:sz w:val="16"/>
         </w:rPr>
-        <w:t xml:space="preserve">--strict</w:t>
+        <w:t>validate</w:t>
       </w:r>
       <w:r>
+        <w:rPr>
+          <w:rFonts w:ascii="Consolas" w:hAnsi="Consolas" w:eastAsia="Consolas"/>
+          <w:color w:val="D4D4D4"/>
+          <w:sz w:val="16"/>
+        </w:rPr>
+        <w:t xml:space="preserve"> </w:t>
+      </w:r>
+      <w:r>
+        <w:rPr>
+          <w:rFonts w:ascii="Consolas" w:hAnsi="Consolas" w:eastAsia="Consolas"/>
+          <w:color w:val="9CDCFE"/>
+          <w:sz w:val="16"/>
+        </w:rPr>
+        <w:t>--strict</w:t>
+      </w:r>
+      <w:r>
+        <w:rPr>
+          <w:rFonts w:ascii="Consolas" w:hAnsi="Consolas" w:eastAsia="Consolas"/>
+          <w:color w:val="D4D4D4"/>
+          <w:sz w:val="16"/>
+        </w:rPr>
         <w:br/>
       </w:r>
       <w:r>
         <w:rPr>
-          <w:rFonts w:ascii="Consolas" w:hAnsi="Consolas"/>
-          <w:b/>
-          <w:color w:val="000080"/>
+          <w:rFonts w:ascii="Consolas" w:hAnsi="Consolas" w:eastAsia="Consolas"/>
+          <w:color w:val="4EC9B0"/>
           <w:sz w:val="16"/>
         </w:rPr>
-        <w:t xml:space="preserve">composer</w:t>
+        <w:t>composer</w:t>
       </w:r>
       <w:r>
         <w:rPr>
-          <w:rFonts w:ascii="Consolas" w:hAnsi="Consolas"/>
-          <w:color w:val="262626"/>
+          <w:rFonts w:ascii="Consolas" w:hAnsi="Consolas" w:eastAsia="Consolas"/>
+          <w:color w:val="D4D4D4"/>
           <w:sz w:val="16"/>
         </w:rPr>
-        <w:t xml:space="preserve"> audit</w:t>
+        <w:t xml:space="preserve"> </w:t>
       </w:r>
       <w:r>
+        <w:rPr>
+          <w:rFonts w:ascii="Consolas" w:hAnsi="Consolas" w:eastAsia="Consolas"/>
+          <w:color w:val="D4D4D4"/>
+          <w:sz w:val="16"/>
+        </w:rPr>
+        <w:t>audit</w:t>
+      </w:r>
+      <w:r>
+        <w:rPr>
+          <w:rFonts w:ascii="Consolas" w:hAnsi="Consolas" w:eastAsia="Consolas"/>
+          <w:color w:val="D4D4D4"/>
+          <w:sz w:val="16"/>
+        </w:rPr>
         <w:br/>
       </w:r>
       <w:r>
         <w:rPr>
-          <w:rFonts w:ascii="Consolas" w:hAnsi="Consolas"/>
-          <w:b/>
-          <w:color w:val="000080"/>
+          <w:rFonts w:ascii="Consolas" w:hAnsi="Consolas" w:eastAsia="Consolas"/>
+          <w:color w:val="4EC9B0"/>
           <w:sz w:val="16"/>
         </w:rPr>
-        <w:t xml:space="preserve">npm</w:t>
+        <w:t>npm</w:t>
       </w:r>
       <w:r>
         <w:rPr>
-          <w:rFonts w:ascii="Consolas" w:hAnsi="Consolas"/>
-          <w:color w:val="262626"/>
+          <w:rFonts w:ascii="Consolas" w:hAnsi="Consolas" w:eastAsia="Consolas"/>
+          <w:color w:val="D4D4D4"/>
           <w:sz w:val="16"/>
         </w:rPr>
-        <w:t xml:space="preserve"> audit</w:t>
+        <w:t xml:space="preserve"> </w:t>
+      </w:r>
+      <w:r>
+        <w:rPr>
+          <w:rFonts w:ascii="Consolas" w:hAnsi="Consolas" w:eastAsia="Consolas"/>
+          <w:color w:val="D4D4D4"/>
+          <w:sz w:val="16"/>
+        </w:rPr>
+        <w:t>audit</w:t>
       </w:r>
     </w:p>
     <w:p>
@@ -7776,10 +7909,8 @@
       <w:r>
         <w:rPr>
           <w:rFonts w:ascii="Aptos" w:hAnsi="Aptos"/>
-          <w:color w:val="1F2937"/>
-          <w:sz w:val="19"/>
         </w:rPr>
-        <w:t xml:space="preserve">Preset dasar yang digunakan adalah compact_reference_guide dengan named override untuk modul pembelajaran: A4 portrait; margin atas 1,65 cm, bawah 1,55 cm, kiri/kanan 1,75 cm; Aptos 10,2 pt; line spacing 1,16; heading beraksen Laravel red; tabel ringkas; callout Predict/Try/Observe; code block Consolas berlatar Cyan Light dengan pewarnaan token Visual Studio Code; checklist; exit ticket; serta screenshot mockup UI.</w:t>
+        <w:t>Preset dasar yang digunakan adalah compact_reference_guide dengan named override untuk modul pembelajaran: A4 portrait; margin atas 1,65 cm, bawah 1,55 cm, kiri/kanan 1,75 cm; Aptos 10,2 pt; line spacing 1,16; heading beraksen Laravel red; tabel ringkas; callout Predict/Try/Observe; code block Consolas bertema Visual Studio Code Dark+; checklist; exit ticket; serta screenshot mockup UI.</w:t>
       </w:r>
     </w:p>
     <w:p>
@@ -8360,19 +8491,6 @@
         <w:pStyle w:val="ListBody"/>
       </w:pPr>
       <w:r>
-        <w:rPr>
-          <w:rFonts w:ascii="Aptos" w:hAnsi="Aptos"/>
-          <w:color w:val="1F2937"/>
-          <w:sz w:val="19"/>
-        </w:rPr>
-        <w:t xml:space="preserve">DOC-00-001 — Seluruh blok kode (208 blok, 133 label) memakai latar terang tema Cyan Light (JetBrains) dengan pewarnaan token standar Visual Studio Code untuk PHP, HTML/Blade, cmd, dan bash; teks kode tidak berubah; penjelasan palet di “Cara Membaca Sampel Kode” dan Lampiran diperbarui.</w:t>
-      </w:r>
-    </w:p>
-    <w:p>
-      <w:pPr>
-        <w:pStyle w:val="ListBody"/>
-      </w:pPr>
-      <w:r>
         <w:t xml:space="preserve">DOC-01-001 — Basis dokumen: parameter menyebut v4/v5 yang tidak ada; basis nyata adalah v7. Revisi kumulatif ditulis ke berkas v8; v7 tetap utuh di references/.</w:t>
       </w:r>
     </w:p>
@@ -8751,19 +8869,6 @@
           <w:color w:val="1F2937"/>
           <w:sz w:val="19"/>
         </w:rPr>
-        <w:t xml:space="preserve">DOC-05-007 — Rantai v3 (use case SRS v2): Modul 5 menuntaskan UC-19 (penguncian 5x/10 menit, pesan generik, redirect per peran, sesi 8 jam) dan UC-21 (onboarding penanggung jawab + rekening + tautan atur kata sandi, aktif/nonaktif tenant, riwayat komisi beserta pengelola); ditambahkan deskripsi use case, mockup, Tahap 8, dan output nyata browser.</w:t>
-      </w:r>
-    </w:p>
-    <w:p>
-      <w:pPr>
-        <w:pStyle w:val="ListBody"/>
-      </w:pPr>
-      <w:r>
-        <w:rPr>
-          <w:rFonts w:ascii="Aptos" w:hAnsi="Aptos"/>
-          <w:color w:val="1F2937"/>
-          <w:sz w:val="19"/>
-        </w:rPr>
         <w:t xml:space="preserve">DOC-06-004 — Controller/view/route meja di modul Admin; controller + route publik scan QR di modul Ordering (</w:t>
       </w:r>
       <w:r>
@@ -8841,7 +8946,88 @@
           <w:color w:val="1F2937"/>
           <w:sz w:val="19"/>
         </w:rPr>
-        <w:t xml:space="preserve">DOC-06-006 — Rantai v3 (use case SRS v2): Modul 6 menuntaskan UC-22 (QR siap cetak SVG via bacon/bacon-qr-code, nonaktif/aktif meja, ringkasan meja) dan UC-02 (halaman sambutan meja + tenant buka/tutup, pesan QR tidak valid, penolakan di luar jam operasional); ditambahkan deskripsi use case, mockup, Tahap 8, dan output nyata browser.</w:t>
+        <w:t xml:space="preserve">DOC-07-004 — Komponen Livewire katalog (</w:t>
+      </w:r>
+      <w:r>
+        <w:rPr>
+          <w:rFonts w:ascii="Consolas" w:hAnsi="Consolas"/>
+          <w:color w:val="C11B12"/>
+          <w:sz w:val="17"/>
+          <w:shd w:fill="ECEFF3"/>
+        </w:rPr>
+        <w:t xml:space="preserve">catalog::menu-manager</w:t>
+      </w:r>
+      <w:r>
+        <w:rPr>
+          <w:rFonts w:ascii="Aptos" w:hAnsi="Aptos"/>
+          <w:color w:val="1F2937"/>
+          <w:sz w:val="19"/>
+        </w:rPr>
+        <w:t xml:space="preserve">, </w:t>
+      </w:r>
+      <w:r>
+        <w:rPr>
+          <w:rFonts w:ascii="Consolas" w:hAnsi="Consolas"/>
+          <w:color w:val="C11B12"/>
+          <w:sz w:val="17"/>
+          <w:shd w:fill="ECEFF3"/>
+        </w:rPr>
+        <w:t xml:space="preserve">catalog::menu-catalog</w:t>
+      </w:r>
+      <w:r>
+        <w:rPr>
+          <w:rFonts w:ascii="Aptos" w:hAnsi="Aptos"/>
+          <w:color w:val="1F2937"/>
+          <w:sz w:val="19"/>
+        </w:rPr>
+        <w:t xml:space="preserve">), halaman, dan route menu-manager milik modul Catalog; </w:t>
+      </w:r>
+      <w:r>
+        <w:rPr>
+          <w:rFonts w:ascii="Consolas" w:hAnsi="Consolas"/>
+          <w:color w:val="C11B12"/>
+          <w:sz w:val="17"/>
+          <w:shd w:fill="ECEFF3"/>
+        </w:rPr>
+        <w:t xml:space="preserve">make:livewire catalog::…</w:t>
+      </w:r>
+      <w:r>
+        <w:rPr>
+          <w:rFonts w:ascii="Aptos" w:hAnsi="Aptos"/>
+          <w:color w:val="1F2937"/>
+          <w:sz w:val="19"/>
+        </w:rPr>
+        <w:t xml:space="preserve"> langsung menulis ke folder modul berkat </w:t>
+      </w:r>
+      <w:r>
+        <w:rPr>
+          <w:rFonts w:ascii="Consolas" w:hAnsi="Consolas"/>
+          <w:color w:val="C11B12"/>
+          <w:sz w:val="17"/>
+          <w:shd w:fill="ECEFF3"/>
+        </w:rPr>
+        <w:t xml:space="preserve">Livewire::addNamespace</w:t>
+      </w:r>
+      <w:r>
+        <w:rPr>
+          <w:rFonts w:ascii="Aptos" w:hAnsi="Aptos"/>
+          <w:color w:val="1F2937"/>
+          <w:sz w:val="19"/>
+        </w:rPr>
+        <w:t xml:space="preserve">; path Contoh Mandiri, Landasan Teknis, dan Cuplikan diselaraskan.</w:t>
+      </w:r>
+    </w:p>
+    <w:p>
+      <w:pPr>
+        <w:pStyle w:val="ListBody"/>
+      </w:pPr>
+      <w:r>
+        <w:rPr>
+          <w:rFonts w:ascii="Aptos" w:hAnsi="Aptos"/>
+          <w:color w:val="1F2937"/>
+          <w:sz w:val="19"/>
+        </w:rPr>
+        <w:t xml:space="preserve">DOC-07-005 — Blok BUAT FILE per tahap Modul 7: make:livewire catalog::menu-manager / catalog::menu-catalog (langsung ke folder modul), make:class MenuStockService, make:test; halaman &amp; route modul manual.</w:t>
       </w:r>
     </w:p>
     <w:sectPr>
@@ -21104,7 +21290,7 @@
     </w:pPr>
     <w:rPr>
       <w:rFonts w:ascii="Consolas" w:hAnsi="Consolas"/>
-      <w:color w:val="262626"/>
+      <w:color w:val="D4D4D4"/>
       <w:sz w:val="16"/>
     </w:rPr>
   </w:style>
@@ -21216,7 +21402,7 @@
     <w:rPr>
       <w:rFonts w:ascii="Consolas" w:hAnsi="Consolas"/>
       <w:b/>
-      <w:color w:val="262626"/>
+      <w:color w:val="FFFFFF"/>
       <w:sz w:val="16"/>
     </w:rPr>
   </w:style>

--- a/modul_praktikum/Lampiran.docx
+++ b/modul_praktikum/Lampiran.docx
@@ -8936,6 +8936,100 @@
         <w:t xml:space="preserve">DOC-06-005 — Blok BUAT FILE per tahap Modul 6: make:model, make:policy --model, make:controller FQN (termasuk --invokable untuk /q/{token}), make:trait FQN, make:class (OpaqueToken, service Admin/Ordering), make:test --unit; view &amp; route modul manual.</w:t>
       </w:r>
     </w:p>
+    <w:p>
+      <w:pPr>
+        <w:pStyle w:val="ListBody"/>
+      </w:pPr>
+      <w:r>
+        <w:rPr>
+          <w:rFonts w:ascii="Aptos" w:hAnsi="Aptos"/>
+          <w:color w:val="1F2937"/>
+          <w:sz w:val="19"/>
+        </w:rPr>
+        <w:t xml:space="preserve">DOC-07-004 — Komponen Livewire katalog (</w:t>
+      </w:r>
+      <w:r>
+        <w:rPr>
+          <w:rFonts w:ascii="Consolas" w:hAnsi="Consolas"/>
+          <w:color w:val="C11B12"/>
+          <w:sz w:val="17"/>
+          <w:shd w:fill="ECEFF3"/>
+        </w:rPr>
+        <w:t xml:space="preserve">catalog::menu-manager</w:t>
+      </w:r>
+      <w:r>
+        <w:rPr>
+          <w:rFonts w:ascii="Aptos" w:hAnsi="Aptos"/>
+          <w:color w:val="1F2937"/>
+          <w:sz w:val="19"/>
+        </w:rPr>
+        <w:t xml:space="preserve">, </w:t>
+      </w:r>
+      <w:r>
+        <w:rPr>
+          <w:rFonts w:ascii="Consolas" w:hAnsi="Consolas"/>
+          <w:color w:val="C11B12"/>
+          <w:sz w:val="17"/>
+          <w:shd w:fill="ECEFF3"/>
+        </w:rPr>
+        <w:t xml:space="preserve">catalog::menu-catalog</w:t>
+      </w:r>
+      <w:r>
+        <w:rPr>
+          <w:rFonts w:ascii="Aptos" w:hAnsi="Aptos"/>
+          <w:color w:val="1F2937"/>
+          <w:sz w:val="19"/>
+        </w:rPr>
+        <w:t xml:space="preserve">), halaman, dan route menu-manager milik modul Catalog; </w:t>
+      </w:r>
+      <w:r>
+        <w:rPr>
+          <w:rFonts w:ascii="Consolas" w:hAnsi="Consolas"/>
+          <w:color w:val="C11B12"/>
+          <w:sz w:val="17"/>
+          <w:shd w:fill="ECEFF3"/>
+        </w:rPr>
+        <w:t xml:space="preserve">make:livewire catalog::…</w:t>
+      </w:r>
+      <w:r>
+        <w:rPr>
+          <w:rFonts w:ascii="Aptos" w:hAnsi="Aptos"/>
+          <w:color w:val="1F2937"/>
+          <w:sz w:val="19"/>
+        </w:rPr>
+        <w:t xml:space="preserve"> langsung menulis ke folder modul berkat </w:t>
+      </w:r>
+      <w:r>
+        <w:rPr>
+          <w:rFonts w:ascii="Consolas" w:hAnsi="Consolas"/>
+          <w:color w:val="C11B12"/>
+          <w:sz w:val="17"/>
+          <w:shd w:fill="ECEFF3"/>
+        </w:rPr>
+        <w:t xml:space="preserve">Livewire::addNamespace</w:t>
+      </w:r>
+      <w:r>
+        <w:rPr>
+          <w:rFonts w:ascii="Aptos" w:hAnsi="Aptos"/>
+          <w:color w:val="1F2937"/>
+          <w:sz w:val="19"/>
+        </w:rPr>
+        <w:t xml:space="preserve">; path Contoh Mandiri, Landasan Teknis, dan Cuplikan diselaraskan.</w:t>
+      </w:r>
+    </w:p>
+    <w:p>
+      <w:pPr>
+        <w:pStyle w:val="ListBody"/>
+      </w:pPr>
+      <w:r>
+        <w:rPr>
+          <w:rFonts w:ascii="Aptos" w:hAnsi="Aptos"/>
+          <w:color w:val="1F2937"/>
+          <w:sz w:val="19"/>
+        </w:rPr>
+        <w:t xml:space="preserve">DOC-07-005 — Blok BUAT FILE per tahap Modul 7: make:livewire catalog::menu-manager / catalog::menu-catalog (langsung ke folder modul), make:class MenuStockService, make:test; halaman &amp; route modul manual.</w:t>
+      </w:r>
+    </w:p>
     <w:sectPr>
       <w:headerReference w:type="default" r:id="rId9"/>
       <w:footerReference w:type="default" r:id="rId10"/>

--- a/modul_praktikum/Lampiran.docx
+++ b/modul_praktikum/Lampiran.docx
@@ -3577,175 +3577,92 @@
     <w:p>
       <w:pPr>
         <w:pStyle w:val="CodeBlock"/>
+        <w:shd w:fill="1E1E1E" w:val="clear"/>
         <w:pBdr>
-          <w:left w:val="single" w:sz="12" w:space="8" w:color="B8DDE0"/>
+          <w:left w:val="single" w:sz="4" w:space="8" w:color="1E1E1E"/>
         </w:pBdr>
-        <w:shd w:val="clear" w:color="auto" w:fill="F2F3F7"/>
       </w:pPr>
       <w:r>
         <w:rPr>
           <w:rFonts w:ascii="Consolas" w:hAnsi="Consolas"/>
-          <w:b/>
-          <w:color w:val="000080"/>
+          <w:color w:val="4EC9B0"/>
           <w:sz w:val="16"/>
         </w:rPr>
-        <w:t xml:space="preserve">php</w:t>
+        <w:t>php</w:t>
       </w:r>
       <w:r>
         <w:rPr>
           <w:rFonts w:ascii="Consolas" w:hAnsi="Consolas"/>
-          <w:color w:val="262626"/>
+          <w:color w:val="D4D4D4"/>
           <w:sz w:val="16"/>
         </w:rPr>
-        <w:t xml:space="preserve"> artisan </w:t>
-      </w:r>
-      <w:r>
-        <w:rPr>
-          <w:rFonts w:ascii="Consolas" w:hAnsi="Consolas"/>
-          <w:color w:val="795E26"/>
-          <w:sz w:val="16"/>
-        </w:rPr>
-        <w:t xml:space="preserve">optimize:clear</w:t>
-      </w:r>
-      <w:r>
+        <w:t xml:space="preserve"> artisan optimize:clear</w:t>
         <w:br/>
       </w:r>
       <w:r>
         <w:rPr>
           <w:rFonts w:ascii="Consolas" w:hAnsi="Consolas"/>
-          <w:b/>
-          <w:color w:val="000080"/>
+          <w:color w:val="4EC9B0"/>
           <w:sz w:val="16"/>
         </w:rPr>
-        <w:t xml:space="preserve">php</w:t>
+        <w:t>php</w:t>
       </w:r>
       <w:r>
         <w:rPr>
           <w:rFonts w:ascii="Consolas" w:hAnsi="Consolas"/>
-          <w:color w:val="262626"/>
+          <w:color w:val="D4D4D4"/>
           <w:sz w:val="16"/>
         </w:rPr>
-        <w:t xml:space="preserve"> artisan </w:t>
-      </w:r>
-      <w:r>
-        <w:rPr>
-          <w:rFonts w:ascii="Consolas" w:hAnsi="Consolas"/>
-          <w:color w:val="795E26"/>
-          <w:sz w:val="16"/>
-        </w:rPr>
-        <w:t xml:space="preserve">migrate:fresh</w:t>
-      </w:r>
-      <w:r>
-        <w:rPr>
-          <w:rFonts w:ascii="Consolas" w:hAnsi="Consolas"/>
-          <w:color w:val="262626"/>
-          <w:sz w:val="16"/>
-        </w:rPr>
-        <w:t xml:space="preserve"> </w:t>
-      </w:r>
-      <w:r>
-        <w:rPr>
-          <w:rFonts w:ascii="Consolas" w:hAnsi="Consolas"/>
-          <w:color w:val="0073E6"/>
-          <w:sz w:val="16"/>
-        </w:rPr>
-        <w:t xml:space="preserve">--seed</w:t>
-      </w:r>
-      <w:r>
-        <w:rPr>
-          <w:rFonts w:ascii="Consolas" w:hAnsi="Consolas"/>
-          <w:color w:val="262626"/>
-          <w:sz w:val="16"/>
-        </w:rPr>
-        <w:t xml:space="preserve"> </w:t>
-      </w:r>
-      <w:r>
-        <w:rPr>
-          <w:rFonts w:ascii="Consolas" w:hAnsi="Consolas"/>
-          <w:color w:val="0073E6"/>
-          <w:sz w:val="16"/>
-        </w:rPr>
-        <w:t xml:space="preserve">--env=testing</w:t>
-      </w:r>
-      <w:r>
+        <w:t xml:space="preserve"> artisan migrate:fresh --seed --env=testing</w:t>
         <w:br/>
       </w:r>
       <w:r>
         <w:rPr>
           <w:rFonts w:ascii="Consolas" w:hAnsi="Consolas"/>
-          <w:b/>
-          <w:color w:val="000080"/>
+          <w:color w:val="4EC9B0"/>
           <w:sz w:val="16"/>
         </w:rPr>
-        <w:t xml:space="preserve">php</w:t>
+        <w:t>php</w:t>
       </w:r>
       <w:r>
         <w:rPr>
           <w:rFonts w:ascii="Consolas" w:hAnsi="Consolas"/>
-          <w:color w:val="262626"/>
+          <w:color w:val="D4D4D4"/>
           <w:sz w:val="16"/>
         </w:rPr>
-        <w:t xml:space="preserve"> artisan test </w:t>
+        <w:t xml:space="preserve"> artisan test --testsuite=</w:t>
       </w:r>
       <w:r>
         <w:rPr>
           <w:rFonts w:ascii="Consolas" w:hAnsi="Consolas"/>
-          <w:color w:val="0073E6"/>
+          <w:color w:val="4EC9B0"/>
           <w:sz w:val="16"/>
         </w:rPr>
-        <w:t xml:space="preserve">--testsuite=Feature</w:t>
+        <w:t>Feature</w:t>
       </w:r>
       <w:r>
         <w:rPr>
           <w:rFonts w:ascii="Consolas" w:hAnsi="Consolas"/>
-          <w:color w:val="262626"/>
+          <w:color w:val="D4D4D4"/>
           <w:sz w:val="16"/>
         </w:rPr>
-        <w:t xml:space="preserve"> </w:t>
-      </w:r>
-      <w:r>
-        <w:rPr>
-          <w:rFonts w:ascii="Consolas" w:hAnsi="Consolas"/>
-          <w:color w:val="0073E6"/>
-          <w:sz w:val="16"/>
-        </w:rPr>
-        <w:t xml:space="preserve">--stop-on-failure</w:t>
-      </w:r>
-      <w:r>
+        <w:t xml:space="preserve"> --stop-on-failure</w:t>
+        <w:br/>
+        <w:t xml:space="preserve">./vendor/bin/pint --test</w:t>
         <w:br/>
       </w:r>
       <w:r>
         <w:rPr>
           <w:rFonts w:ascii="Consolas" w:hAnsi="Consolas"/>
-          <w:color w:val="262626"/>
+          <w:color w:val="4EC9B0"/>
           <w:sz w:val="16"/>
         </w:rPr>
-        <w:t xml:space="preserve">./vendor/bin/pint </w:t>
+        <w:t>npm</w:t>
       </w:r>
       <w:r>
         <w:rPr>
           <w:rFonts w:ascii="Consolas" w:hAnsi="Consolas"/>
-          <w:color w:val="0073E6"/>
-          <w:sz w:val="16"/>
-        </w:rPr>
-        <w:t xml:space="preserve">--test</w:t>
-      </w:r>
-      <w:r>
-        <w:br/>
-      </w:r>
-      <w:r>
-        <w:rPr>
-          <w:rFonts w:ascii="Consolas" w:hAnsi="Consolas"/>
-          <w:b/>
-          <w:color w:val="000080"/>
-          <w:sz w:val="16"/>
-        </w:rPr>
-        <w:t xml:space="preserve">npm</w:t>
-      </w:r>
-      <w:r>
-        <w:rPr>
-          <w:rFonts w:ascii="Consolas" w:hAnsi="Consolas"/>
-          <w:color w:val="262626"/>
+          <w:color w:val="D4D4D4"/>
           <w:sz w:val="16"/>
         </w:rPr>
         <w:t xml:space="preserve"> run build</w:t>
@@ -5127,215 +5044,431 @@
     <w:p>
       <w:pPr>
         <w:pStyle w:val="CodeHeader"/>
-        <w:keepNext/>
+        <w:shd w:fill="2D2D30"/>
         <w:pBdr>
-          <w:left w:val="single" w:sz="12" w:space="8" w:color="B8DDE0"/>
+          <w:left w:val="single" w:sz="4" w:space="8" w:color="2D2D30"/>
         </w:pBdr>
-        <w:shd w:val="clear" w:color="auto" w:fill="E4EAED"/>
       </w:pPr>
       <w:r>
-        <w:rPr>
-          <w:rFonts w:ascii="Consolas" w:hAnsi="Consolas"/>
-          <w:b/>
-          <w:color w:val="262626"/>
-          <w:sz w:val="16"/>
-        </w:rPr>
-        <w:t xml:space="preserve">AUDIT KOMPATIBILITAS DEPENDENSI SRS — terminal root proyek   •   BASH</w:t>
+        <w:t>AUDIT KOMPATIBILITAS DEPENDENSI SRS — terminal root proyek   •   BASH</w:t>
       </w:r>
     </w:p>
     <w:p>
       <w:pPr>
         <w:pStyle w:val="CodeBlock"/>
+        <w:shd w:fill="1E1E1E"/>
         <w:keepLines/>
         <w:pBdr>
-          <w:left w:val="single" w:sz="12" w:space="8" w:color="B8DDE0"/>
+          <w:left w:val="single" w:sz="4" w:space="8" w:color="1E1E1E"/>
         </w:pBdr>
-        <w:shd w:val="clear" w:color="auto" w:fill="F2F3F7"/>
       </w:pPr>
       <w:r>
         <w:rPr>
-          <w:rFonts w:ascii="Consolas" w:hAnsi="Consolas"/>
-          <w:b/>
-          <w:color w:val="000080"/>
+          <w:rFonts w:ascii="Consolas" w:hAnsi="Consolas" w:eastAsia="Consolas"/>
+          <w:color w:val="4EC9B0"/>
           <w:sz w:val="16"/>
         </w:rPr>
-        <w:t xml:space="preserve">composer</w:t>
+        <w:t>composer</w:t>
       </w:r>
       <w:r>
         <w:rPr>
-          <w:rFonts w:ascii="Consolas" w:hAnsi="Consolas"/>
-          <w:color w:val="262626"/>
+          <w:rFonts w:ascii="Consolas" w:hAnsi="Consolas" w:eastAsia="Consolas"/>
+          <w:color w:val="D4D4D4"/>
           <w:sz w:val="16"/>
         </w:rPr>
-        <w:t xml:space="preserve"> require chillerlan/php-qrcode intervention/image-laravel </w:t>
+        <w:t xml:space="preserve"> </w:t>
       </w:r>
       <w:r>
         <w:rPr>
-          <w:rFonts w:ascii="Consolas" w:hAnsi="Consolas"/>
-          <w:color w:val="0073E6"/>
+          <w:rFonts w:ascii="Consolas" w:hAnsi="Consolas" w:eastAsia="Consolas"/>
+          <w:color w:val="D4D4D4"/>
           <w:sz w:val="16"/>
         </w:rPr>
-        <w:t xml:space="preserve">--dry-run</w:t>
+        <w:t>require</w:t>
       </w:r>
       <w:r>
+        <w:rPr>
+          <w:rFonts w:ascii="Consolas" w:hAnsi="Consolas" w:eastAsia="Consolas"/>
+          <w:color w:val="D4D4D4"/>
+          <w:sz w:val="16"/>
+        </w:rPr>
+        <w:t xml:space="preserve"> </w:t>
+      </w:r>
+      <w:r>
+        <w:rPr>
+          <w:rFonts w:ascii="Consolas" w:hAnsi="Consolas" w:eastAsia="Consolas"/>
+          <w:color w:val="D4D4D4"/>
+          <w:sz w:val="16"/>
+        </w:rPr>
+        <w:t>chillerlan/php-qrcode</w:t>
+      </w:r>
+      <w:r>
+        <w:rPr>
+          <w:rFonts w:ascii="Consolas" w:hAnsi="Consolas" w:eastAsia="Consolas"/>
+          <w:color w:val="D4D4D4"/>
+          <w:sz w:val="16"/>
+        </w:rPr>
+        <w:t xml:space="preserve"> </w:t>
+      </w:r>
+      <w:r>
+        <w:rPr>
+          <w:rFonts w:ascii="Consolas" w:hAnsi="Consolas" w:eastAsia="Consolas"/>
+          <w:color w:val="D4D4D4"/>
+          <w:sz w:val="16"/>
+        </w:rPr>
+        <w:t>intervention/image-laravel</w:t>
+      </w:r>
+      <w:r>
+        <w:rPr>
+          <w:rFonts w:ascii="Consolas" w:hAnsi="Consolas" w:eastAsia="Consolas"/>
+          <w:color w:val="D4D4D4"/>
+          <w:sz w:val="16"/>
+        </w:rPr>
+        <w:t xml:space="preserve"> </w:t>
+      </w:r>
+      <w:r>
+        <w:rPr>
+          <w:rFonts w:ascii="Consolas" w:hAnsi="Consolas" w:eastAsia="Consolas"/>
+          <w:color w:val="9CDCFE"/>
+          <w:sz w:val="16"/>
+        </w:rPr>
+        <w:t>--dry-run</w:t>
+      </w:r>
+      <w:r>
+        <w:rPr>
+          <w:rFonts w:ascii="Consolas" w:hAnsi="Consolas" w:eastAsia="Consolas"/>
+          <w:color w:val="D4D4D4"/>
+          <w:sz w:val="16"/>
+        </w:rPr>
         <w:br/>
       </w:r>
       <w:r>
         <w:rPr>
-          <w:rFonts w:ascii="Consolas" w:hAnsi="Consolas"/>
-          <w:b/>
-          <w:color w:val="000080"/>
+          <w:rFonts w:ascii="Consolas" w:hAnsi="Consolas" w:eastAsia="Consolas"/>
+          <w:color w:val="4EC9B0"/>
           <w:sz w:val="16"/>
         </w:rPr>
-        <w:t xml:space="preserve">composer</w:t>
+        <w:t>composer</w:t>
       </w:r>
       <w:r>
         <w:rPr>
-          <w:rFonts w:ascii="Consolas" w:hAnsi="Consolas"/>
-          <w:color w:val="262626"/>
+          <w:rFonts w:ascii="Consolas" w:hAnsi="Consolas" w:eastAsia="Consolas"/>
+          <w:color w:val="D4D4D4"/>
           <w:sz w:val="16"/>
         </w:rPr>
-        <w:t xml:space="preserve"> require maatwebsite/excel barryvdh/laravel-dompdf </w:t>
+        <w:t xml:space="preserve"> </w:t>
       </w:r>
       <w:r>
         <w:rPr>
-          <w:rFonts w:ascii="Consolas" w:hAnsi="Consolas"/>
-          <w:color w:val="0073E6"/>
+          <w:rFonts w:ascii="Consolas" w:hAnsi="Consolas" w:eastAsia="Consolas"/>
+          <w:color w:val="D4D4D4"/>
           <w:sz w:val="16"/>
         </w:rPr>
-        <w:t xml:space="preserve">--dry-run</w:t>
+        <w:t>require</w:t>
       </w:r>
       <w:r>
+        <w:rPr>
+          <w:rFonts w:ascii="Consolas" w:hAnsi="Consolas" w:eastAsia="Consolas"/>
+          <w:color w:val="D4D4D4"/>
+          <w:sz w:val="16"/>
+        </w:rPr>
+        <w:t xml:space="preserve"> </w:t>
+      </w:r>
+      <w:r>
+        <w:rPr>
+          <w:rFonts w:ascii="Consolas" w:hAnsi="Consolas" w:eastAsia="Consolas"/>
+          <w:color w:val="D4D4D4"/>
+          <w:sz w:val="16"/>
+        </w:rPr>
+        <w:t>maatwebsite/excel</w:t>
+      </w:r>
+      <w:r>
+        <w:rPr>
+          <w:rFonts w:ascii="Consolas" w:hAnsi="Consolas" w:eastAsia="Consolas"/>
+          <w:color w:val="D4D4D4"/>
+          <w:sz w:val="16"/>
+        </w:rPr>
+        <w:t xml:space="preserve"> </w:t>
+      </w:r>
+      <w:r>
+        <w:rPr>
+          <w:rFonts w:ascii="Consolas" w:hAnsi="Consolas" w:eastAsia="Consolas"/>
+          <w:color w:val="D4D4D4"/>
+          <w:sz w:val="16"/>
+        </w:rPr>
+        <w:t>barryvdh/laravel-dompdf</w:t>
+      </w:r>
+      <w:r>
+        <w:rPr>
+          <w:rFonts w:ascii="Consolas" w:hAnsi="Consolas" w:eastAsia="Consolas"/>
+          <w:color w:val="D4D4D4"/>
+          <w:sz w:val="16"/>
+        </w:rPr>
+        <w:t xml:space="preserve"> </w:t>
+      </w:r>
+      <w:r>
+        <w:rPr>
+          <w:rFonts w:ascii="Consolas" w:hAnsi="Consolas" w:eastAsia="Consolas"/>
+          <w:color w:val="9CDCFE"/>
+          <w:sz w:val="16"/>
+        </w:rPr>
+        <w:t>--dry-run</w:t>
+      </w:r>
+      <w:r>
+        <w:rPr>
+          <w:rFonts w:ascii="Consolas" w:hAnsi="Consolas" w:eastAsia="Consolas"/>
+          <w:color w:val="D4D4D4"/>
+          <w:sz w:val="16"/>
+        </w:rPr>
         <w:br/>
       </w:r>
       <w:r>
         <w:rPr>
-          <w:rFonts w:ascii="Consolas" w:hAnsi="Consolas"/>
-          <w:b/>
-          <w:color w:val="000080"/>
+          <w:rFonts w:ascii="Consolas" w:hAnsi="Consolas" w:eastAsia="Consolas"/>
+          <w:color w:val="4EC9B0"/>
           <w:sz w:val="16"/>
         </w:rPr>
-        <w:t xml:space="preserve">composer</w:t>
+        <w:t>composer</w:t>
       </w:r>
       <w:r>
         <w:rPr>
-          <w:rFonts w:ascii="Consolas" w:hAnsi="Consolas"/>
-          <w:color w:val="262626"/>
+          <w:rFonts w:ascii="Consolas" w:hAnsi="Consolas" w:eastAsia="Consolas"/>
+          <w:color w:val="D4D4D4"/>
           <w:sz w:val="16"/>
         </w:rPr>
-        <w:t xml:space="preserve"> require laravel-notification-channels/webpush </w:t>
+        <w:t xml:space="preserve"> </w:t>
       </w:r>
       <w:r>
         <w:rPr>
-          <w:rFonts w:ascii="Consolas" w:hAnsi="Consolas"/>
-          <w:color w:val="0073E6"/>
+          <w:rFonts w:ascii="Consolas" w:hAnsi="Consolas" w:eastAsia="Consolas"/>
+          <w:color w:val="D4D4D4"/>
           <w:sz w:val="16"/>
         </w:rPr>
-        <w:t xml:space="preserve">--dry-run</w:t>
+        <w:t>require</w:t>
       </w:r>
       <w:r>
+        <w:rPr>
+          <w:rFonts w:ascii="Consolas" w:hAnsi="Consolas" w:eastAsia="Consolas"/>
+          <w:color w:val="D4D4D4"/>
+          <w:sz w:val="16"/>
+        </w:rPr>
+        <w:t xml:space="preserve"> </w:t>
+      </w:r>
+      <w:r>
+        <w:rPr>
+          <w:rFonts w:ascii="Consolas" w:hAnsi="Consolas" w:eastAsia="Consolas"/>
+          <w:color w:val="D4D4D4"/>
+          <w:sz w:val="16"/>
+        </w:rPr>
+        <w:t>laravel-notification-channels/webpush</w:t>
+      </w:r>
+      <w:r>
+        <w:rPr>
+          <w:rFonts w:ascii="Consolas" w:hAnsi="Consolas" w:eastAsia="Consolas"/>
+          <w:color w:val="D4D4D4"/>
+          <w:sz w:val="16"/>
+        </w:rPr>
+        <w:t xml:space="preserve"> </w:t>
+      </w:r>
+      <w:r>
+        <w:rPr>
+          <w:rFonts w:ascii="Consolas" w:hAnsi="Consolas" w:eastAsia="Consolas"/>
+          <w:color w:val="9CDCFE"/>
+          <w:sz w:val="16"/>
+        </w:rPr>
+        <w:t>--dry-run</w:t>
+      </w:r>
+      <w:r>
+        <w:rPr>
+          <w:rFonts w:ascii="Consolas" w:hAnsi="Consolas" w:eastAsia="Consolas"/>
+          <w:color w:val="D4D4D4"/>
+          <w:sz w:val="16"/>
+        </w:rPr>
         <w:br/>
       </w:r>
       <w:r>
         <w:rPr>
-          <w:rFonts w:ascii="Consolas" w:hAnsi="Consolas"/>
-          <w:b/>
-          <w:color w:val="000080"/>
+          <w:rFonts w:ascii="Consolas" w:hAnsi="Consolas" w:eastAsia="Consolas"/>
+          <w:color w:val="4EC9B0"/>
           <w:sz w:val="16"/>
         </w:rPr>
-        <w:t xml:space="preserve">npm</w:t>
+        <w:t>npm</w:t>
       </w:r>
       <w:r>
         <w:rPr>
-          <w:rFonts w:ascii="Consolas" w:hAnsi="Consolas"/>
-          <w:color w:val="262626"/>
+          <w:rFonts w:ascii="Consolas" w:hAnsi="Consolas" w:eastAsia="Consolas"/>
+          <w:color w:val="D4D4D4"/>
           <w:sz w:val="16"/>
         </w:rPr>
-        <w:t xml:space="preserve"> install </w:t>
+        <w:t xml:space="preserve"> </w:t>
       </w:r>
       <w:r>
         <w:rPr>
-          <w:rFonts w:ascii="Consolas" w:hAnsi="Consolas"/>
-          <w:color w:val="0073E6"/>
+          <w:rFonts w:ascii="Consolas" w:hAnsi="Consolas" w:eastAsia="Consolas"/>
+          <w:color w:val="D4D4D4"/>
           <w:sz w:val="16"/>
         </w:rPr>
-        <w:t xml:space="preserve">--dry-run</w:t>
+        <w:t>install</w:t>
       </w:r>
       <w:r>
         <w:rPr>
-          <w:rFonts w:ascii="Consolas" w:hAnsi="Consolas"/>
-          <w:color w:val="262626"/>
+          <w:rFonts w:ascii="Consolas" w:hAnsi="Consolas" w:eastAsia="Consolas"/>
+          <w:color w:val="D4D4D4"/>
           <w:sz w:val="16"/>
         </w:rPr>
-        <w:t xml:space="preserve"> laravel-echo pusher-js</w:t>
+        <w:t xml:space="preserve"> </w:t>
       </w:r>
       <w:r>
+        <w:rPr>
+          <w:rFonts w:ascii="Consolas" w:hAnsi="Consolas" w:eastAsia="Consolas"/>
+          <w:color w:val="9CDCFE"/>
+          <w:sz w:val="16"/>
+        </w:rPr>
+        <w:t>--dry-run</w:t>
+      </w:r>
+      <w:r>
+        <w:rPr>
+          <w:rFonts w:ascii="Consolas" w:hAnsi="Consolas" w:eastAsia="Consolas"/>
+          <w:color w:val="D4D4D4"/>
+          <w:sz w:val="16"/>
+        </w:rPr>
+        <w:t xml:space="preserve"> </w:t>
+      </w:r>
+      <w:r>
+        <w:rPr>
+          <w:rFonts w:ascii="Consolas" w:hAnsi="Consolas" w:eastAsia="Consolas"/>
+          <w:color w:val="D4D4D4"/>
+          <w:sz w:val="16"/>
+        </w:rPr>
+        <w:t>laravel-echo</w:t>
+      </w:r>
+      <w:r>
+        <w:rPr>
+          <w:rFonts w:ascii="Consolas" w:hAnsi="Consolas" w:eastAsia="Consolas"/>
+          <w:color w:val="D4D4D4"/>
+          <w:sz w:val="16"/>
+        </w:rPr>
+        <w:t xml:space="preserve"> </w:t>
+      </w:r>
+      <w:r>
+        <w:rPr>
+          <w:rFonts w:ascii="Consolas" w:hAnsi="Consolas" w:eastAsia="Consolas"/>
+          <w:color w:val="D4D4D4"/>
+          <w:sz w:val="16"/>
+        </w:rPr>
+        <w:t>pusher-js</w:t>
+      </w:r>
+      <w:r>
+        <w:rPr>
+          <w:rFonts w:ascii="Consolas" w:hAnsi="Consolas" w:eastAsia="Consolas"/>
+          <w:color w:val="D4D4D4"/>
+          <w:sz w:val="16"/>
+        </w:rPr>
         <w:br/>
       </w:r>
       <w:r>
         <w:rPr>
-          <w:rFonts w:ascii="Consolas" w:hAnsi="Consolas"/>
-          <w:b/>
-          <w:color w:val="000080"/>
+          <w:rFonts w:ascii="Consolas" w:hAnsi="Consolas" w:eastAsia="Consolas"/>
+          <w:color w:val="4EC9B0"/>
           <w:sz w:val="16"/>
         </w:rPr>
-        <w:t xml:space="preserve">composer</w:t>
+        <w:t>composer</w:t>
       </w:r>
       <w:r>
         <w:rPr>
-          <w:rFonts w:ascii="Consolas" w:hAnsi="Consolas"/>
-          <w:color w:val="262626"/>
+          <w:rFonts w:ascii="Consolas" w:hAnsi="Consolas" w:eastAsia="Consolas"/>
+          <w:color w:val="D4D4D4"/>
           <w:sz w:val="16"/>
         </w:rPr>
-        <w:t xml:space="preserve"> validate </w:t>
+        <w:t xml:space="preserve"> </w:t>
       </w:r>
       <w:r>
         <w:rPr>
-          <w:rFonts w:ascii="Consolas" w:hAnsi="Consolas"/>
-          <w:color w:val="0073E6"/>
+          <w:rFonts w:ascii="Consolas" w:hAnsi="Consolas" w:eastAsia="Consolas"/>
+          <w:color w:val="D4D4D4"/>
           <w:sz w:val="16"/>
         </w:rPr>
-        <w:t xml:space="preserve">--strict</w:t>
+        <w:t>validate</w:t>
       </w:r>
       <w:r>
+        <w:rPr>
+          <w:rFonts w:ascii="Consolas" w:hAnsi="Consolas" w:eastAsia="Consolas"/>
+          <w:color w:val="D4D4D4"/>
+          <w:sz w:val="16"/>
+        </w:rPr>
+        <w:t xml:space="preserve"> </w:t>
+      </w:r>
+      <w:r>
+        <w:rPr>
+          <w:rFonts w:ascii="Consolas" w:hAnsi="Consolas" w:eastAsia="Consolas"/>
+          <w:color w:val="9CDCFE"/>
+          <w:sz w:val="16"/>
+        </w:rPr>
+        <w:t>--strict</w:t>
+      </w:r>
+      <w:r>
+        <w:rPr>
+          <w:rFonts w:ascii="Consolas" w:hAnsi="Consolas" w:eastAsia="Consolas"/>
+          <w:color w:val="D4D4D4"/>
+          <w:sz w:val="16"/>
+        </w:rPr>
         <w:br/>
       </w:r>
       <w:r>
         <w:rPr>
-          <w:rFonts w:ascii="Consolas" w:hAnsi="Consolas"/>
-          <w:b/>
-          <w:color w:val="000080"/>
+          <w:rFonts w:ascii="Consolas" w:hAnsi="Consolas" w:eastAsia="Consolas"/>
+          <w:color w:val="4EC9B0"/>
           <w:sz w:val="16"/>
         </w:rPr>
-        <w:t xml:space="preserve">composer</w:t>
+        <w:t>composer</w:t>
       </w:r>
       <w:r>
         <w:rPr>
-          <w:rFonts w:ascii="Consolas" w:hAnsi="Consolas"/>
-          <w:color w:val="262626"/>
+          <w:rFonts w:ascii="Consolas" w:hAnsi="Consolas" w:eastAsia="Consolas"/>
+          <w:color w:val="D4D4D4"/>
           <w:sz w:val="16"/>
         </w:rPr>
-        <w:t xml:space="preserve"> audit</w:t>
+        <w:t xml:space="preserve"> </w:t>
       </w:r>
       <w:r>
+        <w:rPr>
+          <w:rFonts w:ascii="Consolas" w:hAnsi="Consolas" w:eastAsia="Consolas"/>
+          <w:color w:val="D4D4D4"/>
+          <w:sz w:val="16"/>
+        </w:rPr>
+        <w:t>audit</w:t>
+      </w:r>
+      <w:r>
+        <w:rPr>
+          <w:rFonts w:ascii="Consolas" w:hAnsi="Consolas" w:eastAsia="Consolas"/>
+          <w:color w:val="D4D4D4"/>
+          <w:sz w:val="16"/>
+        </w:rPr>
         <w:br/>
       </w:r>
       <w:r>
         <w:rPr>
-          <w:rFonts w:ascii="Consolas" w:hAnsi="Consolas"/>
-          <w:b/>
-          <w:color w:val="000080"/>
+          <w:rFonts w:ascii="Consolas" w:hAnsi="Consolas" w:eastAsia="Consolas"/>
+          <w:color w:val="4EC9B0"/>
           <w:sz w:val="16"/>
         </w:rPr>
-        <w:t xml:space="preserve">npm</w:t>
+        <w:t>npm</w:t>
       </w:r>
       <w:r>
         <w:rPr>
-          <w:rFonts w:ascii="Consolas" w:hAnsi="Consolas"/>
-          <w:color w:val="262626"/>
+          <w:rFonts w:ascii="Consolas" w:hAnsi="Consolas" w:eastAsia="Consolas"/>
+          <w:color w:val="D4D4D4"/>
           <w:sz w:val="16"/>
         </w:rPr>
-        <w:t xml:space="preserve"> audit</w:t>
+        <w:t xml:space="preserve"> </w:t>
+      </w:r>
+      <w:r>
+        <w:rPr>
+          <w:rFonts w:ascii="Consolas" w:hAnsi="Consolas" w:eastAsia="Consolas"/>
+          <w:color w:val="D4D4D4"/>
+          <w:sz w:val="16"/>
+        </w:rPr>
+        <w:t>audit</w:t>
       </w:r>
     </w:p>
     <w:p>
@@ -7776,10 +7909,8 @@
       <w:r>
         <w:rPr>
           <w:rFonts w:ascii="Aptos" w:hAnsi="Aptos"/>
-          <w:color w:val="1F2937"/>
-          <w:sz w:val="19"/>
         </w:rPr>
-        <w:t xml:space="preserve">Preset dasar yang digunakan adalah compact_reference_guide dengan named override untuk modul pembelajaran: A4 portrait; margin atas 1,65 cm, bawah 1,55 cm, kiri/kanan 1,75 cm; Aptos 10,2 pt; line spacing 1,16; heading beraksen Laravel red; tabel ringkas; callout Predict/Try/Observe; code block Consolas berlatar Cyan Light dengan pewarnaan token Visual Studio Code; checklist; exit ticket; serta screenshot mockup UI.</w:t>
+        <w:t>Preset dasar yang digunakan adalah compact_reference_guide dengan named override untuk modul pembelajaran: A4 portrait; margin atas 1,65 cm, bawah 1,55 cm, kiri/kanan 1,75 cm; Aptos 10,2 pt; line spacing 1,16; heading beraksen Laravel red; tabel ringkas; callout Predict/Try/Observe; code block Consolas bertema Visual Studio Code Dark+; checklist; exit ticket; serta screenshot mockup UI.</w:t>
       </w:r>
     </w:p>
     <w:p>
@@ -8360,19 +8491,6 @@
         <w:pStyle w:val="ListBody"/>
       </w:pPr>
       <w:r>
-        <w:rPr>
-          <w:rFonts w:ascii="Aptos" w:hAnsi="Aptos"/>
-          <w:color w:val="1F2937"/>
-          <w:sz w:val="19"/>
-        </w:rPr>
-        <w:t xml:space="preserve">DOC-00-001 — Seluruh blok kode (208 blok, 133 label) memakai latar terang tema Cyan Light (JetBrains) dengan pewarnaan token standar Visual Studio Code untuk PHP, HTML/Blade, cmd, dan bash; teks kode tidak berubah; penjelasan palet di “Cara Membaca Sampel Kode” dan Lampiran diperbarui.</w:t>
-      </w:r>
-    </w:p>
-    <w:p>
-      <w:pPr>
-        <w:pStyle w:val="ListBody"/>
-      </w:pPr>
-      <w:r>
         <w:t xml:space="preserve">DOC-01-001 — Basis dokumen: parameter menyebut v4/v5 yang tidak ada; basis nyata adalah v7. Revisi kumulatif ditulis ke berkas v8; v7 tetap utuh di references/.</w:t>
       </w:r>
     </w:p>
@@ -8751,19 +8869,6 @@
           <w:color w:val="1F2937"/>
           <w:sz w:val="19"/>
         </w:rPr>
-        <w:t xml:space="preserve">DOC-05-007 — Rantai v3 (use case SRS v2): Modul 5 menuntaskan UC-19 (penguncian 5x/10 menit, pesan generik, redirect per peran, sesi 8 jam) dan UC-21 (onboarding penanggung jawab + rekening + tautan atur kata sandi, aktif/nonaktif tenant, riwayat komisi beserta pengelola); ditambahkan deskripsi use case, mockup, Tahap 8, dan output nyata browser.</w:t>
-      </w:r>
-    </w:p>
-    <w:p>
-      <w:pPr>
-        <w:pStyle w:val="ListBody"/>
-      </w:pPr>
-      <w:r>
-        <w:rPr>
-          <w:rFonts w:ascii="Aptos" w:hAnsi="Aptos"/>
-          <w:color w:val="1F2937"/>
-          <w:sz w:val="19"/>
-        </w:rPr>
         <w:t xml:space="preserve">DOC-06-004 — Controller/view/route meja di modul Admin; controller + route publik scan QR di modul Ordering (</w:t>
       </w:r>
       <w:r>
@@ -8829,19 +8934,6 @@
           <w:sz w:val="19"/>
         </w:rPr>
         <w:t xml:space="preserve">DOC-06-005 — Blok BUAT FILE per tahap Modul 6: make:model, make:policy --model, make:controller FQN (termasuk --invokable untuk /q/{token}), make:trait FQN, make:class (OpaqueToken, service Admin/Ordering), make:test --unit; view &amp; route modul manual.</w:t>
-      </w:r>
-    </w:p>
-    <w:p>
-      <w:pPr>
-        <w:pStyle w:val="ListBody"/>
-      </w:pPr>
-      <w:r>
-        <w:rPr>
-          <w:rFonts w:ascii="Aptos" w:hAnsi="Aptos"/>
-          <w:color w:val="1F2937"/>
-          <w:sz w:val="19"/>
-        </w:rPr>
-        <w:t xml:space="preserve">DOC-06-006 — Rantai v3 (use case SRS v2): Modul 6 menuntaskan UC-22 (QR siap cetak SVG via bacon/bacon-qr-code, nonaktif/aktif meja, ringkasan meja) dan UC-02 (halaman sambutan meja + tenant buka/tutup, pesan QR tidak valid, penolakan di luar jam operasional); ditambahkan deskripsi use case, mockup, Tahap 8, dan output nyata browser.</w:t>
       </w:r>
     </w:p>
     <w:p>
@@ -8948,7 +9040,105 @@
           <w:color w:val="1F2937"/>
           <w:sz w:val="19"/>
         </w:rPr>
-        <w:t xml:space="preserve">DOC-07-006 — Rantai v3 (use case SRS v2): Modul 7 menuntaskan UC-13 (deskripsi, foto WebP, ubah, soft delete, cari/saring), UC-14 (sakelar satu ketukan), UC-01 (kelompok per tenant, menu habis nonaktif, tenant tutup, chip kategori, pembaruan ≤ 5 detik), dan UC-11 (WaitTimeEstimator); ditambahkan deskripsi use case, mockup, Tahap 8, dan output nyata browser.</w:t>
+        <w:t xml:space="preserve">DOC-08-004 — Keranjang sebagai vertical slice modul Ordering: </w:t>
+      </w:r>
+      <w:r>
+        <w:rPr>
+          <w:rFonts w:ascii="Consolas" w:hAnsi="Consolas"/>
+          <w:color w:val="C11B12"/>
+          <w:sz w:val="17"/>
+          <w:shd w:fill="ECEFF3"/>
+        </w:rPr>
+        <w:t xml:space="preserve">CartService</w:t>
+      </w:r>
+      <w:r>
+        <w:rPr>
+          <w:rFonts w:ascii="Aptos" w:hAnsi="Aptos"/>
+          <w:color w:val="1F2937"/>
+          <w:sz w:val="19"/>
+        </w:rPr>
+        <w:t xml:space="preserve">, DTO </w:t>
+      </w:r>
+      <w:r>
+        <w:rPr>
+          <w:rFonts w:ascii="Consolas" w:hAnsi="Consolas"/>
+          <w:color w:val="C11B12"/>
+          <w:sz w:val="17"/>
+          <w:shd w:fill="ECEFF3"/>
+        </w:rPr>
+        <w:t xml:space="preserve">CartLine</w:t>
+      </w:r>
+      <w:r>
+        <w:rPr>
+          <w:rFonts w:ascii="Aptos" w:hAnsi="Aptos"/>
+          <w:color w:val="1F2937"/>
+          <w:sz w:val="19"/>
+        </w:rPr>
+        <w:t xml:space="preserve">/</w:t>
+      </w:r>
+      <w:r>
+        <w:rPr>
+          <w:rFonts w:ascii="Consolas" w:hAnsi="Consolas"/>
+          <w:color w:val="C11B12"/>
+          <w:sz w:val="17"/>
+          <w:shd w:fill="ECEFF3"/>
+        </w:rPr>
+        <w:t xml:space="preserve">CartView</w:t>
+      </w:r>
+      <w:r>
+        <w:rPr>
+          <w:rFonts w:ascii="Aptos" w:hAnsi="Aptos"/>
+          <w:color w:val="1F2937"/>
+          <w:sz w:val="19"/>
+        </w:rPr>
+        <w:t xml:space="preserve">, </w:t>
+      </w:r>
+      <w:r>
+        <w:rPr>
+          <w:rFonts w:ascii="Consolas" w:hAnsi="Consolas"/>
+          <w:color w:val="C11B12"/>
+          <w:sz w:val="17"/>
+          <w:shd w:fill="ECEFF3"/>
+        </w:rPr>
+        <w:t xml:space="preserve">CartException</w:t>
+      </w:r>
+      <w:r>
+        <w:rPr>
+          <w:rFonts w:ascii="Aptos" w:hAnsi="Aptos"/>
+          <w:color w:val="1F2937"/>
+          <w:sz w:val="19"/>
+        </w:rPr>
+        <w:t xml:space="preserve">, dan komponen </w:t>
+      </w:r>
+      <w:r>
+        <w:rPr>
+          <w:rFonts w:ascii="Consolas" w:hAnsi="Consolas"/>
+          <w:color w:val="C11B12"/>
+          <w:sz w:val="17"/>
+          <w:shd w:fill="ECEFF3"/>
+        </w:rPr>
+        <w:t xml:space="preserve">ordering::cart</w:t>
+      </w:r>
+      <w:r>
+        <w:rPr>
+          <w:rFonts w:ascii="Aptos" w:hAnsi="Aptos"/>
+          <w:color w:val="1F2937"/>
+          <w:sz w:val="19"/>
+        </w:rPr>
+        <w:t xml:space="preserve">; beranda merender komponen bernamespace; blok output Modul 8 v1 yang tersisip di dalam judul Modul 9 dipindahkan ke badan Modul 8.</w:t>
+      </w:r>
+    </w:p>
+    <w:p>
+      <w:pPr>
+        <w:pStyle w:val="ListBody"/>
+      </w:pPr>
+      <w:r>
+        <w:rPr>
+          <w:rFonts w:ascii="Aptos" w:hAnsi="Aptos"/>
+          <w:color w:val="1F2937"/>
+          <w:sz w:val="19"/>
+        </w:rPr>
+        <w:t xml:space="preserve">DOC-08-005 — Blok BUAT FILE per tahap Modul 8: make:class (DTO &amp; service), make:exception dengan nama kelas lengkap ke modul Ordering, make:livewire ordering::cart, make:test.</w:t>
       </w:r>
     </w:p>
     <w:sectPr>
@@ -21211,7 +21401,7 @@
     </w:pPr>
     <w:rPr>
       <w:rFonts w:ascii="Consolas" w:hAnsi="Consolas"/>
-      <w:color w:val="262626"/>
+      <w:color w:val="D4D4D4"/>
       <w:sz w:val="16"/>
     </w:rPr>
   </w:style>
@@ -21323,7 +21513,7 @@
     <w:rPr>
       <w:rFonts w:ascii="Consolas" w:hAnsi="Consolas"/>
       <w:b/>
-      <w:color w:val="262626"/>
+      <w:color w:val="FFFFFF"/>
       <w:sz w:val="16"/>
     </w:rPr>
   </w:style>

--- a/modul_praktikum/Lampiran.docx
+++ b/modul_praktikum/Lampiran.docx
@@ -9030,6 +9030,117 @@
         <w:t xml:space="preserve">DOC-07-005 — Blok BUAT FILE per tahap Modul 7: make:livewire catalog::menu-manager / catalog::menu-catalog (langsung ke folder modul), make:class MenuStockService, make:test; halaman &amp; route modul manual.</w:t>
       </w:r>
     </w:p>
+    <w:p>
+      <w:pPr>
+        <w:pStyle w:val="ListBody"/>
+      </w:pPr>
+      <w:r>
+        <w:rPr>
+          <w:rFonts w:ascii="Aptos" w:hAnsi="Aptos"/>
+          <w:color w:val="1F2937"/>
+          <w:sz w:val="19"/>
+        </w:rPr>
+        <w:t xml:space="preserve">DOC-08-004 — Keranjang sebagai vertical slice modul Ordering: </w:t>
+      </w:r>
+      <w:r>
+        <w:rPr>
+          <w:rFonts w:ascii="Consolas" w:hAnsi="Consolas"/>
+          <w:color w:val="C11B12"/>
+          <w:sz w:val="17"/>
+          <w:shd w:fill="ECEFF3"/>
+        </w:rPr>
+        <w:t xml:space="preserve">CartService</w:t>
+      </w:r>
+      <w:r>
+        <w:rPr>
+          <w:rFonts w:ascii="Aptos" w:hAnsi="Aptos"/>
+          <w:color w:val="1F2937"/>
+          <w:sz w:val="19"/>
+        </w:rPr>
+        <w:t xml:space="preserve">, DTO </w:t>
+      </w:r>
+      <w:r>
+        <w:rPr>
+          <w:rFonts w:ascii="Consolas" w:hAnsi="Consolas"/>
+          <w:color w:val="C11B12"/>
+          <w:sz w:val="17"/>
+          <w:shd w:fill="ECEFF3"/>
+        </w:rPr>
+        <w:t xml:space="preserve">CartLine</w:t>
+      </w:r>
+      <w:r>
+        <w:rPr>
+          <w:rFonts w:ascii="Aptos" w:hAnsi="Aptos"/>
+          <w:color w:val="1F2937"/>
+          <w:sz w:val="19"/>
+        </w:rPr>
+        <w:t xml:space="preserve">/</w:t>
+      </w:r>
+      <w:r>
+        <w:rPr>
+          <w:rFonts w:ascii="Consolas" w:hAnsi="Consolas"/>
+          <w:color w:val="C11B12"/>
+          <w:sz w:val="17"/>
+          <w:shd w:fill="ECEFF3"/>
+        </w:rPr>
+        <w:t xml:space="preserve">CartView</w:t>
+      </w:r>
+      <w:r>
+        <w:rPr>
+          <w:rFonts w:ascii="Aptos" w:hAnsi="Aptos"/>
+          <w:color w:val="1F2937"/>
+          <w:sz w:val="19"/>
+        </w:rPr>
+        <w:t xml:space="preserve">, </w:t>
+      </w:r>
+      <w:r>
+        <w:rPr>
+          <w:rFonts w:ascii="Consolas" w:hAnsi="Consolas"/>
+          <w:color w:val="C11B12"/>
+          <w:sz w:val="17"/>
+          <w:shd w:fill="ECEFF3"/>
+        </w:rPr>
+        <w:t xml:space="preserve">CartException</w:t>
+      </w:r>
+      <w:r>
+        <w:rPr>
+          <w:rFonts w:ascii="Aptos" w:hAnsi="Aptos"/>
+          <w:color w:val="1F2937"/>
+          <w:sz w:val="19"/>
+        </w:rPr>
+        <w:t xml:space="preserve">, dan komponen </w:t>
+      </w:r>
+      <w:r>
+        <w:rPr>
+          <w:rFonts w:ascii="Consolas" w:hAnsi="Consolas"/>
+          <w:color w:val="C11B12"/>
+          <w:sz w:val="17"/>
+          <w:shd w:fill="ECEFF3"/>
+        </w:rPr>
+        <w:t xml:space="preserve">ordering::cart</w:t>
+      </w:r>
+      <w:r>
+        <w:rPr>
+          <w:rFonts w:ascii="Aptos" w:hAnsi="Aptos"/>
+          <w:color w:val="1F2937"/>
+          <w:sz w:val="19"/>
+        </w:rPr>
+        <w:t xml:space="preserve">; beranda merender komponen bernamespace; blok output Modul 8 v1 yang tersisip di dalam judul Modul 9 dipindahkan ke badan Modul 8.</w:t>
+      </w:r>
+    </w:p>
+    <w:p>
+      <w:pPr>
+        <w:pStyle w:val="ListBody"/>
+      </w:pPr>
+      <w:r>
+        <w:rPr>
+          <w:rFonts w:ascii="Aptos" w:hAnsi="Aptos"/>
+          <w:color w:val="1F2937"/>
+          <w:sz w:val="19"/>
+        </w:rPr>
+        <w:t xml:space="preserve">DOC-08-005 — Blok BUAT FILE per tahap Modul 8: make:class (DTO &amp; service), make:exception dengan nama kelas lengkap ke modul Ordering, make:livewire ordering::cart, make:test.</w:t>
+      </w:r>
+    </w:p>
     <w:sectPr>
       <w:headerReference w:type="default" r:id="rId9"/>
       <w:footerReference w:type="default" r:id="rId10"/>

--- a/modul_praktikum/Lampiran.docx
+++ b/modul_praktikum/Lampiran.docx
@@ -3577,175 +3577,92 @@
     <w:p>
       <w:pPr>
         <w:pStyle w:val="CodeBlock"/>
+        <w:shd w:fill="1E1E1E" w:val="clear"/>
         <w:pBdr>
-          <w:left w:val="single" w:sz="12" w:space="8" w:color="B8DDE0"/>
+          <w:left w:val="single" w:sz="4" w:space="8" w:color="1E1E1E"/>
         </w:pBdr>
-        <w:shd w:val="clear" w:color="auto" w:fill="F2F3F7"/>
       </w:pPr>
       <w:r>
         <w:rPr>
           <w:rFonts w:ascii="Consolas" w:hAnsi="Consolas"/>
-          <w:b/>
-          <w:color w:val="000080"/>
+          <w:color w:val="4EC9B0"/>
           <w:sz w:val="16"/>
         </w:rPr>
-        <w:t xml:space="preserve">php</w:t>
+        <w:t>php</w:t>
       </w:r>
       <w:r>
         <w:rPr>
           <w:rFonts w:ascii="Consolas" w:hAnsi="Consolas"/>
-          <w:color w:val="262626"/>
+          <w:color w:val="D4D4D4"/>
           <w:sz w:val="16"/>
         </w:rPr>
-        <w:t xml:space="preserve"> artisan </w:t>
-      </w:r>
-      <w:r>
-        <w:rPr>
-          <w:rFonts w:ascii="Consolas" w:hAnsi="Consolas"/>
-          <w:color w:val="795E26"/>
-          <w:sz w:val="16"/>
-        </w:rPr>
-        <w:t xml:space="preserve">optimize:clear</w:t>
-      </w:r>
-      <w:r>
+        <w:t xml:space="preserve"> artisan optimize:clear</w:t>
         <w:br/>
       </w:r>
       <w:r>
         <w:rPr>
           <w:rFonts w:ascii="Consolas" w:hAnsi="Consolas"/>
-          <w:b/>
-          <w:color w:val="000080"/>
+          <w:color w:val="4EC9B0"/>
           <w:sz w:val="16"/>
         </w:rPr>
-        <w:t xml:space="preserve">php</w:t>
+        <w:t>php</w:t>
       </w:r>
       <w:r>
         <w:rPr>
           <w:rFonts w:ascii="Consolas" w:hAnsi="Consolas"/>
-          <w:color w:val="262626"/>
+          <w:color w:val="D4D4D4"/>
           <w:sz w:val="16"/>
         </w:rPr>
-        <w:t xml:space="preserve"> artisan </w:t>
-      </w:r>
-      <w:r>
-        <w:rPr>
-          <w:rFonts w:ascii="Consolas" w:hAnsi="Consolas"/>
-          <w:color w:val="795E26"/>
-          <w:sz w:val="16"/>
-        </w:rPr>
-        <w:t xml:space="preserve">migrate:fresh</w:t>
-      </w:r>
-      <w:r>
-        <w:rPr>
-          <w:rFonts w:ascii="Consolas" w:hAnsi="Consolas"/>
-          <w:color w:val="262626"/>
-          <w:sz w:val="16"/>
-        </w:rPr>
-        <w:t xml:space="preserve"> </w:t>
-      </w:r>
-      <w:r>
-        <w:rPr>
-          <w:rFonts w:ascii="Consolas" w:hAnsi="Consolas"/>
-          <w:color w:val="0073E6"/>
-          <w:sz w:val="16"/>
-        </w:rPr>
-        <w:t xml:space="preserve">--seed</w:t>
-      </w:r>
-      <w:r>
-        <w:rPr>
-          <w:rFonts w:ascii="Consolas" w:hAnsi="Consolas"/>
-          <w:color w:val="262626"/>
-          <w:sz w:val="16"/>
-        </w:rPr>
-        <w:t xml:space="preserve"> </w:t>
-      </w:r>
-      <w:r>
-        <w:rPr>
-          <w:rFonts w:ascii="Consolas" w:hAnsi="Consolas"/>
-          <w:color w:val="0073E6"/>
-          <w:sz w:val="16"/>
-        </w:rPr>
-        <w:t xml:space="preserve">--env=testing</w:t>
-      </w:r>
-      <w:r>
+        <w:t xml:space="preserve"> artisan migrate:fresh --seed --env=testing</w:t>
         <w:br/>
       </w:r>
       <w:r>
         <w:rPr>
           <w:rFonts w:ascii="Consolas" w:hAnsi="Consolas"/>
-          <w:b/>
-          <w:color w:val="000080"/>
+          <w:color w:val="4EC9B0"/>
           <w:sz w:val="16"/>
         </w:rPr>
-        <w:t xml:space="preserve">php</w:t>
+        <w:t>php</w:t>
       </w:r>
       <w:r>
         <w:rPr>
           <w:rFonts w:ascii="Consolas" w:hAnsi="Consolas"/>
-          <w:color w:val="262626"/>
+          <w:color w:val="D4D4D4"/>
           <w:sz w:val="16"/>
         </w:rPr>
-        <w:t xml:space="preserve"> artisan test </w:t>
+        <w:t xml:space="preserve"> artisan test --testsuite=</w:t>
       </w:r>
       <w:r>
         <w:rPr>
           <w:rFonts w:ascii="Consolas" w:hAnsi="Consolas"/>
-          <w:color w:val="0073E6"/>
+          <w:color w:val="4EC9B0"/>
           <w:sz w:val="16"/>
         </w:rPr>
-        <w:t xml:space="preserve">--testsuite=Feature</w:t>
+        <w:t>Feature</w:t>
       </w:r>
       <w:r>
         <w:rPr>
           <w:rFonts w:ascii="Consolas" w:hAnsi="Consolas"/>
-          <w:color w:val="262626"/>
+          <w:color w:val="D4D4D4"/>
           <w:sz w:val="16"/>
         </w:rPr>
-        <w:t xml:space="preserve"> </w:t>
-      </w:r>
-      <w:r>
-        <w:rPr>
-          <w:rFonts w:ascii="Consolas" w:hAnsi="Consolas"/>
-          <w:color w:val="0073E6"/>
-          <w:sz w:val="16"/>
-        </w:rPr>
-        <w:t xml:space="preserve">--stop-on-failure</w:t>
-      </w:r>
-      <w:r>
+        <w:t xml:space="preserve"> --stop-on-failure</w:t>
+        <w:br/>
+        <w:t xml:space="preserve">./vendor/bin/pint --test</w:t>
         <w:br/>
       </w:r>
       <w:r>
         <w:rPr>
           <w:rFonts w:ascii="Consolas" w:hAnsi="Consolas"/>
-          <w:color w:val="262626"/>
+          <w:color w:val="4EC9B0"/>
           <w:sz w:val="16"/>
         </w:rPr>
-        <w:t xml:space="preserve">./vendor/bin/pint </w:t>
+        <w:t>npm</w:t>
       </w:r>
       <w:r>
         <w:rPr>
           <w:rFonts w:ascii="Consolas" w:hAnsi="Consolas"/>
-          <w:color w:val="0073E6"/>
-          <w:sz w:val="16"/>
-        </w:rPr>
-        <w:t xml:space="preserve">--test</w:t>
-      </w:r>
-      <w:r>
-        <w:br/>
-      </w:r>
-      <w:r>
-        <w:rPr>
-          <w:rFonts w:ascii="Consolas" w:hAnsi="Consolas"/>
-          <w:b/>
-          <w:color w:val="000080"/>
-          <w:sz w:val="16"/>
-        </w:rPr>
-        <w:t xml:space="preserve">npm</w:t>
-      </w:r>
-      <w:r>
-        <w:rPr>
-          <w:rFonts w:ascii="Consolas" w:hAnsi="Consolas"/>
-          <w:color w:val="262626"/>
+          <w:color w:val="D4D4D4"/>
           <w:sz w:val="16"/>
         </w:rPr>
         <w:t xml:space="preserve"> run build</w:t>
@@ -5127,215 +5044,431 @@
     <w:p>
       <w:pPr>
         <w:pStyle w:val="CodeHeader"/>
-        <w:keepNext/>
+        <w:shd w:fill="2D2D30"/>
         <w:pBdr>
-          <w:left w:val="single" w:sz="12" w:space="8" w:color="B8DDE0"/>
+          <w:left w:val="single" w:sz="4" w:space="8" w:color="2D2D30"/>
         </w:pBdr>
-        <w:shd w:val="clear" w:color="auto" w:fill="E4EAED"/>
       </w:pPr>
       <w:r>
-        <w:rPr>
-          <w:rFonts w:ascii="Consolas" w:hAnsi="Consolas"/>
-          <w:b/>
-          <w:color w:val="262626"/>
-          <w:sz w:val="16"/>
-        </w:rPr>
-        <w:t xml:space="preserve">AUDIT KOMPATIBILITAS DEPENDENSI SRS — terminal root proyek   •   BASH</w:t>
+        <w:t>AUDIT KOMPATIBILITAS DEPENDENSI SRS — terminal root proyek   •   BASH</w:t>
       </w:r>
     </w:p>
     <w:p>
       <w:pPr>
         <w:pStyle w:val="CodeBlock"/>
+        <w:shd w:fill="1E1E1E"/>
         <w:keepLines/>
         <w:pBdr>
-          <w:left w:val="single" w:sz="12" w:space="8" w:color="B8DDE0"/>
+          <w:left w:val="single" w:sz="4" w:space="8" w:color="1E1E1E"/>
         </w:pBdr>
-        <w:shd w:val="clear" w:color="auto" w:fill="F2F3F7"/>
       </w:pPr>
       <w:r>
         <w:rPr>
-          <w:rFonts w:ascii="Consolas" w:hAnsi="Consolas"/>
-          <w:b/>
-          <w:color w:val="000080"/>
+          <w:rFonts w:ascii="Consolas" w:hAnsi="Consolas" w:eastAsia="Consolas"/>
+          <w:color w:val="4EC9B0"/>
           <w:sz w:val="16"/>
         </w:rPr>
-        <w:t xml:space="preserve">composer</w:t>
+        <w:t>composer</w:t>
       </w:r>
       <w:r>
         <w:rPr>
-          <w:rFonts w:ascii="Consolas" w:hAnsi="Consolas"/>
-          <w:color w:val="262626"/>
+          <w:rFonts w:ascii="Consolas" w:hAnsi="Consolas" w:eastAsia="Consolas"/>
+          <w:color w:val="D4D4D4"/>
           <w:sz w:val="16"/>
         </w:rPr>
-        <w:t xml:space="preserve"> require chillerlan/php-qrcode intervention/image-laravel </w:t>
+        <w:t xml:space="preserve"> </w:t>
       </w:r>
       <w:r>
         <w:rPr>
-          <w:rFonts w:ascii="Consolas" w:hAnsi="Consolas"/>
-          <w:color w:val="0073E6"/>
+          <w:rFonts w:ascii="Consolas" w:hAnsi="Consolas" w:eastAsia="Consolas"/>
+          <w:color w:val="D4D4D4"/>
           <w:sz w:val="16"/>
         </w:rPr>
-        <w:t xml:space="preserve">--dry-run</w:t>
+        <w:t>require</w:t>
       </w:r>
       <w:r>
+        <w:rPr>
+          <w:rFonts w:ascii="Consolas" w:hAnsi="Consolas" w:eastAsia="Consolas"/>
+          <w:color w:val="D4D4D4"/>
+          <w:sz w:val="16"/>
+        </w:rPr>
+        <w:t xml:space="preserve"> </w:t>
+      </w:r>
+      <w:r>
+        <w:rPr>
+          <w:rFonts w:ascii="Consolas" w:hAnsi="Consolas" w:eastAsia="Consolas"/>
+          <w:color w:val="D4D4D4"/>
+          <w:sz w:val="16"/>
+        </w:rPr>
+        <w:t>chillerlan/php-qrcode</w:t>
+      </w:r>
+      <w:r>
+        <w:rPr>
+          <w:rFonts w:ascii="Consolas" w:hAnsi="Consolas" w:eastAsia="Consolas"/>
+          <w:color w:val="D4D4D4"/>
+          <w:sz w:val="16"/>
+        </w:rPr>
+        <w:t xml:space="preserve"> </w:t>
+      </w:r>
+      <w:r>
+        <w:rPr>
+          <w:rFonts w:ascii="Consolas" w:hAnsi="Consolas" w:eastAsia="Consolas"/>
+          <w:color w:val="D4D4D4"/>
+          <w:sz w:val="16"/>
+        </w:rPr>
+        <w:t>intervention/image-laravel</w:t>
+      </w:r>
+      <w:r>
+        <w:rPr>
+          <w:rFonts w:ascii="Consolas" w:hAnsi="Consolas" w:eastAsia="Consolas"/>
+          <w:color w:val="D4D4D4"/>
+          <w:sz w:val="16"/>
+        </w:rPr>
+        <w:t xml:space="preserve"> </w:t>
+      </w:r>
+      <w:r>
+        <w:rPr>
+          <w:rFonts w:ascii="Consolas" w:hAnsi="Consolas" w:eastAsia="Consolas"/>
+          <w:color w:val="9CDCFE"/>
+          <w:sz w:val="16"/>
+        </w:rPr>
+        <w:t>--dry-run</w:t>
+      </w:r>
+      <w:r>
+        <w:rPr>
+          <w:rFonts w:ascii="Consolas" w:hAnsi="Consolas" w:eastAsia="Consolas"/>
+          <w:color w:val="D4D4D4"/>
+          <w:sz w:val="16"/>
+        </w:rPr>
         <w:br/>
       </w:r>
       <w:r>
         <w:rPr>
-          <w:rFonts w:ascii="Consolas" w:hAnsi="Consolas"/>
-          <w:b/>
-          <w:color w:val="000080"/>
+          <w:rFonts w:ascii="Consolas" w:hAnsi="Consolas" w:eastAsia="Consolas"/>
+          <w:color w:val="4EC9B0"/>
           <w:sz w:val="16"/>
         </w:rPr>
-        <w:t xml:space="preserve">composer</w:t>
+        <w:t>composer</w:t>
       </w:r>
       <w:r>
         <w:rPr>
-          <w:rFonts w:ascii="Consolas" w:hAnsi="Consolas"/>
-          <w:color w:val="262626"/>
+          <w:rFonts w:ascii="Consolas" w:hAnsi="Consolas" w:eastAsia="Consolas"/>
+          <w:color w:val="D4D4D4"/>
           <w:sz w:val="16"/>
         </w:rPr>
-        <w:t xml:space="preserve"> require maatwebsite/excel barryvdh/laravel-dompdf </w:t>
+        <w:t xml:space="preserve"> </w:t>
       </w:r>
       <w:r>
         <w:rPr>
-          <w:rFonts w:ascii="Consolas" w:hAnsi="Consolas"/>
-          <w:color w:val="0073E6"/>
+          <w:rFonts w:ascii="Consolas" w:hAnsi="Consolas" w:eastAsia="Consolas"/>
+          <w:color w:val="D4D4D4"/>
           <w:sz w:val="16"/>
         </w:rPr>
-        <w:t xml:space="preserve">--dry-run</w:t>
+        <w:t>require</w:t>
       </w:r>
       <w:r>
+        <w:rPr>
+          <w:rFonts w:ascii="Consolas" w:hAnsi="Consolas" w:eastAsia="Consolas"/>
+          <w:color w:val="D4D4D4"/>
+          <w:sz w:val="16"/>
+        </w:rPr>
+        <w:t xml:space="preserve"> </w:t>
+      </w:r>
+      <w:r>
+        <w:rPr>
+          <w:rFonts w:ascii="Consolas" w:hAnsi="Consolas" w:eastAsia="Consolas"/>
+          <w:color w:val="D4D4D4"/>
+          <w:sz w:val="16"/>
+        </w:rPr>
+        <w:t>maatwebsite/excel</w:t>
+      </w:r>
+      <w:r>
+        <w:rPr>
+          <w:rFonts w:ascii="Consolas" w:hAnsi="Consolas" w:eastAsia="Consolas"/>
+          <w:color w:val="D4D4D4"/>
+          <w:sz w:val="16"/>
+        </w:rPr>
+        <w:t xml:space="preserve"> </w:t>
+      </w:r>
+      <w:r>
+        <w:rPr>
+          <w:rFonts w:ascii="Consolas" w:hAnsi="Consolas" w:eastAsia="Consolas"/>
+          <w:color w:val="D4D4D4"/>
+          <w:sz w:val="16"/>
+        </w:rPr>
+        <w:t>barryvdh/laravel-dompdf</w:t>
+      </w:r>
+      <w:r>
+        <w:rPr>
+          <w:rFonts w:ascii="Consolas" w:hAnsi="Consolas" w:eastAsia="Consolas"/>
+          <w:color w:val="D4D4D4"/>
+          <w:sz w:val="16"/>
+        </w:rPr>
+        <w:t xml:space="preserve"> </w:t>
+      </w:r>
+      <w:r>
+        <w:rPr>
+          <w:rFonts w:ascii="Consolas" w:hAnsi="Consolas" w:eastAsia="Consolas"/>
+          <w:color w:val="9CDCFE"/>
+          <w:sz w:val="16"/>
+        </w:rPr>
+        <w:t>--dry-run</w:t>
+      </w:r>
+      <w:r>
+        <w:rPr>
+          <w:rFonts w:ascii="Consolas" w:hAnsi="Consolas" w:eastAsia="Consolas"/>
+          <w:color w:val="D4D4D4"/>
+          <w:sz w:val="16"/>
+        </w:rPr>
         <w:br/>
       </w:r>
       <w:r>
         <w:rPr>
-          <w:rFonts w:ascii="Consolas" w:hAnsi="Consolas"/>
-          <w:b/>
-          <w:color w:val="000080"/>
+          <w:rFonts w:ascii="Consolas" w:hAnsi="Consolas" w:eastAsia="Consolas"/>
+          <w:color w:val="4EC9B0"/>
           <w:sz w:val="16"/>
         </w:rPr>
-        <w:t xml:space="preserve">composer</w:t>
+        <w:t>composer</w:t>
       </w:r>
       <w:r>
         <w:rPr>
-          <w:rFonts w:ascii="Consolas" w:hAnsi="Consolas"/>
-          <w:color w:val="262626"/>
+          <w:rFonts w:ascii="Consolas" w:hAnsi="Consolas" w:eastAsia="Consolas"/>
+          <w:color w:val="D4D4D4"/>
           <w:sz w:val="16"/>
         </w:rPr>
-        <w:t xml:space="preserve"> require laravel-notification-channels/webpush </w:t>
+        <w:t xml:space="preserve"> </w:t>
       </w:r>
       <w:r>
         <w:rPr>
-          <w:rFonts w:ascii="Consolas" w:hAnsi="Consolas"/>
-          <w:color w:val="0073E6"/>
+          <w:rFonts w:ascii="Consolas" w:hAnsi="Consolas" w:eastAsia="Consolas"/>
+          <w:color w:val="D4D4D4"/>
           <w:sz w:val="16"/>
         </w:rPr>
-        <w:t xml:space="preserve">--dry-run</w:t>
+        <w:t>require</w:t>
       </w:r>
       <w:r>
+        <w:rPr>
+          <w:rFonts w:ascii="Consolas" w:hAnsi="Consolas" w:eastAsia="Consolas"/>
+          <w:color w:val="D4D4D4"/>
+          <w:sz w:val="16"/>
+        </w:rPr>
+        <w:t xml:space="preserve"> </w:t>
+      </w:r>
+      <w:r>
+        <w:rPr>
+          <w:rFonts w:ascii="Consolas" w:hAnsi="Consolas" w:eastAsia="Consolas"/>
+          <w:color w:val="D4D4D4"/>
+          <w:sz w:val="16"/>
+        </w:rPr>
+        <w:t>laravel-notification-channels/webpush</w:t>
+      </w:r>
+      <w:r>
+        <w:rPr>
+          <w:rFonts w:ascii="Consolas" w:hAnsi="Consolas" w:eastAsia="Consolas"/>
+          <w:color w:val="D4D4D4"/>
+          <w:sz w:val="16"/>
+        </w:rPr>
+        <w:t xml:space="preserve"> </w:t>
+      </w:r>
+      <w:r>
+        <w:rPr>
+          <w:rFonts w:ascii="Consolas" w:hAnsi="Consolas" w:eastAsia="Consolas"/>
+          <w:color w:val="9CDCFE"/>
+          <w:sz w:val="16"/>
+        </w:rPr>
+        <w:t>--dry-run</w:t>
+      </w:r>
+      <w:r>
+        <w:rPr>
+          <w:rFonts w:ascii="Consolas" w:hAnsi="Consolas" w:eastAsia="Consolas"/>
+          <w:color w:val="D4D4D4"/>
+          <w:sz w:val="16"/>
+        </w:rPr>
         <w:br/>
       </w:r>
       <w:r>
         <w:rPr>
-          <w:rFonts w:ascii="Consolas" w:hAnsi="Consolas"/>
-          <w:b/>
-          <w:color w:val="000080"/>
+          <w:rFonts w:ascii="Consolas" w:hAnsi="Consolas" w:eastAsia="Consolas"/>
+          <w:color w:val="4EC9B0"/>
           <w:sz w:val="16"/>
         </w:rPr>
-        <w:t xml:space="preserve">npm</w:t>
+        <w:t>npm</w:t>
       </w:r>
       <w:r>
         <w:rPr>
-          <w:rFonts w:ascii="Consolas" w:hAnsi="Consolas"/>
-          <w:color w:val="262626"/>
+          <w:rFonts w:ascii="Consolas" w:hAnsi="Consolas" w:eastAsia="Consolas"/>
+          <w:color w:val="D4D4D4"/>
           <w:sz w:val="16"/>
         </w:rPr>
-        <w:t xml:space="preserve"> install </w:t>
+        <w:t xml:space="preserve"> </w:t>
       </w:r>
       <w:r>
         <w:rPr>
-          <w:rFonts w:ascii="Consolas" w:hAnsi="Consolas"/>
-          <w:color w:val="0073E6"/>
+          <w:rFonts w:ascii="Consolas" w:hAnsi="Consolas" w:eastAsia="Consolas"/>
+          <w:color w:val="D4D4D4"/>
           <w:sz w:val="16"/>
         </w:rPr>
-        <w:t xml:space="preserve">--dry-run</w:t>
+        <w:t>install</w:t>
       </w:r>
       <w:r>
         <w:rPr>
-          <w:rFonts w:ascii="Consolas" w:hAnsi="Consolas"/>
-          <w:color w:val="262626"/>
+          <w:rFonts w:ascii="Consolas" w:hAnsi="Consolas" w:eastAsia="Consolas"/>
+          <w:color w:val="D4D4D4"/>
           <w:sz w:val="16"/>
         </w:rPr>
-        <w:t xml:space="preserve"> laravel-echo pusher-js</w:t>
+        <w:t xml:space="preserve"> </w:t>
       </w:r>
       <w:r>
+        <w:rPr>
+          <w:rFonts w:ascii="Consolas" w:hAnsi="Consolas" w:eastAsia="Consolas"/>
+          <w:color w:val="9CDCFE"/>
+          <w:sz w:val="16"/>
+        </w:rPr>
+        <w:t>--dry-run</w:t>
+      </w:r>
+      <w:r>
+        <w:rPr>
+          <w:rFonts w:ascii="Consolas" w:hAnsi="Consolas" w:eastAsia="Consolas"/>
+          <w:color w:val="D4D4D4"/>
+          <w:sz w:val="16"/>
+        </w:rPr>
+        <w:t xml:space="preserve"> </w:t>
+      </w:r>
+      <w:r>
+        <w:rPr>
+          <w:rFonts w:ascii="Consolas" w:hAnsi="Consolas" w:eastAsia="Consolas"/>
+          <w:color w:val="D4D4D4"/>
+          <w:sz w:val="16"/>
+        </w:rPr>
+        <w:t>laravel-echo</w:t>
+      </w:r>
+      <w:r>
+        <w:rPr>
+          <w:rFonts w:ascii="Consolas" w:hAnsi="Consolas" w:eastAsia="Consolas"/>
+          <w:color w:val="D4D4D4"/>
+          <w:sz w:val="16"/>
+        </w:rPr>
+        <w:t xml:space="preserve"> </w:t>
+      </w:r>
+      <w:r>
+        <w:rPr>
+          <w:rFonts w:ascii="Consolas" w:hAnsi="Consolas" w:eastAsia="Consolas"/>
+          <w:color w:val="D4D4D4"/>
+          <w:sz w:val="16"/>
+        </w:rPr>
+        <w:t>pusher-js</w:t>
+      </w:r>
+      <w:r>
+        <w:rPr>
+          <w:rFonts w:ascii="Consolas" w:hAnsi="Consolas" w:eastAsia="Consolas"/>
+          <w:color w:val="D4D4D4"/>
+          <w:sz w:val="16"/>
+        </w:rPr>
         <w:br/>
       </w:r>
       <w:r>
         <w:rPr>
-          <w:rFonts w:ascii="Consolas" w:hAnsi="Consolas"/>
-          <w:b/>
-          <w:color w:val="000080"/>
+          <w:rFonts w:ascii="Consolas" w:hAnsi="Consolas" w:eastAsia="Consolas"/>
+          <w:color w:val="4EC9B0"/>
           <w:sz w:val="16"/>
         </w:rPr>
-        <w:t xml:space="preserve">composer</w:t>
+        <w:t>composer</w:t>
       </w:r>
       <w:r>
         <w:rPr>
-          <w:rFonts w:ascii="Consolas" w:hAnsi="Consolas"/>
-          <w:color w:val="262626"/>
+          <w:rFonts w:ascii="Consolas" w:hAnsi="Consolas" w:eastAsia="Consolas"/>
+          <w:color w:val="D4D4D4"/>
           <w:sz w:val="16"/>
         </w:rPr>
-        <w:t xml:space="preserve"> validate </w:t>
+        <w:t xml:space="preserve"> </w:t>
       </w:r>
       <w:r>
         <w:rPr>
-          <w:rFonts w:ascii="Consolas" w:hAnsi="Consolas"/>
-          <w:color w:val="0073E6"/>
+          <w:rFonts w:ascii="Consolas" w:hAnsi="Consolas" w:eastAsia="Consolas"/>
+          <w:color w:val="D4D4D4"/>
           <w:sz w:val="16"/>
         </w:rPr>
-        <w:t xml:space="preserve">--strict</w:t>
+        <w:t>validate</w:t>
       </w:r>
       <w:r>
+        <w:rPr>
+          <w:rFonts w:ascii="Consolas" w:hAnsi="Consolas" w:eastAsia="Consolas"/>
+          <w:color w:val="D4D4D4"/>
+          <w:sz w:val="16"/>
+        </w:rPr>
+        <w:t xml:space="preserve"> </w:t>
+      </w:r>
+      <w:r>
+        <w:rPr>
+          <w:rFonts w:ascii="Consolas" w:hAnsi="Consolas" w:eastAsia="Consolas"/>
+          <w:color w:val="9CDCFE"/>
+          <w:sz w:val="16"/>
+        </w:rPr>
+        <w:t>--strict</w:t>
+      </w:r>
+      <w:r>
+        <w:rPr>
+          <w:rFonts w:ascii="Consolas" w:hAnsi="Consolas" w:eastAsia="Consolas"/>
+          <w:color w:val="D4D4D4"/>
+          <w:sz w:val="16"/>
+        </w:rPr>
         <w:br/>
       </w:r>
       <w:r>
         <w:rPr>
-          <w:rFonts w:ascii="Consolas" w:hAnsi="Consolas"/>
-          <w:b/>
-          <w:color w:val="000080"/>
+          <w:rFonts w:ascii="Consolas" w:hAnsi="Consolas" w:eastAsia="Consolas"/>
+          <w:color w:val="4EC9B0"/>
           <w:sz w:val="16"/>
         </w:rPr>
-        <w:t xml:space="preserve">composer</w:t>
+        <w:t>composer</w:t>
       </w:r>
       <w:r>
         <w:rPr>
-          <w:rFonts w:ascii="Consolas" w:hAnsi="Consolas"/>
-          <w:color w:val="262626"/>
+          <w:rFonts w:ascii="Consolas" w:hAnsi="Consolas" w:eastAsia="Consolas"/>
+          <w:color w:val="D4D4D4"/>
           <w:sz w:val="16"/>
         </w:rPr>
-        <w:t xml:space="preserve"> audit</w:t>
+        <w:t xml:space="preserve"> </w:t>
       </w:r>
       <w:r>
+        <w:rPr>
+          <w:rFonts w:ascii="Consolas" w:hAnsi="Consolas" w:eastAsia="Consolas"/>
+          <w:color w:val="D4D4D4"/>
+          <w:sz w:val="16"/>
+        </w:rPr>
+        <w:t>audit</w:t>
+      </w:r>
+      <w:r>
+        <w:rPr>
+          <w:rFonts w:ascii="Consolas" w:hAnsi="Consolas" w:eastAsia="Consolas"/>
+          <w:color w:val="D4D4D4"/>
+          <w:sz w:val="16"/>
+        </w:rPr>
         <w:br/>
       </w:r>
       <w:r>
         <w:rPr>
-          <w:rFonts w:ascii="Consolas" w:hAnsi="Consolas"/>
-          <w:b/>
-          <w:color w:val="000080"/>
+          <w:rFonts w:ascii="Consolas" w:hAnsi="Consolas" w:eastAsia="Consolas"/>
+          <w:color w:val="4EC9B0"/>
           <w:sz w:val="16"/>
         </w:rPr>
-        <w:t xml:space="preserve">npm</w:t>
+        <w:t>npm</w:t>
       </w:r>
       <w:r>
         <w:rPr>
-          <w:rFonts w:ascii="Consolas" w:hAnsi="Consolas"/>
-          <w:color w:val="262626"/>
+          <w:rFonts w:ascii="Consolas" w:hAnsi="Consolas" w:eastAsia="Consolas"/>
+          <w:color w:val="D4D4D4"/>
           <w:sz w:val="16"/>
         </w:rPr>
-        <w:t xml:space="preserve"> audit</w:t>
+        <w:t xml:space="preserve"> </w:t>
+      </w:r>
+      <w:r>
+        <w:rPr>
+          <w:rFonts w:ascii="Consolas" w:hAnsi="Consolas" w:eastAsia="Consolas"/>
+          <w:color w:val="D4D4D4"/>
+          <w:sz w:val="16"/>
+        </w:rPr>
+        <w:t>audit</w:t>
       </w:r>
     </w:p>
     <w:p>
@@ -7776,10 +7909,8 @@
       <w:r>
         <w:rPr>
           <w:rFonts w:ascii="Aptos" w:hAnsi="Aptos"/>
-          <w:color w:val="1F2937"/>
-          <w:sz w:val="19"/>
         </w:rPr>
-        <w:t xml:space="preserve">Preset dasar yang digunakan adalah compact_reference_guide dengan named override untuk modul pembelajaran: A4 portrait; margin atas 1,65 cm, bawah 1,55 cm, kiri/kanan 1,75 cm; Aptos 10,2 pt; line spacing 1,16; heading beraksen Laravel red; tabel ringkas; callout Predict/Try/Observe; code block Consolas berlatar Cyan Light dengan pewarnaan token Visual Studio Code; checklist; exit ticket; serta screenshot mockup UI.</w:t>
+        <w:t>Preset dasar yang digunakan adalah compact_reference_guide dengan named override untuk modul pembelajaran: A4 portrait; margin atas 1,65 cm, bawah 1,55 cm, kiri/kanan 1,75 cm; Aptos 10,2 pt; line spacing 1,16; heading beraksen Laravel red; tabel ringkas; callout Predict/Try/Observe; code block Consolas bertema Visual Studio Code Dark+; checklist; exit ticket; serta screenshot mockup UI.</w:t>
       </w:r>
     </w:p>
     <w:p>
@@ -8360,19 +8491,6 @@
         <w:pStyle w:val="ListBody"/>
       </w:pPr>
       <w:r>
-        <w:rPr>
-          <w:rFonts w:ascii="Aptos" w:hAnsi="Aptos"/>
-          <w:color w:val="1F2937"/>
-          <w:sz w:val="19"/>
-        </w:rPr>
-        <w:t xml:space="preserve">DOC-00-001 — Seluruh blok kode (208 blok, 133 label) memakai latar terang tema Cyan Light (JetBrains) dengan pewarnaan token standar Visual Studio Code untuk PHP, HTML/Blade, cmd, dan bash; teks kode tidak berubah; penjelasan palet di “Cara Membaca Sampel Kode” dan Lampiran diperbarui.</w:t>
-      </w:r>
-    </w:p>
-    <w:p>
-      <w:pPr>
-        <w:pStyle w:val="ListBody"/>
-      </w:pPr>
-      <w:r>
         <w:t xml:space="preserve">DOC-01-001 — Basis dokumen: parameter menyebut v4/v5 yang tidak ada; basis nyata adalah v7. Revisi kumulatif ditulis ke berkas v8; v7 tetap utuh di references/.</w:t>
       </w:r>
     </w:p>
@@ -8751,19 +8869,6 @@
           <w:color w:val="1F2937"/>
           <w:sz w:val="19"/>
         </w:rPr>
-        <w:t xml:space="preserve">DOC-05-007 — Rantai v3 (use case SRS v2): Modul 5 menuntaskan UC-19 (penguncian 5x/10 menit, pesan generik, redirect per peran, sesi 8 jam) dan UC-21 (onboarding penanggung jawab + rekening + tautan atur kata sandi, aktif/nonaktif tenant, riwayat komisi beserta pengelola); ditambahkan deskripsi use case, mockup, Tahap 8, dan output nyata browser.</w:t>
-      </w:r>
-    </w:p>
-    <w:p>
-      <w:pPr>
-        <w:pStyle w:val="ListBody"/>
-      </w:pPr>
-      <w:r>
-        <w:rPr>
-          <w:rFonts w:ascii="Aptos" w:hAnsi="Aptos"/>
-          <w:color w:val="1F2937"/>
-          <w:sz w:val="19"/>
-        </w:rPr>
         <w:t xml:space="preserve">DOC-06-004 — Controller/view/route meja di modul Admin; controller + route publik scan QR di modul Ordering (</w:t>
       </w:r>
       <w:r>
@@ -8829,19 +8934,6 @@
           <w:sz w:val="19"/>
         </w:rPr>
         <w:t xml:space="preserve">DOC-06-005 — Blok BUAT FILE per tahap Modul 6: make:model, make:policy --model, make:controller FQN (termasuk --invokable untuk /q/{token}), make:trait FQN, make:class (OpaqueToken, service Admin/Ordering), make:test --unit; view &amp; route modul manual.</w:t>
-      </w:r>
-    </w:p>
-    <w:p>
-      <w:pPr>
-        <w:pStyle w:val="ListBody"/>
-      </w:pPr>
-      <w:r>
-        <w:rPr>
-          <w:rFonts w:ascii="Aptos" w:hAnsi="Aptos"/>
-          <w:color w:val="1F2937"/>
-          <w:sz w:val="19"/>
-        </w:rPr>
-        <w:t xml:space="preserve">DOC-06-006 — Rantai v3 (use case SRS v2): Modul 6 menuntaskan UC-22 (QR siap cetak SVG via bacon/bacon-qr-code, nonaktif/aktif meja, ringkasan meja) dan UC-02 (halaman sambutan meja + tenant buka/tutup, pesan QR tidak valid, penolakan di luar jam operasional); ditambahkan deskripsi use case, mockup, Tahap 8, dan output nyata browser.</w:t>
       </w:r>
     </w:p>
     <w:p>
@@ -8936,19 +9028,6 @@
           <w:sz w:val="19"/>
         </w:rPr>
         <w:t xml:space="preserve">DOC-07-005 — Blok BUAT FILE per tahap Modul 7: make:livewire catalog::menu-manager / catalog::menu-catalog (langsung ke folder modul), make:class MenuStockService, make:test; halaman &amp; route modul manual.</w:t>
-      </w:r>
-    </w:p>
-    <w:p>
-      <w:pPr>
-        <w:pStyle w:val="ListBody"/>
-      </w:pPr>
-      <w:r>
-        <w:rPr>
-          <w:rFonts w:ascii="Aptos" w:hAnsi="Aptos"/>
-          <w:color w:val="1F2937"/>
-          <w:sz w:val="19"/>
-        </w:rPr>
-        <w:t xml:space="preserve">DOC-07-006 — Rantai v3 (use case SRS v2): Modul 7 menuntaskan UC-13 (deskripsi, foto WebP, ubah, soft delete, cari/saring), UC-14 (sakelar satu ketukan), UC-01 (kelompok per tenant, menu habis nonaktif, tenant tutup, chip kategori, pembaruan ≤ 5 detik), dan UC-11 (WaitTimeEstimator); ditambahkan deskripsi use case, mockup, Tahap 8, dan output nyata browser.</w:t>
       </w:r>
     </w:p>
     <w:p>
@@ -9072,7 +9151,105 @@
           <w:color w:val="1F2937"/>
           <w:sz w:val="19"/>
         </w:rPr>
-        <w:t xml:space="preserve">DOC-08-006 — Rantai v3 (use case SRS v2): Modul 8 menuntaskan UC-03 (kelompok per tenant, pajak dan biaya layanan, “Menu telah habis”, checkout nonaktif saat kosong) dan UC-04 (formulir kustomisasi min/maks, opsi habis nonaktif, catatan ≤ 200 karakter tersaring, harga akhir) serta halaman tenant Kelola Modifier; ditambahkan deskripsi use case, mockup, Tahap 8, dan output nyata browser.</w:t>
+        <w:t xml:space="preserve">DOC-09-004 — Checkout dan status pesanan sebagai vertical slice modul Ordering (</w:t>
+      </w:r>
+      <w:r>
+        <w:rPr>
+          <w:rFonts w:ascii="Consolas" w:hAnsi="Consolas"/>
+          <w:color w:val="C11B12"/>
+          <w:sz w:val="17"/>
+          <w:shd w:fill="ECEFF3"/>
+        </w:rPr>
+        <w:t xml:space="preserve">OrderStatusController</w:t>
+      </w:r>
+      <w:r>
+        <w:rPr>
+          <w:rFonts w:ascii="Aptos" w:hAnsi="Aptos"/>
+          <w:color w:val="1F2937"/>
+          <w:sz w:val="19"/>
+        </w:rPr>
+        <w:t xml:space="preserve">, view </w:t>
+      </w:r>
+      <w:r>
+        <w:rPr>
+          <w:rFonts w:ascii="Consolas" w:hAnsi="Consolas"/>
+          <w:color w:val="C11B12"/>
+          <w:sz w:val="17"/>
+          <w:shd w:fill="ECEFF3"/>
+        </w:rPr>
+        <w:t xml:space="preserve">ordering::order</w:t>
+      </w:r>
+      <w:r>
+        <w:rPr>
+          <w:rFonts w:ascii="Aptos" w:hAnsi="Aptos"/>
+          <w:color w:val="1F2937"/>
+          <w:sz w:val="19"/>
+        </w:rPr>
+        <w:t xml:space="preserve">, route pelanggan modul, cookie </w:t>
+      </w:r>
+      <w:r>
+        <w:rPr>
+          <w:rFonts w:ascii="Consolas" w:hAnsi="Consolas"/>
+          <w:color w:val="C11B12"/>
+          <w:sz w:val="17"/>
+          <w:shd w:fill="ECEFF3"/>
+        </w:rPr>
+        <w:t xml:space="preserve">order_tracking</w:t>
+      </w:r>
+      <w:r>
+        <w:rPr>
+          <w:rFonts w:ascii="Aptos" w:hAnsi="Aptos"/>
+          <w:color w:val="1F2937"/>
+          <w:sz w:val="19"/>
+        </w:rPr>
+        <w:t xml:space="preserve"> dikecualikan dari enkripsi oleh </w:t>
+      </w:r>
+      <w:r>
+        <w:rPr>
+          <w:rFonts w:ascii="Consolas" w:hAnsi="Consolas"/>
+          <w:color w:val="C11B12"/>
+          <w:sz w:val="17"/>
+          <w:shd w:fill="ECEFF3"/>
+        </w:rPr>
+        <w:t xml:space="preserve">OrderingServiceProvider</w:t>
+      </w:r>
+      <w:r>
+        <w:rPr>
+          <w:rFonts w:ascii="Aptos" w:hAnsi="Aptos"/>
+          <w:color w:val="1F2937"/>
+          <w:sz w:val="19"/>
+        </w:rPr>
+        <w:t xml:space="preserve">); komisi dipilih lewat scope </w:t>
+      </w:r>
+      <w:r>
+        <w:rPr>
+          <w:rFonts w:ascii="Consolas" w:hAnsi="Consolas"/>
+          <w:color w:val="C11B12"/>
+          <w:sz w:val="17"/>
+          <w:shd w:fill="ECEFF3"/>
+        </w:rPr>
+        <w:t xml:space="preserve">CommissionScheme::effectiveAt()</w:t>
+      </w:r>
+      <w:r>
+        <w:rPr>
+          <w:rFonts w:ascii="Aptos" w:hAnsi="Aptos"/>
+          <w:color w:val="1F2937"/>
+          <w:sz w:val="19"/>
+        </w:rPr>
+        <w:t xml:space="preserve"> (tanpa celah di batas pergantian, lihat DOC-05-006); blok Output Nyata Modul 9 v1 dipindah dari judul Modul 10 ke badan Modul 9.</w:t>
+      </w:r>
+    </w:p>
+    <w:p>
+      <w:pPr>
+        <w:pStyle w:val="ListBody"/>
+      </w:pPr>
+      <w:r>
+        <w:rPr>
+          <w:rFonts w:ascii="Aptos" w:hAnsi="Aptos"/>
+          <w:color w:val="1F2937"/>
+          <w:sz w:val="19"/>
+        </w:rPr>
+        <w:t xml:space="preserve">DOC-09-005 — Blok BUAT FILE per tahap Modul 9: make:class (DTO CheckoutResult, CheckoutService), make:exception FQN, make:model OrderItemModifier, make:controller FQN --invokable, make:test; view &amp; route pelanggan modul manual.</w:t>
       </w:r>
     </w:p>
     <w:sectPr>
@@ -21335,7 +21512,7 @@
     </w:pPr>
     <w:rPr>
       <w:rFonts w:ascii="Consolas" w:hAnsi="Consolas"/>
-      <w:color w:val="262626"/>
+      <w:color w:val="D4D4D4"/>
       <w:sz w:val="16"/>
     </w:rPr>
   </w:style>
@@ -21447,7 +21624,7 @@
     <w:rPr>
       <w:rFonts w:ascii="Consolas" w:hAnsi="Consolas"/>
       <w:b/>
-      <w:color w:val="262626"/>
+      <w:color w:val="FFFFFF"/>
       <w:sz w:val="16"/>
     </w:rPr>
   </w:style>

--- a/modul_praktikum/Lampiran.docx
+++ b/modul_praktikum/Lampiran.docx
@@ -9141,6 +9141,117 @@
         <w:t xml:space="preserve">DOC-08-005 — Blok BUAT FILE per tahap Modul 8: make:class (DTO &amp; service), make:exception dengan nama kelas lengkap ke modul Ordering, make:livewire ordering::cart, make:test.</w:t>
       </w:r>
     </w:p>
+    <w:p>
+      <w:pPr>
+        <w:pStyle w:val="ListBody"/>
+      </w:pPr>
+      <w:r>
+        <w:rPr>
+          <w:rFonts w:ascii="Aptos" w:hAnsi="Aptos"/>
+          <w:color w:val="1F2937"/>
+          <w:sz w:val="19"/>
+        </w:rPr>
+        <w:t xml:space="preserve">DOC-09-004 — Checkout dan status pesanan sebagai vertical slice modul Ordering (</w:t>
+      </w:r>
+      <w:r>
+        <w:rPr>
+          <w:rFonts w:ascii="Consolas" w:hAnsi="Consolas"/>
+          <w:color w:val="C11B12"/>
+          <w:sz w:val="17"/>
+          <w:shd w:fill="ECEFF3"/>
+        </w:rPr>
+        <w:t xml:space="preserve">OrderStatusController</w:t>
+      </w:r>
+      <w:r>
+        <w:rPr>
+          <w:rFonts w:ascii="Aptos" w:hAnsi="Aptos"/>
+          <w:color w:val="1F2937"/>
+          <w:sz w:val="19"/>
+        </w:rPr>
+        <w:t xml:space="preserve">, view </w:t>
+      </w:r>
+      <w:r>
+        <w:rPr>
+          <w:rFonts w:ascii="Consolas" w:hAnsi="Consolas"/>
+          <w:color w:val="C11B12"/>
+          <w:sz w:val="17"/>
+          <w:shd w:fill="ECEFF3"/>
+        </w:rPr>
+        <w:t xml:space="preserve">ordering::order</w:t>
+      </w:r>
+      <w:r>
+        <w:rPr>
+          <w:rFonts w:ascii="Aptos" w:hAnsi="Aptos"/>
+          <w:color w:val="1F2937"/>
+          <w:sz w:val="19"/>
+        </w:rPr>
+        <w:t xml:space="preserve">, route pelanggan modul, cookie </w:t>
+      </w:r>
+      <w:r>
+        <w:rPr>
+          <w:rFonts w:ascii="Consolas" w:hAnsi="Consolas"/>
+          <w:color w:val="C11B12"/>
+          <w:sz w:val="17"/>
+          <w:shd w:fill="ECEFF3"/>
+        </w:rPr>
+        <w:t xml:space="preserve">order_tracking</w:t>
+      </w:r>
+      <w:r>
+        <w:rPr>
+          <w:rFonts w:ascii="Aptos" w:hAnsi="Aptos"/>
+          <w:color w:val="1F2937"/>
+          <w:sz w:val="19"/>
+        </w:rPr>
+        <w:t xml:space="preserve"> dikecualikan dari enkripsi oleh </w:t>
+      </w:r>
+      <w:r>
+        <w:rPr>
+          <w:rFonts w:ascii="Consolas" w:hAnsi="Consolas"/>
+          <w:color w:val="C11B12"/>
+          <w:sz w:val="17"/>
+          <w:shd w:fill="ECEFF3"/>
+        </w:rPr>
+        <w:t xml:space="preserve">OrderingServiceProvider</w:t>
+      </w:r>
+      <w:r>
+        <w:rPr>
+          <w:rFonts w:ascii="Aptos" w:hAnsi="Aptos"/>
+          <w:color w:val="1F2937"/>
+          <w:sz w:val="19"/>
+        </w:rPr>
+        <w:t xml:space="preserve">); komisi dipilih lewat scope </w:t>
+      </w:r>
+      <w:r>
+        <w:rPr>
+          <w:rFonts w:ascii="Consolas" w:hAnsi="Consolas"/>
+          <w:color w:val="C11B12"/>
+          <w:sz w:val="17"/>
+          <w:shd w:fill="ECEFF3"/>
+        </w:rPr>
+        <w:t xml:space="preserve">CommissionScheme::effectiveAt()</w:t>
+      </w:r>
+      <w:r>
+        <w:rPr>
+          <w:rFonts w:ascii="Aptos" w:hAnsi="Aptos"/>
+          <w:color w:val="1F2937"/>
+          <w:sz w:val="19"/>
+        </w:rPr>
+        <w:t xml:space="preserve"> (tanpa celah di batas pergantian, lihat DOC-05-006); blok Output Nyata Modul 9 v1 dipindah dari judul Modul 10 ke badan Modul 9.</w:t>
+      </w:r>
+    </w:p>
+    <w:p>
+      <w:pPr>
+        <w:pStyle w:val="ListBody"/>
+      </w:pPr>
+      <w:r>
+        <w:rPr>
+          <w:rFonts w:ascii="Aptos" w:hAnsi="Aptos"/>
+          <w:color w:val="1F2937"/>
+          <w:sz w:val="19"/>
+        </w:rPr>
+        <w:t xml:space="preserve">DOC-09-005 — Blok BUAT FILE per tahap Modul 9: make:class (DTO CheckoutResult, CheckoutService), make:exception FQN, make:model OrderItemModifier, make:controller FQN --invokable, make:test; view &amp; route pelanggan modul manual.</w:t>
+      </w:r>
+    </w:p>
     <w:sectPr>
       <w:headerReference w:type="default" r:id="rId9"/>
       <w:footerReference w:type="default" r:id="rId10"/>

--- a/modul_praktikum/Lampiran.docx
+++ b/modul_praktikum/Lampiran.docx
@@ -9252,6 +9252,134 @@
         <w:t xml:space="preserve">DOC-09-005 — Blok BUAT FILE per tahap Modul 9: make:class (DTO CheckoutResult, CheckoutService), make:exception FQN, make:model OrderItemModifier, make:controller FQN --invokable, make:test; view &amp; route pelanggan modul manual.</w:t>
       </w:r>
     </w:p>
+    <w:p>
+      <w:pPr>
+        <w:pStyle w:val="ListBody"/>
+      </w:pPr>
+      <w:r>
+        <w:rPr>
+          <w:rFonts w:ascii="Aptos" w:hAnsi="Aptos"/>
+          <w:color w:val="1F2937"/>
+          <w:sz w:val="19"/>
+        </w:rPr>
+        <w:t xml:space="preserve">DOC-10-004 — Pembayaran sebagai vertical slice modul Payments: kontrak </w:t>
+      </w:r>
+      <w:r>
+        <w:rPr>
+          <w:rFonts w:ascii="Consolas" w:hAnsi="Consolas"/>
+          <w:color w:val="C11B12"/>
+          <w:sz w:val="17"/>
+          <w:shd w:fill="ECEFF3"/>
+        </w:rPr>
+        <w:t xml:space="preserve">PaymentGateway</w:t>
+      </w:r>
+      <w:r>
+        <w:rPr>
+          <w:rFonts w:ascii="Aptos" w:hAnsi="Aptos"/>
+          <w:color w:val="1F2937"/>
+          <w:sz w:val="19"/>
+        </w:rPr>
+        <w:t xml:space="preserve"> (make:interface), DTO, exception, adapter </w:t>
+      </w:r>
+      <w:r>
+        <w:rPr>
+          <w:rFonts w:ascii="Consolas" w:hAnsi="Consolas"/>
+          <w:color w:val="C11B12"/>
+          <w:sz w:val="17"/>
+          <w:shd w:fill="ECEFF3"/>
+        </w:rPr>
+        <w:t xml:space="preserve">FakeQrisGateway</w:t>
+      </w:r>
+      <w:r>
+        <w:rPr>
+          <w:rFonts w:ascii="Aptos" w:hAnsi="Aptos"/>
+          <w:color w:val="1F2937"/>
+          <w:sz w:val="19"/>
+        </w:rPr>
+        <w:t xml:space="preserve"> (satu binding di </w:t>
+      </w:r>
+      <w:r>
+        <w:rPr>
+          <w:rFonts w:ascii="Consolas" w:hAnsi="Consolas"/>
+          <w:color w:val="C11B12"/>
+          <w:sz w:val="17"/>
+          <w:shd w:fill="ECEFF3"/>
+        </w:rPr>
+        <w:t xml:space="preserve">PaymentsServiceProvider</w:t>
+      </w:r>
+      <w:r>
+        <w:rPr>
+          <w:rFonts w:ascii="Aptos" w:hAnsi="Aptos"/>
+          <w:color w:val="1F2937"/>
+          <w:sz w:val="19"/>
+        </w:rPr>
+        <w:t xml:space="preserve">), </w:t>
+      </w:r>
+      <w:r>
+        <w:rPr>
+          <w:rFonts w:ascii="Consolas" w:hAnsi="Consolas"/>
+          <w:color w:val="C11B12"/>
+          <w:sz w:val="17"/>
+          <w:shd w:fill="ECEFF3"/>
+        </w:rPr>
+        <w:t xml:space="preserve">PaymentService</w:t>
+      </w:r>
+      <w:r>
+        <w:rPr>
+          <w:rFonts w:ascii="Aptos" w:hAnsi="Aptos"/>
+          <w:color w:val="1F2937"/>
+          <w:sz w:val="19"/>
+        </w:rPr>
+        <w:t xml:space="preserve">, dan komponen </w:t>
+      </w:r>
+      <w:r>
+        <w:rPr>
+          <w:rFonts w:ascii="Consolas" w:hAnsi="Consolas"/>
+          <w:color w:val="C11B12"/>
+          <w:sz w:val="17"/>
+          <w:shd w:fill="ECEFF3"/>
+        </w:rPr>
+        <w:t xml:space="preserve">payments::order-payment</w:t>
+      </w:r>
+      <w:r>
+        <w:rPr>
+          <w:rFonts w:ascii="Aptos" w:hAnsi="Aptos"/>
+          <w:color w:val="1F2937"/>
+          <w:sz w:val="19"/>
+        </w:rPr>
+        <w:t xml:space="preserve"> yang disematkan halaman </w:t>
+      </w:r>
+      <w:r>
+        <w:rPr>
+          <w:rFonts w:ascii="Consolas" w:hAnsi="Consolas"/>
+          <w:color w:val="C11B12"/>
+          <w:sz w:val="17"/>
+          <w:shd w:fill="ECEFF3"/>
+        </w:rPr>
+        <w:t xml:space="preserve">ordering::order</w:t>
+      </w:r>
+      <w:r>
+        <w:rPr>
+          <w:rFonts w:ascii="Aptos" w:hAnsi="Aptos"/>
+          <w:color w:val="1F2937"/>
+          <w:sz w:val="19"/>
+        </w:rPr>
+        <w:t xml:space="preserve">; path diselaraskan; blok Output Nyata Modul 10 v1 dipindah dari judul Modul 11 ke badan Modul 10.</w:t>
+      </w:r>
+    </w:p>
+    <w:p>
+      <w:pPr>
+        <w:pStyle w:val="ListBody"/>
+      </w:pPr>
+      <w:r>
+        <w:rPr>
+          <w:rFonts w:ascii="Aptos" w:hAnsi="Aptos"/>
+          <w:color w:val="1F2937"/>
+          <w:sz w:val="19"/>
+        </w:rPr>
+        <w:t xml:space="preserve">DOC-10-005 — Blok BUAT FILE per tahap Modul 10: make:interface FQN, make:model ×3, make:class (DTO, service, adapter, ResolveTrackedOrder), make:exception FQN, make:livewire payments::order-payment, make:test (+ --unit).</w:t>
+      </w:r>
+    </w:p>
     <w:sectPr>
       <w:headerReference w:type="default" r:id="rId9"/>
       <w:footerReference w:type="default" r:id="rId10"/>

--- a/modul_praktikum/Lampiran.docx
+++ b/modul_praktikum/Lampiran.docx
@@ -3577,175 +3577,92 @@
     <w:p>
       <w:pPr>
         <w:pStyle w:val="CodeBlock"/>
+        <w:shd w:fill="1E1E1E" w:val="clear"/>
         <w:pBdr>
-          <w:left w:val="single" w:sz="12" w:space="8" w:color="B8DDE0"/>
+          <w:left w:val="single" w:sz="4" w:space="8" w:color="1E1E1E"/>
         </w:pBdr>
-        <w:shd w:val="clear" w:color="auto" w:fill="F2F3F7"/>
       </w:pPr>
       <w:r>
         <w:rPr>
           <w:rFonts w:ascii="Consolas" w:hAnsi="Consolas"/>
-          <w:b/>
-          <w:color w:val="000080"/>
+          <w:color w:val="4EC9B0"/>
           <w:sz w:val="16"/>
         </w:rPr>
-        <w:t xml:space="preserve">php</w:t>
+        <w:t>php</w:t>
       </w:r>
       <w:r>
         <w:rPr>
           <w:rFonts w:ascii="Consolas" w:hAnsi="Consolas"/>
-          <w:color w:val="262626"/>
+          <w:color w:val="D4D4D4"/>
           <w:sz w:val="16"/>
         </w:rPr>
-        <w:t xml:space="preserve"> artisan </w:t>
-      </w:r>
-      <w:r>
-        <w:rPr>
-          <w:rFonts w:ascii="Consolas" w:hAnsi="Consolas"/>
-          <w:color w:val="795E26"/>
-          <w:sz w:val="16"/>
-        </w:rPr>
-        <w:t xml:space="preserve">optimize:clear</w:t>
-      </w:r>
-      <w:r>
+        <w:t xml:space="preserve"> artisan optimize:clear</w:t>
         <w:br/>
       </w:r>
       <w:r>
         <w:rPr>
           <w:rFonts w:ascii="Consolas" w:hAnsi="Consolas"/>
-          <w:b/>
-          <w:color w:val="000080"/>
+          <w:color w:val="4EC9B0"/>
           <w:sz w:val="16"/>
         </w:rPr>
-        <w:t xml:space="preserve">php</w:t>
+        <w:t>php</w:t>
       </w:r>
       <w:r>
         <w:rPr>
           <w:rFonts w:ascii="Consolas" w:hAnsi="Consolas"/>
-          <w:color w:val="262626"/>
+          <w:color w:val="D4D4D4"/>
           <w:sz w:val="16"/>
         </w:rPr>
-        <w:t xml:space="preserve"> artisan </w:t>
-      </w:r>
-      <w:r>
-        <w:rPr>
-          <w:rFonts w:ascii="Consolas" w:hAnsi="Consolas"/>
-          <w:color w:val="795E26"/>
-          <w:sz w:val="16"/>
-        </w:rPr>
-        <w:t xml:space="preserve">migrate:fresh</w:t>
-      </w:r>
-      <w:r>
-        <w:rPr>
-          <w:rFonts w:ascii="Consolas" w:hAnsi="Consolas"/>
-          <w:color w:val="262626"/>
-          <w:sz w:val="16"/>
-        </w:rPr>
-        <w:t xml:space="preserve"> </w:t>
-      </w:r>
-      <w:r>
-        <w:rPr>
-          <w:rFonts w:ascii="Consolas" w:hAnsi="Consolas"/>
-          <w:color w:val="0073E6"/>
-          <w:sz w:val="16"/>
-        </w:rPr>
-        <w:t xml:space="preserve">--seed</w:t>
-      </w:r>
-      <w:r>
-        <w:rPr>
-          <w:rFonts w:ascii="Consolas" w:hAnsi="Consolas"/>
-          <w:color w:val="262626"/>
-          <w:sz w:val="16"/>
-        </w:rPr>
-        <w:t xml:space="preserve"> </w:t>
-      </w:r>
-      <w:r>
-        <w:rPr>
-          <w:rFonts w:ascii="Consolas" w:hAnsi="Consolas"/>
-          <w:color w:val="0073E6"/>
-          <w:sz w:val="16"/>
-        </w:rPr>
-        <w:t xml:space="preserve">--env=testing</w:t>
-      </w:r>
-      <w:r>
+        <w:t xml:space="preserve"> artisan migrate:fresh --seed --env=testing</w:t>
         <w:br/>
       </w:r>
       <w:r>
         <w:rPr>
           <w:rFonts w:ascii="Consolas" w:hAnsi="Consolas"/>
-          <w:b/>
-          <w:color w:val="000080"/>
+          <w:color w:val="4EC9B0"/>
           <w:sz w:val="16"/>
         </w:rPr>
-        <w:t xml:space="preserve">php</w:t>
+        <w:t>php</w:t>
       </w:r>
       <w:r>
         <w:rPr>
           <w:rFonts w:ascii="Consolas" w:hAnsi="Consolas"/>
-          <w:color w:val="262626"/>
+          <w:color w:val="D4D4D4"/>
           <w:sz w:val="16"/>
         </w:rPr>
-        <w:t xml:space="preserve"> artisan test </w:t>
+        <w:t xml:space="preserve"> artisan test --testsuite=</w:t>
       </w:r>
       <w:r>
         <w:rPr>
           <w:rFonts w:ascii="Consolas" w:hAnsi="Consolas"/>
-          <w:color w:val="0073E6"/>
+          <w:color w:val="4EC9B0"/>
           <w:sz w:val="16"/>
         </w:rPr>
-        <w:t xml:space="preserve">--testsuite=Feature</w:t>
+        <w:t>Feature</w:t>
       </w:r>
       <w:r>
         <w:rPr>
           <w:rFonts w:ascii="Consolas" w:hAnsi="Consolas"/>
-          <w:color w:val="262626"/>
+          <w:color w:val="D4D4D4"/>
           <w:sz w:val="16"/>
         </w:rPr>
-        <w:t xml:space="preserve"> </w:t>
-      </w:r>
-      <w:r>
-        <w:rPr>
-          <w:rFonts w:ascii="Consolas" w:hAnsi="Consolas"/>
-          <w:color w:val="0073E6"/>
-          <w:sz w:val="16"/>
-        </w:rPr>
-        <w:t xml:space="preserve">--stop-on-failure</w:t>
-      </w:r>
-      <w:r>
+        <w:t xml:space="preserve"> --stop-on-failure</w:t>
+        <w:br/>
+        <w:t xml:space="preserve">./vendor/bin/pint --test</w:t>
         <w:br/>
       </w:r>
       <w:r>
         <w:rPr>
           <w:rFonts w:ascii="Consolas" w:hAnsi="Consolas"/>
-          <w:color w:val="262626"/>
+          <w:color w:val="4EC9B0"/>
           <w:sz w:val="16"/>
         </w:rPr>
-        <w:t xml:space="preserve">./vendor/bin/pint </w:t>
+        <w:t>npm</w:t>
       </w:r>
       <w:r>
         <w:rPr>
           <w:rFonts w:ascii="Consolas" w:hAnsi="Consolas"/>
-          <w:color w:val="0073E6"/>
-          <w:sz w:val="16"/>
-        </w:rPr>
-        <w:t xml:space="preserve">--test</w:t>
-      </w:r>
-      <w:r>
-        <w:br/>
-      </w:r>
-      <w:r>
-        <w:rPr>
-          <w:rFonts w:ascii="Consolas" w:hAnsi="Consolas"/>
-          <w:b/>
-          <w:color w:val="000080"/>
-          <w:sz w:val="16"/>
-        </w:rPr>
-        <w:t xml:space="preserve">npm</w:t>
-      </w:r>
-      <w:r>
-        <w:rPr>
-          <w:rFonts w:ascii="Consolas" w:hAnsi="Consolas"/>
-          <w:color w:val="262626"/>
+          <w:color w:val="D4D4D4"/>
           <w:sz w:val="16"/>
         </w:rPr>
         <w:t xml:space="preserve"> run build</w:t>
@@ -5127,215 +5044,431 @@
     <w:p>
       <w:pPr>
         <w:pStyle w:val="CodeHeader"/>
-        <w:keepNext/>
+        <w:shd w:fill="2D2D30"/>
         <w:pBdr>
-          <w:left w:val="single" w:sz="12" w:space="8" w:color="B8DDE0"/>
+          <w:left w:val="single" w:sz="4" w:space="8" w:color="2D2D30"/>
         </w:pBdr>
-        <w:shd w:val="clear" w:color="auto" w:fill="E4EAED"/>
       </w:pPr>
       <w:r>
-        <w:rPr>
-          <w:rFonts w:ascii="Consolas" w:hAnsi="Consolas"/>
-          <w:b/>
-          <w:color w:val="262626"/>
-          <w:sz w:val="16"/>
-        </w:rPr>
-        <w:t xml:space="preserve">AUDIT KOMPATIBILITAS DEPENDENSI SRS — terminal root proyek   •   BASH</w:t>
+        <w:t>AUDIT KOMPATIBILITAS DEPENDENSI SRS — terminal root proyek   •   BASH</w:t>
       </w:r>
     </w:p>
     <w:p>
       <w:pPr>
         <w:pStyle w:val="CodeBlock"/>
+        <w:shd w:fill="1E1E1E"/>
         <w:keepLines/>
         <w:pBdr>
-          <w:left w:val="single" w:sz="12" w:space="8" w:color="B8DDE0"/>
+          <w:left w:val="single" w:sz="4" w:space="8" w:color="1E1E1E"/>
         </w:pBdr>
-        <w:shd w:val="clear" w:color="auto" w:fill="F2F3F7"/>
       </w:pPr>
       <w:r>
         <w:rPr>
-          <w:rFonts w:ascii="Consolas" w:hAnsi="Consolas"/>
-          <w:b/>
-          <w:color w:val="000080"/>
+          <w:rFonts w:ascii="Consolas" w:hAnsi="Consolas" w:eastAsia="Consolas"/>
+          <w:color w:val="4EC9B0"/>
           <w:sz w:val="16"/>
         </w:rPr>
-        <w:t xml:space="preserve">composer</w:t>
+        <w:t>composer</w:t>
       </w:r>
       <w:r>
         <w:rPr>
-          <w:rFonts w:ascii="Consolas" w:hAnsi="Consolas"/>
-          <w:color w:val="262626"/>
+          <w:rFonts w:ascii="Consolas" w:hAnsi="Consolas" w:eastAsia="Consolas"/>
+          <w:color w:val="D4D4D4"/>
           <w:sz w:val="16"/>
         </w:rPr>
-        <w:t xml:space="preserve"> require chillerlan/php-qrcode intervention/image-laravel </w:t>
+        <w:t xml:space="preserve"> </w:t>
       </w:r>
       <w:r>
         <w:rPr>
-          <w:rFonts w:ascii="Consolas" w:hAnsi="Consolas"/>
-          <w:color w:val="0073E6"/>
+          <w:rFonts w:ascii="Consolas" w:hAnsi="Consolas" w:eastAsia="Consolas"/>
+          <w:color w:val="D4D4D4"/>
           <w:sz w:val="16"/>
         </w:rPr>
-        <w:t xml:space="preserve">--dry-run</w:t>
+        <w:t>require</w:t>
       </w:r>
       <w:r>
+        <w:rPr>
+          <w:rFonts w:ascii="Consolas" w:hAnsi="Consolas" w:eastAsia="Consolas"/>
+          <w:color w:val="D4D4D4"/>
+          <w:sz w:val="16"/>
+        </w:rPr>
+        <w:t xml:space="preserve"> </w:t>
+      </w:r>
+      <w:r>
+        <w:rPr>
+          <w:rFonts w:ascii="Consolas" w:hAnsi="Consolas" w:eastAsia="Consolas"/>
+          <w:color w:val="D4D4D4"/>
+          <w:sz w:val="16"/>
+        </w:rPr>
+        <w:t>chillerlan/php-qrcode</w:t>
+      </w:r>
+      <w:r>
+        <w:rPr>
+          <w:rFonts w:ascii="Consolas" w:hAnsi="Consolas" w:eastAsia="Consolas"/>
+          <w:color w:val="D4D4D4"/>
+          <w:sz w:val="16"/>
+        </w:rPr>
+        <w:t xml:space="preserve"> </w:t>
+      </w:r>
+      <w:r>
+        <w:rPr>
+          <w:rFonts w:ascii="Consolas" w:hAnsi="Consolas" w:eastAsia="Consolas"/>
+          <w:color w:val="D4D4D4"/>
+          <w:sz w:val="16"/>
+        </w:rPr>
+        <w:t>intervention/image-laravel</w:t>
+      </w:r>
+      <w:r>
+        <w:rPr>
+          <w:rFonts w:ascii="Consolas" w:hAnsi="Consolas" w:eastAsia="Consolas"/>
+          <w:color w:val="D4D4D4"/>
+          <w:sz w:val="16"/>
+        </w:rPr>
+        <w:t xml:space="preserve"> </w:t>
+      </w:r>
+      <w:r>
+        <w:rPr>
+          <w:rFonts w:ascii="Consolas" w:hAnsi="Consolas" w:eastAsia="Consolas"/>
+          <w:color w:val="9CDCFE"/>
+          <w:sz w:val="16"/>
+        </w:rPr>
+        <w:t>--dry-run</w:t>
+      </w:r>
+      <w:r>
+        <w:rPr>
+          <w:rFonts w:ascii="Consolas" w:hAnsi="Consolas" w:eastAsia="Consolas"/>
+          <w:color w:val="D4D4D4"/>
+          <w:sz w:val="16"/>
+        </w:rPr>
         <w:br/>
       </w:r>
       <w:r>
         <w:rPr>
-          <w:rFonts w:ascii="Consolas" w:hAnsi="Consolas"/>
-          <w:b/>
-          <w:color w:val="000080"/>
+          <w:rFonts w:ascii="Consolas" w:hAnsi="Consolas" w:eastAsia="Consolas"/>
+          <w:color w:val="4EC9B0"/>
           <w:sz w:val="16"/>
         </w:rPr>
-        <w:t xml:space="preserve">composer</w:t>
+        <w:t>composer</w:t>
       </w:r>
       <w:r>
         <w:rPr>
-          <w:rFonts w:ascii="Consolas" w:hAnsi="Consolas"/>
-          <w:color w:val="262626"/>
+          <w:rFonts w:ascii="Consolas" w:hAnsi="Consolas" w:eastAsia="Consolas"/>
+          <w:color w:val="D4D4D4"/>
           <w:sz w:val="16"/>
         </w:rPr>
-        <w:t xml:space="preserve"> require maatwebsite/excel barryvdh/laravel-dompdf </w:t>
+        <w:t xml:space="preserve"> </w:t>
       </w:r>
       <w:r>
         <w:rPr>
-          <w:rFonts w:ascii="Consolas" w:hAnsi="Consolas"/>
-          <w:color w:val="0073E6"/>
+          <w:rFonts w:ascii="Consolas" w:hAnsi="Consolas" w:eastAsia="Consolas"/>
+          <w:color w:val="D4D4D4"/>
           <w:sz w:val="16"/>
         </w:rPr>
-        <w:t xml:space="preserve">--dry-run</w:t>
+        <w:t>require</w:t>
       </w:r>
       <w:r>
+        <w:rPr>
+          <w:rFonts w:ascii="Consolas" w:hAnsi="Consolas" w:eastAsia="Consolas"/>
+          <w:color w:val="D4D4D4"/>
+          <w:sz w:val="16"/>
+        </w:rPr>
+        <w:t xml:space="preserve"> </w:t>
+      </w:r>
+      <w:r>
+        <w:rPr>
+          <w:rFonts w:ascii="Consolas" w:hAnsi="Consolas" w:eastAsia="Consolas"/>
+          <w:color w:val="D4D4D4"/>
+          <w:sz w:val="16"/>
+        </w:rPr>
+        <w:t>maatwebsite/excel</w:t>
+      </w:r>
+      <w:r>
+        <w:rPr>
+          <w:rFonts w:ascii="Consolas" w:hAnsi="Consolas" w:eastAsia="Consolas"/>
+          <w:color w:val="D4D4D4"/>
+          <w:sz w:val="16"/>
+        </w:rPr>
+        <w:t xml:space="preserve"> </w:t>
+      </w:r>
+      <w:r>
+        <w:rPr>
+          <w:rFonts w:ascii="Consolas" w:hAnsi="Consolas" w:eastAsia="Consolas"/>
+          <w:color w:val="D4D4D4"/>
+          <w:sz w:val="16"/>
+        </w:rPr>
+        <w:t>barryvdh/laravel-dompdf</w:t>
+      </w:r>
+      <w:r>
+        <w:rPr>
+          <w:rFonts w:ascii="Consolas" w:hAnsi="Consolas" w:eastAsia="Consolas"/>
+          <w:color w:val="D4D4D4"/>
+          <w:sz w:val="16"/>
+        </w:rPr>
+        <w:t xml:space="preserve"> </w:t>
+      </w:r>
+      <w:r>
+        <w:rPr>
+          <w:rFonts w:ascii="Consolas" w:hAnsi="Consolas" w:eastAsia="Consolas"/>
+          <w:color w:val="9CDCFE"/>
+          <w:sz w:val="16"/>
+        </w:rPr>
+        <w:t>--dry-run</w:t>
+      </w:r>
+      <w:r>
+        <w:rPr>
+          <w:rFonts w:ascii="Consolas" w:hAnsi="Consolas" w:eastAsia="Consolas"/>
+          <w:color w:val="D4D4D4"/>
+          <w:sz w:val="16"/>
+        </w:rPr>
         <w:br/>
       </w:r>
       <w:r>
         <w:rPr>
-          <w:rFonts w:ascii="Consolas" w:hAnsi="Consolas"/>
-          <w:b/>
-          <w:color w:val="000080"/>
+          <w:rFonts w:ascii="Consolas" w:hAnsi="Consolas" w:eastAsia="Consolas"/>
+          <w:color w:val="4EC9B0"/>
           <w:sz w:val="16"/>
         </w:rPr>
-        <w:t xml:space="preserve">composer</w:t>
+        <w:t>composer</w:t>
       </w:r>
       <w:r>
         <w:rPr>
-          <w:rFonts w:ascii="Consolas" w:hAnsi="Consolas"/>
-          <w:color w:val="262626"/>
+          <w:rFonts w:ascii="Consolas" w:hAnsi="Consolas" w:eastAsia="Consolas"/>
+          <w:color w:val="D4D4D4"/>
           <w:sz w:val="16"/>
         </w:rPr>
-        <w:t xml:space="preserve"> require laravel-notification-channels/webpush </w:t>
+        <w:t xml:space="preserve"> </w:t>
       </w:r>
       <w:r>
         <w:rPr>
-          <w:rFonts w:ascii="Consolas" w:hAnsi="Consolas"/>
-          <w:color w:val="0073E6"/>
+          <w:rFonts w:ascii="Consolas" w:hAnsi="Consolas" w:eastAsia="Consolas"/>
+          <w:color w:val="D4D4D4"/>
           <w:sz w:val="16"/>
         </w:rPr>
-        <w:t xml:space="preserve">--dry-run</w:t>
+        <w:t>require</w:t>
       </w:r>
       <w:r>
+        <w:rPr>
+          <w:rFonts w:ascii="Consolas" w:hAnsi="Consolas" w:eastAsia="Consolas"/>
+          <w:color w:val="D4D4D4"/>
+          <w:sz w:val="16"/>
+        </w:rPr>
+        <w:t xml:space="preserve"> </w:t>
+      </w:r>
+      <w:r>
+        <w:rPr>
+          <w:rFonts w:ascii="Consolas" w:hAnsi="Consolas" w:eastAsia="Consolas"/>
+          <w:color w:val="D4D4D4"/>
+          <w:sz w:val="16"/>
+        </w:rPr>
+        <w:t>laravel-notification-channels/webpush</w:t>
+      </w:r>
+      <w:r>
+        <w:rPr>
+          <w:rFonts w:ascii="Consolas" w:hAnsi="Consolas" w:eastAsia="Consolas"/>
+          <w:color w:val="D4D4D4"/>
+          <w:sz w:val="16"/>
+        </w:rPr>
+        <w:t xml:space="preserve"> </w:t>
+      </w:r>
+      <w:r>
+        <w:rPr>
+          <w:rFonts w:ascii="Consolas" w:hAnsi="Consolas" w:eastAsia="Consolas"/>
+          <w:color w:val="9CDCFE"/>
+          <w:sz w:val="16"/>
+        </w:rPr>
+        <w:t>--dry-run</w:t>
+      </w:r>
+      <w:r>
+        <w:rPr>
+          <w:rFonts w:ascii="Consolas" w:hAnsi="Consolas" w:eastAsia="Consolas"/>
+          <w:color w:val="D4D4D4"/>
+          <w:sz w:val="16"/>
+        </w:rPr>
         <w:br/>
       </w:r>
       <w:r>
         <w:rPr>
-          <w:rFonts w:ascii="Consolas" w:hAnsi="Consolas"/>
-          <w:b/>
-          <w:color w:val="000080"/>
+          <w:rFonts w:ascii="Consolas" w:hAnsi="Consolas" w:eastAsia="Consolas"/>
+          <w:color w:val="4EC9B0"/>
           <w:sz w:val="16"/>
         </w:rPr>
-        <w:t xml:space="preserve">npm</w:t>
+        <w:t>npm</w:t>
       </w:r>
       <w:r>
         <w:rPr>
-          <w:rFonts w:ascii="Consolas" w:hAnsi="Consolas"/>
-          <w:color w:val="262626"/>
+          <w:rFonts w:ascii="Consolas" w:hAnsi="Consolas" w:eastAsia="Consolas"/>
+          <w:color w:val="D4D4D4"/>
           <w:sz w:val="16"/>
         </w:rPr>
-        <w:t xml:space="preserve"> install </w:t>
+        <w:t xml:space="preserve"> </w:t>
       </w:r>
       <w:r>
         <w:rPr>
-          <w:rFonts w:ascii="Consolas" w:hAnsi="Consolas"/>
-          <w:color w:val="0073E6"/>
+          <w:rFonts w:ascii="Consolas" w:hAnsi="Consolas" w:eastAsia="Consolas"/>
+          <w:color w:val="D4D4D4"/>
           <w:sz w:val="16"/>
         </w:rPr>
-        <w:t xml:space="preserve">--dry-run</w:t>
+        <w:t>install</w:t>
       </w:r>
       <w:r>
         <w:rPr>
-          <w:rFonts w:ascii="Consolas" w:hAnsi="Consolas"/>
-          <w:color w:val="262626"/>
+          <w:rFonts w:ascii="Consolas" w:hAnsi="Consolas" w:eastAsia="Consolas"/>
+          <w:color w:val="D4D4D4"/>
           <w:sz w:val="16"/>
         </w:rPr>
-        <w:t xml:space="preserve"> laravel-echo pusher-js</w:t>
+        <w:t xml:space="preserve"> </w:t>
       </w:r>
       <w:r>
+        <w:rPr>
+          <w:rFonts w:ascii="Consolas" w:hAnsi="Consolas" w:eastAsia="Consolas"/>
+          <w:color w:val="9CDCFE"/>
+          <w:sz w:val="16"/>
+        </w:rPr>
+        <w:t>--dry-run</w:t>
+      </w:r>
+      <w:r>
+        <w:rPr>
+          <w:rFonts w:ascii="Consolas" w:hAnsi="Consolas" w:eastAsia="Consolas"/>
+          <w:color w:val="D4D4D4"/>
+          <w:sz w:val="16"/>
+        </w:rPr>
+        <w:t xml:space="preserve"> </w:t>
+      </w:r>
+      <w:r>
+        <w:rPr>
+          <w:rFonts w:ascii="Consolas" w:hAnsi="Consolas" w:eastAsia="Consolas"/>
+          <w:color w:val="D4D4D4"/>
+          <w:sz w:val="16"/>
+        </w:rPr>
+        <w:t>laravel-echo</w:t>
+      </w:r>
+      <w:r>
+        <w:rPr>
+          <w:rFonts w:ascii="Consolas" w:hAnsi="Consolas" w:eastAsia="Consolas"/>
+          <w:color w:val="D4D4D4"/>
+          <w:sz w:val="16"/>
+        </w:rPr>
+        <w:t xml:space="preserve"> </w:t>
+      </w:r>
+      <w:r>
+        <w:rPr>
+          <w:rFonts w:ascii="Consolas" w:hAnsi="Consolas" w:eastAsia="Consolas"/>
+          <w:color w:val="D4D4D4"/>
+          <w:sz w:val="16"/>
+        </w:rPr>
+        <w:t>pusher-js</w:t>
+      </w:r>
+      <w:r>
+        <w:rPr>
+          <w:rFonts w:ascii="Consolas" w:hAnsi="Consolas" w:eastAsia="Consolas"/>
+          <w:color w:val="D4D4D4"/>
+          <w:sz w:val="16"/>
+        </w:rPr>
         <w:br/>
       </w:r>
       <w:r>
         <w:rPr>
-          <w:rFonts w:ascii="Consolas" w:hAnsi="Consolas"/>
-          <w:b/>
-          <w:color w:val="000080"/>
+          <w:rFonts w:ascii="Consolas" w:hAnsi="Consolas" w:eastAsia="Consolas"/>
+          <w:color w:val="4EC9B0"/>
           <w:sz w:val="16"/>
         </w:rPr>
-        <w:t xml:space="preserve">composer</w:t>
+        <w:t>composer</w:t>
       </w:r>
       <w:r>
         <w:rPr>
-          <w:rFonts w:ascii="Consolas" w:hAnsi="Consolas"/>
-          <w:color w:val="262626"/>
+          <w:rFonts w:ascii="Consolas" w:hAnsi="Consolas" w:eastAsia="Consolas"/>
+          <w:color w:val="D4D4D4"/>
           <w:sz w:val="16"/>
         </w:rPr>
-        <w:t xml:space="preserve"> validate </w:t>
+        <w:t xml:space="preserve"> </w:t>
       </w:r>
       <w:r>
         <w:rPr>
-          <w:rFonts w:ascii="Consolas" w:hAnsi="Consolas"/>
-          <w:color w:val="0073E6"/>
+          <w:rFonts w:ascii="Consolas" w:hAnsi="Consolas" w:eastAsia="Consolas"/>
+          <w:color w:val="D4D4D4"/>
           <w:sz w:val="16"/>
         </w:rPr>
-        <w:t xml:space="preserve">--strict</w:t>
+        <w:t>validate</w:t>
       </w:r>
       <w:r>
+        <w:rPr>
+          <w:rFonts w:ascii="Consolas" w:hAnsi="Consolas" w:eastAsia="Consolas"/>
+          <w:color w:val="D4D4D4"/>
+          <w:sz w:val="16"/>
+        </w:rPr>
+        <w:t xml:space="preserve"> </w:t>
+      </w:r>
+      <w:r>
+        <w:rPr>
+          <w:rFonts w:ascii="Consolas" w:hAnsi="Consolas" w:eastAsia="Consolas"/>
+          <w:color w:val="9CDCFE"/>
+          <w:sz w:val="16"/>
+        </w:rPr>
+        <w:t>--strict</w:t>
+      </w:r>
+      <w:r>
+        <w:rPr>
+          <w:rFonts w:ascii="Consolas" w:hAnsi="Consolas" w:eastAsia="Consolas"/>
+          <w:color w:val="D4D4D4"/>
+          <w:sz w:val="16"/>
+        </w:rPr>
         <w:br/>
       </w:r>
       <w:r>
         <w:rPr>
-          <w:rFonts w:ascii="Consolas" w:hAnsi="Consolas"/>
-          <w:b/>
-          <w:color w:val="000080"/>
+          <w:rFonts w:ascii="Consolas" w:hAnsi="Consolas" w:eastAsia="Consolas"/>
+          <w:color w:val="4EC9B0"/>
           <w:sz w:val="16"/>
         </w:rPr>
-        <w:t xml:space="preserve">composer</w:t>
+        <w:t>composer</w:t>
       </w:r>
       <w:r>
         <w:rPr>
-          <w:rFonts w:ascii="Consolas" w:hAnsi="Consolas"/>
-          <w:color w:val="262626"/>
+          <w:rFonts w:ascii="Consolas" w:hAnsi="Consolas" w:eastAsia="Consolas"/>
+          <w:color w:val="D4D4D4"/>
           <w:sz w:val="16"/>
         </w:rPr>
-        <w:t xml:space="preserve"> audit</w:t>
+        <w:t xml:space="preserve"> </w:t>
       </w:r>
       <w:r>
+        <w:rPr>
+          <w:rFonts w:ascii="Consolas" w:hAnsi="Consolas" w:eastAsia="Consolas"/>
+          <w:color w:val="D4D4D4"/>
+          <w:sz w:val="16"/>
+        </w:rPr>
+        <w:t>audit</w:t>
+      </w:r>
+      <w:r>
+        <w:rPr>
+          <w:rFonts w:ascii="Consolas" w:hAnsi="Consolas" w:eastAsia="Consolas"/>
+          <w:color w:val="D4D4D4"/>
+          <w:sz w:val="16"/>
+        </w:rPr>
         <w:br/>
       </w:r>
       <w:r>
         <w:rPr>
-          <w:rFonts w:ascii="Consolas" w:hAnsi="Consolas"/>
-          <w:b/>
-          <w:color w:val="000080"/>
+          <w:rFonts w:ascii="Consolas" w:hAnsi="Consolas" w:eastAsia="Consolas"/>
+          <w:color w:val="4EC9B0"/>
           <w:sz w:val="16"/>
         </w:rPr>
-        <w:t xml:space="preserve">npm</w:t>
+        <w:t>npm</w:t>
       </w:r>
       <w:r>
         <w:rPr>
-          <w:rFonts w:ascii="Consolas" w:hAnsi="Consolas"/>
-          <w:color w:val="262626"/>
+          <w:rFonts w:ascii="Consolas" w:hAnsi="Consolas" w:eastAsia="Consolas"/>
+          <w:color w:val="D4D4D4"/>
           <w:sz w:val="16"/>
         </w:rPr>
-        <w:t xml:space="preserve"> audit</w:t>
+        <w:t xml:space="preserve"> </w:t>
+      </w:r>
+      <w:r>
+        <w:rPr>
+          <w:rFonts w:ascii="Consolas" w:hAnsi="Consolas" w:eastAsia="Consolas"/>
+          <w:color w:val="D4D4D4"/>
+          <w:sz w:val="16"/>
+        </w:rPr>
+        <w:t>audit</w:t>
       </w:r>
     </w:p>
     <w:p>
@@ -7776,10 +7909,8 @@
       <w:r>
         <w:rPr>
           <w:rFonts w:ascii="Aptos" w:hAnsi="Aptos"/>
-          <w:color w:val="1F2937"/>
-          <w:sz w:val="19"/>
         </w:rPr>
-        <w:t xml:space="preserve">Preset dasar yang digunakan adalah compact_reference_guide dengan named override untuk modul pembelajaran: A4 portrait; margin atas 1,65 cm, bawah 1,55 cm, kiri/kanan 1,75 cm; Aptos 10,2 pt; line spacing 1,16; heading beraksen Laravel red; tabel ringkas; callout Predict/Try/Observe; code block Consolas berlatar Cyan Light dengan pewarnaan token Visual Studio Code; checklist; exit ticket; serta screenshot mockup UI.</w:t>
+        <w:t>Preset dasar yang digunakan adalah compact_reference_guide dengan named override untuk modul pembelajaran: A4 portrait; margin atas 1,65 cm, bawah 1,55 cm, kiri/kanan 1,75 cm; Aptos 10,2 pt; line spacing 1,16; heading beraksen Laravel red; tabel ringkas; callout Predict/Try/Observe; code block Consolas bertema Visual Studio Code Dark+; checklist; exit ticket; serta screenshot mockup UI.</w:t>
       </w:r>
     </w:p>
     <w:p>
@@ -8360,19 +8491,6 @@
         <w:pStyle w:val="ListBody"/>
       </w:pPr>
       <w:r>
-        <w:rPr>
-          <w:rFonts w:ascii="Aptos" w:hAnsi="Aptos"/>
-          <w:color w:val="1F2937"/>
-          <w:sz w:val="19"/>
-        </w:rPr>
-        <w:t xml:space="preserve">DOC-00-001 — Seluruh blok kode (208 blok, 133 label) memakai latar terang tema Cyan Light (JetBrains) dengan pewarnaan token standar Visual Studio Code untuk PHP, HTML/Blade, cmd, dan bash; teks kode tidak berubah; penjelasan palet di “Cara Membaca Sampel Kode” dan Lampiran diperbarui.</w:t>
-      </w:r>
-    </w:p>
-    <w:p>
-      <w:pPr>
-        <w:pStyle w:val="ListBody"/>
-      </w:pPr>
-      <w:r>
         <w:t xml:space="preserve">DOC-01-001 — Basis dokumen: parameter menyebut v4/v5 yang tidak ada; basis nyata adalah v7. Revisi kumulatif ditulis ke berkas v8; v7 tetap utuh di references/.</w:t>
       </w:r>
     </w:p>
@@ -8751,19 +8869,6 @@
           <w:color w:val="1F2937"/>
           <w:sz w:val="19"/>
         </w:rPr>
-        <w:t xml:space="preserve">DOC-05-007 — Rantai v3 (use case SRS v2): Modul 5 menuntaskan UC-19 (penguncian 5x/10 menit, pesan generik, redirect per peran, sesi 8 jam) dan UC-21 (onboarding penanggung jawab + rekening + tautan atur kata sandi, aktif/nonaktif tenant, riwayat komisi beserta pengelola); ditambahkan deskripsi use case, mockup, Tahap 8, dan output nyata browser.</w:t>
-      </w:r>
-    </w:p>
-    <w:p>
-      <w:pPr>
-        <w:pStyle w:val="ListBody"/>
-      </w:pPr>
-      <w:r>
-        <w:rPr>
-          <w:rFonts w:ascii="Aptos" w:hAnsi="Aptos"/>
-          <w:color w:val="1F2937"/>
-          <w:sz w:val="19"/>
-        </w:rPr>
         <w:t xml:space="preserve">DOC-06-004 — Controller/view/route meja di modul Admin; controller + route publik scan QR di modul Ordering (</w:t>
       </w:r>
       <w:r>
@@ -8829,19 +8934,6 @@
           <w:sz w:val="19"/>
         </w:rPr>
         <w:t xml:space="preserve">DOC-06-005 — Blok BUAT FILE per tahap Modul 6: make:model, make:policy --model, make:controller FQN (termasuk --invokable untuk /q/{token}), make:trait FQN, make:class (OpaqueToken, service Admin/Ordering), make:test --unit; view &amp; route modul manual.</w:t>
-      </w:r>
-    </w:p>
-    <w:p>
-      <w:pPr>
-        <w:pStyle w:val="ListBody"/>
-      </w:pPr>
-      <w:r>
-        <w:rPr>
-          <w:rFonts w:ascii="Aptos" w:hAnsi="Aptos"/>
-          <w:color w:val="1F2937"/>
-          <w:sz w:val="19"/>
-        </w:rPr>
-        <w:t xml:space="preserve">DOC-06-006 — Rantai v3 (use case SRS v2): Modul 6 menuntaskan UC-22 (QR siap cetak SVG via bacon/bacon-qr-code, nonaktif/aktif meja, ringkasan meja) dan UC-02 (halaman sambutan meja + tenant buka/tutup, pesan QR tidak valid, penolakan di luar jam operasional); ditambahkan deskripsi use case, mockup, Tahap 8, dan output nyata browser.</w:t>
       </w:r>
     </w:p>
     <w:p>
@@ -8936,19 +9028,6 @@
           <w:sz w:val="19"/>
         </w:rPr>
         <w:t xml:space="preserve">DOC-07-005 — Blok BUAT FILE per tahap Modul 7: make:livewire catalog::menu-manager / catalog::menu-catalog (langsung ke folder modul), make:class MenuStockService, make:test; halaman &amp; route modul manual.</w:t>
-      </w:r>
-    </w:p>
-    <w:p>
-      <w:pPr>
-        <w:pStyle w:val="ListBody"/>
-      </w:pPr>
-      <w:r>
-        <w:rPr>
-          <w:rFonts w:ascii="Aptos" w:hAnsi="Aptos"/>
-          <w:color w:val="1F2937"/>
-          <w:sz w:val="19"/>
-        </w:rPr>
-        <w:t xml:space="preserve">DOC-07-006 — Rantai v3 (use case SRS v2): Modul 7 menuntaskan UC-13 (deskripsi, foto WebP, ubah, soft delete, cari/saring), UC-14 (sakelar satu ketukan), UC-01 (kelompok per tenant, menu habis nonaktif, tenant tutup, chip kategori, pembaruan ≤ 5 detik), dan UC-11 (WaitTimeEstimator); ditambahkan deskripsi use case, mockup, Tahap 8, dan output nyata browser.</w:t>
       </w:r>
     </w:p>
     <w:p>
@@ -9072,19 +9151,6 @@
           <w:color w:val="1F2937"/>
           <w:sz w:val="19"/>
         </w:rPr>
-        <w:t xml:space="preserve">DOC-08-006 — Rantai v3 (use case SRS v2): Modul 8 menuntaskan UC-03 (kelompok per tenant, pajak dan biaya layanan, “Menu telah habis”, checkout nonaktif saat kosong) dan UC-04 (formulir kustomisasi min/maks, opsi habis nonaktif, catatan ≤ 200 karakter tersaring, harga akhir) serta halaman tenant Kelola Modifier; ditambahkan deskripsi use case, mockup, Tahap 8, dan output nyata browser.</w:t>
-      </w:r>
-    </w:p>
-    <w:p>
-      <w:pPr>
-        <w:pStyle w:val="ListBody"/>
-      </w:pPr>
-      <w:r>
-        <w:rPr>
-          <w:rFonts w:ascii="Aptos" w:hAnsi="Aptos"/>
-          <w:color w:val="1F2937"/>
-          <w:sz w:val="19"/>
-        </w:rPr>
         <w:t xml:space="preserve">DOC-09-004 — Checkout dan status pesanan sebagai vertical slice modul Ordering (</w:t>
       </w:r>
       <w:r>
@@ -9196,7 +9262,122 @@
           <w:color w:val="1F2937"/>
           <w:sz w:val="19"/>
         </w:rPr>
-        <w:t xml:space="preserve">DOC-09-006 — Rantai v3 (use case SRS v2): Modul 9 menuntaskan UC-05 (halaman checkout: ringkasan, nomor meja, mode penyajian, identitas ringkas, tenant wajib buka, kembali ke keranjang bila item bermasalah, catatan item tersimpan) dan UC-06 (slot pre-order 15 menit, jam operasional, kapasitas slot + slot terdekat, status terjadwal, pelepasan otomatis ke dapur tiap menit) serta halaman tenant Pengaturan Pre-Order; ditambahkan deskripsi use case, mockup, Tahap 8, dan output nyata browser.</w:t>
+        <w:t xml:space="preserve">DOC-10-004 — Pembayaran sebagai vertical slice modul Payments: kontrak </w:t>
+      </w:r>
+      <w:r>
+        <w:rPr>
+          <w:rFonts w:ascii="Consolas" w:hAnsi="Consolas"/>
+          <w:color w:val="C11B12"/>
+          <w:sz w:val="17"/>
+          <w:shd w:fill="ECEFF3"/>
+        </w:rPr>
+        <w:t xml:space="preserve">PaymentGateway</w:t>
+      </w:r>
+      <w:r>
+        <w:rPr>
+          <w:rFonts w:ascii="Aptos" w:hAnsi="Aptos"/>
+          <w:color w:val="1F2937"/>
+          <w:sz w:val="19"/>
+        </w:rPr>
+        <w:t xml:space="preserve"> (make:interface), DTO, exception, adapter </w:t>
+      </w:r>
+      <w:r>
+        <w:rPr>
+          <w:rFonts w:ascii="Consolas" w:hAnsi="Consolas"/>
+          <w:color w:val="C11B12"/>
+          <w:sz w:val="17"/>
+          <w:shd w:fill="ECEFF3"/>
+        </w:rPr>
+        <w:t xml:space="preserve">FakeQrisGateway</w:t>
+      </w:r>
+      <w:r>
+        <w:rPr>
+          <w:rFonts w:ascii="Aptos" w:hAnsi="Aptos"/>
+          <w:color w:val="1F2937"/>
+          <w:sz w:val="19"/>
+        </w:rPr>
+        <w:t xml:space="preserve"> (satu binding di </w:t>
+      </w:r>
+      <w:r>
+        <w:rPr>
+          <w:rFonts w:ascii="Consolas" w:hAnsi="Consolas"/>
+          <w:color w:val="C11B12"/>
+          <w:sz w:val="17"/>
+          <w:shd w:fill="ECEFF3"/>
+        </w:rPr>
+        <w:t xml:space="preserve">PaymentsServiceProvider</w:t>
+      </w:r>
+      <w:r>
+        <w:rPr>
+          <w:rFonts w:ascii="Aptos" w:hAnsi="Aptos"/>
+          <w:color w:val="1F2937"/>
+          <w:sz w:val="19"/>
+        </w:rPr>
+        <w:t xml:space="preserve">), </w:t>
+      </w:r>
+      <w:r>
+        <w:rPr>
+          <w:rFonts w:ascii="Consolas" w:hAnsi="Consolas"/>
+          <w:color w:val="C11B12"/>
+          <w:sz w:val="17"/>
+          <w:shd w:fill="ECEFF3"/>
+        </w:rPr>
+        <w:t xml:space="preserve">PaymentService</w:t>
+      </w:r>
+      <w:r>
+        <w:rPr>
+          <w:rFonts w:ascii="Aptos" w:hAnsi="Aptos"/>
+          <w:color w:val="1F2937"/>
+          <w:sz w:val="19"/>
+        </w:rPr>
+        <w:t xml:space="preserve">, dan komponen </w:t>
+      </w:r>
+      <w:r>
+        <w:rPr>
+          <w:rFonts w:ascii="Consolas" w:hAnsi="Consolas"/>
+          <w:color w:val="C11B12"/>
+          <w:sz w:val="17"/>
+          <w:shd w:fill="ECEFF3"/>
+        </w:rPr>
+        <w:t xml:space="preserve">payments::order-payment</w:t>
+      </w:r>
+      <w:r>
+        <w:rPr>
+          <w:rFonts w:ascii="Aptos" w:hAnsi="Aptos"/>
+          <w:color w:val="1F2937"/>
+          <w:sz w:val="19"/>
+        </w:rPr>
+        <w:t xml:space="preserve"> yang disematkan halaman </w:t>
+      </w:r>
+      <w:r>
+        <w:rPr>
+          <w:rFonts w:ascii="Consolas" w:hAnsi="Consolas"/>
+          <w:color w:val="C11B12"/>
+          <w:sz w:val="17"/>
+          <w:shd w:fill="ECEFF3"/>
+        </w:rPr>
+        <w:t xml:space="preserve">ordering::order</w:t>
+      </w:r>
+      <w:r>
+        <w:rPr>
+          <w:rFonts w:ascii="Aptos" w:hAnsi="Aptos"/>
+          <w:color w:val="1F2937"/>
+          <w:sz w:val="19"/>
+        </w:rPr>
+        <w:t xml:space="preserve">; path diselaraskan; blok Output Nyata Modul 10 v1 dipindah dari judul Modul 11 ke badan Modul 10.</w:t>
+      </w:r>
+    </w:p>
+    <w:p>
+      <w:pPr>
+        <w:pStyle w:val="ListBody"/>
+      </w:pPr>
+      <w:r>
+        <w:rPr>
+          <w:rFonts w:ascii="Aptos" w:hAnsi="Aptos"/>
+          <w:color w:val="1F2937"/>
+          <w:sz w:val="19"/>
+        </w:rPr>
+        <w:t xml:space="preserve">DOC-10-005 — Blok BUAT FILE per tahap Modul 10: make:interface FQN, make:model ×3, make:class (DTO, service, adapter, ResolveTrackedOrder), make:exception FQN, make:livewire payments::order-payment, make:test (+ --unit).</w:t>
       </w:r>
     </w:p>
     <w:sectPr>
@@ -21459,7 +21640,7 @@
     </w:pPr>
     <w:rPr>
       <w:rFonts w:ascii="Consolas" w:hAnsi="Consolas"/>
-      <w:color w:val="262626"/>
+      <w:color w:val="D4D4D4"/>
       <w:sz w:val="16"/>
     </w:rPr>
   </w:style>
@@ -21571,7 +21752,7 @@
     <w:rPr>
       <w:rFonts w:ascii="Consolas" w:hAnsi="Consolas"/>
       <w:b/>
-      <w:color w:val="262626"/>
+      <w:color w:val="FFFFFF"/>
       <w:sz w:val="16"/>
     </w:rPr>
   </w:style>

--- a/modul_praktikum/Lampiran.docx
+++ b/modul_praktikum/Lampiran.docx
@@ -3577,175 +3577,92 @@
     <w:p>
       <w:pPr>
         <w:pStyle w:val="CodeBlock"/>
+        <w:shd w:fill="1E1E1E" w:val="clear"/>
         <w:pBdr>
-          <w:left w:val="single" w:sz="12" w:space="8" w:color="B8DDE0"/>
+          <w:left w:val="single" w:sz="4" w:space="8" w:color="1E1E1E"/>
         </w:pBdr>
-        <w:shd w:val="clear" w:color="auto" w:fill="F2F3F7"/>
       </w:pPr>
       <w:r>
         <w:rPr>
           <w:rFonts w:ascii="Consolas" w:hAnsi="Consolas"/>
-          <w:b/>
-          <w:color w:val="000080"/>
+          <w:color w:val="4EC9B0"/>
           <w:sz w:val="16"/>
         </w:rPr>
-        <w:t xml:space="preserve">php</w:t>
+        <w:t>php</w:t>
       </w:r>
       <w:r>
         <w:rPr>
           <w:rFonts w:ascii="Consolas" w:hAnsi="Consolas"/>
-          <w:color w:val="262626"/>
+          <w:color w:val="D4D4D4"/>
           <w:sz w:val="16"/>
         </w:rPr>
-        <w:t xml:space="preserve"> artisan </w:t>
-      </w:r>
-      <w:r>
-        <w:rPr>
-          <w:rFonts w:ascii="Consolas" w:hAnsi="Consolas"/>
-          <w:color w:val="795E26"/>
-          <w:sz w:val="16"/>
-        </w:rPr>
-        <w:t xml:space="preserve">optimize:clear</w:t>
-      </w:r>
-      <w:r>
+        <w:t xml:space="preserve"> artisan optimize:clear</w:t>
         <w:br/>
       </w:r>
       <w:r>
         <w:rPr>
           <w:rFonts w:ascii="Consolas" w:hAnsi="Consolas"/>
-          <w:b/>
-          <w:color w:val="000080"/>
+          <w:color w:val="4EC9B0"/>
           <w:sz w:val="16"/>
         </w:rPr>
-        <w:t xml:space="preserve">php</w:t>
+        <w:t>php</w:t>
       </w:r>
       <w:r>
         <w:rPr>
           <w:rFonts w:ascii="Consolas" w:hAnsi="Consolas"/>
-          <w:color w:val="262626"/>
+          <w:color w:val="D4D4D4"/>
           <w:sz w:val="16"/>
         </w:rPr>
-        <w:t xml:space="preserve"> artisan </w:t>
-      </w:r>
-      <w:r>
-        <w:rPr>
-          <w:rFonts w:ascii="Consolas" w:hAnsi="Consolas"/>
-          <w:color w:val="795E26"/>
-          <w:sz w:val="16"/>
-        </w:rPr>
-        <w:t xml:space="preserve">migrate:fresh</w:t>
-      </w:r>
-      <w:r>
-        <w:rPr>
-          <w:rFonts w:ascii="Consolas" w:hAnsi="Consolas"/>
-          <w:color w:val="262626"/>
-          <w:sz w:val="16"/>
-        </w:rPr>
-        <w:t xml:space="preserve"> </w:t>
-      </w:r>
-      <w:r>
-        <w:rPr>
-          <w:rFonts w:ascii="Consolas" w:hAnsi="Consolas"/>
-          <w:color w:val="0073E6"/>
-          <w:sz w:val="16"/>
-        </w:rPr>
-        <w:t xml:space="preserve">--seed</w:t>
-      </w:r>
-      <w:r>
-        <w:rPr>
-          <w:rFonts w:ascii="Consolas" w:hAnsi="Consolas"/>
-          <w:color w:val="262626"/>
-          <w:sz w:val="16"/>
-        </w:rPr>
-        <w:t xml:space="preserve"> </w:t>
-      </w:r>
-      <w:r>
-        <w:rPr>
-          <w:rFonts w:ascii="Consolas" w:hAnsi="Consolas"/>
-          <w:color w:val="0073E6"/>
-          <w:sz w:val="16"/>
-        </w:rPr>
-        <w:t xml:space="preserve">--env=testing</w:t>
-      </w:r>
-      <w:r>
+        <w:t xml:space="preserve"> artisan migrate:fresh --seed --env=testing</w:t>
         <w:br/>
       </w:r>
       <w:r>
         <w:rPr>
           <w:rFonts w:ascii="Consolas" w:hAnsi="Consolas"/>
-          <w:b/>
-          <w:color w:val="000080"/>
+          <w:color w:val="4EC9B0"/>
           <w:sz w:val="16"/>
         </w:rPr>
-        <w:t xml:space="preserve">php</w:t>
+        <w:t>php</w:t>
       </w:r>
       <w:r>
         <w:rPr>
           <w:rFonts w:ascii="Consolas" w:hAnsi="Consolas"/>
-          <w:color w:val="262626"/>
+          <w:color w:val="D4D4D4"/>
           <w:sz w:val="16"/>
         </w:rPr>
-        <w:t xml:space="preserve"> artisan test </w:t>
+        <w:t xml:space="preserve"> artisan test --testsuite=</w:t>
       </w:r>
       <w:r>
         <w:rPr>
           <w:rFonts w:ascii="Consolas" w:hAnsi="Consolas"/>
-          <w:color w:val="0073E6"/>
+          <w:color w:val="4EC9B0"/>
           <w:sz w:val="16"/>
         </w:rPr>
-        <w:t xml:space="preserve">--testsuite=Feature</w:t>
+        <w:t>Feature</w:t>
       </w:r>
       <w:r>
         <w:rPr>
           <w:rFonts w:ascii="Consolas" w:hAnsi="Consolas"/>
-          <w:color w:val="262626"/>
+          <w:color w:val="D4D4D4"/>
           <w:sz w:val="16"/>
         </w:rPr>
-        <w:t xml:space="preserve"> </w:t>
-      </w:r>
-      <w:r>
-        <w:rPr>
-          <w:rFonts w:ascii="Consolas" w:hAnsi="Consolas"/>
-          <w:color w:val="0073E6"/>
-          <w:sz w:val="16"/>
-        </w:rPr>
-        <w:t xml:space="preserve">--stop-on-failure</w:t>
-      </w:r>
-      <w:r>
+        <w:t xml:space="preserve"> --stop-on-failure</w:t>
+        <w:br/>
+        <w:t xml:space="preserve">./vendor/bin/pint --test</w:t>
         <w:br/>
       </w:r>
       <w:r>
         <w:rPr>
           <w:rFonts w:ascii="Consolas" w:hAnsi="Consolas"/>
-          <w:color w:val="262626"/>
+          <w:color w:val="4EC9B0"/>
           <w:sz w:val="16"/>
         </w:rPr>
-        <w:t xml:space="preserve">./vendor/bin/pint </w:t>
+        <w:t>npm</w:t>
       </w:r>
       <w:r>
         <w:rPr>
           <w:rFonts w:ascii="Consolas" w:hAnsi="Consolas"/>
-          <w:color w:val="0073E6"/>
-          <w:sz w:val="16"/>
-        </w:rPr>
-        <w:t xml:space="preserve">--test</w:t>
-      </w:r>
-      <w:r>
-        <w:br/>
-      </w:r>
-      <w:r>
-        <w:rPr>
-          <w:rFonts w:ascii="Consolas" w:hAnsi="Consolas"/>
-          <w:b/>
-          <w:color w:val="000080"/>
-          <w:sz w:val="16"/>
-        </w:rPr>
-        <w:t xml:space="preserve">npm</w:t>
-      </w:r>
-      <w:r>
-        <w:rPr>
-          <w:rFonts w:ascii="Consolas" w:hAnsi="Consolas"/>
-          <w:color w:val="262626"/>
+          <w:color w:val="D4D4D4"/>
           <w:sz w:val="16"/>
         </w:rPr>
         <w:t xml:space="preserve"> run build</w:t>
@@ -5127,215 +5044,431 @@
     <w:p>
       <w:pPr>
         <w:pStyle w:val="CodeHeader"/>
-        <w:keepNext/>
+        <w:shd w:fill="2D2D30"/>
         <w:pBdr>
-          <w:left w:val="single" w:sz="12" w:space="8" w:color="B8DDE0"/>
+          <w:left w:val="single" w:sz="4" w:space="8" w:color="2D2D30"/>
         </w:pBdr>
-        <w:shd w:val="clear" w:color="auto" w:fill="E4EAED"/>
       </w:pPr>
       <w:r>
-        <w:rPr>
-          <w:rFonts w:ascii="Consolas" w:hAnsi="Consolas"/>
-          <w:b/>
-          <w:color w:val="262626"/>
-          <w:sz w:val="16"/>
-        </w:rPr>
-        <w:t xml:space="preserve">AUDIT KOMPATIBILITAS DEPENDENSI SRS — terminal root proyek   •   BASH</w:t>
+        <w:t>AUDIT KOMPATIBILITAS DEPENDENSI SRS — terminal root proyek   •   BASH</w:t>
       </w:r>
     </w:p>
     <w:p>
       <w:pPr>
         <w:pStyle w:val="CodeBlock"/>
+        <w:shd w:fill="1E1E1E"/>
         <w:keepLines/>
         <w:pBdr>
-          <w:left w:val="single" w:sz="12" w:space="8" w:color="B8DDE0"/>
+          <w:left w:val="single" w:sz="4" w:space="8" w:color="1E1E1E"/>
         </w:pBdr>
-        <w:shd w:val="clear" w:color="auto" w:fill="F2F3F7"/>
       </w:pPr>
       <w:r>
         <w:rPr>
-          <w:rFonts w:ascii="Consolas" w:hAnsi="Consolas"/>
-          <w:b/>
-          <w:color w:val="000080"/>
+          <w:rFonts w:ascii="Consolas" w:hAnsi="Consolas" w:eastAsia="Consolas"/>
+          <w:color w:val="4EC9B0"/>
           <w:sz w:val="16"/>
         </w:rPr>
-        <w:t xml:space="preserve">composer</w:t>
+        <w:t>composer</w:t>
       </w:r>
       <w:r>
         <w:rPr>
-          <w:rFonts w:ascii="Consolas" w:hAnsi="Consolas"/>
-          <w:color w:val="262626"/>
+          <w:rFonts w:ascii="Consolas" w:hAnsi="Consolas" w:eastAsia="Consolas"/>
+          <w:color w:val="D4D4D4"/>
           <w:sz w:val="16"/>
         </w:rPr>
-        <w:t xml:space="preserve"> require chillerlan/php-qrcode intervention/image-laravel </w:t>
+        <w:t xml:space="preserve"> </w:t>
       </w:r>
       <w:r>
         <w:rPr>
-          <w:rFonts w:ascii="Consolas" w:hAnsi="Consolas"/>
-          <w:color w:val="0073E6"/>
+          <w:rFonts w:ascii="Consolas" w:hAnsi="Consolas" w:eastAsia="Consolas"/>
+          <w:color w:val="D4D4D4"/>
           <w:sz w:val="16"/>
         </w:rPr>
-        <w:t xml:space="preserve">--dry-run</w:t>
+        <w:t>require</w:t>
       </w:r>
       <w:r>
+        <w:rPr>
+          <w:rFonts w:ascii="Consolas" w:hAnsi="Consolas" w:eastAsia="Consolas"/>
+          <w:color w:val="D4D4D4"/>
+          <w:sz w:val="16"/>
+        </w:rPr>
+        <w:t xml:space="preserve"> </w:t>
+      </w:r>
+      <w:r>
+        <w:rPr>
+          <w:rFonts w:ascii="Consolas" w:hAnsi="Consolas" w:eastAsia="Consolas"/>
+          <w:color w:val="D4D4D4"/>
+          <w:sz w:val="16"/>
+        </w:rPr>
+        <w:t>chillerlan/php-qrcode</w:t>
+      </w:r>
+      <w:r>
+        <w:rPr>
+          <w:rFonts w:ascii="Consolas" w:hAnsi="Consolas" w:eastAsia="Consolas"/>
+          <w:color w:val="D4D4D4"/>
+          <w:sz w:val="16"/>
+        </w:rPr>
+        <w:t xml:space="preserve"> </w:t>
+      </w:r>
+      <w:r>
+        <w:rPr>
+          <w:rFonts w:ascii="Consolas" w:hAnsi="Consolas" w:eastAsia="Consolas"/>
+          <w:color w:val="D4D4D4"/>
+          <w:sz w:val="16"/>
+        </w:rPr>
+        <w:t>intervention/image-laravel</w:t>
+      </w:r>
+      <w:r>
+        <w:rPr>
+          <w:rFonts w:ascii="Consolas" w:hAnsi="Consolas" w:eastAsia="Consolas"/>
+          <w:color w:val="D4D4D4"/>
+          <w:sz w:val="16"/>
+        </w:rPr>
+        <w:t xml:space="preserve"> </w:t>
+      </w:r>
+      <w:r>
+        <w:rPr>
+          <w:rFonts w:ascii="Consolas" w:hAnsi="Consolas" w:eastAsia="Consolas"/>
+          <w:color w:val="9CDCFE"/>
+          <w:sz w:val="16"/>
+        </w:rPr>
+        <w:t>--dry-run</w:t>
+      </w:r>
+      <w:r>
+        <w:rPr>
+          <w:rFonts w:ascii="Consolas" w:hAnsi="Consolas" w:eastAsia="Consolas"/>
+          <w:color w:val="D4D4D4"/>
+          <w:sz w:val="16"/>
+        </w:rPr>
         <w:br/>
       </w:r>
       <w:r>
         <w:rPr>
-          <w:rFonts w:ascii="Consolas" w:hAnsi="Consolas"/>
-          <w:b/>
-          <w:color w:val="000080"/>
+          <w:rFonts w:ascii="Consolas" w:hAnsi="Consolas" w:eastAsia="Consolas"/>
+          <w:color w:val="4EC9B0"/>
           <w:sz w:val="16"/>
         </w:rPr>
-        <w:t xml:space="preserve">composer</w:t>
+        <w:t>composer</w:t>
       </w:r>
       <w:r>
         <w:rPr>
-          <w:rFonts w:ascii="Consolas" w:hAnsi="Consolas"/>
-          <w:color w:val="262626"/>
+          <w:rFonts w:ascii="Consolas" w:hAnsi="Consolas" w:eastAsia="Consolas"/>
+          <w:color w:val="D4D4D4"/>
           <w:sz w:val="16"/>
         </w:rPr>
-        <w:t xml:space="preserve"> require maatwebsite/excel barryvdh/laravel-dompdf </w:t>
+        <w:t xml:space="preserve"> </w:t>
       </w:r>
       <w:r>
         <w:rPr>
-          <w:rFonts w:ascii="Consolas" w:hAnsi="Consolas"/>
-          <w:color w:val="0073E6"/>
+          <w:rFonts w:ascii="Consolas" w:hAnsi="Consolas" w:eastAsia="Consolas"/>
+          <w:color w:val="D4D4D4"/>
           <w:sz w:val="16"/>
         </w:rPr>
-        <w:t xml:space="preserve">--dry-run</w:t>
+        <w:t>require</w:t>
       </w:r>
       <w:r>
+        <w:rPr>
+          <w:rFonts w:ascii="Consolas" w:hAnsi="Consolas" w:eastAsia="Consolas"/>
+          <w:color w:val="D4D4D4"/>
+          <w:sz w:val="16"/>
+        </w:rPr>
+        <w:t xml:space="preserve"> </w:t>
+      </w:r>
+      <w:r>
+        <w:rPr>
+          <w:rFonts w:ascii="Consolas" w:hAnsi="Consolas" w:eastAsia="Consolas"/>
+          <w:color w:val="D4D4D4"/>
+          <w:sz w:val="16"/>
+        </w:rPr>
+        <w:t>maatwebsite/excel</w:t>
+      </w:r>
+      <w:r>
+        <w:rPr>
+          <w:rFonts w:ascii="Consolas" w:hAnsi="Consolas" w:eastAsia="Consolas"/>
+          <w:color w:val="D4D4D4"/>
+          <w:sz w:val="16"/>
+        </w:rPr>
+        <w:t xml:space="preserve"> </w:t>
+      </w:r>
+      <w:r>
+        <w:rPr>
+          <w:rFonts w:ascii="Consolas" w:hAnsi="Consolas" w:eastAsia="Consolas"/>
+          <w:color w:val="D4D4D4"/>
+          <w:sz w:val="16"/>
+        </w:rPr>
+        <w:t>barryvdh/laravel-dompdf</w:t>
+      </w:r>
+      <w:r>
+        <w:rPr>
+          <w:rFonts w:ascii="Consolas" w:hAnsi="Consolas" w:eastAsia="Consolas"/>
+          <w:color w:val="D4D4D4"/>
+          <w:sz w:val="16"/>
+        </w:rPr>
+        <w:t xml:space="preserve"> </w:t>
+      </w:r>
+      <w:r>
+        <w:rPr>
+          <w:rFonts w:ascii="Consolas" w:hAnsi="Consolas" w:eastAsia="Consolas"/>
+          <w:color w:val="9CDCFE"/>
+          <w:sz w:val="16"/>
+        </w:rPr>
+        <w:t>--dry-run</w:t>
+      </w:r>
+      <w:r>
+        <w:rPr>
+          <w:rFonts w:ascii="Consolas" w:hAnsi="Consolas" w:eastAsia="Consolas"/>
+          <w:color w:val="D4D4D4"/>
+          <w:sz w:val="16"/>
+        </w:rPr>
         <w:br/>
       </w:r>
       <w:r>
         <w:rPr>
-          <w:rFonts w:ascii="Consolas" w:hAnsi="Consolas"/>
-          <w:b/>
-          <w:color w:val="000080"/>
+          <w:rFonts w:ascii="Consolas" w:hAnsi="Consolas" w:eastAsia="Consolas"/>
+          <w:color w:val="4EC9B0"/>
           <w:sz w:val="16"/>
         </w:rPr>
-        <w:t xml:space="preserve">composer</w:t>
+        <w:t>composer</w:t>
       </w:r>
       <w:r>
         <w:rPr>
-          <w:rFonts w:ascii="Consolas" w:hAnsi="Consolas"/>
-          <w:color w:val="262626"/>
+          <w:rFonts w:ascii="Consolas" w:hAnsi="Consolas" w:eastAsia="Consolas"/>
+          <w:color w:val="D4D4D4"/>
           <w:sz w:val="16"/>
         </w:rPr>
-        <w:t xml:space="preserve"> require laravel-notification-channels/webpush </w:t>
+        <w:t xml:space="preserve"> </w:t>
       </w:r>
       <w:r>
         <w:rPr>
-          <w:rFonts w:ascii="Consolas" w:hAnsi="Consolas"/>
-          <w:color w:val="0073E6"/>
+          <w:rFonts w:ascii="Consolas" w:hAnsi="Consolas" w:eastAsia="Consolas"/>
+          <w:color w:val="D4D4D4"/>
           <w:sz w:val="16"/>
         </w:rPr>
-        <w:t xml:space="preserve">--dry-run</w:t>
+        <w:t>require</w:t>
       </w:r>
       <w:r>
+        <w:rPr>
+          <w:rFonts w:ascii="Consolas" w:hAnsi="Consolas" w:eastAsia="Consolas"/>
+          <w:color w:val="D4D4D4"/>
+          <w:sz w:val="16"/>
+        </w:rPr>
+        <w:t xml:space="preserve"> </w:t>
+      </w:r>
+      <w:r>
+        <w:rPr>
+          <w:rFonts w:ascii="Consolas" w:hAnsi="Consolas" w:eastAsia="Consolas"/>
+          <w:color w:val="D4D4D4"/>
+          <w:sz w:val="16"/>
+        </w:rPr>
+        <w:t>laravel-notification-channels/webpush</w:t>
+      </w:r>
+      <w:r>
+        <w:rPr>
+          <w:rFonts w:ascii="Consolas" w:hAnsi="Consolas" w:eastAsia="Consolas"/>
+          <w:color w:val="D4D4D4"/>
+          <w:sz w:val="16"/>
+        </w:rPr>
+        <w:t xml:space="preserve"> </w:t>
+      </w:r>
+      <w:r>
+        <w:rPr>
+          <w:rFonts w:ascii="Consolas" w:hAnsi="Consolas" w:eastAsia="Consolas"/>
+          <w:color w:val="9CDCFE"/>
+          <w:sz w:val="16"/>
+        </w:rPr>
+        <w:t>--dry-run</w:t>
+      </w:r>
+      <w:r>
+        <w:rPr>
+          <w:rFonts w:ascii="Consolas" w:hAnsi="Consolas" w:eastAsia="Consolas"/>
+          <w:color w:val="D4D4D4"/>
+          <w:sz w:val="16"/>
+        </w:rPr>
         <w:br/>
       </w:r>
       <w:r>
         <w:rPr>
-          <w:rFonts w:ascii="Consolas" w:hAnsi="Consolas"/>
-          <w:b/>
-          <w:color w:val="000080"/>
+          <w:rFonts w:ascii="Consolas" w:hAnsi="Consolas" w:eastAsia="Consolas"/>
+          <w:color w:val="4EC9B0"/>
           <w:sz w:val="16"/>
         </w:rPr>
-        <w:t xml:space="preserve">npm</w:t>
+        <w:t>npm</w:t>
       </w:r>
       <w:r>
         <w:rPr>
-          <w:rFonts w:ascii="Consolas" w:hAnsi="Consolas"/>
-          <w:color w:val="262626"/>
+          <w:rFonts w:ascii="Consolas" w:hAnsi="Consolas" w:eastAsia="Consolas"/>
+          <w:color w:val="D4D4D4"/>
           <w:sz w:val="16"/>
         </w:rPr>
-        <w:t xml:space="preserve"> install </w:t>
+        <w:t xml:space="preserve"> </w:t>
       </w:r>
       <w:r>
         <w:rPr>
-          <w:rFonts w:ascii="Consolas" w:hAnsi="Consolas"/>
-          <w:color w:val="0073E6"/>
+          <w:rFonts w:ascii="Consolas" w:hAnsi="Consolas" w:eastAsia="Consolas"/>
+          <w:color w:val="D4D4D4"/>
           <w:sz w:val="16"/>
         </w:rPr>
-        <w:t xml:space="preserve">--dry-run</w:t>
+        <w:t>install</w:t>
       </w:r>
       <w:r>
         <w:rPr>
-          <w:rFonts w:ascii="Consolas" w:hAnsi="Consolas"/>
-          <w:color w:val="262626"/>
+          <w:rFonts w:ascii="Consolas" w:hAnsi="Consolas" w:eastAsia="Consolas"/>
+          <w:color w:val="D4D4D4"/>
           <w:sz w:val="16"/>
         </w:rPr>
-        <w:t xml:space="preserve"> laravel-echo pusher-js</w:t>
+        <w:t xml:space="preserve"> </w:t>
       </w:r>
       <w:r>
+        <w:rPr>
+          <w:rFonts w:ascii="Consolas" w:hAnsi="Consolas" w:eastAsia="Consolas"/>
+          <w:color w:val="9CDCFE"/>
+          <w:sz w:val="16"/>
+        </w:rPr>
+        <w:t>--dry-run</w:t>
+      </w:r>
+      <w:r>
+        <w:rPr>
+          <w:rFonts w:ascii="Consolas" w:hAnsi="Consolas" w:eastAsia="Consolas"/>
+          <w:color w:val="D4D4D4"/>
+          <w:sz w:val="16"/>
+        </w:rPr>
+        <w:t xml:space="preserve"> </w:t>
+      </w:r>
+      <w:r>
+        <w:rPr>
+          <w:rFonts w:ascii="Consolas" w:hAnsi="Consolas" w:eastAsia="Consolas"/>
+          <w:color w:val="D4D4D4"/>
+          <w:sz w:val="16"/>
+        </w:rPr>
+        <w:t>laravel-echo</w:t>
+      </w:r>
+      <w:r>
+        <w:rPr>
+          <w:rFonts w:ascii="Consolas" w:hAnsi="Consolas" w:eastAsia="Consolas"/>
+          <w:color w:val="D4D4D4"/>
+          <w:sz w:val="16"/>
+        </w:rPr>
+        <w:t xml:space="preserve"> </w:t>
+      </w:r>
+      <w:r>
+        <w:rPr>
+          <w:rFonts w:ascii="Consolas" w:hAnsi="Consolas" w:eastAsia="Consolas"/>
+          <w:color w:val="D4D4D4"/>
+          <w:sz w:val="16"/>
+        </w:rPr>
+        <w:t>pusher-js</w:t>
+      </w:r>
+      <w:r>
+        <w:rPr>
+          <w:rFonts w:ascii="Consolas" w:hAnsi="Consolas" w:eastAsia="Consolas"/>
+          <w:color w:val="D4D4D4"/>
+          <w:sz w:val="16"/>
+        </w:rPr>
         <w:br/>
       </w:r>
       <w:r>
         <w:rPr>
-          <w:rFonts w:ascii="Consolas" w:hAnsi="Consolas"/>
-          <w:b/>
-          <w:color w:val="000080"/>
+          <w:rFonts w:ascii="Consolas" w:hAnsi="Consolas" w:eastAsia="Consolas"/>
+          <w:color w:val="4EC9B0"/>
           <w:sz w:val="16"/>
         </w:rPr>
-        <w:t xml:space="preserve">composer</w:t>
+        <w:t>composer</w:t>
       </w:r>
       <w:r>
         <w:rPr>
-          <w:rFonts w:ascii="Consolas" w:hAnsi="Consolas"/>
-          <w:color w:val="262626"/>
+          <w:rFonts w:ascii="Consolas" w:hAnsi="Consolas" w:eastAsia="Consolas"/>
+          <w:color w:val="D4D4D4"/>
           <w:sz w:val="16"/>
         </w:rPr>
-        <w:t xml:space="preserve"> validate </w:t>
+        <w:t xml:space="preserve"> </w:t>
       </w:r>
       <w:r>
         <w:rPr>
-          <w:rFonts w:ascii="Consolas" w:hAnsi="Consolas"/>
-          <w:color w:val="0073E6"/>
+          <w:rFonts w:ascii="Consolas" w:hAnsi="Consolas" w:eastAsia="Consolas"/>
+          <w:color w:val="D4D4D4"/>
           <w:sz w:val="16"/>
         </w:rPr>
-        <w:t xml:space="preserve">--strict</w:t>
+        <w:t>validate</w:t>
       </w:r>
       <w:r>
+        <w:rPr>
+          <w:rFonts w:ascii="Consolas" w:hAnsi="Consolas" w:eastAsia="Consolas"/>
+          <w:color w:val="D4D4D4"/>
+          <w:sz w:val="16"/>
+        </w:rPr>
+        <w:t xml:space="preserve"> </w:t>
+      </w:r>
+      <w:r>
+        <w:rPr>
+          <w:rFonts w:ascii="Consolas" w:hAnsi="Consolas" w:eastAsia="Consolas"/>
+          <w:color w:val="9CDCFE"/>
+          <w:sz w:val="16"/>
+        </w:rPr>
+        <w:t>--strict</w:t>
+      </w:r>
+      <w:r>
+        <w:rPr>
+          <w:rFonts w:ascii="Consolas" w:hAnsi="Consolas" w:eastAsia="Consolas"/>
+          <w:color w:val="D4D4D4"/>
+          <w:sz w:val="16"/>
+        </w:rPr>
         <w:br/>
       </w:r>
       <w:r>
         <w:rPr>
-          <w:rFonts w:ascii="Consolas" w:hAnsi="Consolas"/>
-          <w:b/>
-          <w:color w:val="000080"/>
+          <w:rFonts w:ascii="Consolas" w:hAnsi="Consolas" w:eastAsia="Consolas"/>
+          <w:color w:val="4EC9B0"/>
           <w:sz w:val="16"/>
         </w:rPr>
-        <w:t xml:space="preserve">composer</w:t>
+        <w:t>composer</w:t>
       </w:r>
       <w:r>
         <w:rPr>
-          <w:rFonts w:ascii="Consolas" w:hAnsi="Consolas"/>
-          <w:color w:val="262626"/>
+          <w:rFonts w:ascii="Consolas" w:hAnsi="Consolas" w:eastAsia="Consolas"/>
+          <w:color w:val="D4D4D4"/>
           <w:sz w:val="16"/>
         </w:rPr>
-        <w:t xml:space="preserve"> audit</w:t>
+        <w:t xml:space="preserve"> </w:t>
       </w:r>
       <w:r>
+        <w:rPr>
+          <w:rFonts w:ascii="Consolas" w:hAnsi="Consolas" w:eastAsia="Consolas"/>
+          <w:color w:val="D4D4D4"/>
+          <w:sz w:val="16"/>
+        </w:rPr>
+        <w:t>audit</w:t>
+      </w:r>
+      <w:r>
+        <w:rPr>
+          <w:rFonts w:ascii="Consolas" w:hAnsi="Consolas" w:eastAsia="Consolas"/>
+          <w:color w:val="D4D4D4"/>
+          <w:sz w:val="16"/>
+        </w:rPr>
         <w:br/>
       </w:r>
       <w:r>
         <w:rPr>
-          <w:rFonts w:ascii="Consolas" w:hAnsi="Consolas"/>
-          <w:b/>
-          <w:color w:val="000080"/>
+          <w:rFonts w:ascii="Consolas" w:hAnsi="Consolas" w:eastAsia="Consolas"/>
+          <w:color w:val="4EC9B0"/>
           <w:sz w:val="16"/>
         </w:rPr>
-        <w:t xml:space="preserve">npm</w:t>
+        <w:t>npm</w:t>
       </w:r>
       <w:r>
         <w:rPr>
-          <w:rFonts w:ascii="Consolas" w:hAnsi="Consolas"/>
-          <w:color w:val="262626"/>
+          <w:rFonts w:ascii="Consolas" w:hAnsi="Consolas" w:eastAsia="Consolas"/>
+          <w:color w:val="D4D4D4"/>
           <w:sz w:val="16"/>
         </w:rPr>
-        <w:t xml:space="preserve"> audit</w:t>
+        <w:t xml:space="preserve"> </w:t>
+      </w:r>
+      <w:r>
+        <w:rPr>
+          <w:rFonts w:ascii="Consolas" w:hAnsi="Consolas" w:eastAsia="Consolas"/>
+          <w:color w:val="D4D4D4"/>
+          <w:sz w:val="16"/>
+        </w:rPr>
+        <w:t>audit</w:t>
       </w:r>
     </w:p>
     <w:p>
@@ -7776,10 +7909,8 @@
       <w:r>
         <w:rPr>
           <w:rFonts w:ascii="Aptos" w:hAnsi="Aptos"/>
-          <w:color w:val="1F2937"/>
-          <w:sz w:val="19"/>
         </w:rPr>
-        <w:t xml:space="preserve">Preset dasar yang digunakan adalah compact_reference_guide dengan named override untuk modul pembelajaran: A4 portrait; margin atas 1,65 cm, bawah 1,55 cm, kiri/kanan 1,75 cm; Aptos 10,2 pt; line spacing 1,16; heading beraksen Laravel red; tabel ringkas; callout Predict/Try/Observe; code block Consolas berlatar Cyan Light dengan pewarnaan token Visual Studio Code; checklist; exit ticket; serta screenshot mockup UI.</w:t>
+        <w:t>Preset dasar yang digunakan adalah compact_reference_guide dengan named override untuk modul pembelajaran: A4 portrait; margin atas 1,65 cm, bawah 1,55 cm, kiri/kanan 1,75 cm; Aptos 10,2 pt; line spacing 1,16; heading beraksen Laravel red; tabel ringkas; callout Predict/Try/Observe; code block Consolas bertema Visual Studio Code Dark+; checklist; exit ticket; serta screenshot mockup UI.</w:t>
       </w:r>
     </w:p>
     <w:p>
@@ -8360,19 +8491,6 @@
         <w:pStyle w:val="ListBody"/>
       </w:pPr>
       <w:r>
-        <w:rPr>
-          <w:rFonts w:ascii="Aptos" w:hAnsi="Aptos"/>
-          <w:color w:val="1F2937"/>
-          <w:sz w:val="19"/>
-        </w:rPr>
-        <w:t xml:space="preserve">DOC-00-001 — Seluruh blok kode (208 blok, 133 label) memakai latar terang tema Cyan Light (JetBrains) dengan pewarnaan token standar Visual Studio Code untuk PHP, HTML/Blade, cmd, dan bash; teks kode tidak berubah; penjelasan palet di “Cara Membaca Sampel Kode” dan Lampiran diperbarui.</w:t>
-      </w:r>
-    </w:p>
-    <w:p>
-      <w:pPr>
-        <w:pStyle w:val="ListBody"/>
-      </w:pPr>
-      <w:r>
         <w:t xml:space="preserve">DOC-01-001 — Basis dokumen: parameter menyebut v4/v5 yang tidak ada; basis nyata adalah v7. Revisi kumulatif ditulis ke berkas v8; v7 tetap utuh di references/.</w:t>
       </w:r>
     </w:p>
@@ -8751,19 +8869,6 @@
           <w:color w:val="1F2937"/>
           <w:sz w:val="19"/>
         </w:rPr>
-        <w:t xml:space="preserve">DOC-05-007 — Rantai v3 (use case SRS v2): Modul 5 menuntaskan UC-19 (penguncian 5x/10 menit, pesan generik, redirect per peran, sesi 8 jam) dan UC-21 (onboarding penanggung jawab + rekening + tautan atur kata sandi, aktif/nonaktif tenant, riwayat komisi beserta pengelola); ditambahkan deskripsi use case, mockup, Tahap 8, dan output nyata browser.</w:t>
-      </w:r>
-    </w:p>
-    <w:p>
-      <w:pPr>
-        <w:pStyle w:val="ListBody"/>
-      </w:pPr>
-      <w:r>
-        <w:rPr>
-          <w:rFonts w:ascii="Aptos" w:hAnsi="Aptos"/>
-          <w:color w:val="1F2937"/>
-          <w:sz w:val="19"/>
-        </w:rPr>
         <w:t xml:space="preserve">DOC-06-004 — Controller/view/route meja di modul Admin; controller + route publik scan QR di modul Ordering (</w:t>
       </w:r>
       <w:r>
@@ -8829,19 +8934,6 @@
           <w:sz w:val="19"/>
         </w:rPr>
         <w:t xml:space="preserve">DOC-06-005 — Blok BUAT FILE per tahap Modul 6: make:model, make:policy --model, make:controller FQN (termasuk --invokable untuk /q/{token}), make:trait FQN, make:class (OpaqueToken, service Admin/Ordering), make:test --unit; view &amp; route modul manual.</w:t>
-      </w:r>
-    </w:p>
-    <w:p>
-      <w:pPr>
-        <w:pStyle w:val="ListBody"/>
-      </w:pPr>
-      <w:r>
-        <w:rPr>
-          <w:rFonts w:ascii="Aptos" w:hAnsi="Aptos"/>
-          <w:color w:val="1F2937"/>
-          <w:sz w:val="19"/>
-        </w:rPr>
-        <w:t xml:space="preserve">DOC-06-006 — Rantai v3 (use case SRS v2): Modul 6 menuntaskan UC-22 (QR siap cetak SVG via bacon/bacon-qr-code, nonaktif/aktif meja, ringkasan meja) dan UC-02 (halaman sambutan meja + tenant buka/tutup, pesan QR tidak valid, penolakan di luar jam operasional); ditambahkan deskripsi use case, mockup, Tahap 8, dan output nyata browser.</w:t>
       </w:r>
     </w:p>
     <w:p>
@@ -8936,19 +9028,6 @@
           <w:sz w:val="19"/>
         </w:rPr>
         <w:t xml:space="preserve">DOC-07-005 — Blok BUAT FILE per tahap Modul 7: make:livewire catalog::menu-manager / catalog::menu-catalog (langsung ke folder modul), make:class MenuStockService, make:test; halaman &amp; route modul manual.</w:t>
-      </w:r>
-    </w:p>
-    <w:p>
-      <w:pPr>
-        <w:pStyle w:val="ListBody"/>
-      </w:pPr>
-      <w:r>
-        <w:rPr>
-          <w:rFonts w:ascii="Aptos" w:hAnsi="Aptos"/>
-          <w:color w:val="1F2937"/>
-          <w:sz w:val="19"/>
-        </w:rPr>
-        <w:t xml:space="preserve">DOC-07-006 — Rantai v3 (use case SRS v2): Modul 7 menuntaskan UC-13 (deskripsi, foto WebP, ubah, soft delete, cari/saring), UC-14 (sakelar satu ketukan), UC-01 (kelompok per tenant, menu habis nonaktif, tenant tutup, chip kategori, pembaruan ≤ 5 detik), dan UC-11 (WaitTimeEstimator); ditambahkan deskripsi use case, mockup, Tahap 8, dan output nyata browser.</w:t>
       </w:r>
     </w:p>
     <w:p>
@@ -9072,19 +9151,6 @@
           <w:color w:val="1F2937"/>
           <w:sz w:val="19"/>
         </w:rPr>
-        <w:t xml:space="preserve">DOC-08-006 — Rantai v3 (use case SRS v2): Modul 8 menuntaskan UC-03 (kelompok per tenant, pajak dan biaya layanan, “Menu telah habis”, checkout nonaktif saat kosong) dan UC-04 (formulir kustomisasi min/maks, opsi habis nonaktif, catatan ≤ 200 karakter tersaring, harga akhir) serta halaman tenant Kelola Modifier; ditambahkan deskripsi use case, mockup, Tahap 8, dan output nyata browser.</w:t>
-      </w:r>
-    </w:p>
-    <w:p>
-      <w:pPr>
-        <w:pStyle w:val="ListBody"/>
-      </w:pPr>
-      <w:r>
-        <w:rPr>
-          <w:rFonts w:ascii="Aptos" w:hAnsi="Aptos"/>
-          <w:color w:val="1F2937"/>
-          <w:sz w:val="19"/>
-        </w:rPr>
         <w:t xml:space="preserve">DOC-09-004 — Checkout dan status pesanan sebagai vertical slice modul Ordering (</w:t>
       </w:r>
       <w:r>
@@ -9184,19 +9250,6 @@
           <w:sz w:val="19"/>
         </w:rPr>
         <w:t xml:space="preserve">DOC-09-005 — Blok BUAT FILE per tahap Modul 9: make:class (DTO CheckoutResult, CheckoutService), make:exception FQN, make:model OrderItemModifier, make:controller FQN --invokable, make:test; view &amp; route pelanggan modul manual.</w:t>
-      </w:r>
-    </w:p>
-    <w:p>
-      <w:pPr>
-        <w:pStyle w:val="ListBody"/>
-      </w:pPr>
-      <w:r>
-        <w:rPr>
-          <w:rFonts w:ascii="Aptos" w:hAnsi="Aptos"/>
-          <w:color w:val="1F2937"/>
-          <w:sz w:val="19"/>
-        </w:rPr>
-        <w:t xml:space="preserve">DOC-09-006 — Rantai v3 (use case SRS v2): Modul 9 menuntaskan UC-05 (halaman checkout: ringkasan, nomor meja, mode penyajian, identitas ringkas, tenant wajib buka, kembali ke keranjang bila item bermasalah, catatan item tersimpan) dan UC-06 (slot pre-order 15 menit, jam operasional, kapasitas slot + slot terdekat, status terjadwal, pelepasan otomatis ke dapur tiap menit) serta halaman tenant Pengaturan Pre-Order; ditambahkan deskripsi use case, mockup, Tahap 8, dan output nyata browser.</w:t>
       </w:r>
     </w:p>
     <w:p>
@@ -9337,7 +9390,105 @@
           <w:color w:val="1F2937"/>
           <w:sz w:val="19"/>
         </w:rPr>
-        <w:t xml:space="preserve">DOC-10-006 — Rantai v3 (use case SRS v2): Modul 10 menuntaskan UC-07 (QRIS otomatis setelah checkout, gambar QRIS + penghitung mundur ≤ 15 menit, rincian split per tenant, percobaan ulang 3 kali saat gateway tidak merespons, QRIS baru saat kedaluwarsa, pemantauan status, batalkan pesanan yang belum dibayar); ditambahkan deskripsi use case, mockup, Tahap 8, dan output nyata browser.</w:t>
+        <w:t xml:space="preserve">DOC-11-004 — Webhook sebagai vertical slice modul Payments: </w:t>
+      </w:r>
+      <w:r>
+        <w:rPr>
+          <w:rFonts w:ascii="Consolas" w:hAnsi="Consolas"/>
+          <w:color w:val="C11B12"/>
+          <w:sz w:val="17"/>
+          <w:shd w:fill="ECEFF3"/>
+        </w:rPr>
+        <w:t xml:space="preserve">QrisWebhookController</w:t>
+      </w:r>
+      <w:r>
+        <w:rPr>
+          <w:rFonts w:ascii="Aptos" w:hAnsi="Aptos"/>
+          <w:color w:val="1F2937"/>
+          <w:sz w:val="19"/>
+        </w:rPr>
+        <w:t xml:space="preserve">, route publik via </w:t>
+      </w:r>
+      <w:r>
+        <w:rPr>
+          <w:rFonts w:ascii="Consolas" w:hAnsi="Consolas"/>
+          <w:color w:val="C11B12"/>
+          <w:sz w:val="17"/>
+          <w:shd w:fill="ECEFF3"/>
+        </w:rPr>
+        <w:t xml:space="preserve">PortalRoutes::web()</w:t>
+      </w:r>
+      <w:r>
+        <w:rPr>
+          <w:rFonts w:ascii="Aptos" w:hAnsi="Aptos"/>
+          <w:color w:val="1F2937"/>
+          <w:sz w:val="19"/>
+        </w:rPr>
+        <w:t xml:space="preserve">, dan pengecualian CSRF </w:t>
+      </w:r>
+      <w:r>
+        <w:rPr>
+          <w:rFonts w:ascii="Consolas" w:hAnsi="Consolas"/>
+          <w:color w:val="C11B12"/>
+          <w:sz w:val="17"/>
+          <w:shd w:fill="ECEFF3"/>
+        </w:rPr>
+        <w:t xml:space="preserve">webhooks/*</w:t>
+      </w:r>
+      <w:r>
+        <w:rPr>
+          <w:rFonts w:ascii="Aptos" w:hAnsi="Aptos"/>
+          <w:color w:val="1F2937"/>
+          <w:sz w:val="19"/>
+        </w:rPr>
+        <w:t xml:space="preserve"> lewat </w:t>
+      </w:r>
+      <w:r>
+        <w:rPr>
+          <w:rFonts w:ascii="Consolas" w:hAnsi="Consolas"/>
+          <w:color w:val="C11B12"/>
+          <w:sz w:val="17"/>
+          <w:shd w:fill="ECEFF3"/>
+        </w:rPr>
+        <w:t xml:space="preserve">PreventRequestForgery::except()</w:t>
+      </w:r>
+      <w:r>
+        <w:rPr>
+          <w:rFonts w:ascii="Aptos" w:hAnsi="Aptos"/>
+          <w:color w:val="1F2937"/>
+          <w:sz w:val="19"/>
+        </w:rPr>
+        <w:t xml:space="preserve"> di </w:t>
+      </w:r>
+      <w:r>
+        <w:rPr>
+          <w:rFonts w:ascii="Consolas" w:hAnsi="Consolas"/>
+          <w:color w:val="C11B12"/>
+          <w:sz w:val="17"/>
+          <w:shd w:fill="ECEFF3"/>
+        </w:rPr>
+        <w:t xml:space="preserve">PaymentsServiceProvider</w:t>
+      </w:r>
+      <w:r>
+        <w:rPr>
+          <w:rFonts w:ascii="Aptos" w:hAnsi="Aptos"/>
+          <w:color w:val="1F2937"/>
+          <w:sz w:val="19"/>
+        </w:rPr>
+        <w:t xml:space="preserve"> (diuji langsung karena test HTTP melewati CSRF); path diselaraskan; blok Output Nyata Modul 11 v1 dipindah dari judul Modul 12 ke badan Modul 11.</w:t>
+      </w:r>
+    </w:p>
+    <w:p>
+      <w:pPr>
+        <w:pStyle w:val="ListBody"/>
+      </w:pPr>
+      <w:r>
+        <w:rPr>
+          <w:rFonts w:ascii="Aptos" w:hAnsi="Aptos"/>
+          <w:color w:val="1F2937"/>
+          <w:sz w:val="19"/>
+        </w:rPr>
+        <w:t xml:space="preserve">DOC-11-005 — Blok BUAT FILE per tahap Modul 11: make:class (verifier, service webhook, settlement), make:controller FQN --invokable, make:model LedgerEntry, make:test (+ --unit); route webhook modul manual.</w:t>
       </w:r>
     </w:p>
     <w:sectPr>
@@ -21600,7 +21751,7 @@
     </w:pPr>
     <w:rPr>
       <w:rFonts w:ascii="Consolas" w:hAnsi="Consolas"/>
-      <w:color w:val="262626"/>
+      <w:color w:val="D4D4D4"/>
       <w:sz w:val="16"/>
     </w:rPr>
   </w:style>
@@ -21712,7 +21863,7 @@
     <w:rPr>
       <w:rFonts w:ascii="Consolas" w:hAnsi="Consolas"/>
       <w:b/>
-      <w:color w:val="262626"/>
+      <w:color w:val="FFFFFF"/>
       <w:sz w:val="16"/>
     </w:rPr>
   </w:style>

--- a/modul_praktikum/Lampiran.docx
+++ b/modul_praktikum/Lampiran.docx
@@ -9380,6 +9380,117 @@
         <w:t xml:space="preserve">DOC-10-005 — Blok BUAT FILE per tahap Modul 10: make:interface FQN, make:model ×3, make:class (DTO, service, adapter, ResolveTrackedOrder), make:exception FQN, make:livewire payments::order-payment, make:test (+ --unit).</w:t>
       </w:r>
     </w:p>
+    <w:p>
+      <w:pPr>
+        <w:pStyle w:val="ListBody"/>
+      </w:pPr>
+      <w:r>
+        <w:rPr>
+          <w:rFonts w:ascii="Aptos" w:hAnsi="Aptos"/>
+          <w:color w:val="1F2937"/>
+          <w:sz w:val="19"/>
+        </w:rPr>
+        <w:t xml:space="preserve">DOC-11-004 — Webhook sebagai vertical slice modul Payments: </w:t>
+      </w:r>
+      <w:r>
+        <w:rPr>
+          <w:rFonts w:ascii="Consolas" w:hAnsi="Consolas"/>
+          <w:color w:val="C11B12"/>
+          <w:sz w:val="17"/>
+          <w:shd w:fill="ECEFF3"/>
+        </w:rPr>
+        <w:t xml:space="preserve">QrisWebhookController</w:t>
+      </w:r>
+      <w:r>
+        <w:rPr>
+          <w:rFonts w:ascii="Aptos" w:hAnsi="Aptos"/>
+          <w:color w:val="1F2937"/>
+          <w:sz w:val="19"/>
+        </w:rPr>
+        <w:t xml:space="preserve">, route publik via </w:t>
+      </w:r>
+      <w:r>
+        <w:rPr>
+          <w:rFonts w:ascii="Consolas" w:hAnsi="Consolas"/>
+          <w:color w:val="C11B12"/>
+          <w:sz w:val="17"/>
+          <w:shd w:fill="ECEFF3"/>
+        </w:rPr>
+        <w:t xml:space="preserve">PortalRoutes::web()</w:t>
+      </w:r>
+      <w:r>
+        <w:rPr>
+          <w:rFonts w:ascii="Aptos" w:hAnsi="Aptos"/>
+          <w:color w:val="1F2937"/>
+          <w:sz w:val="19"/>
+        </w:rPr>
+        <w:t xml:space="preserve">, dan pengecualian CSRF </w:t>
+      </w:r>
+      <w:r>
+        <w:rPr>
+          <w:rFonts w:ascii="Consolas" w:hAnsi="Consolas"/>
+          <w:color w:val="C11B12"/>
+          <w:sz w:val="17"/>
+          <w:shd w:fill="ECEFF3"/>
+        </w:rPr>
+        <w:t xml:space="preserve">webhooks/*</w:t>
+      </w:r>
+      <w:r>
+        <w:rPr>
+          <w:rFonts w:ascii="Aptos" w:hAnsi="Aptos"/>
+          <w:color w:val="1F2937"/>
+          <w:sz w:val="19"/>
+        </w:rPr>
+        <w:t xml:space="preserve"> lewat </w:t>
+      </w:r>
+      <w:r>
+        <w:rPr>
+          <w:rFonts w:ascii="Consolas" w:hAnsi="Consolas"/>
+          <w:color w:val="C11B12"/>
+          <w:sz w:val="17"/>
+          <w:shd w:fill="ECEFF3"/>
+        </w:rPr>
+        <w:t xml:space="preserve">PreventRequestForgery::except()</w:t>
+      </w:r>
+      <w:r>
+        <w:rPr>
+          <w:rFonts w:ascii="Aptos" w:hAnsi="Aptos"/>
+          <w:color w:val="1F2937"/>
+          <w:sz w:val="19"/>
+        </w:rPr>
+        <w:t xml:space="preserve"> di </w:t>
+      </w:r>
+      <w:r>
+        <w:rPr>
+          <w:rFonts w:ascii="Consolas" w:hAnsi="Consolas"/>
+          <w:color w:val="C11B12"/>
+          <w:sz w:val="17"/>
+          <w:shd w:fill="ECEFF3"/>
+        </w:rPr>
+        <w:t xml:space="preserve">PaymentsServiceProvider</w:t>
+      </w:r>
+      <w:r>
+        <w:rPr>
+          <w:rFonts w:ascii="Aptos" w:hAnsi="Aptos"/>
+          <w:color w:val="1F2937"/>
+          <w:sz w:val="19"/>
+        </w:rPr>
+        <w:t xml:space="preserve"> (diuji langsung karena test HTTP melewati CSRF); path diselaraskan; blok Output Nyata Modul 11 v1 dipindah dari judul Modul 12 ke badan Modul 11.</w:t>
+      </w:r>
+    </w:p>
+    <w:p>
+      <w:pPr>
+        <w:pStyle w:val="ListBody"/>
+      </w:pPr>
+      <w:r>
+        <w:rPr>
+          <w:rFonts w:ascii="Aptos" w:hAnsi="Aptos"/>
+          <w:color w:val="1F2937"/>
+          <w:sz w:val="19"/>
+        </w:rPr>
+        <w:t xml:space="preserve">DOC-11-005 — Blok BUAT FILE per tahap Modul 11: make:class (verifier, service webhook, settlement), make:controller FQN --invokable, make:model LedgerEntry, make:test (+ --unit); route webhook modul manual.</w:t>
+      </w:r>
+    </w:p>
     <w:sectPr>
       <w:headerReference w:type="default" r:id="rId9"/>
       <w:footerReference w:type="default" r:id="rId10"/>

--- a/modul_praktikum/Lampiran.docx
+++ b/modul_praktikum/Lampiran.docx
@@ -9491,6 +9491,19 @@
         <w:t xml:space="preserve">DOC-11-005 — Blok BUAT FILE per tahap Modul 11: make:class (verifier, service webhook, settlement), make:controller FQN --invokable, make:model LedgerEntry, make:test (+ --unit); route webhook modul manual.</w:t>
       </w:r>
     </w:p>
+    <w:p>
+      <w:pPr>
+        <w:pStyle w:val="ListBody"/>
+      </w:pPr>
+      <w:r>
+        <w:rPr>
+          <w:rFonts w:ascii="Aptos" w:hAnsi="Aptos"/>
+          <w:color w:val="1F2937"/>
+          <w:sz w:val="19"/>
+        </w:rPr>
+        <w:t xml:space="preserve">DOC-11-006 — Subbagian "Mengapa Endpoint Webhook Dikecualikan dari CSRF?": ancaman CSRF, alasan webhook server-ke-server tidak dapat membawa token, lapis pengganti (HMAC raw body, fail-closed, idempoten), aturan penerapan, dan Output Nyata M11c (419 vs 401; 419 bila pengecualian dicabut).</w:t>
+      </w:r>
+    </w:p>
     <w:sectPr>
       <w:headerReference w:type="default" r:id="rId9"/>
       <w:footerReference w:type="default" r:id="rId10"/>

--- a/modul_praktikum/Lampiran.docx
+++ b/modul_praktikum/Lampiran.docx
@@ -9504,6 +9504,202 @@
         <w:t xml:space="preserve">DOC-11-006 — Subbagian "Mengapa Endpoint Webhook Dikecualikan dari CSRF?": ancaman CSRF, alasan webhook server-ke-server tidak dapat membawa token, lapis pengganti (HMAC raw body, fail-closed, idempoten), aturan penerapan, dan Output Nyata M11c (419 vs 401; 419 bila pengecualian dicabut).</w:t>
       </w:r>
     </w:p>
+    <w:p>
+      <w:pPr>
+        <w:pStyle w:val="ListBody"/>
+      </w:pPr>
+      <w:r>
+        <w:rPr>
+          <w:rFonts w:ascii="Aptos" w:hAnsi="Aptos"/>
+          <w:color w:val="1F2937"/>
+          <w:sz w:val="19"/>
+        </w:rPr>
+        <w:t xml:space="preserve">DOC-12-004 — KDS sebagai vertical slice modul Kitchen: event (</w:t>
+      </w:r>
+      <w:r>
+        <w:rPr>
+          <w:rFonts w:ascii="Consolas" w:hAnsi="Consolas"/>
+          <w:color w:val="C11B12"/>
+          <w:sz w:val="17"/>
+          <w:shd w:fill="ECEFF3"/>
+        </w:rPr>
+        <w:t xml:space="preserve">make:event</w:t>
+      </w:r>
+      <w:r>
+        <w:rPr>
+          <w:rFonts w:ascii="Aptos" w:hAnsi="Aptos"/>
+          <w:color w:val="1F2937"/>
+          <w:sz w:val="19"/>
+        </w:rPr>
+        <w:t xml:space="preserve"> FQN), </w:t>
+      </w:r>
+      <w:r>
+        <w:rPr>
+          <w:rFonts w:ascii="Consolas" w:hAnsi="Consolas"/>
+          <w:color w:val="C11B12"/>
+          <w:sz w:val="17"/>
+          <w:shd w:fill="ECEFF3"/>
+        </w:rPr>
+        <w:t xml:space="preserve">TenantChannels</w:t>
+      </w:r>
+      <w:r>
+        <w:rPr>
+          <w:rFonts w:ascii="Aptos" w:hAnsi="Aptos"/>
+          <w:color w:val="1F2937"/>
+          <w:sz w:val="19"/>
+        </w:rPr>
+        <w:t xml:space="preserve">, channel privat </w:t>
+      </w:r>
+      <w:r>
+        <w:rPr>
+          <w:rFonts w:ascii="Consolas" w:hAnsi="Consolas"/>
+          <w:color w:val="C11B12"/>
+          <w:sz w:val="17"/>
+          <w:shd w:fill="ECEFF3"/>
+        </w:rPr>
+        <w:t xml:space="preserve">tenant.{tenantId}.orders</w:t>
+      </w:r>
+      <w:r>
+        <w:rPr>
+          <w:rFonts w:ascii="Aptos" w:hAnsi="Aptos"/>
+          <w:color w:val="1F2937"/>
+          <w:sz w:val="19"/>
+        </w:rPr>
+        <w:t xml:space="preserve"> via </w:t>
+      </w:r>
+      <w:r>
+        <w:rPr>
+          <w:rFonts w:ascii="Consolas" w:hAnsi="Consolas"/>
+          <w:color w:val="C11B12"/>
+          <w:sz w:val="17"/>
+          <w:shd w:fill="ECEFF3"/>
+        </w:rPr>
+        <w:t xml:space="preserve">Broadcast::channel()</w:t>
+      </w:r>
+      <w:r>
+        <w:rPr>
+          <w:rFonts w:ascii="Aptos" w:hAnsi="Aptos"/>
+          <w:color w:val="1F2937"/>
+          <w:sz w:val="19"/>
+        </w:rPr>
+        <w:t xml:space="preserve"> di </w:t>
+      </w:r>
+      <w:r>
+        <w:rPr>
+          <w:rFonts w:ascii="Consolas" w:hAnsi="Consolas"/>
+          <w:color w:val="C11B12"/>
+          <w:sz w:val="17"/>
+          <w:shd w:fill="ECEFF3"/>
+        </w:rPr>
+        <w:t xml:space="preserve">KitchenServiceProvider</w:t>
+      </w:r>
+      <w:r>
+        <w:rPr>
+          <w:rFonts w:ascii="Aptos" w:hAnsi="Aptos"/>
+          <w:color w:val="1F2937"/>
+          <w:sz w:val="19"/>
+        </w:rPr>
+        <w:t xml:space="preserve"> (bukan </w:t>
+      </w:r>
+      <w:r>
+        <w:rPr>
+          <w:rFonts w:ascii="Consolas" w:hAnsi="Consolas"/>
+          <w:color w:val="C11B12"/>
+          <w:sz w:val="17"/>
+          <w:shd w:fill="ECEFF3"/>
+        </w:rPr>
+        <w:t xml:space="preserve">routes/channels.php</w:t>
+      </w:r>
+      <w:r>
+        <w:rPr>
+          <w:rFonts w:ascii="Aptos" w:hAnsi="Aptos"/>
+          <w:color w:val="1F2937"/>
+          <w:sz w:val="19"/>
+        </w:rPr>
+        <w:t xml:space="preserve">; aman untuk </w:t>
+      </w:r>
+      <w:r>
+        <w:rPr>
+          <w:rFonts w:ascii="Consolas" w:hAnsi="Consolas"/>
+          <w:color w:val="C11B12"/>
+          <w:sz w:val="17"/>
+          <w:shd w:fill="ECEFF3"/>
+        </w:rPr>
+        <w:t xml:space="preserve">route:cache</w:t>
+      </w:r>
+      <w:r>
+        <w:rPr>
+          <w:rFonts w:ascii="Aptos" w:hAnsi="Aptos"/>
+          <w:color w:val="1F2937"/>
+          <w:sz w:val="19"/>
+        </w:rPr>
+        <w:t xml:space="preserve">), komponen </w:t>
+      </w:r>
+      <w:r>
+        <w:rPr>
+          <w:rFonts w:ascii="Consolas" w:hAnsi="Consolas"/>
+          <w:color w:val="C11B12"/>
+          <w:sz w:val="17"/>
+          <w:shd w:fill="ECEFF3"/>
+        </w:rPr>
+        <w:t xml:space="preserve">kitchen::kitchen-board</w:t>
+      </w:r>
+      <w:r>
+        <w:rPr>
+          <w:rFonts w:ascii="Aptos" w:hAnsi="Aptos"/>
+          <w:color w:val="1F2937"/>
+          <w:sz w:val="19"/>
+        </w:rPr>
+        <w:t xml:space="preserve">; nama channel </w:t>
+      </w:r>
+      <w:r>
+        <w:rPr>
+          <w:rFonts w:ascii="Consolas" w:hAnsi="Consolas"/>
+          <w:color w:val="C11B12"/>
+          <w:sz w:val="17"/>
+          <w:shd w:fill="ECEFF3"/>
+        </w:rPr>
+        <w:t xml:space="preserve">.kds</w:t>
+      </w:r>
+      <w:r>
+        <w:rPr>
+          <w:rFonts w:ascii="Aptos" w:hAnsi="Aptos"/>
+          <w:color w:val="1F2937"/>
+          <w:sz w:val="19"/>
+        </w:rPr>
+        <w:t xml:space="preserve"> diselaraskan menjadi </w:t>
+      </w:r>
+      <w:r>
+        <w:rPr>
+          <w:rFonts w:ascii="Consolas" w:hAnsi="Consolas"/>
+          <w:color w:val="C11B12"/>
+          <w:sz w:val="17"/>
+          <w:shd w:fill="ECEFF3"/>
+        </w:rPr>
+        <w:t xml:space="preserve">.orders</w:t>
+      </w:r>
+      <w:r>
+        <w:rPr>
+          <w:rFonts w:ascii="Aptos" w:hAnsi="Aptos"/>
+          <w:color w:val="1F2937"/>
+          <w:sz w:val="19"/>
+        </w:rPr>
+        <w:t xml:space="preserve">; path diselaraskan; blok Output Nyata Modul 12 v1 dipindah dari judul Modul 13.</w:t>
+      </w:r>
+    </w:p>
+    <w:p>
+      <w:pPr>
+        <w:pStyle w:val="ListBody"/>
+      </w:pPr>
+      <w:r>
+        <w:rPr>
+          <w:rFonts w:ascii="Aptos" w:hAnsi="Aptos"/>
+          <w:color w:val="1F2937"/>
+          <w:sz w:val="19"/>
+        </w:rPr>
+        <w:t xml:space="preserve">DOC-12-005 — Blok BUAT FILE per tahap Modul 12: make:class (TenantChannels, KitchenService), make:exception FQN, make:livewire kitchen::kitchen-board, make:event FQN ×2 ke modul Kitchen, make:test; halaman &amp; route modul manual.</w:t>
+      </w:r>
+    </w:p>
     <w:sectPr>
       <w:headerReference w:type="default" r:id="rId9"/>
       <w:footerReference w:type="default" r:id="rId10"/>

--- a/modul_praktikum/Lampiran.docx
+++ b/modul_praktikum/Lampiran.docx
@@ -3577,175 +3577,92 @@
     <w:p>
       <w:pPr>
         <w:pStyle w:val="CodeBlock"/>
+        <w:shd w:fill="1E1E1E" w:val="clear"/>
         <w:pBdr>
-          <w:left w:val="single" w:sz="12" w:space="8" w:color="B8DDE0"/>
+          <w:left w:val="single" w:sz="4" w:space="8" w:color="1E1E1E"/>
         </w:pBdr>
-        <w:shd w:val="clear" w:color="auto" w:fill="F2F3F7"/>
       </w:pPr>
       <w:r>
         <w:rPr>
           <w:rFonts w:ascii="Consolas" w:hAnsi="Consolas"/>
-          <w:b/>
-          <w:color w:val="000080"/>
+          <w:color w:val="4EC9B0"/>
           <w:sz w:val="16"/>
         </w:rPr>
-        <w:t xml:space="preserve">php</w:t>
+        <w:t>php</w:t>
       </w:r>
       <w:r>
         <w:rPr>
           <w:rFonts w:ascii="Consolas" w:hAnsi="Consolas"/>
-          <w:color w:val="262626"/>
+          <w:color w:val="D4D4D4"/>
           <w:sz w:val="16"/>
         </w:rPr>
-        <w:t xml:space="preserve"> artisan </w:t>
+        <w:t xml:space="preserve"> artisan optimize:clear</w:t>
+        <w:br/>
       </w:r>
       <w:r>
         <w:rPr>
           <w:rFonts w:ascii="Consolas" w:hAnsi="Consolas"/>
-          <w:color w:val="795E26"/>
+          <w:color w:val="4EC9B0"/>
           <w:sz w:val="16"/>
         </w:rPr>
-        <w:t xml:space="preserve">optimize:clear</w:t>
-      </w:r>
-      <w:r>
-        <w:br/>
+        <w:t>php</w:t>
       </w:r>
       <w:r>
         <w:rPr>
           <w:rFonts w:ascii="Consolas" w:hAnsi="Consolas"/>
-          <w:b/>
-          <w:color w:val="000080"/>
+          <w:color w:val="D4D4D4"/>
           <w:sz w:val="16"/>
         </w:rPr>
-        <w:t xml:space="preserve">php</w:t>
+        <w:t xml:space="preserve"> artisan migrate:fresh --seed --env=testing</w:t>
+        <w:br/>
       </w:r>
       <w:r>
         <w:rPr>
           <w:rFonts w:ascii="Consolas" w:hAnsi="Consolas"/>
-          <w:color w:val="262626"/>
+          <w:color w:val="4EC9B0"/>
           <w:sz w:val="16"/>
         </w:rPr>
-        <w:t xml:space="preserve"> artisan </w:t>
+        <w:t>php</w:t>
       </w:r>
       <w:r>
         <w:rPr>
           <w:rFonts w:ascii="Consolas" w:hAnsi="Consolas"/>
-          <w:color w:val="795E26"/>
+          <w:color w:val="D4D4D4"/>
           <w:sz w:val="16"/>
         </w:rPr>
-        <w:t xml:space="preserve">migrate:fresh</w:t>
+        <w:t xml:space="preserve"> artisan test --testsuite=</w:t>
       </w:r>
       <w:r>
         <w:rPr>
           <w:rFonts w:ascii="Consolas" w:hAnsi="Consolas"/>
-          <w:color w:val="262626"/>
+          <w:color w:val="4EC9B0"/>
           <w:sz w:val="16"/>
         </w:rPr>
-        <w:t xml:space="preserve"> </w:t>
+        <w:t>Feature</w:t>
       </w:r>
       <w:r>
         <w:rPr>
           <w:rFonts w:ascii="Consolas" w:hAnsi="Consolas"/>
-          <w:color w:val="0073E6"/>
+          <w:color w:val="D4D4D4"/>
           <w:sz w:val="16"/>
         </w:rPr>
-        <w:t xml:space="preserve">--seed</w:t>
+        <w:t xml:space="preserve"> --stop-on-failure</w:t>
+        <w:br/>
+        <w:t xml:space="preserve">./vendor/bin/pint --test</w:t>
+        <w:br/>
       </w:r>
       <w:r>
         <w:rPr>
           <w:rFonts w:ascii="Consolas" w:hAnsi="Consolas"/>
-          <w:color w:val="262626"/>
+          <w:color w:val="4EC9B0"/>
           <w:sz w:val="16"/>
         </w:rPr>
-        <w:t xml:space="preserve"> </w:t>
+        <w:t>npm</w:t>
       </w:r>
       <w:r>
         <w:rPr>
           <w:rFonts w:ascii="Consolas" w:hAnsi="Consolas"/>
-          <w:color w:val="0073E6"/>
-          <w:sz w:val="16"/>
-        </w:rPr>
-        <w:t xml:space="preserve">--env=testing</w:t>
-      </w:r>
-      <w:r>
-        <w:br/>
-      </w:r>
-      <w:r>
-        <w:rPr>
-          <w:rFonts w:ascii="Consolas" w:hAnsi="Consolas"/>
-          <w:b/>
-          <w:color w:val="000080"/>
-          <w:sz w:val="16"/>
-        </w:rPr>
-        <w:t xml:space="preserve">php</w:t>
-      </w:r>
-      <w:r>
-        <w:rPr>
-          <w:rFonts w:ascii="Consolas" w:hAnsi="Consolas"/>
-          <w:color w:val="262626"/>
-          <w:sz w:val="16"/>
-        </w:rPr>
-        <w:t xml:space="preserve"> artisan test </w:t>
-      </w:r>
-      <w:r>
-        <w:rPr>
-          <w:rFonts w:ascii="Consolas" w:hAnsi="Consolas"/>
-          <w:color w:val="0073E6"/>
-          <w:sz w:val="16"/>
-        </w:rPr>
-        <w:t xml:space="preserve">--testsuite=Feature</w:t>
-      </w:r>
-      <w:r>
-        <w:rPr>
-          <w:rFonts w:ascii="Consolas" w:hAnsi="Consolas"/>
-          <w:color w:val="262626"/>
-          <w:sz w:val="16"/>
-        </w:rPr>
-        <w:t xml:space="preserve"> </w:t>
-      </w:r>
-      <w:r>
-        <w:rPr>
-          <w:rFonts w:ascii="Consolas" w:hAnsi="Consolas"/>
-          <w:color w:val="0073E6"/>
-          <w:sz w:val="16"/>
-        </w:rPr>
-        <w:t xml:space="preserve">--stop-on-failure</w:t>
-      </w:r>
-      <w:r>
-        <w:br/>
-      </w:r>
-      <w:r>
-        <w:rPr>
-          <w:rFonts w:ascii="Consolas" w:hAnsi="Consolas"/>
-          <w:color w:val="262626"/>
-          <w:sz w:val="16"/>
-        </w:rPr>
-        <w:t xml:space="preserve">./vendor/bin/pint </w:t>
-      </w:r>
-      <w:r>
-        <w:rPr>
-          <w:rFonts w:ascii="Consolas" w:hAnsi="Consolas"/>
-          <w:color w:val="0073E6"/>
-          <w:sz w:val="16"/>
-        </w:rPr>
-        <w:t xml:space="preserve">--test</w:t>
-      </w:r>
-      <w:r>
-        <w:br/>
-      </w:r>
-      <w:r>
-        <w:rPr>
-          <w:rFonts w:ascii="Consolas" w:hAnsi="Consolas"/>
-          <w:b/>
-          <w:color w:val="000080"/>
-          <w:sz w:val="16"/>
-        </w:rPr>
-        <w:t xml:space="preserve">npm</w:t>
-      </w:r>
-      <w:r>
-        <w:rPr>
-          <w:rFonts w:ascii="Consolas" w:hAnsi="Consolas"/>
-          <w:color w:val="262626"/>
+          <w:color w:val="D4D4D4"/>
           <w:sz w:val="16"/>
         </w:rPr>
         <w:t xml:space="preserve"> run build</w:t>
@@ -5127,215 +5044,431 @@
     <w:p>
       <w:pPr>
         <w:pStyle w:val="CodeHeader"/>
-        <w:keepNext/>
+        <w:shd w:fill="2D2D30"/>
         <w:pBdr>
-          <w:left w:val="single" w:sz="12" w:space="8" w:color="B8DDE0"/>
+          <w:left w:val="single" w:sz="4" w:space="8" w:color="2D2D30"/>
         </w:pBdr>
-        <w:shd w:val="clear" w:color="auto" w:fill="E4EAED"/>
       </w:pPr>
       <w:r>
-        <w:rPr>
-          <w:rFonts w:ascii="Consolas" w:hAnsi="Consolas"/>
-          <w:b/>
-          <w:color w:val="262626"/>
-          <w:sz w:val="16"/>
-        </w:rPr>
-        <w:t xml:space="preserve">AUDIT KOMPATIBILITAS DEPENDENSI SRS — terminal root proyek   •   BASH</w:t>
+        <w:t>AUDIT KOMPATIBILITAS DEPENDENSI SRS — terminal root proyek   •   BASH</w:t>
       </w:r>
     </w:p>
     <w:p>
       <w:pPr>
         <w:pStyle w:val="CodeBlock"/>
+        <w:shd w:fill="1E1E1E"/>
         <w:keepLines/>
         <w:pBdr>
-          <w:left w:val="single" w:sz="12" w:space="8" w:color="B8DDE0"/>
+          <w:left w:val="single" w:sz="4" w:space="8" w:color="1E1E1E"/>
         </w:pBdr>
-        <w:shd w:val="clear" w:color="auto" w:fill="F2F3F7"/>
       </w:pPr>
       <w:r>
         <w:rPr>
-          <w:rFonts w:ascii="Consolas" w:hAnsi="Consolas"/>
-          <w:b/>
-          <w:color w:val="000080"/>
+          <w:rFonts w:ascii="Consolas" w:hAnsi="Consolas" w:eastAsia="Consolas"/>
+          <w:color w:val="4EC9B0"/>
           <w:sz w:val="16"/>
         </w:rPr>
-        <w:t xml:space="preserve">composer</w:t>
+        <w:t>composer</w:t>
       </w:r>
       <w:r>
         <w:rPr>
-          <w:rFonts w:ascii="Consolas" w:hAnsi="Consolas"/>
-          <w:color w:val="262626"/>
+          <w:rFonts w:ascii="Consolas" w:hAnsi="Consolas" w:eastAsia="Consolas"/>
+          <w:color w:val="D4D4D4"/>
           <w:sz w:val="16"/>
         </w:rPr>
-        <w:t xml:space="preserve"> require chillerlan/php-qrcode intervention/image-laravel </w:t>
+        <w:t xml:space="preserve"> </w:t>
       </w:r>
       <w:r>
         <w:rPr>
-          <w:rFonts w:ascii="Consolas" w:hAnsi="Consolas"/>
-          <w:color w:val="0073E6"/>
+          <w:rFonts w:ascii="Consolas" w:hAnsi="Consolas" w:eastAsia="Consolas"/>
+          <w:color w:val="D4D4D4"/>
           <w:sz w:val="16"/>
         </w:rPr>
-        <w:t xml:space="preserve">--dry-run</w:t>
-      </w:r>
-      <w:r>
-        <w:br/>
+        <w:t>require</w:t>
       </w:r>
       <w:r>
         <w:rPr>
-          <w:rFonts w:ascii="Consolas" w:hAnsi="Consolas"/>
-          <w:b/>
-          <w:color w:val="000080"/>
+          <w:rFonts w:ascii="Consolas" w:hAnsi="Consolas" w:eastAsia="Consolas"/>
+          <w:color w:val="D4D4D4"/>
           <w:sz w:val="16"/>
         </w:rPr>
-        <w:t xml:space="preserve">composer</w:t>
+        <w:t xml:space="preserve"> </w:t>
       </w:r>
       <w:r>
         <w:rPr>
-          <w:rFonts w:ascii="Consolas" w:hAnsi="Consolas"/>
-          <w:color w:val="262626"/>
+          <w:rFonts w:ascii="Consolas" w:hAnsi="Consolas" w:eastAsia="Consolas"/>
+          <w:color w:val="D4D4D4"/>
           <w:sz w:val="16"/>
         </w:rPr>
-        <w:t xml:space="preserve"> require maatwebsite/excel barryvdh/laravel-dompdf </w:t>
+        <w:t>chillerlan/php-qrcode</w:t>
       </w:r>
       <w:r>
         <w:rPr>
-          <w:rFonts w:ascii="Consolas" w:hAnsi="Consolas"/>
-          <w:color w:val="0073E6"/>
+          <w:rFonts w:ascii="Consolas" w:hAnsi="Consolas" w:eastAsia="Consolas"/>
+          <w:color w:val="D4D4D4"/>
           <w:sz w:val="16"/>
         </w:rPr>
-        <w:t xml:space="preserve">--dry-run</w:t>
-      </w:r>
-      <w:r>
-        <w:br/>
+        <w:t xml:space="preserve"> </w:t>
       </w:r>
       <w:r>
         <w:rPr>
-          <w:rFonts w:ascii="Consolas" w:hAnsi="Consolas"/>
-          <w:b/>
-          <w:color w:val="000080"/>
+          <w:rFonts w:ascii="Consolas" w:hAnsi="Consolas" w:eastAsia="Consolas"/>
+          <w:color w:val="D4D4D4"/>
           <w:sz w:val="16"/>
         </w:rPr>
-        <w:t xml:space="preserve">composer</w:t>
+        <w:t>intervention/image-laravel</w:t>
       </w:r>
       <w:r>
         <w:rPr>
-          <w:rFonts w:ascii="Consolas" w:hAnsi="Consolas"/>
-          <w:color w:val="262626"/>
+          <w:rFonts w:ascii="Consolas" w:hAnsi="Consolas" w:eastAsia="Consolas"/>
+          <w:color w:val="D4D4D4"/>
           <w:sz w:val="16"/>
         </w:rPr>
-        <w:t xml:space="preserve"> require laravel-notification-channels/webpush </w:t>
+        <w:t xml:space="preserve"> </w:t>
       </w:r>
       <w:r>
         <w:rPr>
-          <w:rFonts w:ascii="Consolas" w:hAnsi="Consolas"/>
-          <w:color w:val="0073E6"/>
+          <w:rFonts w:ascii="Consolas" w:hAnsi="Consolas" w:eastAsia="Consolas"/>
+          <w:color w:val="9CDCFE"/>
           <w:sz w:val="16"/>
         </w:rPr>
-        <w:t xml:space="preserve">--dry-run</w:t>
-      </w:r>
-      <w:r>
-        <w:br/>
+        <w:t>--dry-run</w:t>
       </w:r>
       <w:r>
         <w:rPr>
-          <w:rFonts w:ascii="Consolas" w:hAnsi="Consolas"/>
-          <w:b/>
-          <w:color w:val="000080"/>
+          <w:rFonts w:ascii="Consolas" w:hAnsi="Consolas" w:eastAsia="Consolas"/>
+          <w:color w:val="D4D4D4"/>
           <w:sz w:val="16"/>
         </w:rPr>
-        <w:t xml:space="preserve">npm</w:t>
+        <w:br/>
       </w:r>
       <w:r>
         <w:rPr>
-          <w:rFonts w:ascii="Consolas" w:hAnsi="Consolas"/>
-          <w:color w:val="262626"/>
+          <w:rFonts w:ascii="Consolas" w:hAnsi="Consolas" w:eastAsia="Consolas"/>
+          <w:color w:val="4EC9B0"/>
           <w:sz w:val="16"/>
         </w:rPr>
-        <w:t xml:space="preserve"> install </w:t>
+        <w:t>composer</w:t>
       </w:r>
       <w:r>
         <w:rPr>
-          <w:rFonts w:ascii="Consolas" w:hAnsi="Consolas"/>
-          <w:color w:val="0073E6"/>
+          <w:rFonts w:ascii="Consolas" w:hAnsi="Consolas" w:eastAsia="Consolas"/>
+          <w:color w:val="D4D4D4"/>
           <w:sz w:val="16"/>
         </w:rPr>
-        <w:t xml:space="preserve">--dry-run</w:t>
+        <w:t xml:space="preserve"> </w:t>
       </w:r>
       <w:r>
         <w:rPr>
-          <w:rFonts w:ascii="Consolas" w:hAnsi="Consolas"/>
-          <w:color w:val="262626"/>
+          <w:rFonts w:ascii="Consolas" w:hAnsi="Consolas" w:eastAsia="Consolas"/>
+          <w:color w:val="D4D4D4"/>
           <w:sz w:val="16"/>
         </w:rPr>
-        <w:t xml:space="preserve"> laravel-echo pusher-js</w:t>
-      </w:r>
-      <w:r>
-        <w:br/>
+        <w:t>require</w:t>
       </w:r>
       <w:r>
         <w:rPr>
-          <w:rFonts w:ascii="Consolas" w:hAnsi="Consolas"/>
-          <w:b/>
-          <w:color w:val="000080"/>
+          <w:rFonts w:ascii="Consolas" w:hAnsi="Consolas" w:eastAsia="Consolas"/>
+          <w:color w:val="D4D4D4"/>
           <w:sz w:val="16"/>
         </w:rPr>
-        <w:t xml:space="preserve">composer</w:t>
+        <w:t xml:space="preserve"> </w:t>
       </w:r>
       <w:r>
         <w:rPr>
-          <w:rFonts w:ascii="Consolas" w:hAnsi="Consolas"/>
-          <w:color w:val="262626"/>
+          <w:rFonts w:ascii="Consolas" w:hAnsi="Consolas" w:eastAsia="Consolas"/>
+          <w:color w:val="D4D4D4"/>
           <w:sz w:val="16"/>
         </w:rPr>
-        <w:t xml:space="preserve"> validate </w:t>
+        <w:t>maatwebsite/excel</w:t>
       </w:r>
       <w:r>
         <w:rPr>
-          <w:rFonts w:ascii="Consolas" w:hAnsi="Consolas"/>
-          <w:color w:val="0073E6"/>
+          <w:rFonts w:ascii="Consolas" w:hAnsi="Consolas" w:eastAsia="Consolas"/>
+          <w:color w:val="D4D4D4"/>
           <w:sz w:val="16"/>
         </w:rPr>
-        <w:t xml:space="preserve">--strict</w:t>
-      </w:r>
-      <w:r>
-        <w:br/>
+        <w:t xml:space="preserve"> </w:t>
       </w:r>
       <w:r>
         <w:rPr>
-          <w:rFonts w:ascii="Consolas" w:hAnsi="Consolas"/>
-          <w:b/>
-          <w:color w:val="000080"/>
+          <w:rFonts w:ascii="Consolas" w:hAnsi="Consolas" w:eastAsia="Consolas"/>
+          <w:color w:val="D4D4D4"/>
           <w:sz w:val="16"/>
         </w:rPr>
-        <w:t xml:space="preserve">composer</w:t>
+        <w:t>barryvdh/laravel-dompdf</w:t>
       </w:r>
       <w:r>
         <w:rPr>
-          <w:rFonts w:ascii="Consolas" w:hAnsi="Consolas"/>
-          <w:color w:val="262626"/>
+          <w:rFonts w:ascii="Consolas" w:hAnsi="Consolas" w:eastAsia="Consolas"/>
+          <w:color w:val="D4D4D4"/>
           <w:sz w:val="16"/>
         </w:rPr>
-        <w:t xml:space="preserve"> audit</w:t>
-      </w:r>
-      <w:r>
-        <w:br/>
+        <w:t xml:space="preserve"> </w:t>
       </w:r>
       <w:r>
         <w:rPr>
-          <w:rFonts w:ascii="Consolas" w:hAnsi="Consolas"/>
-          <w:b/>
-          <w:color w:val="000080"/>
+          <w:rFonts w:ascii="Consolas" w:hAnsi="Consolas" w:eastAsia="Consolas"/>
+          <w:color w:val="9CDCFE"/>
           <w:sz w:val="16"/>
         </w:rPr>
-        <w:t xml:space="preserve">npm</w:t>
+        <w:t>--dry-run</w:t>
       </w:r>
       <w:r>
         <w:rPr>
-          <w:rFonts w:ascii="Consolas" w:hAnsi="Consolas"/>
-          <w:color w:val="262626"/>
+          <w:rFonts w:ascii="Consolas" w:hAnsi="Consolas" w:eastAsia="Consolas"/>
+          <w:color w:val="D4D4D4"/>
           <w:sz w:val="16"/>
         </w:rPr>
-        <w:t xml:space="preserve"> audit</w:t>
+        <w:br/>
+      </w:r>
+      <w:r>
+        <w:rPr>
+          <w:rFonts w:ascii="Consolas" w:hAnsi="Consolas" w:eastAsia="Consolas"/>
+          <w:color w:val="4EC9B0"/>
+          <w:sz w:val="16"/>
+        </w:rPr>
+        <w:t>composer</w:t>
+      </w:r>
+      <w:r>
+        <w:rPr>
+          <w:rFonts w:ascii="Consolas" w:hAnsi="Consolas" w:eastAsia="Consolas"/>
+          <w:color w:val="D4D4D4"/>
+          <w:sz w:val="16"/>
+        </w:rPr>
+        <w:t xml:space="preserve"> </w:t>
+      </w:r>
+      <w:r>
+        <w:rPr>
+          <w:rFonts w:ascii="Consolas" w:hAnsi="Consolas" w:eastAsia="Consolas"/>
+          <w:color w:val="D4D4D4"/>
+          <w:sz w:val="16"/>
+        </w:rPr>
+        <w:t>require</w:t>
+      </w:r>
+      <w:r>
+        <w:rPr>
+          <w:rFonts w:ascii="Consolas" w:hAnsi="Consolas" w:eastAsia="Consolas"/>
+          <w:color w:val="D4D4D4"/>
+          <w:sz w:val="16"/>
+        </w:rPr>
+        <w:t xml:space="preserve"> </w:t>
+      </w:r>
+      <w:r>
+        <w:rPr>
+          <w:rFonts w:ascii="Consolas" w:hAnsi="Consolas" w:eastAsia="Consolas"/>
+          <w:color w:val="D4D4D4"/>
+          <w:sz w:val="16"/>
+        </w:rPr>
+        <w:t>laravel-notification-channels/webpush</w:t>
+      </w:r>
+      <w:r>
+        <w:rPr>
+          <w:rFonts w:ascii="Consolas" w:hAnsi="Consolas" w:eastAsia="Consolas"/>
+          <w:color w:val="D4D4D4"/>
+          <w:sz w:val="16"/>
+        </w:rPr>
+        <w:t xml:space="preserve"> </w:t>
+      </w:r>
+      <w:r>
+        <w:rPr>
+          <w:rFonts w:ascii="Consolas" w:hAnsi="Consolas" w:eastAsia="Consolas"/>
+          <w:color w:val="9CDCFE"/>
+          <w:sz w:val="16"/>
+        </w:rPr>
+        <w:t>--dry-run</w:t>
+      </w:r>
+      <w:r>
+        <w:rPr>
+          <w:rFonts w:ascii="Consolas" w:hAnsi="Consolas" w:eastAsia="Consolas"/>
+          <w:color w:val="D4D4D4"/>
+          <w:sz w:val="16"/>
+        </w:rPr>
+        <w:br/>
+      </w:r>
+      <w:r>
+        <w:rPr>
+          <w:rFonts w:ascii="Consolas" w:hAnsi="Consolas" w:eastAsia="Consolas"/>
+          <w:color w:val="4EC9B0"/>
+          <w:sz w:val="16"/>
+        </w:rPr>
+        <w:t>npm</w:t>
+      </w:r>
+      <w:r>
+        <w:rPr>
+          <w:rFonts w:ascii="Consolas" w:hAnsi="Consolas" w:eastAsia="Consolas"/>
+          <w:color w:val="D4D4D4"/>
+          <w:sz w:val="16"/>
+        </w:rPr>
+        <w:t xml:space="preserve"> </w:t>
+      </w:r>
+      <w:r>
+        <w:rPr>
+          <w:rFonts w:ascii="Consolas" w:hAnsi="Consolas" w:eastAsia="Consolas"/>
+          <w:color w:val="D4D4D4"/>
+          <w:sz w:val="16"/>
+        </w:rPr>
+        <w:t>install</w:t>
+      </w:r>
+      <w:r>
+        <w:rPr>
+          <w:rFonts w:ascii="Consolas" w:hAnsi="Consolas" w:eastAsia="Consolas"/>
+          <w:color w:val="D4D4D4"/>
+          <w:sz w:val="16"/>
+        </w:rPr>
+        <w:t xml:space="preserve"> </w:t>
+      </w:r>
+      <w:r>
+        <w:rPr>
+          <w:rFonts w:ascii="Consolas" w:hAnsi="Consolas" w:eastAsia="Consolas"/>
+          <w:color w:val="9CDCFE"/>
+          <w:sz w:val="16"/>
+        </w:rPr>
+        <w:t>--dry-run</w:t>
+      </w:r>
+      <w:r>
+        <w:rPr>
+          <w:rFonts w:ascii="Consolas" w:hAnsi="Consolas" w:eastAsia="Consolas"/>
+          <w:color w:val="D4D4D4"/>
+          <w:sz w:val="16"/>
+        </w:rPr>
+        <w:t xml:space="preserve"> </w:t>
+      </w:r>
+      <w:r>
+        <w:rPr>
+          <w:rFonts w:ascii="Consolas" w:hAnsi="Consolas" w:eastAsia="Consolas"/>
+          <w:color w:val="D4D4D4"/>
+          <w:sz w:val="16"/>
+        </w:rPr>
+        <w:t>laravel-echo</w:t>
+      </w:r>
+      <w:r>
+        <w:rPr>
+          <w:rFonts w:ascii="Consolas" w:hAnsi="Consolas" w:eastAsia="Consolas"/>
+          <w:color w:val="D4D4D4"/>
+          <w:sz w:val="16"/>
+        </w:rPr>
+        <w:t xml:space="preserve"> </w:t>
+      </w:r>
+      <w:r>
+        <w:rPr>
+          <w:rFonts w:ascii="Consolas" w:hAnsi="Consolas" w:eastAsia="Consolas"/>
+          <w:color w:val="D4D4D4"/>
+          <w:sz w:val="16"/>
+        </w:rPr>
+        <w:t>pusher-js</w:t>
+      </w:r>
+      <w:r>
+        <w:rPr>
+          <w:rFonts w:ascii="Consolas" w:hAnsi="Consolas" w:eastAsia="Consolas"/>
+          <w:color w:val="D4D4D4"/>
+          <w:sz w:val="16"/>
+        </w:rPr>
+        <w:br/>
+      </w:r>
+      <w:r>
+        <w:rPr>
+          <w:rFonts w:ascii="Consolas" w:hAnsi="Consolas" w:eastAsia="Consolas"/>
+          <w:color w:val="4EC9B0"/>
+          <w:sz w:val="16"/>
+        </w:rPr>
+        <w:t>composer</w:t>
+      </w:r>
+      <w:r>
+        <w:rPr>
+          <w:rFonts w:ascii="Consolas" w:hAnsi="Consolas" w:eastAsia="Consolas"/>
+          <w:color w:val="D4D4D4"/>
+          <w:sz w:val="16"/>
+        </w:rPr>
+        <w:t xml:space="preserve"> </w:t>
+      </w:r>
+      <w:r>
+        <w:rPr>
+          <w:rFonts w:ascii="Consolas" w:hAnsi="Consolas" w:eastAsia="Consolas"/>
+          <w:color w:val="D4D4D4"/>
+          <w:sz w:val="16"/>
+        </w:rPr>
+        <w:t>validate</w:t>
+      </w:r>
+      <w:r>
+        <w:rPr>
+          <w:rFonts w:ascii="Consolas" w:hAnsi="Consolas" w:eastAsia="Consolas"/>
+          <w:color w:val="D4D4D4"/>
+          <w:sz w:val="16"/>
+        </w:rPr>
+        <w:t xml:space="preserve"> </w:t>
+      </w:r>
+      <w:r>
+        <w:rPr>
+          <w:rFonts w:ascii="Consolas" w:hAnsi="Consolas" w:eastAsia="Consolas"/>
+          <w:color w:val="9CDCFE"/>
+          <w:sz w:val="16"/>
+        </w:rPr>
+        <w:t>--strict</w:t>
+      </w:r>
+      <w:r>
+        <w:rPr>
+          <w:rFonts w:ascii="Consolas" w:hAnsi="Consolas" w:eastAsia="Consolas"/>
+          <w:color w:val="D4D4D4"/>
+          <w:sz w:val="16"/>
+        </w:rPr>
+        <w:br/>
+      </w:r>
+      <w:r>
+        <w:rPr>
+          <w:rFonts w:ascii="Consolas" w:hAnsi="Consolas" w:eastAsia="Consolas"/>
+          <w:color w:val="4EC9B0"/>
+          <w:sz w:val="16"/>
+        </w:rPr>
+        <w:t>composer</w:t>
+      </w:r>
+      <w:r>
+        <w:rPr>
+          <w:rFonts w:ascii="Consolas" w:hAnsi="Consolas" w:eastAsia="Consolas"/>
+          <w:color w:val="D4D4D4"/>
+          <w:sz w:val="16"/>
+        </w:rPr>
+        <w:t xml:space="preserve"> </w:t>
+      </w:r>
+      <w:r>
+        <w:rPr>
+          <w:rFonts w:ascii="Consolas" w:hAnsi="Consolas" w:eastAsia="Consolas"/>
+          <w:color w:val="D4D4D4"/>
+          <w:sz w:val="16"/>
+        </w:rPr>
+        <w:t>audit</w:t>
+      </w:r>
+      <w:r>
+        <w:rPr>
+          <w:rFonts w:ascii="Consolas" w:hAnsi="Consolas" w:eastAsia="Consolas"/>
+          <w:color w:val="D4D4D4"/>
+          <w:sz w:val="16"/>
+        </w:rPr>
+        <w:br/>
+      </w:r>
+      <w:r>
+        <w:rPr>
+          <w:rFonts w:ascii="Consolas" w:hAnsi="Consolas" w:eastAsia="Consolas"/>
+          <w:color w:val="4EC9B0"/>
+          <w:sz w:val="16"/>
+        </w:rPr>
+        <w:t>npm</w:t>
+      </w:r>
+      <w:r>
+        <w:rPr>
+          <w:rFonts w:ascii="Consolas" w:hAnsi="Consolas" w:eastAsia="Consolas"/>
+          <w:color w:val="D4D4D4"/>
+          <w:sz w:val="16"/>
+        </w:rPr>
+        <w:t xml:space="preserve"> </w:t>
+      </w:r>
+      <w:r>
+        <w:rPr>
+          <w:rFonts w:ascii="Consolas" w:hAnsi="Consolas" w:eastAsia="Consolas"/>
+          <w:color w:val="D4D4D4"/>
+          <w:sz w:val="16"/>
+        </w:rPr>
+        <w:t>audit</w:t>
       </w:r>
     </w:p>
     <w:p>
@@ -7776,10 +7909,8 @@
       <w:r>
         <w:rPr>
           <w:rFonts w:ascii="Aptos" w:hAnsi="Aptos"/>
-          <w:color w:val="1F2937"/>
-          <w:sz w:val="19"/>
         </w:rPr>
-        <w:t xml:space="preserve">Preset dasar yang digunakan adalah compact_reference_guide dengan named override untuk modul pembelajaran: A4 portrait; margin atas 1,65 cm, bawah 1,55 cm, kiri/kanan 1,75 cm; Aptos 10,2 pt; line spacing 1,16; heading beraksen Laravel red; tabel ringkas; callout Predict/Try/Observe; code block Consolas berlatar Cyan Light dengan pewarnaan token Visual Studio Code; checklist; exit ticket; serta screenshot mockup UI.</w:t>
+        <w:t>Preset dasar yang digunakan adalah compact_reference_guide dengan named override untuk modul pembelajaran: A4 portrait; margin atas 1,65 cm, bawah 1,55 cm, kiri/kanan 1,75 cm; Aptos 10,2 pt; line spacing 1,16; heading beraksen Laravel red; tabel ringkas; callout Predict/Try/Observe; code block Consolas bertema Visual Studio Code Dark+; checklist; exit ticket; serta screenshot mockup UI.</w:t>
       </w:r>
     </w:p>
     <w:p>
@@ -8360,19 +8491,6 @@
         <w:pStyle w:val="ListBody"/>
       </w:pPr>
       <w:r>
-        <w:rPr>
-          <w:rFonts w:ascii="Aptos" w:hAnsi="Aptos"/>
-          <w:color w:val="1F2937"/>
-          <w:sz w:val="19"/>
-        </w:rPr>
-        <w:t xml:space="preserve">DOC-00-001 — Seluruh blok kode (208 blok, 133 label) memakai latar terang tema Cyan Light (JetBrains) dengan pewarnaan token standar Visual Studio Code untuk PHP, HTML/Blade, cmd, dan bash; teks kode tidak berubah; penjelasan palet di “Cara Membaca Sampel Kode” dan Lampiran diperbarui.</w:t>
-      </w:r>
-    </w:p>
-    <w:p>
-      <w:pPr>
-        <w:pStyle w:val="ListBody"/>
-      </w:pPr>
-      <w:r>
         <w:t xml:space="preserve">DOC-01-001 — Basis dokumen: parameter menyebut v4/v5 yang tidak ada; basis nyata adalah v7. Revisi kumulatif ditulis ke berkas v8; v7 tetap utuh di references/.</w:t>
       </w:r>
     </w:p>
@@ -8751,19 +8869,6 @@
           <w:color w:val="1F2937"/>
           <w:sz w:val="19"/>
         </w:rPr>
-        <w:t xml:space="preserve">DOC-05-007 — Rantai v3 (use case SRS v2): Modul 5 menuntaskan UC-19 (penguncian 5x/10 menit, pesan generik, redirect per peran, sesi 8 jam) dan UC-21 (onboarding penanggung jawab + rekening + tautan atur kata sandi, aktif/nonaktif tenant, riwayat komisi beserta pengelola); ditambahkan deskripsi use case, mockup, Tahap 8, dan output nyata browser.</w:t>
-      </w:r>
-    </w:p>
-    <w:p>
-      <w:pPr>
-        <w:pStyle w:val="ListBody"/>
-      </w:pPr>
-      <w:r>
-        <w:rPr>
-          <w:rFonts w:ascii="Aptos" w:hAnsi="Aptos"/>
-          <w:color w:val="1F2937"/>
-          <w:sz w:val="19"/>
-        </w:rPr>
         <w:t xml:space="preserve">DOC-06-004 — Controller/view/route meja di modul Admin; controller + route publik scan QR di modul Ordering (</w:t>
       </w:r>
       <w:r>
@@ -8841,19 +8946,6 @@
           <w:color w:val="1F2937"/>
           <w:sz w:val="19"/>
         </w:rPr>
-        <w:t xml:space="preserve">DOC-06-006 — Rantai v3 (use case SRS v2): Modul 6 menuntaskan UC-22 (QR siap cetak SVG via bacon/bacon-qr-code, nonaktif/aktif meja, ringkasan meja) dan UC-02 (halaman sambutan meja + tenant buka/tutup, pesan QR tidak valid, penolakan di luar jam operasional); ditambahkan deskripsi use case, mockup, Tahap 8, dan output nyata browser.</w:t>
-      </w:r>
-    </w:p>
-    <w:p>
-      <w:pPr>
-        <w:pStyle w:val="ListBody"/>
-      </w:pPr>
-      <w:r>
-        <w:rPr>
-          <w:rFonts w:ascii="Aptos" w:hAnsi="Aptos"/>
-          <w:color w:val="1F2937"/>
-          <w:sz w:val="19"/>
-        </w:rPr>
         <w:t xml:space="preserve">DOC-07-004 — Komponen Livewire katalog (</w:t>
       </w:r>
       <w:r>
@@ -8948,19 +9040,6 @@
           <w:color w:val="1F2937"/>
           <w:sz w:val="19"/>
         </w:rPr>
-        <w:t xml:space="preserve">DOC-07-006 — Rantai v3 (use case SRS v2): Modul 7 menuntaskan UC-13 (deskripsi, foto WebP, ubah, soft delete, cari/saring), UC-14 (sakelar satu ketukan), UC-01 (kelompok per tenant, menu habis nonaktif, tenant tutup, chip kategori, pembaruan ≤ 5 detik), dan UC-11 (WaitTimeEstimator); ditambahkan deskripsi use case, mockup, Tahap 8, dan output nyata browser.</w:t>
-      </w:r>
-    </w:p>
-    <w:p>
-      <w:pPr>
-        <w:pStyle w:val="ListBody"/>
-      </w:pPr>
-      <w:r>
-        <w:rPr>
-          <w:rFonts w:ascii="Aptos" w:hAnsi="Aptos"/>
-          <w:color w:val="1F2937"/>
-          <w:sz w:val="19"/>
-        </w:rPr>
         <w:t xml:space="preserve">DOC-08-004 — Keranjang sebagai vertical slice modul Ordering: </w:t>
       </w:r>
       <w:r>
@@ -9072,19 +9151,6 @@
           <w:color w:val="1F2937"/>
           <w:sz w:val="19"/>
         </w:rPr>
-        <w:t xml:space="preserve">DOC-08-006 — Rantai v3 (use case SRS v2): Modul 8 menuntaskan UC-03 (kelompok per tenant, pajak dan biaya layanan, “Menu telah habis”, checkout nonaktif saat kosong) dan UC-04 (formulir kustomisasi min/maks, opsi habis nonaktif, catatan ≤ 200 karakter tersaring, harga akhir) serta halaman tenant Kelola Modifier; ditambahkan deskripsi use case, mockup, Tahap 8, dan output nyata browser.</w:t>
-      </w:r>
-    </w:p>
-    <w:p>
-      <w:pPr>
-        <w:pStyle w:val="ListBody"/>
-      </w:pPr>
-      <w:r>
-        <w:rPr>
-          <w:rFonts w:ascii="Aptos" w:hAnsi="Aptos"/>
-          <w:color w:val="1F2937"/>
-          <w:sz w:val="19"/>
-        </w:rPr>
         <w:t xml:space="preserve">DOC-09-004 — Checkout dan status pesanan sebagai vertical slice modul Ordering (</w:t>
       </w:r>
       <w:r>
@@ -9196,19 +9262,6 @@
           <w:color w:val="1F2937"/>
           <w:sz w:val="19"/>
         </w:rPr>
-        <w:t xml:space="preserve">DOC-09-006 — Rantai v3 (use case SRS v2): Modul 9 menuntaskan UC-05 (halaman checkout: ringkasan, nomor meja, mode penyajian, identitas ringkas, tenant wajib buka, kembali ke keranjang bila item bermasalah, catatan item tersimpan) dan UC-06 (slot pre-order 15 menit, jam operasional, kapasitas slot + slot terdekat, status terjadwal, pelepasan otomatis ke dapur tiap menit) serta halaman tenant Pengaturan Pre-Order; ditambahkan deskripsi use case, mockup, Tahap 8, dan output nyata browser.</w:t>
-      </w:r>
-    </w:p>
-    <w:p>
-      <w:pPr>
-        <w:pStyle w:val="ListBody"/>
-      </w:pPr>
-      <w:r>
-        <w:rPr>
-          <w:rFonts w:ascii="Aptos" w:hAnsi="Aptos"/>
-          <w:color w:val="1F2937"/>
-          <w:sz w:val="19"/>
-        </w:rPr>
         <w:t xml:space="preserve">DOC-10-004 — Pembayaran sebagai vertical slice modul Payments: kontrak </w:t>
       </w:r>
       <w:r>
@@ -9337,19 +9390,6 @@
           <w:color w:val="1F2937"/>
           <w:sz w:val="19"/>
         </w:rPr>
-        <w:t xml:space="preserve">DOC-10-006 — Rantai v3 (use case SRS v2): Modul 10 menuntaskan UC-07 (QRIS otomatis setelah checkout, gambar QRIS + penghitung mundur ≤ 15 menit, rincian split per tenant, percobaan ulang 3 kali saat gateway tidak merespons, QRIS baru saat kedaluwarsa, pemantauan status, batalkan pesanan yang belum dibayar); ditambahkan deskripsi use case, mockup, Tahap 8, dan output nyata browser.</w:t>
-      </w:r>
-    </w:p>
-    <w:p>
-      <w:pPr>
-        <w:pStyle w:val="ListBody"/>
-      </w:pPr>
-      <w:r>
-        <w:rPr>
-          <w:rFonts w:ascii="Aptos" w:hAnsi="Aptos"/>
-          <w:color w:val="1F2937"/>
-          <w:sz w:val="19"/>
-        </w:rPr>
         <w:t xml:space="preserve">DOC-11-004 — Webhook sebagai vertical slice modul Payments: </w:t>
       </w:r>
       <w:r>
@@ -9462,6 +9502,202 @@
           <w:sz w:val="19"/>
         </w:rPr>
         <w:t xml:space="preserve">DOC-11-006 — Subbagian "Mengapa Endpoint Webhook Dikecualikan dari CSRF?": ancaman CSRF, alasan webhook server-ke-server tidak dapat membawa token, lapis pengganti (HMAC raw body, fail-closed, idempoten), aturan penerapan, dan Output Nyata M11c (419 vs 401; 419 bila pengecualian dicabut).</w:t>
+      </w:r>
+    </w:p>
+    <w:p>
+      <w:pPr>
+        <w:pStyle w:val="ListBody"/>
+      </w:pPr>
+      <w:r>
+        <w:rPr>
+          <w:rFonts w:ascii="Aptos" w:hAnsi="Aptos"/>
+          <w:color w:val="1F2937"/>
+          <w:sz w:val="19"/>
+        </w:rPr>
+        <w:t xml:space="preserve">DOC-12-004 — KDS sebagai vertical slice modul Kitchen: event (</w:t>
+      </w:r>
+      <w:r>
+        <w:rPr>
+          <w:rFonts w:ascii="Consolas" w:hAnsi="Consolas"/>
+          <w:color w:val="C11B12"/>
+          <w:sz w:val="17"/>
+          <w:shd w:fill="ECEFF3"/>
+        </w:rPr>
+        <w:t xml:space="preserve">make:event</w:t>
+      </w:r>
+      <w:r>
+        <w:rPr>
+          <w:rFonts w:ascii="Aptos" w:hAnsi="Aptos"/>
+          <w:color w:val="1F2937"/>
+          <w:sz w:val="19"/>
+        </w:rPr>
+        <w:t xml:space="preserve"> FQN), </w:t>
+      </w:r>
+      <w:r>
+        <w:rPr>
+          <w:rFonts w:ascii="Consolas" w:hAnsi="Consolas"/>
+          <w:color w:val="C11B12"/>
+          <w:sz w:val="17"/>
+          <w:shd w:fill="ECEFF3"/>
+        </w:rPr>
+        <w:t xml:space="preserve">TenantChannels</w:t>
+      </w:r>
+      <w:r>
+        <w:rPr>
+          <w:rFonts w:ascii="Aptos" w:hAnsi="Aptos"/>
+          <w:color w:val="1F2937"/>
+          <w:sz w:val="19"/>
+        </w:rPr>
+        <w:t xml:space="preserve">, channel privat </w:t>
+      </w:r>
+      <w:r>
+        <w:rPr>
+          <w:rFonts w:ascii="Consolas" w:hAnsi="Consolas"/>
+          <w:color w:val="C11B12"/>
+          <w:sz w:val="17"/>
+          <w:shd w:fill="ECEFF3"/>
+        </w:rPr>
+        <w:t xml:space="preserve">tenant.{tenantId}.orders</w:t>
+      </w:r>
+      <w:r>
+        <w:rPr>
+          <w:rFonts w:ascii="Aptos" w:hAnsi="Aptos"/>
+          <w:color w:val="1F2937"/>
+          <w:sz w:val="19"/>
+        </w:rPr>
+        <w:t xml:space="preserve"> via </w:t>
+      </w:r>
+      <w:r>
+        <w:rPr>
+          <w:rFonts w:ascii="Consolas" w:hAnsi="Consolas"/>
+          <w:color w:val="C11B12"/>
+          <w:sz w:val="17"/>
+          <w:shd w:fill="ECEFF3"/>
+        </w:rPr>
+        <w:t xml:space="preserve">Broadcast::channel()</w:t>
+      </w:r>
+      <w:r>
+        <w:rPr>
+          <w:rFonts w:ascii="Aptos" w:hAnsi="Aptos"/>
+          <w:color w:val="1F2937"/>
+          <w:sz w:val="19"/>
+        </w:rPr>
+        <w:t xml:space="preserve"> di </w:t>
+      </w:r>
+      <w:r>
+        <w:rPr>
+          <w:rFonts w:ascii="Consolas" w:hAnsi="Consolas"/>
+          <w:color w:val="C11B12"/>
+          <w:sz w:val="17"/>
+          <w:shd w:fill="ECEFF3"/>
+        </w:rPr>
+        <w:t xml:space="preserve">KitchenServiceProvider</w:t>
+      </w:r>
+      <w:r>
+        <w:rPr>
+          <w:rFonts w:ascii="Aptos" w:hAnsi="Aptos"/>
+          <w:color w:val="1F2937"/>
+          <w:sz w:val="19"/>
+        </w:rPr>
+        <w:t xml:space="preserve"> (bukan </w:t>
+      </w:r>
+      <w:r>
+        <w:rPr>
+          <w:rFonts w:ascii="Consolas" w:hAnsi="Consolas"/>
+          <w:color w:val="C11B12"/>
+          <w:sz w:val="17"/>
+          <w:shd w:fill="ECEFF3"/>
+        </w:rPr>
+        <w:t xml:space="preserve">routes/channels.php</w:t>
+      </w:r>
+      <w:r>
+        <w:rPr>
+          <w:rFonts w:ascii="Aptos" w:hAnsi="Aptos"/>
+          <w:color w:val="1F2937"/>
+          <w:sz w:val="19"/>
+        </w:rPr>
+        <w:t xml:space="preserve">; aman untuk </w:t>
+      </w:r>
+      <w:r>
+        <w:rPr>
+          <w:rFonts w:ascii="Consolas" w:hAnsi="Consolas"/>
+          <w:color w:val="C11B12"/>
+          <w:sz w:val="17"/>
+          <w:shd w:fill="ECEFF3"/>
+        </w:rPr>
+        <w:t xml:space="preserve">route:cache</w:t>
+      </w:r>
+      <w:r>
+        <w:rPr>
+          <w:rFonts w:ascii="Aptos" w:hAnsi="Aptos"/>
+          <w:color w:val="1F2937"/>
+          <w:sz w:val="19"/>
+        </w:rPr>
+        <w:t xml:space="preserve">), komponen </w:t>
+      </w:r>
+      <w:r>
+        <w:rPr>
+          <w:rFonts w:ascii="Consolas" w:hAnsi="Consolas"/>
+          <w:color w:val="C11B12"/>
+          <w:sz w:val="17"/>
+          <w:shd w:fill="ECEFF3"/>
+        </w:rPr>
+        <w:t xml:space="preserve">kitchen::kitchen-board</w:t>
+      </w:r>
+      <w:r>
+        <w:rPr>
+          <w:rFonts w:ascii="Aptos" w:hAnsi="Aptos"/>
+          <w:color w:val="1F2937"/>
+          <w:sz w:val="19"/>
+        </w:rPr>
+        <w:t xml:space="preserve">; nama channel </w:t>
+      </w:r>
+      <w:r>
+        <w:rPr>
+          <w:rFonts w:ascii="Consolas" w:hAnsi="Consolas"/>
+          <w:color w:val="C11B12"/>
+          <w:sz w:val="17"/>
+          <w:shd w:fill="ECEFF3"/>
+        </w:rPr>
+        <w:t xml:space="preserve">.kds</w:t>
+      </w:r>
+      <w:r>
+        <w:rPr>
+          <w:rFonts w:ascii="Aptos" w:hAnsi="Aptos"/>
+          <w:color w:val="1F2937"/>
+          <w:sz w:val="19"/>
+        </w:rPr>
+        <w:t xml:space="preserve"> diselaraskan menjadi </w:t>
+      </w:r>
+      <w:r>
+        <w:rPr>
+          <w:rFonts w:ascii="Consolas" w:hAnsi="Consolas"/>
+          <w:color w:val="C11B12"/>
+          <w:sz w:val="17"/>
+          <w:shd w:fill="ECEFF3"/>
+        </w:rPr>
+        <w:t xml:space="preserve">.orders</w:t>
+      </w:r>
+      <w:r>
+        <w:rPr>
+          <w:rFonts w:ascii="Aptos" w:hAnsi="Aptos"/>
+          <w:color w:val="1F2937"/>
+          <w:sz w:val="19"/>
+        </w:rPr>
+        <w:t xml:space="preserve">; path diselaraskan; blok Output Nyata Modul 12 v1 dipindah dari judul Modul 13.</w:t>
+      </w:r>
+    </w:p>
+    <w:p>
+      <w:pPr>
+        <w:pStyle w:val="ListBody"/>
+      </w:pPr>
+      <w:r>
+        <w:rPr>
+          <w:rFonts w:ascii="Aptos" w:hAnsi="Aptos"/>
+          <w:color w:val="1F2937"/>
+          <w:sz w:val="19"/>
+        </w:rPr>
+        <w:t xml:space="preserve">DOC-12-005 — Blok BUAT FILE per tahap Modul 12: make:class (TenantChannels, KitchenService), make:exception FQN, make:livewire kitchen::kitchen-board, make:event FQN ×2 ke modul Kitchen, make:test; halaman &amp; route modul manual.</w:t>
       </w:r>
     </w:p>
     <w:sectPr>
@@ -21724,7 +21960,7 @@
     </w:pPr>
     <w:rPr>
       <w:rFonts w:ascii="Consolas" w:hAnsi="Consolas"/>
-      <w:color w:val="262626"/>
+      <w:color w:val="D4D4D4"/>
       <w:sz w:val="16"/>
     </w:rPr>
   </w:style>
@@ -21836,7 +22072,7 @@
     <w:rPr>
       <w:rFonts w:ascii="Consolas" w:hAnsi="Consolas"/>
       <w:b/>
-      <w:color w:val="262626"/>
+      <w:color w:val="FFFFFF"/>
       <w:sz w:val="16"/>
     </w:rPr>
   </w:style>

--- a/modul_praktikum/Lampiran.docx
+++ b/modul_praktikum/Lampiran.docx
@@ -3577,175 +3577,92 @@
     <w:p>
       <w:pPr>
         <w:pStyle w:val="CodeBlock"/>
+        <w:shd w:fill="1E1E1E" w:val="clear"/>
         <w:pBdr>
-          <w:left w:val="single" w:sz="12" w:space="8" w:color="B8DDE0"/>
+          <w:left w:val="single" w:sz="4" w:space="8" w:color="1E1E1E"/>
         </w:pBdr>
-        <w:shd w:val="clear" w:color="auto" w:fill="F2F3F7"/>
       </w:pPr>
       <w:r>
         <w:rPr>
           <w:rFonts w:ascii="Consolas" w:hAnsi="Consolas"/>
-          <w:b/>
-          <w:color w:val="000080"/>
+          <w:color w:val="4EC9B0"/>
           <w:sz w:val="16"/>
         </w:rPr>
-        <w:t xml:space="preserve">php</w:t>
+        <w:t>php</w:t>
       </w:r>
       <w:r>
         <w:rPr>
           <w:rFonts w:ascii="Consolas" w:hAnsi="Consolas"/>
-          <w:color w:val="262626"/>
+          <w:color w:val="D4D4D4"/>
           <w:sz w:val="16"/>
         </w:rPr>
-        <w:t xml:space="preserve"> artisan </w:t>
+        <w:t xml:space="preserve"> artisan optimize:clear</w:t>
+        <w:br/>
       </w:r>
       <w:r>
         <w:rPr>
           <w:rFonts w:ascii="Consolas" w:hAnsi="Consolas"/>
-          <w:color w:val="795E26"/>
+          <w:color w:val="4EC9B0"/>
           <w:sz w:val="16"/>
         </w:rPr>
-        <w:t xml:space="preserve">optimize:clear</w:t>
-      </w:r>
-      <w:r>
-        <w:br/>
+        <w:t>php</w:t>
       </w:r>
       <w:r>
         <w:rPr>
           <w:rFonts w:ascii="Consolas" w:hAnsi="Consolas"/>
-          <w:b/>
-          <w:color w:val="000080"/>
+          <w:color w:val="D4D4D4"/>
           <w:sz w:val="16"/>
         </w:rPr>
-        <w:t xml:space="preserve">php</w:t>
+        <w:t xml:space="preserve"> artisan migrate:fresh --seed --env=testing</w:t>
+        <w:br/>
       </w:r>
       <w:r>
         <w:rPr>
           <w:rFonts w:ascii="Consolas" w:hAnsi="Consolas"/>
-          <w:color w:val="262626"/>
+          <w:color w:val="4EC9B0"/>
           <w:sz w:val="16"/>
         </w:rPr>
-        <w:t xml:space="preserve"> artisan </w:t>
+        <w:t>php</w:t>
       </w:r>
       <w:r>
         <w:rPr>
           <w:rFonts w:ascii="Consolas" w:hAnsi="Consolas"/>
-          <w:color w:val="795E26"/>
+          <w:color w:val="D4D4D4"/>
           <w:sz w:val="16"/>
         </w:rPr>
-        <w:t xml:space="preserve">migrate:fresh</w:t>
+        <w:t xml:space="preserve"> artisan test --testsuite=</w:t>
       </w:r>
       <w:r>
         <w:rPr>
           <w:rFonts w:ascii="Consolas" w:hAnsi="Consolas"/>
-          <w:color w:val="262626"/>
+          <w:color w:val="4EC9B0"/>
           <w:sz w:val="16"/>
         </w:rPr>
-        <w:t xml:space="preserve"> </w:t>
+        <w:t>Feature</w:t>
       </w:r>
       <w:r>
         <w:rPr>
           <w:rFonts w:ascii="Consolas" w:hAnsi="Consolas"/>
-          <w:color w:val="0073E6"/>
+          <w:color w:val="D4D4D4"/>
           <w:sz w:val="16"/>
         </w:rPr>
-        <w:t xml:space="preserve">--seed</w:t>
+        <w:t xml:space="preserve"> --stop-on-failure</w:t>
+        <w:br/>
+        <w:t xml:space="preserve">./vendor/bin/pint --test</w:t>
+        <w:br/>
       </w:r>
       <w:r>
         <w:rPr>
           <w:rFonts w:ascii="Consolas" w:hAnsi="Consolas"/>
-          <w:color w:val="262626"/>
+          <w:color w:val="4EC9B0"/>
           <w:sz w:val="16"/>
         </w:rPr>
-        <w:t xml:space="preserve"> </w:t>
+        <w:t>npm</w:t>
       </w:r>
       <w:r>
         <w:rPr>
           <w:rFonts w:ascii="Consolas" w:hAnsi="Consolas"/>
-          <w:color w:val="0073E6"/>
-          <w:sz w:val="16"/>
-        </w:rPr>
-        <w:t xml:space="preserve">--env=testing</w:t>
-      </w:r>
-      <w:r>
-        <w:br/>
-      </w:r>
-      <w:r>
-        <w:rPr>
-          <w:rFonts w:ascii="Consolas" w:hAnsi="Consolas"/>
-          <w:b/>
-          <w:color w:val="000080"/>
-          <w:sz w:val="16"/>
-        </w:rPr>
-        <w:t xml:space="preserve">php</w:t>
-      </w:r>
-      <w:r>
-        <w:rPr>
-          <w:rFonts w:ascii="Consolas" w:hAnsi="Consolas"/>
-          <w:color w:val="262626"/>
-          <w:sz w:val="16"/>
-        </w:rPr>
-        <w:t xml:space="preserve"> artisan test </w:t>
-      </w:r>
-      <w:r>
-        <w:rPr>
-          <w:rFonts w:ascii="Consolas" w:hAnsi="Consolas"/>
-          <w:color w:val="0073E6"/>
-          <w:sz w:val="16"/>
-        </w:rPr>
-        <w:t xml:space="preserve">--testsuite=Feature</w:t>
-      </w:r>
-      <w:r>
-        <w:rPr>
-          <w:rFonts w:ascii="Consolas" w:hAnsi="Consolas"/>
-          <w:color w:val="262626"/>
-          <w:sz w:val="16"/>
-        </w:rPr>
-        <w:t xml:space="preserve"> </w:t>
-      </w:r>
-      <w:r>
-        <w:rPr>
-          <w:rFonts w:ascii="Consolas" w:hAnsi="Consolas"/>
-          <w:color w:val="0073E6"/>
-          <w:sz w:val="16"/>
-        </w:rPr>
-        <w:t xml:space="preserve">--stop-on-failure</w:t>
-      </w:r>
-      <w:r>
-        <w:br/>
-      </w:r>
-      <w:r>
-        <w:rPr>
-          <w:rFonts w:ascii="Consolas" w:hAnsi="Consolas"/>
-          <w:color w:val="262626"/>
-          <w:sz w:val="16"/>
-        </w:rPr>
-        <w:t xml:space="preserve">./vendor/bin/pint </w:t>
-      </w:r>
-      <w:r>
-        <w:rPr>
-          <w:rFonts w:ascii="Consolas" w:hAnsi="Consolas"/>
-          <w:color w:val="0073E6"/>
-          <w:sz w:val="16"/>
-        </w:rPr>
-        <w:t xml:space="preserve">--test</w:t>
-      </w:r>
-      <w:r>
-        <w:br/>
-      </w:r>
-      <w:r>
-        <w:rPr>
-          <w:rFonts w:ascii="Consolas" w:hAnsi="Consolas"/>
-          <w:b/>
-          <w:color w:val="000080"/>
-          <w:sz w:val="16"/>
-        </w:rPr>
-        <w:t xml:space="preserve">npm</w:t>
-      </w:r>
-      <w:r>
-        <w:rPr>
-          <w:rFonts w:ascii="Consolas" w:hAnsi="Consolas"/>
-          <w:color w:val="262626"/>
+          <w:color w:val="D4D4D4"/>
           <w:sz w:val="16"/>
         </w:rPr>
         <w:t xml:space="preserve"> run build</w:t>
@@ -5127,215 +5044,431 @@
     <w:p>
       <w:pPr>
         <w:pStyle w:val="CodeHeader"/>
-        <w:keepNext/>
+        <w:shd w:fill="2D2D30"/>
         <w:pBdr>
-          <w:left w:val="single" w:sz="12" w:space="8" w:color="B8DDE0"/>
+          <w:left w:val="single" w:sz="4" w:space="8" w:color="2D2D30"/>
         </w:pBdr>
-        <w:shd w:val="clear" w:color="auto" w:fill="E4EAED"/>
       </w:pPr>
       <w:r>
-        <w:rPr>
-          <w:rFonts w:ascii="Consolas" w:hAnsi="Consolas"/>
-          <w:b/>
-          <w:color w:val="262626"/>
-          <w:sz w:val="16"/>
-        </w:rPr>
-        <w:t xml:space="preserve">AUDIT KOMPATIBILITAS DEPENDENSI SRS — terminal root proyek   •   BASH</w:t>
+        <w:t>AUDIT KOMPATIBILITAS DEPENDENSI SRS — terminal root proyek   •   BASH</w:t>
       </w:r>
     </w:p>
     <w:p>
       <w:pPr>
         <w:pStyle w:val="CodeBlock"/>
+        <w:shd w:fill="1E1E1E"/>
         <w:keepLines/>
         <w:pBdr>
-          <w:left w:val="single" w:sz="12" w:space="8" w:color="B8DDE0"/>
+          <w:left w:val="single" w:sz="4" w:space="8" w:color="1E1E1E"/>
         </w:pBdr>
-        <w:shd w:val="clear" w:color="auto" w:fill="F2F3F7"/>
       </w:pPr>
       <w:r>
         <w:rPr>
-          <w:rFonts w:ascii="Consolas" w:hAnsi="Consolas"/>
-          <w:b/>
-          <w:color w:val="000080"/>
+          <w:rFonts w:ascii="Consolas" w:hAnsi="Consolas" w:eastAsia="Consolas"/>
+          <w:color w:val="4EC9B0"/>
           <w:sz w:val="16"/>
         </w:rPr>
-        <w:t xml:space="preserve">composer</w:t>
+        <w:t>composer</w:t>
       </w:r>
       <w:r>
         <w:rPr>
-          <w:rFonts w:ascii="Consolas" w:hAnsi="Consolas"/>
-          <w:color w:val="262626"/>
+          <w:rFonts w:ascii="Consolas" w:hAnsi="Consolas" w:eastAsia="Consolas"/>
+          <w:color w:val="D4D4D4"/>
           <w:sz w:val="16"/>
         </w:rPr>
-        <w:t xml:space="preserve"> require chillerlan/php-qrcode intervention/image-laravel </w:t>
+        <w:t xml:space="preserve"> </w:t>
       </w:r>
       <w:r>
         <w:rPr>
-          <w:rFonts w:ascii="Consolas" w:hAnsi="Consolas"/>
-          <w:color w:val="0073E6"/>
+          <w:rFonts w:ascii="Consolas" w:hAnsi="Consolas" w:eastAsia="Consolas"/>
+          <w:color w:val="D4D4D4"/>
           <w:sz w:val="16"/>
         </w:rPr>
-        <w:t xml:space="preserve">--dry-run</w:t>
-      </w:r>
-      <w:r>
-        <w:br/>
+        <w:t>require</w:t>
       </w:r>
       <w:r>
         <w:rPr>
-          <w:rFonts w:ascii="Consolas" w:hAnsi="Consolas"/>
-          <w:b/>
-          <w:color w:val="000080"/>
+          <w:rFonts w:ascii="Consolas" w:hAnsi="Consolas" w:eastAsia="Consolas"/>
+          <w:color w:val="D4D4D4"/>
           <w:sz w:val="16"/>
         </w:rPr>
-        <w:t xml:space="preserve">composer</w:t>
+        <w:t xml:space="preserve"> </w:t>
       </w:r>
       <w:r>
         <w:rPr>
-          <w:rFonts w:ascii="Consolas" w:hAnsi="Consolas"/>
-          <w:color w:val="262626"/>
+          <w:rFonts w:ascii="Consolas" w:hAnsi="Consolas" w:eastAsia="Consolas"/>
+          <w:color w:val="D4D4D4"/>
           <w:sz w:val="16"/>
         </w:rPr>
-        <w:t xml:space="preserve"> require maatwebsite/excel barryvdh/laravel-dompdf </w:t>
+        <w:t>chillerlan/php-qrcode</w:t>
       </w:r>
       <w:r>
         <w:rPr>
-          <w:rFonts w:ascii="Consolas" w:hAnsi="Consolas"/>
-          <w:color w:val="0073E6"/>
+          <w:rFonts w:ascii="Consolas" w:hAnsi="Consolas" w:eastAsia="Consolas"/>
+          <w:color w:val="D4D4D4"/>
           <w:sz w:val="16"/>
         </w:rPr>
-        <w:t xml:space="preserve">--dry-run</w:t>
-      </w:r>
-      <w:r>
-        <w:br/>
+        <w:t xml:space="preserve"> </w:t>
       </w:r>
       <w:r>
         <w:rPr>
-          <w:rFonts w:ascii="Consolas" w:hAnsi="Consolas"/>
-          <w:b/>
-          <w:color w:val="000080"/>
+          <w:rFonts w:ascii="Consolas" w:hAnsi="Consolas" w:eastAsia="Consolas"/>
+          <w:color w:val="D4D4D4"/>
           <w:sz w:val="16"/>
         </w:rPr>
-        <w:t xml:space="preserve">composer</w:t>
+        <w:t>intervention/image-laravel</w:t>
       </w:r>
       <w:r>
         <w:rPr>
-          <w:rFonts w:ascii="Consolas" w:hAnsi="Consolas"/>
-          <w:color w:val="262626"/>
+          <w:rFonts w:ascii="Consolas" w:hAnsi="Consolas" w:eastAsia="Consolas"/>
+          <w:color w:val="D4D4D4"/>
           <w:sz w:val="16"/>
         </w:rPr>
-        <w:t xml:space="preserve"> require laravel-notification-channels/webpush </w:t>
+        <w:t xml:space="preserve"> </w:t>
       </w:r>
       <w:r>
         <w:rPr>
-          <w:rFonts w:ascii="Consolas" w:hAnsi="Consolas"/>
-          <w:color w:val="0073E6"/>
+          <w:rFonts w:ascii="Consolas" w:hAnsi="Consolas" w:eastAsia="Consolas"/>
+          <w:color w:val="9CDCFE"/>
           <w:sz w:val="16"/>
         </w:rPr>
-        <w:t xml:space="preserve">--dry-run</w:t>
-      </w:r>
-      <w:r>
-        <w:br/>
+        <w:t>--dry-run</w:t>
       </w:r>
       <w:r>
         <w:rPr>
-          <w:rFonts w:ascii="Consolas" w:hAnsi="Consolas"/>
-          <w:b/>
-          <w:color w:val="000080"/>
+          <w:rFonts w:ascii="Consolas" w:hAnsi="Consolas" w:eastAsia="Consolas"/>
+          <w:color w:val="D4D4D4"/>
           <w:sz w:val="16"/>
         </w:rPr>
-        <w:t xml:space="preserve">npm</w:t>
+        <w:br/>
       </w:r>
       <w:r>
         <w:rPr>
-          <w:rFonts w:ascii="Consolas" w:hAnsi="Consolas"/>
-          <w:color w:val="262626"/>
+          <w:rFonts w:ascii="Consolas" w:hAnsi="Consolas" w:eastAsia="Consolas"/>
+          <w:color w:val="4EC9B0"/>
           <w:sz w:val="16"/>
         </w:rPr>
-        <w:t xml:space="preserve"> install </w:t>
+        <w:t>composer</w:t>
       </w:r>
       <w:r>
         <w:rPr>
-          <w:rFonts w:ascii="Consolas" w:hAnsi="Consolas"/>
-          <w:color w:val="0073E6"/>
+          <w:rFonts w:ascii="Consolas" w:hAnsi="Consolas" w:eastAsia="Consolas"/>
+          <w:color w:val="D4D4D4"/>
           <w:sz w:val="16"/>
         </w:rPr>
-        <w:t xml:space="preserve">--dry-run</w:t>
+        <w:t xml:space="preserve"> </w:t>
       </w:r>
       <w:r>
         <w:rPr>
-          <w:rFonts w:ascii="Consolas" w:hAnsi="Consolas"/>
-          <w:color w:val="262626"/>
+          <w:rFonts w:ascii="Consolas" w:hAnsi="Consolas" w:eastAsia="Consolas"/>
+          <w:color w:val="D4D4D4"/>
           <w:sz w:val="16"/>
         </w:rPr>
-        <w:t xml:space="preserve"> laravel-echo pusher-js</w:t>
-      </w:r>
-      <w:r>
-        <w:br/>
+        <w:t>require</w:t>
       </w:r>
       <w:r>
         <w:rPr>
-          <w:rFonts w:ascii="Consolas" w:hAnsi="Consolas"/>
-          <w:b/>
-          <w:color w:val="000080"/>
+          <w:rFonts w:ascii="Consolas" w:hAnsi="Consolas" w:eastAsia="Consolas"/>
+          <w:color w:val="D4D4D4"/>
           <w:sz w:val="16"/>
         </w:rPr>
-        <w:t xml:space="preserve">composer</w:t>
+        <w:t xml:space="preserve"> </w:t>
       </w:r>
       <w:r>
         <w:rPr>
-          <w:rFonts w:ascii="Consolas" w:hAnsi="Consolas"/>
-          <w:color w:val="262626"/>
+          <w:rFonts w:ascii="Consolas" w:hAnsi="Consolas" w:eastAsia="Consolas"/>
+          <w:color w:val="D4D4D4"/>
           <w:sz w:val="16"/>
         </w:rPr>
-        <w:t xml:space="preserve"> validate </w:t>
+        <w:t>maatwebsite/excel</w:t>
       </w:r>
       <w:r>
         <w:rPr>
-          <w:rFonts w:ascii="Consolas" w:hAnsi="Consolas"/>
-          <w:color w:val="0073E6"/>
+          <w:rFonts w:ascii="Consolas" w:hAnsi="Consolas" w:eastAsia="Consolas"/>
+          <w:color w:val="D4D4D4"/>
           <w:sz w:val="16"/>
         </w:rPr>
-        <w:t xml:space="preserve">--strict</w:t>
-      </w:r>
-      <w:r>
-        <w:br/>
+        <w:t xml:space="preserve"> </w:t>
       </w:r>
       <w:r>
         <w:rPr>
-          <w:rFonts w:ascii="Consolas" w:hAnsi="Consolas"/>
-          <w:b/>
-          <w:color w:val="000080"/>
+          <w:rFonts w:ascii="Consolas" w:hAnsi="Consolas" w:eastAsia="Consolas"/>
+          <w:color w:val="D4D4D4"/>
           <w:sz w:val="16"/>
         </w:rPr>
-        <w:t xml:space="preserve">composer</w:t>
+        <w:t>barryvdh/laravel-dompdf</w:t>
       </w:r>
       <w:r>
         <w:rPr>
-          <w:rFonts w:ascii="Consolas" w:hAnsi="Consolas"/>
-          <w:color w:val="262626"/>
+          <w:rFonts w:ascii="Consolas" w:hAnsi="Consolas" w:eastAsia="Consolas"/>
+          <w:color w:val="D4D4D4"/>
           <w:sz w:val="16"/>
         </w:rPr>
-        <w:t xml:space="preserve"> audit</w:t>
-      </w:r>
-      <w:r>
-        <w:br/>
+        <w:t xml:space="preserve"> </w:t>
       </w:r>
       <w:r>
         <w:rPr>
-          <w:rFonts w:ascii="Consolas" w:hAnsi="Consolas"/>
-          <w:b/>
-          <w:color w:val="000080"/>
+          <w:rFonts w:ascii="Consolas" w:hAnsi="Consolas" w:eastAsia="Consolas"/>
+          <w:color w:val="9CDCFE"/>
           <w:sz w:val="16"/>
         </w:rPr>
-        <w:t xml:space="preserve">npm</w:t>
+        <w:t>--dry-run</w:t>
       </w:r>
       <w:r>
         <w:rPr>
-          <w:rFonts w:ascii="Consolas" w:hAnsi="Consolas"/>
-          <w:color w:val="262626"/>
+          <w:rFonts w:ascii="Consolas" w:hAnsi="Consolas" w:eastAsia="Consolas"/>
+          <w:color w:val="D4D4D4"/>
           <w:sz w:val="16"/>
         </w:rPr>
-        <w:t xml:space="preserve"> audit</w:t>
+        <w:br/>
+      </w:r>
+      <w:r>
+        <w:rPr>
+          <w:rFonts w:ascii="Consolas" w:hAnsi="Consolas" w:eastAsia="Consolas"/>
+          <w:color w:val="4EC9B0"/>
+          <w:sz w:val="16"/>
+        </w:rPr>
+        <w:t>composer</w:t>
+      </w:r>
+      <w:r>
+        <w:rPr>
+          <w:rFonts w:ascii="Consolas" w:hAnsi="Consolas" w:eastAsia="Consolas"/>
+          <w:color w:val="D4D4D4"/>
+          <w:sz w:val="16"/>
+        </w:rPr>
+        <w:t xml:space="preserve"> </w:t>
+      </w:r>
+      <w:r>
+        <w:rPr>
+          <w:rFonts w:ascii="Consolas" w:hAnsi="Consolas" w:eastAsia="Consolas"/>
+          <w:color w:val="D4D4D4"/>
+          <w:sz w:val="16"/>
+        </w:rPr>
+        <w:t>require</w:t>
+      </w:r>
+      <w:r>
+        <w:rPr>
+          <w:rFonts w:ascii="Consolas" w:hAnsi="Consolas" w:eastAsia="Consolas"/>
+          <w:color w:val="D4D4D4"/>
+          <w:sz w:val="16"/>
+        </w:rPr>
+        <w:t xml:space="preserve"> </w:t>
+      </w:r>
+      <w:r>
+        <w:rPr>
+          <w:rFonts w:ascii="Consolas" w:hAnsi="Consolas" w:eastAsia="Consolas"/>
+          <w:color w:val="D4D4D4"/>
+          <w:sz w:val="16"/>
+        </w:rPr>
+        <w:t>laravel-notification-channels/webpush</w:t>
+      </w:r>
+      <w:r>
+        <w:rPr>
+          <w:rFonts w:ascii="Consolas" w:hAnsi="Consolas" w:eastAsia="Consolas"/>
+          <w:color w:val="D4D4D4"/>
+          <w:sz w:val="16"/>
+        </w:rPr>
+        <w:t xml:space="preserve"> </w:t>
+      </w:r>
+      <w:r>
+        <w:rPr>
+          <w:rFonts w:ascii="Consolas" w:hAnsi="Consolas" w:eastAsia="Consolas"/>
+          <w:color w:val="9CDCFE"/>
+          <w:sz w:val="16"/>
+        </w:rPr>
+        <w:t>--dry-run</w:t>
+      </w:r>
+      <w:r>
+        <w:rPr>
+          <w:rFonts w:ascii="Consolas" w:hAnsi="Consolas" w:eastAsia="Consolas"/>
+          <w:color w:val="D4D4D4"/>
+          <w:sz w:val="16"/>
+        </w:rPr>
+        <w:br/>
+      </w:r>
+      <w:r>
+        <w:rPr>
+          <w:rFonts w:ascii="Consolas" w:hAnsi="Consolas" w:eastAsia="Consolas"/>
+          <w:color w:val="4EC9B0"/>
+          <w:sz w:val="16"/>
+        </w:rPr>
+        <w:t>npm</w:t>
+      </w:r>
+      <w:r>
+        <w:rPr>
+          <w:rFonts w:ascii="Consolas" w:hAnsi="Consolas" w:eastAsia="Consolas"/>
+          <w:color w:val="D4D4D4"/>
+          <w:sz w:val="16"/>
+        </w:rPr>
+        <w:t xml:space="preserve"> </w:t>
+      </w:r>
+      <w:r>
+        <w:rPr>
+          <w:rFonts w:ascii="Consolas" w:hAnsi="Consolas" w:eastAsia="Consolas"/>
+          <w:color w:val="D4D4D4"/>
+          <w:sz w:val="16"/>
+        </w:rPr>
+        <w:t>install</w:t>
+      </w:r>
+      <w:r>
+        <w:rPr>
+          <w:rFonts w:ascii="Consolas" w:hAnsi="Consolas" w:eastAsia="Consolas"/>
+          <w:color w:val="D4D4D4"/>
+          <w:sz w:val="16"/>
+        </w:rPr>
+        <w:t xml:space="preserve"> </w:t>
+      </w:r>
+      <w:r>
+        <w:rPr>
+          <w:rFonts w:ascii="Consolas" w:hAnsi="Consolas" w:eastAsia="Consolas"/>
+          <w:color w:val="9CDCFE"/>
+          <w:sz w:val="16"/>
+        </w:rPr>
+        <w:t>--dry-run</w:t>
+      </w:r>
+      <w:r>
+        <w:rPr>
+          <w:rFonts w:ascii="Consolas" w:hAnsi="Consolas" w:eastAsia="Consolas"/>
+          <w:color w:val="D4D4D4"/>
+          <w:sz w:val="16"/>
+        </w:rPr>
+        <w:t xml:space="preserve"> </w:t>
+      </w:r>
+      <w:r>
+        <w:rPr>
+          <w:rFonts w:ascii="Consolas" w:hAnsi="Consolas" w:eastAsia="Consolas"/>
+          <w:color w:val="D4D4D4"/>
+          <w:sz w:val="16"/>
+        </w:rPr>
+        <w:t>laravel-echo</w:t>
+      </w:r>
+      <w:r>
+        <w:rPr>
+          <w:rFonts w:ascii="Consolas" w:hAnsi="Consolas" w:eastAsia="Consolas"/>
+          <w:color w:val="D4D4D4"/>
+          <w:sz w:val="16"/>
+        </w:rPr>
+        <w:t xml:space="preserve"> </w:t>
+      </w:r>
+      <w:r>
+        <w:rPr>
+          <w:rFonts w:ascii="Consolas" w:hAnsi="Consolas" w:eastAsia="Consolas"/>
+          <w:color w:val="D4D4D4"/>
+          <w:sz w:val="16"/>
+        </w:rPr>
+        <w:t>pusher-js</w:t>
+      </w:r>
+      <w:r>
+        <w:rPr>
+          <w:rFonts w:ascii="Consolas" w:hAnsi="Consolas" w:eastAsia="Consolas"/>
+          <w:color w:val="D4D4D4"/>
+          <w:sz w:val="16"/>
+        </w:rPr>
+        <w:br/>
+      </w:r>
+      <w:r>
+        <w:rPr>
+          <w:rFonts w:ascii="Consolas" w:hAnsi="Consolas" w:eastAsia="Consolas"/>
+          <w:color w:val="4EC9B0"/>
+          <w:sz w:val="16"/>
+        </w:rPr>
+        <w:t>composer</w:t>
+      </w:r>
+      <w:r>
+        <w:rPr>
+          <w:rFonts w:ascii="Consolas" w:hAnsi="Consolas" w:eastAsia="Consolas"/>
+          <w:color w:val="D4D4D4"/>
+          <w:sz w:val="16"/>
+        </w:rPr>
+        <w:t xml:space="preserve"> </w:t>
+      </w:r>
+      <w:r>
+        <w:rPr>
+          <w:rFonts w:ascii="Consolas" w:hAnsi="Consolas" w:eastAsia="Consolas"/>
+          <w:color w:val="D4D4D4"/>
+          <w:sz w:val="16"/>
+        </w:rPr>
+        <w:t>validate</w:t>
+      </w:r>
+      <w:r>
+        <w:rPr>
+          <w:rFonts w:ascii="Consolas" w:hAnsi="Consolas" w:eastAsia="Consolas"/>
+          <w:color w:val="D4D4D4"/>
+          <w:sz w:val="16"/>
+        </w:rPr>
+        <w:t xml:space="preserve"> </w:t>
+      </w:r>
+      <w:r>
+        <w:rPr>
+          <w:rFonts w:ascii="Consolas" w:hAnsi="Consolas" w:eastAsia="Consolas"/>
+          <w:color w:val="9CDCFE"/>
+          <w:sz w:val="16"/>
+        </w:rPr>
+        <w:t>--strict</w:t>
+      </w:r>
+      <w:r>
+        <w:rPr>
+          <w:rFonts w:ascii="Consolas" w:hAnsi="Consolas" w:eastAsia="Consolas"/>
+          <w:color w:val="D4D4D4"/>
+          <w:sz w:val="16"/>
+        </w:rPr>
+        <w:br/>
+      </w:r>
+      <w:r>
+        <w:rPr>
+          <w:rFonts w:ascii="Consolas" w:hAnsi="Consolas" w:eastAsia="Consolas"/>
+          <w:color w:val="4EC9B0"/>
+          <w:sz w:val="16"/>
+        </w:rPr>
+        <w:t>composer</w:t>
+      </w:r>
+      <w:r>
+        <w:rPr>
+          <w:rFonts w:ascii="Consolas" w:hAnsi="Consolas" w:eastAsia="Consolas"/>
+          <w:color w:val="D4D4D4"/>
+          <w:sz w:val="16"/>
+        </w:rPr>
+        <w:t xml:space="preserve"> </w:t>
+      </w:r>
+      <w:r>
+        <w:rPr>
+          <w:rFonts w:ascii="Consolas" w:hAnsi="Consolas" w:eastAsia="Consolas"/>
+          <w:color w:val="D4D4D4"/>
+          <w:sz w:val="16"/>
+        </w:rPr>
+        <w:t>audit</w:t>
+      </w:r>
+      <w:r>
+        <w:rPr>
+          <w:rFonts w:ascii="Consolas" w:hAnsi="Consolas" w:eastAsia="Consolas"/>
+          <w:color w:val="D4D4D4"/>
+          <w:sz w:val="16"/>
+        </w:rPr>
+        <w:br/>
+      </w:r>
+      <w:r>
+        <w:rPr>
+          <w:rFonts w:ascii="Consolas" w:hAnsi="Consolas" w:eastAsia="Consolas"/>
+          <w:color w:val="4EC9B0"/>
+          <w:sz w:val="16"/>
+        </w:rPr>
+        <w:t>npm</w:t>
+      </w:r>
+      <w:r>
+        <w:rPr>
+          <w:rFonts w:ascii="Consolas" w:hAnsi="Consolas" w:eastAsia="Consolas"/>
+          <w:color w:val="D4D4D4"/>
+          <w:sz w:val="16"/>
+        </w:rPr>
+        <w:t xml:space="preserve"> </w:t>
+      </w:r>
+      <w:r>
+        <w:rPr>
+          <w:rFonts w:ascii="Consolas" w:hAnsi="Consolas" w:eastAsia="Consolas"/>
+          <w:color w:val="D4D4D4"/>
+          <w:sz w:val="16"/>
+        </w:rPr>
+        <w:t>audit</w:t>
       </w:r>
     </w:p>
     <w:p>
@@ -7776,10 +7909,8 @@
       <w:r>
         <w:rPr>
           <w:rFonts w:ascii="Aptos" w:hAnsi="Aptos"/>
-          <w:color w:val="1F2937"/>
-          <w:sz w:val="19"/>
         </w:rPr>
-        <w:t xml:space="preserve">Preset dasar yang digunakan adalah compact_reference_guide dengan named override untuk modul pembelajaran: A4 portrait; margin atas 1,65 cm, bawah 1,55 cm, kiri/kanan 1,75 cm; Aptos 10,2 pt; line spacing 1,16; heading beraksen Laravel red; tabel ringkas; callout Predict/Try/Observe; code block Consolas berlatar Cyan Light dengan pewarnaan token Visual Studio Code; checklist; exit ticket; serta screenshot mockup UI.</w:t>
+        <w:t>Preset dasar yang digunakan adalah compact_reference_guide dengan named override untuk modul pembelajaran: A4 portrait; margin atas 1,65 cm, bawah 1,55 cm, kiri/kanan 1,75 cm; Aptos 10,2 pt; line spacing 1,16; heading beraksen Laravel red; tabel ringkas; callout Predict/Try/Observe; code block Consolas bertema Visual Studio Code Dark+; checklist; exit ticket; serta screenshot mockup UI.</w:t>
       </w:r>
     </w:p>
     <w:p>
@@ -8360,19 +8491,6 @@
         <w:pStyle w:val="ListBody"/>
       </w:pPr>
       <w:r>
-        <w:rPr>
-          <w:rFonts w:ascii="Aptos" w:hAnsi="Aptos"/>
-          <w:color w:val="1F2937"/>
-          <w:sz w:val="19"/>
-        </w:rPr>
-        <w:t xml:space="preserve">DOC-00-001 — Seluruh blok kode (208 blok, 133 label) memakai latar terang tema Cyan Light (JetBrains) dengan pewarnaan token standar Visual Studio Code untuk PHP, HTML/Blade, cmd, dan bash; teks kode tidak berubah; penjelasan palet di “Cara Membaca Sampel Kode” dan Lampiran diperbarui.</w:t>
-      </w:r>
-    </w:p>
-    <w:p>
-      <w:pPr>
-        <w:pStyle w:val="ListBody"/>
-      </w:pPr>
-      <w:r>
         <w:t xml:space="preserve">DOC-01-001 — Basis dokumen: parameter menyebut v4/v5 yang tidak ada; basis nyata adalah v7. Revisi kumulatif ditulis ke berkas v8; v7 tetap utuh di references/.</w:t>
       </w:r>
     </w:p>
@@ -8751,19 +8869,6 @@
           <w:color w:val="1F2937"/>
           <w:sz w:val="19"/>
         </w:rPr>
-        <w:t xml:space="preserve">DOC-05-007 — Rantai v3 (use case SRS v2): Modul 5 menuntaskan UC-19 (penguncian 5x/10 menit, pesan generik, redirect per peran, sesi 8 jam) dan UC-21 (onboarding penanggung jawab + rekening + tautan atur kata sandi, aktif/nonaktif tenant, riwayat komisi beserta pengelola); ditambahkan deskripsi use case, mockup, Tahap 8, dan output nyata browser.</w:t>
-      </w:r>
-    </w:p>
-    <w:p>
-      <w:pPr>
-        <w:pStyle w:val="ListBody"/>
-      </w:pPr>
-      <w:r>
-        <w:rPr>
-          <w:rFonts w:ascii="Aptos" w:hAnsi="Aptos"/>
-          <w:color w:val="1F2937"/>
-          <w:sz w:val="19"/>
-        </w:rPr>
         <w:t xml:space="preserve">DOC-06-004 — Controller/view/route meja di modul Admin; controller + route publik scan QR di modul Ordering (</w:t>
       </w:r>
       <w:r>
@@ -8841,19 +8946,6 @@
           <w:color w:val="1F2937"/>
           <w:sz w:val="19"/>
         </w:rPr>
-        <w:t xml:space="preserve">DOC-06-006 — Rantai v3 (use case SRS v2): Modul 6 menuntaskan UC-22 (QR siap cetak SVG via bacon/bacon-qr-code, nonaktif/aktif meja, ringkasan meja) dan UC-02 (halaman sambutan meja + tenant buka/tutup, pesan QR tidak valid, penolakan di luar jam operasional); ditambahkan deskripsi use case, mockup, Tahap 8, dan output nyata browser.</w:t>
-      </w:r>
-    </w:p>
-    <w:p>
-      <w:pPr>
-        <w:pStyle w:val="ListBody"/>
-      </w:pPr>
-      <w:r>
-        <w:rPr>
-          <w:rFonts w:ascii="Aptos" w:hAnsi="Aptos"/>
-          <w:color w:val="1F2937"/>
-          <w:sz w:val="19"/>
-        </w:rPr>
         <w:t xml:space="preserve">DOC-07-004 — Komponen Livewire katalog (</w:t>
       </w:r>
       <w:r>
@@ -8948,19 +9040,6 @@
           <w:color w:val="1F2937"/>
           <w:sz w:val="19"/>
         </w:rPr>
-        <w:t xml:space="preserve">DOC-07-006 — Rantai v3 (use case SRS v2): Modul 7 menuntaskan UC-13 (deskripsi, foto WebP, ubah, soft delete, cari/saring), UC-14 (sakelar satu ketukan), UC-01 (kelompok per tenant, menu habis nonaktif, tenant tutup, chip kategori, pembaruan ≤ 5 detik), dan UC-11 (WaitTimeEstimator); ditambahkan deskripsi use case, mockup, Tahap 8, dan output nyata browser.</w:t>
-      </w:r>
-    </w:p>
-    <w:p>
-      <w:pPr>
-        <w:pStyle w:val="ListBody"/>
-      </w:pPr>
-      <w:r>
-        <w:rPr>
-          <w:rFonts w:ascii="Aptos" w:hAnsi="Aptos"/>
-          <w:color w:val="1F2937"/>
-          <w:sz w:val="19"/>
-        </w:rPr>
         <w:t xml:space="preserve">DOC-08-004 — Keranjang sebagai vertical slice modul Ordering: </w:t>
       </w:r>
       <w:r>
@@ -9072,19 +9151,6 @@
           <w:color w:val="1F2937"/>
           <w:sz w:val="19"/>
         </w:rPr>
-        <w:t xml:space="preserve">DOC-08-006 — Rantai v3 (use case SRS v2): Modul 8 menuntaskan UC-03 (kelompok per tenant, pajak dan biaya layanan, “Menu telah habis”, checkout nonaktif saat kosong) dan UC-04 (formulir kustomisasi min/maks, opsi habis nonaktif, catatan ≤ 200 karakter tersaring, harga akhir) serta halaman tenant Kelola Modifier; ditambahkan deskripsi use case, mockup, Tahap 8, dan output nyata browser.</w:t>
-      </w:r>
-    </w:p>
-    <w:p>
-      <w:pPr>
-        <w:pStyle w:val="ListBody"/>
-      </w:pPr>
-      <w:r>
-        <w:rPr>
-          <w:rFonts w:ascii="Aptos" w:hAnsi="Aptos"/>
-          <w:color w:val="1F2937"/>
-          <w:sz w:val="19"/>
-        </w:rPr>
         <w:t xml:space="preserve">DOC-09-004 — Checkout dan status pesanan sebagai vertical slice modul Ordering (</w:t>
       </w:r>
       <w:r>
@@ -9196,19 +9262,6 @@
           <w:color w:val="1F2937"/>
           <w:sz w:val="19"/>
         </w:rPr>
-        <w:t xml:space="preserve">DOC-09-006 — Rantai v3 (use case SRS v2): Modul 9 menuntaskan UC-05 (halaman checkout: ringkasan, nomor meja, mode penyajian, identitas ringkas, tenant wajib buka, kembali ke keranjang bila item bermasalah, catatan item tersimpan) dan UC-06 (slot pre-order 15 menit, jam operasional, kapasitas slot + slot terdekat, status terjadwal, pelepasan otomatis ke dapur tiap menit) serta halaman tenant Pengaturan Pre-Order; ditambahkan deskripsi use case, mockup, Tahap 8, dan output nyata browser.</w:t>
-      </w:r>
-    </w:p>
-    <w:p>
-      <w:pPr>
-        <w:pStyle w:val="ListBody"/>
-      </w:pPr>
-      <w:r>
-        <w:rPr>
-          <w:rFonts w:ascii="Aptos" w:hAnsi="Aptos"/>
-          <w:color w:val="1F2937"/>
-          <w:sz w:val="19"/>
-        </w:rPr>
         <w:t xml:space="preserve">DOC-10-004 — Pembayaran sebagai vertical slice modul Payments: kontrak </w:t>
       </w:r>
       <w:r>
@@ -9337,19 +9390,6 @@
           <w:color w:val="1F2937"/>
           <w:sz w:val="19"/>
         </w:rPr>
-        <w:t xml:space="preserve">DOC-10-006 — Rantai v3 (use case SRS v2): Modul 10 menuntaskan UC-07 (QRIS otomatis setelah checkout, gambar QRIS + penghitung mundur ≤ 15 menit, rincian split per tenant, percobaan ulang 3 kali saat gateway tidak merespons, QRIS baru saat kedaluwarsa, pemantauan status, batalkan pesanan yang belum dibayar); ditambahkan deskripsi use case, mockup, Tahap 8, dan output nyata browser.</w:t>
-      </w:r>
-    </w:p>
-    <w:p>
-      <w:pPr>
-        <w:pStyle w:val="ListBody"/>
-      </w:pPr>
-      <w:r>
-        <w:rPr>
-          <w:rFonts w:ascii="Aptos" w:hAnsi="Aptos"/>
-          <w:color w:val="1F2937"/>
-          <w:sz w:val="19"/>
-        </w:rPr>
         <w:t xml:space="preserve">DOC-11-004 — Webhook sebagai vertical slice modul Payments: </w:t>
       </w:r>
       <w:r>
@@ -9474,19 +9514,6 @@
           <w:color w:val="1F2937"/>
           <w:sz w:val="19"/>
         </w:rPr>
-        <w:t xml:space="preserve">DOC-11-008 — Rantai v3 (use case SRS v2): Modul 11 menuntaskan UC-08 (nominal dicocokkan + tinjau manual, audit signature salah, penguncian baris, expire/deny membatalkan pesanan, event setelah commit, layar Pembayaran terverifikasi) dan UC-10 (ledger pengelola kantin, rincian pemecahan selisih 0, alokasi pembulatan, proses ulang settlement gagal); ditambahkan deskripsi use case, mockup, Tahap 8, dan output nyata.</w:t>
-      </w:r>
-    </w:p>
-    <w:p>
-      <w:pPr>
-        <w:pStyle w:val="ListBody"/>
-      </w:pPr>
-      <w:r>
-        <w:rPr>
-          <w:rFonts w:ascii="Aptos" w:hAnsi="Aptos"/>
-          <w:color w:val="1F2937"/>
-          <w:sz w:val="19"/>
-        </w:rPr>
         <w:t xml:space="preserve">DOC-12-004 — KDS sebagai vertical slice modul Kitchen: event (</w:t>
       </w:r>
       <w:r>
@@ -9683,7 +9710,37 @@
           <w:color w:val="1F2937"/>
           <w:sz w:val="19"/>
         </w:rPr>
-        <w:t xml:space="preserve">DOC-12-006 — Rantai v3 (use case SRS v2): Modul 12 menuntaskan UC-15 (KDS kolom Baru/Diproses/Siap, Terima → Selesai → Diserahkan, batal beralasan + refund pending, penanda suara, indikator koneksi + polling 10 detik), UC-09 (halaman pelacakan real-time lewat channel privat order.{public_id}, estimasi UC-11, polling 15 detik), dan UC-12 (NotificationGateway + FakeWhatsAppGateway, job antrean 3 percobaan, notification_deliveries, pengingat pre-order); ditambahkan deskripsi use case, mockup, Tahap 8, dan output nyata.</w:t>
+        <w:t xml:space="preserve">DOC-13-004 — Laporan/rekonsiliasi/ekspor dan panel keuangan tenant sebagai vertical slice modul Reporting; penarikan + peninjauan admin di modul Payments; path Contoh Mandiri, Landasan Teknis (termasuk </w:t>
+      </w:r>
+      <w:r>
+        <w:rPr>
+          <w:rFonts w:ascii="Consolas" w:hAnsi="Consolas"/>
+          <w:color w:val="C11B12"/>
+          <w:sz w:val="17"/>
+          <w:shd w:fill="ECEFF3"/>
+        </w:rPr>
+        <w:t xml:space="preserve">app/Queries/...</w:t>
+      </w:r>
+      <w:r>
+        <w:rPr>
+          <w:rFonts w:ascii="Aptos" w:hAnsi="Aptos"/>
+          <w:color w:val="1F2937"/>
+          <w:sz w:val="19"/>
+        </w:rPr>
+        <w:t xml:space="preserve">), dan Cuplikan diselaraskan; blok Output Nyata Modul 13 v1 dipindah dari judul Modul 14.</w:t>
+      </w:r>
+    </w:p>
+    <w:p>
+      <w:pPr>
+        <w:pStyle w:val="ListBody"/>
+      </w:pPr>
+      <w:r>
+        <w:rPr>
+          <w:rFonts w:ascii="Aptos" w:hAnsi="Aptos"/>
+          <w:color w:val="1F2937"/>
+          <w:sz w:val="19"/>
+        </w:rPr>
+        <w:t xml:space="preserve">DOC-13-005 — Blok BUAT FILE per tahap Modul 13: make:class (TenantLedgerReport, WithdrawalService), make:controller FQN --invokable (ekspor CSV), make:exception FQN, make:livewire reporting::finance-panel dan payments::withdrawal-review, make:test; halaman &amp; route modul manual.</w:t>
       </w:r>
     </w:p>
     <w:sectPr>
@@ -21946,7 +22003,7 @@
     </w:pPr>
     <w:rPr>
       <w:rFonts w:ascii="Consolas" w:hAnsi="Consolas"/>
-      <w:color w:val="262626"/>
+      <w:color w:val="D4D4D4"/>
       <w:sz w:val="16"/>
     </w:rPr>
   </w:style>
@@ -22058,7 +22115,7 @@
     <w:rPr>
       <w:rFonts w:ascii="Consolas" w:hAnsi="Consolas"/>
       <w:b/>
-      <w:color w:val="262626"/>
+      <w:color w:val="FFFFFF"/>
       <w:sz w:val="16"/>
     </w:rPr>
   </w:style>

--- a/modul_praktikum/Lampiran.docx
+++ b/modul_praktikum/Lampiran.docx
@@ -9700,6 +9700,49 @@
         <w:t xml:space="preserve">DOC-12-005 — Blok BUAT FILE per tahap Modul 12: make:class (TenantChannels, KitchenService), make:exception FQN, make:livewire kitchen::kitchen-board, make:event FQN ×2 ke modul Kitchen, make:test; halaman &amp; route modul manual.</w:t>
       </w:r>
     </w:p>
+    <w:p>
+      <w:pPr>
+        <w:pStyle w:val="ListBody"/>
+      </w:pPr>
+      <w:r>
+        <w:rPr>
+          <w:rFonts w:ascii="Aptos" w:hAnsi="Aptos"/>
+          <w:color w:val="1F2937"/>
+          <w:sz w:val="19"/>
+        </w:rPr>
+        <w:t xml:space="preserve">DOC-13-004 — Laporan/rekonsiliasi/ekspor dan panel keuangan tenant sebagai vertical slice modul Reporting; penarikan + peninjauan admin di modul Payments; path Contoh Mandiri, Landasan Teknis (termasuk </w:t>
+      </w:r>
+      <w:r>
+        <w:rPr>
+          <w:rFonts w:ascii="Consolas" w:hAnsi="Consolas"/>
+          <w:color w:val="C11B12"/>
+          <w:sz w:val="17"/>
+          <w:shd w:fill="ECEFF3"/>
+        </w:rPr>
+        <w:t xml:space="preserve">app/Queries/...</w:t>
+      </w:r>
+      <w:r>
+        <w:rPr>
+          <w:rFonts w:ascii="Aptos" w:hAnsi="Aptos"/>
+          <w:color w:val="1F2937"/>
+          <w:sz w:val="19"/>
+        </w:rPr>
+        <w:t xml:space="preserve">), dan Cuplikan diselaraskan; blok Output Nyata Modul 13 v1 dipindah dari judul Modul 14.</w:t>
+      </w:r>
+    </w:p>
+    <w:p>
+      <w:pPr>
+        <w:pStyle w:val="ListBody"/>
+      </w:pPr>
+      <w:r>
+        <w:rPr>
+          <w:rFonts w:ascii="Aptos" w:hAnsi="Aptos"/>
+          <w:color w:val="1F2937"/>
+          <w:sz w:val="19"/>
+        </w:rPr>
+        <w:t xml:space="preserve">DOC-13-005 — Blok BUAT FILE per tahap Modul 13: make:class (TenantLedgerReport, WithdrawalService), make:controller FQN --invokable (ekspor CSV), make:exception FQN, make:livewire reporting::finance-panel dan payments::withdrawal-review, make:test; halaman &amp; route modul manual.</w:t>
+      </w:r>
+    </w:p>
     <w:sectPr>
       <w:headerReference w:type="default" r:id="rId9"/>
       <w:footerReference w:type="default" r:id="rId10"/>

--- a/modul_praktikum/Lampiran.docx
+++ b/modul_praktikum/Lampiran.docx
@@ -3577,175 +3577,92 @@
     <w:p>
       <w:pPr>
         <w:pStyle w:val="CodeBlock"/>
+        <w:shd w:fill="1E1E1E" w:val="clear"/>
         <w:pBdr>
-          <w:left w:val="single" w:sz="12" w:space="8" w:color="B8DDE0"/>
+          <w:left w:val="single" w:sz="4" w:space="8" w:color="1E1E1E"/>
         </w:pBdr>
-        <w:shd w:val="clear" w:color="auto" w:fill="F2F3F7"/>
       </w:pPr>
       <w:r>
         <w:rPr>
           <w:rFonts w:ascii="Consolas" w:hAnsi="Consolas"/>
-          <w:b/>
-          <w:color w:val="000080"/>
+          <w:color w:val="4EC9B0"/>
           <w:sz w:val="16"/>
         </w:rPr>
-        <w:t xml:space="preserve">php</w:t>
+        <w:t>php</w:t>
       </w:r>
       <w:r>
         <w:rPr>
           <w:rFonts w:ascii="Consolas" w:hAnsi="Consolas"/>
-          <w:color w:val="262626"/>
+          <w:color w:val="D4D4D4"/>
           <w:sz w:val="16"/>
         </w:rPr>
-        <w:t xml:space="preserve"> artisan </w:t>
+        <w:t xml:space="preserve"> artisan optimize:clear</w:t>
+        <w:br/>
       </w:r>
       <w:r>
         <w:rPr>
           <w:rFonts w:ascii="Consolas" w:hAnsi="Consolas"/>
-          <w:color w:val="795E26"/>
+          <w:color w:val="4EC9B0"/>
           <w:sz w:val="16"/>
         </w:rPr>
-        <w:t xml:space="preserve">optimize:clear</w:t>
-      </w:r>
-      <w:r>
-        <w:br/>
+        <w:t>php</w:t>
       </w:r>
       <w:r>
         <w:rPr>
           <w:rFonts w:ascii="Consolas" w:hAnsi="Consolas"/>
-          <w:b/>
-          <w:color w:val="000080"/>
+          <w:color w:val="D4D4D4"/>
           <w:sz w:val="16"/>
         </w:rPr>
-        <w:t xml:space="preserve">php</w:t>
+        <w:t xml:space="preserve"> artisan migrate:fresh --seed --env=testing</w:t>
+        <w:br/>
       </w:r>
       <w:r>
         <w:rPr>
           <w:rFonts w:ascii="Consolas" w:hAnsi="Consolas"/>
-          <w:color w:val="262626"/>
+          <w:color w:val="4EC9B0"/>
           <w:sz w:val="16"/>
         </w:rPr>
-        <w:t xml:space="preserve"> artisan </w:t>
+        <w:t>php</w:t>
       </w:r>
       <w:r>
         <w:rPr>
           <w:rFonts w:ascii="Consolas" w:hAnsi="Consolas"/>
-          <w:color w:val="795E26"/>
+          <w:color w:val="D4D4D4"/>
           <w:sz w:val="16"/>
         </w:rPr>
-        <w:t xml:space="preserve">migrate:fresh</w:t>
+        <w:t xml:space="preserve"> artisan test --testsuite=</w:t>
       </w:r>
       <w:r>
         <w:rPr>
           <w:rFonts w:ascii="Consolas" w:hAnsi="Consolas"/>
-          <w:color w:val="262626"/>
+          <w:color w:val="4EC9B0"/>
           <w:sz w:val="16"/>
         </w:rPr>
-        <w:t xml:space="preserve"> </w:t>
+        <w:t>Feature</w:t>
       </w:r>
       <w:r>
         <w:rPr>
           <w:rFonts w:ascii="Consolas" w:hAnsi="Consolas"/>
-          <w:color w:val="0073E6"/>
+          <w:color w:val="D4D4D4"/>
           <w:sz w:val="16"/>
         </w:rPr>
-        <w:t xml:space="preserve">--seed</w:t>
+        <w:t xml:space="preserve"> --stop-on-failure</w:t>
+        <w:br/>
+        <w:t xml:space="preserve">./vendor/bin/pint --test</w:t>
+        <w:br/>
       </w:r>
       <w:r>
         <w:rPr>
           <w:rFonts w:ascii="Consolas" w:hAnsi="Consolas"/>
-          <w:color w:val="262626"/>
+          <w:color w:val="4EC9B0"/>
           <w:sz w:val="16"/>
         </w:rPr>
-        <w:t xml:space="preserve"> </w:t>
+        <w:t>npm</w:t>
       </w:r>
       <w:r>
         <w:rPr>
           <w:rFonts w:ascii="Consolas" w:hAnsi="Consolas"/>
-          <w:color w:val="0073E6"/>
-          <w:sz w:val="16"/>
-        </w:rPr>
-        <w:t xml:space="preserve">--env=testing</w:t>
-      </w:r>
-      <w:r>
-        <w:br/>
-      </w:r>
-      <w:r>
-        <w:rPr>
-          <w:rFonts w:ascii="Consolas" w:hAnsi="Consolas"/>
-          <w:b/>
-          <w:color w:val="000080"/>
-          <w:sz w:val="16"/>
-        </w:rPr>
-        <w:t xml:space="preserve">php</w:t>
-      </w:r>
-      <w:r>
-        <w:rPr>
-          <w:rFonts w:ascii="Consolas" w:hAnsi="Consolas"/>
-          <w:color w:val="262626"/>
-          <w:sz w:val="16"/>
-        </w:rPr>
-        <w:t xml:space="preserve"> artisan test </w:t>
-      </w:r>
-      <w:r>
-        <w:rPr>
-          <w:rFonts w:ascii="Consolas" w:hAnsi="Consolas"/>
-          <w:color w:val="0073E6"/>
-          <w:sz w:val="16"/>
-        </w:rPr>
-        <w:t xml:space="preserve">--testsuite=Feature</w:t>
-      </w:r>
-      <w:r>
-        <w:rPr>
-          <w:rFonts w:ascii="Consolas" w:hAnsi="Consolas"/>
-          <w:color w:val="262626"/>
-          <w:sz w:val="16"/>
-        </w:rPr>
-        <w:t xml:space="preserve"> </w:t>
-      </w:r>
-      <w:r>
-        <w:rPr>
-          <w:rFonts w:ascii="Consolas" w:hAnsi="Consolas"/>
-          <w:color w:val="0073E6"/>
-          <w:sz w:val="16"/>
-        </w:rPr>
-        <w:t xml:space="preserve">--stop-on-failure</w:t>
-      </w:r>
-      <w:r>
-        <w:br/>
-      </w:r>
-      <w:r>
-        <w:rPr>
-          <w:rFonts w:ascii="Consolas" w:hAnsi="Consolas"/>
-          <w:color w:val="262626"/>
-          <w:sz w:val="16"/>
-        </w:rPr>
-        <w:t xml:space="preserve">./vendor/bin/pint </w:t>
-      </w:r>
-      <w:r>
-        <w:rPr>
-          <w:rFonts w:ascii="Consolas" w:hAnsi="Consolas"/>
-          <w:color w:val="0073E6"/>
-          <w:sz w:val="16"/>
-        </w:rPr>
-        <w:t xml:space="preserve">--test</w:t>
-      </w:r>
-      <w:r>
-        <w:br/>
-      </w:r>
-      <w:r>
-        <w:rPr>
-          <w:rFonts w:ascii="Consolas" w:hAnsi="Consolas"/>
-          <w:b/>
-          <w:color w:val="000080"/>
-          <w:sz w:val="16"/>
-        </w:rPr>
-        <w:t xml:space="preserve">npm</w:t>
-      </w:r>
-      <w:r>
-        <w:rPr>
-          <w:rFonts w:ascii="Consolas" w:hAnsi="Consolas"/>
-          <w:color w:val="262626"/>
+          <w:color w:val="D4D4D4"/>
           <w:sz w:val="16"/>
         </w:rPr>
         <w:t xml:space="preserve"> run build</w:t>
@@ -5127,215 +5044,431 @@
     <w:p>
       <w:pPr>
         <w:pStyle w:val="CodeHeader"/>
-        <w:keepNext/>
+        <w:shd w:fill="2D2D30"/>
         <w:pBdr>
-          <w:left w:val="single" w:sz="12" w:space="8" w:color="B8DDE0"/>
+          <w:left w:val="single" w:sz="4" w:space="8" w:color="2D2D30"/>
         </w:pBdr>
-        <w:shd w:val="clear" w:color="auto" w:fill="E4EAED"/>
       </w:pPr>
       <w:r>
-        <w:rPr>
-          <w:rFonts w:ascii="Consolas" w:hAnsi="Consolas"/>
-          <w:b/>
-          <w:color w:val="262626"/>
-          <w:sz w:val="16"/>
-        </w:rPr>
-        <w:t xml:space="preserve">AUDIT KOMPATIBILITAS DEPENDENSI SRS — terminal root proyek   •   BASH</w:t>
+        <w:t>AUDIT KOMPATIBILITAS DEPENDENSI SRS — terminal root proyek   •   BASH</w:t>
       </w:r>
     </w:p>
     <w:p>
       <w:pPr>
         <w:pStyle w:val="CodeBlock"/>
+        <w:shd w:fill="1E1E1E"/>
         <w:keepLines/>
         <w:pBdr>
-          <w:left w:val="single" w:sz="12" w:space="8" w:color="B8DDE0"/>
+          <w:left w:val="single" w:sz="4" w:space="8" w:color="1E1E1E"/>
         </w:pBdr>
-        <w:shd w:val="clear" w:color="auto" w:fill="F2F3F7"/>
       </w:pPr>
       <w:r>
         <w:rPr>
-          <w:rFonts w:ascii="Consolas" w:hAnsi="Consolas"/>
-          <w:b/>
-          <w:color w:val="000080"/>
+          <w:rFonts w:ascii="Consolas" w:hAnsi="Consolas" w:eastAsia="Consolas"/>
+          <w:color w:val="4EC9B0"/>
           <w:sz w:val="16"/>
         </w:rPr>
-        <w:t xml:space="preserve">composer</w:t>
+        <w:t>composer</w:t>
       </w:r>
       <w:r>
         <w:rPr>
-          <w:rFonts w:ascii="Consolas" w:hAnsi="Consolas"/>
-          <w:color w:val="262626"/>
+          <w:rFonts w:ascii="Consolas" w:hAnsi="Consolas" w:eastAsia="Consolas"/>
+          <w:color w:val="D4D4D4"/>
           <w:sz w:val="16"/>
         </w:rPr>
-        <w:t xml:space="preserve"> require chillerlan/php-qrcode intervention/image-laravel </w:t>
+        <w:t xml:space="preserve"> </w:t>
       </w:r>
       <w:r>
         <w:rPr>
-          <w:rFonts w:ascii="Consolas" w:hAnsi="Consolas"/>
-          <w:color w:val="0073E6"/>
+          <w:rFonts w:ascii="Consolas" w:hAnsi="Consolas" w:eastAsia="Consolas"/>
+          <w:color w:val="D4D4D4"/>
           <w:sz w:val="16"/>
         </w:rPr>
-        <w:t xml:space="preserve">--dry-run</w:t>
-      </w:r>
-      <w:r>
-        <w:br/>
+        <w:t>require</w:t>
       </w:r>
       <w:r>
         <w:rPr>
-          <w:rFonts w:ascii="Consolas" w:hAnsi="Consolas"/>
-          <w:b/>
-          <w:color w:val="000080"/>
+          <w:rFonts w:ascii="Consolas" w:hAnsi="Consolas" w:eastAsia="Consolas"/>
+          <w:color w:val="D4D4D4"/>
           <w:sz w:val="16"/>
         </w:rPr>
-        <w:t xml:space="preserve">composer</w:t>
+        <w:t xml:space="preserve"> </w:t>
       </w:r>
       <w:r>
         <w:rPr>
-          <w:rFonts w:ascii="Consolas" w:hAnsi="Consolas"/>
-          <w:color w:val="262626"/>
+          <w:rFonts w:ascii="Consolas" w:hAnsi="Consolas" w:eastAsia="Consolas"/>
+          <w:color w:val="D4D4D4"/>
           <w:sz w:val="16"/>
         </w:rPr>
-        <w:t xml:space="preserve"> require maatwebsite/excel barryvdh/laravel-dompdf </w:t>
+        <w:t>chillerlan/php-qrcode</w:t>
       </w:r>
       <w:r>
         <w:rPr>
-          <w:rFonts w:ascii="Consolas" w:hAnsi="Consolas"/>
-          <w:color w:val="0073E6"/>
+          <w:rFonts w:ascii="Consolas" w:hAnsi="Consolas" w:eastAsia="Consolas"/>
+          <w:color w:val="D4D4D4"/>
           <w:sz w:val="16"/>
         </w:rPr>
-        <w:t xml:space="preserve">--dry-run</w:t>
-      </w:r>
-      <w:r>
-        <w:br/>
+        <w:t xml:space="preserve"> </w:t>
       </w:r>
       <w:r>
         <w:rPr>
-          <w:rFonts w:ascii="Consolas" w:hAnsi="Consolas"/>
-          <w:b/>
-          <w:color w:val="000080"/>
+          <w:rFonts w:ascii="Consolas" w:hAnsi="Consolas" w:eastAsia="Consolas"/>
+          <w:color w:val="D4D4D4"/>
           <w:sz w:val="16"/>
         </w:rPr>
-        <w:t xml:space="preserve">composer</w:t>
+        <w:t>intervention/image-laravel</w:t>
       </w:r>
       <w:r>
         <w:rPr>
-          <w:rFonts w:ascii="Consolas" w:hAnsi="Consolas"/>
-          <w:color w:val="262626"/>
+          <w:rFonts w:ascii="Consolas" w:hAnsi="Consolas" w:eastAsia="Consolas"/>
+          <w:color w:val="D4D4D4"/>
           <w:sz w:val="16"/>
         </w:rPr>
-        <w:t xml:space="preserve"> require laravel-notification-channels/webpush </w:t>
+        <w:t xml:space="preserve"> </w:t>
       </w:r>
       <w:r>
         <w:rPr>
-          <w:rFonts w:ascii="Consolas" w:hAnsi="Consolas"/>
-          <w:color w:val="0073E6"/>
+          <w:rFonts w:ascii="Consolas" w:hAnsi="Consolas" w:eastAsia="Consolas"/>
+          <w:color w:val="9CDCFE"/>
           <w:sz w:val="16"/>
         </w:rPr>
-        <w:t xml:space="preserve">--dry-run</w:t>
-      </w:r>
-      <w:r>
-        <w:br/>
+        <w:t>--dry-run</w:t>
       </w:r>
       <w:r>
         <w:rPr>
-          <w:rFonts w:ascii="Consolas" w:hAnsi="Consolas"/>
-          <w:b/>
-          <w:color w:val="000080"/>
+          <w:rFonts w:ascii="Consolas" w:hAnsi="Consolas" w:eastAsia="Consolas"/>
+          <w:color w:val="D4D4D4"/>
           <w:sz w:val="16"/>
         </w:rPr>
-        <w:t xml:space="preserve">npm</w:t>
+        <w:br/>
       </w:r>
       <w:r>
         <w:rPr>
-          <w:rFonts w:ascii="Consolas" w:hAnsi="Consolas"/>
-          <w:color w:val="262626"/>
+          <w:rFonts w:ascii="Consolas" w:hAnsi="Consolas" w:eastAsia="Consolas"/>
+          <w:color w:val="4EC9B0"/>
           <w:sz w:val="16"/>
         </w:rPr>
-        <w:t xml:space="preserve"> install </w:t>
+        <w:t>composer</w:t>
       </w:r>
       <w:r>
         <w:rPr>
-          <w:rFonts w:ascii="Consolas" w:hAnsi="Consolas"/>
-          <w:color w:val="0073E6"/>
+          <w:rFonts w:ascii="Consolas" w:hAnsi="Consolas" w:eastAsia="Consolas"/>
+          <w:color w:val="D4D4D4"/>
           <w:sz w:val="16"/>
         </w:rPr>
-        <w:t xml:space="preserve">--dry-run</w:t>
+        <w:t xml:space="preserve"> </w:t>
       </w:r>
       <w:r>
         <w:rPr>
-          <w:rFonts w:ascii="Consolas" w:hAnsi="Consolas"/>
-          <w:color w:val="262626"/>
+          <w:rFonts w:ascii="Consolas" w:hAnsi="Consolas" w:eastAsia="Consolas"/>
+          <w:color w:val="D4D4D4"/>
           <w:sz w:val="16"/>
         </w:rPr>
-        <w:t xml:space="preserve"> laravel-echo pusher-js</w:t>
-      </w:r>
-      <w:r>
-        <w:br/>
+        <w:t>require</w:t>
       </w:r>
       <w:r>
         <w:rPr>
-          <w:rFonts w:ascii="Consolas" w:hAnsi="Consolas"/>
-          <w:b/>
-          <w:color w:val="000080"/>
+          <w:rFonts w:ascii="Consolas" w:hAnsi="Consolas" w:eastAsia="Consolas"/>
+          <w:color w:val="D4D4D4"/>
           <w:sz w:val="16"/>
         </w:rPr>
-        <w:t xml:space="preserve">composer</w:t>
+        <w:t xml:space="preserve"> </w:t>
       </w:r>
       <w:r>
         <w:rPr>
-          <w:rFonts w:ascii="Consolas" w:hAnsi="Consolas"/>
-          <w:color w:val="262626"/>
+          <w:rFonts w:ascii="Consolas" w:hAnsi="Consolas" w:eastAsia="Consolas"/>
+          <w:color w:val="D4D4D4"/>
           <w:sz w:val="16"/>
         </w:rPr>
-        <w:t xml:space="preserve"> validate </w:t>
+        <w:t>maatwebsite/excel</w:t>
       </w:r>
       <w:r>
         <w:rPr>
-          <w:rFonts w:ascii="Consolas" w:hAnsi="Consolas"/>
-          <w:color w:val="0073E6"/>
+          <w:rFonts w:ascii="Consolas" w:hAnsi="Consolas" w:eastAsia="Consolas"/>
+          <w:color w:val="D4D4D4"/>
           <w:sz w:val="16"/>
         </w:rPr>
-        <w:t xml:space="preserve">--strict</w:t>
-      </w:r>
-      <w:r>
-        <w:br/>
+        <w:t xml:space="preserve"> </w:t>
       </w:r>
       <w:r>
         <w:rPr>
-          <w:rFonts w:ascii="Consolas" w:hAnsi="Consolas"/>
-          <w:b/>
-          <w:color w:val="000080"/>
+          <w:rFonts w:ascii="Consolas" w:hAnsi="Consolas" w:eastAsia="Consolas"/>
+          <w:color w:val="D4D4D4"/>
           <w:sz w:val="16"/>
         </w:rPr>
-        <w:t xml:space="preserve">composer</w:t>
+        <w:t>barryvdh/laravel-dompdf</w:t>
       </w:r>
       <w:r>
         <w:rPr>
-          <w:rFonts w:ascii="Consolas" w:hAnsi="Consolas"/>
-          <w:color w:val="262626"/>
+          <w:rFonts w:ascii="Consolas" w:hAnsi="Consolas" w:eastAsia="Consolas"/>
+          <w:color w:val="D4D4D4"/>
           <w:sz w:val="16"/>
         </w:rPr>
-        <w:t xml:space="preserve"> audit</w:t>
-      </w:r>
-      <w:r>
-        <w:br/>
+        <w:t xml:space="preserve"> </w:t>
       </w:r>
       <w:r>
         <w:rPr>
-          <w:rFonts w:ascii="Consolas" w:hAnsi="Consolas"/>
-          <w:b/>
-          <w:color w:val="000080"/>
+          <w:rFonts w:ascii="Consolas" w:hAnsi="Consolas" w:eastAsia="Consolas"/>
+          <w:color w:val="9CDCFE"/>
           <w:sz w:val="16"/>
         </w:rPr>
-        <w:t xml:space="preserve">npm</w:t>
+        <w:t>--dry-run</w:t>
       </w:r>
       <w:r>
         <w:rPr>
-          <w:rFonts w:ascii="Consolas" w:hAnsi="Consolas"/>
-          <w:color w:val="262626"/>
+          <w:rFonts w:ascii="Consolas" w:hAnsi="Consolas" w:eastAsia="Consolas"/>
+          <w:color w:val="D4D4D4"/>
           <w:sz w:val="16"/>
         </w:rPr>
-        <w:t xml:space="preserve"> audit</w:t>
+        <w:br/>
+      </w:r>
+      <w:r>
+        <w:rPr>
+          <w:rFonts w:ascii="Consolas" w:hAnsi="Consolas" w:eastAsia="Consolas"/>
+          <w:color w:val="4EC9B0"/>
+          <w:sz w:val="16"/>
+        </w:rPr>
+        <w:t>composer</w:t>
+      </w:r>
+      <w:r>
+        <w:rPr>
+          <w:rFonts w:ascii="Consolas" w:hAnsi="Consolas" w:eastAsia="Consolas"/>
+          <w:color w:val="D4D4D4"/>
+          <w:sz w:val="16"/>
+        </w:rPr>
+        <w:t xml:space="preserve"> </w:t>
+      </w:r>
+      <w:r>
+        <w:rPr>
+          <w:rFonts w:ascii="Consolas" w:hAnsi="Consolas" w:eastAsia="Consolas"/>
+          <w:color w:val="D4D4D4"/>
+          <w:sz w:val="16"/>
+        </w:rPr>
+        <w:t>require</w:t>
+      </w:r>
+      <w:r>
+        <w:rPr>
+          <w:rFonts w:ascii="Consolas" w:hAnsi="Consolas" w:eastAsia="Consolas"/>
+          <w:color w:val="D4D4D4"/>
+          <w:sz w:val="16"/>
+        </w:rPr>
+        <w:t xml:space="preserve"> </w:t>
+      </w:r>
+      <w:r>
+        <w:rPr>
+          <w:rFonts w:ascii="Consolas" w:hAnsi="Consolas" w:eastAsia="Consolas"/>
+          <w:color w:val="D4D4D4"/>
+          <w:sz w:val="16"/>
+        </w:rPr>
+        <w:t>laravel-notification-channels/webpush</w:t>
+      </w:r>
+      <w:r>
+        <w:rPr>
+          <w:rFonts w:ascii="Consolas" w:hAnsi="Consolas" w:eastAsia="Consolas"/>
+          <w:color w:val="D4D4D4"/>
+          <w:sz w:val="16"/>
+        </w:rPr>
+        <w:t xml:space="preserve"> </w:t>
+      </w:r>
+      <w:r>
+        <w:rPr>
+          <w:rFonts w:ascii="Consolas" w:hAnsi="Consolas" w:eastAsia="Consolas"/>
+          <w:color w:val="9CDCFE"/>
+          <w:sz w:val="16"/>
+        </w:rPr>
+        <w:t>--dry-run</w:t>
+      </w:r>
+      <w:r>
+        <w:rPr>
+          <w:rFonts w:ascii="Consolas" w:hAnsi="Consolas" w:eastAsia="Consolas"/>
+          <w:color w:val="D4D4D4"/>
+          <w:sz w:val="16"/>
+        </w:rPr>
+        <w:br/>
+      </w:r>
+      <w:r>
+        <w:rPr>
+          <w:rFonts w:ascii="Consolas" w:hAnsi="Consolas" w:eastAsia="Consolas"/>
+          <w:color w:val="4EC9B0"/>
+          <w:sz w:val="16"/>
+        </w:rPr>
+        <w:t>npm</w:t>
+      </w:r>
+      <w:r>
+        <w:rPr>
+          <w:rFonts w:ascii="Consolas" w:hAnsi="Consolas" w:eastAsia="Consolas"/>
+          <w:color w:val="D4D4D4"/>
+          <w:sz w:val="16"/>
+        </w:rPr>
+        <w:t xml:space="preserve"> </w:t>
+      </w:r>
+      <w:r>
+        <w:rPr>
+          <w:rFonts w:ascii="Consolas" w:hAnsi="Consolas" w:eastAsia="Consolas"/>
+          <w:color w:val="D4D4D4"/>
+          <w:sz w:val="16"/>
+        </w:rPr>
+        <w:t>install</w:t>
+      </w:r>
+      <w:r>
+        <w:rPr>
+          <w:rFonts w:ascii="Consolas" w:hAnsi="Consolas" w:eastAsia="Consolas"/>
+          <w:color w:val="D4D4D4"/>
+          <w:sz w:val="16"/>
+        </w:rPr>
+        <w:t xml:space="preserve"> </w:t>
+      </w:r>
+      <w:r>
+        <w:rPr>
+          <w:rFonts w:ascii="Consolas" w:hAnsi="Consolas" w:eastAsia="Consolas"/>
+          <w:color w:val="9CDCFE"/>
+          <w:sz w:val="16"/>
+        </w:rPr>
+        <w:t>--dry-run</w:t>
+      </w:r>
+      <w:r>
+        <w:rPr>
+          <w:rFonts w:ascii="Consolas" w:hAnsi="Consolas" w:eastAsia="Consolas"/>
+          <w:color w:val="D4D4D4"/>
+          <w:sz w:val="16"/>
+        </w:rPr>
+        <w:t xml:space="preserve"> </w:t>
+      </w:r>
+      <w:r>
+        <w:rPr>
+          <w:rFonts w:ascii="Consolas" w:hAnsi="Consolas" w:eastAsia="Consolas"/>
+          <w:color w:val="D4D4D4"/>
+          <w:sz w:val="16"/>
+        </w:rPr>
+        <w:t>laravel-echo</w:t>
+      </w:r>
+      <w:r>
+        <w:rPr>
+          <w:rFonts w:ascii="Consolas" w:hAnsi="Consolas" w:eastAsia="Consolas"/>
+          <w:color w:val="D4D4D4"/>
+          <w:sz w:val="16"/>
+        </w:rPr>
+        <w:t xml:space="preserve"> </w:t>
+      </w:r>
+      <w:r>
+        <w:rPr>
+          <w:rFonts w:ascii="Consolas" w:hAnsi="Consolas" w:eastAsia="Consolas"/>
+          <w:color w:val="D4D4D4"/>
+          <w:sz w:val="16"/>
+        </w:rPr>
+        <w:t>pusher-js</w:t>
+      </w:r>
+      <w:r>
+        <w:rPr>
+          <w:rFonts w:ascii="Consolas" w:hAnsi="Consolas" w:eastAsia="Consolas"/>
+          <w:color w:val="D4D4D4"/>
+          <w:sz w:val="16"/>
+        </w:rPr>
+        <w:br/>
+      </w:r>
+      <w:r>
+        <w:rPr>
+          <w:rFonts w:ascii="Consolas" w:hAnsi="Consolas" w:eastAsia="Consolas"/>
+          <w:color w:val="4EC9B0"/>
+          <w:sz w:val="16"/>
+        </w:rPr>
+        <w:t>composer</w:t>
+      </w:r>
+      <w:r>
+        <w:rPr>
+          <w:rFonts w:ascii="Consolas" w:hAnsi="Consolas" w:eastAsia="Consolas"/>
+          <w:color w:val="D4D4D4"/>
+          <w:sz w:val="16"/>
+        </w:rPr>
+        <w:t xml:space="preserve"> </w:t>
+      </w:r>
+      <w:r>
+        <w:rPr>
+          <w:rFonts w:ascii="Consolas" w:hAnsi="Consolas" w:eastAsia="Consolas"/>
+          <w:color w:val="D4D4D4"/>
+          <w:sz w:val="16"/>
+        </w:rPr>
+        <w:t>validate</w:t>
+      </w:r>
+      <w:r>
+        <w:rPr>
+          <w:rFonts w:ascii="Consolas" w:hAnsi="Consolas" w:eastAsia="Consolas"/>
+          <w:color w:val="D4D4D4"/>
+          <w:sz w:val="16"/>
+        </w:rPr>
+        <w:t xml:space="preserve"> </w:t>
+      </w:r>
+      <w:r>
+        <w:rPr>
+          <w:rFonts w:ascii="Consolas" w:hAnsi="Consolas" w:eastAsia="Consolas"/>
+          <w:color w:val="9CDCFE"/>
+          <w:sz w:val="16"/>
+        </w:rPr>
+        <w:t>--strict</w:t>
+      </w:r>
+      <w:r>
+        <w:rPr>
+          <w:rFonts w:ascii="Consolas" w:hAnsi="Consolas" w:eastAsia="Consolas"/>
+          <w:color w:val="D4D4D4"/>
+          <w:sz w:val="16"/>
+        </w:rPr>
+        <w:br/>
+      </w:r>
+      <w:r>
+        <w:rPr>
+          <w:rFonts w:ascii="Consolas" w:hAnsi="Consolas" w:eastAsia="Consolas"/>
+          <w:color w:val="4EC9B0"/>
+          <w:sz w:val="16"/>
+        </w:rPr>
+        <w:t>composer</w:t>
+      </w:r>
+      <w:r>
+        <w:rPr>
+          <w:rFonts w:ascii="Consolas" w:hAnsi="Consolas" w:eastAsia="Consolas"/>
+          <w:color w:val="D4D4D4"/>
+          <w:sz w:val="16"/>
+        </w:rPr>
+        <w:t xml:space="preserve"> </w:t>
+      </w:r>
+      <w:r>
+        <w:rPr>
+          <w:rFonts w:ascii="Consolas" w:hAnsi="Consolas" w:eastAsia="Consolas"/>
+          <w:color w:val="D4D4D4"/>
+          <w:sz w:val="16"/>
+        </w:rPr>
+        <w:t>audit</w:t>
+      </w:r>
+      <w:r>
+        <w:rPr>
+          <w:rFonts w:ascii="Consolas" w:hAnsi="Consolas" w:eastAsia="Consolas"/>
+          <w:color w:val="D4D4D4"/>
+          <w:sz w:val="16"/>
+        </w:rPr>
+        <w:br/>
+      </w:r>
+      <w:r>
+        <w:rPr>
+          <w:rFonts w:ascii="Consolas" w:hAnsi="Consolas" w:eastAsia="Consolas"/>
+          <w:color w:val="4EC9B0"/>
+          <w:sz w:val="16"/>
+        </w:rPr>
+        <w:t>npm</w:t>
+      </w:r>
+      <w:r>
+        <w:rPr>
+          <w:rFonts w:ascii="Consolas" w:hAnsi="Consolas" w:eastAsia="Consolas"/>
+          <w:color w:val="D4D4D4"/>
+          <w:sz w:val="16"/>
+        </w:rPr>
+        <w:t xml:space="preserve"> </w:t>
+      </w:r>
+      <w:r>
+        <w:rPr>
+          <w:rFonts w:ascii="Consolas" w:hAnsi="Consolas" w:eastAsia="Consolas"/>
+          <w:color w:val="D4D4D4"/>
+          <w:sz w:val="16"/>
+        </w:rPr>
+        <w:t>audit</w:t>
       </w:r>
     </w:p>
     <w:p>
@@ -7776,10 +7909,8 @@
       <w:r>
         <w:rPr>
           <w:rFonts w:ascii="Aptos" w:hAnsi="Aptos"/>
-          <w:color w:val="1F2937"/>
-          <w:sz w:val="19"/>
         </w:rPr>
-        <w:t xml:space="preserve">Preset dasar yang digunakan adalah compact_reference_guide dengan named override untuk modul pembelajaran: A4 portrait; margin atas 1,65 cm, bawah 1,55 cm, kiri/kanan 1,75 cm; Aptos 10,2 pt; line spacing 1,16; heading beraksen Laravel red; tabel ringkas; callout Predict/Try/Observe; code block Consolas berlatar Cyan Light dengan pewarnaan token Visual Studio Code; checklist; exit ticket; serta screenshot mockup UI.</w:t>
+        <w:t>Preset dasar yang digunakan adalah compact_reference_guide dengan named override untuk modul pembelajaran: A4 portrait; margin atas 1,65 cm, bawah 1,55 cm, kiri/kanan 1,75 cm; Aptos 10,2 pt; line spacing 1,16; heading beraksen Laravel red; tabel ringkas; callout Predict/Try/Observe; code block Consolas bertema Visual Studio Code Dark+; checklist; exit ticket; serta screenshot mockup UI.</w:t>
       </w:r>
     </w:p>
     <w:p>
@@ -8360,19 +8491,6 @@
         <w:pStyle w:val="ListBody"/>
       </w:pPr>
       <w:r>
-        <w:rPr>
-          <w:rFonts w:ascii="Aptos" w:hAnsi="Aptos"/>
-          <w:color w:val="1F2937"/>
-          <w:sz w:val="19"/>
-        </w:rPr>
-        <w:t xml:space="preserve">DOC-00-001 — Seluruh blok kode (208 blok, 133 label) memakai latar terang tema Cyan Light (JetBrains) dengan pewarnaan token standar Visual Studio Code untuk PHP, HTML/Blade, cmd, dan bash; teks kode tidak berubah; penjelasan palet di “Cara Membaca Sampel Kode” dan Lampiran diperbarui.</w:t>
-      </w:r>
-    </w:p>
-    <w:p>
-      <w:pPr>
-        <w:pStyle w:val="ListBody"/>
-      </w:pPr>
-      <w:r>
         <w:t xml:space="preserve">DOC-01-001 — Basis dokumen: parameter menyebut v4/v5 yang tidak ada; basis nyata adalah v7. Revisi kumulatif ditulis ke berkas v8; v7 tetap utuh di references/.</w:t>
       </w:r>
     </w:p>
@@ -8751,19 +8869,6 @@
           <w:color w:val="1F2937"/>
           <w:sz w:val="19"/>
         </w:rPr>
-        <w:t xml:space="preserve">DOC-05-007 — Rantai v3 (use case SRS v2): Modul 5 menuntaskan UC-19 (penguncian 5x/10 menit, pesan generik, redirect per peran, sesi 8 jam) dan UC-21 (onboarding penanggung jawab + rekening + tautan atur kata sandi, aktif/nonaktif tenant, riwayat komisi beserta pengelola); ditambahkan deskripsi use case, mockup, Tahap 8, dan output nyata browser.</w:t>
-      </w:r>
-    </w:p>
-    <w:p>
-      <w:pPr>
-        <w:pStyle w:val="ListBody"/>
-      </w:pPr>
-      <w:r>
-        <w:rPr>
-          <w:rFonts w:ascii="Aptos" w:hAnsi="Aptos"/>
-          <w:color w:val="1F2937"/>
-          <w:sz w:val="19"/>
-        </w:rPr>
         <w:t xml:space="preserve">DOC-06-004 — Controller/view/route meja di modul Admin; controller + route publik scan QR di modul Ordering (</w:t>
       </w:r>
       <w:r>
@@ -8841,19 +8946,6 @@
           <w:color w:val="1F2937"/>
           <w:sz w:val="19"/>
         </w:rPr>
-        <w:t xml:space="preserve">DOC-06-006 — Rantai v3 (use case SRS v2): Modul 6 menuntaskan UC-22 (QR siap cetak SVG via bacon/bacon-qr-code, nonaktif/aktif meja, ringkasan meja) dan UC-02 (halaman sambutan meja + tenant buka/tutup, pesan QR tidak valid, penolakan di luar jam operasional); ditambahkan deskripsi use case, mockup, Tahap 8, dan output nyata browser.</w:t>
-      </w:r>
-    </w:p>
-    <w:p>
-      <w:pPr>
-        <w:pStyle w:val="ListBody"/>
-      </w:pPr>
-      <w:r>
-        <w:rPr>
-          <w:rFonts w:ascii="Aptos" w:hAnsi="Aptos"/>
-          <w:color w:val="1F2937"/>
-          <w:sz w:val="19"/>
-        </w:rPr>
         <w:t xml:space="preserve">DOC-07-004 — Komponen Livewire katalog (</w:t>
       </w:r>
       <w:r>
@@ -8948,19 +9040,6 @@
           <w:color w:val="1F2937"/>
           <w:sz w:val="19"/>
         </w:rPr>
-        <w:t xml:space="preserve">DOC-07-006 — Rantai v3 (use case SRS v2): Modul 7 menuntaskan UC-13 (deskripsi, foto WebP, ubah, soft delete, cari/saring), UC-14 (sakelar satu ketukan), UC-01 (kelompok per tenant, menu habis nonaktif, tenant tutup, chip kategori, pembaruan ≤ 5 detik), dan UC-11 (WaitTimeEstimator); ditambahkan deskripsi use case, mockup, Tahap 8, dan output nyata browser.</w:t>
-      </w:r>
-    </w:p>
-    <w:p>
-      <w:pPr>
-        <w:pStyle w:val="ListBody"/>
-      </w:pPr>
-      <w:r>
-        <w:rPr>
-          <w:rFonts w:ascii="Aptos" w:hAnsi="Aptos"/>
-          <w:color w:val="1F2937"/>
-          <w:sz w:val="19"/>
-        </w:rPr>
         <w:t xml:space="preserve">DOC-08-004 — Keranjang sebagai vertical slice modul Ordering: </w:t>
       </w:r>
       <w:r>
@@ -9072,19 +9151,6 @@
           <w:color w:val="1F2937"/>
           <w:sz w:val="19"/>
         </w:rPr>
-        <w:t xml:space="preserve">DOC-08-006 — Rantai v3 (use case SRS v2): Modul 8 menuntaskan UC-03 (kelompok per tenant, pajak dan biaya layanan, “Menu telah habis”, checkout nonaktif saat kosong) dan UC-04 (formulir kustomisasi min/maks, opsi habis nonaktif, catatan ≤ 200 karakter tersaring, harga akhir) serta halaman tenant Kelola Modifier; ditambahkan deskripsi use case, mockup, Tahap 8, dan output nyata browser.</w:t>
-      </w:r>
-    </w:p>
-    <w:p>
-      <w:pPr>
-        <w:pStyle w:val="ListBody"/>
-      </w:pPr>
-      <w:r>
-        <w:rPr>
-          <w:rFonts w:ascii="Aptos" w:hAnsi="Aptos"/>
-          <w:color w:val="1F2937"/>
-          <w:sz w:val="19"/>
-        </w:rPr>
         <w:t xml:space="preserve">DOC-09-004 — Checkout dan status pesanan sebagai vertical slice modul Ordering (</w:t>
       </w:r>
       <w:r>
@@ -9196,19 +9262,6 @@
           <w:color w:val="1F2937"/>
           <w:sz w:val="19"/>
         </w:rPr>
-        <w:t xml:space="preserve">DOC-09-006 — Rantai v3 (use case SRS v2): Modul 9 menuntaskan UC-05 (halaman checkout: ringkasan, nomor meja, mode penyajian, identitas ringkas, tenant wajib buka, kembali ke keranjang bila item bermasalah, catatan item tersimpan) dan UC-06 (slot pre-order 15 menit, jam operasional, kapasitas slot + slot terdekat, status terjadwal, pelepasan otomatis ke dapur tiap menit) serta halaman tenant Pengaturan Pre-Order; ditambahkan deskripsi use case, mockup, Tahap 8, dan output nyata browser.</w:t>
-      </w:r>
-    </w:p>
-    <w:p>
-      <w:pPr>
-        <w:pStyle w:val="ListBody"/>
-      </w:pPr>
-      <w:r>
-        <w:rPr>
-          <w:rFonts w:ascii="Aptos" w:hAnsi="Aptos"/>
-          <w:color w:val="1F2937"/>
-          <w:sz w:val="19"/>
-        </w:rPr>
         <w:t xml:space="preserve">DOC-10-004 — Pembayaran sebagai vertical slice modul Payments: kontrak </w:t>
       </w:r>
       <w:r>
@@ -9337,19 +9390,6 @@
           <w:color w:val="1F2937"/>
           <w:sz w:val="19"/>
         </w:rPr>
-        <w:t xml:space="preserve">DOC-10-006 — Rantai v3 (use case SRS v2): Modul 10 menuntaskan UC-07 (QRIS otomatis setelah checkout, gambar QRIS + penghitung mundur ≤ 15 menit, rincian split per tenant, percobaan ulang 3 kali saat gateway tidak merespons, QRIS baru saat kedaluwarsa, pemantauan status, batalkan pesanan yang belum dibayar); ditambahkan deskripsi use case, mockup, Tahap 8, dan output nyata browser.</w:t>
-      </w:r>
-    </w:p>
-    <w:p>
-      <w:pPr>
-        <w:pStyle w:val="ListBody"/>
-      </w:pPr>
-      <w:r>
-        <w:rPr>
-          <w:rFonts w:ascii="Aptos" w:hAnsi="Aptos"/>
-          <w:color w:val="1F2937"/>
-          <w:sz w:val="19"/>
-        </w:rPr>
         <w:t xml:space="preserve">DOC-11-004 — Webhook sebagai vertical slice modul Payments: </w:t>
       </w:r>
       <w:r>
@@ -9474,19 +9514,6 @@
           <w:color w:val="1F2937"/>
           <w:sz w:val="19"/>
         </w:rPr>
-        <w:t xml:space="preserve">DOC-11-008 — Rantai v3 (use case SRS v2): Modul 11 menuntaskan UC-08 (nominal dicocokkan + tinjau manual, audit signature salah, penguncian baris, expire/deny membatalkan pesanan, event setelah commit, layar Pembayaran terverifikasi) dan UC-10 (ledger pengelola kantin, rincian pemecahan selisih 0, alokasi pembulatan, proses ulang settlement gagal); ditambahkan deskripsi use case, mockup, Tahap 8, dan output nyata.</w:t>
-      </w:r>
-    </w:p>
-    <w:p>
-      <w:pPr>
-        <w:pStyle w:val="ListBody"/>
-      </w:pPr>
-      <w:r>
-        <w:rPr>
-          <w:rFonts w:ascii="Aptos" w:hAnsi="Aptos"/>
-          <w:color w:val="1F2937"/>
-          <w:sz w:val="19"/>
-        </w:rPr>
         <w:t xml:space="preserve">DOC-12-004 — KDS sebagai vertical slice modul Kitchen: event (</w:t>
       </w:r>
       <w:r>
@@ -9683,19 +9710,6 @@
           <w:color w:val="1F2937"/>
           <w:sz w:val="19"/>
         </w:rPr>
-        <w:t xml:space="preserve">DOC-12-006 — Rantai v3 (use case SRS v2): Modul 12 menuntaskan UC-15 (KDS kolom Baru/Diproses/Siap, Terima → Selesai → Diserahkan, batal beralasan + refund pending, penanda suara, indikator koneksi + polling 10 detik), UC-09 (halaman pelacakan real-time lewat channel privat order.{public_id}, estimasi UC-11, polling 15 detik), dan UC-12 (NotificationGateway + FakeWhatsAppGateway, job antrean 3 percobaan, notification_deliveries, pengingat pre-order); ditambahkan deskripsi use case, mockup, Tahap 8, dan output nyata.</w:t>
-      </w:r>
-    </w:p>
-    <w:p>
-      <w:pPr>
-        <w:pStyle w:val="ListBody"/>
-      </w:pPr>
-      <w:r>
-        <w:rPr>
-          <w:rFonts w:ascii="Aptos" w:hAnsi="Aptos"/>
-          <w:color w:val="1F2937"/>
-          <w:sz w:val="19"/>
-        </w:rPr>
         <w:t xml:space="preserve">DOC-13-004 — Laporan/rekonsiliasi/ekspor dan panel keuangan tenant sebagai vertical slice modul Reporting; penarikan + peninjauan admin di modul Payments; path Contoh Mandiri, Landasan Teknis (termasuk </w:t>
       </w:r>
       <w:r>
@@ -9739,7 +9753,88 @@
           <w:color w:val="1F2937"/>
           <w:sz w:val="19"/>
         </w:rPr>
-        <w:t xml:space="preserve">DOC-13-006 — Rantai v3 (use case SRS v2): Modul 13 menuntaskan UC-16 (laporan omset/transaksi/rata-rata, menu terlaris, jam sibuk, rentang tanggal, keadaan kosong), UC-17 (ekspor .xlsx via ZipArchive dan PDF via dompdf lewat antrean, tautan bertanda tangan 24 jam, surel untuk volume besar), UC-18 (rekonsiliasi per transaksi + referensi pembayaran, telusur pesanan, perlu peninjauan tidak dihitung), UC-20 (penarikan dengan kunci saldo, minimum, satu pengajuan aktif, notifikasi pengelola), dan UC-23 (verifikasi dengan bukti transfer, alasan penolakan, investigasi ledger, idempoten); ditambahkan deskripsi use case, mockup, Tahap 8, dan output nyata.</w:t>
+        <w:t xml:space="preserve">DOC-14-004 — Hardening pada rantai vertical slice: </w:t>
+      </w:r>
+      <w:r>
+        <w:rPr>
+          <w:rFonts w:ascii="Consolas" w:hAnsi="Consolas"/>
+          <w:color w:val="C11B12"/>
+          <w:sz w:val="17"/>
+          <w:shd w:fill="ECEFF3"/>
+        </w:rPr>
+        <w:t xml:space="preserve">SecurityHeaders</w:t>
+      </w:r>
+      <w:r>
+        <w:rPr>
+          <w:rFonts w:ascii="Aptos" w:hAnsi="Aptos"/>
+          <w:color w:val="1F2937"/>
+          <w:sz w:val="19"/>
+        </w:rPr>
+        <w:t xml:space="preserve"> global (shared kernel), limiter </w:t>
+      </w:r>
+      <w:r>
+        <w:rPr>
+          <w:rFonts w:ascii="Consolas" w:hAnsi="Consolas"/>
+          <w:color w:val="C11B12"/>
+          <w:sz w:val="17"/>
+          <w:shd w:fill="ECEFF3"/>
+        </w:rPr>
+        <w:t xml:space="preserve">qris-webhook</w:t>
+      </w:r>
+      <w:r>
+        <w:rPr>
+          <w:rFonts w:ascii="Aptos" w:hAnsi="Aptos"/>
+          <w:color w:val="1F2937"/>
+          <w:sz w:val="19"/>
+        </w:rPr>
+        <w:t xml:space="preserve"> milik </w:t>
+      </w:r>
+      <w:r>
+        <w:rPr>
+          <w:rFonts w:ascii="Consolas" w:hAnsi="Consolas"/>
+          <w:color w:val="C11B12"/>
+          <w:sz w:val="17"/>
+          <w:shd w:fill="ECEFF3"/>
+        </w:rPr>
+        <w:t xml:space="preserve">PaymentsServiceProvider</w:t>
+      </w:r>
+      <w:r>
+        <w:rPr>
+          <w:rFonts w:ascii="Aptos" w:hAnsi="Aptos"/>
+          <w:color w:val="1F2937"/>
+          <w:sz w:val="19"/>
+        </w:rPr>
+        <w:t xml:space="preserve">; </w:t>
+      </w:r>
+      <w:r>
+        <w:rPr>
+          <w:rFonts w:ascii="Consolas" w:hAnsi="Consolas"/>
+          <w:color w:val="C11B12"/>
+          <w:sz w:val="17"/>
+          <w:shd w:fill="ECEFF3"/>
+        </w:rPr>
+        <w:t xml:space="preserve">route:cache</w:t>
+      </w:r>
+      <w:r>
+        <w:rPr>
+          <w:rFonts w:ascii="Aptos" w:hAnsi="Aptos"/>
+          <w:color w:val="1F2937"/>
+          <w:sz w:val="19"/>
+        </w:rPr>
+        <w:t xml:space="preserve"> diverifikasi memuat route semua modul dan channel via provider; gambar capstone diganti output nyata v2 (163 test); daftar berkas diselaraskan; blok Output Nyata v1 yang tersisip di judul Lampiran A dipindah ke badan Modul 14.</w:t>
+      </w:r>
+    </w:p>
+    <w:p>
+      <w:pPr>
+        <w:pStyle w:val="ListBody"/>
+      </w:pPr>
+      <w:r>
+        <w:rPr>
+          <w:rFonts w:ascii="Aptos" w:hAnsi="Aptos"/>
+          <w:color w:val="1F2937"/>
+          <w:sz w:val="19"/>
+        </w:rPr>
+        <w:t xml:space="preserve">DOC-14-005 — Blok BUAT FILE per tahap Modul 14: make:middleware SecurityHeaders (shared kernel, global), make:test SecurityHeadersTest &amp; EndToEndJourneyTest, dokumen DEPLOYMENT/DEMO dan evidence manual.</w:t>
       </w:r>
     </w:p>
     <w:sectPr>
@@ -22002,7 +22097,7 @@
     </w:pPr>
     <w:rPr>
       <w:rFonts w:ascii="Consolas" w:hAnsi="Consolas"/>
-      <w:color w:val="262626"/>
+      <w:color w:val="D4D4D4"/>
       <w:sz w:val="16"/>
     </w:rPr>
   </w:style>
@@ -22114,7 +22209,7 @@
     <w:rPr>
       <w:rFonts w:ascii="Consolas" w:hAnsi="Consolas"/>
       <w:b/>
-      <w:color w:val="262626"/>
+      <w:color w:val="FFFFFF"/>
       <w:sz w:val="16"/>
     </w:rPr>
   </w:style>

--- a/modul_praktikum/Lampiran.docx
+++ b/modul_praktikum/Lampiran.docx
@@ -9743,6 +9743,100 @@
         <w:t xml:space="preserve">DOC-13-005 — Blok BUAT FILE per tahap Modul 13: make:class (TenantLedgerReport, WithdrawalService), make:controller FQN --invokable (ekspor CSV), make:exception FQN, make:livewire reporting::finance-panel dan payments::withdrawal-review, make:test; halaman &amp; route modul manual.</w:t>
       </w:r>
     </w:p>
+    <w:p>
+      <w:pPr>
+        <w:pStyle w:val="ListBody"/>
+      </w:pPr>
+      <w:r>
+        <w:rPr>
+          <w:rFonts w:ascii="Aptos" w:hAnsi="Aptos"/>
+          <w:color w:val="1F2937"/>
+          <w:sz w:val="19"/>
+        </w:rPr>
+        <w:t xml:space="preserve">DOC-14-004 — Hardening pada rantai vertical slice: </w:t>
+      </w:r>
+      <w:r>
+        <w:rPr>
+          <w:rFonts w:ascii="Consolas" w:hAnsi="Consolas"/>
+          <w:color w:val="C11B12"/>
+          <w:sz w:val="17"/>
+          <w:shd w:fill="ECEFF3"/>
+        </w:rPr>
+        <w:t xml:space="preserve">SecurityHeaders</w:t>
+      </w:r>
+      <w:r>
+        <w:rPr>
+          <w:rFonts w:ascii="Aptos" w:hAnsi="Aptos"/>
+          <w:color w:val="1F2937"/>
+          <w:sz w:val="19"/>
+        </w:rPr>
+        <w:t xml:space="preserve"> global (shared kernel), limiter </w:t>
+      </w:r>
+      <w:r>
+        <w:rPr>
+          <w:rFonts w:ascii="Consolas" w:hAnsi="Consolas"/>
+          <w:color w:val="C11B12"/>
+          <w:sz w:val="17"/>
+          <w:shd w:fill="ECEFF3"/>
+        </w:rPr>
+        <w:t xml:space="preserve">qris-webhook</w:t>
+      </w:r>
+      <w:r>
+        <w:rPr>
+          <w:rFonts w:ascii="Aptos" w:hAnsi="Aptos"/>
+          <w:color w:val="1F2937"/>
+          <w:sz w:val="19"/>
+        </w:rPr>
+        <w:t xml:space="preserve"> milik </w:t>
+      </w:r>
+      <w:r>
+        <w:rPr>
+          <w:rFonts w:ascii="Consolas" w:hAnsi="Consolas"/>
+          <w:color w:val="C11B12"/>
+          <w:sz w:val="17"/>
+          <w:shd w:fill="ECEFF3"/>
+        </w:rPr>
+        <w:t xml:space="preserve">PaymentsServiceProvider</w:t>
+      </w:r>
+      <w:r>
+        <w:rPr>
+          <w:rFonts w:ascii="Aptos" w:hAnsi="Aptos"/>
+          <w:color w:val="1F2937"/>
+          <w:sz w:val="19"/>
+        </w:rPr>
+        <w:t xml:space="preserve">; </w:t>
+      </w:r>
+      <w:r>
+        <w:rPr>
+          <w:rFonts w:ascii="Consolas" w:hAnsi="Consolas"/>
+          <w:color w:val="C11B12"/>
+          <w:sz w:val="17"/>
+          <w:shd w:fill="ECEFF3"/>
+        </w:rPr>
+        <w:t xml:space="preserve">route:cache</w:t>
+      </w:r>
+      <w:r>
+        <w:rPr>
+          <w:rFonts w:ascii="Aptos" w:hAnsi="Aptos"/>
+          <w:color w:val="1F2937"/>
+          <w:sz w:val="19"/>
+        </w:rPr>
+        <w:t xml:space="preserve"> diverifikasi memuat route semua modul dan channel via provider; gambar capstone diganti output nyata v2 (163 test); daftar berkas diselaraskan; blok Output Nyata v1 yang tersisip di judul Lampiran A dipindah ke badan Modul 14.</w:t>
+      </w:r>
+    </w:p>
+    <w:p>
+      <w:pPr>
+        <w:pStyle w:val="ListBody"/>
+      </w:pPr>
+      <w:r>
+        <w:rPr>
+          <w:rFonts w:ascii="Aptos" w:hAnsi="Aptos"/>
+          <w:color w:val="1F2937"/>
+          <w:sz w:val="19"/>
+        </w:rPr>
+        <w:t xml:space="preserve">DOC-14-005 — Blok BUAT FILE per tahap Modul 14: make:middleware SecurityHeaders (shared kernel, global), make:test SecurityHeadersTest &amp; EndToEndJourneyTest, dokumen DEPLOYMENT/DEMO dan evidence manual.</w:t>
+      </w:r>
+    </w:p>
     <w:sectPr>
       <w:headerReference w:type="default" r:id="rId9"/>
       <w:footerReference w:type="default" r:id="rId10"/>

--- a/modul_praktikum/Lampiran.docx
+++ b/modul_praktikum/Lampiran.docx
@@ -8859,6 +8859,19 @@
         <w:t xml:space="preserve"> menjadi satu-satunya definisi skema berlaku; diuji CommissionScheduleBoundaryTest.</w:t>
       </w:r>
     </w:p>
+    <w:p>
+      <w:pPr>
+        <w:pStyle w:val="ListBody"/>
+      </w:pPr>
+      <w:r>
+        <w:rPr>
+          <w:rFonts w:ascii="Aptos" w:hAnsi="Aptos"/>
+          <w:color w:val="1F2937"/>
+          <w:sz w:val="19"/>
+        </w:rPr>
+        <w:t xml:space="preserve">DOC-05-007 — Rantai v3 (use case SRS v2): Modul 5 menuntaskan UC-19 (penguncian 5x/10 menit, pesan generik, redirect per peran, sesi 8 jam) dan UC-21 (onboarding penanggung jawab + rekening + tautan atur kata sandi, aktif/nonaktif tenant, riwayat komisi beserta pengelola); ditambahkan deskripsi use case, mockup, Tahap 8, dan output nyata browser.</w:t>
+      </w:r>
+    </w:p>
     <w:sectPr>
       <w:headerReference w:type="default" r:id="rId9"/>
       <w:footerReference w:type="default" r:id="rId10"/>

--- a/modul_praktikum/Lampiran.docx
+++ b/modul_praktikum/Lampiran.docx
@@ -3577,92 +3577,175 @@
     <w:p>
       <w:pPr>
         <w:pStyle w:val="CodeBlock"/>
-        <w:shd w:fill="1E1E1E" w:val="clear"/>
         <w:pBdr>
-          <w:left w:val="single" w:sz="4" w:space="8" w:color="1E1E1E"/>
+          <w:left w:val="single" w:sz="12" w:space="8" w:color="B8DDE0"/>
         </w:pBdr>
+        <w:shd w:val="clear" w:color="auto" w:fill="F2F3F7"/>
       </w:pPr>
       <w:r>
         <w:rPr>
           <w:rFonts w:ascii="Consolas" w:hAnsi="Consolas"/>
-          <w:color w:val="4EC9B0"/>
+          <w:b/>
+          <w:color w:val="000080"/>
           <w:sz w:val="16"/>
         </w:rPr>
-        <w:t>php</w:t>
+        <w:t xml:space="preserve">php</w:t>
       </w:r>
       <w:r>
         <w:rPr>
           <w:rFonts w:ascii="Consolas" w:hAnsi="Consolas"/>
-          <w:color w:val="D4D4D4"/>
+          <w:color w:val="262626"/>
           <w:sz w:val="16"/>
         </w:rPr>
-        <w:t xml:space="preserve"> artisan optimize:clear</w:t>
+        <w:t xml:space="preserve"> artisan </w:t>
+      </w:r>
+      <w:r>
+        <w:rPr>
+          <w:rFonts w:ascii="Consolas" w:hAnsi="Consolas"/>
+          <w:color w:val="795E26"/>
+          <w:sz w:val="16"/>
+        </w:rPr>
+        <w:t xml:space="preserve">optimize:clear</w:t>
+      </w:r>
+      <w:r>
         <w:br/>
       </w:r>
       <w:r>
         <w:rPr>
           <w:rFonts w:ascii="Consolas" w:hAnsi="Consolas"/>
-          <w:color w:val="4EC9B0"/>
+          <w:b/>
+          <w:color w:val="000080"/>
           <w:sz w:val="16"/>
         </w:rPr>
-        <w:t>php</w:t>
+        <w:t xml:space="preserve">php</w:t>
       </w:r>
       <w:r>
         <w:rPr>
           <w:rFonts w:ascii="Consolas" w:hAnsi="Consolas"/>
-          <w:color w:val="D4D4D4"/>
+          <w:color w:val="262626"/>
           <w:sz w:val="16"/>
         </w:rPr>
-        <w:t xml:space="preserve"> artisan migrate:fresh --seed --env=testing</w:t>
+        <w:t xml:space="preserve"> artisan </w:t>
+      </w:r>
+      <w:r>
+        <w:rPr>
+          <w:rFonts w:ascii="Consolas" w:hAnsi="Consolas"/>
+          <w:color w:val="795E26"/>
+          <w:sz w:val="16"/>
+        </w:rPr>
+        <w:t xml:space="preserve">migrate:fresh</w:t>
+      </w:r>
+      <w:r>
+        <w:rPr>
+          <w:rFonts w:ascii="Consolas" w:hAnsi="Consolas"/>
+          <w:color w:val="262626"/>
+          <w:sz w:val="16"/>
+        </w:rPr>
+        <w:t xml:space="preserve"> </w:t>
+      </w:r>
+      <w:r>
+        <w:rPr>
+          <w:rFonts w:ascii="Consolas" w:hAnsi="Consolas"/>
+          <w:color w:val="0073E6"/>
+          <w:sz w:val="16"/>
+        </w:rPr>
+        <w:t xml:space="preserve">--seed</w:t>
+      </w:r>
+      <w:r>
+        <w:rPr>
+          <w:rFonts w:ascii="Consolas" w:hAnsi="Consolas"/>
+          <w:color w:val="262626"/>
+          <w:sz w:val="16"/>
+        </w:rPr>
+        <w:t xml:space="preserve"> </w:t>
+      </w:r>
+      <w:r>
+        <w:rPr>
+          <w:rFonts w:ascii="Consolas" w:hAnsi="Consolas"/>
+          <w:color w:val="0073E6"/>
+          <w:sz w:val="16"/>
+        </w:rPr>
+        <w:t xml:space="preserve">--env=testing</w:t>
+      </w:r>
+      <w:r>
         <w:br/>
       </w:r>
       <w:r>
         <w:rPr>
           <w:rFonts w:ascii="Consolas" w:hAnsi="Consolas"/>
-          <w:color w:val="4EC9B0"/>
+          <w:b/>
+          <w:color w:val="000080"/>
           <w:sz w:val="16"/>
         </w:rPr>
-        <w:t>php</w:t>
+        <w:t xml:space="preserve">php</w:t>
       </w:r>
       <w:r>
         <w:rPr>
           <w:rFonts w:ascii="Consolas" w:hAnsi="Consolas"/>
-          <w:color w:val="D4D4D4"/>
+          <w:color w:val="262626"/>
           <w:sz w:val="16"/>
         </w:rPr>
-        <w:t xml:space="preserve"> artisan test --testsuite=</w:t>
+        <w:t xml:space="preserve"> artisan test </w:t>
       </w:r>
       <w:r>
         <w:rPr>
           <w:rFonts w:ascii="Consolas" w:hAnsi="Consolas"/>
-          <w:color w:val="4EC9B0"/>
+          <w:color w:val="0073E6"/>
           <w:sz w:val="16"/>
         </w:rPr>
-        <w:t>Feature</w:t>
+        <w:t xml:space="preserve">--testsuite=Feature</w:t>
       </w:r>
       <w:r>
         <w:rPr>
           <w:rFonts w:ascii="Consolas" w:hAnsi="Consolas"/>
-          <w:color w:val="D4D4D4"/>
+          <w:color w:val="262626"/>
           <w:sz w:val="16"/>
         </w:rPr>
-        <w:t xml:space="preserve"> --stop-on-failure</w:t>
-        <w:br/>
-        <w:t xml:space="preserve">./vendor/bin/pint --test</w:t>
+        <w:t xml:space="preserve"> </w:t>
+      </w:r>
+      <w:r>
+        <w:rPr>
+          <w:rFonts w:ascii="Consolas" w:hAnsi="Consolas"/>
+          <w:color w:val="0073E6"/>
+          <w:sz w:val="16"/>
+        </w:rPr>
+        <w:t xml:space="preserve">--stop-on-failure</w:t>
+      </w:r>
+      <w:r>
         <w:br/>
       </w:r>
       <w:r>
         <w:rPr>
           <w:rFonts w:ascii="Consolas" w:hAnsi="Consolas"/>
-          <w:color w:val="4EC9B0"/>
+          <w:color w:val="262626"/>
           <w:sz w:val="16"/>
         </w:rPr>
-        <w:t>npm</w:t>
+        <w:t xml:space="preserve">./vendor/bin/pint </w:t>
       </w:r>
       <w:r>
         <w:rPr>
           <w:rFonts w:ascii="Consolas" w:hAnsi="Consolas"/>
-          <w:color w:val="D4D4D4"/>
+          <w:color w:val="0073E6"/>
+          <w:sz w:val="16"/>
+        </w:rPr>
+        <w:t xml:space="preserve">--test</w:t>
+      </w:r>
+      <w:r>
+        <w:br/>
+      </w:r>
+      <w:r>
+        <w:rPr>
+          <w:rFonts w:ascii="Consolas" w:hAnsi="Consolas"/>
+          <w:b/>
+          <w:color w:val="000080"/>
+          <w:sz w:val="16"/>
+        </w:rPr>
+        <w:t xml:space="preserve">npm</w:t>
+      </w:r>
+      <w:r>
+        <w:rPr>
+          <w:rFonts w:ascii="Consolas" w:hAnsi="Consolas"/>
+          <w:color w:val="262626"/>
           <w:sz w:val="16"/>
         </w:rPr>
         <w:t xml:space="preserve"> run build</w:t>
@@ -5044,431 +5127,215 @@
     <w:p>
       <w:pPr>
         <w:pStyle w:val="CodeHeader"/>
-        <w:shd w:fill="2D2D30"/>
+        <w:keepNext/>
         <w:pBdr>
-          <w:left w:val="single" w:sz="4" w:space="8" w:color="2D2D30"/>
+          <w:left w:val="single" w:sz="12" w:space="8" w:color="B8DDE0"/>
         </w:pBdr>
+        <w:shd w:val="clear" w:color="auto" w:fill="E4EAED"/>
       </w:pPr>
       <w:r>
-        <w:t>AUDIT KOMPATIBILITAS DEPENDENSI SRS — terminal root proyek   •   BASH</w:t>
+        <w:rPr>
+          <w:rFonts w:ascii="Consolas" w:hAnsi="Consolas"/>
+          <w:b/>
+          <w:color w:val="262626"/>
+          <w:sz w:val="16"/>
+        </w:rPr>
+        <w:t xml:space="preserve">AUDIT KOMPATIBILITAS DEPENDENSI SRS — terminal root proyek   •   BASH</w:t>
       </w:r>
     </w:p>
     <w:p>
       <w:pPr>
         <w:pStyle w:val="CodeBlock"/>
-        <w:shd w:fill="1E1E1E"/>
         <w:keepLines/>
         <w:pBdr>
-          <w:left w:val="single" w:sz="4" w:space="8" w:color="1E1E1E"/>
+          <w:left w:val="single" w:sz="12" w:space="8" w:color="B8DDE0"/>
         </w:pBdr>
+        <w:shd w:val="clear" w:color="auto" w:fill="F2F3F7"/>
       </w:pPr>
       <w:r>
         <w:rPr>
-          <w:rFonts w:ascii="Consolas" w:hAnsi="Consolas" w:eastAsia="Consolas"/>
-          <w:color w:val="4EC9B0"/>
+          <w:rFonts w:ascii="Consolas" w:hAnsi="Consolas"/>
+          <w:b/>
+          <w:color w:val="000080"/>
           <w:sz w:val="16"/>
         </w:rPr>
-        <w:t>composer</w:t>
+        <w:t xml:space="preserve">composer</w:t>
       </w:r>
       <w:r>
         <w:rPr>
-          <w:rFonts w:ascii="Consolas" w:hAnsi="Consolas" w:eastAsia="Consolas"/>
-          <w:color w:val="D4D4D4"/>
+          <w:rFonts w:ascii="Consolas" w:hAnsi="Consolas"/>
+          <w:color w:val="262626"/>
           <w:sz w:val="16"/>
         </w:rPr>
-        <w:t xml:space="preserve"> </w:t>
+        <w:t xml:space="preserve"> require chillerlan/php-qrcode intervention/image-laravel </w:t>
       </w:r>
       <w:r>
         <w:rPr>
-          <w:rFonts w:ascii="Consolas" w:hAnsi="Consolas" w:eastAsia="Consolas"/>
-          <w:color w:val="D4D4D4"/>
+          <w:rFonts w:ascii="Consolas" w:hAnsi="Consolas"/>
+          <w:color w:val="0073E6"/>
           <w:sz w:val="16"/>
         </w:rPr>
-        <w:t>require</w:t>
+        <w:t xml:space="preserve">--dry-run</w:t>
       </w:r>
       <w:r>
-        <w:rPr>
-          <w:rFonts w:ascii="Consolas" w:hAnsi="Consolas" w:eastAsia="Consolas"/>
-          <w:color w:val="D4D4D4"/>
-          <w:sz w:val="16"/>
-        </w:rPr>
-        <w:t xml:space="preserve"> </w:t>
-      </w:r>
-      <w:r>
-        <w:rPr>
-          <w:rFonts w:ascii="Consolas" w:hAnsi="Consolas" w:eastAsia="Consolas"/>
-          <w:color w:val="D4D4D4"/>
-          <w:sz w:val="16"/>
-        </w:rPr>
-        <w:t>chillerlan/php-qrcode</w:t>
-      </w:r>
-      <w:r>
-        <w:rPr>
-          <w:rFonts w:ascii="Consolas" w:hAnsi="Consolas" w:eastAsia="Consolas"/>
-          <w:color w:val="D4D4D4"/>
-          <w:sz w:val="16"/>
-        </w:rPr>
-        <w:t xml:space="preserve"> </w:t>
-      </w:r>
-      <w:r>
-        <w:rPr>
-          <w:rFonts w:ascii="Consolas" w:hAnsi="Consolas" w:eastAsia="Consolas"/>
-          <w:color w:val="D4D4D4"/>
-          <w:sz w:val="16"/>
-        </w:rPr>
-        <w:t>intervention/image-laravel</w:t>
-      </w:r>
-      <w:r>
-        <w:rPr>
-          <w:rFonts w:ascii="Consolas" w:hAnsi="Consolas" w:eastAsia="Consolas"/>
-          <w:color w:val="D4D4D4"/>
-          <w:sz w:val="16"/>
-        </w:rPr>
-        <w:t xml:space="preserve"> </w:t>
-      </w:r>
-      <w:r>
-        <w:rPr>
-          <w:rFonts w:ascii="Consolas" w:hAnsi="Consolas" w:eastAsia="Consolas"/>
-          <w:color w:val="9CDCFE"/>
-          <w:sz w:val="16"/>
-        </w:rPr>
-        <w:t>--dry-run</w:t>
-      </w:r>
-      <w:r>
-        <w:rPr>
-          <w:rFonts w:ascii="Consolas" w:hAnsi="Consolas" w:eastAsia="Consolas"/>
-          <w:color w:val="D4D4D4"/>
-          <w:sz w:val="16"/>
-        </w:rPr>
         <w:br/>
       </w:r>
       <w:r>
         <w:rPr>
-          <w:rFonts w:ascii="Consolas" w:hAnsi="Consolas" w:eastAsia="Consolas"/>
-          <w:color w:val="4EC9B0"/>
+          <w:rFonts w:ascii="Consolas" w:hAnsi="Consolas"/>
+          <w:b/>
+          <w:color w:val="000080"/>
           <w:sz w:val="16"/>
         </w:rPr>
-        <w:t>composer</w:t>
+        <w:t xml:space="preserve">composer</w:t>
       </w:r>
       <w:r>
         <w:rPr>
-          <w:rFonts w:ascii="Consolas" w:hAnsi="Consolas" w:eastAsia="Consolas"/>
-          <w:color w:val="D4D4D4"/>
+          <w:rFonts w:ascii="Consolas" w:hAnsi="Consolas"/>
+          <w:color w:val="262626"/>
           <w:sz w:val="16"/>
         </w:rPr>
-        <w:t xml:space="preserve"> </w:t>
+        <w:t xml:space="preserve"> require maatwebsite/excel barryvdh/laravel-dompdf </w:t>
       </w:r>
       <w:r>
         <w:rPr>
-          <w:rFonts w:ascii="Consolas" w:hAnsi="Consolas" w:eastAsia="Consolas"/>
-          <w:color w:val="D4D4D4"/>
+          <w:rFonts w:ascii="Consolas" w:hAnsi="Consolas"/>
+          <w:color w:val="0073E6"/>
           <w:sz w:val="16"/>
         </w:rPr>
-        <w:t>require</w:t>
+        <w:t xml:space="preserve">--dry-run</w:t>
       </w:r>
       <w:r>
-        <w:rPr>
-          <w:rFonts w:ascii="Consolas" w:hAnsi="Consolas" w:eastAsia="Consolas"/>
-          <w:color w:val="D4D4D4"/>
-          <w:sz w:val="16"/>
-        </w:rPr>
-        <w:t xml:space="preserve"> </w:t>
-      </w:r>
-      <w:r>
-        <w:rPr>
-          <w:rFonts w:ascii="Consolas" w:hAnsi="Consolas" w:eastAsia="Consolas"/>
-          <w:color w:val="D4D4D4"/>
-          <w:sz w:val="16"/>
-        </w:rPr>
-        <w:t>maatwebsite/excel</w:t>
-      </w:r>
-      <w:r>
-        <w:rPr>
-          <w:rFonts w:ascii="Consolas" w:hAnsi="Consolas" w:eastAsia="Consolas"/>
-          <w:color w:val="D4D4D4"/>
-          <w:sz w:val="16"/>
-        </w:rPr>
-        <w:t xml:space="preserve"> </w:t>
-      </w:r>
-      <w:r>
-        <w:rPr>
-          <w:rFonts w:ascii="Consolas" w:hAnsi="Consolas" w:eastAsia="Consolas"/>
-          <w:color w:val="D4D4D4"/>
-          <w:sz w:val="16"/>
-        </w:rPr>
-        <w:t>barryvdh/laravel-dompdf</w:t>
-      </w:r>
-      <w:r>
-        <w:rPr>
-          <w:rFonts w:ascii="Consolas" w:hAnsi="Consolas" w:eastAsia="Consolas"/>
-          <w:color w:val="D4D4D4"/>
-          <w:sz w:val="16"/>
-        </w:rPr>
-        <w:t xml:space="preserve"> </w:t>
-      </w:r>
-      <w:r>
-        <w:rPr>
-          <w:rFonts w:ascii="Consolas" w:hAnsi="Consolas" w:eastAsia="Consolas"/>
-          <w:color w:val="9CDCFE"/>
-          <w:sz w:val="16"/>
-        </w:rPr>
-        <w:t>--dry-run</w:t>
-      </w:r>
-      <w:r>
-        <w:rPr>
-          <w:rFonts w:ascii="Consolas" w:hAnsi="Consolas" w:eastAsia="Consolas"/>
-          <w:color w:val="D4D4D4"/>
-          <w:sz w:val="16"/>
-        </w:rPr>
         <w:br/>
       </w:r>
       <w:r>
         <w:rPr>
-          <w:rFonts w:ascii="Consolas" w:hAnsi="Consolas" w:eastAsia="Consolas"/>
-          <w:color w:val="4EC9B0"/>
+          <w:rFonts w:ascii="Consolas" w:hAnsi="Consolas"/>
+          <w:b/>
+          <w:color w:val="000080"/>
           <w:sz w:val="16"/>
         </w:rPr>
-        <w:t>composer</w:t>
+        <w:t xml:space="preserve">composer</w:t>
       </w:r>
       <w:r>
         <w:rPr>
-          <w:rFonts w:ascii="Consolas" w:hAnsi="Consolas" w:eastAsia="Consolas"/>
-          <w:color w:val="D4D4D4"/>
+          <w:rFonts w:ascii="Consolas" w:hAnsi="Consolas"/>
+          <w:color w:val="262626"/>
           <w:sz w:val="16"/>
         </w:rPr>
-        <w:t xml:space="preserve"> </w:t>
+        <w:t xml:space="preserve"> require laravel-notification-channels/webpush </w:t>
       </w:r>
       <w:r>
         <w:rPr>
-          <w:rFonts w:ascii="Consolas" w:hAnsi="Consolas" w:eastAsia="Consolas"/>
-          <w:color w:val="D4D4D4"/>
+          <w:rFonts w:ascii="Consolas" w:hAnsi="Consolas"/>
+          <w:color w:val="0073E6"/>
           <w:sz w:val="16"/>
         </w:rPr>
-        <w:t>require</w:t>
+        <w:t xml:space="preserve">--dry-run</w:t>
       </w:r>
       <w:r>
-        <w:rPr>
-          <w:rFonts w:ascii="Consolas" w:hAnsi="Consolas" w:eastAsia="Consolas"/>
-          <w:color w:val="D4D4D4"/>
-          <w:sz w:val="16"/>
-        </w:rPr>
-        <w:t xml:space="preserve"> </w:t>
-      </w:r>
-      <w:r>
-        <w:rPr>
-          <w:rFonts w:ascii="Consolas" w:hAnsi="Consolas" w:eastAsia="Consolas"/>
-          <w:color w:val="D4D4D4"/>
-          <w:sz w:val="16"/>
-        </w:rPr>
-        <w:t>laravel-notification-channels/webpush</w:t>
-      </w:r>
-      <w:r>
-        <w:rPr>
-          <w:rFonts w:ascii="Consolas" w:hAnsi="Consolas" w:eastAsia="Consolas"/>
-          <w:color w:val="D4D4D4"/>
-          <w:sz w:val="16"/>
-        </w:rPr>
-        <w:t xml:space="preserve"> </w:t>
-      </w:r>
-      <w:r>
-        <w:rPr>
-          <w:rFonts w:ascii="Consolas" w:hAnsi="Consolas" w:eastAsia="Consolas"/>
-          <w:color w:val="9CDCFE"/>
-          <w:sz w:val="16"/>
-        </w:rPr>
-        <w:t>--dry-run</w:t>
-      </w:r>
-      <w:r>
-        <w:rPr>
-          <w:rFonts w:ascii="Consolas" w:hAnsi="Consolas" w:eastAsia="Consolas"/>
-          <w:color w:val="D4D4D4"/>
-          <w:sz w:val="16"/>
-        </w:rPr>
         <w:br/>
       </w:r>
       <w:r>
         <w:rPr>
-          <w:rFonts w:ascii="Consolas" w:hAnsi="Consolas" w:eastAsia="Consolas"/>
-          <w:color w:val="4EC9B0"/>
+          <w:rFonts w:ascii="Consolas" w:hAnsi="Consolas"/>
+          <w:b/>
+          <w:color w:val="000080"/>
           <w:sz w:val="16"/>
         </w:rPr>
-        <w:t>npm</w:t>
+        <w:t xml:space="preserve">npm</w:t>
       </w:r>
       <w:r>
         <w:rPr>
-          <w:rFonts w:ascii="Consolas" w:hAnsi="Consolas" w:eastAsia="Consolas"/>
-          <w:color w:val="D4D4D4"/>
+          <w:rFonts w:ascii="Consolas" w:hAnsi="Consolas"/>
+          <w:color w:val="262626"/>
           <w:sz w:val="16"/>
         </w:rPr>
-        <w:t xml:space="preserve"> </w:t>
+        <w:t xml:space="preserve"> install </w:t>
       </w:r>
       <w:r>
         <w:rPr>
-          <w:rFonts w:ascii="Consolas" w:hAnsi="Consolas" w:eastAsia="Consolas"/>
-          <w:color w:val="D4D4D4"/>
+          <w:rFonts w:ascii="Consolas" w:hAnsi="Consolas"/>
+          <w:color w:val="0073E6"/>
           <w:sz w:val="16"/>
         </w:rPr>
-        <w:t>install</w:t>
+        <w:t xml:space="preserve">--dry-run</w:t>
       </w:r>
       <w:r>
         <w:rPr>
-          <w:rFonts w:ascii="Consolas" w:hAnsi="Consolas" w:eastAsia="Consolas"/>
-          <w:color w:val="D4D4D4"/>
+          <w:rFonts w:ascii="Consolas" w:hAnsi="Consolas"/>
+          <w:color w:val="262626"/>
           <w:sz w:val="16"/>
         </w:rPr>
-        <w:t xml:space="preserve"> </w:t>
+        <w:t xml:space="preserve"> laravel-echo pusher-js</w:t>
       </w:r>
       <w:r>
-        <w:rPr>
-          <w:rFonts w:ascii="Consolas" w:hAnsi="Consolas" w:eastAsia="Consolas"/>
-          <w:color w:val="9CDCFE"/>
-          <w:sz w:val="16"/>
-        </w:rPr>
-        <w:t>--dry-run</w:t>
-      </w:r>
-      <w:r>
-        <w:rPr>
-          <w:rFonts w:ascii="Consolas" w:hAnsi="Consolas" w:eastAsia="Consolas"/>
-          <w:color w:val="D4D4D4"/>
-          <w:sz w:val="16"/>
-        </w:rPr>
-        <w:t xml:space="preserve"> </w:t>
-      </w:r>
-      <w:r>
-        <w:rPr>
-          <w:rFonts w:ascii="Consolas" w:hAnsi="Consolas" w:eastAsia="Consolas"/>
-          <w:color w:val="D4D4D4"/>
-          <w:sz w:val="16"/>
-        </w:rPr>
-        <w:t>laravel-echo</w:t>
-      </w:r>
-      <w:r>
-        <w:rPr>
-          <w:rFonts w:ascii="Consolas" w:hAnsi="Consolas" w:eastAsia="Consolas"/>
-          <w:color w:val="D4D4D4"/>
-          <w:sz w:val="16"/>
-        </w:rPr>
-        <w:t xml:space="preserve"> </w:t>
-      </w:r>
-      <w:r>
-        <w:rPr>
-          <w:rFonts w:ascii="Consolas" w:hAnsi="Consolas" w:eastAsia="Consolas"/>
-          <w:color w:val="D4D4D4"/>
-          <w:sz w:val="16"/>
-        </w:rPr>
-        <w:t>pusher-js</w:t>
-      </w:r>
-      <w:r>
-        <w:rPr>
-          <w:rFonts w:ascii="Consolas" w:hAnsi="Consolas" w:eastAsia="Consolas"/>
-          <w:color w:val="D4D4D4"/>
-          <w:sz w:val="16"/>
-        </w:rPr>
         <w:br/>
       </w:r>
       <w:r>
         <w:rPr>
-          <w:rFonts w:ascii="Consolas" w:hAnsi="Consolas" w:eastAsia="Consolas"/>
-          <w:color w:val="4EC9B0"/>
+          <w:rFonts w:ascii="Consolas" w:hAnsi="Consolas"/>
+          <w:b/>
+          <w:color w:val="000080"/>
           <w:sz w:val="16"/>
         </w:rPr>
-        <w:t>composer</w:t>
+        <w:t xml:space="preserve">composer</w:t>
       </w:r>
       <w:r>
         <w:rPr>
-          <w:rFonts w:ascii="Consolas" w:hAnsi="Consolas" w:eastAsia="Consolas"/>
-          <w:color w:val="D4D4D4"/>
+          <w:rFonts w:ascii="Consolas" w:hAnsi="Consolas"/>
+          <w:color w:val="262626"/>
           <w:sz w:val="16"/>
         </w:rPr>
-        <w:t xml:space="preserve"> </w:t>
+        <w:t xml:space="preserve"> validate </w:t>
       </w:r>
       <w:r>
         <w:rPr>
-          <w:rFonts w:ascii="Consolas" w:hAnsi="Consolas" w:eastAsia="Consolas"/>
-          <w:color w:val="D4D4D4"/>
+          <w:rFonts w:ascii="Consolas" w:hAnsi="Consolas"/>
+          <w:color w:val="0073E6"/>
           <w:sz w:val="16"/>
         </w:rPr>
-        <w:t>validate</w:t>
+        <w:t xml:space="preserve">--strict</w:t>
       </w:r>
       <w:r>
-        <w:rPr>
-          <w:rFonts w:ascii="Consolas" w:hAnsi="Consolas" w:eastAsia="Consolas"/>
-          <w:color w:val="D4D4D4"/>
-          <w:sz w:val="16"/>
-        </w:rPr>
-        <w:t xml:space="preserve"> </w:t>
-      </w:r>
-      <w:r>
-        <w:rPr>
-          <w:rFonts w:ascii="Consolas" w:hAnsi="Consolas" w:eastAsia="Consolas"/>
-          <w:color w:val="9CDCFE"/>
-          <w:sz w:val="16"/>
-        </w:rPr>
-        <w:t>--strict</w:t>
-      </w:r>
-      <w:r>
-        <w:rPr>
-          <w:rFonts w:ascii="Consolas" w:hAnsi="Consolas" w:eastAsia="Consolas"/>
-          <w:color w:val="D4D4D4"/>
-          <w:sz w:val="16"/>
-        </w:rPr>
         <w:br/>
       </w:r>
       <w:r>
         <w:rPr>
-          <w:rFonts w:ascii="Consolas" w:hAnsi="Consolas" w:eastAsia="Consolas"/>
-          <w:color w:val="4EC9B0"/>
+          <w:rFonts w:ascii="Consolas" w:hAnsi="Consolas"/>
+          <w:b/>
+          <w:color w:val="000080"/>
           <w:sz w:val="16"/>
         </w:rPr>
-        <w:t>composer</w:t>
+        <w:t xml:space="preserve">composer</w:t>
       </w:r>
       <w:r>
         <w:rPr>
-          <w:rFonts w:ascii="Consolas" w:hAnsi="Consolas" w:eastAsia="Consolas"/>
-          <w:color w:val="D4D4D4"/>
+          <w:rFonts w:ascii="Consolas" w:hAnsi="Consolas"/>
+          <w:color w:val="262626"/>
           <w:sz w:val="16"/>
         </w:rPr>
-        <w:t xml:space="preserve"> </w:t>
+        <w:t xml:space="preserve"> audit</w:t>
       </w:r>
       <w:r>
-        <w:rPr>
-          <w:rFonts w:ascii="Consolas" w:hAnsi="Consolas" w:eastAsia="Consolas"/>
-          <w:color w:val="D4D4D4"/>
-          <w:sz w:val="16"/>
-        </w:rPr>
-        <w:t>audit</w:t>
-      </w:r>
-      <w:r>
-        <w:rPr>
-          <w:rFonts w:ascii="Consolas" w:hAnsi="Consolas" w:eastAsia="Consolas"/>
-          <w:color w:val="D4D4D4"/>
-          <w:sz w:val="16"/>
-        </w:rPr>
         <w:br/>
       </w:r>
       <w:r>
         <w:rPr>
-          <w:rFonts w:ascii="Consolas" w:hAnsi="Consolas" w:eastAsia="Consolas"/>
-          <w:color w:val="4EC9B0"/>
+          <w:rFonts w:ascii="Consolas" w:hAnsi="Consolas"/>
+          <w:b/>
+          <w:color w:val="000080"/>
           <w:sz w:val="16"/>
         </w:rPr>
-        <w:t>npm</w:t>
+        <w:t xml:space="preserve">npm</w:t>
       </w:r>
       <w:r>
         <w:rPr>
-          <w:rFonts w:ascii="Consolas" w:hAnsi="Consolas" w:eastAsia="Consolas"/>
-          <w:color w:val="D4D4D4"/>
+          <w:rFonts w:ascii="Consolas" w:hAnsi="Consolas"/>
+          <w:color w:val="262626"/>
           <w:sz w:val="16"/>
         </w:rPr>
-        <w:t xml:space="preserve"> </w:t>
-      </w:r>
-      <w:r>
-        <w:rPr>
-          <w:rFonts w:ascii="Consolas" w:hAnsi="Consolas" w:eastAsia="Consolas"/>
-          <w:color w:val="D4D4D4"/>
-          <w:sz w:val="16"/>
-        </w:rPr>
-        <w:t>audit</w:t>
+        <w:t xml:space="preserve"> audit</w:t>
       </w:r>
     </w:p>
     <w:p>
@@ -7909,8 +7776,10 @@
       <w:r>
         <w:rPr>
           <w:rFonts w:ascii="Aptos" w:hAnsi="Aptos"/>
+          <w:color w:val="1F2937"/>
+          <w:sz w:val="19"/>
         </w:rPr>
-        <w:t>Preset dasar yang digunakan adalah compact_reference_guide dengan named override untuk modul pembelajaran: A4 portrait; margin atas 1,65 cm, bawah 1,55 cm, kiri/kanan 1,75 cm; Aptos 10,2 pt; line spacing 1,16; heading beraksen Laravel red; tabel ringkas; callout Predict/Try/Observe; code block Consolas bertema Visual Studio Code Dark+; checklist; exit ticket; serta screenshot mockup UI.</w:t>
+        <w:t xml:space="preserve">Preset dasar yang digunakan adalah compact_reference_guide dengan named override untuk modul pembelajaran: A4 portrait; margin atas 1,65 cm, bawah 1,55 cm, kiri/kanan 1,75 cm; Aptos 10,2 pt; line spacing 1,16; heading beraksen Laravel red; tabel ringkas; callout Predict/Try/Observe; code block Consolas berlatar Cyan Light dengan pewarnaan token Visual Studio Code; checklist; exit ticket; serta screenshot mockup UI.</w:t>
       </w:r>
     </w:p>
     <w:p>
@@ -8491,6 +8360,19 @@
         <w:pStyle w:val="ListBody"/>
       </w:pPr>
       <w:r>
+        <w:rPr>
+          <w:rFonts w:ascii="Aptos" w:hAnsi="Aptos"/>
+          <w:color w:val="1F2937"/>
+          <w:sz w:val="19"/>
+        </w:rPr>
+        <w:t xml:space="preserve">DOC-00-001 — Seluruh blok kode (208 blok, 133 label) memakai latar terang tema Cyan Light (JetBrains) dengan pewarnaan token standar Visual Studio Code untuk PHP, HTML/Blade, cmd, dan bash; teks kode tidak berubah; penjelasan palet di “Cara Membaca Sampel Kode” dan Lampiran diperbarui.</w:t>
+      </w:r>
+    </w:p>
+    <w:p>
+      <w:pPr>
+        <w:pStyle w:val="ListBody"/>
+      </w:pPr>
+      <w:r>
         <w:t xml:space="preserve">DOC-01-001 — Basis dokumen: parameter menyebut v4/v5 yang tidak ada; basis nyata adalah v7. Revisi kumulatif ditulis ke berkas v8; v7 tetap utuh di references/.</w:t>
       </w:r>
     </w:p>
@@ -21132,7 +21014,7 @@
     </w:pPr>
     <w:rPr>
       <w:rFonts w:ascii="Consolas" w:hAnsi="Consolas"/>
-      <w:color w:val="D4D4D4"/>
+      <w:color w:val="262626"/>
       <w:sz w:val="16"/>
     </w:rPr>
   </w:style>
@@ -21244,7 +21126,7 @@
     <w:rPr>
       <w:rFonts w:ascii="Consolas" w:hAnsi="Consolas"/>
       <w:b/>
-      <w:color w:val="FFFFFF"/>
+      <w:color w:val="262626"/>
       <w:sz w:val="16"/>
     </w:rPr>
   </w:style>

--- a/modul_praktikum/Lampiran.docx
+++ b/modul_praktikum/Lampiran.docx
@@ -3577,92 +3577,175 @@
     <w:p>
       <w:pPr>
         <w:pStyle w:val="CodeBlock"/>
-        <w:shd w:fill="1E1E1E" w:val="clear"/>
         <w:pBdr>
-          <w:left w:val="single" w:sz="4" w:space="8" w:color="1E1E1E"/>
+          <w:left w:val="single" w:sz="12" w:space="8" w:color="B8DDE0"/>
         </w:pBdr>
+        <w:shd w:val="clear" w:color="auto" w:fill="F2F3F7"/>
       </w:pPr>
       <w:r>
         <w:rPr>
           <w:rFonts w:ascii="Consolas" w:hAnsi="Consolas"/>
-          <w:color w:val="4EC9B0"/>
+          <w:b/>
+          <w:color w:val="000080"/>
           <w:sz w:val="16"/>
         </w:rPr>
-        <w:t>php</w:t>
+        <w:t xml:space="preserve">php</w:t>
       </w:r>
       <w:r>
         <w:rPr>
           <w:rFonts w:ascii="Consolas" w:hAnsi="Consolas"/>
-          <w:color w:val="D4D4D4"/>
+          <w:color w:val="262626"/>
           <w:sz w:val="16"/>
         </w:rPr>
-        <w:t xml:space="preserve"> artisan optimize:clear</w:t>
+        <w:t xml:space="preserve"> artisan </w:t>
+      </w:r>
+      <w:r>
+        <w:rPr>
+          <w:rFonts w:ascii="Consolas" w:hAnsi="Consolas"/>
+          <w:color w:val="795E26"/>
+          <w:sz w:val="16"/>
+        </w:rPr>
+        <w:t xml:space="preserve">optimize:clear</w:t>
+      </w:r>
+      <w:r>
         <w:br/>
       </w:r>
       <w:r>
         <w:rPr>
           <w:rFonts w:ascii="Consolas" w:hAnsi="Consolas"/>
-          <w:color w:val="4EC9B0"/>
+          <w:b/>
+          <w:color w:val="000080"/>
           <w:sz w:val="16"/>
         </w:rPr>
-        <w:t>php</w:t>
+        <w:t xml:space="preserve">php</w:t>
       </w:r>
       <w:r>
         <w:rPr>
           <w:rFonts w:ascii="Consolas" w:hAnsi="Consolas"/>
-          <w:color w:val="D4D4D4"/>
+          <w:color w:val="262626"/>
           <w:sz w:val="16"/>
         </w:rPr>
-        <w:t xml:space="preserve"> artisan migrate:fresh --seed --env=testing</w:t>
+        <w:t xml:space="preserve"> artisan </w:t>
+      </w:r>
+      <w:r>
+        <w:rPr>
+          <w:rFonts w:ascii="Consolas" w:hAnsi="Consolas"/>
+          <w:color w:val="795E26"/>
+          <w:sz w:val="16"/>
+        </w:rPr>
+        <w:t xml:space="preserve">migrate:fresh</w:t>
+      </w:r>
+      <w:r>
+        <w:rPr>
+          <w:rFonts w:ascii="Consolas" w:hAnsi="Consolas"/>
+          <w:color w:val="262626"/>
+          <w:sz w:val="16"/>
+        </w:rPr>
+        <w:t xml:space="preserve"> </w:t>
+      </w:r>
+      <w:r>
+        <w:rPr>
+          <w:rFonts w:ascii="Consolas" w:hAnsi="Consolas"/>
+          <w:color w:val="0073E6"/>
+          <w:sz w:val="16"/>
+        </w:rPr>
+        <w:t xml:space="preserve">--seed</w:t>
+      </w:r>
+      <w:r>
+        <w:rPr>
+          <w:rFonts w:ascii="Consolas" w:hAnsi="Consolas"/>
+          <w:color w:val="262626"/>
+          <w:sz w:val="16"/>
+        </w:rPr>
+        <w:t xml:space="preserve"> </w:t>
+      </w:r>
+      <w:r>
+        <w:rPr>
+          <w:rFonts w:ascii="Consolas" w:hAnsi="Consolas"/>
+          <w:color w:val="0073E6"/>
+          <w:sz w:val="16"/>
+        </w:rPr>
+        <w:t xml:space="preserve">--env=testing</w:t>
+      </w:r>
+      <w:r>
         <w:br/>
       </w:r>
       <w:r>
         <w:rPr>
           <w:rFonts w:ascii="Consolas" w:hAnsi="Consolas"/>
-          <w:color w:val="4EC9B0"/>
+          <w:b/>
+          <w:color w:val="000080"/>
           <w:sz w:val="16"/>
         </w:rPr>
-        <w:t>php</w:t>
+        <w:t xml:space="preserve">php</w:t>
       </w:r>
       <w:r>
         <w:rPr>
           <w:rFonts w:ascii="Consolas" w:hAnsi="Consolas"/>
-          <w:color w:val="D4D4D4"/>
+          <w:color w:val="262626"/>
           <w:sz w:val="16"/>
         </w:rPr>
-        <w:t xml:space="preserve"> artisan test --testsuite=</w:t>
+        <w:t xml:space="preserve"> artisan test </w:t>
       </w:r>
       <w:r>
         <w:rPr>
           <w:rFonts w:ascii="Consolas" w:hAnsi="Consolas"/>
-          <w:color w:val="4EC9B0"/>
+          <w:color w:val="0073E6"/>
           <w:sz w:val="16"/>
         </w:rPr>
-        <w:t>Feature</w:t>
+        <w:t xml:space="preserve">--testsuite=Feature</w:t>
       </w:r>
       <w:r>
         <w:rPr>
           <w:rFonts w:ascii="Consolas" w:hAnsi="Consolas"/>
-          <w:color w:val="D4D4D4"/>
+          <w:color w:val="262626"/>
           <w:sz w:val="16"/>
         </w:rPr>
-        <w:t xml:space="preserve"> --stop-on-failure</w:t>
-        <w:br/>
-        <w:t xml:space="preserve">./vendor/bin/pint --test</w:t>
+        <w:t xml:space="preserve"> </w:t>
+      </w:r>
+      <w:r>
+        <w:rPr>
+          <w:rFonts w:ascii="Consolas" w:hAnsi="Consolas"/>
+          <w:color w:val="0073E6"/>
+          <w:sz w:val="16"/>
+        </w:rPr>
+        <w:t xml:space="preserve">--stop-on-failure</w:t>
+      </w:r>
+      <w:r>
         <w:br/>
       </w:r>
       <w:r>
         <w:rPr>
           <w:rFonts w:ascii="Consolas" w:hAnsi="Consolas"/>
-          <w:color w:val="4EC9B0"/>
+          <w:color w:val="262626"/>
           <w:sz w:val="16"/>
         </w:rPr>
-        <w:t>npm</w:t>
+        <w:t xml:space="preserve">./vendor/bin/pint </w:t>
       </w:r>
       <w:r>
         <w:rPr>
           <w:rFonts w:ascii="Consolas" w:hAnsi="Consolas"/>
-          <w:color w:val="D4D4D4"/>
+          <w:color w:val="0073E6"/>
+          <w:sz w:val="16"/>
+        </w:rPr>
+        <w:t xml:space="preserve">--test</w:t>
+      </w:r>
+      <w:r>
+        <w:br/>
+      </w:r>
+      <w:r>
+        <w:rPr>
+          <w:rFonts w:ascii="Consolas" w:hAnsi="Consolas"/>
+          <w:b/>
+          <w:color w:val="000080"/>
+          <w:sz w:val="16"/>
+        </w:rPr>
+        <w:t xml:space="preserve">npm</w:t>
+      </w:r>
+      <w:r>
+        <w:rPr>
+          <w:rFonts w:ascii="Consolas" w:hAnsi="Consolas"/>
+          <w:color w:val="262626"/>
           <w:sz w:val="16"/>
         </w:rPr>
         <w:t xml:space="preserve"> run build</w:t>
@@ -5044,431 +5127,215 @@
     <w:p>
       <w:pPr>
         <w:pStyle w:val="CodeHeader"/>
-        <w:shd w:fill="2D2D30"/>
+        <w:keepNext/>
         <w:pBdr>
-          <w:left w:val="single" w:sz="4" w:space="8" w:color="2D2D30"/>
+          <w:left w:val="single" w:sz="12" w:space="8" w:color="B8DDE0"/>
         </w:pBdr>
+        <w:shd w:val="clear" w:color="auto" w:fill="E4EAED"/>
       </w:pPr>
       <w:r>
-        <w:t>AUDIT KOMPATIBILITAS DEPENDENSI SRS — terminal root proyek   •   BASH</w:t>
+        <w:rPr>
+          <w:rFonts w:ascii="Consolas" w:hAnsi="Consolas"/>
+          <w:b/>
+          <w:color w:val="262626"/>
+          <w:sz w:val="16"/>
+        </w:rPr>
+        <w:t xml:space="preserve">AUDIT KOMPATIBILITAS DEPENDENSI SRS — terminal root proyek   •   BASH</w:t>
       </w:r>
     </w:p>
     <w:p>
       <w:pPr>
         <w:pStyle w:val="CodeBlock"/>
-        <w:shd w:fill="1E1E1E"/>
         <w:keepLines/>
         <w:pBdr>
-          <w:left w:val="single" w:sz="4" w:space="8" w:color="1E1E1E"/>
+          <w:left w:val="single" w:sz="12" w:space="8" w:color="B8DDE0"/>
         </w:pBdr>
+        <w:shd w:val="clear" w:color="auto" w:fill="F2F3F7"/>
       </w:pPr>
       <w:r>
         <w:rPr>
-          <w:rFonts w:ascii="Consolas" w:hAnsi="Consolas" w:eastAsia="Consolas"/>
-          <w:color w:val="4EC9B0"/>
+          <w:rFonts w:ascii="Consolas" w:hAnsi="Consolas"/>
+          <w:b/>
+          <w:color w:val="000080"/>
           <w:sz w:val="16"/>
         </w:rPr>
-        <w:t>composer</w:t>
+        <w:t xml:space="preserve">composer</w:t>
       </w:r>
       <w:r>
         <w:rPr>
-          <w:rFonts w:ascii="Consolas" w:hAnsi="Consolas" w:eastAsia="Consolas"/>
-          <w:color w:val="D4D4D4"/>
+          <w:rFonts w:ascii="Consolas" w:hAnsi="Consolas"/>
+          <w:color w:val="262626"/>
           <w:sz w:val="16"/>
         </w:rPr>
-        <w:t xml:space="preserve"> </w:t>
+        <w:t xml:space="preserve"> require chillerlan/php-qrcode intervention/image-laravel </w:t>
       </w:r>
       <w:r>
         <w:rPr>
-          <w:rFonts w:ascii="Consolas" w:hAnsi="Consolas" w:eastAsia="Consolas"/>
-          <w:color w:val="D4D4D4"/>
+          <w:rFonts w:ascii="Consolas" w:hAnsi="Consolas"/>
+          <w:color w:val="0073E6"/>
           <w:sz w:val="16"/>
         </w:rPr>
-        <w:t>require</w:t>
+        <w:t xml:space="preserve">--dry-run</w:t>
       </w:r>
       <w:r>
-        <w:rPr>
-          <w:rFonts w:ascii="Consolas" w:hAnsi="Consolas" w:eastAsia="Consolas"/>
-          <w:color w:val="D4D4D4"/>
-          <w:sz w:val="16"/>
-        </w:rPr>
-        <w:t xml:space="preserve"> </w:t>
-      </w:r>
-      <w:r>
-        <w:rPr>
-          <w:rFonts w:ascii="Consolas" w:hAnsi="Consolas" w:eastAsia="Consolas"/>
-          <w:color w:val="D4D4D4"/>
-          <w:sz w:val="16"/>
-        </w:rPr>
-        <w:t>chillerlan/php-qrcode</w:t>
-      </w:r>
-      <w:r>
-        <w:rPr>
-          <w:rFonts w:ascii="Consolas" w:hAnsi="Consolas" w:eastAsia="Consolas"/>
-          <w:color w:val="D4D4D4"/>
-          <w:sz w:val="16"/>
-        </w:rPr>
-        <w:t xml:space="preserve"> </w:t>
-      </w:r>
-      <w:r>
-        <w:rPr>
-          <w:rFonts w:ascii="Consolas" w:hAnsi="Consolas" w:eastAsia="Consolas"/>
-          <w:color w:val="D4D4D4"/>
-          <w:sz w:val="16"/>
-        </w:rPr>
-        <w:t>intervention/image-laravel</w:t>
-      </w:r>
-      <w:r>
-        <w:rPr>
-          <w:rFonts w:ascii="Consolas" w:hAnsi="Consolas" w:eastAsia="Consolas"/>
-          <w:color w:val="D4D4D4"/>
-          <w:sz w:val="16"/>
-        </w:rPr>
-        <w:t xml:space="preserve"> </w:t>
-      </w:r>
-      <w:r>
-        <w:rPr>
-          <w:rFonts w:ascii="Consolas" w:hAnsi="Consolas" w:eastAsia="Consolas"/>
-          <w:color w:val="9CDCFE"/>
-          <w:sz w:val="16"/>
-        </w:rPr>
-        <w:t>--dry-run</w:t>
-      </w:r>
-      <w:r>
-        <w:rPr>
-          <w:rFonts w:ascii="Consolas" w:hAnsi="Consolas" w:eastAsia="Consolas"/>
-          <w:color w:val="D4D4D4"/>
-          <w:sz w:val="16"/>
-        </w:rPr>
         <w:br/>
       </w:r>
       <w:r>
         <w:rPr>
-          <w:rFonts w:ascii="Consolas" w:hAnsi="Consolas" w:eastAsia="Consolas"/>
-          <w:color w:val="4EC9B0"/>
+          <w:rFonts w:ascii="Consolas" w:hAnsi="Consolas"/>
+          <w:b/>
+          <w:color w:val="000080"/>
           <w:sz w:val="16"/>
         </w:rPr>
-        <w:t>composer</w:t>
+        <w:t xml:space="preserve">composer</w:t>
       </w:r>
       <w:r>
         <w:rPr>
-          <w:rFonts w:ascii="Consolas" w:hAnsi="Consolas" w:eastAsia="Consolas"/>
-          <w:color w:val="D4D4D4"/>
+          <w:rFonts w:ascii="Consolas" w:hAnsi="Consolas"/>
+          <w:color w:val="262626"/>
           <w:sz w:val="16"/>
         </w:rPr>
-        <w:t xml:space="preserve"> </w:t>
+        <w:t xml:space="preserve"> require maatwebsite/excel barryvdh/laravel-dompdf </w:t>
       </w:r>
       <w:r>
         <w:rPr>
-          <w:rFonts w:ascii="Consolas" w:hAnsi="Consolas" w:eastAsia="Consolas"/>
-          <w:color w:val="D4D4D4"/>
+          <w:rFonts w:ascii="Consolas" w:hAnsi="Consolas"/>
+          <w:color w:val="0073E6"/>
           <w:sz w:val="16"/>
         </w:rPr>
-        <w:t>require</w:t>
+        <w:t xml:space="preserve">--dry-run</w:t>
       </w:r>
       <w:r>
-        <w:rPr>
-          <w:rFonts w:ascii="Consolas" w:hAnsi="Consolas" w:eastAsia="Consolas"/>
-          <w:color w:val="D4D4D4"/>
-          <w:sz w:val="16"/>
-        </w:rPr>
-        <w:t xml:space="preserve"> </w:t>
-      </w:r>
-      <w:r>
-        <w:rPr>
-          <w:rFonts w:ascii="Consolas" w:hAnsi="Consolas" w:eastAsia="Consolas"/>
-          <w:color w:val="D4D4D4"/>
-          <w:sz w:val="16"/>
-        </w:rPr>
-        <w:t>maatwebsite/excel</w:t>
-      </w:r>
-      <w:r>
-        <w:rPr>
-          <w:rFonts w:ascii="Consolas" w:hAnsi="Consolas" w:eastAsia="Consolas"/>
-          <w:color w:val="D4D4D4"/>
-          <w:sz w:val="16"/>
-        </w:rPr>
-        <w:t xml:space="preserve"> </w:t>
-      </w:r>
-      <w:r>
-        <w:rPr>
-          <w:rFonts w:ascii="Consolas" w:hAnsi="Consolas" w:eastAsia="Consolas"/>
-          <w:color w:val="D4D4D4"/>
-          <w:sz w:val="16"/>
-        </w:rPr>
-        <w:t>barryvdh/laravel-dompdf</w:t>
-      </w:r>
-      <w:r>
-        <w:rPr>
-          <w:rFonts w:ascii="Consolas" w:hAnsi="Consolas" w:eastAsia="Consolas"/>
-          <w:color w:val="D4D4D4"/>
-          <w:sz w:val="16"/>
-        </w:rPr>
-        <w:t xml:space="preserve"> </w:t>
-      </w:r>
-      <w:r>
-        <w:rPr>
-          <w:rFonts w:ascii="Consolas" w:hAnsi="Consolas" w:eastAsia="Consolas"/>
-          <w:color w:val="9CDCFE"/>
-          <w:sz w:val="16"/>
-        </w:rPr>
-        <w:t>--dry-run</w:t>
-      </w:r>
-      <w:r>
-        <w:rPr>
-          <w:rFonts w:ascii="Consolas" w:hAnsi="Consolas" w:eastAsia="Consolas"/>
-          <w:color w:val="D4D4D4"/>
-          <w:sz w:val="16"/>
-        </w:rPr>
         <w:br/>
       </w:r>
       <w:r>
         <w:rPr>
-          <w:rFonts w:ascii="Consolas" w:hAnsi="Consolas" w:eastAsia="Consolas"/>
-          <w:color w:val="4EC9B0"/>
+          <w:rFonts w:ascii="Consolas" w:hAnsi="Consolas"/>
+          <w:b/>
+          <w:color w:val="000080"/>
           <w:sz w:val="16"/>
         </w:rPr>
-        <w:t>composer</w:t>
+        <w:t xml:space="preserve">composer</w:t>
       </w:r>
       <w:r>
         <w:rPr>
-          <w:rFonts w:ascii="Consolas" w:hAnsi="Consolas" w:eastAsia="Consolas"/>
-          <w:color w:val="D4D4D4"/>
+          <w:rFonts w:ascii="Consolas" w:hAnsi="Consolas"/>
+          <w:color w:val="262626"/>
           <w:sz w:val="16"/>
         </w:rPr>
-        <w:t xml:space="preserve"> </w:t>
+        <w:t xml:space="preserve"> require laravel-notification-channels/webpush </w:t>
       </w:r>
       <w:r>
         <w:rPr>
-          <w:rFonts w:ascii="Consolas" w:hAnsi="Consolas" w:eastAsia="Consolas"/>
-          <w:color w:val="D4D4D4"/>
+          <w:rFonts w:ascii="Consolas" w:hAnsi="Consolas"/>
+          <w:color w:val="0073E6"/>
           <w:sz w:val="16"/>
         </w:rPr>
-        <w:t>require</w:t>
+        <w:t xml:space="preserve">--dry-run</w:t>
       </w:r>
       <w:r>
-        <w:rPr>
-          <w:rFonts w:ascii="Consolas" w:hAnsi="Consolas" w:eastAsia="Consolas"/>
-          <w:color w:val="D4D4D4"/>
-          <w:sz w:val="16"/>
-        </w:rPr>
-        <w:t xml:space="preserve"> </w:t>
-      </w:r>
-      <w:r>
-        <w:rPr>
-          <w:rFonts w:ascii="Consolas" w:hAnsi="Consolas" w:eastAsia="Consolas"/>
-          <w:color w:val="D4D4D4"/>
-          <w:sz w:val="16"/>
-        </w:rPr>
-        <w:t>laravel-notification-channels/webpush</w:t>
-      </w:r>
-      <w:r>
-        <w:rPr>
-          <w:rFonts w:ascii="Consolas" w:hAnsi="Consolas" w:eastAsia="Consolas"/>
-          <w:color w:val="D4D4D4"/>
-          <w:sz w:val="16"/>
-        </w:rPr>
-        <w:t xml:space="preserve"> </w:t>
-      </w:r>
-      <w:r>
-        <w:rPr>
-          <w:rFonts w:ascii="Consolas" w:hAnsi="Consolas" w:eastAsia="Consolas"/>
-          <w:color w:val="9CDCFE"/>
-          <w:sz w:val="16"/>
-        </w:rPr>
-        <w:t>--dry-run</w:t>
-      </w:r>
-      <w:r>
-        <w:rPr>
-          <w:rFonts w:ascii="Consolas" w:hAnsi="Consolas" w:eastAsia="Consolas"/>
-          <w:color w:val="D4D4D4"/>
-          <w:sz w:val="16"/>
-        </w:rPr>
         <w:br/>
       </w:r>
       <w:r>
         <w:rPr>
-          <w:rFonts w:ascii="Consolas" w:hAnsi="Consolas" w:eastAsia="Consolas"/>
-          <w:color w:val="4EC9B0"/>
+          <w:rFonts w:ascii="Consolas" w:hAnsi="Consolas"/>
+          <w:b/>
+          <w:color w:val="000080"/>
           <w:sz w:val="16"/>
         </w:rPr>
-        <w:t>npm</w:t>
+        <w:t xml:space="preserve">npm</w:t>
       </w:r>
       <w:r>
         <w:rPr>
-          <w:rFonts w:ascii="Consolas" w:hAnsi="Consolas" w:eastAsia="Consolas"/>
-          <w:color w:val="D4D4D4"/>
+          <w:rFonts w:ascii="Consolas" w:hAnsi="Consolas"/>
+          <w:color w:val="262626"/>
           <w:sz w:val="16"/>
         </w:rPr>
-        <w:t xml:space="preserve"> </w:t>
+        <w:t xml:space="preserve"> install </w:t>
       </w:r>
       <w:r>
         <w:rPr>
-          <w:rFonts w:ascii="Consolas" w:hAnsi="Consolas" w:eastAsia="Consolas"/>
-          <w:color w:val="D4D4D4"/>
+          <w:rFonts w:ascii="Consolas" w:hAnsi="Consolas"/>
+          <w:color w:val="0073E6"/>
           <w:sz w:val="16"/>
         </w:rPr>
-        <w:t>install</w:t>
+        <w:t xml:space="preserve">--dry-run</w:t>
       </w:r>
       <w:r>
         <w:rPr>
-          <w:rFonts w:ascii="Consolas" w:hAnsi="Consolas" w:eastAsia="Consolas"/>
-          <w:color w:val="D4D4D4"/>
+          <w:rFonts w:ascii="Consolas" w:hAnsi="Consolas"/>
+          <w:color w:val="262626"/>
           <w:sz w:val="16"/>
         </w:rPr>
-        <w:t xml:space="preserve"> </w:t>
+        <w:t xml:space="preserve"> laravel-echo pusher-js</w:t>
       </w:r>
       <w:r>
-        <w:rPr>
-          <w:rFonts w:ascii="Consolas" w:hAnsi="Consolas" w:eastAsia="Consolas"/>
-          <w:color w:val="9CDCFE"/>
-          <w:sz w:val="16"/>
-        </w:rPr>
-        <w:t>--dry-run</w:t>
-      </w:r>
-      <w:r>
-        <w:rPr>
-          <w:rFonts w:ascii="Consolas" w:hAnsi="Consolas" w:eastAsia="Consolas"/>
-          <w:color w:val="D4D4D4"/>
-          <w:sz w:val="16"/>
-        </w:rPr>
-        <w:t xml:space="preserve"> </w:t>
-      </w:r>
-      <w:r>
-        <w:rPr>
-          <w:rFonts w:ascii="Consolas" w:hAnsi="Consolas" w:eastAsia="Consolas"/>
-          <w:color w:val="D4D4D4"/>
-          <w:sz w:val="16"/>
-        </w:rPr>
-        <w:t>laravel-echo</w:t>
-      </w:r>
-      <w:r>
-        <w:rPr>
-          <w:rFonts w:ascii="Consolas" w:hAnsi="Consolas" w:eastAsia="Consolas"/>
-          <w:color w:val="D4D4D4"/>
-          <w:sz w:val="16"/>
-        </w:rPr>
-        <w:t xml:space="preserve"> </w:t>
-      </w:r>
-      <w:r>
-        <w:rPr>
-          <w:rFonts w:ascii="Consolas" w:hAnsi="Consolas" w:eastAsia="Consolas"/>
-          <w:color w:val="D4D4D4"/>
-          <w:sz w:val="16"/>
-        </w:rPr>
-        <w:t>pusher-js</w:t>
-      </w:r>
-      <w:r>
-        <w:rPr>
-          <w:rFonts w:ascii="Consolas" w:hAnsi="Consolas" w:eastAsia="Consolas"/>
-          <w:color w:val="D4D4D4"/>
-          <w:sz w:val="16"/>
-        </w:rPr>
         <w:br/>
       </w:r>
       <w:r>
         <w:rPr>
-          <w:rFonts w:ascii="Consolas" w:hAnsi="Consolas" w:eastAsia="Consolas"/>
-          <w:color w:val="4EC9B0"/>
+          <w:rFonts w:ascii="Consolas" w:hAnsi="Consolas"/>
+          <w:b/>
+          <w:color w:val="000080"/>
           <w:sz w:val="16"/>
         </w:rPr>
-        <w:t>composer</w:t>
+        <w:t xml:space="preserve">composer</w:t>
       </w:r>
       <w:r>
         <w:rPr>
-          <w:rFonts w:ascii="Consolas" w:hAnsi="Consolas" w:eastAsia="Consolas"/>
-          <w:color w:val="D4D4D4"/>
+          <w:rFonts w:ascii="Consolas" w:hAnsi="Consolas"/>
+          <w:color w:val="262626"/>
           <w:sz w:val="16"/>
         </w:rPr>
-        <w:t xml:space="preserve"> </w:t>
+        <w:t xml:space="preserve"> validate </w:t>
       </w:r>
       <w:r>
         <w:rPr>
-          <w:rFonts w:ascii="Consolas" w:hAnsi="Consolas" w:eastAsia="Consolas"/>
-          <w:color w:val="D4D4D4"/>
+          <w:rFonts w:ascii="Consolas" w:hAnsi="Consolas"/>
+          <w:color w:val="0073E6"/>
           <w:sz w:val="16"/>
         </w:rPr>
-        <w:t>validate</w:t>
+        <w:t xml:space="preserve">--strict</w:t>
       </w:r>
       <w:r>
-        <w:rPr>
-          <w:rFonts w:ascii="Consolas" w:hAnsi="Consolas" w:eastAsia="Consolas"/>
-          <w:color w:val="D4D4D4"/>
-          <w:sz w:val="16"/>
-        </w:rPr>
-        <w:t xml:space="preserve"> </w:t>
-      </w:r>
-      <w:r>
-        <w:rPr>
-          <w:rFonts w:ascii="Consolas" w:hAnsi="Consolas" w:eastAsia="Consolas"/>
-          <w:color w:val="9CDCFE"/>
-          <w:sz w:val="16"/>
-        </w:rPr>
-        <w:t>--strict</w:t>
-      </w:r>
-      <w:r>
-        <w:rPr>
-          <w:rFonts w:ascii="Consolas" w:hAnsi="Consolas" w:eastAsia="Consolas"/>
-          <w:color w:val="D4D4D4"/>
-          <w:sz w:val="16"/>
-        </w:rPr>
         <w:br/>
       </w:r>
       <w:r>
         <w:rPr>
-          <w:rFonts w:ascii="Consolas" w:hAnsi="Consolas" w:eastAsia="Consolas"/>
-          <w:color w:val="4EC9B0"/>
+          <w:rFonts w:ascii="Consolas" w:hAnsi="Consolas"/>
+          <w:b/>
+          <w:color w:val="000080"/>
           <w:sz w:val="16"/>
         </w:rPr>
-        <w:t>composer</w:t>
+        <w:t xml:space="preserve">composer</w:t>
       </w:r>
       <w:r>
         <w:rPr>
-          <w:rFonts w:ascii="Consolas" w:hAnsi="Consolas" w:eastAsia="Consolas"/>
-          <w:color w:val="D4D4D4"/>
+          <w:rFonts w:ascii="Consolas" w:hAnsi="Consolas"/>
+          <w:color w:val="262626"/>
           <w:sz w:val="16"/>
         </w:rPr>
-        <w:t xml:space="preserve"> </w:t>
+        <w:t xml:space="preserve"> audit</w:t>
       </w:r>
       <w:r>
-        <w:rPr>
-          <w:rFonts w:ascii="Consolas" w:hAnsi="Consolas" w:eastAsia="Consolas"/>
-          <w:color w:val="D4D4D4"/>
-          <w:sz w:val="16"/>
-        </w:rPr>
-        <w:t>audit</w:t>
-      </w:r>
-      <w:r>
-        <w:rPr>
-          <w:rFonts w:ascii="Consolas" w:hAnsi="Consolas" w:eastAsia="Consolas"/>
-          <w:color w:val="D4D4D4"/>
-          <w:sz w:val="16"/>
-        </w:rPr>
         <w:br/>
       </w:r>
       <w:r>
         <w:rPr>
-          <w:rFonts w:ascii="Consolas" w:hAnsi="Consolas" w:eastAsia="Consolas"/>
-          <w:color w:val="4EC9B0"/>
+          <w:rFonts w:ascii="Consolas" w:hAnsi="Consolas"/>
+          <w:b/>
+          <w:color w:val="000080"/>
           <w:sz w:val="16"/>
         </w:rPr>
-        <w:t>npm</w:t>
+        <w:t xml:space="preserve">npm</w:t>
       </w:r>
       <w:r>
         <w:rPr>
-          <w:rFonts w:ascii="Consolas" w:hAnsi="Consolas" w:eastAsia="Consolas"/>
-          <w:color w:val="D4D4D4"/>
+          <w:rFonts w:ascii="Consolas" w:hAnsi="Consolas"/>
+          <w:color w:val="262626"/>
           <w:sz w:val="16"/>
         </w:rPr>
-        <w:t xml:space="preserve"> </w:t>
-      </w:r>
-      <w:r>
-        <w:rPr>
-          <w:rFonts w:ascii="Consolas" w:hAnsi="Consolas" w:eastAsia="Consolas"/>
-          <w:color w:val="D4D4D4"/>
-          <w:sz w:val="16"/>
-        </w:rPr>
-        <w:t>audit</w:t>
+        <w:t xml:space="preserve"> audit</w:t>
       </w:r>
     </w:p>
     <w:p>
@@ -7909,8 +7776,10 @@
       <w:r>
         <w:rPr>
           <w:rFonts w:ascii="Aptos" w:hAnsi="Aptos"/>
+          <w:color w:val="1F2937"/>
+          <w:sz w:val="19"/>
         </w:rPr>
-        <w:t>Preset dasar yang digunakan adalah compact_reference_guide dengan named override untuk modul pembelajaran: A4 portrait; margin atas 1,65 cm, bawah 1,55 cm, kiri/kanan 1,75 cm; Aptos 10,2 pt; line spacing 1,16; heading beraksen Laravel red; tabel ringkas; callout Predict/Try/Observe; code block Consolas bertema Visual Studio Code Dark+; checklist; exit ticket; serta screenshot mockup UI.</w:t>
+        <w:t xml:space="preserve">Preset dasar yang digunakan adalah compact_reference_guide dengan named override untuk modul pembelajaran: A4 portrait; margin atas 1,65 cm, bawah 1,55 cm, kiri/kanan 1,75 cm; Aptos 10,2 pt; line spacing 1,16; heading beraksen Laravel red; tabel ringkas; callout Predict/Try/Observe; code block Consolas berlatar Cyan Light dengan pewarnaan token Visual Studio Code; checklist; exit ticket; serta screenshot mockup UI.</w:t>
       </w:r>
     </w:p>
     <w:p>
@@ -8491,6 +8360,19 @@
         <w:pStyle w:val="ListBody"/>
       </w:pPr>
       <w:r>
+        <w:rPr>
+          <w:rFonts w:ascii="Aptos" w:hAnsi="Aptos"/>
+          <w:color w:val="1F2937"/>
+          <w:sz w:val="19"/>
+        </w:rPr>
+        <w:t xml:space="preserve">DOC-00-001 — Seluruh blok kode (208 blok, 133 label) memakai latar terang tema Cyan Light (JetBrains) dengan pewarnaan token standar Visual Studio Code untuk PHP, HTML/Blade, cmd, dan bash; teks kode tidak berubah; penjelasan palet di “Cara Membaca Sampel Kode” dan Lampiran diperbarui.</w:t>
+      </w:r>
+    </w:p>
+    <w:p>
+      <w:pPr>
+        <w:pStyle w:val="ListBody"/>
+      </w:pPr>
+      <w:r>
         <w:t xml:space="preserve">DOC-01-001 — Basis dokumen: parameter menyebut v4/v5 yang tidak ada; basis nyata adalah v7. Revisi kumulatif ditulis ke berkas v8; v7 tetap utuh di references/.</w:t>
       </w:r>
     </w:p>
@@ -8869,6 +8751,19 @@
           <w:color w:val="1F2937"/>
           <w:sz w:val="19"/>
         </w:rPr>
+        <w:t xml:space="preserve">DOC-05-007 — Rantai v3 (use case SRS v2): Modul 5 menuntaskan UC-19 (penguncian 5x/10 menit, pesan generik, redirect per peran, sesi 8 jam) dan UC-21 (onboarding penanggung jawab + rekening + tautan atur kata sandi, aktif/nonaktif tenant, riwayat komisi beserta pengelola); ditambahkan deskripsi use case, mockup, Tahap 8, dan output nyata browser.</w:t>
+      </w:r>
+    </w:p>
+    <w:p>
+      <w:pPr>
+        <w:pStyle w:val="ListBody"/>
+      </w:pPr>
+      <w:r>
+        <w:rPr>
+          <w:rFonts w:ascii="Aptos" w:hAnsi="Aptos"/>
+          <w:color w:val="1F2937"/>
+          <w:sz w:val="19"/>
+        </w:rPr>
         <w:t xml:space="preserve">DOC-06-004 — Controller/view/route meja di modul Admin; controller + route publik scan QR di modul Ordering (</w:t>
       </w:r>
       <w:r>
@@ -8934,6 +8829,19 @@
           <w:sz w:val="19"/>
         </w:rPr>
         <w:t xml:space="preserve">DOC-06-005 — Blok BUAT FILE per tahap Modul 6: make:model, make:policy --model, make:controller FQN (termasuk --invokable untuk /q/{token}), make:trait FQN, make:class (OpaqueToken, service Admin/Ordering), make:test --unit; view &amp; route modul manual.</w:t>
+      </w:r>
+    </w:p>
+    <w:p>
+      <w:pPr>
+        <w:pStyle w:val="ListBody"/>
+      </w:pPr>
+      <w:r>
+        <w:rPr>
+          <w:rFonts w:ascii="Aptos" w:hAnsi="Aptos"/>
+          <w:color w:val="1F2937"/>
+          <w:sz w:val="19"/>
+        </w:rPr>
+        <w:t xml:space="preserve">DOC-06-006 — Rantai v3 (use case SRS v2): Modul 6 menuntaskan UC-22 (QR siap cetak SVG via bacon/bacon-qr-code, nonaktif/aktif meja, ringkasan meja) dan UC-02 (halaman sambutan meja + tenant buka/tutup, pesan QR tidak valid, penolakan di luar jam operasional); ditambahkan deskripsi use case, mockup, Tahap 8, dan output nyata browser.</w:t>
       </w:r>
     </w:p>
     <w:sectPr>
@@ -21196,7 +21104,7 @@
     </w:pPr>
     <w:rPr>
       <w:rFonts w:ascii="Consolas" w:hAnsi="Consolas"/>
-      <w:color w:val="D4D4D4"/>
+      <w:color w:val="262626"/>
       <w:sz w:val="16"/>
     </w:rPr>
   </w:style>
@@ -21308,7 +21216,7 @@
     <w:rPr>
       <w:rFonts w:ascii="Consolas" w:hAnsi="Consolas"/>
       <w:b/>
-      <w:color w:val="FFFFFF"/>
+      <w:color w:val="262626"/>
       <w:sz w:val="16"/>
     </w:rPr>
   </w:style>

--- a/modul_praktikum/Lampiran.docx
+++ b/modul_praktikum/Lampiran.docx
@@ -3577,92 +3577,175 @@
     <w:p>
       <w:pPr>
         <w:pStyle w:val="CodeBlock"/>
-        <w:shd w:fill="1E1E1E" w:val="clear"/>
         <w:pBdr>
-          <w:left w:val="single" w:sz="4" w:space="8" w:color="1E1E1E"/>
+          <w:left w:val="single" w:sz="12" w:space="8" w:color="B8DDE0"/>
         </w:pBdr>
+        <w:shd w:val="clear" w:color="auto" w:fill="F2F3F7"/>
       </w:pPr>
       <w:r>
         <w:rPr>
           <w:rFonts w:ascii="Consolas" w:hAnsi="Consolas"/>
-          <w:color w:val="4EC9B0"/>
+          <w:b/>
+          <w:color w:val="000080"/>
           <w:sz w:val="16"/>
         </w:rPr>
-        <w:t>php</w:t>
+        <w:t xml:space="preserve">php</w:t>
       </w:r>
       <w:r>
         <w:rPr>
           <w:rFonts w:ascii="Consolas" w:hAnsi="Consolas"/>
-          <w:color w:val="D4D4D4"/>
+          <w:color w:val="262626"/>
           <w:sz w:val="16"/>
         </w:rPr>
-        <w:t xml:space="preserve"> artisan optimize:clear</w:t>
+        <w:t xml:space="preserve"> artisan </w:t>
+      </w:r>
+      <w:r>
+        <w:rPr>
+          <w:rFonts w:ascii="Consolas" w:hAnsi="Consolas"/>
+          <w:color w:val="795E26"/>
+          <w:sz w:val="16"/>
+        </w:rPr>
+        <w:t xml:space="preserve">optimize:clear</w:t>
+      </w:r>
+      <w:r>
         <w:br/>
       </w:r>
       <w:r>
         <w:rPr>
           <w:rFonts w:ascii="Consolas" w:hAnsi="Consolas"/>
-          <w:color w:val="4EC9B0"/>
+          <w:b/>
+          <w:color w:val="000080"/>
           <w:sz w:val="16"/>
         </w:rPr>
-        <w:t>php</w:t>
+        <w:t xml:space="preserve">php</w:t>
       </w:r>
       <w:r>
         <w:rPr>
           <w:rFonts w:ascii="Consolas" w:hAnsi="Consolas"/>
-          <w:color w:val="D4D4D4"/>
+          <w:color w:val="262626"/>
           <w:sz w:val="16"/>
         </w:rPr>
-        <w:t xml:space="preserve"> artisan migrate:fresh --seed --env=testing</w:t>
+        <w:t xml:space="preserve"> artisan </w:t>
+      </w:r>
+      <w:r>
+        <w:rPr>
+          <w:rFonts w:ascii="Consolas" w:hAnsi="Consolas"/>
+          <w:color w:val="795E26"/>
+          <w:sz w:val="16"/>
+        </w:rPr>
+        <w:t xml:space="preserve">migrate:fresh</w:t>
+      </w:r>
+      <w:r>
+        <w:rPr>
+          <w:rFonts w:ascii="Consolas" w:hAnsi="Consolas"/>
+          <w:color w:val="262626"/>
+          <w:sz w:val="16"/>
+        </w:rPr>
+        <w:t xml:space="preserve"> </w:t>
+      </w:r>
+      <w:r>
+        <w:rPr>
+          <w:rFonts w:ascii="Consolas" w:hAnsi="Consolas"/>
+          <w:color w:val="0073E6"/>
+          <w:sz w:val="16"/>
+        </w:rPr>
+        <w:t xml:space="preserve">--seed</w:t>
+      </w:r>
+      <w:r>
+        <w:rPr>
+          <w:rFonts w:ascii="Consolas" w:hAnsi="Consolas"/>
+          <w:color w:val="262626"/>
+          <w:sz w:val="16"/>
+        </w:rPr>
+        <w:t xml:space="preserve"> </w:t>
+      </w:r>
+      <w:r>
+        <w:rPr>
+          <w:rFonts w:ascii="Consolas" w:hAnsi="Consolas"/>
+          <w:color w:val="0073E6"/>
+          <w:sz w:val="16"/>
+        </w:rPr>
+        <w:t xml:space="preserve">--env=testing</w:t>
+      </w:r>
+      <w:r>
         <w:br/>
       </w:r>
       <w:r>
         <w:rPr>
           <w:rFonts w:ascii="Consolas" w:hAnsi="Consolas"/>
-          <w:color w:val="4EC9B0"/>
+          <w:b/>
+          <w:color w:val="000080"/>
           <w:sz w:val="16"/>
         </w:rPr>
-        <w:t>php</w:t>
+        <w:t xml:space="preserve">php</w:t>
       </w:r>
       <w:r>
         <w:rPr>
           <w:rFonts w:ascii="Consolas" w:hAnsi="Consolas"/>
-          <w:color w:val="D4D4D4"/>
+          <w:color w:val="262626"/>
           <w:sz w:val="16"/>
         </w:rPr>
-        <w:t xml:space="preserve"> artisan test --testsuite=</w:t>
+        <w:t xml:space="preserve"> artisan test </w:t>
       </w:r>
       <w:r>
         <w:rPr>
           <w:rFonts w:ascii="Consolas" w:hAnsi="Consolas"/>
-          <w:color w:val="4EC9B0"/>
+          <w:color w:val="0073E6"/>
           <w:sz w:val="16"/>
         </w:rPr>
-        <w:t>Feature</w:t>
+        <w:t xml:space="preserve">--testsuite=Feature</w:t>
       </w:r>
       <w:r>
         <w:rPr>
           <w:rFonts w:ascii="Consolas" w:hAnsi="Consolas"/>
-          <w:color w:val="D4D4D4"/>
+          <w:color w:val="262626"/>
           <w:sz w:val="16"/>
         </w:rPr>
-        <w:t xml:space="preserve"> --stop-on-failure</w:t>
-        <w:br/>
-        <w:t xml:space="preserve">./vendor/bin/pint --test</w:t>
+        <w:t xml:space="preserve"> </w:t>
+      </w:r>
+      <w:r>
+        <w:rPr>
+          <w:rFonts w:ascii="Consolas" w:hAnsi="Consolas"/>
+          <w:color w:val="0073E6"/>
+          <w:sz w:val="16"/>
+        </w:rPr>
+        <w:t xml:space="preserve">--stop-on-failure</w:t>
+      </w:r>
+      <w:r>
         <w:br/>
       </w:r>
       <w:r>
         <w:rPr>
           <w:rFonts w:ascii="Consolas" w:hAnsi="Consolas"/>
-          <w:color w:val="4EC9B0"/>
+          <w:color w:val="262626"/>
           <w:sz w:val="16"/>
         </w:rPr>
-        <w:t>npm</w:t>
+        <w:t xml:space="preserve">./vendor/bin/pint </w:t>
       </w:r>
       <w:r>
         <w:rPr>
           <w:rFonts w:ascii="Consolas" w:hAnsi="Consolas"/>
-          <w:color w:val="D4D4D4"/>
+          <w:color w:val="0073E6"/>
+          <w:sz w:val="16"/>
+        </w:rPr>
+        <w:t xml:space="preserve">--test</w:t>
+      </w:r>
+      <w:r>
+        <w:br/>
+      </w:r>
+      <w:r>
+        <w:rPr>
+          <w:rFonts w:ascii="Consolas" w:hAnsi="Consolas"/>
+          <w:b/>
+          <w:color w:val="000080"/>
+          <w:sz w:val="16"/>
+        </w:rPr>
+        <w:t xml:space="preserve">npm</w:t>
+      </w:r>
+      <w:r>
+        <w:rPr>
+          <w:rFonts w:ascii="Consolas" w:hAnsi="Consolas"/>
+          <w:color w:val="262626"/>
           <w:sz w:val="16"/>
         </w:rPr>
         <w:t xml:space="preserve"> run build</w:t>
@@ -5044,431 +5127,215 @@
     <w:p>
       <w:pPr>
         <w:pStyle w:val="CodeHeader"/>
-        <w:shd w:fill="2D2D30"/>
+        <w:keepNext/>
         <w:pBdr>
-          <w:left w:val="single" w:sz="4" w:space="8" w:color="2D2D30"/>
+          <w:left w:val="single" w:sz="12" w:space="8" w:color="B8DDE0"/>
         </w:pBdr>
+        <w:shd w:val="clear" w:color="auto" w:fill="E4EAED"/>
       </w:pPr>
       <w:r>
-        <w:t>AUDIT KOMPATIBILITAS DEPENDENSI SRS — terminal root proyek   •   BASH</w:t>
+        <w:rPr>
+          <w:rFonts w:ascii="Consolas" w:hAnsi="Consolas"/>
+          <w:b/>
+          <w:color w:val="262626"/>
+          <w:sz w:val="16"/>
+        </w:rPr>
+        <w:t xml:space="preserve">AUDIT KOMPATIBILITAS DEPENDENSI SRS — terminal root proyek   •   BASH</w:t>
       </w:r>
     </w:p>
     <w:p>
       <w:pPr>
         <w:pStyle w:val="CodeBlock"/>
-        <w:shd w:fill="1E1E1E"/>
         <w:keepLines/>
         <w:pBdr>
-          <w:left w:val="single" w:sz="4" w:space="8" w:color="1E1E1E"/>
+          <w:left w:val="single" w:sz="12" w:space="8" w:color="B8DDE0"/>
         </w:pBdr>
+        <w:shd w:val="clear" w:color="auto" w:fill="F2F3F7"/>
       </w:pPr>
       <w:r>
         <w:rPr>
-          <w:rFonts w:ascii="Consolas" w:hAnsi="Consolas" w:eastAsia="Consolas"/>
-          <w:color w:val="4EC9B0"/>
+          <w:rFonts w:ascii="Consolas" w:hAnsi="Consolas"/>
+          <w:b/>
+          <w:color w:val="000080"/>
           <w:sz w:val="16"/>
         </w:rPr>
-        <w:t>composer</w:t>
+        <w:t xml:space="preserve">composer</w:t>
       </w:r>
       <w:r>
         <w:rPr>
-          <w:rFonts w:ascii="Consolas" w:hAnsi="Consolas" w:eastAsia="Consolas"/>
-          <w:color w:val="D4D4D4"/>
+          <w:rFonts w:ascii="Consolas" w:hAnsi="Consolas"/>
+          <w:color w:val="262626"/>
           <w:sz w:val="16"/>
         </w:rPr>
-        <w:t xml:space="preserve"> </w:t>
+        <w:t xml:space="preserve"> require chillerlan/php-qrcode intervention/image-laravel </w:t>
       </w:r>
       <w:r>
         <w:rPr>
-          <w:rFonts w:ascii="Consolas" w:hAnsi="Consolas" w:eastAsia="Consolas"/>
-          <w:color w:val="D4D4D4"/>
+          <w:rFonts w:ascii="Consolas" w:hAnsi="Consolas"/>
+          <w:color w:val="0073E6"/>
           <w:sz w:val="16"/>
         </w:rPr>
-        <w:t>require</w:t>
+        <w:t xml:space="preserve">--dry-run</w:t>
       </w:r>
       <w:r>
-        <w:rPr>
-          <w:rFonts w:ascii="Consolas" w:hAnsi="Consolas" w:eastAsia="Consolas"/>
-          <w:color w:val="D4D4D4"/>
-          <w:sz w:val="16"/>
-        </w:rPr>
-        <w:t xml:space="preserve"> </w:t>
-      </w:r>
-      <w:r>
-        <w:rPr>
-          <w:rFonts w:ascii="Consolas" w:hAnsi="Consolas" w:eastAsia="Consolas"/>
-          <w:color w:val="D4D4D4"/>
-          <w:sz w:val="16"/>
-        </w:rPr>
-        <w:t>chillerlan/php-qrcode</w:t>
-      </w:r>
-      <w:r>
-        <w:rPr>
-          <w:rFonts w:ascii="Consolas" w:hAnsi="Consolas" w:eastAsia="Consolas"/>
-          <w:color w:val="D4D4D4"/>
-          <w:sz w:val="16"/>
-        </w:rPr>
-        <w:t xml:space="preserve"> </w:t>
-      </w:r>
-      <w:r>
-        <w:rPr>
-          <w:rFonts w:ascii="Consolas" w:hAnsi="Consolas" w:eastAsia="Consolas"/>
-          <w:color w:val="D4D4D4"/>
-          <w:sz w:val="16"/>
-        </w:rPr>
-        <w:t>intervention/image-laravel</w:t>
-      </w:r>
-      <w:r>
-        <w:rPr>
-          <w:rFonts w:ascii="Consolas" w:hAnsi="Consolas" w:eastAsia="Consolas"/>
-          <w:color w:val="D4D4D4"/>
-          <w:sz w:val="16"/>
-        </w:rPr>
-        <w:t xml:space="preserve"> </w:t>
-      </w:r>
-      <w:r>
-        <w:rPr>
-          <w:rFonts w:ascii="Consolas" w:hAnsi="Consolas" w:eastAsia="Consolas"/>
-          <w:color w:val="9CDCFE"/>
-          <w:sz w:val="16"/>
-        </w:rPr>
-        <w:t>--dry-run</w:t>
-      </w:r>
-      <w:r>
-        <w:rPr>
-          <w:rFonts w:ascii="Consolas" w:hAnsi="Consolas" w:eastAsia="Consolas"/>
-          <w:color w:val="D4D4D4"/>
-          <w:sz w:val="16"/>
-        </w:rPr>
         <w:br/>
       </w:r>
       <w:r>
         <w:rPr>
-          <w:rFonts w:ascii="Consolas" w:hAnsi="Consolas" w:eastAsia="Consolas"/>
-          <w:color w:val="4EC9B0"/>
+          <w:rFonts w:ascii="Consolas" w:hAnsi="Consolas"/>
+          <w:b/>
+          <w:color w:val="000080"/>
           <w:sz w:val="16"/>
         </w:rPr>
-        <w:t>composer</w:t>
+        <w:t xml:space="preserve">composer</w:t>
       </w:r>
       <w:r>
         <w:rPr>
-          <w:rFonts w:ascii="Consolas" w:hAnsi="Consolas" w:eastAsia="Consolas"/>
-          <w:color w:val="D4D4D4"/>
+          <w:rFonts w:ascii="Consolas" w:hAnsi="Consolas"/>
+          <w:color w:val="262626"/>
           <w:sz w:val="16"/>
         </w:rPr>
-        <w:t xml:space="preserve"> </w:t>
+        <w:t xml:space="preserve"> require maatwebsite/excel barryvdh/laravel-dompdf </w:t>
       </w:r>
       <w:r>
         <w:rPr>
-          <w:rFonts w:ascii="Consolas" w:hAnsi="Consolas" w:eastAsia="Consolas"/>
-          <w:color w:val="D4D4D4"/>
+          <w:rFonts w:ascii="Consolas" w:hAnsi="Consolas"/>
+          <w:color w:val="0073E6"/>
           <w:sz w:val="16"/>
         </w:rPr>
-        <w:t>require</w:t>
+        <w:t xml:space="preserve">--dry-run</w:t>
       </w:r>
       <w:r>
-        <w:rPr>
-          <w:rFonts w:ascii="Consolas" w:hAnsi="Consolas" w:eastAsia="Consolas"/>
-          <w:color w:val="D4D4D4"/>
-          <w:sz w:val="16"/>
-        </w:rPr>
-        <w:t xml:space="preserve"> </w:t>
-      </w:r>
-      <w:r>
-        <w:rPr>
-          <w:rFonts w:ascii="Consolas" w:hAnsi="Consolas" w:eastAsia="Consolas"/>
-          <w:color w:val="D4D4D4"/>
-          <w:sz w:val="16"/>
-        </w:rPr>
-        <w:t>maatwebsite/excel</w:t>
-      </w:r>
-      <w:r>
-        <w:rPr>
-          <w:rFonts w:ascii="Consolas" w:hAnsi="Consolas" w:eastAsia="Consolas"/>
-          <w:color w:val="D4D4D4"/>
-          <w:sz w:val="16"/>
-        </w:rPr>
-        <w:t xml:space="preserve"> </w:t>
-      </w:r>
-      <w:r>
-        <w:rPr>
-          <w:rFonts w:ascii="Consolas" w:hAnsi="Consolas" w:eastAsia="Consolas"/>
-          <w:color w:val="D4D4D4"/>
-          <w:sz w:val="16"/>
-        </w:rPr>
-        <w:t>barryvdh/laravel-dompdf</w:t>
-      </w:r>
-      <w:r>
-        <w:rPr>
-          <w:rFonts w:ascii="Consolas" w:hAnsi="Consolas" w:eastAsia="Consolas"/>
-          <w:color w:val="D4D4D4"/>
-          <w:sz w:val="16"/>
-        </w:rPr>
-        <w:t xml:space="preserve"> </w:t>
-      </w:r>
-      <w:r>
-        <w:rPr>
-          <w:rFonts w:ascii="Consolas" w:hAnsi="Consolas" w:eastAsia="Consolas"/>
-          <w:color w:val="9CDCFE"/>
-          <w:sz w:val="16"/>
-        </w:rPr>
-        <w:t>--dry-run</w:t>
-      </w:r>
-      <w:r>
-        <w:rPr>
-          <w:rFonts w:ascii="Consolas" w:hAnsi="Consolas" w:eastAsia="Consolas"/>
-          <w:color w:val="D4D4D4"/>
-          <w:sz w:val="16"/>
-        </w:rPr>
         <w:br/>
       </w:r>
       <w:r>
         <w:rPr>
-          <w:rFonts w:ascii="Consolas" w:hAnsi="Consolas" w:eastAsia="Consolas"/>
-          <w:color w:val="4EC9B0"/>
+          <w:rFonts w:ascii="Consolas" w:hAnsi="Consolas"/>
+          <w:b/>
+          <w:color w:val="000080"/>
           <w:sz w:val="16"/>
         </w:rPr>
-        <w:t>composer</w:t>
+        <w:t xml:space="preserve">composer</w:t>
       </w:r>
       <w:r>
         <w:rPr>
-          <w:rFonts w:ascii="Consolas" w:hAnsi="Consolas" w:eastAsia="Consolas"/>
-          <w:color w:val="D4D4D4"/>
+          <w:rFonts w:ascii="Consolas" w:hAnsi="Consolas"/>
+          <w:color w:val="262626"/>
           <w:sz w:val="16"/>
         </w:rPr>
-        <w:t xml:space="preserve"> </w:t>
+        <w:t xml:space="preserve"> require laravel-notification-channels/webpush </w:t>
       </w:r>
       <w:r>
         <w:rPr>
-          <w:rFonts w:ascii="Consolas" w:hAnsi="Consolas" w:eastAsia="Consolas"/>
-          <w:color w:val="D4D4D4"/>
+          <w:rFonts w:ascii="Consolas" w:hAnsi="Consolas"/>
+          <w:color w:val="0073E6"/>
           <w:sz w:val="16"/>
         </w:rPr>
-        <w:t>require</w:t>
+        <w:t xml:space="preserve">--dry-run</w:t>
       </w:r>
       <w:r>
-        <w:rPr>
-          <w:rFonts w:ascii="Consolas" w:hAnsi="Consolas" w:eastAsia="Consolas"/>
-          <w:color w:val="D4D4D4"/>
-          <w:sz w:val="16"/>
-        </w:rPr>
-        <w:t xml:space="preserve"> </w:t>
-      </w:r>
-      <w:r>
-        <w:rPr>
-          <w:rFonts w:ascii="Consolas" w:hAnsi="Consolas" w:eastAsia="Consolas"/>
-          <w:color w:val="D4D4D4"/>
-          <w:sz w:val="16"/>
-        </w:rPr>
-        <w:t>laravel-notification-channels/webpush</w:t>
-      </w:r>
-      <w:r>
-        <w:rPr>
-          <w:rFonts w:ascii="Consolas" w:hAnsi="Consolas" w:eastAsia="Consolas"/>
-          <w:color w:val="D4D4D4"/>
-          <w:sz w:val="16"/>
-        </w:rPr>
-        <w:t xml:space="preserve"> </w:t>
-      </w:r>
-      <w:r>
-        <w:rPr>
-          <w:rFonts w:ascii="Consolas" w:hAnsi="Consolas" w:eastAsia="Consolas"/>
-          <w:color w:val="9CDCFE"/>
-          <w:sz w:val="16"/>
-        </w:rPr>
-        <w:t>--dry-run</w:t>
-      </w:r>
-      <w:r>
-        <w:rPr>
-          <w:rFonts w:ascii="Consolas" w:hAnsi="Consolas" w:eastAsia="Consolas"/>
-          <w:color w:val="D4D4D4"/>
-          <w:sz w:val="16"/>
-        </w:rPr>
         <w:br/>
       </w:r>
       <w:r>
         <w:rPr>
-          <w:rFonts w:ascii="Consolas" w:hAnsi="Consolas" w:eastAsia="Consolas"/>
-          <w:color w:val="4EC9B0"/>
+          <w:rFonts w:ascii="Consolas" w:hAnsi="Consolas"/>
+          <w:b/>
+          <w:color w:val="000080"/>
           <w:sz w:val="16"/>
         </w:rPr>
-        <w:t>npm</w:t>
+        <w:t xml:space="preserve">npm</w:t>
       </w:r>
       <w:r>
         <w:rPr>
-          <w:rFonts w:ascii="Consolas" w:hAnsi="Consolas" w:eastAsia="Consolas"/>
-          <w:color w:val="D4D4D4"/>
+          <w:rFonts w:ascii="Consolas" w:hAnsi="Consolas"/>
+          <w:color w:val="262626"/>
           <w:sz w:val="16"/>
         </w:rPr>
-        <w:t xml:space="preserve"> </w:t>
+        <w:t xml:space="preserve"> install </w:t>
       </w:r>
       <w:r>
         <w:rPr>
-          <w:rFonts w:ascii="Consolas" w:hAnsi="Consolas" w:eastAsia="Consolas"/>
-          <w:color w:val="D4D4D4"/>
+          <w:rFonts w:ascii="Consolas" w:hAnsi="Consolas"/>
+          <w:color w:val="0073E6"/>
           <w:sz w:val="16"/>
         </w:rPr>
-        <w:t>install</w:t>
+        <w:t xml:space="preserve">--dry-run</w:t>
       </w:r>
       <w:r>
         <w:rPr>
-          <w:rFonts w:ascii="Consolas" w:hAnsi="Consolas" w:eastAsia="Consolas"/>
-          <w:color w:val="D4D4D4"/>
+          <w:rFonts w:ascii="Consolas" w:hAnsi="Consolas"/>
+          <w:color w:val="262626"/>
           <w:sz w:val="16"/>
         </w:rPr>
-        <w:t xml:space="preserve"> </w:t>
+        <w:t xml:space="preserve"> laravel-echo pusher-js</w:t>
       </w:r>
       <w:r>
-        <w:rPr>
-          <w:rFonts w:ascii="Consolas" w:hAnsi="Consolas" w:eastAsia="Consolas"/>
-          <w:color w:val="9CDCFE"/>
-          <w:sz w:val="16"/>
-        </w:rPr>
-        <w:t>--dry-run</w:t>
-      </w:r>
-      <w:r>
-        <w:rPr>
-          <w:rFonts w:ascii="Consolas" w:hAnsi="Consolas" w:eastAsia="Consolas"/>
-          <w:color w:val="D4D4D4"/>
-          <w:sz w:val="16"/>
-        </w:rPr>
-        <w:t xml:space="preserve"> </w:t>
-      </w:r>
-      <w:r>
-        <w:rPr>
-          <w:rFonts w:ascii="Consolas" w:hAnsi="Consolas" w:eastAsia="Consolas"/>
-          <w:color w:val="D4D4D4"/>
-          <w:sz w:val="16"/>
-        </w:rPr>
-        <w:t>laravel-echo</w:t>
-      </w:r>
-      <w:r>
-        <w:rPr>
-          <w:rFonts w:ascii="Consolas" w:hAnsi="Consolas" w:eastAsia="Consolas"/>
-          <w:color w:val="D4D4D4"/>
-          <w:sz w:val="16"/>
-        </w:rPr>
-        <w:t xml:space="preserve"> </w:t>
-      </w:r>
-      <w:r>
-        <w:rPr>
-          <w:rFonts w:ascii="Consolas" w:hAnsi="Consolas" w:eastAsia="Consolas"/>
-          <w:color w:val="D4D4D4"/>
-          <w:sz w:val="16"/>
-        </w:rPr>
-        <w:t>pusher-js</w:t>
-      </w:r>
-      <w:r>
-        <w:rPr>
-          <w:rFonts w:ascii="Consolas" w:hAnsi="Consolas" w:eastAsia="Consolas"/>
-          <w:color w:val="D4D4D4"/>
-          <w:sz w:val="16"/>
-        </w:rPr>
         <w:br/>
       </w:r>
       <w:r>
         <w:rPr>
-          <w:rFonts w:ascii="Consolas" w:hAnsi="Consolas" w:eastAsia="Consolas"/>
-          <w:color w:val="4EC9B0"/>
+          <w:rFonts w:ascii="Consolas" w:hAnsi="Consolas"/>
+          <w:b/>
+          <w:color w:val="000080"/>
           <w:sz w:val="16"/>
         </w:rPr>
-        <w:t>composer</w:t>
+        <w:t xml:space="preserve">composer</w:t>
       </w:r>
       <w:r>
         <w:rPr>
-          <w:rFonts w:ascii="Consolas" w:hAnsi="Consolas" w:eastAsia="Consolas"/>
-          <w:color w:val="D4D4D4"/>
+          <w:rFonts w:ascii="Consolas" w:hAnsi="Consolas"/>
+          <w:color w:val="262626"/>
           <w:sz w:val="16"/>
         </w:rPr>
-        <w:t xml:space="preserve"> </w:t>
+        <w:t xml:space="preserve"> validate </w:t>
       </w:r>
       <w:r>
         <w:rPr>
-          <w:rFonts w:ascii="Consolas" w:hAnsi="Consolas" w:eastAsia="Consolas"/>
-          <w:color w:val="D4D4D4"/>
+          <w:rFonts w:ascii="Consolas" w:hAnsi="Consolas"/>
+          <w:color w:val="0073E6"/>
           <w:sz w:val="16"/>
         </w:rPr>
-        <w:t>validate</w:t>
+        <w:t xml:space="preserve">--strict</w:t>
       </w:r>
       <w:r>
-        <w:rPr>
-          <w:rFonts w:ascii="Consolas" w:hAnsi="Consolas" w:eastAsia="Consolas"/>
-          <w:color w:val="D4D4D4"/>
-          <w:sz w:val="16"/>
-        </w:rPr>
-        <w:t xml:space="preserve"> </w:t>
-      </w:r>
-      <w:r>
-        <w:rPr>
-          <w:rFonts w:ascii="Consolas" w:hAnsi="Consolas" w:eastAsia="Consolas"/>
-          <w:color w:val="9CDCFE"/>
-          <w:sz w:val="16"/>
-        </w:rPr>
-        <w:t>--strict</w:t>
-      </w:r>
-      <w:r>
-        <w:rPr>
-          <w:rFonts w:ascii="Consolas" w:hAnsi="Consolas" w:eastAsia="Consolas"/>
-          <w:color w:val="D4D4D4"/>
-          <w:sz w:val="16"/>
-        </w:rPr>
         <w:br/>
       </w:r>
       <w:r>
         <w:rPr>
-          <w:rFonts w:ascii="Consolas" w:hAnsi="Consolas" w:eastAsia="Consolas"/>
-          <w:color w:val="4EC9B0"/>
+          <w:rFonts w:ascii="Consolas" w:hAnsi="Consolas"/>
+          <w:b/>
+          <w:color w:val="000080"/>
           <w:sz w:val="16"/>
         </w:rPr>
-        <w:t>composer</w:t>
+        <w:t xml:space="preserve">composer</w:t>
       </w:r>
       <w:r>
         <w:rPr>
-          <w:rFonts w:ascii="Consolas" w:hAnsi="Consolas" w:eastAsia="Consolas"/>
-          <w:color w:val="D4D4D4"/>
+          <w:rFonts w:ascii="Consolas" w:hAnsi="Consolas"/>
+          <w:color w:val="262626"/>
           <w:sz w:val="16"/>
         </w:rPr>
-        <w:t xml:space="preserve"> </w:t>
+        <w:t xml:space="preserve"> audit</w:t>
       </w:r>
       <w:r>
-        <w:rPr>
-          <w:rFonts w:ascii="Consolas" w:hAnsi="Consolas" w:eastAsia="Consolas"/>
-          <w:color w:val="D4D4D4"/>
-          <w:sz w:val="16"/>
-        </w:rPr>
-        <w:t>audit</w:t>
-      </w:r>
-      <w:r>
-        <w:rPr>
-          <w:rFonts w:ascii="Consolas" w:hAnsi="Consolas" w:eastAsia="Consolas"/>
-          <w:color w:val="D4D4D4"/>
-          <w:sz w:val="16"/>
-        </w:rPr>
         <w:br/>
       </w:r>
       <w:r>
         <w:rPr>
-          <w:rFonts w:ascii="Consolas" w:hAnsi="Consolas" w:eastAsia="Consolas"/>
-          <w:color w:val="4EC9B0"/>
+          <w:rFonts w:ascii="Consolas" w:hAnsi="Consolas"/>
+          <w:b/>
+          <w:color w:val="000080"/>
           <w:sz w:val="16"/>
         </w:rPr>
-        <w:t>npm</w:t>
+        <w:t xml:space="preserve">npm</w:t>
       </w:r>
       <w:r>
         <w:rPr>
-          <w:rFonts w:ascii="Consolas" w:hAnsi="Consolas" w:eastAsia="Consolas"/>
-          <w:color w:val="D4D4D4"/>
+          <w:rFonts w:ascii="Consolas" w:hAnsi="Consolas"/>
+          <w:color w:val="262626"/>
           <w:sz w:val="16"/>
         </w:rPr>
-        <w:t xml:space="preserve"> </w:t>
-      </w:r>
-      <w:r>
-        <w:rPr>
-          <w:rFonts w:ascii="Consolas" w:hAnsi="Consolas" w:eastAsia="Consolas"/>
-          <w:color w:val="D4D4D4"/>
-          <w:sz w:val="16"/>
-        </w:rPr>
-        <w:t>audit</w:t>
+        <w:t xml:space="preserve"> audit</w:t>
       </w:r>
     </w:p>
     <w:p>
@@ -7909,8 +7776,10 @@
       <w:r>
         <w:rPr>
           <w:rFonts w:ascii="Aptos" w:hAnsi="Aptos"/>
+          <w:color w:val="1F2937"/>
+          <w:sz w:val="19"/>
         </w:rPr>
-        <w:t>Preset dasar yang digunakan adalah compact_reference_guide dengan named override untuk modul pembelajaran: A4 portrait; margin atas 1,65 cm, bawah 1,55 cm, kiri/kanan 1,75 cm; Aptos 10,2 pt; line spacing 1,16; heading beraksen Laravel red; tabel ringkas; callout Predict/Try/Observe; code block Consolas bertema Visual Studio Code Dark+; checklist; exit ticket; serta screenshot mockup UI.</w:t>
+        <w:t xml:space="preserve">Preset dasar yang digunakan adalah compact_reference_guide dengan named override untuk modul pembelajaran: A4 portrait; margin atas 1,65 cm, bawah 1,55 cm, kiri/kanan 1,75 cm; Aptos 10,2 pt; line spacing 1,16; heading beraksen Laravel red; tabel ringkas; callout Predict/Try/Observe; code block Consolas berlatar Cyan Light dengan pewarnaan token Visual Studio Code; checklist; exit ticket; serta screenshot mockup UI.</w:t>
       </w:r>
     </w:p>
     <w:p>
@@ -8491,6 +8360,19 @@
         <w:pStyle w:val="ListBody"/>
       </w:pPr>
       <w:r>
+        <w:rPr>
+          <w:rFonts w:ascii="Aptos" w:hAnsi="Aptos"/>
+          <w:color w:val="1F2937"/>
+          <w:sz w:val="19"/>
+        </w:rPr>
+        <w:t xml:space="preserve">DOC-00-001 — Seluruh blok kode (208 blok, 133 label) memakai latar terang tema Cyan Light (JetBrains) dengan pewarnaan token standar Visual Studio Code untuk PHP, HTML/Blade, cmd, dan bash; teks kode tidak berubah; penjelasan palet di “Cara Membaca Sampel Kode” dan Lampiran diperbarui.</w:t>
+      </w:r>
+    </w:p>
+    <w:p>
+      <w:pPr>
+        <w:pStyle w:val="ListBody"/>
+      </w:pPr>
+      <w:r>
         <w:t xml:space="preserve">DOC-01-001 — Basis dokumen: parameter menyebut v4/v5 yang tidak ada; basis nyata adalah v7. Revisi kumulatif ditulis ke berkas v8; v7 tetap utuh di references/.</w:t>
       </w:r>
     </w:p>
@@ -8869,6 +8751,19 @@
           <w:color w:val="1F2937"/>
           <w:sz w:val="19"/>
         </w:rPr>
+        <w:t xml:space="preserve">DOC-05-007 — Rantai v3 (use case SRS v2): Modul 5 menuntaskan UC-19 (penguncian 5x/10 menit, pesan generik, redirect per peran, sesi 8 jam) dan UC-21 (onboarding penanggung jawab + rekening + tautan atur kata sandi, aktif/nonaktif tenant, riwayat komisi beserta pengelola); ditambahkan deskripsi use case, mockup, Tahap 8, dan output nyata browser.</w:t>
+      </w:r>
+    </w:p>
+    <w:p>
+      <w:pPr>
+        <w:pStyle w:val="ListBody"/>
+      </w:pPr>
+      <w:r>
+        <w:rPr>
+          <w:rFonts w:ascii="Aptos" w:hAnsi="Aptos"/>
+          <w:color w:val="1F2937"/>
+          <w:sz w:val="19"/>
+        </w:rPr>
         <w:t xml:space="preserve">DOC-06-004 — Controller/view/route meja di modul Admin; controller + route publik scan QR di modul Ordering (</w:t>
       </w:r>
       <w:r>
@@ -8934,6 +8829,19 @@
           <w:sz w:val="19"/>
         </w:rPr>
         <w:t xml:space="preserve">DOC-06-005 — Blok BUAT FILE per tahap Modul 6: make:model, make:policy --model, make:controller FQN (termasuk --invokable untuk /q/{token}), make:trait FQN, make:class (OpaqueToken, service Admin/Ordering), make:test --unit; view &amp; route modul manual.</w:t>
+      </w:r>
+    </w:p>
+    <w:p>
+      <w:pPr>
+        <w:pStyle w:val="ListBody"/>
+      </w:pPr>
+      <w:r>
+        <w:rPr>
+          <w:rFonts w:ascii="Aptos" w:hAnsi="Aptos"/>
+          <w:color w:val="1F2937"/>
+          <w:sz w:val="19"/>
+        </w:rPr>
+        <w:t xml:space="preserve">DOC-06-006 — Rantai v3 (use case SRS v2): Modul 6 menuntaskan UC-22 (QR siap cetak SVG via bacon/bacon-qr-code, nonaktif/aktif meja, ringkasan meja) dan UC-02 (halaman sambutan meja + tenant buka/tutup, pesan QR tidak valid, penolakan di luar jam operasional); ditambahkan deskripsi use case, mockup, Tahap 8, dan output nyata browser.</w:t>
       </w:r>
     </w:p>
     <w:p>
@@ -9028,6 +8936,19 @@
           <w:sz w:val="19"/>
         </w:rPr>
         <w:t xml:space="preserve">DOC-07-005 — Blok BUAT FILE per tahap Modul 7: make:livewire catalog::menu-manager / catalog::menu-catalog (langsung ke folder modul), make:class MenuStockService, make:test; halaman &amp; route modul manual.</w:t>
+      </w:r>
+    </w:p>
+    <w:p>
+      <w:pPr>
+        <w:pStyle w:val="ListBody"/>
+      </w:pPr>
+      <w:r>
+        <w:rPr>
+          <w:rFonts w:ascii="Aptos" w:hAnsi="Aptos"/>
+          <w:color w:val="1F2937"/>
+          <w:sz w:val="19"/>
+        </w:rPr>
+        <w:t xml:space="preserve">DOC-07-006 — Rantai v3 (use case SRS v2): Modul 7 menuntaskan UC-13 (deskripsi, foto WebP, ubah, soft delete, cari/saring), UC-14 (sakelar satu ketukan), UC-01 (kelompok per tenant, menu habis nonaktif, tenant tutup, chip kategori, pembaruan ≤ 5 detik), dan UC-11 (WaitTimeEstimator); ditambahkan deskripsi use case, mockup, Tahap 8, dan output nyata browser.</w:t>
       </w:r>
     </w:p>
     <w:sectPr>
@@ -21290,7 +21211,7 @@
     </w:pPr>
     <w:rPr>
       <w:rFonts w:ascii="Consolas" w:hAnsi="Consolas"/>
-      <w:color w:val="D4D4D4"/>
+      <w:color w:val="262626"/>
       <w:sz w:val="16"/>
     </w:rPr>
   </w:style>
@@ -21402,7 +21323,7 @@
     <w:rPr>
       <w:rFonts w:ascii="Consolas" w:hAnsi="Consolas"/>
       <w:b/>
-      <w:color w:val="FFFFFF"/>
+      <w:color w:val="262626"/>
       <w:sz w:val="16"/>
     </w:rPr>
   </w:style>

--- a/modul_praktikum/Lampiran.docx
+++ b/modul_praktikum/Lampiran.docx
@@ -3577,92 +3577,175 @@
     <w:p>
       <w:pPr>
         <w:pStyle w:val="CodeBlock"/>
-        <w:shd w:fill="1E1E1E" w:val="clear"/>
         <w:pBdr>
-          <w:left w:val="single" w:sz="4" w:space="8" w:color="1E1E1E"/>
+          <w:left w:val="single" w:sz="12" w:space="8" w:color="B8DDE0"/>
         </w:pBdr>
+        <w:shd w:val="clear" w:color="auto" w:fill="F2F3F7"/>
       </w:pPr>
       <w:r>
         <w:rPr>
           <w:rFonts w:ascii="Consolas" w:hAnsi="Consolas"/>
-          <w:color w:val="4EC9B0"/>
+          <w:b/>
+          <w:color w:val="000080"/>
           <w:sz w:val="16"/>
         </w:rPr>
-        <w:t>php</w:t>
+        <w:t xml:space="preserve">php</w:t>
       </w:r>
       <w:r>
         <w:rPr>
           <w:rFonts w:ascii="Consolas" w:hAnsi="Consolas"/>
-          <w:color w:val="D4D4D4"/>
+          <w:color w:val="262626"/>
           <w:sz w:val="16"/>
         </w:rPr>
-        <w:t xml:space="preserve"> artisan optimize:clear</w:t>
+        <w:t xml:space="preserve"> artisan </w:t>
+      </w:r>
+      <w:r>
+        <w:rPr>
+          <w:rFonts w:ascii="Consolas" w:hAnsi="Consolas"/>
+          <w:color w:val="795E26"/>
+          <w:sz w:val="16"/>
+        </w:rPr>
+        <w:t xml:space="preserve">optimize:clear</w:t>
+      </w:r>
+      <w:r>
         <w:br/>
       </w:r>
       <w:r>
         <w:rPr>
           <w:rFonts w:ascii="Consolas" w:hAnsi="Consolas"/>
-          <w:color w:val="4EC9B0"/>
+          <w:b/>
+          <w:color w:val="000080"/>
           <w:sz w:val="16"/>
         </w:rPr>
-        <w:t>php</w:t>
+        <w:t xml:space="preserve">php</w:t>
       </w:r>
       <w:r>
         <w:rPr>
           <w:rFonts w:ascii="Consolas" w:hAnsi="Consolas"/>
-          <w:color w:val="D4D4D4"/>
+          <w:color w:val="262626"/>
           <w:sz w:val="16"/>
         </w:rPr>
-        <w:t xml:space="preserve"> artisan migrate:fresh --seed --env=testing</w:t>
+        <w:t xml:space="preserve"> artisan </w:t>
+      </w:r>
+      <w:r>
+        <w:rPr>
+          <w:rFonts w:ascii="Consolas" w:hAnsi="Consolas"/>
+          <w:color w:val="795E26"/>
+          <w:sz w:val="16"/>
+        </w:rPr>
+        <w:t xml:space="preserve">migrate:fresh</w:t>
+      </w:r>
+      <w:r>
+        <w:rPr>
+          <w:rFonts w:ascii="Consolas" w:hAnsi="Consolas"/>
+          <w:color w:val="262626"/>
+          <w:sz w:val="16"/>
+        </w:rPr>
+        <w:t xml:space="preserve"> </w:t>
+      </w:r>
+      <w:r>
+        <w:rPr>
+          <w:rFonts w:ascii="Consolas" w:hAnsi="Consolas"/>
+          <w:color w:val="0073E6"/>
+          <w:sz w:val="16"/>
+        </w:rPr>
+        <w:t xml:space="preserve">--seed</w:t>
+      </w:r>
+      <w:r>
+        <w:rPr>
+          <w:rFonts w:ascii="Consolas" w:hAnsi="Consolas"/>
+          <w:color w:val="262626"/>
+          <w:sz w:val="16"/>
+        </w:rPr>
+        <w:t xml:space="preserve"> </w:t>
+      </w:r>
+      <w:r>
+        <w:rPr>
+          <w:rFonts w:ascii="Consolas" w:hAnsi="Consolas"/>
+          <w:color w:val="0073E6"/>
+          <w:sz w:val="16"/>
+        </w:rPr>
+        <w:t xml:space="preserve">--env=testing</w:t>
+      </w:r>
+      <w:r>
         <w:br/>
       </w:r>
       <w:r>
         <w:rPr>
           <w:rFonts w:ascii="Consolas" w:hAnsi="Consolas"/>
-          <w:color w:val="4EC9B0"/>
+          <w:b/>
+          <w:color w:val="000080"/>
           <w:sz w:val="16"/>
         </w:rPr>
-        <w:t>php</w:t>
+        <w:t xml:space="preserve">php</w:t>
       </w:r>
       <w:r>
         <w:rPr>
           <w:rFonts w:ascii="Consolas" w:hAnsi="Consolas"/>
-          <w:color w:val="D4D4D4"/>
+          <w:color w:val="262626"/>
           <w:sz w:val="16"/>
         </w:rPr>
-        <w:t xml:space="preserve"> artisan test --testsuite=</w:t>
+        <w:t xml:space="preserve"> artisan test </w:t>
       </w:r>
       <w:r>
         <w:rPr>
           <w:rFonts w:ascii="Consolas" w:hAnsi="Consolas"/>
-          <w:color w:val="4EC9B0"/>
+          <w:color w:val="0073E6"/>
           <w:sz w:val="16"/>
         </w:rPr>
-        <w:t>Feature</w:t>
+        <w:t xml:space="preserve">--testsuite=Feature</w:t>
       </w:r>
       <w:r>
         <w:rPr>
           <w:rFonts w:ascii="Consolas" w:hAnsi="Consolas"/>
-          <w:color w:val="D4D4D4"/>
+          <w:color w:val="262626"/>
           <w:sz w:val="16"/>
         </w:rPr>
-        <w:t xml:space="preserve"> --stop-on-failure</w:t>
-        <w:br/>
-        <w:t xml:space="preserve">./vendor/bin/pint --test</w:t>
+        <w:t xml:space="preserve"> </w:t>
+      </w:r>
+      <w:r>
+        <w:rPr>
+          <w:rFonts w:ascii="Consolas" w:hAnsi="Consolas"/>
+          <w:color w:val="0073E6"/>
+          <w:sz w:val="16"/>
+        </w:rPr>
+        <w:t xml:space="preserve">--stop-on-failure</w:t>
+      </w:r>
+      <w:r>
         <w:br/>
       </w:r>
       <w:r>
         <w:rPr>
           <w:rFonts w:ascii="Consolas" w:hAnsi="Consolas"/>
-          <w:color w:val="4EC9B0"/>
+          <w:color w:val="262626"/>
           <w:sz w:val="16"/>
         </w:rPr>
-        <w:t>npm</w:t>
+        <w:t xml:space="preserve">./vendor/bin/pint </w:t>
       </w:r>
       <w:r>
         <w:rPr>
           <w:rFonts w:ascii="Consolas" w:hAnsi="Consolas"/>
-          <w:color w:val="D4D4D4"/>
+          <w:color w:val="0073E6"/>
+          <w:sz w:val="16"/>
+        </w:rPr>
+        <w:t xml:space="preserve">--test</w:t>
+      </w:r>
+      <w:r>
+        <w:br/>
+      </w:r>
+      <w:r>
+        <w:rPr>
+          <w:rFonts w:ascii="Consolas" w:hAnsi="Consolas"/>
+          <w:b/>
+          <w:color w:val="000080"/>
+          <w:sz w:val="16"/>
+        </w:rPr>
+        <w:t xml:space="preserve">npm</w:t>
+      </w:r>
+      <w:r>
+        <w:rPr>
+          <w:rFonts w:ascii="Consolas" w:hAnsi="Consolas"/>
+          <w:color w:val="262626"/>
           <w:sz w:val="16"/>
         </w:rPr>
         <w:t xml:space="preserve"> run build</w:t>
@@ -5044,431 +5127,215 @@
     <w:p>
       <w:pPr>
         <w:pStyle w:val="CodeHeader"/>
-        <w:shd w:fill="2D2D30"/>
+        <w:keepNext/>
         <w:pBdr>
-          <w:left w:val="single" w:sz="4" w:space="8" w:color="2D2D30"/>
+          <w:left w:val="single" w:sz="12" w:space="8" w:color="B8DDE0"/>
         </w:pBdr>
+        <w:shd w:val="clear" w:color="auto" w:fill="E4EAED"/>
       </w:pPr>
       <w:r>
-        <w:t>AUDIT KOMPATIBILITAS DEPENDENSI SRS — terminal root proyek   •   BASH</w:t>
+        <w:rPr>
+          <w:rFonts w:ascii="Consolas" w:hAnsi="Consolas"/>
+          <w:b/>
+          <w:color w:val="262626"/>
+          <w:sz w:val="16"/>
+        </w:rPr>
+        <w:t xml:space="preserve">AUDIT KOMPATIBILITAS DEPENDENSI SRS — terminal root proyek   •   BASH</w:t>
       </w:r>
     </w:p>
     <w:p>
       <w:pPr>
         <w:pStyle w:val="CodeBlock"/>
-        <w:shd w:fill="1E1E1E"/>
         <w:keepLines/>
         <w:pBdr>
-          <w:left w:val="single" w:sz="4" w:space="8" w:color="1E1E1E"/>
+          <w:left w:val="single" w:sz="12" w:space="8" w:color="B8DDE0"/>
         </w:pBdr>
+        <w:shd w:val="clear" w:color="auto" w:fill="F2F3F7"/>
       </w:pPr>
       <w:r>
         <w:rPr>
-          <w:rFonts w:ascii="Consolas" w:hAnsi="Consolas" w:eastAsia="Consolas"/>
-          <w:color w:val="4EC9B0"/>
+          <w:rFonts w:ascii="Consolas" w:hAnsi="Consolas"/>
+          <w:b/>
+          <w:color w:val="000080"/>
           <w:sz w:val="16"/>
         </w:rPr>
-        <w:t>composer</w:t>
+        <w:t xml:space="preserve">composer</w:t>
       </w:r>
       <w:r>
         <w:rPr>
-          <w:rFonts w:ascii="Consolas" w:hAnsi="Consolas" w:eastAsia="Consolas"/>
-          <w:color w:val="D4D4D4"/>
+          <w:rFonts w:ascii="Consolas" w:hAnsi="Consolas"/>
+          <w:color w:val="262626"/>
           <w:sz w:val="16"/>
         </w:rPr>
-        <w:t xml:space="preserve"> </w:t>
+        <w:t xml:space="preserve"> require chillerlan/php-qrcode intervention/image-laravel </w:t>
       </w:r>
       <w:r>
         <w:rPr>
-          <w:rFonts w:ascii="Consolas" w:hAnsi="Consolas" w:eastAsia="Consolas"/>
-          <w:color w:val="D4D4D4"/>
+          <w:rFonts w:ascii="Consolas" w:hAnsi="Consolas"/>
+          <w:color w:val="0073E6"/>
           <w:sz w:val="16"/>
         </w:rPr>
-        <w:t>require</w:t>
+        <w:t xml:space="preserve">--dry-run</w:t>
       </w:r>
       <w:r>
-        <w:rPr>
-          <w:rFonts w:ascii="Consolas" w:hAnsi="Consolas" w:eastAsia="Consolas"/>
-          <w:color w:val="D4D4D4"/>
-          <w:sz w:val="16"/>
-        </w:rPr>
-        <w:t xml:space="preserve"> </w:t>
-      </w:r>
-      <w:r>
-        <w:rPr>
-          <w:rFonts w:ascii="Consolas" w:hAnsi="Consolas" w:eastAsia="Consolas"/>
-          <w:color w:val="D4D4D4"/>
-          <w:sz w:val="16"/>
-        </w:rPr>
-        <w:t>chillerlan/php-qrcode</w:t>
-      </w:r>
-      <w:r>
-        <w:rPr>
-          <w:rFonts w:ascii="Consolas" w:hAnsi="Consolas" w:eastAsia="Consolas"/>
-          <w:color w:val="D4D4D4"/>
-          <w:sz w:val="16"/>
-        </w:rPr>
-        <w:t xml:space="preserve"> </w:t>
-      </w:r>
-      <w:r>
-        <w:rPr>
-          <w:rFonts w:ascii="Consolas" w:hAnsi="Consolas" w:eastAsia="Consolas"/>
-          <w:color w:val="D4D4D4"/>
-          <w:sz w:val="16"/>
-        </w:rPr>
-        <w:t>intervention/image-laravel</w:t>
-      </w:r>
-      <w:r>
-        <w:rPr>
-          <w:rFonts w:ascii="Consolas" w:hAnsi="Consolas" w:eastAsia="Consolas"/>
-          <w:color w:val="D4D4D4"/>
-          <w:sz w:val="16"/>
-        </w:rPr>
-        <w:t xml:space="preserve"> </w:t>
-      </w:r>
-      <w:r>
-        <w:rPr>
-          <w:rFonts w:ascii="Consolas" w:hAnsi="Consolas" w:eastAsia="Consolas"/>
-          <w:color w:val="9CDCFE"/>
-          <w:sz w:val="16"/>
-        </w:rPr>
-        <w:t>--dry-run</w:t>
-      </w:r>
-      <w:r>
-        <w:rPr>
-          <w:rFonts w:ascii="Consolas" w:hAnsi="Consolas" w:eastAsia="Consolas"/>
-          <w:color w:val="D4D4D4"/>
-          <w:sz w:val="16"/>
-        </w:rPr>
         <w:br/>
       </w:r>
       <w:r>
         <w:rPr>
-          <w:rFonts w:ascii="Consolas" w:hAnsi="Consolas" w:eastAsia="Consolas"/>
-          <w:color w:val="4EC9B0"/>
+          <w:rFonts w:ascii="Consolas" w:hAnsi="Consolas"/>
+          <w:b/>
+          <w:color w:val="000080"/>
           <w:sz w:val="16"/>
         </w:rPr>
-        <w:t>composer</w:t>
+        <w:t xml:space="preserve">composer</w:t>
       </w:r>
       <w:r>
         <w:rPr>
-          <w:rFonts w:ascii="Consolas" w:hAnsi="Consolas" w:eastAsia="Consolas"/>
-          <w:color w:val="D4D4D4"/>
+          <w:rFonts w:ascii="Consolas" w:hAnsi="Consolas"/>
+          <w:color w:val="262626"/>
           <w:sz w:val="16"/>
         </w:rPr>
-        <w:t xml:space="preserve"> </w:t>
+        <w:t xml:space="preserve"> require maatwebsite/excel barryvdh/laravel-dompdf </w:t>
       </w:r>
       <w:r>
         <w:rPr>
-          <w:rFonts w:ascii="Consolas" w:hAnsi="Consolas" w:eastAsia="Consolas"/>
-          <w:color w:val="D4D4D4"/>
+          <w:rFonts w:ascii="Consolas" w:hAnsi="Consolas"/>
+          <w:color w:val="0073E6"/>
           <w:sz w:val="16"/>
         </w:rPr>
-        <w:t>require</w:t>
+        <w:t xml:space="preserve">--dry-run</w:t>
       </w:r>
       <w:r>
-        <w:rPr>
-          <w:rFonts w:ascii="Consolas" w:hAnsi="Consolas" w:eastAsia="Consolas"/>
-          <w:color w:val="D4D4D4"/>
-          <w:sz w:val="16"/>
-        </w:rPr>
-        <w:t xml:space="preserve"> </w:t>
-      </w:r>
-      <w:r>
-        <w:rPr>
-          <w:rFonts w:ascii="Consolas" w:hAnsi="Consolas" w:eastAsia="Consolas"/>
-          <w:color w:val="D4D4D4"/>
-          <w:sz w:val="16"/>
-        </w:rPr>
-        <w:t>maatwebsite/excel</w:t>
-      </w:r>
-      <w:r>
-        <w:rPr>
-          <w:rFonts w:ascii="Consolas" w:hAnsi="Consolas" w:eastAsia="Consolas"/>
-          <w:color w:val="D4D4D4"/>
-          <w:sz w:val="16"/>
-        </w:rPr>
-        <w:t xml:space="preserve"> </w:t>
-      </w:r>
-      <w:r>
-        <w:rPr>
-          <w:rFonts w:ascii="Consolas" w:hAnsi="Consolas" w:eastAsia="Consolas"/>
-          <w:color w:val="D4D4D4"/>
-          <w:sz w:val="16"/>
-        </w:rPr>
-        <w:t>barryvdh/laravel-dompdf</w:t>
-      </w:r>
-      <w:r>
-        <w:rPr>
-          <w:rFonts w:ascii="Consolas" w:hAnsi="Consolas" w:eastAsia="Consolas"/>
-          <w:color w:val="D4D4D4"/>
-          <w:sz w:val="16"/>
-        </w:rPr>
-        <w:t xml:space="preserve"> </w:t>
-      </w:r>
-      <w:r>
-        <w:rPr>
-          <w:rFonts w:ascii="Consolas" w:hAnsi="Consolas" w:eastAsia="Consolas"/>
-          <w:color w:val="9CDCFE"/>
-          <w:sz w:val="16"/>
-        </w:rPr>
-        <w:t>--dry-run</w:t>
-      </w:r>
-      <w:r>
-        <w:rPr>
-          <w:rFonts w:ascii="Consolas" w:hAnsi="Consolas" w:eastAsia="Consolas"/>
-          <w:color w:val="D4D4D4"/>
-          <w:sz w:val="16"/>
-        </w:rPr>
         <w:br/>
       </w:r>
       <w:r>
         <w:rPr>
-          <w:rFonts w:ascii="Consolas" w:hAnsi="Consolas" w:eastAsia="Consolas"/>
-          <w:color w:val="4EC9B0"/>
+          <w:rFonts w:ascii="Consolas" w:hAnsi="Consolas"/>
+          <w:b/>
+          <w:color w:val="000080"/>
           <w:sz w:val="16"/>
         </w:rPr>
-        <w:t>composer</w:t>
+        <w:t xml:space="preserve">composer</w:t>
       </w:r>
       <w:r>
         <w:rPr>
-          <w:rFonts w:ascii="Consolas" w:hAnsi="Consolas" w:eastAsia="Consolas"/>
-          <w:color w:val="D4D4D4"/>
+          <w:rFonts w:ascii="Consolas" w:hAnsi="Consolas"/>
+          <w:color w:val="262626"/>
           <w:sz w:val="16"/>
         </w:rPr>
-        <w:t xml:space="preserve"> </w:t>
+        <w:t xml:space="preserve"> require laravel-notification-channels/webpush </w:t>
       </w:r>
       <w:r>
         <w:rPr>
-          <w:rFonts w:ascii="Consolas" w:hAnsi="Consolas" w:eastAsia="Consolas"/>
-          <w:color w:val="D4D4D4"/>
+          <w:rFonts w:ascii="Consolas" w:hAnsi="Consolas"/>
+          <w:color w:val="0073E6"/>
           <w:sz w:val="16"/>
         </w:rPr>
-        <w:t>require</w:t>
+        <w:t xml:space="preserve">--dry-run</w:t>
       </w:r>
       <w:r>
-        <w:rPr>
-          <w:rFonts w:ascii="Consolas" w:hAnsi="Consolas" w:eastAsia="Consolas"/>
-          <w:color w:val="D4D4D4"/>
-          <w:sz w:val="16"/>
-        </w:rPr>
-        <w:t xml:space="preserve"> </w:t>
-      </w:r>
-      <w:r>
-        <w:rPr>
-          <w:rFonts w:ascii="Consolas" w:hAnsi="Consolas" w:eastAsia="Consolas"/>
-          <w:color w:val="D4D4D4"/>
-          <w:sz w:val="16"/>
-        </w:rPr>
-        <w:t>laravel-notification-channels/webpush</w:t>
-      </w:r>
-      <w:r>
-        <w:rPr>
-          <w:rFonts w:ascii="Consolas" w:hAnsi="Consolas" w:eastAsia="Consolas"/>
-          <w:color w:val="D4D4D4"/>
-          <w:sz w:val="16"/>
-        </w:rPr>
-        <w:t xml:space="preserve"> </w:t>
-      </w:r>
-      <w:r>
-        <w:rPr>
-          <w:rFonts w:ascii="Consolas" w:hAnsi="Consolas" w:eastAsia="Consolas"/>
-          <w:color w:val="9CDCFE"/>
-          <w:sz w:val="16"/>
-        </w:rPr>
-        <w:t>--dry-run</w:t>
-      </w:r>
-      <w:r>
-        <w:rPr>
-          <w:rFonts w:ascii="Consolas" w:hAnsi="Consolas" w:eastAsia="Consolas"/>
-          <w:color w:val="D4D4D4"/>
-          <w:sz w:val="16"/>
-        </w:rPr>
         <w:br/>
       </w:r>
       <w:r>
         <w:rPr>
-          <w:rFonts w:ascii="Consolas" w:hAnsi="Consolas" w:eastAsia="Consolas"/>
-          <w:color w:val="4EC9B0"/>
+          <w:rFonts w:ascii="Consolas" w:hAnsi="Consolas"/>
+          <w:b/>
+          <w:color w:val="000080"/>
           <w:sz w:val="16"/>
         </w:rPr>
-        <w:t>npm</w:t>
+        <w:t xml:space="preserve">npm</w:t>
       </w:r>
       <w:r>
         <w:rPr>
-          <w:rFonts w:ascii="Consolas" w:hAnsi="Consolas" w:eastAsia="Consolas"/>
-          <w:color w:val="D4D4D4"/>
+          <w:rFonts w:ascii="Consolas" w:hAnsi="Consolas"/>
+          <w:color w:val="262626"/>
           <w:sz w:val="16"/>
         </w:rPr>
-        <w:t xml:space="preserve"> </w:t>
+        <w:t xml:space="preserve"> install </w:t>
       </w:r>
       <w:r>
         <w:rPr>
-          <w:rFonts w:ascii="Consolas" w:hAnsi="Consolas" w:eastAsia="Consolas"/>
-          <w:color w:val="D4D4D4"/>
+          <w:rFonts w:ascii="Consolas" w:hAnsi="Consolas"/>
+          <w:color w:val="0073E6"/>
           <w:sz w:val="16"/>
         </w:rPr>
-        <w:t>install</w:t>
+        <w:t xml:space="preserve">--dry-run</w:t>
       </w:r>
       <w:r>
         <w:rPr>
-          <w:rFonts w:ascii="Consolas" w:hAnsi="Consolas" w:eastAsia="Consolas"/>
-          <w:color w:val="D4D4D4"/>
+          <w:rFonts w:ascii="Consolas" w:hAnsi="Consolas"/>
+          <w:color w:val="262626"/>
           <w:sz w:val="16"/>
         </w:rPr>
-        <w:t xml:space="preserve"> </w:t>
+        <w:t xml:space="preserve"> laravel-echo pusher-js</w:t>
       </w:r>
       <w:r>
-        <w:rPr>
-          <w:rFonts w:ascii="Consolas" w:hAnsi="Consolas" w:eastAsia="Consolas"/>
-          <w:color w:val="9CDCFE"/>
-          <w:sz w:val="16"/>
-        </w:rPr>
-        <w:t>--dry-run</w:t>
-      </w:r>
-      <w:r>
-        <w:rPr>
-          <w:rFonts w:ascii="Consolas" w:hAnsi="Consolas" w:eastAsia="Consolas"/>
-          <w:color w:val="D4D4D4"/>
-          <w:sz w:val="16"/>
-        </w:rPr>
-        <w:t xml:space="preserve"> </w:t>
-      </w:r>
-      <w:r>
-        <w:rPr>
-          <w:rFonts w:ascii="Consolas" w:hAnsi="Consolas" w:eastAsia="Consolas"/>
-          <w:color w:val="D4D4D4"/>
-          <w:sz w:val="16"/>
-        </w:rPr>
-        <w:t>laravel-echo</w:t>
-      </w:r>
-      <w:r>
-        <w:rPr>
-          <w:rFonts w:ascii="Consolas" w:hAnsi="Consolas" w:eastAsia="Consolas"/>
-          <w:color w:val="D4D4D4"/>
-          <w:sz w:val="16"/>
-        </w:rPr>
-        <w:t xml:space="preserve"> </w:t>
-      </w:r>
-      <w:r>
-        <w:rPr>
-          <w:rFonts w:ascii="Consolas" w:hAnsi="Consolas" w:eastAsia="Consolas"/>
-          <w:color w:val="D4D4D4"/>
-          <w:sz w:val="16"/>
-        </w:rPr>
-        <w:t>pusher-js</w:t>
-      </w:r>
-      <w:r>
-        <w:rPr>
-          <w:rFonts w:ascii="Consolas" w:hAnsi="Consolas" w:eastAsia="Consolas"/>
-          <w:color w:val="D4D4D4"/>
-          <w:sz w:val="16"/>
-        </w:rPr>
         <w:br/>
       </w:r>
       <w:r>
         <w:rPr>
-          <w:rFonts w:ascii="Consolas" w:hAnsi="Consolas" w:eastAsia="Consolas"/>
-          <w:color w:val="4EC9B0"/>
+          <w:rFonts w:ascii="Consolas" w:hAnsi="Consolas"/>
+          <w:b/>
+          <w:color w:val="000080"/>
           <w:sz w:val="16"/>
         </w:rPr>
-        <w:t>composer</w:t>
+        <w:t xml:space="preserve">composer</w:t>
       </w:r>
       <w:r>
         <w:rPr>
-          <w:rFonts w:ascii="Consolas" w:hAnsi="Consolas" w:eastAsia="Consolas"/>
-          <w:color w:val="D4D4D4"/>
+          <w:rFonts w:ascii="Consolas" w:hAnsi="Consolas"/>
+          <w:color w:val="262626"/>
           <w:sz w:val="16"/>
         </w:rPr>
-        <w:t xml:space="preserve"> </w:t>
+        <w:t xml:space="preserve"> validate </w:t>
       </w:r>
       <w:r>
         <w:rPr>
-          <w:rFonts w:ascii="Consolas" w:hAnsi="Consolas" w:eastAsia="Consolas"/>
-          <w:color w:val="D4D4D4"/>
+          <w:rFonts w:ascii="Consolas" w:hAnsi="Consolas"/>
+          <w:color w:val="0073E6"/>
           <w:sz w:val="16"/>
         </w:rPr>
-        <w:t>validate</w:t>
+        <w:t xml:space="preserve">--strict</w:t>
       </w:r>
       <w:r>
-        <w:rPr>
-          <w:rFonts w:ascii="Consolas" w:hAnsi="Consolas" w:eastAsia="Consolas"/>
-          <w:color w:val="D4D4D4"/>
-          <w:sz w:val="16"/>
-        </w:rPr>
-        <w:t xml:space="preserve"> </w:t>
-      </w:r>
-      <w:r>
-        <w:rPr>
-          <w:rFonts w:ascii="Consolas" w:hAnsi="Consolas" w:eastAsia="Consolas"/>
-          <w:color w:val="9CDCFE"/>
-          <w:sz w:val="16"/>
-        </w:rPr>
-        <w:t>--strict</w:t>
-      </w:r>
-      <w:r>
-        <w:rPr>
-          <w:rFonts w:ascii="Consolas" w:hAnsi="Consolas" w:eastAsia="Consolas"/>
-          <w:color w:val="D4D4D4"/>
-          <w:sz w:val="16"/>
-        </w:rPr>
         <w:br/>
       </w:r>
       <w:r>
         <w:rPr>
-          <w:rFonts w:ascii="Consolas" w:hAnsi="Consolas" w:eastAsia="Consolas"/>
-          <w:color w:val="4EC9B0"/>
+          <w:rFonts w:ascii="Consolas" w:hAnsi="Consolas"/>
+          <w:b/>
+          <w:color w:val="000080"/>
           <w:sz w:val="16"/>
         </w:rPr>
-        <w:t>composer</w:t>
+        <w:t xml:space="preserve">composer</w:t>
       </w:r>
       <w:r>
         <w:rPr>
-          <w:rFonts w:ascii="Consolas" w:hAnsi="Consolas" w:eastAsia="Consolas"/>
-          <w:color w:val="D4D4D4"/>
+          <w:rFonts w:ascii="Consolas" w:hAnsi="Consolas"/>
+          <w:color w:val="262626"/>
           <w:sz w:val="16"/>
         </w:rPr>
-        <w:t xml:space="preserve"> </w:t>
+        <w:t xml:space="preserve"> audit</w:t>
       </w:r>
       <w:r>
-        <w:rPr>
-          <w:rFonts w:ascii="Consolas" w:hAnsi="Consolas" w:eastAsia="Consolas"/>
-          <w:color w:val="D4D4D4"/>
-          <w:sz w:val="16"/>
-        </w:rPr>
-        <w:t>audit</w:t>
-      </w:r>
-      <w:r>
-        <w:rPr>
-          <w:rFonts w:ascii="Consolas" w:hAnsi="Consolas" w:eastAsia="Consolas"/>
-          <w:color w:val="D4D4D4"/>
-          <w:sz w:val="16"/>
-        </w:rPr>
         <w:br/>
       </w:r>
       <w:r>
         <w:rPr>
-          <w:rFonts w:ascii="Consolas" w:hAnsi="Consolas" w:eastAsia="Consolas"/>
-          <w:color w:val="4EC9B0"/>
+          <w:rFonts w:ascii="Consolas" w:hAnsi="Consolas"/>
+          <w:b/>
+          <w:color w:val="000080"/>
           <w:sz w:val="16"/>
         </w:rPr>
-        <w:t>npm</w:t>
+        <w:t xml:space="preserve">npm</w:t>
       </w:r>
       <w:r>
         <w:rPr>
-          <w:rFonts w:ascii="Consolas" w:hAnsi="Consolas" w:eastAsia="Consolas"/>
-          <w:color w:val="D4D4D4"/>
+          <w:rFonts w:ascii="Consolas" w:hAnsi="Consolas"/>
+          <w:color w:val="262626"/>
           <w:sz w:val="16"/>
         </w:rPr>
-        <w:t xml:space="preserve"> </w:t>
-      </w:r>
-      <w:r>
-        <w:rPr>
-          <w:rFonts w:ascii="Consolas" w:hAnsi="Consolas" w:eastAsia="Consolas"/>
-          <w:color w:val="D4D4D4"/>
-          <w:sz w:val="16"/>
-        </w:rPr>
-        <w:t>audit</w:t>
+        <w:t xml:space="preserve"> audit</w:t>
       </w:r>
     </w:p>
     <w:p>
@@ -7909,8 +7776,10 @@
       <w:r>
         <w:rPr>
           <w:rFonts w:ascii="Aptos" w:hAnsi="Aptos"/>
+          <w:color w:val="1F2937"/>
+          <w:sz w:val="19"/>
         </w:rPr>
-        <w:t>Preset dasar yang digunakan adalah compact_reference_guide dengan named override untuk modul pembelajaran: A4 portrait; margin atas 1,65 cm, bawah 1,55 cm, kiri/kanan 1,75 cm; Aptos 10,2 pt; line spacing 1,16; heading beraksen Laravel red; tabel ringkas; callout Predict/Try/Observe; code block Consolas bertema Visual Studio Code Dark+; checklist; exit ticket; serta screenshot mockup UI.</w:t>
+        <w:t xml:space="preserve">Preset dasar yang digunakan adalah compact_reference_guide dengan named override untuk modul pembelajaran: A4 portrait; margin atas 1,65 cm, bawah 1,55 cm, kiri/kanan 1,75 cm; Aptos 10,2 pt; line spacing 1,16; heading beraksen Laravel red; tabel ringkas; callout Predict/Try/Observe; code block Consolas berlatar Cyan Light dengan pewarnaan token Visual Studio Code; checklist; exit ticket; serta screenshot mockup UI.</w:t>
       </w:r>
     </w:p>
     <w:p>
@@ -8491,6 +8360,19 @@
         <w:pStyle w:val="ListBody"/>
       </w:pPr>
       <w:r>
+        <w:rPr>
+          <w:rFonts w:ascii="Aptos" w:hAnsi="Aptos"/>
+          <w:color w:val="1F2937"/>
+          <w:sz w:val="19"/>
+        </w:rPr>
+        <w:t xml:space="preserve">DOC-00-001 — Seluruh blok kode (208 blok, 133 label) memakai latar terang tema Cyan Light (JetBrains) dengan pewarnaan token standar Visual Studio Code untuk PHP, HTML/Blade, cmd, dan bash; teks kode tidak berubah; penjelasan palet di “Cara Membaca Sampel Kode” dan Lampiran diperbarui.</w:t>
+      </w:r>
+    </w:p>
+    <w:p>
+      <w:pPr>
+        <w:pStyle w:val="ListBody"/>
+      </w:pPr>
+      <w:r>
         <w:t xml:space="preserve">DOC-01-001 — Basis dokumen: parameter menyebut v4/v5 yang tidak ada; basis nyata adalah v7. Revisi kumulatif ditulis ke berkas v8; v7 tetap utuh di references/.</w:t>
       </w:r>
     </w:p>
@@ -8869,6 +8751,19 @@
           <w:color w:val="1F2937"/>
           <w:sz w:val="19"/>
         </w:rPr>
+        <w:t xml:space="preserve">DOC-05-007 — Rantai v3 (use case SRS v2): Modul 5 menuntaskan UC-19 (penguncian 5x/10 menit, pesan generik, redirect per peran, sesi 8 jam) dan UC-21 (onboarding penanggung jawab + rekening + tautan atur kata sandi, aktif/nonaktif tenant, riwayat komisi beserta pengelola); ditambahkan deskripsi use case, mockup, Tahap 8, dan output nyata browser.</w:t>
+      </w:r>
+    </w:p>
+    <w:p>
+      <w:pPr>
+        <w:pStyle w:val="ListBody"/>
+      </w:pPr>
+      <w:r>
+        <w:rPr>
+          <w:rFonts w:ascii="Aptos" w:hAnsi="Aptos"/>
+          <w:color w:val="1F2937"/>
+          <w:sz w:val="19"/>
+        </w:rPr>
         <w:t xml:space="preserve">DOC-06-004 — Controller/view/route meja di modul Admin; controller + route publik scan QR di modul Ordering (</w:t>
       </w:r>
       <w:r>
@@ -8934,6 +8829,19 @@
           <w:sz w:val="19"/>
         </w:rPr>
         <w:t xml:space="preserve">DOC-06-005 — Blok BUAT FILE per tahap Modul 6: make:model, make:policy --model, make:controller FQN (termasuk --invokable untuk /q/{token}), make:trait FQN, make:class (OpaqueToken, service Admin/Ordering), make:test --unit; view &amp; route modul manual.</w:t>
+      </w:r>
+    </w:p>
+    <w:p>
+      <w:pPr>
+        <w:pStyle w:val="ListBody"/>
+      </w:pPr>
+      <w:r>
+        <w:rPr>
+          <w:rFonts w:ascii="Aptos" w:hAnsi="Aptos"/>
+          <w:color w:val="1F2937"/>
+          <w:sz w:val="19"/>
+        </w:rPr>
+        <w:t xml:space="preserve">DOC-06-006 — Rantai v3 (use case SRS v2): Modul 6 menuntaskan UC-22 (QR siap cetak SVG via bacon/bacon-qr-code, nonaktif/aktif meja, ringkasan meja) dan UC-02 (halaman sambutan meja + tenant buka/tutup, pesan QR tidak valid, penolakan di luar jam operasional); ditambahkan deskripsi use case, mockup, Tahap 8, dan output nyata browser.</w:t>
       </w:r>
     </w:p>
     <w:p>
@@ -9028,6 +8936,19 @@
           <w:sz w:val="19"/>
         </w:rPr>
         <w:t xml:space="preserve">DOC-07-005 — Blok BUAT FILE per tahap Modul 7: make:livewire catalog::menu-manager / catalog::menu-catalog (langsung ke folder modul), make:class MenuStockService, make:test; halaman &amp; route modul manual.</w:t>
+      </w:r>
+    </w:p>
+    <w:p>
+      <w:pPr>
+        <w:pStyle w:val="ListBody"/>
+      </w:pPr>
+      <w:r>
+        <w:rPr>
+          <w:rFonts w:ascii="Aptos" w:hAnsi="Aptos"/>
+          <w:color w:val="1F2937"/>
+          <w:sz w:val="19"/>
+        </w:rPr>
+        <w:t xml:space="preserve">DOC-07-006 — Rantai v3 (use case SRS v2): Modul 7 menuntaskan UC-13 (deskripsi, foto WebP, ubah, soft delete, cari/saring), UC-14 (sakelar satu ketukan), UC-01 (kelompok per tenant, menu habis nonaktif, tenant tutup, chip kategori, pembaruan ≤ 5 detik), dan UC-11 (WaitTimeEstimator); ditambahkan deskripsi use case, mockup, Tahap 8, dan output nyata browser.</w:t>
       </w:r>
     </w:p>
     <w:p>
@@ -9139,6 +9060,19 @@
           <w:sz w:val="19"/>
         </w:rPr>
         <w:t xml:space="preserve">DOC-08-005 — Blok BUAT FILE per tahap Modul 8: make:class (DTO &amp; service), make:exception dengan nama kelas lengkap ke modul Ordering, make:livewire ordering::cart, make:test.</w:t>
+      </w:r>
+    </w:p>
+    <w:p>
+      <w:pPr>
+        <w:pStyle w:val="ListBody"/>
+      </w:pPr>
+      <w:r>
+        <w:rPr>
+          <w:rFonts w:ascii="Aptos" w:hAnsi="Aptos"/>
+          <w:color w:val="1F2937"/>
+          <w:sz w:val="19"/>
+        </w:rPr>
+        <w:t xml:space="preserve">DOC-08-006 — Rantai v3 (use case SRS v2): Modul 8 menuntaskan UC-03 (kelompok per tenant, pajak dan biaya layanan, “Menu telah habis”, checkout nonaktif saat kosong) dan UC-04 (formulir kustomisasi min/maks, opsi habis nonaktif, catatan ≤ 200 karakter tersaring, harga akhir) serta halaman tenant Kelola Modifier; ditambahkan deskripsi use case, mockup, Tahap 8, dan output nyata browser.</w:t>
       </w:r>
     </w:p>
     <w:sectPr>
@@ -21401,7 +21335,7 @@
     </w:pPr>
     <w:rPr>
       <w:rFonts w:ascii="Consolas" w:hAnsi="Consolas"/>
-      <w:color w:val="D4D4D4"/>
+      <w:color w:val="262626"/>
       <w:sz w:val="16"/>
     </w:rPr>
   </w:style>
@@ -21513,7 +21447,7 @@
     <w:rPr>
       <w:rFonts w:ascii="Consolas" w:hAnsi="Consolas"/>
       <w:b/>
-      <w:color w:val="FFFFFF"/>
+      <w:color w:val="262626"/>
       <w:sz w:val="16"/>
     </w:rPr>
   </w:style>

--- a/modul_praktikum/Lampiran.docx
+++ b/modul_praktikum/Lampiran.docx
@@ -3577,92 +3577,175 @@
     <w:p>
       <w:pPr>
         <w:pStyle w:val="CodeBlock"/>
-        <w:shd w:fill="1E1E1E" w:val="clear"/>
         <w:pBdr>
-          <w:left w:val="single" w:sz="4" w:space="8" w:color="1E1E1E"/>
+          <w:left w:val="single" w:sz="12" w:space="8" w:color="B8DDE0"/>
         </w:pBdr>
+        <w:shd w:val="clear" w:color="auto" w:fill="F2F3F7"/>
       </w:pPr>
       <w:r>
         <w:rPr>
           <w:rFonts w:ascii="Consolas" w:hAnsi="Consolas"/>
-          <w:color w:val="4EC9B0"/>
+          <w:b/>
+          <w:color w:val="000080"/>
           <w:sz w:val="16"/>
         </w:rPr>
-        <w:t>php</w:t>
+        <w:t xml:space="preserve">php</w:t>
       </w:r>
       <w:r>
         <w:rPr>
           <w:rFonts w:ascii="Consolas" w:hAnsi="Consolas"/>
-          <w:color w:val="D4D4D4"/>
+          <w:color w:val="262626"/>
           <w:sz w:val="16"/>
         </w:rPr>
-        <w:t xml:space="preserve"> artisan optimize:clear</w:t>
+        <w:t xml:space="preserve"> artisan </w:t>
+      </w:r>
+      <w:r>
+        <w:rPr>
+          <w:rFonts w:ascii="Consolas" w:hAnsi="Consolas"/>
+          <w:color w:val="795E26"/>
+          <w:sz w:val="16"/>
+        </w:rPr>
+        <w:t xml:space="preserve">optimize:clear</w:t>
+      </w:r>
+      <w:r>
         <w:br/>
       </w:r>
       <w:r>
         <w:rPr>
           <w:rFonts w:ascii="Consolas" w:hAnsi="Consolas"/>
-          <w:color w:val="4EC9B0"/>
+          <w:b/>
+          <w:color w:val="000080"/>
           <w:sz w:val="16"/>
         </w:rPr>
-        <w:t>php</w:t>
+        <w:t xml:space="preserve">php</w:t>
       </w:r>
       <w:r>
         <w:rPr>
           <w:rFonts w:ascii="Consolas" w:hAnsi="Consolas"/>
-          <w:color w:val="D4D4D4"/>
+          <w:color w:val="262626"/>
           <w:sz w:val="16"/>
         </w:rPr>
-        <w:t xml:space="preserve"> artisan migrate:fresh --seed --env=testing</w:t>
+        <w:t xml:space="preserve"> artisan </w:t>
+      </w:r>
+      <w:r>
+        <w:rPr>
+          <w:rFonts w:ascii="Consolas" w:hAnsi="Consolas"/>
+          <w:color w:val="795E26"/>
+          <w:sz w:val="16"/>
+        </w:rPr>
+        <w:t xml:space="preserve">migrate:fresh</w:t>
+      </w:r>
+      <w:r>
+        <w:rPr>
+          <w:rFonts w:ascii="Consolas" w:hAnsi="Consolas"/>
+          <w:color w:val="262626"/>
+          <w:sz w:val="16"/>
+        </w:rPr>
+        <w:t xml:space="preserve"> </w:t>
+      </w:r>
+      <w:r>
+        <w:rPr>
+          <w:rFonts w:ascii="Consolas" w:hAnsi="Consolas"/>
+          <w:color w:val="0073E6"/>
+          <w:sz w:val="16"/>
+        </w:rPr>
+        <w:t xml:space="preserve">--seed</w:t>
+      </w:r>
+      <w:r>
+        <w:rPr>
+          <w:rFonts w:ascii="Consolas" w:hAnsi="Consolas"/>
+          <w:color w:val="262626"/>
+          <w:sz w:val="16"/>
+        </w:rPr>
+        <w:t xml:space="preserve"> </w:t>
+      </w:r>
+      <w:r>
+        <w:rPr>
+          <w:rFonts w:ascii="Consolas" w:hAnsi="Consolas"/>
+          <w:color w:val="0073E6"/>
+          <w:sz w:val="16"/>
+        </w:rPr>
+        <w:t xml:space="preserve">--env=testing</w:t>
+      </w:r>
+      <w:r>
         <w:br/>
       </w:r>
       <w:r>
         <w:rPr>
           <w:rFonts w:ascii="Consolas" w:hAnsi="Consolas"/>
-          <w:color w:val="4EC9B0"/>
+          <w:b/>
+          <w:color w:val="000080"/>
           <w:sz w:val="16"/>
         </w:rPr>
-        <w:t>php</w:t>
+        <w:t xml:space="preserve">php</w:t>
       </w:r>
       <w:r>
         <w:rPr>
           <w:rFonts w:ascii="Consolas" w:hAnsi="Consolas"/>
-          <w:color w:val="D4D4D4"/>
+          <w:color w:val="262626"/>
           <w:sz w:val="16"/>
         </w:rPr>
-        <w:t xml:space="preserve"> artisan test --testsuite=</w:t>
+        <w:t xml:space="preserve"> artisan test </w:t>
       </w:r>
       <w:r>
         <w:rPr>
           <w:rFonts w:ascii="Consolas" w:hAnsi="Consolas"/>
-          <w:color w:val="4EC9B0"/>
+          <w:color w:val="0073E6"/>
           <w:sz w:val="16"/>
         </w:rPr>
-        <w:t>Feature</w:t>
+        <w:t xml:space="preserve">--testsuite=Feature</w:t>
       </w:r>
       <w:r>
         <w:rPr>
           <w:rFonts w:ascii="Consolas" w:hAnsi="Consolas"/>
-          <w:color w:val="D4D4D4"/>
+          <w:color w:val="262626"/>
           <w:sz w:val="16"/>
         </w:rPr>
-        <w:t xml:space="preserve"> --stop-on-failure</w:t>
-        <w:br/>
-        <w:t xml:space="preserve">./vendor/bin/pint --test</w:t>
+        <w:t xml:space="preserve"> </w:t>
+      </w:r>
+      <w:r>
+        <w:rPr>
+          <w:rFonts w:ascii="Consolas" w:hAnsi="Consolas"/>
+          <w:color w:val="0073E6"/>
+          <w:sz w:val="16"/>
+        </w:rPr>
+        <w:t xml:space="preserve">--stop-on-failure</w:t>
+      </w:r>
+      <w:r>
         <w:br/>
       </w:r>
       <w:r>
         <w:rPr>
           <w:rFonts w:ascii="Consolas" w:hAnsi="Consolas"/>
-          <w:color w:val="4EC9B0"/>
+          <w:color w:val="262626"/>
           <w:sz w:val="16"/>
         </w:rPr>
-        <w:t>npm</w:t>
+        <w:t xml:space="preserve">./vendor/bin/pint </w:t>
       </w:r>
       <w:r>
         <w:rPr>
           <w:rFonts w:ascii="Consolas" w:hAnsi="Consolas"/>
-          <w:color w:val="D4D4D4"/>
+          <w:color w:val="0073E6"/>
+          <w:sz w:val="16"/>
+        </w:rPr>
+        <w:t xml:space="preserve">--test</w:t>
+      </w:r>
+      <w:r>
+        <w:br/>
+      </w:r>
+      <w:r>
+        <w:rPr>
+          <w:rFonts w:ascii="Consolas" w:hAnsi="Consolas"/>
+          <w:b/>
+          <w:color w:val="000080"/>
+          <w:sz w:val="16"/>
+        </w:rPr>
+        <w:t xml:space="preserve">npm</w:t>
+      </w:r>
+      <w:r>
+        <w:rPr>
+          <w:rFonts w:ascii="Consolas" w:hAnsi="Consolas"/>
+          <w:color w:val="262626"/>
           <w:sz w:val="16"/>
         </w:rPr>
         <w:t xml:space="preserve"> run build</w:t>
@@ -5044,431 +5127,215 @@
     <w:p>
       <w:pPr>
         <w:pStyle w:val="CodeHeader"/>
-        <w:shd w:fill="2D2D30"/>
+        <w:keepNext/>
         <w:pBdr>
-          <w:left w:val="single" w:sz="4" w:space="8" w:color="2D2D30"/>
+          <w:left w:val="single" w:sz="12" w:space="8" w:color="B8DDE0"/>
         </w:pBdr>
+        <w:shd w:val="clear" w:color="auto" w:fill="E4EAED"/>
       </w:pPr>
       <w:r>
-        <w:t>AUDIT KOMPATIBILITAS DEPENDENSI SRS — terminal root proyek   •   BASH</w:t>
+        <w:rPr>
+          <w:rFonts w:ascii="Consolas" w:hAnsi="Consolas"/>
+          <w:b/>
+          <w:color w:val="262626"/>
+          <w:sz w:val="16"/>
+        </w:rPr>
+        <w:t xml:space="preserve">AUDIT KOMPATIBILITAS DEPENDENSI SRS — terminal root proyek   •   BASH</w:t>
       </w:r>
     </w:p>
     <w:p>
       <w:pPr>
         <w:pStyle w:val="CodeBlock"/>
-        <w:shd w:fill="1E1E1E"/>
         <w:keepLines/>
         <w:pBdr>
-          <w:left w:val="single" w:sz="4" w:space="8" w:color="1E1E1E"/>
+          <w:left w:val="single" w:sz="12" w:space="8" w:color="B8DDE0"/>
         </w:pBdr>
+        <w:shd w:val="clear" w:color="auto" w:fill="F2F3F7"/>
       </w:pPr>
       <w:r>
         <w:rPr>
-          <w:rFonts w:ascii="Consolas" w:hAnsi="Consolas" w:eastAsia="Consolas"/>
-          <w:color w:val="4EC9B0"/>
+          <w:rFonts w:ascii="Consolas" w:hAnsi="Consolas"/>
+          <w:b/>
+          <w:color w:val="000080"/>
           <w:sz w:val="16"/>
         </w:rPr>
-        <w:t>composer</w:t>
+        <w:t xml:space="preserve">composer</w:t>
       </w:r>
       <w:r>
         <w:rPr>
-          <w:rFonts w:ascii="Consolas" w:hAnsi="Consolas" w:eastAsia="Consolas"/>
-          <w:color w:val="D4D4D4"/>
+          <w:rFonts w:ascii="Consolas" w:hAnsi="Consolas"/>
+          <w:color w:val="262626"/>
           <w:sz w:val="16"/>
         </w:rPr>
-        <w:t xml:space="preserve"> </w:t>
+        <w:t xml:space="preserve"> require chillerlan/php-qrcode intervention/image-laravel </w:t>
       </w:r>
       <w:r>
         <w:rPr>
-          <w:rFonts w:ascii="Consolas" w:hAnsi="Consolas" w:eastAsia="Consolas"/>
-          <w:color w:val="D4D4D4"/>
+          <w:rFonts w:ascii="Consolas" w:hAnsi="Consolas"/>
+          <w:color w:val="0073E6"/>
           <w:sz w:val="16"/>
         </w:rPr>
-        <w:t>require</w:t>
+        <w:t xml:space="preserve">--dry-run</w:t>
       </w:r>
       <w:r>
-        <w:rPr>
-          <w:rFonts w:ascii="Consolas" w:hAnsi="Consolas" w:eastAsia="Consolas"/>
-          <w:color w:val="D4D4D4"/>
-          <w:sz w:val="16"/>
-        </w:rPr>
-        <w:t xml:space="preserve"> </w:t>
-      </w:r>
-      <w:r>
-        <w:rPr>
-          <w:rFonts w:ascii="Consolas" w:hAnsi="Consolas" w:eastAsia="Consolas"/>
-          <w:color w:val="D4D4D4"/>
-          <w:sz w:val="16"/>
-        </w:rPr>
-        <w:t>chillerlan/php-qrcode</w:t>
-      </w:r>
-      <w:r>
-        <w:rPr>
-          <w:rFonts w:ascii="Consolas" w:hAnsi="Consolas" w:eastAsia="Consolas"/>
-          <w:color w:val="D4D4D4"/>
-          <w:sz w:val="16"/>
-        </w:rPr>
-        <w:t xml:space="preserve"> </w:t>
-      </w:r>
-      <w:r>
-        <w:rPr>
-          <w:rFonts w:ascii="Consolas" w:hAnsi="Consolas" w:eastAsia="Consolas"/>
-          <w:color w:val="D4D4D4"/>
-          <w:sz w:val="16"/>
-        </w:rPr>
-        <w:t>intervention/image-laravel</w:t>
-      </w:r>
-      <w:r>
-        <w:rPr>
-          <w:rFonts w:ascii="Consolas" w:hAnsi="Consolas" w:eastAsia="Consolas"/>
-          <w:color w:val="D4D4D4"/>
-          <w:sz w:val="16"/>
-        </w:rPr>
-        <w:t xml:space="preserve"> </w:t>
-      </w:r>
-      <w:r>
-        <w:rPr>
-          <w:rFonts w:ascii="Consolas" w:hAnsi="Consolas" w:eastAsia="Consolas"/>
-          <w:color w:val="9CDCFE"/>
-          <w:sz w:val="16"/>
-        </w:rPr>
-        <w:t>--dry-run</w:t>
-      </w:r>
-      <w:r>
-        <w:rPr>
-          <w:rFonts w:ascii="Consolas" w:hAnsi="Consolas" w:eastAsia="Consolas"/>
-          <w:color w:val="D4D4D4"/>
-          <w:sz w:val="16"/>
-        </w:rPr>
         <w:br/>
       </w:r>
       <w:r>
         <w:rPr>
-          <w:rFonts w:ascii="Consolas" w:hAnsi="Consolas" w:eastAsia="Consolas"/>
-          <w:color w:val="4EC9B0"/>
+          <w:rFonts w:ascii="Consolas" w:hAnsi="Consolas"/>
+          <w:b/>
+          <w:color w:val="000080"/>
           <w:sz w:val="16"/>
         </w:rPr>
-        <w:t>composer</w:t>
+        <w:t xml:space="preserve">composer</w:t>
       </w:r>
       <w:r>
         <w:rPr>
-          <w:rFonts w:ascii="Consolas" w:hAnsi="Consolas" w:eastAsia="Consolas"/>
-          <w:color w:val="D4D4D4"/>
+          <w:rFonts w:ascii="Consolas" w:hAnsi="Consolas"/>
+          <w:color w:val="262626"/>
           <w:sz w:val="16"/>
         </w:rPr>
-        <w:t xml:space="preserve"> </w:t>
+        <w:t xml:space="preserve"> require maatwebsite/excel barryvdh/laravel-dompdf </w:t>
       </w:r>
       <w:r>
         <w:rPr>
-          <w:rFonts w:ascii="Consolas" w:hAnsi="Consolas" w:eastAsia="Consolas"/>
-          <w:color w:val="D4D4D4"/>
+          <w:rFonts w:ascii="Consolas" w:hAnsi="Consolas"/>
+          <w:color w:val="0073E6"/>
           <w:sz w:val="16"/>
         </w:rPr>
-        <w:t>require</w:t>
+        <w:t xml:space="preserve">--dry-run</w:t>
       </w:r>
       <w:r>
-        <w:rPr>
-          <w:rFonts w:ascii="Consolas" w:hAnsi="Consolas" w:eastAsia="Consolas"/>
-          <w:color w:val="D4D4D4"/>
-          <w:sz w:val="16"/>
-        </w:rPr>
-        <w:t xml:space="preserve"> </w:t>
-      </w:r>
-      <w:r>
-        <w:rPr>
-          <w:rFonts w:ascii="Consolas" w:hAnsi="Consolas" w:eastAsia="Consolas"/>
-          <w:color w:val="D4D4D4"/>
-          <w:sz w:val="16"/>
-        </w:rPr>
-        <w:t>maatwebsite/excel</w:t>
-      </w:r>
-      <w:r>
-        <w:rPr>
-          <w:rFonts w:ascii="Consolas" w:hAnsi="Consolas" w:eastAsia="Consolas"/>
-          <w:color w:val="D4D4D4"/>
-          <w:sz w:val="16"/>
-        </w:rPr>
-        <w:t xml:space="preserve"> </w:t>
-      </w:r>
-      <w:r>
-        <w:rPr>
-          <w:rFonts w:ascii="Consolas" w:hAnsi="Consolas" w:eastAsia="Consolas"/>
-          <w:color w:val="D4D4D4"/>
-          <w:sz w:val="16"/>
-        </w:rPr>
-        <w:t>barryvdh/laravel-dompdf</w:t>
-      </w:r>
-      <w:r>
-        <w:rPr>
-          <w:rFonts w:ascii="Consolas" w:hAnsi="Consolas" w:eastAsia="Consolas"/>
-          <w:color w:val="D4D4D4"/>
-          <w:sz w:val="16"/>
-        </w:rPr>
-        <w:t xml:space="preserve"> </w:t>
-      </w:r>
-      <w:r>
-        <w:rPr>
-          <w:rFonts w:ascii="Consolas" w:hAnsi="Consolas" w:eastAsia="Consolas"/>
-          <w:color w:val="9CDCFE"/>
-          <w:sz w:val="16"/>
-        </w:rPr>
-        <w:t>--dry-run</w:t>
-      </w:r>
-      <w:r>
-        <w:rPr>
-          <w:rFonts w:ascii="Consolas" w:hAnsi="Consolas" w:eastAsia="Consolas"/>
-          <w:color w:val="D4D4D4"/>
-          <w:sz w:val="16"/>
-        </w:rPr>
         <w:br/>
       </w:r>
       <w:r>
         <w:rPr>
-          <w:rFonts w:ascii="Consolas" w:hAnsi="Consolas" w:eastAsia="Consolas"/>
-          <w:color w:val="4EC9B0"/>
+          <w:rFonts w:ascii="Consolas" w:hAnsi="Consolas"/>
+          <w:b/>
+          <w:color w:val="000080"/>
           <w:sz w:val="16"/>
         </w:rPr>
-        <w:t>composer</w:t>
+        <w:t xml:space="preserve">composer</w:t>
       </w:r>
       <w:r>
         <w:rPr>
-          <w:rFonts w:ascii="Consolas" w:hAnsi="Consolas" w:eastAsia="Consolas"/>
-          <w:color w:val="D4D4D4"/>
+          <w:rFonts w:ascii="Consolas" w:hAnsi="Consolas"/>
+          <w:color w:val="262626"/>
           <w:sz w:val="16"/>
         </w:rPr>
-        <w:t xml:space="preserve"> </w:t>
+        <w:t xml:space="preserve"> require laravel-notification-channels/webpush </w:t>
       </w:r>
       <w:r>
         <w:rPr>
-          <w:rFonts w:ascii="Consolas" w:hAnsi="Consolas" w:eastAsia="Consolas"/>
-          <w:color w:val="D4D4D4"/>
+          <w:rFonts w:ascii="Consolas" w:hAnsi="Consolas"/>
+          <w:color w:val="0073E6"/>
           <w:sz w:val="16"/>
         </w:rPr>
-        <w:t>require</w:t>
+        <w:t xml:space="preserve">--dry-run</w:t>
       </w:r>
       <w:r>
-        <w:rPr>
-          <w:rFonts w:ascii="Consolas" w:hAnsi="Consolas" w:eastAsia="Consolas"/>
-          <w:color w:val="D4D4D4"/>
-          <w:sz w:val="16"/>
-        </w:rPr>
-        <w:t xml:space="preserve"> </w:t>
-      </w:r>
-      <w:r>
-        <w:rPr>
-          <w:rFonts w:ascii="Consolas" w:hAnsi="Consolas" w:eastAsia="Consolas"/>
-          <w:color w:val="D4D4D4"/>
-          <w:sz w:val="16"/>
-        </w:rPr>
-        <w:t>laravel-notification-channels/webpush</w:t>
-      </w:r>
-      <w:r>
-        <w:rPr>
-          <w:rFonts w:ascii="Consolas" w:hAnsi="Consolas" w:eastAsia="Consolas"/>
-          <w:color w:val="D4D4D4"/>
-          <w:sz w:val="16"/>
-        </w:rPr>
-        <w:t xml:space="preserve"> </w:t>
-      </w:r>
-      <w:r>
-        <w:rPr>
-          <w:rFonts w:ascii="Consolas" w:hAnsi="Consolas" w:eastAsia="Consolas"/>
-          <w:color w:val="9CDCFE"/>
-          <w:sz w:val="16"/>
-        </w:rPr>
-        <w:t>--dry-run</w:t>
-      </w:r>
-      <w:r>
-        <w:rPr>
-          <w:rFonts w:ascii="Consolas" w:hAnsi="Consolas" w:eastAsia="Consolas"/>
-          <w:color w:val="D4D4D4"/>
-          <w:sz w:val="16"/>
-        </w:rPr>
         <w:br/>
       </w:r>
       <w:r>
         <w:rPr>
-          <w:rFonts w:ascii="Consolas" w:hAnsi="Consolas" w:eastAsia="Consolas"/>
-          <w:color w:val="4EC9B0"/>
+          <w:rFonts w:ascii="Consolas" w:hAnsi="Consolas"/>
+          <w:b/>
+          <w:color w:val="000080"/>
           <w:sz w:val="16"/>
         </w:rPr>
-        <w:t>npm</w:t>
+        <w:t xml:space="preserve">npm</w:t>
       </w:r>
       <w:r>
         <w:rPr>
-          <w:rFonts w:ascii="Consolas" w:hAnsi="Consolas" w:eastAsia="Consolas"/>
-          <w:color w:val="D4D4D4"/>
+          <w:rFonts w:ascii="Consolas" w:hAnsi="Consolas"/>
+          <w:color w:val="262626"/>
           <w:sz w:val="16"/>
         </w:rPr>
-        <w:t xml:space="preserve"> </w:t>
+        <w:t xml:space="preserve"> install </w:t>
       </w:r>
       <w:r>
         <w:rPr>
-          <w:rFonts w:ascii="Consolas" w:hAnsi="Consolas" w:eastAsia="Consolas"/>
-          <w:color w:val="D4D4D4"/>
+          <w:rFonts w:ascii="Consolas" w:hAnsi="Consolas"/>
+          <w:color w:val="0073E6"/>
           <w:sz w:val="16"/>
         </w:rPr>
-        <w:t>install</w:t>
+        <w:t xml:space="preserve">--dry-run</w:t>
       </w:r>
       <w:r>
         <w:rPr>
-          <w:rFonts w:ascii="Consolas" w:hAnsi="Consolas" w:eastAsia="Consolas"/>
-          <w:color w:val="D4D4D4"/>
+          <w:rFonts w:ascii="Consolas" w:hAnsi="Consolas"/>
+          <w:color w:val="262626"/>
           <w:sz w:val="16"/>
         </w:rPr>
-        <w:t xml:space="preserve"> </w:t>
+        <w:t xml:space="preserve"> laravel-echo pusher-js</w:t>
       </w:r>
       <w:r>
-        <w:rPr>
-          <w:rFonts w:ascii="Consolas" w:hAnsi="Consolas" w:eastAsia="Consolas"/>
-          <w:color w:val="9CDCFE"/>
-          <w:sz w:val="16"/>
-        </w:rPr>
-        <w:t>--dry-run</w:t>
-      </w:r>
-      <w:r>
-        <w:rPr>
-          <w:rFonts w:ascii="Consolas" w:hAnsi="Consolas" w:eastAsia="Consolas"/>
-          <w:color w:val="D4D4D4"/>
-          <w:sz w:val="16"/>
-        </w:rPr>
-        <w:t xml:space="preserve"> </w:t>
-      </w:r>
-      <w:r>
-        <w:rPr>
-          <w:rFonts w:ascii="Consolas" w:hAnsi="Consolas" w:eastAsia="Consolas"/>
-          <w:color w:val="D4D4D4"/>
-          <w:sz w:val="16"/>
-        </w:rPr>
-        <w:t>laravel-echo</w:t>
-      </w:r>
-      <w:r>
-        <w:rPr>
-          <w:rFonts w:ascii="Consolas" w:hAnsi="Consolas" w:eastAsia="Consolas"/>
-          <w:color w:val="D4D4D4"/>
-          <w:sz w:val="16"/>
-        </w:rPr>
-        <w:t xml:space="preserve"> </w:t>
-      </w:r>
-      <w:r>
-        <w:rPr>
-          <w:rFonts w:ascii="Consolas" w:hAnsi="Consolas" w:eastAsia="Consolas"/>
-          <w:color w:val="D4D4D4"/>
-          <w:sz w:val="16"/>
-        </w:rPr>
-        <w:t>pusher-js</w:t>
-      </w:r>
-      <w:r>
-        <w:rPr>
-          <w:rFonts w:ascii="Consolas" w:hAnsi="Consolas" w:eastAsia="Consolas"/>
-          <w:color w:val="D4D4D4"/>
-          <w:sz w:val="16"/>
-        </w:rPr>
         <w:br/>
       </w:r>
       <w:r>
         <w:rPr>
-          <w:rFonts w:ascii="Consolas" w:hAnsi="Consolas" w:eastAsia="Consolas"/>
-          <w:color w:val="4EC9B0"/>
+          <w:rFonts w:ascii="Consolas" w:hAnsi="Consolas"/>
+          <w:b/>
+          <w:color w:val="000080"/>
           <w:sz w:val="16"/>
         </w:rPr>
-        <w:t>composer</w:t>
+        <w:t xml:space="preserve">composer</w:t>
       </w:r>
       <w:r>
         <w:rPr>
-          <w:rFonts w:ascii="Consolas" w:hAnsi="Consolas" w:eastAsia="Consolas"/>
-          <w:color w:val="D4D4D4"/>
+          <w:rFonts w:ascii="Consolas" w:hAnsi="Consolas"/>
+          <w:color w:val="262626"/>
           <w:sz w:val="16"/>
         </w:rPr>
-        <w:t xml:space="preserve"> </w:t>
+        <w:t xml:space="preserve"> validate </w:t>
       </w:r>
       <w:r>
         <w:rPr>
-          <w:rFonts w:ascii="Consolas" w:hAnsi="Consolas" w:eastAsia="Consolas"/>
-          <w:color w:val="D4D4D4"/>
+          <w:rFonts w:ascii="Consolas" w:hAnsi="Consolas"/>
+          <w:color w:val="0073E6"/>
           <w:sz w:val="16"/>
         </w:rPr>
-        <w:t>validate</w:t>
+        <w:t xml:space="preserve">--strict</w:t>
       </w:r>
       <w:r>
-        <w:rPr>
-          <w:rFonts w:ascii="Consolas" w:hAnsi="Consolas" w:eastAsia="Consolas"/>
-          <w:color w:val="D4D4D4"/>
-          <w:sz w:val="16"/>
-        </w:rPr>
-        <w:t xml:space="preserve"> </w:t>
-      </w:r>
-      <w:r>
-        <w:rPr>
-          <w:rFonts w:ascii="Consolas" w:hAnsi="Consolas" w:eastAsia="Consolas"/>
-          <w:color w:val="9CDCFE"/>
-          <w:sz w:val="16"/>
-        </w:rPr>
-        <w:t>--strict</w:t>
-      </w:r>
-      <w:r>
-        <w:rPr>
-          <w:rFonts w:ascii="Consolas" w:hAnsi="Consolas" w:eastAsia="Consolas"/>
-          <w:color w:val="D4D4D4"/>
-          <w:sz w:val="16"/>
-        </w:rPr>
         <w:br/>
       </w:r>
       <w:r>
         <w:rPr>
-          <w:rFonts w:ascii="Consolas" w:hAnsi="Consolas" w:eastAsia="Consolas"/>
-          <w:color w:val="4EC9B0"/>
+          <w:rFonts w:ascii="Consolas" w:hAnsi="Consolas"/>
+          <w:b/>
+          <w:color w:val="000080"/>
           <w:sz w:val="16"/>
         </w:rPr>
-        <w:t>composer</w:t>
+        <w:t xml:space="preserve">composer</w:t>
       </w:r>
       <w:r>
         <w:rPr>
-          <w:rFonts w:ascii="Consolas" w:hAnsi="Consolas" w:eastAsia="Consolas"/>
-          <w:color w:val="D4D4D4"/>
+          <w:rFonts w:ascii="Consolas" w:hAnsi="Consolas"/>
+          <w:color w:val="262626"/>
           <w:sz w:val="16"/>
         </w:rPr>
-        <w:t xml:space="preserve"> </w:t>
+        <w:t xml:space="preserve"> audit</w:t>
       </w:r>
       <w:r>
-        <w:rPr>
-          <w:rFonts w:ascii="Consolas" w:hAnsi="Consolas" w:eastAsia="Consolas"/>
-          <w:color w:val="D4D4D4"/>
-          <w:sz w:val="16"/>
-        </w:rPr>
-        <w:t>audit</w:t>
-      </w:r>
-      <w:r>
-        <w:rPr>
-          <w:rFonts w:ascii="Consolas" w:hAnsi="Consolas" w:eastAsia="Consolas"/>
-          <w:color w:val="D4D4D4"/>
-          <w:sz w:val="16"/>
-        </w:rPr>
         <w:br/>
       </w:r>
       <w:r>
         <w:rPr>
-          <w:rFonts w:ascii="Consolas" w:hAnsi="Consolas" w:eastAsia="Consolas"/>
-          <w:color w:val="4EC9B0"/>
+          <w:rFonts w:ascii="Consolas" w:hAnsi="Consolas"/>
+          <w:b/>
+          <w:color w:val="000080"/>
           <w:sz w:val="16"/>
         </w:rPr>
-        <w:t>npm</w:t>
+        <w:t xml:space="preserve">npm</w:t>
       </w:r>
       <w:r>
         <w:rPr>
-          <w:rFonts w:ascii="Consolas" w:hAnsi="Consolas" w:eastAsia="Consolas"/>
-          <w:color w:val="D4D4D4"/>
+          <w:rFonts w:ascii="Consolas" w:hAnsi="Consolas"/>
+          <w:color w:val="262626"/>
           <w:sz w:val="16"/>
         </w:rPr>
-        <w:t xml:space="preserve"> </w:t>
-      </w:r>
-      <w:r>
-        <w:rPr>
-          <w:rFonts w:ascii="Consolas" w:hAnsi="Consolas" w:eastAsia="Consolas"/>
-          <w:color w:val="D4D4D4"/>
-          <w:sz w:val="16"/>
-        </w:rPr>
-        <w:t>audit</w:t>
+        <w:t xml:space="preserve"> audit</w:t>
       </w:r>
     </w:p>
     <w:p>
@@ -7909,8 +7776,10 @@
       <w:r>
         <w:rPr>
           <w:rFonts w:ascii="Aptos" w:hAnsi="Aptos"/>
+          <w:color w:val="1F2937"/>
+          <w:sz w:val="19"/>
         </w:rPr>
-        <w:t>Preset dasar yang digunakan adalah compact_reference_guide dengan named override untuk modul pembelajaran: A4 portrait; margin atas 1,65 cm, bawah 1,55 cm, kiri/kanan 1,75 cm; Aptos 10,2 pt; line spacing 1,16; heading beraksen Laravel red; tabel ringkas; callout Predict/Try/Observe; code block Consolas bertema Visual Studio Code Dark+; checklist; exit ticket; serta screenshot mockup UI.</w:t>
+        <w:t xml:space="preserve">Preset dasar yang digunakan adalah compact_reference_guide dengan named override untuk modul pembelajaran: A4 portrait; margin atas 1,65 cm, bawah 1,55 cm, kiri/kanan 1,75 cm; Aptos 10,2 pt; line spacing 1,16; heading beraksen Laravel red; tabel ringkas; callout Predict/Try/Observe; code block Consolas berlatar Cyan Light dengan pewarnaan token Visual Studio Code; checklist; exit ticket; serta screenshot mockup UI.</w:t>
       </w:r>
     </w:p>
     <w:p>
@@ -8491,6 +8360,19 @@
         <w:pStyle w:val="ListBody"/>
       </w:pPr>
       <w:r>
+        <w:rPr>
+          <w:rFonts w:ascii="Aptos" w:hAnsi="Aptos"/>
+          <w:color w:val="1F2937"/>
+          <w:sz w:val="19"/>
+        </w:rPr>
+        <w:t xml:space="preserve">DOC-00-001 — Seluruh blok kode (208 blok, 133 label) memakai latar terang tema Cyan Light (JetBrains) dengan pewarnaan token standar Visual Studio Code untuk PHP, HTML/Blade, cmd, dan bash; teks kode tidak berubah; penjelasan palet di “Cara Membaca Sampel Kode” dan Lampiran diperbarui.</w:t>
+      </w:r>
+    </w:p>
+    <w:p>
+      <w:pPr>
+        <w:pStyle w:val="ListBody"/>
+      </w:pPr>
+      <w:r>
         <w:t xml:space="preserve">DOC-01-001 — Basis dokumen: parameter menyebut v4/v5 yang tidak ada; basis nyata adalah v7. Revisi kumulatif ditulis ke berkas v8; v7 tetap utuh di references/.</w:t>
       </w:r>
     </w:p>
@@ -8869,6 +8751,19 @@
           <w:color w:val="1F2937"/>
           <w:sz w:val="19"/>
         </w:rPr>
+        <w:t xml:space="preserve">DOC-05-007 — Rantai v3 (use case SRS v2): Modul 5 menuntaskan UC-19 (penguncian 5x/10 menit, pesan generik, redirect per peran, sesi 8 jam) dan UC-21 (onboarding penanggung jawab + rekening + tautan atur kata sandi, aktif/nonaktif tenant, riwayat komisi beserta pengelola); ditambahkan deskripsi use case, mockup, Tahap 8, dan output nyata browser.</w:t>
+      </w:r>
+    </w:p>
+    <w:p>
+      <w:pPr>
+        <w:pStyle w:val="ListBody"/>
+      </w:pPr>
+      <w:r>
+        <w:rPr>
+          <w:rFonts w:ascii="Aptos" w:hAnsi="Aptos"/>
+          <w:color w:val="1F2937"/>
+          <w:sz w:val="19"/>
+        </w:rPr>
         <w:t xml:space="preserve">DOC-06-004 — Controller/view/route meja di modul Admin; controller + route publik scan QR di modul Ordering (</w:t>
       </w:r>
       <w:r>
@@ -8934,6 +8829,19 @@
           <w:sz w:val="19"/>
         </w:rPr>
         <w:t xml:space="preserve">DOC-06-005 — Blok BUAT FILE per tahap Modul 6: make:model, make:policy --model, make:controller FQN (termasuk --invokable untuk /q/{token}), make:trait FQN, make:class (OpaqueToken, service Admin/Ordering), make:test --unit; view &amp; route modul manual.</w:t>
+      </w:r>
+    </w:p>
+    <w:p>
+      <w:pPr>
+        <w:pStyle w:val="ListBody"/>
+      </w:pPr>
+      <w:r>
+        <w:rPr>
+          <w:rFonts w:ascii="Aptos" w:hAnsi="Aptos"/>
+          <w:color w:val="1F2937"/>
+          <w:sz w:val="19"/>
+        </w:rPr>
+        <w:t xml:space="preserve">DOC-06-006 — Rantai v3 (use case SRS v2): Modul 6 menuntaskan UC-22 (QR siap cetak SVG via bacon/bacon-qr-code, nonaktif/aktif meja, ringkasan meja) dan UC-02 (halaman sambutan meja + tenant buka/tutup, pesan QR tidak valid, penolakan di luar jam operasional); ditambahkan deskripsi use case, mockup, Tahap 8, dan output nyata browser.</w:t>
       </w:r>
     </w:p>
     <w:p>
@@ -9028,6 +8936,19 @@
           <w:sz w:val="19"/>
         </w:rPr>
         <w:t xml:space="preserve">DOC-07-005 — Blok BUAT FILE per tahap Modul 7: make:livewire catalog::menu-manager / catalog::menu-catalog (langsung ke folder modul), make:class MenuStockService, make:test; halaman &amp; route modul manual.</w:t>
+      </w:r>
+    </w:p>
+    <w:p>
+      <w:pPr>
+        <w:pStyle w:val="ListBody"/>
+      </w:pPr>
+      <w:r>
+        <w:rPr>
+          <w:rFonts w:ascii="Aptos" w:hAnsi="Aptos"/>
+          <w:color w:val="1F2937"/>
+          <w:sz w:val="19"/>
+        </w:rPr>
+        <w:t xml:space="preserve">DOC-07-006 — Rantai v3 (use case SRS v2): Modul 7 menuntaskan UC-13 (deskripsi, foto WebP, ubah, soft delete, cari/saring), UC-14 (sakelar satu ketukan), UC-01 (kelompok per tenant, menu habis nonaktif, tenant tutup, chip kategori, pembaruan ≤ 5 detik), dan UC-11 (WaitTimeEstimator); ditambahkan deskripsi use case, mockup, Tahap 8, dan output nyata browser.</w:t>
       </w:r>
     </w:p>
     <w:p>
@@ -9151,6 +9072,19 @@
           <w:color w:val="1F2937"/>
           <w:sz w:val="19"/>
         </w:rPr>
+        <w:t xml:space="preserve">DOC-08-006 — Rantai v3 (use case SRS v2): Modul 8 menuntaskan UC-03 (kelompok per tenant, pajak dan biaya layanan, “Menu telah habis”, checkout nonaktif saat kosong) dan UC-04 (formulir kustomisasi min/maks, opsi habis nonaktif, catatan ≤ 200 karakter tersaring, harga akhir) serta halaman tenant Kelola Modifier; ditambahkan deskripsi use case, mockup, Tahap 8, dan output nyata browser.</w:t>
+      </w:r>
+    </w:p>
+    <w:p>
+      <w:pPr>
+        <w:pStyle w:val="ListBody"/>
+      </w:pPr>
+      <w:r>
+        <w:rPr>
+          <w:rFonts w:ascii="Aptos" w:hAnsi="Aptos"/>
+          <w:color w:val="1F2937"/>
+          <w:sz w:val="19"/>
+        </w:rPr>
         <w:t xml:space="preserve">DOC-09-004 — Checkout dan status pesanan sebagai vertical slice modul Ordering (</w:t>
       </w:r>
       <w:r>
@@ -9250,6 +9184,19 @@
           <w:sz w:val="19"/>
         </w:rPr>
         <w:t xml:space="preserve">DOC-09-005 — Blok BUAT FILE per tahap Modul 9: make:class (DTO CheckoutResult, CheckoutService), make:exception FQN, make:model OrderItemModifier, make:controller FQN --invokable, make:test; view &amp; route pelanggan modul manual.</w:t>
+      </w:r>
+    </w:p>
+    <w:p>
+      <w:pPr>
+        <w:pStyle w:val="ListBody"/>
+      </w:pPr>
+      <w:r>
+        <w:rPr>
+          <w:rFonts w:ascii="Aptos" w:hAnsi="Aptos"/>
+          <w:color w:val="1F2937"/>
+          <w:sz w:val="19"/>
+        </w:rPr>
+        <w:t xml:space="preserve">DOC-09-006 — Rantai v3 (use case SRS v2): Modul 9 menuntaskan UC-05 (halaman checkout: ringkasan, nomor meja, mode penyajian, identitas ringkas, tenant wajib buka, kembali ke keranjang bila item bermasalah, catatan item tersimpan) dan UC-06 (slot pre-order 15 menit, jam operasional, kapasitas slot + slot terdekat, status terjadwal, pelepasan otomatis ke dapur tiap menit) serta halaman tenant Pengaturan Pre-Order; ditambahkan deskripsi use case, mockup, Tahap 8, dan output nyata browser.</w:t>
       </w:r>
     </w:p>
     <w:sectPr>
@@ -21512,7 +21459,7 @@
     </w:pPr>
     <w:rPr>
       <w:rFonts w:ascii="Consolas" w:hAnsi="Consolas"/>
-      <w:color w:val="D4D4D4"/>
+      <w:color w:val="262626"/>
       <w:sz w:val="16"/>
     </w:rPr>
   </w:style>
@@ -21624,7 +21571,7 @@
     <w:rPr>
       <w:rFonts w:ascii="Consolas" w:hAnsi="Consolas"/>
       <w:b/>
-      <w:color w:val="FFFFFF"/>
+      <w:color w:val="262626"/>
       <w:sz w:val="16"/>
     </w:rPr>
   </w:style>

--- a/modul_praktikum/Lampiran.docx
+++ b/modul_praktikum/Lampiran.docx
@@ -3577,92 +3577,175 @@
     <w:p>
       <w:pPr>
         <w:pStyle w:val="CodeBlock"/>
-        <w:shd w:fill="1E1E1E" w:val="clear"/>
         <w:pBdr>
-          <w:left w:val="single" w:sz="4" w:space="8" w:color="1E1E1E"/>
+          <w:left w:val="single" w:sz="12" w:space="8" w:color="B8DDE0"/>
         </w:pBdr>
+        <w:shd w:val="clear" w:color="auto" w:fill="F2F3F7"/>
       </w:pPr>
       <w:r>
         <w:rPr>
           <w:rFonts w:ascii="Consolas" w:hAnsi="Consolas"/>
-          <w:color w:val="4EC9B0"/>
+          <w:b/>
+          <w:color w:val="000080"/>
           <w:sz w:val="16"/>
         </w:rPr>
-        <w:t>php</w:t>
+        <w:t xml:space="preserve">php</w:t>
       </w:r>
       <w:r>
         <w:rPr>
           <w:rFonts w:ascii="Consolas" w:hAnsi="Consolas"/>
-          <w:color w:val="D4D4D4"/>
+          <w:color w:val="262626"/>
           <w:sz w:val="16"/>
         </w:rPr>
-        <w:t xml:space="preserve"> artisan optimize:clear</w:t>
+        <w:t xml:space="preserve"> artisan </w:t>
+      </w:r>
+      <w:r>
+        <w:rPr>
+          <w:rFonts w:ascii="Consolas" w:hAnsi="Consolas"/>
+          <w:color w:val="795E26"/>
+          <w:sz w:val="16"/>
+        </w:rPr>
+        <w:t xml:space="preserve">optimize:clear</w:t>
+      </w:r>
+      <w:r>
         <w:br/>
       </w:r>
       <w:r>
         <w:rPr>
           <w:rFonts w:ascii="Consolas" w:hAnsi="Consolas"/>
-          <w:color w:val="4EC9B0"/>
+          <w:b/>
+          <w:color w:val="000080"/>
           <w:sz w:val="16"/>
         </w:rPr>
-        <w:t>php</w:t>
+        <w:t xml:space="preserve">php</w:t>
       </w:r>
       <w:r>
         <w:rPr>
           <w:rFonts w:ascii="Consolas" w:hAnsi="Consolas"/>
-          <w:color w:val="D4D4D4"/>
+          <w:color w:val="262626"/>
           <w:sz w:val="16"/>
         </w:rPr>
-        <w:t xml:space="preserve"> artisan migrate:fresh --seed --env=testing</w:t>
+        <w:t xml:space="preserve"> artisan </w:t>
+      </w:r>
+      <w:r>
+        <w:rPr>
+          <w:rFonts w:ascii="Consolas" w:hAnsi="Consolas"/>
+          <w:color w:val="795E26"/>
+          <w:sz w:val="16"/>
+        </w:rPr>
+        <w:t xml:space="preserve">migrate:fresh</w:t>
+      </w:r>
+      <w:r>
+        <w:rPr>
+          <w:rFonts w:ascii="Consolas" w:hAnsi="Consolas"/>
+          <w:color w:val="262626"/>
+          <w:sz w:val="16"/>
+        </w:rPr>
+        <w:t xml:space="preserve"> </w:t>
+      </w:r>
+      <w:r>
+        <w:rPr>
+          <w:rFonts w:ascii="Consolas" w:hAnsi="Consolas"/>
+          <w:color w:val="0073E6"/>
+          <w:sz w:val="16"/>
+        </w:rPr>
+        <w:t xml:space="preserve">--seed</w:t>
+      </w:r>
+      <w:r>
+        <w:rPr>
+          <w:rFonts w:ascii="Consolas" w:hAnsi="Consolas"/>
+          <w:color w:val="262626"/>
+          <w:sz w:val="16"/>
+        </w:rPr>
+        <w:t xml:space="preserve"> </w:t>
+      </w:r>
+      <w:r>
+        <w:rPr>
+          <w:rFonts w:ascii="Consolas" w:hAnsi="Consolas"/>
+          <w:color w:val="0073E6"/>
+          <w:sz w:val="16"/>
+        </w:rPr>
+        <w:t xml:space="preserve">--env=testing</w:t>
+      </w:r>
+      <w:r>
         <w:br/>
       </w:r>
       <w:r>
         <w:rPr>
           <w:rFonts w:ascii="Consolas" w:hAnsi="Consolas"/>
-          <w:color w:val="4EC9B0"/>
+          <w:b/>
+          <w:color w:val="000080"/>
           <w:sz w:val="16"/>
         </w:rPr>
-        <w:t>php</w:t>
+        <w:t xml:space="preserve">php</w:t>
       </w:r>
       <w:r>
         <w:rPr>
           <w:rFonts w:ascii="Consolas" w:hAnsi="Consolas"/>
-          <w:color w:val="D4D4D4"/>
+          <w:color w:val="262626"/>
           <w:sz w:val="16"/>
         </w:rPr>
-        <w:t xml:space="preserve"> artisan test --testsuite=</w:t>
+        <w:t xml:space="preserve"> artisan test </w:t>
       </w:r>
       <w:r>
         <w:rPr>
           <w:rFonts w:ascii="Consolas" w:hAnsi="Consolas"/>
-          <w:color w:val="4EC9B0"/>
+          <w:color w:val="0073E6"/>
           <w:sz w:val="16"/>
         </w:rPr>
-        <w:t>Feature</w:t>
+        <w:t xml:space="preserve">--testsuite=Feature</w:t>
       </w:r>
       <w:r>
         <w:rPr>
           <w:rFonts w:ascii="Consolas" w:hAnsi="Consolas"/>
-          <w:color w:val="D4D4D4"/>
+          <w:color w:val="262626"/>
           <w:sz w:val="16"/>
         </w:rPr>
-        <w:t xml:space="preserve"> --stop-on-failure</w:t>
-        <w:br/>
-        <w:t xml:space="preserve">./vendor/bin/pint --test</w:t>
+        <w:t xml:space="preserve"> </w:t>
+      </w:r>
+      <w:r>
+        <w:rPr>
+          <w:rFonts w:ascii="Consolas" w:hAnsi="Consolas"/>
+          <w:color w:val="0073E6"/>
+          <w:sz w:val="16"/>
+        </w:rPr>
+        <w:t xml:space="preserve">--stop-on-failure</w:t>
+      </w:r>
+      <w:r>
         <w:br/>
       </w:r>
       <w:r>
         <w:rPr>
           <w:rFonts w:ascii="Consolas" w:hAnsi="Consolas"/>
-          <w:color w:val="4EC9B0"/>
+          <w:color w:val="262626"/>
           <w:sz w:val="16"/>
         </w:rPr>
-        <w:t>npm</w:t>
+        <w:t xml:space="preserve">./vendor/bin/pint </w:t>
       </w:r>
       <w:r>
         <w:rPr>
           <w:rFonts w:ascii="Consolas" w:hAnsi="Consolas"/>
-          <w:color w:val="D4D4D4"/>
+          <w:color w:val="0073E6"/>
+          <w:sz w:val="16"/>
+        </w:rPr>
+        <w:t xml:space="preserve">--test</w:t>
+      </w:r>
+      <w:r>
+        <w:br/>
+      </w:r>
+      <w:r>
+        <w:rPr>
+          <w:rFonts w:ascii="Consolas" w:hAnsi="Consolas"/>
+          <w:b/>
+          <w:color w:val="000080"/>
+          <w:sz w:val="16"/>
+        </w:rPr>
+        <w:t xml:space="preserve">npm</w:t>
+      </w:r>
+      <w:r>
+        <w:rPr>
+          <w:rFonts w:ascii="Consolas" w:hAnsi="Consolas"/>
+          <w:color w:val="262626"/>
           <w:sz w:val="16"/>
         </w:rPr>
         <w:t xml:space="preserve"> run build</w:t>
@@ -5044,431 +5127,215 @@
     <w:p>
       <w:pPr>
         <w:pStyle w:val="CodeHeader"/>
-        <w:shd w:fill="2D2D30"/>
+        <w:keepNext/>
         <w:pBdr>
-          <w:left w:val="single" w:sz="4" w:space="8" w:color="2D2D30"/>
+          <w:left w:val="single" w:sz="12" w:space="8" w:color="B8DDE0"/>
         </w:pBdr>
+        <w:shd w:val="clear" w:color="auto" w:fill="E4EAED"/>
       </w:pPr>
       <w:r>
-        <w:t>AUDIT KOMPATIBILITAS DEPENDENSI SRS — terminal root proyek   •   BASH</w:t>
+        <w:rPr>
+          <w:rFonts w:ascii="Consolas" w:hAnsi="Consolas"/>
+          <w:b/>
+          <w:color w:val="262626"/>
+          <w:sz w:val="16"/>
+        </w:rPr>
+        <w:t xml:space="preserve">AUDIT KOMPATIBILITAS DEPENDENSI SRS — terminal root proyek   •   BASH</w:t>
       </w:r>
     </w:p>
     <w:p>
       <w:pPr>
         <w:pStyle w:val="CodeBlock"/>
-        <w:shd w:fill="1E1E1E"/>
         <w:keepLines/>
         <w:pBdr>
-          <w:left w:val="single" w:sz="4" w:space="8" w:color="1E1E1E"/>
+          <w:left w:val="single" w:sz="12" w:space="8" w:color="B8DDE0"/>
         </w:pBdr>
+        <w:shd w:val="clear" w:color="auto" w:fill="F2F3F7"/>
       </w:pPr>
       <w:r>
         <w:rPr>
-          <w:rFonts w:ascii="Consolas" w:hAnsi="Consolas" w:eastAsia="Consolas"/>
-          <w:color w:val="4EC9B0"/>
+          <w:rFonts w:ascii="Consolas" w:hAnsi="Consolas"/>
+          <w:b/>
+          <w:color w:val="000080"/>
           <w:sz w:val="16"/>
         </w:rPr>
-        <w:t>composer</w:t>
+        <w:t xml:space="preserve">composer</w:t>
       </w:r>
       <w:r>
         <w:rPr>
-          <w:rFonts w:ascii="Consolas" w:hAnsi="Consolas" w:eastAsia="Consolas"/>
-          <w:color w:val="D4D4D4"/>
+          <w:rFonts w:ascii="Consolas" w:hAnsi="Consolas"/>
+          <w:color w:val="262626"/>
           <w:sz w:val="16"/>
         </w:rPr>
-        <w:t xml:space="preserve"> </w:t>
+        <w:t xml:space="preserve"> require chillerlan/php-qrcode intervention/image-laravel </w:t>
       </w:r>
       <w:r>
         <w:rPr>
-          <w:rFonts w:ascii="Consolas" w:hAnsi="Consolas" w:eastAsia="Consolas"/>
-          <w:color w:val="D4D4D4"/>
+          <w:rFonts w:ascii="Consolas" w:hAnsi="Consolas"/>
+          <w:color w:val="0073E6"/>
           <w:sz w:val="16"/>
         </w:rPr>
-        <w:t>require</w:t>
+        <w:t xml:space="preserve">--dry-run</w:t>
       </w:r>
       <w:r>
-        <w:rPr>
-          <w:rFonts w:ascii="Consolas" w:hAnsi="Consolas" w:eastAsia="Consolas"/>
-          <w:color w:val="D4D4D4"/>
-          <w:sz w:val="16"/>
-        </w:rPr>
-        <w:t xml:space="preserve"> </w:t>
-      </w:r>
-      <w:r>
-        <w:rPr>
-          <w:rFonts w:ascii="Consolas" w:hAnsi="Consolas" w:eastAsia="Consolas"/>
-          <w:color w:val="D4D4D4"/>
-          <w:sz w:val="16"/>
-        </w:rPr>
-        <w:t>chillerlan/php-qrcode</w:t>
-      </w:r>
-      <w:r>
-        <w:rPr>
-          <w:rFonts w:ascii="Consolas" w:hAnsi="Consolas" w:eastAsia="Consolas"/>
-          <w:color w:val="D4D4D4"/>
-          <w:sz w:val="16"/>
-        </w:rPr>
-        <w:t xml:space="preserve"> </w:t>
-      </w:r>
-      <w:r>
-        <w:rPr>
-          <w:rFonts w:ascii="Consolas" w:hAnsi="Consolas" w:eastAsia="Consolas"/>
-          <w:color w:val="D4D4D4"/>
-          <w:sz w:val="16"/>
-        </w:rPr>
-        <w:t>intervention/image-laravel</w:t>
-      </w:r>
-      <w:r>
-        <w:rPr>
-          <w:rFonts w:ascii="Consolas" w:hAnsi="Consolas" w:eastAsia="Consolas"/>
-          <w:color w:val="D4D4D4"/>
-          <w:sz w:val="16"/>
-        </w:rPr>
-        <w:t xml:space="preserve"> </w:t>
-      </w:r>
-      <w:r>
-        <w:rPr>
-          <w:rFonts w:ascii="Consolas" w:hAnsi="Consolas" w:eastAsia="Consolas"/>
-          <w:color w:val="9CDCFE"/>
-          <w:sz w:val="16"/>
-        </w:rPr>
-        <w:t>--dry-run</w:t>
-      </w:r>
-      <w:r>
-        <w:rPr>
-          <w:rFonts w:ascii="Consolas" w:hAnsi="Consolas" w:eastAsia="Consolas"/>
-          <w:color w:val="D4D4D4"/>
-          <w:sz w:val="16"/>
-        </w:rPr>
         <w:br/>
       </w:r>
       <w:r>
         <w:rPr>
-          <w:rFonts w:ascii="Consolas" w:hAnsi="Consolas" w:eastAsia="Consolas"/>
-          <w:color w:val="4EC9B0"/>
+          <w:rFonts w:ascii="Consolas" w:hAnsi="Consolas"/>
+          <w:b/>
+          <w:color w:val="000080"/>
           <w:sz w:val="16"/>
         </w:rPr>
-        <w:t>composer</w:t>
+        <w:t xml:space="preserve">composer</w:t>
       </w:r>
       <w:r>
         <w:rPr>
-          <w:rFonts w:ascii="Consolas" w:hAnsi="Consolas" w:eastAsia="Consolas"/>
-          <w:color w:val="D4D4D4"/>
+          <w:rFonts w:ascii="Consolas" w:hAnsi="Consolas"/>
+          <w:color w:val="262626"/>
           <w:sz w:val="16"/>
         </w:rPr>
-        <w:t xml:space="preserve"> </w:t>
+        <w:t xml:space="preserve"> require maatwebsite/excel barryvdh/laravel-dompdf </w:t>
       </w:r>
       <w:r>
         <w:rPr>
-          <w:rFonts w:ascii="Consolas" w:hAnsi="Consolas" w:eastAsia="Consolas"/>
-          <w:color w:val="D4D4D4"/>
+          <w:rFonts w:ascii="Consolas" w:hAnsi="Consolas"/>
+          <w:color w:val="0073E6"/>
           <w:sz w:val="16"/>
         </w:rPr>
-        <w:t>require</w:t>
+        <w:t xml:space="preserve">--dry-run</w:t>
       </w:r>
       <w:r>
-        <w:rPr>
-          <w:rFonts w:ascii="Consolas" w:hAnsi="Consolas" w:eastAsia="Consolas"/>
-          <w:color w:val="D4D4D4"/>
-          <w:sz w:val="16"/>
-        </w:rPr>
-        <w:t xml:space="preserve"> </w:t>
-      </w:r>
-      <w:r>
-        <w:rPr>
-          <w:rFonts w:ascii="Consolas" w:hAnsi="Consolas" w:eastAsia="Consolas"/>
-          <w:color w:val="D4D4D4"/>
-          <w:sz w:val="16"/>
-        </w:rPr>
-        <w:t>maatwebsite/excel</w:t>
-      </w:r>
-      <w:r>
-        <w:rPr>
-          <w:rFonts w:ascii="Consolas" w:hAnsi="Consolas" w:eastAsia="Consolas"/>
-          <w:color w:val="D4D4D4"/>
-          <w:sz w:val="16"/>
-        </w:rPr>
-        <w:t xml:space="preserve"> </w:t>
-      </w:r>
-      <w:r>
-        <w:rPr>
-          <w:rFonts w:ascii="Consolas" w:hAnsi="Consolas" w:eastAsia="Consolas"/>
-          <w:color w:val="D4D4D4"/>
-          <w:sz w:val="16"/>
-        </w:rPr>
-        <w:t>barryvdh/laravel-dompdf</w:t>
-      </w:r>
-      <w:r>
-        <w:rPr>
-          <w:rFonts w:ascii="Consolas" w:hAnsi="Consolas" w:eastAsia="Consolas"/>
-          <w:color w:val="D4D4D4"/>
-          <w:sz w:val="16"/>
-        </w:rPr>
-        <w:t xml:space="preserve"> </w:t>
-      </w:r>
-      <w:r>
-        <w:rPr>
-          <w:rFonts w:ascii="Consolas" w:hAnsi="Consolas" w:eastAsia="Consolas"/>
-          <w:color w:val="9CDCFE"/>
-          <w:sz w:val="16"/>
-        </w:rPr>
-        <w:t>--dry-run</w:t>
-      </w:r>
-      <w:r>
-        <w:rPr>
-          <w:rFonts w:ascii="Consolas" w:hAnsi="Consolas" w:eastAsia="Consolas"/>
-          <w:color w:val="D4D4D4"/>
-          <w:sz w:val="16"/>
-        </w:rPr>
         <w:br/>
       </w:r>
       <w:r>
         <w:rPr>
-          <w:rFonts w:ascii="Consolas" w:hAnsi="Consolas" w:eastAsia="Consolas"/>
-          <w:color w:val="4EC9B0"/>
+          <w:rFonts w:ascii="Consolas" w:hAnsi="Consolas"/>
+          <w:b/>
+          <w:color w:val="000080"/>
           <w:sz w:val="16"/>
         </w:rPr>
-        <w:t>composer</w:t>
+        <w:t xml:space="preserve">composer</w:t>
       </w:r>
       <w:r>
         <w:rPr>
-          <w:rFonts w:ascii="Consolas" w:hAnsi="Consolas" w:eastAsia="Consolas"/>
-          <w:color w:val="D4D4D4"/>
+          <w:rFonts w:ascii="Consolas" w:hAnsi="Consolas"/>
+          <w:color w:val="262626"/>
           <w:sz w:val="16"/>
         </w:rPr>
-        <w:t xml:space="preserve"> </w:t>
+        <w:t xml:space="preserve"> require laravel-notification-channels/webpush </w:t>
       </w:r>
       <w:r>
         <w:rPr>
-          <w:rFonts w:ascii="Consolas" w:hAnsi="Consolas" w:eastAsia="Consolas"/>
-          <w:color w:val="D4D4D4"/>
+          <w:rFonts w:ascii="Consolas" w:hAnsi="Consolas"/>
+          <w:color w:val="0073E6"/>
           <w:sz w:val="16"/>
         </w:rPr>
-        <w:t>require</w:t>
+        <w:t xml:space="preserve">--dry-run</w:t>
       </w:r>
       <w:r>
-        <w:rPr>
-          <w:rFonts w:ascii="Consolas" w:hAnsi="Consolas" w:eastAsia="Consolas"/>
-          <w:color w:val="D4D4D4"/>
-          <w:sz w:val="16"/>
-        </w:rPr>
-        <w:t xml:space="preserve"> </w:t>
-      </w:r>
-      <w:r>
-        <w:rPr>
-          <w:rFonts w:ascii="Consolas" w:hAnsi="Consolas" w:eastAsia="Consolas"/>
-          <w:color w:val="D4D4D4"/>
-          <w:sz w:val="16"/>
-        </w:rPr>
-        <w:t>laravel-notification-channels/webpush</w:t>
-      </w:r>
-      <w:r>
-        <w:rPr>
-          <w:rFonts w:ascii="Consolas" w:hAnsi="Consolas" w:eastAsia="Consolas"/>
-          <w:color w:val="D4D4D4"/>
-          <w:sz w:val="16"/>
-        </w:rPr>
-        <w:t xml:space="preserve"> </w:t>
-      </w:r>
-      <w:r>
-        <w:rPr>
-          <w:rFonts w:ascii="Consolas" w:hAnsi="Consolas" w:eastAsia="Consolas"/>
-          <w:color w:val="9CDCFE"/>
-          <w:sz w:val="16"/>
-        </w:rPr>
-        <w:t>--dry-run</w:t>
-      </w:r>
-      <w:r>
-        <w:rPr>
-          <w:rFonts w:ascii="Consolas" w:hAnsi="Consolas" w:eastAsia="Consolas"/>
-          <w:color w:val="D4D4D4"/>
-          <w:sz w:val="16"/>
-        </w:rPr>
         <w:br/>
       </w:r>
       <w:r>
         <w:rPr>
-          <w:rFonts w:ascii="Consolas" w:hAnsi="Consolas" w:eastAsia="Consolas"/>
-          <w:color w:val="4EC9B0"/>
+          <w:rFonts w:ascii="Consolas" w:hAnsi="Consolas"/>
+          <w:b/>
+          <w:color w:val="000080"/>
           <w:sz w:val="16"/>
         </w:rPr>
-        <w:t>npm</w:t>
+        <w:t xml:space="preserve">npm</w:t>
       </w:r>
       <w:r>
         <w:rPr>
-          <w:rFonts w:ascii="Consolas" w:hAnsi="Consolas" w:eastAsia="Consolas"/>
-          <w:color w:val="D4D4D4"/>
+          <w:rFonts w:ascii="Consolas" w:hAnsi="Consolas"/>
+          <w:color w:val="262626"/>
           <w:sz w:val="16"/>
         </w:rPr>
-        <w:t xml:space="preserve"> </w:t>
+        <w:t xml:space="preserve"> install </w:t>
       </w:r>
       <w:r>
         <w:rPr>
-          <w:rFonts w:ascii="Consolas" w:hAnsi="Consolas" w:eastAsia="Consolas"/>
-          <w:color w:val="D4D4D4"/>
+          <w:rFonts w:ascii="Consolas" w:hAnsi="Consolas"/>
+          <w:color w:val="0073E6"/>
           <w:sz w:val="16"/>
         </w:rPr>
-        <w:t>install</w:t>
+        <w:t xml:space="preserve">--dry-run</w:t>
       </w:r>
       <w:r>
         <w:rPr>
-          <w:rFonts w:ascii="Consolas" w:hAnsi="Consolas" w:eastAsia="Consolas"/>
-          <w:color w:val="D4D4D4"/>
+          <w:rFonts w:ascii="Consolas" w:hAnsi="Consolas"/>
+          <w:color w:val="262626"/>
           <w:sz w:val="16"/>
         </w:rPr>
-        <w:t xml:space="preserve"> </w:t>
+        <w:t xml:space="preserve"> laravel-echo pusher-js</w:t>
       </w:r>
       <w:r>
-        <w:rPr>
-          <w:rFonts w:ascii="Consolas" w:hAnsi="Consolas" w:eastAsia="Consolas"/>
-          <w:color w:val="9CDCFE"/>
-          <w:sz w:val="16"/>
-        </w:rPr>
-        <w:t>--dry-run</w:t>
-      </w:r>
-      <w:r>
-        <w:rPr>
-          <w:rFonts w:ascii="Consolas" w:hAnsi="Consolas" w:eastAsia="Consolas"/>
-          <w:color w:val="D4D4D4"/>
-          <w:sz w:val="16"/>
-        </w:rPr>
-        <w:t xml:space="preserve"> </w:t>
-      </w:r>
-      <w:r>
-        <w:rPr>
-          <w:rFonts w:ascii="Consolas" w:hAnsi="Consolas" w:eastAsia="Consolas"/>
-          <w:color w:val="D4D4D4"/>
-          <w:sz w:val="16"/>
-        </w:rPr>
-        <w:t>laravel-echo</w:t>
-      </w:r>
-      <w:r>
-        <w:rPr>
-          <w:rFonts w:ascii="Consolas" w:hAnsi="Consolas" w:eastAsia="Consolas"/>
-          <w:color w:val="D4D4D4"/>
-          <w:sz w:val="16"/>
-        </w:rPr>
-        <w:t xml:space="preserve"> </w:t>
-      </w:r>
-      <w:r>
-        <w:rPr>
-          <w:rFonts w:ascii="Consolas" w:hAnsi="Consolas" w:eastAsia="Consolas"/>
-          <w:color w:val="D4D4D4"/>
-          <w:sz w:val="16"/>
-        </w:rPr>
-        <w:t>pusher-js</w:t>
-      </w:r>
-      <w:r>
-        <w:rPr>
-          <w:rFonts w:ascii="Consolas" w:hAnsi="Consolas" w:eastAsia="Consolas"/>
-          <w:color w:val="D4D4D4"/>
-          <w:sz w:val="16"/>
-        </w:rPr>
         <w:br/>
       </w:r>
       <w:r>
         <w:rPr>
-          <w:rFonts w:ascii="Consolas" w:hAnsi="Consolas" w:eastAsia="Consolas"/>
-          <w:color w:val="4EC9B0"/>
+          <w:rFonts w:ascii="Consolas" w:hAnsi="Consolas"/>
+          <w:b/>
+          <w:color w:val="000080"/>
           <w:sz w:val="16"/>
         </w:rPr>
-        <w:t>composer</w:t>
+        <w:t xml:space="preserve">composer</w:t>
       </w:r>
       <w:r>
         <w:rPr>
-          <w:rFonts w:ascii="Consolas" w:hAnsi="Consolas" w:eastAsia="Consolas"/>
-          <w:color w:val="D4D4D4"/>
+          <w:rFonts w:ascii="Consolas" w:hAnsi="Consolas"/>
+          <w:color w:val="262626"/>
           <w:sz w:val="16"/>
         </w:rPr>
-        <w:t xml:space="preserve"> </w:t>
+        <w:t xml:space="preserve"> validate </w:t>
       </w:r>
       <w:r>
         <w:rPr>
-          <w:rFonts w:ascii="Consolas" w:hAnsi="Consolas" w:eastAsia="Consolas"/>
-          <w:color w:val="D4D4D4"/>
+          <w:rFonts w:ascii="Consolas" w:hAnsi="Consolas"/>
+          <w:color w:val="0073E6"/>
           <w:sz w:val="16"/>
         </w:rPr>
-        <w:t>validate</w:t>
+        <w:t xml:space="preserve">--strict</w:t>
       </w:r>
       <w:r>
-        <w:rPr>
-          <w:rFonts w:ascii="Consolas" w:hAnsi="Consolas" w:eastAsia="Consolas"/>
-          <w:color w:val="D4D4D4"/>
-          <w:sz w:val="16"/>
-        </w:rPr>
-        <w:t xml:space="preserve"> </w:t>
-      </w:r>
-      <w:r>
-        <w:rPr>
-          <w:rFonts w:ascii="Consolas" w:hAnsi="Consolas" w:eastAsia="Consolas"/>
-          <w:color w:val="9CDCFE"/>
-          <w:sz w:val="16"/>
-        </w:rPr>
-        <w:t>--strict</w:t>
-      </w:r>
-      <w:r>
-        <w:rPr>
-          <w:rFonts w:ascii="Consolas" w:hAnsi="Consolas" w:eastAsia="Consolas"/>
-          <w:color w:val="D4D4D4"/>
-          <w:sz w:val="16"/>
-        </w:rPr>
         <w:br/>
       </w:r>
       <w:r>
         <w:rPr>
-          <w:rFonts w:ascii="Consolas" w:hAnsi="Consolas" w:eastAsia="Consolas"/>
-          <w:color w:val="4EC9B0"/>
+          <w:rFonts w:ascii="Consolas" w:hAnsi="Consolas"/>
+          <w:b/>
+          <w:color w:val="000080"/>
           <w:sz w:val="16"/>
         </w:rPr>
-        <w:t>composer</w:t>
+        <w:t xml:space="preserve">composer</w:t>
       </w:r>
       <w:r>
         <w:rPr>
-          <w:rFonts w:ascii="Consolas" w:hAnsi="Consolas" w:eastAsia="Consolas"/>
-          <w:color w:val="D4D4D4"/>
+          <w:rFonts w:ascii="Consolas" w:hAnsi="Consolas"/>
+          <w:color w:val="262626"/>
           <w:sz w:val="16"/>
         </w:rPr>
-        <w:t xml:space="preserve"> </w:t>
+        <w:t xml:space="preserve"> audit</w:t>
       </w:r>
       <w:r>
-        <w:rPr>
-          <w:rFonts w:ascii="Consolas" w:hAnsi="Consolas" w:eastAsia="Consolas"/>
-          <w:color w:val="D4D4D4"/>
-          <w:sz w:val="16"/>
-        </w:rPr>
-        <w:t>audit</w:t>
-      </w:r>
-      <w:r>
-        <w:rPr>
-          <w:rFonts w:ascii="Consolas" w:hAnsi="Consolas" w:eastAsia="Consolas"/>
-          <w:color w:val="D4D4D4"/>
-          <w:sz w:val="16"/>
-        </w:rPr>
         <w:br/>
       </w:r>
       <w:r>
         <w:rPr>
-          <w:rFonts w:ascii="Consolas" w:hAnsi="Consolas" w:eastAsia="Consolas"/>
-          <w:color w:val="4EC9B0"/>
+          <w:rFonts w:ascii="Consolas" w:hAnsi="Consolas"/>
+          <w:b/>
+          <w:color w:val="000080"/>
           <w:sz w:val="16"/>
         </w:rPr>
-        <w:t>npm</w:t>
+        <w:t xml:space="preserve">npm</w:t>
       </w:r>
       <w:r>
         <w:rPr>
-          <w:rFonts w:ascii="Consolas" w:hAnsi="Consolas" w:eastAsia="Consolas"/>
-          <w:color w:val="D4D4D4"/>
+          <w:rFonts w:ascii="Consolas" w:hAnsi="Consolas"/>
+          <w:color w:val="262626"/>
           <w:sz w:val="16"/>
         </w:rPr>
-        <w:t xml:space="preserve"> </w:t>
-      </w:r>
-      <w:r>
-        <w:rPr>
-          <w:rFonts w:ascii="Consolas" w:hAnsi="Consolas" w:eastAsia="Consolas"/>
-          <w:color w:val="D4D4D4"/>
-          <w:sz w:val="16"/>
-        </w:rPr>
-        <w:t>audit</w:t>
+        <w:t xml:space="preserve"> audit</w:t>
       </w:r>
     </w:p>
     <w:p>
@@ -7909,8 +7776,10 @@
       <w:r>
         <w:rPr>
           <w:rFonts w:ascii="Aptos" w:hAnsi="Aptos"/>
+          <w:color w:val="1F2937"/>
+          <w:sz w:val="19"/>
         </w:rPr>
-        <w:t>Preset dasar yang digunakan adalah compact_reference_guide dengan named override untuk modul pembelajaran: A4 portrait; margin atas 1,65 cm, bawah 1,55 cm, kiri/kanan 1,75 cm; Aptos 10,2 pt; line spacing 1,16; heading beraksen Laravel red; tabel ringkas; callout Predict/Try/Observe; code block Consolas bertema Visual Studio Code Dark+; checklist; exit ticket; serta screenshot mockup UI.</w:t>
+        <w:t xml:space="preserve">Preset dasar yang digunakan adalah compact_reference_guide dengan named override untuk modul pembelajaran: A4 portrait; margin atas 1,65 cm, bawah 1,55 cm, kiri/kanan 1,75 cm; Aptos 10,2 pt; line spacing 1,16; heading beraksen Laravel red; tabel ringkas; callout Predict/Try/Observe; code block Consolas berlatar Cyan Light dengan pewarnaan token Visual Studio Code; checklist; exit ticket; serta screenshot mockup UI.</w:t>
       </w:r>
     </w:p>
     <w:p>
@@ -8491,6 +8360,19 @@
         <w:pStyle w:val="ListBody"/>
       </w:pPr>
       <w:r>
+        <w:rPr>
+          <w:rFonts w:ascii="Aptos" w:hAnsi="Aptos"/>
+          <w:color w:val="1F2937"/>
+          <w:sz w:val="19"/>
+        </w:rPr>
+        <w:t xml:space="preserve">DOC-00-001 — Seluruh blok kode (208 blok, 133 label) memakai latar terang tema Cyan Light (JetBrains) dengan pewarnaan token standar Visual Studio Code untuk PHP, HTML/Blade, cmd, dan bash; teks kode tidak berubah; penjelasan palet di “Cara Membaca Sampel Kode” dan Lampiran diperbarui.</w:t>
+      </w:r>
+    </w:p>
+    <w:p>
+      <w:pPr>
+        <w:pStyle w:val="ListBody"/>
+      </w:pPr>
+      <w:r>
         <w:t xml:space="preserve">DOC-01-001 — Basis dokumen: parameter menyebut v4/v5 yang tidak ada; basis nyata adalah v7. Revisi kumulatif ditulis ke berkas v8; v7 tetap utuh di references/.</w:t>
       </w:r>
     </w:p>
@@ -8869,6 +8751,19 @@
           <w:color w:val="1F2937"/>
           <w:sz w:val="19"/>
         </w:rPr>
+        <w:t xml:space="preserve">DOC-05-007 — Rantai v3 (use case SRS v2): Modul 5 menuntaskan UC-19 (penguncian 5x/10 menit, pesan generik, redirect per peran, sesi 8 jam) dan UC-21 (onboarding penanggung jawab + rekening + tautan atur kata sandi, aktif/nonaktif tenant, riwayat komisi beserta pengelola); ditambahkan deskripsi use case, mockup, Tahap 8, dan output nyata browser.</w:t>
+      </w:r>
+    </w:p>
+    <w:p>
+      <w:pPr>
+        <w:pStyle w:val="ListBody"/>
+      </w:pPr>
+      <w:r>
+        <w:rPr>
+          <w:rFonts w:ascii="Aptos" w:hAnsi="Aptos"/>
+          <w:color w:val="1F2937"/>
+          <w:sz w:val="19"/>
+        </w:rPr>
         <w:t xml:space="preserve">DOC-06-004 — Controller/view/route meja di modul Admin; controller + route publik scan QR di modul Ordering (</w:t>
       </w:r>
       <w:r>
@@ -8934,6 +8829,19 @@
           <w:sz w:val="19"/>
         </w:rPr>
         <w:t xml:space="preserve">DOC-06-005 — Blok BUAT FILE per tahap Modul 6: make:model, make:policy --model, make:controller FQN (termasuk --invokable untuk /q/{token}), make:trait FQN, make:class (OpaqueToken, service Admin/Ordering), make:test --unit; view &amp; route modul manual.</w:t>
+      </w:r>
+    </w:p>
+    <w:p>
+      <w:pPr>
+        <w:pStyle w:val="ListBody"/>
+      </w:pPr>
+      <w:r>
+        <w:rPr>
+          <w:rFonts w:ascii="Aptos" w:hAnsi="Aptos"/>
+          <w:color w:val="1F2937"/>
+          <w:sz w:val="19"/>
+        </w:rPr>
+        <w:t xml:space="preserve">DOC-06-006 — Rantai v3 (use case SRS v2): Modul 6 menuntaskan UC-22 (QR siap cetak SVG via bacon/bacon-qr-code, nonaktif/aktif meja, ringkasan meja) dan UC-02 (halaman sambutan meja + tenant buka/tutup, pesan QR tidak valid, penolakan di luar jam operasional); ditambahkan deskripsi use case, mockup, Tahap 8, dan output nyata browser.</w:t>
       </w:r>
     </w:p>
     <w:p>
@@ -9028,6 +8936,19 @@
           <w:sz w:val="19"/>
         </w:rPr>
         <w:t xml:space="preserve">DOC-07-005 — Blok BUAT FILE per tahap Modul 7: make:livewire catalog::menu-manager / catalog::menu-catalog (langsung ke folder modul), make:class MenuStockService, make:test; halaman &amp; route modul manual.</w:t>
+      </w:r>
+    </w:p>
+    <w:p>
+      <w:pPr>
+        <w:pStyle w:val="ListBody"/>
+      </w:pPr>
+      <w:r>
+        <w:rPr>
+          <w:rFonts w:ascii="Aptos" w:hAnsi="Aptos"/>
+          <w:color w:val="1F2937"/>
+          <w:sz w:val="19"/>
+        </w:rPr>
+        <w:t xml:space="preserve">DOC-07-006 — Rantai v3 (use case SRS v2): Modul 7 menuntaskan UC-13 (deskripsi, foto WebP, ubah, soft delete, cari/saring), UC-14 (sakelar satu ketukan), UC-01 (kelompok per tenant, menu habis nonaktif, tenant tutup, chip kategori, pembaruan ≤ 5 detik), dan UC-11 (WaitTimeEstimator); ditambahkan deskripsi use case, mockup, Tahap 8, dan output nyata browser.</w:t>
       </w:r>
     </w:p>
     <w:p>
@@ -9151,6 +9072,19 @@
           <w:color w:val="1F2937"/>
           <w:sz w:val="19"/>
         </w:rPr>
+        <w:t xml:space="preserve">DOC-08-006 — Rantai v3 (use case SRS v2): Modul 8 menuntaskan UC-03 (kelompok per tenant, pajak dan biaya layanan, “Menu telah habis”, checkout nonaktif saat kosong) dan UC-04 (formulir kustomisasi min/maks, opsi habis nonaktif, catatan ≤ 200 karakter tersaring, harga akhir) serta halaman tenant Kelola Modifier; ditambahkan deskripsi use case, mockup, Tahap 8, dan output nyata browser.</w:t>
+      </w:r>
+    </w:p>
+    <w:p>
+      <w:pPr>
+        <w:pStyle w:val="ListBody"/>
+      </w:pPr>
+      <w:r>
+        <w:rPr>
+          <w:rFonts w:ascii="Aptos" w:hAnsi="Aptos"/>
+          <w:color w:val="1F2937"/>
+          <w:sz w:val="19"/>
+        </w:rPr>
         <w:t xml:space="preserve">DOC-09-004 — Checkout dan status pesanan sebagai vertical slice modul Ordering (</w:t>
       </w:r>
       <w:r>
@@ -9250,6 +9184,19 @@
           <w:sz w:val="19"/>
         </w:rPr>
         <w:t xml:space="preserve">DOC-09-005 — Blok BUAT FILE per tahap Modul 9: make:class (DTO CheckoutResult, CheckoutService), make:exception FQN, make:model OrderItemModifier, make:controller FQN --invokable, make:test; view &amp; route pelanggan modul manual.</w:t>
+      </w:r>
+    </w:p>
+    <w:p>
+      <w:pPr>
+        <w:pStyle w:val="ListBody"/>
+      </w:pPr>
+      <w:r>
+        <w:rPr>
+          <w:rFonts w:ascii="Aptos" w:hAnsi="Aptos"/>
+          <w:color w:val="1F2937"/>
+          <w:sz w:val="19"/>
+        </w:rPr>
+        <w:t xml:space="preserve">DOC-09-006 — Rantai v3 (use case SRS v2): Modul 9 menuntaskan UC-05 (halaman checkout: ringkasan, nomor meja, mode penyajian, identitas ringkas, tenant wajib buka, kembali ke keranjang bila item bermasalah, catatan item tersimpan) dan UC-06 (slot pre-order 15 menit, jam operasional, kapasitas slot + slot terdekat, status terjadwal, pelepasan otomatis ke dapur tiap menit) serta halaman tenant Pengaturan Pre-Order; ditambahkan deskripsi use case, mockup, Tahap 8, dan output nyata browser.</w:t>
       </w:r>
     </w:p>
     <w:p>
@@ -9378,6 +9325,19 @@
           <w:sz w:val="19"/>
         </w:rPr>
         <w:t xml:space="preserve">DOC-10-005 — Blok BUAT FILE per tahap Modul 10: make:interface FQN, make:model ×3, make:class (DTO, service, adapter, ResolveTrackedOrder), make:exception FQN, make:livewire payments::order-payment, make:test (+ --unit).</w:t>
+      </w:r>
+    </w:p>
+    <w:p>
+      <w:pPr>
+        <w:pStyle w:val="ListBody"/>
+      </w:pPr>
+      <w:r>
+        <w:rPr>
+          <w:rFonts w:ascii="Aptos" w:hAnsi="Aptos"/>
+          <w:color w:val="1F2937"/>
+          <w:sz w:val="19"/>
+        </w:rPr>
+        <w:t xml:space="preserve">DOC-10-006 — Rantai v3 (use case SRS v2): Modul 10 menuntaskan UC-07 (QRIS otomatis setelah checkout, gambar QRIS + penghitung mundur ≤ 15 menit, rincian split per tenant, percobaan ulang 3 kali saat gateway tidak merespons, QRIS baru saat kedaluwarsa, pemantauan status, batalkan pesanan yang belum dibayar); ditambahkan deskripsi use case, mockup, Tahap 8, dan output nyata browser.</w:t>
       </w:r>
     </w:p>
     <w:sectPr>
@@ -21640,7 +21600,7 @@
     </w:pPr>
     <w:rPr>
       <w:rFonts w:ascii="Consolas" w:hAnsi="Consolas"/>
-      <w:color w:val="D4D4D4"/>
+      <w:color w:val="262626"/>
       <w:sz w:val="16"/>
     </w:rPr>
   </w:style>
@@ -21752,7 +21712,7 @@
     <w:rPr>
       <w:rFonts w:ascii="Consolas" w:hAnsi="Consolas"/>
       <w:b/>
-      <w:color w:val="FFFFFF"/>
+      <w:color w:val="262626"/>
       <w:sz w:val="16"/>
     </w:rPr>
   </w:style>

--- a/modul_praktikum/Lampiran.docx
+++ b/modul_praktikum/Lampiran.docx
@@ -3577,92 +3577,175 @@
     <w:p>
       <w:pPr>
         <w:pStyle w:val="CodeBlock"/>
-        <w:shd w:fill="1E1E1E" w:val="clear"/>
         <w:pBdr>
-          <w:left w:val="single" w:sz="4" w:space="8" w:color="1E1E1E"/>
+          <w:left w:val="single" w:sz="12" w:space="8" w:color="B8DDE0"/>
         </w:pBdr>
+        <w:shd w:val="clear" w:color="auto" w:fill="F2F3F7"/>
       </w:pPr>
       <w:r>
         <w:rPr>
           <w:rFonts w:ascii="Consolas" w:hAnsi="Consolas"/>
-          <w:color w:val="4EC9B0"/>
+          <w:b/>
+          <w:color w:val="000080"/>
           <w:sz w:val="16"/>
         </w:rPr>
-        <w:t>php</w:t>
+        <w:t xml:space="preserve">php</w:t>
       </w:r>
       <w:r>
         <w:rPr>
           <w:rFonts w:ascii="Consolas" w:hAnsi="Consolas"/>
-          <w:color w:val="D4D4D4"/>
+          <w:color w:val="262626"/>
           <w:sz w:val="16"/>
         </w:rPr>
-        <w:t xml:space="preserve"> artisan optimize:clear</w:t>
+        <w:t xml:space="preserve"> artisan </w:t>
+      </w:r>
+      <w:r>
+        <w:rPr>
+          <w:rFonts w:ascii="Consolas" w:hAnsi="Consolas"/>
+          <w:color w:val="795E26"/>
+          <w:sz w:val="16"/>
+        </w:rPr>
+        <w:t xml:space="preserve">optimize:clear</w:t>
+      </w:r>
+      <w:r>
         <w:br/>
       </w:r>
       <w:r>
         <w:rPr>
           <w:rFonts w:ascii="Consolas" w:hAnsi="Consolas"/>
-          <w:color w:val="4EC9B0"/>
+          <w:b/>
+          <w:color w:val="000080"/>
           <w:sz w:val="16"/>
         </w:rPr>
-        <w:t>php</w:t>
+        <w:t xml:space="preserve">php</w:t>
       </w:r>
       <w:r>
         <w:rPr>
           <w:rFonts w:ascii="Consolas" w:hAnsi="Consolas"/>
-          <w:color w:val="D4D4D4"/>
+          <w:color w:val="262626"/>
           <w:sz w:val="16"/>
         </w:rPr>
-        <w:t xml:space="preserve"> artisan migrate:fresh --seed --env=testing</w:t>
+        <w:t xml:space="preserve"> artisan </w:t>
+      </w:r>
+      <w:r>
+        <w:rPr>
+          <w:rFonts w:ascii="Consolas" w:hAnsi="Consolas"/>
+          <w:color w:val="795E26"/>
+          <w:sz w:val="16"/>
+        </w:rPr>
+        <w:t xml:space="preserve">migrate:fresh</w:t>
+      </w:r>
+      <w:r>
+        <w:rPr>
+          <w:rFonts w:ascii="Consolas" w:hAnsi="Consolas"/>
+          <w:color w:val="262626"/>
+          <w:sz w:val="16"/>
+        </w:rPr>
+        <w:t xml:space="preserve"> </w:t>
+      </w:r>
+      <w:r>
+        <w:rPr>
+          <w:rFonts w:ascii="Consolas" w:hAnsi="Consolas"/>
+          <w:color w:val="0073E6"/>
+          <w:sz w:val="16"/>
+        </w:rPr>
+        <w:t xml:space="preserve">--seed</w:t>
+      </w:r>
+      <w:r>
+        <w:rPr>
+          <w:rFonts w:ascii="Consolas" w:hAnsi="Consolas"/>
+          <w:color w:val="262626"/>
+          <w:sz w:val="16"/>
+        </w:rPr>
+        <w:t xml:space="preserve"> </w:t>
+      </w:r>
+      <w:r>
+        <w:rPr>
+          <w:rFonts w:ascii="Consolas" w:hAnsi="Consolas"/>
+          <w:color w:val="0073E6"/>
+          <w:sz w:val="16"/>
+        </w:rPr>
+        <w:t xml:space="preserve">--env=testing</w:t>
+      </w:r>
+      <w:r>
         <w:br/>
       </w:r>
       <w:r>
         <w:rPr>
           <w:rFonts w:ascii="Consolas" w:hAnsi="Consolas"/>
-          <w:color w:val="4EC9B0"/>
+          <w:b/>
+          <w:color w:val="000080"/>
           <w:sz w:val="16"/>
         </w:rPr>
-        <w:t>php</w:t>
+        <w:t xml:space="preserve">php</w:t>
       </w:r>
       <w:r>
         <w:rPr>
           <w:rFonts w:ascii="Consolas" w:hAnsi="Consolas"/>
-          <w:color w:val="D4D4D4"/>
+          <w:color w:val="262626"/>
           <w:sz w:val="16"/>
         </w:rPr>
-        <w:t xml:space="preserve"> artisan test --testsuite=</w:t>
+        <w:t xml:space="preserve"> artisan test </w:t>
       </w:r>
       <w:r>
         <w:rPr>
           <w:rFonts w:ascii="Consolas" w:hAnsi="Consolas"/>
-          <w:color w:val="4EC9B0"/>
+          <w:color w:val="0073E6"/>
           <w:sz w:val="16"/>
         </w:rPr>
-        <w:t>Feature</w:t>
+        <w:t xml:space="preserve">--testsuite=Feature</w:t>
       </w:r>
       <w:r>
         <w:rPr>
           <w:rFonts w:ascii="Consolas" w:hAnsi="Consolas"/>
-          <w:color w:val="D4D4D4"/>
+          <w:color w:val="262626"/>
           <w:sz w:val="16"/>
         </w:rPr>
-        <w:t xml:space="preserve"> --stop-on-failure</w:t>
-        <w:br/>
-        <w:t xml:space="preserve">./vendor/bin/pint --test</w:t>
+        <w:t xml:space="preserve"> </w:t>
+      </w:r>
+      <w:r>
+        <w:rPr>
+          <w:rFonts w:ascii="Consolas" w:hAnsi="Consolas"/>
+          <w:color w:val="0073E6"/>
+          <w:sz w:val="16"/>
+        </w:rPr>
+        <w:t xml:space="preserve">--stop-on-failure</w:t>
+      </w:r>
+      <w:r>
         <w:br/>
       </w:r>
       <w:r>
         <w:rPr>
           <w:rFonts w:ascii="Consolas" w:hAnsi="Consolas"/>
-          <w:color w:val="4EC9B0"/>
+          <w:color w:val="262626"/>
           <w:sz w:val="16"/>
         </w:rPr>
-        <w:t>npm</w:t>
+        <w:t xml:space="preserve">./vendor/bin/pint </w:t>
       </w:r>
       <w:r>
         <w:rPr>
           <w:rFonts w:ascii="Consolas" w:hAnsi="Consolas"/>
-          <w:color w:val="D4D4D4"/>
+          <w:color w:val="0073E6"/>
+          <w:sz w:val="16"/>
+        </w:rPr>
+        <w:t xml:space="preserve">--test</w:t>
+      </w:r>
+      <w:r>
+        <w:br/>
+      </w:r>
+      <w:r>
+        <w:rPr>
+          <w:rFonts w:ascii="Consolas" w:hAnsi="Consolas"/>
+          <w:b/>
+          <w:color w:val="000080"/>
+          <w:sz w:val="16"/>
+        </w:rPr>
+        <w:t xml:space="preserve">npm</w:t>
+      </w:r>
+      <w:r>
+        <w:rPr>
+          <w:rFonts w:ascii="Consolas" w:hAnsi="Consolas"/>
+          <w:color w:val="262626"/>
           <w:sz w:val="16"/>
         </w:rPr>
         <w:t xml:space="preserve"> run build</w:t>
@@ -5044,431 +5127,215 @@
     <w:p>
       <w:pPr>
         <w:pStyle w:val="CodeHeader"/>
-        <w:shd w:fill="2D2D30"/>
+        <w:keepNext/>
         <w:pBdr>
-          <w:left w:val="single" w:sz="4" w:space="8" w:color="2D2D30"/>
+          <w:left w:val="single" w:sz="12" w:space="8" w:color="B8DDE0"/>
         </w:pBdr>
+        <w:shd w:val="clear" w:color="auto" w:fill="E4EAED"/>
       </w:pPr>
       <w:r>
-        <w:t>AUDIT KOMPATIBILITAS DEPENDENSI SRS — terminal root proyek   •   BASH</w:t>
+        <w:rPr>
+          <w:rFonts w:ascii="Consolas" w:hAnsi="Consolas"/>
+          <w:b/>
+          <w:color w:val="262626"/>
+          <w:sz w:val="16"/>
+        </w:rPr>
+        <w:t xml:space="preserve">AUDIT KOMPATIBILITAS DEPENDENSI SRS — terminal root proyek   •   BASH</w:t>
       </w:r>
     </w:p>
     <w:p>
       <w:pPr>
         <w:pStyle w:val="CodeBlock"/>
-        <w:shd w:fill="1E1E1E"/>
         <w:keepLines/>
         <w:pBdr>
-          <w:left w:val="single" w:sz="4" w:space="8" w:color="1E1E1E"/>
+          <w:left w:val="single" w:sz="12" w:space="8" w:color="B8DDE0"/>
         </w:pBdr>
+        <w:shd w:val="clear" w:color="auto" w:fill="F2F3F7"/>
       </w:pPr>
       <w:r>
         <w:rPr>
-          <w:rFonts w:ascii="Consolas" w:hAnsi="Consolas" w:eastAsia="Consolas"/>
-          <w:color w:val="4EC9B0"/>
+          <w:rFonts w:ascii="Consolas" w:hAnsi="Consolas"/>
+          <w:b/>
+          <w:color w:val="000080"/>
           <w:sz w:val="16"/>
         </w:rPr>
-        <w:t>composer</w:t>
+        <w:t xml:space="preserve">composer</w:t>
       </w:r>
       <w:r>
         <w:rPr>
-          <w:rFonts w:ascii="Consolas" w:hAnsi="Consolas" w:eastAsia="Consolas"/>
-          <w:color w:val="D4D4D4"/>
+          <w:rFonts w:ascii="Consolas" w:hAnsi="Consolas"/>
+          <w:color w:val="262626"/>
           <w:sz w:val="16"/>
         </w:rPr>
-        <w:t xml:space="preserve"> </w:t>
+        <w:t xml:space="preserve"> require chillerlan/php-qrcode intervention/image-laravel </w:t>
       </w:r>
       <w:r>
         <w:rPr>
-          <w:rFonts w:ascii="Consolas" w:hAnsi="Consolas" w:eastAsia="Consolas"/>
-          <w:color w:val="D4D4D4"/>
+          <w:rFonts w:ascii="Consolas" w:hAnsi="Consolas"/>
+          <w:color w:val="0073E6"/>
           <w:sz w:val="16"/>
         </w:rPr>
-        <w:t>require</w:t>
+        <w:t xml:space="preserve">--dry-run</w:t>
       </w:r>
       <w:r>
-        <w:rPr>
-          <w:rFonts w:ascii="Consolas" w:hAnsi="Consolas" w:eastAsia="Consolas"/>
-          <w:color w:val="D4D4D4"/>
-          <w:sz w:val="16"/>
-        </w:rPr>
-        <w:t xml:space="preserve"> </w:t>
-      </w:r>
-      <w:r>
-        <w:rPr>
-          <w:rFonts w:ascii="Consolas" w:hAnsi="Consolas" w:eastAsia="Consolas"/>
-          <w:color w:val="D4D4D4"/>
-          <w:sz w:val="16"/>
-        </w:rPr>
-        <w:t>chillerlan/php-qrcode</w:t>
-      </w:r>
-      <w:r>
-        <w:rPr>
-          <w:rFonts w:ascii="Consolas" w:hAnsi="Consolas" w:eastAsia="Consolas"/>
-          <w:color w:val="D4D4D4"/>
-          <w:sz w:val="16"/>
-        </w:rPr>
-        <w:t xml:space="preserve"> </w:t>
-      </w:r>
-      <w:r>
-        <w:rPr>
-          <w:rFonts w:ascii="Consolas" w:hAnsi="Consolas" w:eastAsia="Consolas"/>
-          <w:color w:val="D4D4D4"/>
-          <w:sz w:val="16"/>
-        </w:rPr>
-        <w:t>intervention/image-laravel</w:t>
-      </w:r>
-      <w:r>
-        <w:rPr>
-          <w:rFonts w:ascii="Consolas" w:hAnsi="Consolas" w:eastAsia="Consolas"/>
-          <w:color w:val="D4D4D4"/>
-          <w:sz w:val="16"/>
-        </w:rPr>
-        <w:t xml:space="preserve"> </w:t>
-      </w:r>
-      <w:r>
-        <w:rPr>
-          <w:rFonts w:ascii="Consolas" w:hAnsi="Consolas" w:eastAsia="Consolas"/>
-          <w:color w:val="9CDCFE"/>
-          <w:sz w:val="16"/>
-        </w:rPr>
-        <w:t>--dry-run</w:t>
-      </w:r>
-      <w:r>
-        <w:rPr>
-          <w:rFonts w:ascii="Consolas" w:hAnsi="Consolas" w:eastAsia="Consolas"/>
-          <w:color w:val="D4D4D4"/>
-          <w:sz w:val="16"/>
-        </w:rPr>
         <w:br/>
       </w:r>
       <w:r>
         <w:rPr>
-          <w:rFonts w:ascii="Consolas" w:hAnsi="Consolas" w:eastAsia="Consolas"/>
-          <w:color w:val="4EC9B0"/>
+          <w:rFonts w:ascii="Consolas" w:hAnsi="Consolas"/>
+          <w:b/>
+          <w:color w:val="000080"/>
           <w:sz w:val="16"/>
         </w:rPr>
-        <w:t>composer</w:t>
+        <w:t xml:space="preserve">composer</w:t>
       </w:r>
       <w:r>
         <w:rPr>
-          <w:rFonts w:ascii="Consolas" w:hAnsi="Consolas" w:eastAsia="Consolas"/>
-          <w:color w:val="D4D4D4"/>
+          <w:rFonts w:ascii="Consolas" w:hAnsi="Consolas"/>
+          <w:color w:val="262626"/>
           <w:sz w:val="16"/>
         </w:rPr>
-        <w:t xml:space="preserve"> </w:t>
+        <w:t xml:space="preserve"> require maatwebsite/excel barryvdh/laravel-dompdf </w:t>
       </w:r>
       <w:r>
         <w:rPr>
-          <w:rFonts w:ascii="Consolas" w:hAnsi="Consolas" w:eastAsia="Consolas"/>
-          <w:color w:val="D4D4D4"/>
+          <w:rFonts w:ascii="Consolas" w:hAnsi="Consolas"/>
+          <w:color w:val="0073E6"/>
           <w:sz w:val="16"/>
         </w:rPr>
-        <w:t>require</w:t>
+        <w:t xml:space="preserve">--dry-run</w:t>
       </w:r>
       <w:r>
-        <w:rPr>
-          <w:rFonts w:ascii="Consolas" w:hAnsi="Consolas" w:eastAsia="Consolas"/>
-          <w:color w:val="D4D4D4"/>
-          <w:sz w:val="16"/>
-        </w:rPr>
-        <w:t xml:space="preserve"> </w:t>
-      </w:r>
-      <w:r>
-        <w:rPr>
-          <w:rFonts w:ascii="Consolas" w:hAnsi="Consolas" w:eastAsia="Consolas"/>
-          <w:color w:val="D4D4D4"/>
-          <w:sz w:val="16"/>
-        </w:rPr>
-        <w:t>maatwebsite/excel</w:t>
-      </w:r>
-      <w:r>
-        <w:rPr>
-          <w:rFonts w:ascii="Consolas" w:hAnsi="Consolas" w:eastAsia="Consolas"/>
-          <w:color w:val="D4D4D4"/>
-          <w:sz w:val="16"/>
-        </w:rPr>
-        <w:t xml:space="preserve"> </w:t>
-      </w:r>
-      <w:r>
-        <w:rPr>
-          <w:rFonts w:ascii="Consolas" w:hAnsi="Consolas" w:eastAsia="Consolas"/>
-          <w:color w:val="D4D4D4"/>
-          <w:sz w:val="16"/>
-        </w:rPr>
-        <w:t>barryvdh/laravel-dompdf</w:t>
-      </w:r>
-      <w:r>
-        <w:rPr>
-          <w:rFonts w:ascii="Consolas" w:hAnsi="Consolas" w:eastAsia="Consolas"/>
-          <w:color w:val="D4D4D4"/>
-          <w:sz w:val="16"/>
-        </w:rPr>
-        <w:t xml:space="preserve"> </w:t>
-      </w:r>
-      <w:r>
-        <w:rPr>
-          <w:rFonts w:ascii="Consolas" w:hAnsi="Consolas" w:eastAsia="Consolas"/>
-          <w:color w:val="9CDCFE"/>
-          <w:sz w:val="16"/>
-        </w:rPr>
-        <w:t>--dry-run</w:t>
-      </w:r>
-      <w:r>
-        <w:rPr>
-          <w:rFonts w:ascii="Consolas" w:hAnsi="Consolas" w:eastAsia="Consolas"/>
-          <w:color w:val="D4D4D4"/>
-          <w:sz w:val="16"/>
-        </w:rPr>
         <w:br/>
       </w:r>
       <w:r>
         <w:rPr>
-          <w:rFonts w:ascii="Consolas" w:hAnsi="Consolas" w:eastAsia="Consolas"/>
-          <w:color w:val="4EC9B0"/>
+          <w:rFonts w:ascii="Consolas" w:hAnsi="Consolas"/>
+          <w:b/>
+          <w:color w:val="000080"/>
           <w:sz w:val="16"/>
         </w:rPr>
-        <w:t>composer</w:t>
+        <w:t xml:space="preserve">composer</w:t>
       </w:r>
       <w:r>
         <w:rPr>
-          <w:rFonts w:ascii="Consolas" w:hAnsi="Consolas" w:eastAsia="Consolas"/>
-          <w:color w:val="D4D4D4"/>
+          <w:rFonts w:ascii="Consolas" w:hAnsi="Consolas"/>
+          <w:color w:val="262626"/>
           <w:sz w:val="16"/>
         </w:rPr>
-        <w:t xml:space="preserve"> </w:t>
+        <w:t xml:space="preserve"> require laravel-notification-channels/webpush </w:t>
       </w:r>
       <w:r>
         <w:rPr>
-          <w:rFonts w:ascii="Consolas" w:hAnsi="Consolas" w:eastAsia="Consolas"/>
-          <w:color w:val="D4D4D4"/>
+          <w:rFonts w:ascii="Consolas" w:hAnsi="Consolas"/>
+          <w:color w:val="0073E6"/>
           <w:sz w:val="16"/>
         </w:rPr>
-        <w:t>require</w:t>
+        <w:t xml:space="preserve">--dry-run</w:t>
       </w:r>
       <w:r>
-        <w:rPr>
-          <w:rFonts w:ascii="Consolas" w:hAnsi="Consolas" w:eastAsia="Consolas"/>
-          <w:color w:val="D4D4D4"/>
-          <w:sz w:val="16"/>
-        </w:rPr>
-        <w:t xml:space="preserve"> </w:t>
-      </w:r>
-      <w:r>
-        <w:rPr>
-          <w:rFonts w:ascii="Consolas" w:hAnsi="Consolas" w:eastAsia="Consolas"/>
-          <w:color w:val="D4D4D4"/>
-          <w:sz w:val="16"/>
-        </w:rPr>
-        <w:t>laravel-notification-channels/webpush</w:t>
-      </w:r>
-      <w:r>
-        <w:rPr>
-          <w:rFonts w:ascii="Consolas" w:hAnsi="Consolas" w:eastAsia="Consolas"/>
-          <w:color w:val="D4D4D4"/>
-          <w:sz w:val="16"/>
-        </w:rPr>
-        <w:t xml:space="preserve"> </w:t>
-      </w:r>
-      <w:r>
-        <w:rPr>
-          <w:rFonts w:ascii="Consolas" w:hAnsi="Consolas" w:eastAsia="Consolas"/>
-          <w:color w:val="9CDCFE"/>
-          <w:sz w:val="16"/>
-        </w:rPr>
-        <w:t>--dry-run</w:t>
-      </w:r>
-      <w:r>
-        <w:rPr>
-          <w:rFonts w:ascii="Consolas" w:hAnsi="Consolas" w:eastAsia="Consolas"/>
-          <w:color w:val="D4D4D4"/>
-          <w:sz w:val="16"/>
-        </w:rPr>
         <w:br/>
       </w:r>
       <w:r>
         <w:rPr>
-          <w:rFonts w:ascii="Consolas" w:hAnsi="Consolas" w:eastAsia="Consolas"/>
-          <w:color w:val="4EC9B0"/>
+          <w:rFonts w:ascii="Consolas" w:hAnsi="Consolas"/>
+          <w:b/>
+          <w:color w:val="000080"/>
           <w:sz w:val="16"/>
         </w:rPr>
-        <w:t>npm</w:t>
+        <w:t xml:space="preserve">npm</w:t>
       </w:r>
       <w:r>
         <w:rPr>
-          <w:rFonts w:ascii="Consolas" w:hAnsi="Consolas" w:eastAsia="Consolas"/>
-          <w:color w:val="D4D4D4"/>
+          <w:rFonts w:ascii="Consolas" w:hAnsi="Consolas"/>
+          <w:color w:val="262626"/>
           <w:sz w:val="16"/>
         </w:rPr>
-        <w:t xml:space="preserve"> </w:t>
+        <w:t xml:space="preserve"> install </w:t>
       </w:r>
       <w:r>
         <w:rPr>
-          <w:rFonts w:ascii="Consolas" w:hAnsi="Consolas" w:eastAsia="Consolas"/>
-          <w:color w:val="D4D4D4"/>
+          <w:rFonts w:ascii="Consolas" w:hAnsi="Consolas"/>
+          <w:color w:val="0073E6"/>
           <w:sz w:val="16"/>
         </w:rPr>
-        <w:t>install</w:t>
+        <w:t xml:space="preserve">--dry-run</w:t>
       </w:r>
       <w:r>
         <w:rPr>
-          <w:rFonts w:ascii="Consolas" w:hAnsi="Consolas" w:eastAsia="Consolas"/>
-          <w:color w:val="D4D4D4"/>
+          <w:rFonts w:ascii="Consolas" w:hAnsi="Consolas"/>
+          <w:color w:val="262626"/>
           <w:sz w:val="16"/>
         </w:rPr>
-        <w:t xml:space="preserve"> </w:t>
+        <w:t xml:space="preserve"> laravel-echo pusher-js</w:t>
       </w:r>
       <w:r>
-        <w:rPr>
-          <w:rFonts w:ascii="Consolas" w:hAnsi="Consolas" w:eastAsia="Consolas"/>
-          <w:color w:val="9CDCFE"/>
-          <w:sz w:val="16"/>
-        </w:rPr>
-        <w:t>--dry-run</w:t>
-      </w:r>
-      <w:r>
-        <w:rPr>
-          <w:rFonts w:ascii="Consolas" w:hAnsi="Consolas" w:eastAsia="Consolas"/>
-          <w:color w:val="D4D4D4"/>
-          <w:sz w:val="16"/>
-        </w:rPr>
-        <w:t xml:space="preserve"> </w:t>
-      </w:r>
-      <w:r>
-        <w:rPr>
-          <w:rFonts w:ascii="Consolas" w:hAnsi="Consolas" w:eastAsia="Consolas"/>
-          <w:color w:val="D4D4D4"/>
-          <w:sz w:val="16"/>
-        </w:rPr>
-        <w:t>laravel-echo</w:t>
-      </w:r>
-      <w:r>
-        <w:rPr>
-          <w:rFonts w:ascii="Consolas" w:hAnsi="Consolas" w:eastAsia="Consolas"/>
-          <w:color w:val="D4D4D4"/>
-          <w:sz w:val="16"/>
-        </w:rPr>
-        <w:t xml:space="preserve"> </w:t>
-      </w:r>
-      <w:r>
-        <w:rPr>
-          <w:rFonts w:ascii="Consolas" w:hAnsi="Consolas" w:eastAsia="Consolas"/>
-          <w:color w:val="D4D4D4"/>
-          <w:sz w:val="16"/>
-        </w:rPr>
-        <w:t>pusher-js</w:t>
-      </w:r>
-      <w:r>
-        <w:rPr>
-          <w:rFonts w:ascii="Consolas" w:hAnsi="Consolas" w:eastAsia="Consolas"/>
-          <w:color w:val="D4D4D4"/>
-          <w:sz w:val="16"/>
-        </w:rPr>
         <w:br/>
       </w:r>
       <w:r>
         <w:rPr>
-          <w:rFonts w:ascii="Consolas" w:hAnsi="Consolas" w:eastAsia="Consolas"/>
-          <w:color w:val="4EC9B0"/>
+          <w:rFonts w:ascii="Consolas" w:hAnsi="Consolas"/>
+          <w:b/>
+          <w:color w:val="000080"/>
           <w:sz w:val="16"/>
         </w:rPr>
-        <w:t>composer</w:t>
+        <w:t xml:space="preserve">composer</w:t>
       </w:r>
       <w:r>
         <w:rPr>
-          <w:rFonts w:ascii="Consolas" w:hAnsi="Consolas" w:eastAsia="Consolas"/>
-          <w:color w:val="D4D4D4"/>
+          <w:rFonts w:ascii="Consolas" w:hAnsi="Consolas"/>
+          <w:color w:val="262626"/>
           <w:sz w:val="16"/>
         </w:rPr>
-        <w:t xml:space="preserve"> </w:t>
+        <w:t xml:space="preserve"> validate </w:t>
       </w:r>
       <w:r>
         <w:rPr>
-          <w:rFonts w:ascii="Consolas" w:hAnsi="Consolas" w:eastAsia="Consolas"/>
-          <w:color w:val="D4D4D4"/>
+          <w:rFonts w:ascii="Consolas" w:hAnsi="Consolas"/>
+          <w:color w:val="0073E6"/>
           <w:sz w:val="16"/>
         </w:rPr>
-        <w:t>validate</w:t>
+        <w:t xml:space="preserve">--strict</w:t>
       </w:r>
       <w:r>
-        <w:rPr>
-          <w:rFonts w:ascii="Consolas" w:hAnsi="Consolas" w:eastAsia="Consolas"/>
-          <w:color w:val="D4D4D4"/>
-          <w:sz w:val="16"/>
-        </w:rPr>
-        <w:t xml:space="preserve"> </w:t>
-      </w:r>
-      <w:r>
-        <w:rPr>
-          <w:rFonts w:ascii="Consolas" w:hAnsi="Consolas" w:eastAsia="Consolas"/>
-          <w:color w:val="9CDCFE"/>
-          <w:sz w:val="16"/>
-        </w:rPr>
-        <w:t>--strict</w:t>
-      </w:r>
-      <w:r>
-        <w:rPr>
-          <w:rFonts w:ascii="Consolas" w:hAnsi="Consolas" w:eastAsia="Consolas"/>
-          <w:color w:val="D4D4D4"/>
-          <w:sz w:val="16"/>
-        </w:rPr>
         <w:br/>
       </w:r>
       <w:r>
         <w:rPr>
-          <w:rFonts w:ascii="Consolas" w:hAnsi="Consolas" w:eastAsia="Consolas"/>
-          <w:color w:val="4EC9B0"/>
+          <w:rFonts w:ascii="Consolas" w:hAnsi="Consolas"/>
+          <w:b/>
+          <w:color w:val="000080"/>
           <w:sz w:val="16"/>
         </w:rPr>
-        <w:t>composer</w:t>
+        <w:t xml:space="preserve">composer</w:t>
       </w:r>
       <w:r>
         <w:rPr>
-          <w:rFonts w:ascii="Consolas" w:hAnsi="Consolas" w:eastAsia="Consolas"/>
-          <w:color w:val="D4D4D4"/>
+          <w:rFonts w:ascii="Consolas" w:hAnsi="Consolas"/>
+          <w:color w:val="262626"/>
           <w:sz w:val="16"/>
         </w:rPr>
-        <w:t xml:space="preserve"> </w:t>
+        <w:t xml:space="preserve"> audit</w:t>
       </w:r>
       <w:r>
-        <w:rPr>
-          <w:rFonts w:ascii="Consolas" w:hAnsi="Consolas" w:eastAsia="Consolas"/>
-          <w:color w:val="D4D4D4"/>
-          <w:sz w:val="16"/>
-        </w:rPr>
-        <w:t>audit</w:t>
-      </w:r>
-      <w:r>
-        <w:rPr>
-          <w:rFonts w:ascii="Consolas" w:hAnsi="Consolas" w:eastAsia="Consolas"/>
-          <w:color w:val="D4D4D4"/>
-          <w:sz w:val="16"/>
-        </w:rPr>
         <w:br/>
       </w:r>
       <w:r>
         <w:rPr>
-          <w:rFonts w:ascii="Consolas" w:hAnsi="Consolas" w:eastAsia="Consolas"/>
-          <w:color w:val="4EC9B0"/>
+          <w:rFonts w:ascii="Consolas" w:hAnsi="Consolas"/>
+          <w:b/>
+          <w:color w:val="000080"/>
           <w:sz w:val="16"/>
         </w:rPr>
-        <w:t>npm</w:t>
+        <w:t xml:space="preserve">npm</w:t>
       </w:r>
       <w:r>
         <w:rPr>
-          <w:rFonts w:ascii="Consolas" w:hAnsi="Consolas" w:eastAsia="Consolas"/>
-          <w:color w:val="D4D4D4"/>
+          <w:rFonts w:ascii="Consolas" w:hAnsi="Consolas"/>
+          <w:color w:val="262626"/>
           <w:sz w:val="16"/>
         </w:rPr>
-        <w:t xml:space="preserve"> </w:t>
-      </w:r>
-      <w:r>
-        <w:rPr>
-          <w:rFonts w:ascii="Consolas" w:hAnsi="Consolas" w:eastAsia="Consolas"/>
-          <w:color w:val="D4D4D4"/>
-          <w:sz w:val="16"/>
-        </w:rPr>
-        <w:t>audit</w:t>
+        <w:t xml:space="preserve"> audit</w:t>
       </w:r>
     </w:p>
     <w:p>
@@ -7909,8 +7776,10 @@
       <w:r>
         <w:rPr>
           <w:rFonts w:ascii="Aptos" w:hAnsi="Aptos"/>
+          <w:color w:val="1F2937"/>
+          <w:sz w:val="19"/>
         </w:rPr>
-        <w:t>Preset dasar yang digunakan adalah compact_reference_guide dengan named override untuk modul pembelajaran: A4 portrait; margin atas 1,65 cm, bawah 1,55 cm, kiri/kanan 1,75 cm; Aptos 10,2 pt; line spacing 1,16; heading beraksen Laravel red; tabel ringkas; callout Predict/Try/Observe; code block Consolas bertema Visual Studio Code Dark+; checklist; exit ticket; serta screenshot mockup UI.</w:t>
+        <w:t xml:space="preserve">Preset dasar yang digunakan adalah compact_reference_guide dengan named override untuk modul pembelajaran: A4 portrait; margin atas 1,65 cm, bawah 1,55 cm, kiri/kanan 1,75 cm; Aptos 10,2 pt; line spacing 1,16; heading beraksen Laravel red; tabel ringkas; callout Predict/Try/Observe; code block Consolas berlatar Cyan Light dengan pewarnaan token Visual Studio Code; checklist; exit ticket; serta screenshot mockup UI.</w:t>
       </w:r>
     </w:p>
     <w:p>
@@ -8491,6 +8360,19 @@
         <w:pStyle w:val="ListBody"/>
       </w:pPr>
       <w:r>
+        <w:rPr>
+          <w:rFonts w:ascii="Aptos" w:hAnsi="Aptos"/>
+          <w:color w:val="1F2937"/>
+          <w:sz w:val="19"/>
+        </w:rPr>
+        <w:t xml:space="preserve">DOC-00-001 — Seluruh blok kode (208 blok, 133 label) memakai latar terang tema Cyan Light (JetBrains) dengan pewarnaan token standar Visual Studio Code untuk PHP, HTML/Blade, cmd, dan bash; teks kode tidak berubah; penjelasan palet di “Cara Membaca Sampel Kode” dan Lampiran diperbarui.</w:t>
+      </w:r>
+    </w:p>
+    <w:p>
+      <w:pPr>
+        <w:pStyle w:val="ListBody"/>
+      </w:pPr>
+      <w:r>
         <w:t xml:space="preserve">DOC-01-001 — Basis dokumen: parameter menyebut v4/v5 yang tidak ada; basis nyata adalah v7. Revisi kumulatif ditulis ke berkas v8; v7 tetap utuh di references/.</w:t>
       </w:r>
     </w:p>
@@ -8869,6 +8751,19 @@
           <w:color w:val="1F2937"/>
           <w:sz w:val="19"/>
         </w:rPr>
+        <w:t xml:space="preserve">DOC-05-007 — Rantai v3 (use case SRS v2): Modul 5 menuntaskan UC-19 (penguncian 5x/10 menit, pesan generik, redirect per peran, sesi 8 jam) dan UC-21 (onboarding penanggung jawab + rekening + tautan atur kata sandi, aktif/nonaktif tenant, riwayat komisi beserta pengelola); ditambahkan deskripsi use case, mockup, Tahap 8, dan output nyata browser.</w:t>
+      </w:r>
+    </w:p>
+    <w:p>
+      <w:pPr>
+        <w:pStyle w:val="ListBody"/>
+      </w:pPr>
+      <w:r>
+        <w:rPr>
+          <w:rFonts w:ascii="Aptos" w:hAnsi="Aptos"/>
+          <w:color w:val="1F2937"/>
+          <w:sz w:val="19"/>
+        </w:rPr>
         <w:t xml:space="preserve">DOC-06-004 — Controller/view/route meja di modul Admin; controller + route publik scan QR di modul Ordering (</w:t>
       </w:r>
       <w:r>
@@ -8934,6 +8829,19 @@
           <w:sz w:val="19"/>
         </w:rPr>
         <w:t xml:space="preserve">DOC-06-005 — Blok BUAT FILE per tahap Modul 6: make:model, make:policy --model, make:controller FQN (termasuk --invokable untuk /q/{token}), make:trait FQN, make:class (OpaqueToken, service Admin/Ordering), make:test --unit; view &amp; route modul manual.</w:t>
+      </w:r>
+    </w:p>
+    <w:p>
+      <w:pPr>
+        <w:pStyle w:val="ListBody"/>
+      </w:pPr>
+      <w:r>
+        <w:rPr>
+          <w:rFonts w:ascii="Aptos" w:hAnsi="Aptos"/>
+          <w:color w:val="1F2937"/>
+          <w:sz w:val="19"/>
+        </w:rPr>
+        <w:t xml:space="preserve">DOC-06-006 — Rantai v3 (use case SRS v2): Modul 6 menuntaskan UC-22 (QR siap cetak SVG via bacon/bacon-qr-code, nonaktif/aktif meja, ringkasan meja) dan UC-02 (halaman sambutan meja + tenant buka/tutup, pesan QR tidak valid, penolakan di luar jam operasional); ditambahkan deskripsi use case, mockup, Tahap 8, dan output nyata browser.</w:t>
       </w:r>
     </w:p>
     <w:p>
@@ -9028,6 +8936,19 @@
           <w:sz w:val="19"/>
         </w:rPr>
         <w:t xml:space="preserve">DOC-07-005 — Blok BUAT FILE per tahap Modul 7: make:livewire catalog::menu-manager / catalog::menu-catalog (langsung ke folder modul), make:class MenuStockService, make:test; halaman &amp; route modul manual.</w:t>
+      </w:r>
+    </w:p>
+    <w:p>
+      <w:pPr>
+        <w:pStyle w:val="ListBody"/>
+      </w:pPr>
+      <w:r>
+        <w:rPr>
+          <w:rFonts w:ascii="Aptos" w:hAnsi="Aptos"/>
+          <w:color w:val="1F2937"/>
+          <w:sz w:val="19"/>
+        </w:rPr>
+        <w:t xml:space="preserve">DOC-07-006 — Rantai v3 (use case SRS v2): Modul 7 menuntaskan UC-13 (deskripsi, foto WebP, ubah, soft delete, cari/saring), UC-14 (sakelar satu ketukan), UC-01 (kelompok per tenant, menu habis nonaktif, tenant tutup, chip kategori, pembaruan ≤ 5 detik), dan UC-11 (WaitTimeEstimator); ditambahkan deskripsi use case, mockup, Tahap 8, dan output nyata browser.</w:t>
       </w:r>
     </w:p>
     <w:p>
@@ -9151,6 +9072,19 @@
           <w:color w:val="1F2937"/>
           <w:sz w:val="19"/>
         </w:rPr>
+        <w:t xml:space="preserve">DOC-08-006 — Rantai v3 (use case SRS v2): Modul 8 menuntaskan UC-03 (kelompok per tenant, pajak dan biaya layanan, “Menu telah habis”, checkout nonaktif saat kosong) dan UC-04 (formulir kustomisasi min/maks, opsi habis nonaktif, catatan ≤ 200 karakter tersaring, harga akhir) serta halaman tenant Kelola Modifier; ditambahkan deskripsi use case, mockup, Tahap 8, dan output nyata browser.</w:t>
+      </w:r>
+    </w:p>
+    <w:p>
+      <w:pPr>
+        <w:pStyle w:val="ListBody"/>
+      </w:pPr>
+      <w:r>
+        <w:rPr>
+          <w:rFonts w:ascii="Aptos" w:hAnsi="Aptos"/>
+          <w:color w:val="1F2937"/>
+          <w:sz w:val="19"/>
+        </w:rPr>
         <w:t xml:space="preserve">DOC-09-004 — Checkout dan status pesanan sebagai vertical slice modul Ordering (</w:t>
       </w:r>
       <w:r>
@@ -9250,6 +9184,19 @@
           <w:sz w:val="19"/>
         </w:rPr>
         <w:t xml:space="preserve">DOC-09-005 — Blok BUAT FILE per tahap Modul 9: make:class (DTO CheckoutResult, CheckoutService), make:exception FQN, make:model OrderItemModifier, make:controller FQN --invokable, make:test; view &amp; route pelanggan modul manual.</w:t>
+      </w:r>
+    </w:p>
+    <w:p>
+      <w:pPr>
+        <w:pStyle w:val="ListBody"/>
+      </w:pPr>
+      <w:r>
+        <w:rPr>
+          <w:rFonts w:ascii="Aptos" w:hAnsi="Aptos"/>
+          <w:color w:val="1F2937"/>
+          <w:sz w:val="19"/>
+        </w:rPr>
+        <w:t xml:space="preserve">DOC-09-006 — Rantai v3 (use case SRS v2): Modul 9 menuntaskan UC-05 (halaman checkout: ringkasan, nomor meja, mode penyajian, identitas ringkas, tenant wajib buka, kembali ke keranjang bila item bermasalah, catatan item tersimpan) dan UC-06 (slot pre-order 15 menit, jam operasional, kapasitas slot + slot terdekat, status terjadwal, pelepasan otomatis ke dapur tiap menit) serta halaman tenant Pengaturan Pre-Order; ditambahkan deskripsi use case, mockup, Tahap 8, dan output nyata browser.</w:t>
       </w:r>
     </w:p>
     <w:p>
@@ -9378,6 +9325,19 @@
           <w:sz w:val="19"/>
         </w:rPr>
         <w:t xml:space="preserve">DOC-10-005 — Blok BUAT FILE per tahap Modul 10: make:interface FQN, make:model ×3, make:class (DTO, service, adapter, ResolveTrackedOrder), make:exception FQN, make:livewire payments::order-payment, make:test (+ --unit).</w:t>
+      </w:r>
+    </w:p>
+    <w:p>
+      <w:pPr>
+        <w:pStyle w:val="ListBody"/>
+      </w:pPr>
+      <w:r>
+        <w:rPr>
+          <w:rFonts w:ascii="Aptos" w:hAnsi="Aptos"/>
+          <w:color w:val="1F2937"/>
+          <w:sz w:val="19"/>
+        </w:rPr>
+        <w:t xml:space="preserve">DOC-10-006 — Rantai v3 (use case SRS v2): Modul 10 menuntaskan UC-07 (QRIS otomatis setelah checkout, gambar QRIS + penghitung mundur ≤ 15 menit, rincian split per tenant, percobaan ulang 3 kali saat gateway tidak merespons, QRIS baru saat kedaluwarsa, pemantauan status, batalkan pesanan yang belum dibayar); ditambahkan deskripsi use case, mockup, Tahap 8, dan output nyata browser.</w:t>
       </w:r>
     </w:p>
     <w:p>
@@ -21764,7 +21724,7 @@
     </w:pPr>
     <w:rPr>
       <w:rFonts w:ascii="Consolas" w:hAnsi="Consolas"/>
-      <w:color w:val="D4D4D4"/>
+      <w:color w:val="262626"/>
       <w:sz w:val="16"/>
     </w:rPr>
   </w:style>
@@ -21876,7 +21836,7 @@
     <w:rPr>
       <w:rFonts w:ascii="Consolas" w:hAnsi="Consolas"/>
       <w:b/>
-      <w:color w:val="FFFFFF"/>
+      <w:color w:val="262626"/>
       <w:sz w:val="16"/>
     </w:rPr>
   </w:style>

--- a/modul_praktikum/Lampiran.docx
+++ b/modul_praktikum/Lampiran.docx
@@ -3577,92 +3577,175 @@
     <w:p>
       <w:pPr>
         <w:pStyle w:val="CodeBlock"/>
-        <w:shd w:fill="1E1E1E" w:val="clear"/>
         <w:pBdr>
-          <w:left w:val="single" w:sz="4" w:space="8" w:color="1E1E1E"/>
+          <w:left w:val="single" w:sz="12" w:space="8" w:color="B8DDE0"/>
         </w:pBdr>
+        <w:shd w:val="clear" w:color="auto" w:fill="F2F3F7"/>
       </w:pPr>
       <w:r>
         <w:rPr>
           <w:rFonts w:ascii="Consolas" w:hAnsi="Consolas"/>
-          <w:color w:val="4EC9B0"/>
+          <w:b/>
+          <w:color w:val="000080"/>
           <w:sz w:val="16"/>
         </w:rPr>
-        <w:t>php</w:t>
+        <w:t xml:space="preserve">php</w:t>
       </w:r>
       <w:r>
         <w:rPr>
           <w:rFonts w:ascii="Consolas" w:hAnsi="Consolas"/>
-          <w:color w:val="D4D4D4"/>
+          <w:color w:val="262626"/>
           <w:sz w:val="16"/>
         </w:rPr>
-        <w:t xml:space="preserve"> artisan optimize:clear</w:t>
-        <w:br/>
+        <w:t xml:space="preserve"> artisan </w:t>
       </w:r>
       <w:r>
         <w:rPr>
           <w:rFonts w:ascii="Consolas" w:hAnsi="Consolas"/>
-          <w:color w:val="4EC9B0"/>
+          <w:color w:val="795E26"/>
           <w:sz w:val="16"/>
         </w:rPr>
-        <w:t>php</w:t>
+        <w:t xml:space="preserve">optimize:clear</w:t>
+      </w:r>
+      <w:r>
+        <w:br/>
       </w:r>
       <w:r>
         <w:rPr>
           <w:rFonts w:ascii="Consolas" w:hAnsi="Consolas"/>
-          <w:color w:val="D4D4D4"/>
+          <w:b/>
+          <w:color w:val="000080"/>
           <w:sz w:val="16"/>
         </w:rPr>
-        <w:t xml:space="preserve"> artisan migrate:fresh --seed --env=testing</w:t>
-        <w:br/>
+        <w:t xml:space="preserve">php</w:t>
       </w:r>
       <w:r>
         <w:rPr>
           <w:rFonts w:ascii="Consolas" w:hAnsi="Consolas"/>
-          <w:color w:val="4EC9B0"/>
+          <w:color w:val="262626"/>
           <w:sz w:val="16"/>
         </w:rPr>
-        <w:t>php</w:t>
+        <w:t xml:space="preserve"> artisan </w:t>
       </w:r>
       <w:r>
         <w:rPr>
           <w:rFonts w:ascii="Consolas" w:hAnsi="Consolas"/>
-          <w:color w:val="D4D4D4"/>
+          <w:color w:val="795E26"/>
           <w:sz w:val="16"/>
         </w:rPr>
-        <w:t xml:space="preserve"> artisan test --testsuite=</w:t>
+        <w:t xml:space="preserve">migrate:fresh</w:t>
       </w:r>
       <w:r>
         <w:rPr>
           <w:rFonts w:ascii="Consolas" w:hAnsi="Consolas"/>
-          <w:color w:val="4EC9B0"/>
+          <w:color w:val="262626"/>
           <w:sz w:val="16"/>
         </w:rPr>
-        <w:t>Feature</w:t>
+        <w:t xml:space="preserve"> </w:t>
       </w:r>
       <w:r>
         <w:rPr>
           <w:rFonts w:ascii="Consolas" w:hAnsi="Consolas"/>
-          <w:color w:val="D4D4D4"/>
+          <w:color w:val="0073E6"/>
           <w:sz w:val="16"/>
         </w:rPr>
-        <w:t xml:space="preserve"> --stop-on-failure</w:t>
-        <w:br/>
-        <w:t xml:space="preserve">./vendor/bin/pint --test</w:t>
-        <w:br/>
+        <w:t xml:space="preserve">--seed</w:t>
       </w:r>
       <w:r>
         <w:rPr>
           <w:rFonts w:ascii="Consolas" w:hAnsi="Consolas"/>
-          <w:color w:val="4EC9B0"/>
+          <w:color w:val="262626"/>
           <w:sz w:val="16"/>
         </w:rPr>
-        <w:t>npm</w:t>
+        <w:t xml:space="preserve"> </w:t>
       </w:r>
       <w:r>
         <w:rPr>
           <w:rFonts w:ascii="Consolas" w:hAnsi="Consolas"/>
-          <w:color w:val="D4D4D4"/>
+          <w:color w:val="0073E6"/>
+          <w:sz w:val="16"/>
+        </w:rPr>
+        <w:t xml:space="preserve">--env=testing</w:t>
+      </w:r>
+      <w:r>
+        <w:br/>
+      </w:r>
+      <w:r>
+        <w:rPr>
+          <w:rFonts w:ascii="Consolas" w:hAnsi="Consolas"/>
+          <w:b/>
+          <w:color w:val="000080"/>
+          <w:sz w:val="16"/>
+        </w:rPr>
+        <w:t xml:space="preserve">php</w:t>
+      </w:r>
+      <w:r>
+        <w:rPr>
+          <w:rFonts w:ascii="Consolas" w:hAnsi="Consolas"/>
+          <w:color w:val="262626"/>
+          <w:sz w:val="16"/>
+        </w:rPr>
+        <w:t xml:space="preserve"> artisan test </w:t>
+      </w:r>
+      <w:r>
+        <w:rPr>
+          <w:rFonts w:ascii="Consolas" w:hAnsi="Consolas"/>
+          <w:color w:val="0073E6"/>
+          <w:sz w:val="16"/>
+        </w:rPr>
+        <w:t xml:space="preserve">--testsuite=Feature</w:t>
+      </w:r>
+      <w:r>
+        <w:rPr>
+          <w:rFonts w:ascii="Consolas" w:hAnsi="Consolas"/>
+          <w:color w:val="262626"/>
+          <w:sz w:val="16"/>
+        </w:rPr>
+        <w:t xml:space="preserve"> </w:t>
+      </w:r>
+      <w:r>
+        <w:rPr>
+          <w:rFonts w:ascii="Consolas" w:hAnsi="Consolas"/>
+          <w:color w:val="0073E6"/>
+          <w:sz w:val="16"/>
+        </w:rPr>
+        <w:t xml:space="preserve">--stop-on-failure</w:t>
+      </w:r>
+      <w:r>
+        <w:br/>
+      </w:r>
+      <w:r>
+        <w:rPr>
+          <w:rFonts w:ascii="Consolas" w:hAnsi="Consolas"/>
+          <w:color w:val="262626"/>
+          <w:sz w:val="16"/>
+        </w:rPr>
+        <w:t xml:space="preserve">./vendor/bin/pint </w:t>
+      </w:r>
+      <w:r>
+        <w:rPr>
+          <w:rFonts w:ascii="Consolas" w:hAnsi="Consolas"/>
+          <w:color w:val="0073E6"/>
+          <w:sz w:val="16"/>
+        </w:rPr>
+        <w:t xml:space="preserve">--test</w:t>
+      </w:r>
+      <w:r>
+        <w:br/>
+      </w:r>
+      <w:r>
+        <w:rPr>
+          <w:rFonts w:ascii="Consolas" w:hAnsi="Consolas"/>
+          <w:b/>
+          <w:color w:val="000080"/>
+          <w:sz w:val="16"/>
+        </w:rPr>
+        <w:t xml:space="preserve">npm</w:t>
+      </w:r>
+      <w:r>
+        <w:rPr>
+          <w:rFonts w:ascii="Consolas" w:hAnsi="Consolas"/>
+          <w:color w:val="262626"/>
           <w:sz w:val="16"/>
         </w:rPr>
         <w:t xml:space="preserve"> run build</w:t>
@@ -5044,431 +5127,215 @@
     <w:p>
       <w:pPr>
         <w:pStyle w:val="CodeHeader"/>
-        <w:shd w:fill="2D2D30"/>
+        <w:keepNext/>
         <w:pBdr>
-          <w:left w:val="single" w:sz="4" w:space="8" w:color="2D2D30"/>
+          <w:left w:val="single" w:sz="12" w:space="8" w:color="B8DDE0"/>
         </w:pBdr>
+        <w:shd w:val="clear" w:color="auto" w:fill="E4EAED"/>
       </w:pPr>
       <w:r>
-        <w:t>AUDIT KOMPATIBILITAS DEPENDENSI SRS — terminal root proyek   •   BASH</w:t>
+        <w:rPr>
+          <w:rFonts w:ascii="Consolas" w:hAnsi="Consolas"/>
+          <w:b/>
+          <w:color w:val="262626"/>
+          <w:sz w:val="16"/>
+        </w:rPr>
+        <w:t xml:space="preserve">AUDIT KOMPATIBILITAS DEPENDENSI SRS — terminal root proyek   •   BASH</w:t>
       </w:r>
     </w:p>
     <w:p>
       <w:pPr>
         <w:pStyle w:val="CodeBlock"/>
-        <w:shd w:fill="1E1E1E"/>
         <w:keepLines/>
         <w:pBdr>
-          <w:left w:val="single" w:sz="4" w:space="8" w:color="1E1E1E"/>
+          <w:left w:val="single" w:sz="12" w:space="8" w:color="B8DDE0"/>
         </w:pBdr>
+        <w:shd w:val="clear" w:color="auto" w:fill="F2F3F7"/>
       </w:pPr>
       <w:r>
         <w:rPr>
-          <w:rFonts w:ascii="Consolas" w:hAnsi="Consolas" w:eastAsia="Consolas"/>
-          <w:color w:val="4EC9B0"/>
+          <w:rFonts w:ascii="Consolas" w:hAnsi="Consolas"/>
+          <w:b/>
+          <w:color w:val="000080"/>
           <w:sz w:val="16"/>
         </w:rPr>
-        <w:t>composer</w:t>
+        <w:t xml:space="preserve">composer</w:t>
       </w:r>
       <w:r>
         <w:rPr>
-          <w:rFonts w:ascii="Consolas" w:hAnsi="Consolas" w:eastAsia="Consolas"/>
-          <w:color w:val="D4D4D4"/>
+          <w:rFonts w:ascii="Consolas" w:hAnsi="Consolas"/>
+          <w:color w:val="262626"/>
           <w:sz w:val="16"/>
         </w:rPr>
-        <w:t xml:space="preserve"> </w:t>
+        <w:t xml:space="preserve"> require chillerlan/php-qrcode intervention/image-laravel </w:t>
       </w:r>
       <w:r>
         <w:rPr>
-          <w:rFonts w:ascii="Consolas" w:hAnsi="Consolas" w:eastAsia="Consolas"/>
-          <w:color w:val="D4D4D4"/>
+          <w:rFonts w:ascii="Consolas" w:hAnsi="Consolas"/>
+          <w:color w:val="0073E6"/>
           <w:sz w:val="16"/>
         </w:rPr>
-        <w:t>require</w:t>
+        <w:t xml:space="preserve">--dry-run</w:t>
+      </w:r>
+      <w:r>
+        <w:br/>
       </w:r>
       <w:r>
         <w:rPr>
-          <w:rFonts w:ascii="Consolas" w:hAnsi="Consolas" w:eastAsia="Consolas"/>
-          <w:color w:val="D4D4D4"/>
+          <w:rFonts w:ascii="Consolas" w:hAnsi="Consolas"/>
+          <w:b/>
+          <w:color w:val="000080"/>
           <w:sz w:val="16"/>
         </w:rPr>
-        <w:t xml:space="preserve"> </w:t>
+        <w:t xml:space="preserve">composer</w:t>
       </w:r>
       <w:r>
         <w:rPr>
-          <w:rFonts w:ascii="Consolas" w:hAnsi="Consolas" w:eastAsia="Consolas"/>
-          <w:color w:val="D4D4D4"/>
+          <w:rFonts w:ascii="Consolas" w:hAnsi="Consolas"/>
+          <w:color w:val="262626"/>
           <w:sz w:val="16"/>
         </w:rPr>
-        <w:t>chillerlan/php-qrcode</w:t>
+        <w:t xml:space="preserve"> require maatwebsite/excel barryvdh/laravel-dompdf </w:t>
       </w:r>
       <w:r>
         <w:rPr>
-          <w:rFonts w:ascii="Consolas" w:hAnsi="Consolas" w:eastAsia="Consolas"/>
-          <w:color w:val="D4D4D4"/>
+          <w:rFonts w:ascii="Consolas" w:hAnsi="Consolas"/>
+          <w:color w:val="0073E6"/>
           <w:sz w:val="16"/>
         </w:rPr>
-        <w:t xml:space="preserve"> </w:t>
+        <w:t xml:space="preserve">--dry-run</w:t>
+      </w:r>
+      <w:r>
+        <w:br/>
       </w:r>
       <w:r>
         <w:rPr>
-          <w:rFonts w:ascii="Consolas" w:hAnsi="Consolas" w:eastAsia="Consolas"/>
-          <w:color w:val="D4D4D4"/>
+          <w:rFonts w:ascii="Consolas" w:hAnsi="Consolas"/>
+          <w:b/>
+          <w:color w:val="000080"/>
           <w:sz w:val="16"/>
         </w:rPr>
-        <w:t>intervention/image-laravel</w:t>
+        <w:t xml:space="preserve">composer</w:t>
       </w:r>
       <w:r>
         <w:rPr>
-          <w:rFonts w:ascii="Consolas" w:hAnsi="Consolas" w:eastAsia="Consolas"/>
-          <w:color w:val="D4D4D4"/>
+          <w:rFonts w:ascii="Consolas" w:hAnsi="Consolas"/>
+          <w:color w:val="262626"/>
           <w:sz w:val="16"/>
         </w:rPr>
-        <w:t xml:space="preserve"> </w:t>
+        <w:t xml:space="preserve"> require laravel-notification-channels/webpush </w:t>
       </w:r>
       <w:r>
         <w:rPr>
-          <w:rFonts w:ascii="Consolas" w:hAnsi="Consolas" w:eastAsia="Consolas"/>
-          <w:color w:val="9CDCFE"/>
+          <w:rFonts w:ascii="Consolas" w:hAnsi="Consolas"/>
+          <w:color w:val="0073E6"/>
           <w:sz w:val="16"/>
         </w:rPr>
-        <w:t>--dry-run</w:t>
+        <w:t xml:space="preserve">--dry-run</w:t>
+      </w:r>
+      <w:r>
+        <w:br/>
       </w:r>
       <w:r>
         <w:rPr>
-          <w:rFonts w:ascii="Consolas" w:hAnsi="Consolas" w:eastAsia="Consolas"/>
-          <w:color w:val="D4D4D4"/>
+          <w:rFonts w:ascii="Consolas" w:hAnsi="Consolas"/>
+          <w:b/>
+          <w:color w:val="000080"/>
           <w:sz w:val="16"/>
         </w:rPr>
-        <w:br/>
+        <w:t xml:space="preserve">npm</w:t>
       </w:r>
       <w:r>
         <w:rPr>
-          <w:rFonts w:ascii="Consolas" w:hAnsi="Consolas" w:eastAsia="Consolas"/>
-          <w:color w:val="4EC9B0"/>
+          <w:rFonts w:ascii="Consolas" w:hAnsi="Consolas"/>
+          <w:color w:val="262626"/>
           <w:sz w:val="16"/>
         </w:rPr>
-        <w:t>composer</w:t>
+        <w:t xml:space="preserve"> install </w:t>
       </w:r>
       <w:r>
         <w:rPr>
-          <w:rFonts w:ascii="Consolas" w:hAnsi="Consolas" w:eastAsia="Consolas"/>
-          <w:color w:val="D4D4D4"/>
+          <w:rFonts w:ascii="Consolas" w:hAnsi="Consolas"/>
+          <w:color w:val="0073E6"/>
           <w:sz w:val="16"/>
         </w:rPr>
-        <w:t xml:space="preserve"> </w:t>
+        <w:t xml:space="preserve">--dry-run</w:t>
       </w:r>
       <w:r>
         <w:rPr>
-          <w:rFonts w:ascii="Consolas" w:hAnsi="Consolas" w:eastAsia="Consolas"/>
-          <w:color w:val="D4D4D4"/>
+          <w:rFonts w:ascii="Consolas" w:hAnsi="Consolas"/>
+          <w:color w:val="262626"/>
           <w:sz w:val="16"/>
         </w:rPr>
-        <w:t>require</w:t>
+        <w:t xml:space="preserve"> laravel-echo pusher-js</w:t>
+      </w:r>
+      <w:r>
+        <w:br/>
       </w:r>
       <w:r>
         <w:rPr>
-          <w:rFonts w:ascii="Consolas" w:hAnsi="Consolas" w:eastAsia="Consolas"/>
-          <w:color w:val="D4D4D4"/>
+          <w:rFonts w:ascii="Consolas" w:hAnsi="Consolas"/>
+          <w:b/>
+          <w:color w:val="000080"/>
           <w:sz w:val="16"/>
         </w:rPr>
-        <w:t xml:space="preserve"> </w:t>
+        <w:t xml:space="preserve">composer</w:t>
       </w:r>
       <w:r>
         <w:rPr>
-          <w:rFonts w:ascii="Consolas" w:hAnsi="Consolas" w:eastAsia="Consolas"/>
-          <w:color w:val="D4D4D4"/>
+          <w:rFonts w:ascii="Consolas" w:hAnsi="Consolas"/>
+          <w:color w:val="262626"/>
           <w:sz w:val="16"/>
         </w:rPr>
-        <w:t>maatwebsite/excel</w:t>
+        <w:t xml:space="preserve"> validate </w:t>
       </w:r>
       <w:r>
         <w:rPr>
-          <w:rFonts w:ascii="Consolas" w:hAnsi="Consolas" w:eastAsia="Consolas"/>
-          <w:color w:val="D4D4D4"/>
+          <w:rFonts w:ascii="Consolas" w:hAnsi="Consolas"/>
+          <w:color w:val="0073E6"/>
           <w:sz w:val="16"/>
         </w:rPr>
-        <w:t xml:space="preserve"> </w:t>
+        <w:t xml:space="preserve">--strict</w:t>
+      </w:r>
+      <w:r>
+        <w:br/>
       </w:r>
       <w:r>
         <w:rPr>
-          <w:rFonts w:ascii="Consolas" w:hAnsi="Consolas" w:eastAsia="Consolas"/>
-          <w:color w:val="D4D4D4"/>
+          <w:rFonts w:ascii="Consolas" w:hAnsi="Consolas"/>
+          <w:b/>
+          <w:color w:val="000080"/>
           <w:sz w:val="16"/>
         </w:rPr>
-        <w:t>barryvdh/laravel-dompdf</w:t>
+        <w:t xml:space="preserve">composer</w:t>
       </w:r>
       <w:r>
         <w:rPr>
-          <w:rFonts w:ascii="Consolas" w:hAnsi="Consolas" w:eastAsia="Consolas"/>
-          <w:color w:val="D4D4D4"/>
+          <w:rFonts w:ascii="Consolas" w:hAnsi="Consolas"/>
+          <w:color w:val="262626"/>
           <w:sz w:val="16"/>
         </w:rPr>
-        <w:t xml:space="preserve"> </w:t>
+        <w:t xml:space="preserve"> audit</w:t>
+      </w:r>
+      <w:r>
+        <w:br/>
       </w:r>
       <w:r>
         <w:rPr>
-          <w:rFonts w:ascii="Consolas" w:hAnsi="Consolas" w:eastAsia="Consolas"/>
-          <w:color w:val="9CDCFE"/>
+          <w:rFonts w:ascii="Consolas" w:hAnsi="Consolas"/>
+          <w:b/>
+          <w:color w:val="000080"/>
           <w:sz w:val="16"/>
         </w:rPr>
-        <w:t>--dry-run</w:t>
+        <w:t xml:space="preserve">npm</w:t>
       </w:r>
       <w:r>
         <w:rPr>
-          <w:rFonts w:ascii="Consolas" w:hAnsi="Consolas" w:eastAsia="Consolas"/>
-          <w:color w:val="D4D4D4"/>
+          <w:rFonts w:ascii="Consolas" w:hAnsi="Consolas"/>
+          <w:color w:val="262626"/>
           <w:sz w:val="16"/>
         </w:rPr>
-        <w:br/>
-      </w:r>
-      <w:r>
-        <w:rPr>
-          <w:rFonts w:ascii="Consolas" w:hAnsi="Consolas" w:eastAsia="Consolas"/>
-          <w:color w:val="4EC9B0"/>
-          <w:sz w:val="16"/>
-        </w:rPr>
-        <w:t>composer</w:t>
-      </w:r>
-      <w:r>
-        <w:rPr>
-          <w:rFonts w:ascii="Consolas" w:hAnsi="Consolas" w:eastAsia="Consolas"/>
-          <w:color w:val="D4D4D4"/>
-          <w:sz w:val="16"/>
-        </w:rPr>
-        <w:t xml:space="preserve"> </w:t>
-      </w:r>
-      <w:r>
-        <w:rPr>
-          <w:rFonts w:ascii="Consolas" w:hAnsi="Consolas" w:eastAsia="Consolas"/>
-          <w:color w:val="D4D4D4"/>
-          <w:sz w:val="16"/>
-        </w:rPr>
-        <w:t>require</w:t>
-      </w:r>
-      <w:r>
-        <w:rPr>
-          <w:rFonts w:ascii="Consolas" w:hAnsi="Consolas" w:eastAsia="Consolas"/>
-          <w:color w:val="D4D4D4"/>
-          <w:sz w:val="16"/>
-        </w:rPr>
-        <w:t xml:space="preserve"> </w:t>
-      </w:r>
-      <w:r>
-        <w:rPr>
-          <w:rFonts w:ascii="Consolas" w:hAnsi="Consolas" w:eastAsia="Consolas"/>
-          <w:color w:val="D4D4D4"/>
-          <w:sz w:val="16"/>
-        </w:rPr>
-        <w:t>laravel-notification-channels/webpush</w:t>
-      </w:r>
-      <w:r>
-        <w:rPr>
-          <w:rFonts w:ascii="Consolas" w:hAnsi="Consolas" w:eastAsia="Consolas"/>
-          <w:color w:val="D4D4D4"/>
-          <w:sz w:val="16"/>
-        </w:rPr>
-        <w:t xml:space="preserve"> </w:t>
-      </w:r>
-      <w:r>
-        <w:rPr>
-          <w:rFonts w:ascii="Consolas" w:hAnsi="Consolas" w:eastAsia="Consolas"/>
-          <w:color w:val="9CDCFE"/>
-          <w:sz w:val="16"/>
-        </w:rPr>
-        <w:t>--dry-run</w:t>
-      </w:r>
-      <w:r>
-        <w:rPr>
-          <w:rFonts w:ascii="Consolas" w:hAnsi="Consolas" w:eastAsia="Consolas"/>
-          <w:color w:val="D4D4D4"/>
-          <w:sz w:val="16"/>
-        </w:rPr>
-        <w:br/>
-      </w:r>
-      <w:r>
-        <w:rPr>
-          <w:rFonts w:ascii="Consolas" w:hAnsi="Consolas" w:eastAsia="Consolas"/>
-          <w:color w:val="4EC9B0"/>
-          <w:sz w:val="16"/>
-        </w:rPr>
-        <w:t>npm</w:t>
-      </w:r>
-      <w:r>
-        <w:rPr>
-          <w:rFonts w:ascii="Consolas" w:hAnsi="Consolas" w:eastAsia="Consolas"/>
-          <w:color w:val="D4D4D4"/>
-          <w:sz w:val="16"/>
-        </w:rPr>
-        <w:t xml:space="preserve"> </w:t>
-      </w:r>
-      <w:r>
-        <w:rPr>
-          <w:rFonts w:ascii="Consolas" w:hAnsi="Consolas" w:eastAsia="Consolas"/>
-          <w:color w:val="D4D4D4"/>
-          <w:sz w:val="16"/>
-        </w:rPr>
-        <w:t>install</w:t>
-      </w:r>
-      <w:r>
-        <w:rPr>
-          <w:rFonts w:ascii="Consolas" w:hAnsi="Consolas" w:eastAsia="Consolas"/>
-          <w:color w:val="D4D4D4"/>
-          <w:sz w:val="16"/>
-        </w:rPr>
-        <w:t xml:space="preserve"> </w:t>
-      </w:r>
-      <w:r>
-        <w:rPr>
-          <w:rFonts w:ascii="Consolas" w:hAnsi="Consolas" w:eastAsia="Consolas"/>
-          <w:color w:val="9CDCFE"/>
-          <w:sz w:val="16"/>
-        </w:rPr>
-        <w:t>--dry-run</w:t>
-      </w:r>
-      <w:r>
-        <w:rPr>
-          <w:rFonts w:ascii="Consolas" w:hAnsi="Consolas" w:eastAsia="Consolas"/>
-          <w:color w:val="D4D4D4"/>
-          <w:sz w:val="16"/>
-        </w:rPr>
-        <w:t xml:space="preserve"> </w:t>
-      </w:r>
-      <w:r>
-        <w:rPr>
-          <w:rFonts w:ascii="Consolas" w:hAnsi="Consolas" w:eastAsia="Consolas"/>
-          <w:color w:val="D4D4D4"/>
-          <w:sz w:val="16"/>
-        </w:rPr>
-        <w:t>laravel-echo</w:t>
-      </w:r>
-      <w:r>
-        <w:rPr>
-          <w:rFonts w:ascii="Consolas" w:hAnsi="Consolas" w:eastAsia="Consolas"/>
-          <w:color w:val="D4D4D4"/>
-          <w:sz w:val="16"/>
-        </w:rPr>
-        <w:t xml:space="preserve"> </w:t>
-      </w:r>
-      <w:r>
-        <w:rPr>
-          <w:rFonts w:ascii="Consolas" w:hAnsi="Consolas" w:eastAsia="Consolas"/>
-          <w:color w:val="D4D4D4"/>
-          <w:sz w:val="16"/>
-        </w:rPr>
-        <w:t>pusher-js</w:t>
-      </w:r>
-      <w:r>
-        <w:rPr>
-          <w:rFonts w:ascii="Consolas" w:hAnsi="Consolas" w:eastAsia="Consolas"/>
-          <w:color w:val="D4D4D4"/>
-          <w:sz w:val="16"/>
-        </w:rPr>
-        <w:br/>
-      </w:r>
-      <w:r>
-        <w:rPr>
-          <w:rFonts w:ascii="Consolas" w:hAnsi="Consolas" w:eastAsia="Consolas"/>
-          <w:color w:val="4EC9B0"/>
-          <w:sz w:val="16"/>
-        </w:rPr>
-        <w:t>composer</w:t>
-      </w:r>
-      <w:r>
-        <w:rPr>
-          <w:rFonts w:ascii="Consolas" w:hAnsi="Consolas" w:eastAsia="Consolas"/>
-          <w:color w:val="D4D4D4"/>
-          <w:sz w:val="16"/>
-        </w:rPr>
-        <w:t xml:space="preserve"> </w:t>
-      </w:r>
-      <w:r>
-        <w:rPr>
-          <w:rFonts w:ascii="Consolas" w:hAnsi="Consolas" w:eastAsia="Consolas"/>
-          <w:color w:val="D4D4D4"/>
-          <w:sz w:val="16"/>
-        </w:rPr>
-        <w:t>validate</w:t>
-      </w:r>
-      <w:r>
-        <w:rPr>
-          <w:rFonts w:ascii="Consolas" w:hAnsi="Consolas" w:eastAsia="Consolas"/>
-          <w:color w:val="D4D4D4"/>
-          <w:sz w:val="16"/>
-        </w:rPr>
-        <w:t xml:space="preserve"> </w:t>
-      </w:r>
-      <w:r>
-        <w:rPr>
-          <w:rFonts w:ascii="Consolas" w:hAnsi="Consolas" w:eastAsia="Consolas"/>
-          <w:color w:val="9CDCFE"/>
-          <w:sz w:val="16"/>
-        </w:rPr>
-        <w:t>--strict</w:t>
-      </w:r>
-      <w:r>
-        <w:rPr>
-          <w:rFonts w:ascii="Consolas" w:hAnsi="Consolas" w:eastAsia="Consolas"/>
-          <w:color w:val="D4D4D4"/>
-          <w:sz w:val="16"/>
-        </w:rPr>
-        <w:br/>
-      </w:r>
-      <w:r>
-        <w:rPr>
-          <w:rFonts w:ascii="Consolas" w:hAnsi="Consolas" w:eastAsia="Consolas"/>
-          <w:color w:val="4EC9B0"/>
-          <w:sz w:val="16"/>
-        </w:rPr>
-        <w:t>composer</w:t>
-      </w:r>
-      <w:r>
-        <w:rPr>
-          <w:rFonts w:ascii="Consolas" w:hAnsi="Consolas" w:eastAsia="Consolas"/>
-          <w:color w:val="D4D4D4"/>
-          <w:sz w:val="16"/>
-        </w:rPr>
-        <w:t xml:space="preserve"> </w:t>
-      </w:r>
-      <w:r>
-        <w:rPr>
-          <w:rFonts w:ascii="Consolas" w:hAnsi="Consolas" w:eastAsia="Consolas"/>
-          <w:color w:val="D4D4D4"/>
-          <w:sz w:val="16"/>
-        </w:rPr>
-        <w:t>audit</w:t>
-      </w:r>
-      <w:r>
-        <w:rPr>
-          <w:rFonts w:ascii="Consolas" w:hAnsi="Consolas" w:eastAsia="Consolas"/>
-          <w:color w:val="D4D4D4"/>
-          <w:sz w:val="16"/>
-        </w:rPr>
-        <w:br/>
-      </w:r>
-      <w:r>
-        <w:rPr>
-          <w:rFonts w:ascii="Consolas" w:hAnsi="Consolas" w:eastAsia="Consolas"/>
-          <w:color w:val="4EC9B0"/>
-          <w:sz w:val="16"/>
-        </w:rPr>
-        <w:t>npm</w:t>
-      </w:r>
-      <w:r>
-        <w:rPr>
-          <w:rFonts w:ascii="Consolas" w:hAnsi="Consolas" w:eastAsia="Consolas"/>
-          <w:color w:val="D4D4D4"/>
-          <w:sz w:val="16"/>
-        </w:rPr>
-        <w:t xml:space="preserve"> </w:t>
-      </w:r>
-      <w:r>
-        <w:rPr>
-          <w:rFonts w:ascii="Consolas" w:hAnsi="Consolas" w:eastAsia="Consolas"/>
-          <w:color w:val="D4D4D4"/>
-          <w:sz w:val="16"/>
-        </w:rPr>
-        <w:t>audit</w:t>
+        <w:t xml:space="preserve"> audit</w:t>
       </w:r>
     </w:p>
     <w:p>
@@ -7909,8 +7776,10 @@
       <w:r>
         <w:rPr>
           <w:rFonts w:ascii="Aptos" w:hAnsi="Aptos"/>
+          <w:color w:val="1F2937"/>
+          <w:sz w:val="19"/>
         </w:rPr>
-        <w:t>Preset dasar yang digunakan adalah compact_reference_guide dengan named override untuk modul pembelajaran: A4 portrait; margin atas 1,65 cm, bawah 1,55 cm, kiri/kanan 1,75 cm; Aptos 10,2 pt; line spacing 1,16; heading beraksen Laravel red; tabel ringkas; callout Predict/Try/Observe; code block Consolas bertema Visual Studio Code Dark+; checklist; exit ticket; serta screenshot mockup UI.</w:t>
+        <w:t xml:space="preserve">Preset dasar yang digunakan adalah compact_reference_guide dengan named override untuk modul pembelajaran: A4 portrait; margin atas 1,65 cm, bawah 1,55 cm, kiri/kanan 1,75 cm; Aptos 10,2 pt; line spacing 1,16; heading beraksen Laravel red; tabel ringkas; callout Predict/Try/Observe; code block Consolas berlatar Cyan Light dengan pewarnaan token Visual Studio Code; checklist; exit ticket; serta screenshot mockup UI.</w:t>
       </w:r>
     </w:p>
     <w:p>
@@ -8491,6 +8360,19 @@
         <w:pStyle w:val="ListBody"/>
       </w:pPr>
       <w:r>
+        <w:rPr>
+          <w:rFonts w:ascii="Aptos" w:hAnsi="Aptos"/>
+          <w:color w:val="1F2937"/>
+          <w:sz w:val="19"/>
+        </w:rPr>
+        <w:t xml:space="preserve">DOC-00-001 — Seluruh blok kode (208 blok, 133 label) memakai latar terang tema Cyan Light (JetBrains) dengan pewarnaan token standar Visual Studio Code untuk PHP, HTML/Blade, cmd, dan bash; teks kode tidak berubah; penjelasan palet di “Cara Membaca Sampel Kode” dan Lampiran diperbarui.</w:t>
+      </w:r>
+    </w:p>
+    <w:p>
+      <w:pPr>
+        <w:pStyle w:val="ListBody"/>
+      </w:pPr>
+      <w:r>
         <w:t xml:space="preserve">DOC-01-001 — Basis dokumen: parameter menyebut v4/v5 yang tidak ada; basis nyata adalah v7. Revisi kumulatif ditulis ke berkas v8; v7 tetap utuh di references/.</w:t>
       </w:r>
     </w:p>
@@ -8869,6 +8751,19 @@
           <w:color w:val="1F2937"/>
           <w:sz w:val="19"/>
         </w:rPr>
+        <w:t xml:space="preserve">DOC-05-007 — Rantai v3 (use case SRS v2): Modul 5 menuntaskan UC-19 (penguncian 5x/10 menit, pesan generik, redirect per peran, sesi 8 jam) dan UC-21 (onboarding penanggung jawab + rekening + tautan atur kata sandi, aktif/nonaktif tenant, riwayat komisi beserta pengelola); ditambahkan deskripsi use case, mockup, Tahap 8, dan output nyata browser.</w:t>
+      </w:r>
+    </w:p>
+    <w:p>
+      <w:pPr>
+        <w:pStyle w:val="ListBody"/>
+      </w:pPr>
+      <w:r>
+        <w:rPr>
+          <w:rFonts w:ascii="Aptos" w:hAnsi="Aptos"/>
+          <w:color w:val="1F2937"/>
+          <w:sz w:val="19"/>
+        </w:rPr>
         <w:t xml:space="preserve">DOC-06-004 — Controller/view/route meja di modul Admin; controller + route publik scan QR di modul Ordering (</w:t>
       </w:r>
       <w:r>
@@ -8946,6 +8841,19 @@
           <w:color w:val="1F2937"/>
           <w:sz w:val="19"/>
         </w:rPr>
+        <w:t xml:space="preserve">DOC-06-006 — Rantai v3 (use case SRS v2): Modul 6 menuntaskan UC-22 (QR siap cetak SVG via bacon/bacon-qr-code, nonaktif/aktif meja, ringkasan meja) dan UC-02 (halaman sambutan meja + tenant buka/tutup, pesan QR tidak valid, penolakan di luar jam operasional); ditambahkan deskripsi use case, mockup, Tahap 8, dan output nyata browser.</w:t>
+      </w:r>
+    </w:p>
+    <w:p>
+      <w:pPr>
+        <w:pStyle w:val="ListBody"/>
+      </w:pPr>
+      <w:r>
+        <w:rPr>
+          <w:rFonts w:ascii="Aptos" w:hAnsi="Aptos"/>
+          <w:color w:val="1F2937"/>
+          <w:sz w:val="19"/>
+        </w:rPr>
         <w:t xml:space="preserve">DOC-07-004 — Komponen Livewire katalog (</w:t>
       </w:r>
       <w:r>
@@ -9040,6 +8948,19 @@
           <w:color w:val="1F2937"/>
           <w:sz w:val="19"/>
         </w:rPr>
+        <w:t xml:space="preserve">DOC-07-006 — Rantai v3 (use case SRS v2): Modul 7 menuntaskan UC-13 (deskripsi, foto WebP, ubah, soft delete, cari/saring), UC-14 (sakelar satu ketukan), UC-01 (kelompok per tenant, menu habis nonaktif, tenant tutup, chip kategori, pembaruan ≤ 5 detik), dan UC-11 (WaitTimeEstimator); ditambahkan deskripsi use case, mockup, Tahap 8, dan output nyata browser.</w:t>
+      </w:r>
+    </w:p>
+    <w:p>
+      <w:pPr>
+        <w:pStyle w:val="ListBody"/>
+      </w:pPr>
+      <w:r>
+        <w:rPr>
+          <w:rFonts w:ascii="Aptos" w:hAnsi="Aptos"/>
+          <w:color w:val="1F2937"/>
+          <w:sz w:val="19"/>
+        </w:rPr>
         <w:t xml:space="preserve">DOC-08-004 — Keranjang sebagai vertical slice modul Ordering: </w:t>
       </w:r>
       <w:r>
@@ -9151,6 +9072,19 @@
           <w:color w:val="1F2937"/>
           <w:sz w:val="19"/>
         </w:rPr>
+        <w:t xml:space="preserve">DOC-08-006 — Rantai v3 (use case SRS v2): Modul 8 menuntaskan UC-03 (kelompok per tenant, pajak dan biaya layanan, “Menu telah habis”, checkout nonaktif saat kosong) dan UC-04 (formulir kustomisasi min/maks, opsi habis nonaktif, catatan ≤ 200 karakter tersaring, harga akhir) serta halaman tenant Kelola Modifier; ditambahkan deskripsi use case, mockup, Tahap 8, dan output nyata browser.</w:t>
+      </w:r>
+    </w:p>
+    <w:p>
+      <w:pPr>
+        <w:pStyle w:val="ListBody"/>
+      </w:pPr>
+      <w:r>
+        <w:rPr>
+          <w:rFonts w:ascii="Aptos" w:hAnsi="Aptos"/>
+          <w:color w:val="1F2937"/>
+          <w:sz w:val="19"/>
+        </w:rPr>
         <w:t xml:space="preserve">DOC-09-004 — Checkout dan status pesanan sebagai vertical slice modul Ordering (</w:t>
       </w:r>
       <w:r>
@@ -9262,6 +9196,19 @@
           <w:color w:val="1F2937"/>
           <w:sz w:val="19"/>
         </w:rPr>
+        <w:t xml:space="preserve">DOC-09-006 — Rantai v3 (use case SRS v2): Modul 9 menuntaskan UC-05 (halaman checkout: ringkasan, nomor meja, mode penyajian, identitas ringkas, tenant wajib buka, kembali ke keranjang bila item bermasalah, catatan item tersimpan) dan UC-06 (slot pre-order 15 menit, jam operasional, kapasitas slot + slot terdekat, status terjadwal, pelepasan otomatis ke dapur tiap menit) serta halaman tenant Pengaturan Pre-Order; ditambahkan deskripsi use case, mockup, Tahap 8, dan output nyata browser.</w:t>
+      </w:r>
+    </w:p>
+    <w:p>
+      <w:pPr>
+        <w:pStyle w:val="ListBody"/>
+      </w:pPr>
+      <w:r>
+        <w:rPr>
+          <w:rFonts w:ascii="Aptos" w:hAnsi="Aptos"/>
+          <w:color w:val="1F2937"/>
+          <w:sz w:val="19"/>
+        </w:rPr>
         <w:t xml:space="preserve">DOC-10-004 — Pembayaran sebagai vertical slice modul Payments: kontrak </w:t>
       </w:r>
       <w:r>
@@ -9390,6 +9337,19 @@
           <w:color w:val="1F2937"/>
           <w:sz w:val="19"/>
         </w:rPr>
+        <w:t xml:space="preserve">DOC-10-006 — Rantai v3 (use case SRS v2): Modul 10 menuntaskan UC-07 (QRIS otomatis setelah checkout, gambar QRIS + penghitung mundur ≤ 15 menit, rincian split per tenant, percobaan ulang 3 kali saat gateway tidak merespons, QRIS baru saat kedaluwarsa, pemantauan status, batalkan pesanan yang belum dibayar); ditambahkan deskripsi use case, mockup, Tahap 8, dan output nyata browser.</w:t>
+      </w:r>
+    </w:p>
+    <w:p>
+      <w:pPr>
+        <w:pStyle w:val="ListBody"/>
+      </w:pPr>
+      <w:r>
+        <w:rPr>
+          <w:rFonts w:ascii="Aptos" w:hAnsi="Aptos"/>
+          <w:color w:val="1F2937"/>
+          <w:sz w:val="19"/>
+        </w:rPr>
         <w:t xml:space="preserve">DOC-11-004 — Webhook sebagai vertical slice modul Payments: </w:t>
       </w:r>
       <w:r>
@@ -9514,6 +9474,19 @@
           <w:color w:val="1F2937"/>
           <w:sz w:val="19"/>
         </w:rPr>
+        <w:t xml:space="preserve">DOC-11-008 — Rantai v3 (use case SRS v2): Modul 11 menuntaskan UC-08 (nominal dicocokkan + tinjau manual, audit signature salah, penguncian baris, expire/deny membatalkan pesanan, event setelah commit, layar Pembayaran terverifikasi) dan UC-10 (ledger pengelola kantin, rincian pemecahan selisih 0, alokasi pembulatan, proses ulang settlement gagal); ditambahkan deskripsi use case, mockup, Tahap 8, dan output nyata.</w:t>
+      </w:r>
+    </w:p>
+    <w:p>
+      <w:pPr>
+        <w:pStyle w:val="ListBody"/>
+      </w:pPr>
+      <w:r>
+        <w:rPr>
+          <w:rFonts w:ascii="Aptos" w:hAnsi="Aptos"/>
+          <w:color w:val="1F2937"/>
+          <w:sz w:val="19"/>
+        </w:rPr>
         <w:t xml:space="preserve">DOC-12-004 — KDS sebagai vertical slice modul Kitchen: event (</w:t>
       </w:r>
       <w:r>
@@ -9698,6 +9671,19 @@
           <w:sz w:val="19"/>
         </w:rPr>
         <w:t xml:space="preserve">DOC-12-005 — Blok BUAT FILE per tahap Modul 12: make:class (TenantChannels, KitchenService), make:exception FQN, make:livewire kitchen::kitchen-board, make:event FQN ×2 ke modul Kitchen, make:test; halaman &amp; route modul manual.</w:t>
+      </w:r>
+    </w:p>
+    <w:p>
+      <w:pPr>
+        <w:pStyle w:val="ListBody"/>
+      </w:pPr>
+      <w:r>
+        <w:rPr>
+          <w:rFonts w:ascii="Aptos" w:hAnsi="Aptos"/>
+          <w:color w:val="1F2937"/>
+          <w:sz w:val="19"/>
+        </w:rPr>
+        <w:t xml:space="preserve">DOC-12-006 — Rantai v3 (use case SRS v2): Modul 12 menuntaskan UC-15 (KDS kolom Baru/Diproses/Siap, Terima → Selesai → Diserahkan, batal beralasan + refund pending, penanda suara, indikator koneksi + polling 10 detik), UC-09 (halaman pelacakan real-time lewat channel privat order.{public_id}, estimasi UC-11, polling 15 detik), dan UC-12 (NotificationGateway + FakeWhatsAppGateway, job antrean 3 percobaan, notification_deliveries, pengingat pre-order); ditambahkan deskripsi use case, mockup, Tahap 8, dan output nyata.</w:t>
       </w:r>
     </w:p>
     <w:sectPr>
@@ -21960,7 +21946,7 @@
     </w:pPr>
     <w:rPr>
       <w:rFonts w:ascii="Consolas" w:hAnsi="Consolas"/>
-      <w:color w:val="D4D4D4"/>
+      <w:color w:val="262626"/>
       <w:sz w:val="16"/>
     </w:rPr>
   </w:style>
@@ -22072,7 +22058,7 @@
     <w:rPr>
       <w:rFonts w:ascii="Consolas" w:hAnsi="Consolas"/>
       <w:b/>
-      <w:color w:val="FFFFFF"/>
+      <w:color w:val="262626"/>
       <w:sz w:val="16"/>
     </w:rPr>
   </w:style>

--- a/modul_praktikum/Lampiran.docx
+++ b/modul_praktikum/Lampiran.docx
@@ -3577,92 +3577,175 @@
     <w:p>
       <w:pPr>
         <w:pStyle w:val="CodeBlock"/>
-        <w:shd w:fill="1E1E1E" w:val="clear"/>
         <w:pBdr>
-          <w:left w:val="single" w:sz="4" w:space="8" w:color="1E1E1E"/>
+          <w:left w:val="single" w:sz="12" w:space="8" w:color="B8DDE0"/>
         </w:pBdr>
+        <w:shd w:val="clear" w:color="auto" w:fill="F2F3F7"/>
       </w:pPr>
       <w:r>
         <w:rPr>
           <w:rFonts w:ascii="Consolas" w:hAnsi="Consolas"/>
-          <w:color w:val="4EC9B0"/>
+          <w:b/>
+          <w:color w:val="000080"/>
           <w:sz w:val="16"/>
         </w:rPr>
-        <w:t>php</w:t>
+        <w:t xml:space="preserve">php</w:t>
       </w:r>
       <w:r>
         <w:rPr>
           <w:rFonts w:ascii="Consolas" w:hAnsi="Consolas"/>
-          <w:color w:val="D4D4D4"/>
+          <w:color w:val="262626"/>
           <w:sz w:val="16"/>
         </w:rPr>
-        <w:t xml:space="preserve"> artisan optimize:clear</w:t>
-        <w:br/>
+        <w:t xml:space="preserve"> artisan </w:t>
       </w:r>
       <w:r>
         <w:rPr>
           <w:rFonts w:ascii="Consolas" w:hAnsi="Consolas"/>
-          <w:color w:val="4EC9B0"/>
+          <w:color w:val="795E26"/>
           <w:sz w:val="16"/>
         </w:rPr>
-        <w:t>php</w:t>
+        <w:t xml:space="preserve">optimize:clear</w:t>
+      </w:r>
+      <w:r>
+        <w:br/>
       </w:r>
       <w:r>
         <w:rPr>
           <w:rFonts w:ascii="Consolas" w:hAnsi="Consolas"/>
-          <w:color w:val="D4D4D4"/>
+          <w:b/>
+          <w:color w:val="000080"/>
           <w:sz w:val="16"/>
         </w:rPr>
-        <w:t xml:space="preserve"> artisan migrate:fresh --seed --env=testing</w:t>
-        <w:br/>
+        <w:t xml:space="preserve">php</w:t>
       </w:r>
       <w:r>
         <w:rPr>
           <w:rFonts w:ascii="Consolas" w:hAnsi="Consolas"/>
-          <w:color w:val="4EC9B0"/>
+          <w:color w:val="262626"/>
           <w:sz w:val="16"/>
         </w:rPr>
-        <w:t>php</w:t>
+        <w:t xml:space="preserve"> artisan </w:t>
       </w:r>
       <w:r>
         <w:rPr>
           <w:rFonts w:ascii="Consolas" w:hAnsi="Consolas"/>
-          <w:color w:val="D4D4D4"/>
+          <w:color w:val="795E26"/>
           <w:sz w:val="16"/>
         </w:rPr>
-        <w:t xml:space="preserve"> artisan test --testsuite=</w:t>
+        <w:t xml:space="preserve">migrate:fresh</w:t>
       </w:r>
       <w:r>
         <w:rPr>
           <w:rFonts w:ascii="Consolas" w:hAnsi="Consolas"/>
-          <w:color w:val="4EC9B0"/>
+          <w:color w:val="262626"/>
           <w:sz w:val="16"/>
         </w:rPr>
-        <w:t>Feature</w:t>
+        <w:t xml:space="preserve"> </w:t>
       </w:r>
       <w:r>
         <w:rPr>
           <w:rFonts w:ascii="Consolas" w:hAnsi="Consolas"/>
-          <w:color w:val="D4D4D4"/>
+          <w:color w:val="0073E6"/>
           <w:sz w:val="16"/>
         </w:rPr>
-        <w:t xml:space="preserve"> --stop-on-failure</w:t>
-        <w:br/>
-        <w:t xml:space="preserve">./vendor/bin/pint --test</w:t>
-        <w:br/>
+        <w:t xml:space="preserve">--seed</w:t>
       </w:r>
       <w:r>
         <w:rPr>
           <w:rFonts w:ascii="Consolas" w:hAnsi="Consolas"/>
-          <w:color w:val="4EC9B0"/>
+          <w:color w:val="262626"/>
           <w:sz w:val="16"/>
         </w:rPr>
-        <w:t>npm</w:t>
+        <w:t xml:space="preserve"> </w:t>
       </w:r>
       <w:r>
         <w:rPr>
           <w:rFonts w:ascii="Consolas" w:hAnsi="Consolas"/>
-          <w:color w:val="D4D4D4"/>
+          <w:color w:val="0073E6"/>
+          <w:sz w:val="16"/>
+        </w:rPr>
+        <w:t xml:space="preserve">--env=testing</w:t>
+      </w:r>
+      <w:r>
+        <w:br/>
+      </w:r>
+      <w:r>
+        <w:rPr>
+          <w:rFonts w:ascii="Consolas" w:hAnsi="Consolas"/>
+          <w:b/>
+          <w:color w:val="000080"/>
+          <w:sz w:val="16"/>
+        </w:rPr>
+        <w:t xml:space="preserve">php</w:t>
+      </w:r>
+      <w:r>
+        <w:rPr>
+          <w:rFonts w:ascii="Consolas" w:hAnsi="Consolas"/>
+          <w:color w:val="262626"/>
+          <w:sz w:val="16"/>
+        </w:rPr>
+        <w:t xml:space="preserve"> artisan test </w:t>
+      </w:r>
+      <w:r>
+        <w:rPr>
+          <w:rFonts w:ascii="Consolas" w:hAnsi="Consolas"/>
+          <w:color w:val="0073E6"/>
+          <w:sz w:val="16"/>
+        </w:rPr>
+        <w:t xml:space="preserve">--testsuite=Feature</w:t>
+      </w:r>
+      <w:r>
+        <w:rPr>
+          <w:rFonts w:ascii="Consolas" w:hAnsi="Consolas"/>
+          <w:color w:val="262626"/>
+          <w:sz w:val="16"/>
+        </w:rPr>
+        <w:t xml:space="preserve"> </w:t>
+      </w:r>
+      <w:r>
+        <w:rPr>
+          <w:rFonts w:ascii="Consolas" w:hAnsi="Consolas"/>
+          <w:color w:val="0073E6"/>
+          <w:sz w:val="16"/>
+        </w:rPr>
+        <w:t xml:space="preserve">--stop-on-failure</w:t>
+      </w:r>
+      <w:r>
+        <w:br/>
+      </w:r>
+      <w:r>
+        <w:rPr>
+          <w:rFonts w:ascii="Consolas" w:hAnsi="Consolas"/>
+          <w:color w:val="262626"/>
+          <w:sz w:val="16"/>
+        </w:rPr>
+        <w:t xml:space="preserve">./vendor/bin/pint </w:t>
+      </w:r>
+      <w:r>
+        <w:rPr>
+          <w:rFonts w:ascii="Consolas" w:hAnsi="Consolas"/>
+          <w:color w:val="0073E6"/>
+          <w:sz w:val="16"/>
+        </w:rPr>
+        <w:t xml:space="preserve">--test</w:t>
+      </w:r>
+      <w:r>
+        <w:br/>
+      </w:r>
+      <w:r>
+        <w:rPr>
+          <w:rFonts w:ascii="Consolas" w:hAnsi="Consolas"/>
+          <w:b/>
+          <w:color w:val="000080"/>
+          <w:sz w:val="16"/>
+        </w:rPr>
+        <w:t xml:space="preserve">npm</w:t>
+      </w:r>
+      <w:r>
+        <w:rPr>
+          <w:rFonts w:ascii="Consolas" w:hAnsi="Consolas"/>
+          <w:color w:val="262626"/>
           <w:sz w:val="16"/>
         </w:rPr>
         <w:t xml:space="preserve"> run build</w:t>
@@ -5044,431 +5127,215 @@
     <w:p>
       <w:pPr>
         <w:pStyle w:val="CodeHeader"/>
-        <w:shd w:fill="2D2D30"/>
+        <w:keepNext/>
         <w:pBdr>
-          <w:left w:val="single" w:sz="4" w:space="8" w:color="2D2D30"/>
+          <w:left w:val="single" w:sz="12" w:space="8" w:color="B8DDE0"/>
         </w:pBdr>
+        <w:shd w:val="clear" w:color="auto" w:fill="E4EAED"/>
       </w:pPr>
       <w:r>
-        <w:t>AUDIT KOMPATIBILITAS DEPENDENSI SRS — terminal root proyek   •   BASH</w:t>
+        <w:rPr>
+          <w:rFonts w:ascii="Consolas" w:hAnsi="Consolas"/>
+          <w:b/>
+          <w:color w:val="262626"/>
+          <w:sz w:val="16"/>
+        </w:rPr>
+        <w:t xml:space="preserve">AUDIT KOMPATIBILITAS DEPENDENSI SRS — terminal root proyek   •   BASH</w:t>
       </w:r>
     </w:p>
     <w:p>
       <w:pPr>
         <w:pStyle w:val="CodeBlock"/>
-        <w:shd w:fill="1E1E1E"/>
         <w:keepLines/>
         <w:pBdr>
-          <w:left w:val="single" w:sz="4" w:space="8" w:color="1E1E1E"/>
+          <w:left w:val="single" w:sz="12" w:space="8" w:color="B8DDE0"/>
         </w:pBdr>
+        <w:shd w:val="clear" w:color="auto" w:fill="F2F3F7"/>
       </w:pPr>
       <w:r>
         <w:rPr>
-          <w:rFonts w:ascii="Consolas" w:hAnsi="Consolas" w:eastAsia="Consolas"/>
-          <w:color w:val="4EC9B0"/>
+          <w:rFonts w:ascii="Consolas" w:hAnsi="Consolas"/>
+          <w:b/>
+          <w:color w:val="000080"/>
           <w:sz w:val="16"/>
         </w:rPr>
-        <w:t>composer</w:t>
+        <w:t xml:space="preserve">composer</w:t>
       </w:r>
       <w:r>
         <w:rPr>
-          <w:rFonts w:ascii="Consolas" w:hAnsi="Consolas" w:eastAsia="Consolas"/>
-          <w:color w:val="D4D4D4"/>
+          <w:rFonts w:ascii="Consolas" w:hAnsi="Consolas"/>
+          <w:color w:val="262626"/>
           <w:sz w:val="16"/>
         </w:rPr>
-        <w:t xml:space="preserve"> </w:t>
+        <w:t xml:space="preserve"> require chillerlan/php-qrcode intervention/image-laravel </w:t>
       </w:r>
       <w:r>
         <w:rPr>
-          <w:rFonts w:ascii="Consolas" w:hAnsi="Consolas" w:eastAsia="Consolas"/>
-          <w:color w:val="D4D4D4"/>
+          <w:rFonts w:ascii="Consolas" w:hAnsi="Consolas"/>
+          <w:color w:val="0073E6"/>
           <w:sz w:val="16"/>
         </w:rPr>
-        <w:t>require</w:t>
+        <w:t xml:space="preserve">--dry-run</w:t>
+      </w:r>
+      <w:r>
+        <w:br/>
       </w:r>
       <w:r>
         <w:rPr>
-          <w:rFonts w:ascii="Consolas" w:hAnsi="Consolas" w:eastAsia="Consolas"/>
-          <w:color w:val="D4D4D4"/>
+          <w:rFonts w:ascii="Consolas" w:hAnsi="Consolas"/>
+          <w:b/>
+          <w:color w:val="000080"/>
           <w:sz w:val="16"/>
         </w:rPr>
-        <w:t xml:space="preserve"> </w:t>
+        <w:t xml:space="preserve">composer</w:t>
       </w:r>
       <w:r>
         <w:rPr>
-          <w:rFonts w:ascii="Consolas" w:hAnsi="Consolas" w:eastAsia="Consolas"/>
-          <w:color w:val="D4D4D4"/>
+          <w:rFonts w:ascii="Consolas" w:hAnsi="Consolas"/>
+          <w:color w:val="262626"/>
           <w:sz w:val="16"/>
         </w:rPr>
-        <w:t>chillerlan/php-qrcode</w:t>
+        <w:t xml:space="preserve"> require maatwebsite/excel barryvdh/laravel-dompdf </w:t>
       </w:r>
       <w:r>
         <w:rPr>
-          <w:rFonts w:ascii="Consolas" w:hAnsi="Consolas" w:eastAsia="Consolas"/>
-          <w:color w:val="D4D4D4"/>
+          <w:rFonts w:ascii="Consolas" w:hAnsi="Consolas"/>
+          <w:color w:val="0073E6"/>
           <w:sz w:val="16"/>
         </w:rPr>
-        <w:t xml:space="preserve"> </w:t>
+        <w:t xml:space="preserve">--dry-run</w:t>
+      </w:r>
+      <w:r>
+        <w:br/>
       </w:r>
       <w:r>
         <w:rPr>
-          <w:rFonts w:ascii="Consolas" w:hAnsi="Consolas" w:eastAsia="Consolas"/>
-          <w:color w:val="D4D4D4"/>
+          <w:rFonts w:ascii="Consolas" w:hAnsi="Consolas"/>
+          <w:b/>
+          <w:color w:val="000080"/>
           <w:sz w:val="16"/>
         </w:rPr>
-        <w:t>intervention/image-laravel</w:t>
+        <w:t xml:space="preserve">composer</w:t>
       </w:r>
       <w:r>
         <w:rPr>
-          <w:rFonts w:ascii="Consolas" w:hAnsi="Consolas" w:eastAsia="Consolas"/>
-          <w:color w:val="D4D4D4"/>
+          <w:rFonts w:ascii="Consolas" w:hAnsi="Consolas"/>
+          <w:color w:val="262626"/>
           <w:sz w:val="16"/>
         </w:rPr>
-        <w:t xml:space="preserve"> </w:t>
+        <w:t xml:space="preserve"> require laravel-notification-channels/webpush </w:t>
       </w:r>
       <w:r>
         <w:rPr>
-          <w:rFonts w:ascii="Consolas" w:hAnsi="Consolas" w:eastAsia="Consolas"/>
-          <w:color w:val="9CDCFE"/>
+          <w:rFonts w:ascii="Consolas" w:hAnsi="Consolas"/>
+          <w:color w:val="0073E6"/>
           <w:sz w:val="16"/>
         </w:rPr>
-        <w:t>--dry-run</w:t>
+        <w:t xml:space="preserve">--dry-run</w:t>
+      </w:r>
+      <w:r>
+        <w:br/>
       </w:r>
       <w:r>
         <w:rPr>
-          <w:rFonts w:ascii="Consolas" w:hAnsi="Consolas" w:eastAsia="Consolas"/>
-          <w:color w:val="D4D4D4"/>
+          <w:rFonts w:ascii="Consolas" w:hAnsi="Consolas"/>
+          <w:b/>
+          <w:color w:val="000080"/>
           <w:sz w:val="16"/>
         </w:rPr>
-        <w:br/>
+        <w:t xml:space="preserve">npm</w:t>
       </w:r>
       <w:r>
         <w:rPr>
-          <w:rFonts w:ascii="Consolas" w:hAnsi="Consolas" w:eastAsia="Consolas"/>
-          <w:color w:val="4EC9B0"/>
+          <w:rFonts w:ascii="Consolas" w:hAnsi="Consolas"/>
+          <w:color w:val="262626"/>
           <w:sz w:val="16"/>
         </w:rPr>
-        <w:t>composer</w:t>
+        <w:t xml:space="preserve"> install </w:t>
       </w:r>
       <w:r>
         <w:rPr>
-          <w:rFonts w:ascii="Consolas" w:hAnsi="Consolas" w:eastAsia="Consolas"/>
-          <w:color w:val="D4D4D4"/>
+          <w:rFonts w:ascii="Consolas" w:hAnsi="Consolas"/>
+          <w:color w:val="0073E6"/>
           <w:sz w:val="16"/>
         </w:rPr>
-        <w:t xml:space="preserve"> </w:t>
+        <w:t xml:space="preserve">--dry-run</w:t>
       </w:r>
       <w:r>
         <w:rPr>
-          <w:rFonts w:ascii="Consolas" w:hAnsi="Consolas" w:eastAsia="Consolas"/>
-          <w:color w:val="D4D4D4"/>
+          <w:rFonts w:ascii="Consolas" w:hAnsi="Consolas"/>
+          <w:color w:val="262626"/>
           <w:sz w:val="16"/>
         </w:rPr>
-        <w:t>require</w:t>
+        <w:t xml:space="preserve"> laravel-echo pusher-js</w:t>
+      </w:r>
+      <w:r>
+        <w:br/>
       </w:r>
       <w:r>
         <w:rPr>
-          <w:rFonts w:ascii="Consolas" w:hAnsi="Consolas" w:eastAsia="Consolas"/>
-          <w:color w:val="D4D4D4"/>
+          <w:rFonts w:ascii="Consolas" w:hAnsi="Consolas"/>
+          <w:b/>
+          <w:color w:val="000080"/>
           <w:sz w:val="16"/>
         </w:rPr>
-        <w:t xml:space="preserve"> </w:t>
+        <w:t xml:space="preserve">composer</w:t>
       </w:r>
       <w:r>
         <w:rPr>
-          <w:rFonts w:ascii="Consolas" w:hAnsi="Consolas" w:eastAsia="Consolas"/>
-          <w:color w:val="D4D4D4"/>
+          <w:rFonts w:ascii="Consolas" w:hAnsi="Consolas"/>
+          <w:color w:val="262626"/>
           <w:sz w:val="16"/>
         </w:rPr>
-        <w:t>maatwebsite/excel</w:t>
+        <w:t xml:space="preserve"> validate </w:t>
       </w:r>
       <w:r>
         <w:rPr>
-          <w:rFonts w:ascii="Consolas" w:hAnsi="Consolas" w:eastAsia="Consolas"/>
-          <w:color w:val="D4D4D4"/>
+          <w:rFonts w:ascii="Consolas" w:hAnsi="Consolas"/>
+          <w:color w:val="0073E6"/>
           <w:sz w:val="16"/>
         </w:rPr>
-        <w:t xml:space="preserve"> </w:t>
+        <w:t xml:space="preserve">--strict</w:t>
+      </w:r>
+      <w:r>
+        <w:br/>
       </w:r>
       <w:r>
         <w:rPr>
-          <w:rFonts w:ascii="Consolas" w:hAnsi="Consolas" w:eastAsia="Consolas"/>
-          <w:color w:val="D4D4D4"/>
+          <w:rFonts w:ascii="Consolas" w:hAnsi="Consolas"/>
+          <w:b/>
+          <w:color w:val="000080"/>
           <w:sz w:val="16"/>
         </w:rPr>
-        <w:t>barryvdh/laravel-dompdf</w:t>
+        <w:t xml:space="preserve">composer</w:t>
       </w:r>
       <w:r>
         <w:rPr>
-          <w:rFonts w:ascii="Consolas" w:hAnsi="Consolas" w:eastAsia="Consolas"/>
-          <w:color w:val="D4D4D4"/>
+          <w:rFonts w:ascii="Consolas" w:hAnsi="Consolas"/>
+          <w:color w:val="262626"/>
           <w:sz w:val="16"/>
         </w:rPr>
-        <w:t xml:space="preserve"> </w:t>
+        <w:t xml:space="preserve"> audit</w:t>
+      </w:r>
+      <w:r>
+        <w:br/>
       </w:r>
       <w:r>
         <w:rPr>
-          <w:rFonts w:ascii="Consolas" w:hAnsi="Consolas" w:eastAsia="Consolas"/>
-          <w:color w:val="9CDCFE"/>
+          <w:rFonts w:ascii="Consolas" w:hAnsi="Consolas"/>
+          <w:b/>
+          <w:color w:val="000080"/>
           <w:sz w:val="16"/>
         </w:rPr>
-        <w:t>--dry-run</w:t>
+        <w:t xml:space="preserve">npm</w:t>
       </w:r>
       <w:r>
         <w:rPr>
-          <w:rFonts w:ascii="Consolas" w:hAnsi="Consolas" w:eastAsia="Consolas"/>
-          <w:color w:val="D4D4D4"/>
+          <w:rFonts w:ascii="Consolas" w:hAnsi="Consolas"/>
+          <w:color w:val="262626"/>
           <w:sz w:val="16"/>
         </w:rPr>
-        <w:br/>
-      </w:r>
-      <w:r>
-        <w:rPr>
-          <w:rFonts w:ascii="Consolas" w:hAnsi="Consolas" w:eastAsia="Consolas"/>
-          <w:color w:val="4EC9B0"/>
-          <w:sz w:val="16"/>
-        </w:rPr>
-        <w:t>composer</w:t>
-      </w:r>
-      <w:r>
-        <w:rPr>
-          <w:rFonts w:ascii="Consolas" w:hAnsi="Consolas" w:eastAsia="Consolas"/>
-          <w:color w:val="D4D4D4"/>
-          <w:sz w:val="16"/>
-        </w:rPr>
-        <w:t xml:space="preserve"> </w:t>
-      </w:r>
-      <w:r>
-        <w:rPr>
-          <w:rFonts w:ascii="Consolas" w:hAnsi="Consolas" w:eastAsia="Consolas"/>
-          <w:color w:val="D4D4D4"/>
-          <w:sz w:val="16"/>
-        </w:rPr>
-        <w:t>require</w:t>
-      </w:r>
-      <w:r>
-        <w:rPr>
-          <w:rFonts w:ascii="Consolas" w:hAnsi="Consolas" w:eastAsia="Consolas"/>
-          <w:color w:val="D4D4D4"/>
-          <w:sz w:val="16"/>
-        </w:rPr>
-        <w:t xml:space="preserve"> </w:t>
-      </w:r>
-      <w:r>
-        <w:rPr>
-          <w:rFonts w:ascii="Consolas" w:hAnsi="Consolas" w:eastAsia="Consolas"/>
-          <w:color w:val="D4D4D4"/>
-          <w:sz w:val="16"/>
-        </w:rPr>
-        <w:t>laravel-notification-channels/webpush</w:t>
-      </w:r>
-      <w:r>
-        <w:rPr>
-          <w:rFonts w:ascii="Consolas" w:hAnsi="Consolas" w:eastAsia="Consolas"/>
-          <w:color w:val="D4D4D4"/>
-          <w:sz w:val="16"/>
-        </w:rPr>
-        <w:t xml:space="preserve"> </w:t>
-      </w:r>
-      <w:r>
-        <w:rPr>
-          <w:rFonts w:ascii="Consolas" w:hAnsi="Consolas" w:eastAsia="Consolas"/>
-          <w:color w:val="9CDCFE"/>
-          <w:sz w:val="16"/>
-        </w:rPr>
-        <w:t>--dry-run</w:t>
-      </w:r>
-      <w:r>
-        <w:rPr>
-          <w:rFonts w:ascii="Consolas" w:hAnsi="Consolas" w:eastAsia="Consolas"/>
-          <w:color w:val="D4D4D4"/>
-          <w:sz w:val="16"/>
-        </w:rPr>
-        <w:br/>
-      </w:r>
-      <w:r>
-        <w:rPr>
-          <w:rFonts w:ascii="Consolas" w:hAnsi="Consolas" w:eastAsia="Consolas"/>
-          <w:color w:val="4EC9B0"/>
-          <w:sz w:val="16"/>
-        </w:rPr>
-        <w:t>npm</w:t>
-      </w:r>
-      <w:r>
-        <w:rPr>
-          <w:rFonts w:ascii="Consolas" w:hAnsi="Consolas" w:eastAsia="Consolas"/>
-          <w:color w:val="D4D4D4"/>
-          <w:sz w:val="16"/>
-        </w:rPr>
-        <w:t xml:space="preserve"> </w:t>
-      </w:r>
-      <w:r>
-        <w:rPr>
-          <w:rFonts w:ascii="Consolas" w:hAnsi="Consolas" w:eastAsia="Consolas"/>
-          <w:color w:val="D4D4D4"/>
-          <w:sz w:val="16"/>
-        </w:rPr>
-        <w:t>install</w:t>
-      </w:r>
-      <w:r>
-        <w:rPr>
-          <w:rFonts w:ascii="Consolas" w:hAnsi="Consolas" w:eastAsia="Consolas"/>
-          <w:color w:val="D4D4D4"/>
-          <w:sz w:val="16"/>
-        </w:rPr>
-        <w:t xml:space="preserve"> </w:t>
-      </w:r>
-      <w:r>
-        <w:rPr>
-          <w:rFonts w:ascii="Consolas" w:hAnsi="Consolas" w:eastAsia="Consolas"/>
-          <w:color w:val="9CDCFE"/>
-          <w:sz w:val="16"/>
-        </w:rPr>
-        <w:t>--dry-run</w:t>
-      </w:r>
-      <w:r>
-        <w:rPr>
-          <w:rFonts w:ascii="Consolas" w:hAnsi="Consolas" w:eastAsia="Consolas"/>
-          <w:color w:val="D4D4D4"/>
-          <w:sz w:val="16"/>
-        </w:rPr>
-        <w:t xml:space="preserve"> </w:t>
-      </w:r>
-      <w:r>
-        <w:rPr>
-          <w:rFonts w:ascii="Consolas" w:hAnsi="Consolas" w:eastAsia="Consolas"/>
-          <w:color w:val="D4D4D4"/>
-          <w:sz w:val="16"/>
-        </w:rPr>
-        <w:t>laravel-echo</w:t>
-      </w:r>
-      <w:r>
-        <w:rPr>
-          <w:rFonts w:ascii="Consolas" w:hAnsi="Consolas" w:eastAsia="Consolas"/>
-          <w:color w:val="D4D4D4"/>
-          <w:sz w:val="16"/>
-        </w:rPr>
-        <w:t xml:space="preserve"> </w:t>
-      </w:r>
-      <w:r>
-        <w:rPr>
-          <w:rFonts w:ascii="Consolas" w:hAnsi="Consolas" w:eastAsia="Consolas"/>
-          <w:color w:val="D4D4D4"/>
-          <w:sz w:val="16"/>
-        </w:rPr>
-        <w:t>pusher-js</w:t>
-      </w:r>
-      <w:r>
-        <w:rPr>
-          <w:rFonts w:ascii="Consolas" w:hAnsi="Consolas" w:eastAsia="Consolas"/>
-          <w:color w:val="D4D4D4"/>
-          <w:sz w:val="16"/>
-        </w:rPr>
-        <w:br/>
-      </w:r>
-      <w:r>
-        <w:rPr>
-          <w:rFonts w:ascii="Consolas" w:hAnsi="Consolas" w:eastAsia="Consolas"/>
-          <w:color w:val="4EC9B0"/>
-          <w:sz w:val="16"/>
-        </w:rPr>
-        <w:t>composer</w:t>
-      </w:r>
-      <w:r>
-        <w:rPr>
-          <w:rFonts w:ascii="Consolas" w:hAnsi="Consolas" w:eastAsia="Consolas"/>
-          <w:color w:val="D4D4D4"/>
-          <w:sz w:val="16"/>
-        </w:rPr>
-        <w:t xml:space="preserve"> </w:t>
-      </w:r>
-      <w:r>
-        <w:rPr>
-          <w:rFonts w:ascii="Consolas" w:hAnsi="Consolas" w:eastAsia="Consolas"/>
-          <w:color w:val="D4D4D4"/>
-          <w:sz w:val="16"/>
-        </w:rPr>
-        <w:t>validate</w:t>
-      </w:r>
-      <w:r>
-        <w:rPr>
-          <w:rFonts w:ascii="Consolas" w:hAnsi="Consolas" w:eastAsia="Consolas"/>
-          <w:color w:val="D4D4D4"/>
-          <w:sz w:val="16"/>
-        </w:rPr>
-        <w:t xml:space="preserve"> </w:t>
-      </w:r>
-      <w:r>
-        <w:rPr>
-          <w:rFonts w:ascii="Consolas" w:hAnsi="Consolas" w:eastAsia="Consolas"/>
-          <w:color w:val="9CDCFE"/>
-          <w:sz w:val="16"/>
-        </w:rPr>
-        <w:t>--strict</w:t>
-      </w:r>
-      <w:r>
-        <w:rPr>
-          <w:rFonts w:ascii="Consolas" w:hAnsi="Consolas" w:eastAsia="Consolas"/>
-          <w:color w:val="D4D4D4"/>
-          <w:sz w:val="16"/>
-        </w:rPr>
-        <w:br/>
-      </w:r>
-      <w:r>
-        <w:rPr>
-          <w:rFonts w:ascii="Consolas" w:hAnsi="Consolas" w:eastAsia="Consolas"/>
-          <w:color w:val="4EC9B0"/>
-          <w:sz w:val="16"/>
-        </w:rPr>
-        <w:t>composer</w:t>
-      </w:r>
-      <w:r>
-        <w:rPr>
-          <w:rFonts w:ascii="Consolas" w:hAnsi="Consolas" w:eastAsia="Consolas"/>
-          <w:color w:val="D4D4D4"/>
-          <w:sz w:val="16"/>
-        </w:rPr>
-        <w:t xml:space="preserve"> </w:t>
-      </w:r>
-      <w:r>
-        <w:rPr>
-          <w:rFonts w:ascii="Consolas" w:hAnsi="Consolas" w:eastAsia="Consolas"/>
-          <w:color w:val="D4D4D4"/>
-          <w:sz w:val="16"/>
-        </w:rPr>
-        <w:t>audit</w:t>
-      </w:r>
-      <w:r>
-        <w:rPr>
-          <w:rFonts w:ascii="Consolas" w:hAnsi="Consolas" w:eastAsia="Consolas"/>
-          <w:color w:val="D4D4D4"/>
-          <w:sz w:val="16"/>
-        </w:rPr>
-        <w:br/>
-      </w:r>
-      <w:r>
-        <w:rPr>
-          <w:rFonts w:ascii="Consolas" w:hAnsi="Consolas" w:eastAsia="Consolas"/>
-          <w:color w:val="4EC9B0"/>
-          <w:sz w:val="16"/>
-        </w:rPr>
-        <w:t>npm</w:t>
-      </w:r>
-      <w:r>
-        <w:rPr>
-          <w:rFonts w:ascii="Consolas" w:hAnsi="Consolas" w:eastAsia="Consolas"/>
-          <w:color w:val="D4D4D4"/>
-          <w:sz w:val="16"/>
-        </w:rPr>
-        <w:t xml:space="preserve"> </w:t>
-      </w:r>
-      <w:r>
-        <w:rPr>
-          <w:rFonts w:ascii="Consolas" w:hAnsi="Consolas" w:eastAsia="Consolas"/>
-          <w:color w:val="D4D4D4"/>
-          <w:sz w:val="16"/>
-        </w:rPr>
-        <w:t>audit</w:t>
+        <w:t xml:space="preserve"> audit</w:t>
       </w:r>
     </w:p>
     <w:p>
@@ -7909,8 +7776,10 @@
       <w:r>
         <w:rPr>
           <w:rFonts w:ascii="Aptos" w:hAnsi="Aptos"/>
+          <w:color w:val="1F2937"/>
+          <w:sz w:val="19"/>
         </w:rPr>
-        <w:t>Preset dasar yang digunakan adalah compact_reference_guide dengan named override untuk modul pembelajaran: A4 portrait; margin atas 1,65 cm, bawah 1,55 cm, kiri/kanan 1,75 cm; Aptos 10,2 pt; line spacing 1,16; heading beraksen Laravel red; tabel ringkas; callout Predict/Try/Observe; code block Consolas bertema Visual Studio Code Dark+; checklist; exit ticket; serta screenshot mockup UI.</w:t>
+        <w:t xml:space="preserve">Preset dasar yang digunakan adalah compact_reference_guide dengan named override untuk modul pembelajaran: A4 portrait; margin atas 1,65 cm, bawah 1,55 cm, kiri/kanan 1,75 cm; Aptos 10,2 pt; line spacing 1,16; heading beraksen Laravel red; tabel ringkas; callout Predict/Try/Observe; code block Consolas berlatar Cyan Light dengan pewarnaan token Visual Studio Code; checklist; exit ticket; serta screenshot mockup UI.</w:t>
       </w:r>
     </w:p>
     <w:p>
@@ -8491,6 +8360,19 @@
         <w:pStyle w:val="ListBody"/>
       </w:pPr>
       <w:r>
+        <w:rPr>
+          <w:rFonts w:ascii="Aptos" w:hAnsi="Aptos"/>
+          <w:color w:val="1F2937"/>
+          <w:sz w:val="19"/>
+        </w:rPr>
+        <w:t xml:space="preserve">DOC-00-001 — Seluruh blok kode (208 blok, 133 label) memakai latar terang tema Cyan Light (JetBrains) dengan pewarnaan token standar Visual Studio Code untuk PHP, HTML/Blade, cmd, dan bash; teks kode tidak berubah; penjelasan palet di “Cara Membaca Sampel Kode” dan Lampiran diperbarui.</w:t>
+      </w:r>
+    </w:p>
+    <w:p>
+      <w:pPr>
+        <w:pStyle w:val="ListBody"/>
+      </w:pPr>
+      <w:r>
         <w:t xml:space="preserve">DOC-01-001 — Basis dokumen: parameter menyebut v4/v5 yang tidak ada; basis nyata adalah v7. Revisi kumulatif ditulis ke berkas v8; v7 tetap utuh di references/.</w:t>
       </w:r>
     </w:p>
@@ -8869,6 +8751,19 @@
           <w:color w:val="1F2937"/>
           <w:sz w:val="19"/>
         </w:rPr>
+        <w:t xml:space="preserve">DOC-05-007 — Rantai v3 (use case SRS v2): Modul 5 menuntaskan UC-19 (penguncian 5x/10 menit, pesan generik, redirect per peran, sesi 8 jam) dan UC-21 (onboarding penanggung jawab + rekening + tautan atur kata sandi, aktif/nonaktif tenant, riwayat komisi beserta pengelola); ditambahkan deskripsi use case, mockup, Tahap 8, dan output nyata browser.</w:t>
+      </w:r>
+    </w:p>
+    <w:p>
+      <w:pPr>
+        <w:pStyle w:val="ListBody"/>
+      </w:pPr>
+      <w:r>
+        <w:rPr>
+          <w:rFonts w:ascii="Aptos" w:hAnsi="Aptos"/>
+          <w:color w:val="1F2937"/>
+          <w:sz w:val="19"/>
+        </w:rPr>
         <w:t xml:space="preserve">DOC-06-004 — Controller/view/route meja di modul Admin; controller + route publik scan QR di modul Ordering (</w:t>
       </w:r>
       <w:r>
@@ -8946,6 +8841,19 @@
           <w:color w:val="1F2937"/>
           <w:sz w:val="19"/>
         </w:rPr>
+        <w:t xml:space="preserve">DOC-06-006 — Rantai v3 (use case SRS v2): Modul 6 menuntaskan UC-22 (QR siap cetak SVG via bacon/bacon-qr-code, nonaktif/aktif meja, ringkasan meja) dan UC-02 (halaman sambutan meja + tenant buka/tutup, pesan QR tidak valid, penolakan di luar jam operasional); ditambahkan deskripsi use case, mockup, Tahap 8, dan output nyata browser.</w:t>
+      </w:r>
+    </w:p>
+    <w:p>
+      <w:pPr>
+        <w:pStyle w:val="ListBody"/>
+      </w:pPr>
+      <w:r>
+        <w:rPr>
+          <w:rFonts w:ascii="Aptos" w:hAnsi="Aptos"/>
+          <w:color w:val="1F2937"/>
+          <w:sz w:val="19"/>
+        </w:rPr>
         <w:t xml:space="preserve">DOC-07-004 — Komponen Livewire katalog (</w:t>
       </w:r>
       <w:r>
@@ -9040,6 +8948,19 @@
           <w:color w:val="1F2937"/>
           <w:sz w:val="19"/>
         </w:rPr>
+        <w:t xml:space="preserve">DOC-07-006 — Rantai v3 (use case SRS v2): Modul 7 menuntaskan UC-13 (deskripsi, foto WebP, ubah, soft delete, cari/saring), UC-14 (sakelar satu ketukan), UC-01 (kelompok per tenant, menu habis nonaktif, tenant tutup, chip kategori, pembaruan ≤ 5 detik), dan UC-11 (WaitTimeEstimator); ditambahkan deskripsi use case, mockup, Tahap 8, dan output nyata browser.</w:t>
+      </w:r>
+    </w:p>
+    <w:p>
+      <w:pPr>
+        <w:pStyle w:val="ListBody"/>
+      </w:pPr>
+      <w:r>
+        <w:rPr>
+          <w:rFonts w:ascii="Aptos" w:hAnsi="Aptos"/>
+          <w:color w:val="1F2937"/>
+          <w:sz w:val="19"/>
+        </w:rPr>
         <w:t xml:space="preserve">DOC-08-004 — Keranjang sebagai vertical slice modul Ordering: </w:t>
       </w:r>
       <w:r>
@@ -9151,6 +9072,19 @@
           <w:color w:val="1F2937"/>
           <w:sz w:val="19"/>
         </w:rPr>
+        <w:t xml:space="preserve">DOC-08-006 — Rantai v3 (use case SRS v2): Modul 8 menuntaskan UC-03 (kelompok per tenant, pajak dan biaya layanan, “Menu telah habis”, checkout nonaktif saat kosong) dan UC-04 (formulir kustomisasi min/maks, opsi habis nonaktif, catatan ≤ 200 karakter tersaring, harga akhir) serta halaman tenant Kelola Modifier; ditambahkan deskripsi use case, mockup, Tahap 8, dan output nyata browser.</w:t>
+      </w:r>
+    </w:p>
+    <w:p>
+      <w:pPr>
+        <w:pStyle w:val="ListBody"/>
+      </w:pPr>
+      <w:r>
+        <w:rPr>
+          <w:rFonts w:ascii="Aptos" w:hAnsi="Aptos"/>
+          <w:color w:val="1F2937"/>
+          <w:sz w:val="19"/>
+        </w:rPr>
         <w:t xml:space="preserve">DOC-09-004 — Checkout dan status pesanan sebagai vertical slice modul Ordering (</w:t>
       </w:r>
       <w:r>
@@ -9262,6 +9196,19 @@
           <w:color w:val="1F2937"/>
           <w:sz w:val="19"/>
         </w:rPr>
+        <w:t xml:space="preserve">DOC-09-006 — Rantai v3 (use case SRS v2): Modul 9 menuntaskan UC-05 (halaman checkout: ringkasan, nomor meja, mode penyajian, identitas ringkas, tenant wajib buka, kembali ke keranjang bila item bermasalah, catatan item tersimpan) dan UC-06 (slot pre-order 15 menit, jam operasional, kapasitas slot + slot terdekat, status terjadwal, pelepasan otomatis ke dapur tiap menit) serta halaman tenant Pengaturan Pre-Order; ditambahkan deskripsi use case, mockup, Tahap 8, dan output nyata browser.</w:t>
+      </w:r>
+    </w:p>
+    <w:p>
+      <w:pPr>
+        <w:pStyle w:val="ListBody"/>
+      </w:pPr>
+      <w:r>
+        <w:rPr>
+          <w:rFonts w:ascii="Aptos" w:hAnsi="Aptos"/>
+          <w:color w:val="1F2937"/>
+          <w:sz w:val="19"/>
+        </w:rPr>
         <w:t xml:space="preserve">DOC-10-004 — Pembayaran sebagai vertical slice modul Payments: kontrak </w:t>
       </w:r>
       <w:r>
@@ -9390,6 +9337,19 @@
           <w:color w:val="1F2937"/>
           <w:sz w:val="19"/>
         </w:rPr>
+        <w:t xml:space="preserve">DOC-10-006 — Rantai v3 (use case SRS v2): Modul 10 menuntaskan UC-07 (QRIS otomatis setelah checkout, gambar QRIS + penghitung mundur ≤ 15 menit, rincian split per tenant, percobaan ulang 3 kali saat gateway tidak merespons, QRIS baru saat kedaluwarsa, pemantauan status, batalkan pesanan yang belum dibayar); ditambahkan deskripsi use case, mockup, Tahap 8, dan output nyata browser.</w:t>
+      </w:r>
+    </w:p>
+    <w:p>
+      <w:pPr>
+        <w:pStyle w:val="ListBody"/>
+      </w:pPr>
+      <w:r>
+        <w:rPr>
+          <w:rFonts w:ascii="Aptos" w:hAnsi="Aptos"/>
+          <w:color w:val="1F2937"/>
+          <w:sz w:val="19"/>
+        </w:rPr>
         <w:t xml:space="preserve">DOC-11-004 — Webhook sebagai vertical slice modul Payments: </w:t>
       </w:r>
       <w:r>
@@ -9514,6 +9474,19 @@
           <w:color w:val="1F2937"/>
           <w:sz w:val="19"/>
         </w:rPr>
+        <w:t xml:space="preserve">DOC-11-008 — Rantai v3 (use case SRS v2): Modul 11 menuntaskan UC-08 (nominal dicocokkan + tinjau manual, audit signature salah, penguncian baris, expire/deny membatalkan pesanan, event setelah commit, layar Pembayaran terverifikasi) dan UC-10 (ledger pengelola kantin, rincian pemecahan selisih 0, alokasi pembulatan, proses ulang settlement gagal); ditambahkan deskripsi use case, mockup, Tahap 8, dan output nyata.</w:t>
+      </w:r>
+    </w:p>
+    <w:p>
+      <w:pPr>
+        <w:pStyle w:val="ListBody"/>
+      </w:pPr>
+      <w:r>
+        <w:rPr>
+          <w:rFonts w:ascii="Aptos" w:hAnsi="Aptos"/>
+          <w:color w:val="1F2937"/>
+          <w:sz w:val="19"/>
+        </w:rPr>
         <w:t xml:space="preserve">DOC-12-004 — KDS sebagai vertical slice modul Kitchen: event (</w:t>
       </w:r>
       <w:r>
@@ -9710,6 +9683,19 @@
           <w:color w:val="1F2937"/>
           <w:sz w:val="19"/>
         </w:rPr>
+        <w:t xml:space="preserve">DOC-12-006 — Rantai v3 (use case SRS v2): Modul 12 menuntaskan UC-15 (KDS kolom Baru/Diproses/Siap, Terima → Selesai → Diserahkan, batal beralasan + refund pending, penanda suara, indikator koneksi + polling 10 detik), UC-09 (halaman pelacakan real-time lewat channel privat order.{public_id}, estimasi UC-11, polling 15 detik), dan UC-12 (NotificationGateway + FakeWhatsAppGateway, job antrean 3 percobaan, notification_deliveries, pengingat pre-order); ditambahkan deskripsi use case, mockup, Tahap 8, dan output nyata.</w:t>
+      </w:r>
+    </w:p>
+    <w:p>
+      <w:pPr>
+        <w:pStyle w:val="ListBody"/>
+      </w:pPr>
+      <w:r>
+        <w:rPr>
+          <w:rFonts w:ascii="Aptos" w:hAnsi="Aptos"/>
+          <w:color w:val="1F2937"/>
+          <w:sz w:val="19"/>
+        </w:rPr>
         <w:t xml:space="preserve">DOC-13-004 — Laporan/rekonsiliasi/ekspor dan panel keuangan tenant sebagai vertical slice modul Reporting; penarikan + peninjauan admin di modul Payments; path Contoh Mandiri, Landasan Teknis (termasuk </w:t>
       </w:r>
       <w:r>
@@ -9741,6 +9727,19 @@
           <w:sz w:val="19"/>
         </w:rPr>
         <w:t xml:space="preserve">DOC-13-005 — Blok BUAT FILE per tahap Modul 13: make:class (TenantLedgerReport, WithdrawalService), make:controller FQN --invokable (ekspor CSV), make:exception FQN, make:livewire reporting::finance-panel dan payments::withdrawal-review, make:test; halaman &amp; route modul manual.</w:t>
+      </w:r>
+    </w:p>
+    <w:p>
+      <w:pPr>
+        <w:pStyle w:val="ListBody"/>
+      </w:pPr>
+      <w:r>
+        <w:rPr>
+          <w:rFonts w:ascii="Aptos" w:hAnsi="Aptos"/>
+          <w:color w:val="1F2937"/>
+          <w:sz w:val="19"/>
+        </w:rPr>
+        <w:t xml:space="preserve">DOC-13-006 — Rantai v3 (use case SRS v2): Modul 13 menuntaskan UC-16 (laporan omset/transaksi/rata-rata, menu terlaris, jam sibuk, rentang tanggal, keadaan kosong), UC-17 (ekspor .xlsx via ZipArchive dan PDF via dompdf lewat antrean, tautan bertanda tangan 24 jam, surel untuk volume besar), UC-18 (rekonsiliasi per transaksi + referensi pembayaran, telusur pesanan, perlu peninjauan tidak dihitung), UC-20 (penarikan dengan kunci saldo, minimum, satu pengajuan aktif, notifikasi pengelola), dan UC-23 (verifikasi dengan bukti transfer, alasan penolakan, investigasi ledger, idempoten); ditambahkan deskripsi use case, mockup, Tahap 8, dan output nyata.</w:t>
       </w:r>
     </w:p>
     <w:sectPr>
@@ -22003,7 +22002,7 @@
     </w:pPr>
     <w:rPr>
       <w:rFonts w:ascii="Consolas" w:hAnsi="Consolas"/>
-      <w:color w:val="D4D4D4"/>
+      <w:color w:val="262626"/>
       <w:sz w:val="16"/>
     </w:rPr>
   </w:style>
@@ -22115,7 +22114,7 @@
     <w:rPr>
       <w:rFonts w:ascii="Consolas" w:hAnsi="Consolas"/>
       <w:b/>
-      <w:color w:val="FFFFFF"/>
+      <w:color w:val="262626"/>
       <w:sz w:val="16"/>
     </w:rPr>
   </w:style>

--- a/modul_praktikum/Lampiran.docx
+++ b/modul_praktikum/Lampiran.docx
@@ -3577,92 +3577,175 @@
     <w:p>
       <w:pPr>
         <w:pStyle w:val="CodeBlock"/>
-        <w:shd w:fill="1E1E1E" w:val="clear"/>
         <w:pBdr>
-          <w:left w:val="single" w:sz="4" w:space="8" w:color="1E1E1E"/>
+          <w:left w:val="single" w:sz="12" w:space="8" w:color="B8DDE0"/>
         </w:pBdr>
+        <w:shd w:val="clear" w:color="auto" w:fill="F2F3F7"/>
       </w:pPr>
       <w:r>
         <w:rPr>
           <w:rFonts w:ascii="Consolas" w:hAnsi="Consolas"/>
-          <w:color w:val="4EC9B0"/>
+          <w:b/>
+          <w:color w:val="000080"/>
           <w:sz w:val="16"/>
         </w:rPr>
-        <w:t>php</w:t>
+        <w:t xml:space="preserve">php</w:t>
       </w:r>
       <w:r>
         <w:rPr>
           <w:rFonts w:ascii="Consolas" w:hAnsi="Consolas"/>
-          <w:color w:val="D4D4D4"/>
+          <w:color w:val="262626"/>
           <w:sz w:val="16"/>
         </w:rPr>
-        <w:t xml:space="preserve"> artisan optimize:clear</w:t>
-        <w:br/>
+        <w:t xml:space="preserve"> artisan </w:t>
       </w:r>
       <w:r>
         <w:rPr>
           <w:rFonts w:ascii="Consolas" w:hAnsi="Consolas"/>
-          <w:color w:val="4EC9B0"/>
+          <w:color w:val="795E26"/>
           <w:sz w:val="16"/>
         </w:rPr>
-        <w:t>php</w:t>
+        <w:t xml:space="preserve">optimize:clear</w:t>
+      </w:r>
+      <w:r>
+        <w:br/>
       </w:r>
       <w:r>
         <w:rPr>
           <w:rFonts w:ascii="Consolas" w:hAnsi="Consolas"/>
-          <w:color w:val="D4D4D4"/>
+          <w:b/>
+          <w:color w:val="000080"/>
           <w:sz w:val="16"/>
         </w:rPr>
-        <w:t xml:space="preserve"> artisan migrate:fresh --seed --env=testing</w:t>
-        <w:br/>
+        <w:t xml:space="preserve">php</w:t>
       </w:r>
       <w:r>
         <w:rPr>
           <w:rFonts w:ascii="Consolas" w:hAnsi="Consolas"/>
-          <w:color w:val="4EC9B0"/>
+          <w:color w:val="262626"/>
           <w:sz w:val="16"/>
         </w:rPr>
-        <w:t>php</w:t>
+        <w:t xml:space="preserve"> artisan </w:t>
       </w:r>
       <w:r>
         <w:rPr>
           <w:rFonts w:ascii="Consolas" w:hAnsi="Consolas"/>
-          <w:color w:val="D4D4D4"/>
+          <w:color w:val="795E26"/>
           <w:sz w:val="16"/>
         </w:rPr>
-        <w:t xml:space="preserve"> artisan test --testsuite=</w:t>
+        <w:t xml:space="preserve">migrate:fresh</w:t>
       </w:r>
       <w:r>
         <w:rPr>
           <w:rFonts w:ascii="Consolas" w:hAnsi="Consolas"/>
-          <w:color w:val="4EC9B0"/>
+          <w:color w:val="262626"/>
           <w:sz w:val="16"/>
         </w:rPr>
-        <w:t>Feature</w:t>
+        <w:t xml:space="preserve"> </w:t>
       </w:r>
       <w:r>
         <w:rPr>
           <w:rFonts w:ascii="Consolas" w:hAnsi="Consolas"/>
-          <w:color w:val="D4D4D4"/>
+          <w:color w:val="0073E6"/>
           <w:sz w:val="16"/>
         </w:rPr>
-        <w:t xml:space="preserve"> --stop-on-failure</w:t>
-        <w:br/>
-        <w:t xml:space="preserve">./vendor/bin/pint --test</w:t>
-        <w:br/>
+        <w:t xml:space="preserve">--seed</w:t>
       </w:r>
       <w:r>
         <w:rPr>
           <w:rFonts w:ascii="Consolas" w:hAnsi="Consolas"/>
-          <w:color w:val="4EC9B0"/>
+          <w:color w:val="262626"/>
           <w:sz w:val="16"/>
         </w:rPr>
-        <w:t>npm</w:t>
+        <w:t xml:space="preserve"> </w:t>
       </w:r>
       <w:r>
         <w:rPr>
           <w:rFonts w:ascii="Consolas" w:hAnsi="Consolas"/>
-          <w:color w:val="D4D4D4"/>
+          <w:color w:val="0073E6"/>
+          <w:sz w:val="16"/>
+        </w:rPr>
+        <w:t xml:space="preserve">--env=testing</w:t>
+      </w:r>
+      <w:r>
+        <w:br/>
+      </w:r>
+      <w:r>
+        <w:rPr>
+          <w:rFonts w:ascii="Consolas" w:hAnsi="Consolas"/>
+          <w:b/>
+          <w:color w:val="000080"/>
+          <w:sz w:val="16"/>
+        </w:rPr>
+        <w:t xml:space="preserve">php</w:t>
+      </w:r>
+      <w:r>
+        <w:rPr>
+          <w:rFonts w:ascii="Consolas" w:hAnsi="Consolas"/>
+          <w:color w:val="262626"/>
+          <w:sz w:val="16"/>
+        </w:rPr>
+        <w:t xml:space="preserve"> artisan test </w:t>
+      </w:r>
+      <w:r>
+        <w:rPr>
+          <w:rFonts w:ascii="Consolas" w:hAnsi="Consolas"/>
+          <w:color w:val="0073E6"/>
+          <w:sz w:val="16"/>
+        </w:rPr>
+        <w:t xml:space="preserve">--testsuite=Feature</w:t>
+      </w:r>
+      <w:r>
+        <w:rPr>
+          <w:rFonts w:ascii="Consolas" w:hAnsi="Consolas"/>
+          <w:color w:val="262626"/>
+          <w:sz w:val="16"/>
+        </w:rPr>
+        <w:t xml:space="preserve"> </w:t>
+      </w:r>
+      <w:r>
+        <w:rPr>
+          <w:rFonts w:ascii="Consolas" w:hAnsi="Consolas"/>
+          <w:color w:val="0073E6"/>
+          <w:sz w:val="16"/>
+        </w:rPr>
+        <w:t xml:space="preserve">--stop-on-failure</w:t>
+      </w:r>
+      <w:r>
+        <w:br/>
+      </w:r>
+      <w:r>
+        <w:rPr>
+          <w:rFonts w:ascii="Consolas" w:hAnsi="Consolas"/>
+          <w:color w:val="262626"/>
+          <w:sz w:val="16"/>
+        </w:rPr>
+        <w:t xml:space="preserve">./vendor/bin/pint </w:t>
+      </w:r>
+      <w:r>
+        <w:rPr>
+          <w:rFonts w:ascii="Consolas" w:hAnsi="Consolas"/>
+          <w:color w:val="0073E6"/>
+          <w:sz w:val="16"/>
+        </w:rPr>
+        <w:t xml:space="preserve">--test</w:t>
+      </w:r>
+      <w:r>
+        <w:br/>
+      </w:r>
+      <w:r>
+        <w:rPr>
+          <w:rFonts w:ascii="Consolas" w:hAnsi="Consolas"/>
+          <w:b/>
+          <w:color w:val="000080"/>
+          <w:sz w:val="16"/>
+        </w:rPr>
+        <w:t xml:space="preserve">npm</w:t>
+      </w:r>
+      <w:r>
+        <w:rPr>
+          <w:rFonts w:ascii="Consolas" w:hAnsi="Consolas"/>
+          <w:color w:val="262626"/>
           <w:sz w:val="16"/>
         </w:rPr>
         <w:t xml:space="preserve"> run build</w:t>
@@ -5044,431 +5127,215 @@
     <w:p>
       <w:pPr>
         <w:pStyle w:val="CodeHeader"/>
-        <w:shd w:fill="2D2D30"/>
+        <w:keepNext/>
         <w:pBdr>
-          <w:left w:val="single" w:sz="4" w:space="8" w:color="2D2D30"/>
+          <w:left w:val="single" w:sz="12" w:space="8" w:color="B8DDE0"/>
         </w:pBdr>
+        <w:shd w:val="clear" w:color="auto" w:fill="E4EAED"/>
       </w:pPr>
       <w:r>
-        <w:t>AUDIT KOMPATIBILITAS DEPENDENSI SRS — terminal root proyek   •   BASH</w:t>
+        <w:rPr>
+          <w:rFonts w:ascii="Consolas" w:hAnsi="Consolas"/>
+          <w:b/>
+          <w:color w:val="262626"/>
+          <w:sz w:val="16"/>
+        </w:rPr>
+        <w:t xml:space="preserve">AUDIT KOMPATIBILITAS DEPENDENSI SRS — terminal root proyek   •   BASH</w:t>
       </w:r>
     </w:p>
     <w:p>
       <w:pPr>
         <w:pStyle w:val="CodeBlock"/>
-        <w:shd w:fill="1E1E1E"/>
         <w:keepLines/>
         <w:pBdr>
-          <w:left w:val="single" w:sz="4" w:space="8" w:color="1E1E1E"/>
+          <w:left w:val="single" w:sz="12" w:space="8" w:color="B8DDE0"/>
         </w:pBdr>
+        <w:shd w:val="clear" w:color="auto" w:fill="F2F3F7"/>
       </w:pPr>
       <w:r>
         <w:rPr>
-          <w:rFonts w:ascii="Consolas" w:hAnsi="Consolas" w:eastAsia="Consolas"/>
-          <w:color w:val="4EC9B0"/>
+          <w:rFonts w:ascii="Consolas" w:hAnsi="Consolas"/>
+          <w:b/>
+          <w:color w:val="000080"/>
           <w:sz w:val="16"/>
         </w:rPr>
-        <w:t>composer</w:t>
+        <w:t xml:space="preserve">composer</w:t>
       </w:r>
       <w:r>
         <w:rPr>
-          <w:rFonts w:ascii="Consolas" w:hAnsi="Consolas" w:eastAsia="Consolas"/>
-          <w:color w:val="D4D4D4"/>
+          <w:rFonts w:ascii="Consolas" w:hAnsi="Consolas"/>
+          <w:color w:val="262626"/>
           <w:sz w:val="16"/>
         </w:rPr>
-        <w:t xml:space="preserve"> </w:t>
+        <w:t xml:space="preserve"> require chillerlan/php-qrcode intervention/image-laravel </w:t>
       </w:r>
       <w:r>
         <w:rPr>
-          <w:rFonts w:ascii="Consolas" w:hAnsi="Consolas" w:eastAsia="Consolas"/>
-          <w:color w:val="D4D4D4"/>
+          <w:rFonts w:ascii="Consolas" w:hAnsi="Consolas"/>
+          <w:color w:val="0073E6"/>
           <w:sz w:val="16"/>
         </w:rPr>
-        <w:t>require</w:t>
+        <w:t xml:space="preserve">--dry-run</w:t>
+      </w:r>
+      <w:r>
+        <w:br/>
       </w:r>
       <w:r>
         <w:rPr>
-          <w:rFonts w:ascii="Consolas" w:hAnsi="Consolas" w:eastAsia="Consolas"/>
-          <w:color w:val="D4D4D4"/>
+          <w:rFonts w:ascii="Consolas" w:hAnsi="Consolas"/>
+          <w:b/>
+          <w:color w:val="000080"/>
           <w:sz w:val="16"/>
         </w:rPr>
-        <w:t xml:space="preserve"> </w:t>
+        <w:t xml:space="preserve">composer</w:t>
       </w:r>
       <w:r>
         <w:rPr>
-          <w:rFonts w:ascii="Consolas" w:hAnsi="Consolas" w:eastAsia="Consolas"/>
-          <w:color w:val="D4D4D4"/>
+          <w:rFonts w:ascii="Consolas" w:hAnsi="Consolas"/>
+          <w:color w:val="262626"/>
           <w:sz w:val="16"/>
         </w:rPr>
-        <w:t>chillerlan/php-qrcode</w:t>
+        <w:t xml:space="preserve"> require maatwebsite/excel barryvdh/laravel-dompdf </w:t>
       </w:r>
       <w:r>
         <w:rPr>
-          <w:rFonts w:ascii="Consolas" w:hAnsi="Consolas" w:eastAsia="Consolas"/>
-          <w:color w:val="D4D4D4"/>
+          <w:rFonts w:ascii="Consolas" w:hAnsi="Consolas"/>
+          <w:color w:val="0073E6"/>
           <w:sz w:val="16"/>
         </w:rPr>
-        <w:t xml:space="preserve"> </w:t>
+        <w:t xml:space="preserve">--dry-run</w:t>
+      </w:r>
+      <w:r>
+        <w:br/>
       </w:r>
       <w:r>
         <w:rPr>
-          <w:rFonts w:ascii="Consolas" w:hAnsi="Consolas" w:eastAsia="Consolas"/>
-          <w:color w:val="D4D4D4"/>
+          <w:rFonts w:ascii="Consolas" w:hAnsi="Consolas"/>
+          <w:b/>
+          <w:color w:val="000080"/>
           <w:sz w:val="16"/>
         </w:rPr>
-        <w:t>intervention/image-laravel</w:t>
+        <w:t xml:space="preserve">composer</w:t>
       </w:r>
       <w:r>
         <w:rPr>
-          <w:rFonts w:ascii="Consolas" w:hAnsi="Consolas" w:eastAsia="Consolas"/>
-          <w:color w:val="D4D4D4"/>
+          <w:rFonts w:ascii="Consolas" w:hAnsi="Consolas"/>
+          <w:color w:val="262626"/>
           <w:sz w:val="16"/>
         </w:rPr>
-        <w:t xml:space="preserve"> </w:t>
+        <w:t xml:space="preserve"> require laravel-notification-channels/webpush </w:t>
       </w:r>
       <w:r>
         <w:rPr>
-          <w:rFonts w:ascii="Consolas" w:hAnsi="Consolas" w:eastAsia="Consolas"/>
-          <w:color w:val="9CDCFE"/>
+          <w:rFonts w:ascii="Consolas" w:hAnsi="Consolas"/>
+          <w:color w:val="0073E6"/>
           <w:sz w:val="16"/>
         </w:rPr>
-        <w:t>--dry-run</w:t>
+        <w:t xml:space="preserve">--dry-run</w:t>
+      </w:r>
+      <w:r>
+        <w:br/>
       </w:r>
       <w:r>
         <w:rPr>
-          <w:rFonts w:ascii="Consolas" w:hAnsi="Consolas" w:eastAsia="Consolas"/>
-          <w:color w:val="D4D4D4"/>
+          <w:rFonts w:ascii="Consolas" w:hAnsi="Consolas"/>
+          <w:b/>
+          <w:color w:val="000080"/>
           <w:sz w:val="16"/>
         </w:rPr>
-        <w:br/>
+        <w:t xml:space="preserve">npm</w:t>
       </w:r>
       <w:r>
         <w:rPr>
-          <w:rFonts w:ascii="Consolas" w:hAnsi="Consolas" w:eastAsia="Consolas"/>
-          <w:color w:val="4EC9B0"/>
+          <w:rFonts w:ascii="Consolas" w:hAnsi="Consolas"/>
+          <w:color w:val="262626"/>
           <w:sz w:val="16"/>
         </w:rPr>
-        <w:t>composer</w:t>
+        <w:t xml:space="preserve"> install </w:t>
       </w:r>
       <w:r>
         <w:rPr>
-          <w:rFonts w:ascii="Consolas" w:hAnsi="Consolas" w:eastAsia="Consolas"/>
-          <w:color w:val="D4D4D4"/>
+          <w:rFonts w:ascii="Consolas" w:hAnsi="Consolas"/>
+          <w:color w:val="0073E6"/>
           <w:sz w:val="16"/>
         </w:rPr>
-        <w:t xml:space="preserve"> </w:t>
+        <w:t xml:space="preserve">--dry-run</w:t>
       </w:r>
       <w:r>
         <w:rPr>
-          <w:rFonts w:ascii="Consolas" w:hAnsi="Consolas" w:eastAsia="Consolas"/>
-          <w:color w:val="D4D4D4"/>
+          <w:rFonts w:ascii="Consolas" w:hAnsi="Consolas"/>
+          <w:color w:val="262626"/>
           <w:sz w:val="16"/>
         </w:rPr>
-        <w:t>require</w:t>
+        <w:t xml:space="preserve"> laravel-echo pusher-js</w:t>
+      </w:r>
+      <w:r>
+        <w:br/>
       </w:r>
       <w:r>
         <w:rPr>
-          <w:rFonts w:ascii="Consolas" w:hAnsi="Consolas" w:eastAsia="Consolas"/>
-          <w:color w:val="D4D4D4"/>
+          <w:rFonts w:ascii="Consolas" w:hAnsi="Consolas"/>
+          <w:b/>
+          <w:color w:val="000080"/>
           <w:sz w:val="16"/>
         </w:rPr>
-        <w:t xml:space="preserve"> </w:t>
+        <w:t xml:space="preserve">composer</w:t>
       </w:r>
       <w:r>
         <w:rPr>
-          <w:rFonts w:ascii="Consolas" w:hAnsi="Consolas" w:eastAsia="Consolas"/>
-          <w:color w:val="D4D4D4"/>
+          <w:rFonts w:ascii="Consolas" w:hAnsi="Consolas"/>
+          <w:color w:val="262626"/>
           <w:sz w:val="16"/>
         </w:rPr>
-        <w:t>maatwebsite/excel</w:t>
+        <w:t xml:space="preserve"> validate </w:t>
       </w:r>
       <w:r>
         <w:rPr>
-          <w:rFonts w:ascii="Consolas" w:hAnsi="Consolas" w:eastAsia="Consolas"/>
-          <w:color w:val="D4D4D4"/>
+          <w:rFonts w:ascii="Consolas" w:hAnsi="Consolas"/>
+          <w:color w:val="0073E6"/>
           <w:sz w:val="16"/>
         </w:rPr>
-        <w:t xml:space="preserve"> </w:t>
+        <w:t xml:space="preserve">--strict</w:t>
+      </w:r>
+      <w:r>
+        <w:br/>
       </w:r>
       <w:r>
         <w:rPr>
-          <w:rFonts w:ascii="Consolas" w:hAnsi="Consolas" w:eastAsia="Consolas"/>
-          <w:color w:val="D4D4D4"/>
+          <w:rFonts w:ascii="Consolas" w:hAnsi="Consolas"/>
+          <w:b/>
+          <w:color w:val="000080"/>
           <w:sz w:val="16"/>
         </w:rPr>
-        <w:t>barryvdh/laravel-dompdf</w:t>
+        <w:t xml:space="preserve">composer</w:t>
       </w:r>
       <w:r>
         <w:rPr>
-          <w:rFonts w:ascii="Consolas" w:hAnsi="Consolas" w:eastAsia="Consolas"/>
-          <w:color w:val="D4D4D4"/>
+          <w:rFonts w:ascii="Consolas" w:hAnsi="Consolas"/>
+          <w:color w:val="262626"/>
           <w:sz w:val="16"/>
         </w:rPr>
-        <w:t xml:space="preserve"> </w:t>
+        <w:t xml:space="preserve"> audit</w:t>
+      </w:r>
+      <w:r>
+        <w:br/>
       </w:r>
       <w:r>
         <w:rPr>
-          <w:rFonts w:ascii="Consolas" w:hAnsi="Consolas" w:eastAsia="Consolas"/>
-          <w:color w:val="9CDCFE"/>
+          <w:rFonts w:ascii="Consolas" w:hAnsi="Consolas"/>
+          <w:b/>
+          <w:color w:val="000080"/>
           <w:sz w:val="16"/>
         </w:rPr>
-        <w:t>--dry-run</w:t>
+        <w:t xml:space="preserve">npm</w:t>
       </w:r>
       <w:r>
         <w:rPr>
-          <w:rFonts w:ascii="Consolas" w:hAnsi="Consolas" w:eastAsia="Consolas"/>
-          <w:color w:val="D4D4D4"/>
+          <w:rFonts w:ascii="Consolas" w:hAnsi="Consolas"/>
+          <w:color w:val="262626"/>
           <w:sz w:val="16"/>
         </w:rPr>
-        <w:br/>
-      </w:r>
-      <w:r>
-        <w:rPr>
-          <w:rFonts w:ascii="Consolas" w:hAnsi="Consolas" w:eastAsia="Consolas"/>
-          <w:color w:val="4EC9B0"/>
-          <w:sz w:val="16"/>
-        </w:rPr>
-        <w:t>composer</w:t>
-      </w:r>
-      <w:r>
-        <w:rPr>
-          <w:rFonts w:ascii="Consolas" w:hAnsi="Consolas" w:eastAsia="Consolas"/>
-          <w:color w:val="D4D4D4"/>
-          <w:sz w:val="16"/>
-        </w:rPr>
-        <w:t xml:space="preserve"> </w:t>
-      </w:r>
-      <w:r>
-        <w:rPr>
-          <w:rFonts w:ascii="Consolas" w:hAnsi="Consolas" w:eastAsia="Consolas"/>
-          <w:color w:val="D4D4D4"/>
-          <w:sz w:val="16"/>
-        </w:rPr>
-        <w:t>require</w:t>
-      </w:r>
-      <w:r>
-        <w:rPr>
-          <w:rFonts w:ascii="Consolas" w:hAnsi="Consolas" w:eastAsia="Consolas"/>
-          <w:color w:val="D4D4D4"/>
-          <w:sz w:val="16"/>
-        </w:rPr>
-        <w:t xml:space="preserve"> </w:t>
-      </w:r>
-      <w:r>
-        <w:rPr>
-          <w:rFonts w:ascii="Consolas" w:hAnsi="Consolas" w:eastAsia="Consolas"/>
-          <w:color w:val="D4D4D4"/>
-          <w:sz w:val="16"/>
-        </w:rPr>
-        <w:t>laravel-notification-channels/webpush</w:t>
-      </w:r>
-      <w:r>
-        <w:rPr>
-          <w:rFonts w:ascii="Consolas" w:hAnsi="Consolas" w:eastAsia="Consolas"/>
-          <w:color w:val="D4D4D4"/>
-          <w:sz w:val="16"/>
-        </w:rPr>
-        <w:t xml:space="preserve"> </w:t>
-      </w:r>
-      <w:r>
-        <w:rPr>
-          <w:rFonts w:ascii="Consolas" w:hAnsi="Consolas" w:eastAsia="Consolas"/>
-          <w:color w:val="9CDCFE"/>
-          <w:sz w:val="16"/>
-        </w:rPr>
-        <w:t>--dry-run</w:t>
-      </w:r>
-      <w:r>
-        <w:rPr>
-          <w:rFonts w:ascii="Consolas" w:hAnsi="Consolas" w:eastAsia="Consolas"/>
-          <w:color w:val="D4D4D4"/>
-          <w:sz w:val="16"/>
-        </w:rPr>
-        <w:br/>
-      </w:r>
-      <w:r>
-        <w:rPr>
-          <w:rFonts w:ascii="Consolas" w:hAnsi="Consolas" w:eastAsia="Consolas"/>
-          <w:color w:val="4EC9B0"/>
-          <w:sz w:val="16"/>
-        </w:rPr>
-        <w:t>npm</w:t>
-      </w:r>
-      <w:r>
-        <w:rPr>
-          <w:rFonts w:ascii="Consolas" w:hAnsi="Consolas" w:eastAsia="Consolas"/>
-          <w:color w:val="D4D4D4"/>
-          <w:sz w:val="16"/>
-        </w:rPr>
-        <w:t xml:space="preserve"> </w:t>
-      </w:r>
-      <w:r>
-        <w:rPr>
-          <w:rFonts w:ascii="Consolas" w:hAnsi="Consolas" w:eastAsia="Consolas"/>
-          <w:color w:val="D4D4D4"/>
-          <w:sz w:val="16"/>
-        </w:rPr>
-        <w:t>install</w:t>
-      </w:r>
-      <w:r>
-        <w:rPr>
-          <w:rFonts w:ascii="Consolas" w:hAnsi="Consolas" w:eastAsia="Consolas"/>
-          <w:color w:val="D4D4D4"/>
-          <w:sz w:val="16"/>
-        </w:rPr>
-        <w:t xml:space="preserve"> </w:t>
-      </w:r>
-      <w:r>
-        <w:rPr>
-          <w:rFonts w:ascii="Consolas" w:hAnsi="Consolas" w:eastAsia="Consolas"/>
-          <w:color w:val="9CDCFE"/>
-          <w:sz w:val="16"/>
-        </w:rPr>
-        <w:t>--dry-run</w:t>
-      </w:r>
-      <w:r>
-        <w:rPr>
-          <w:rFonts w:ascii="Consolas" w:hAnsi="Consolas" w:eastAsia="Consolas"/>
-          <w:color w:val="D4D4D4"/>
-          <w:sz w:val="16"/>
-        </w:rPr>
-        <w:t xml:space="preserve"> </w:t>
-      </w:r>
-      <w:r>
-        <w:rPr>
-          <w:rFonts w:ascii="Consolas" w:hAnsi="Consolas" w:eastAsia="Consolas"/>
-          <w:color w:val="D4D4D4"/>
-          <w:sz w:val="16"/>
-        </w:rPr>
-        <w:t>laravel-echo</w:t>
-      </w:r>
-      <w:r>
-        <w:rPr>
-          <w:rFonts w:ascii="Consolas" w:hAnsi="Consolas" w:eastAsia="Consolas"/>
-          <w:color w:val="D4D4D4"/>
-          <w:sz w:val="16"/>
-        </w:rPr>
-        <w:t xml:space="preserve"> </w:t>
-      </w:r>
-      <w:r>
-        <w:rPr>
-          <w:rFonts w:ascii="Consolas" w:hAnsi="Consolas" w:eastAsia="Consolas"/>
-          <w:color w:val="D4D4D4"/>
-          <w:sz w:val="16"/>
-        </w:rPr>
-        <w:t>pusher-js</w:t>
-      </w:r>
-      <w:r>
-        <w:rPr>
-          <w:rFonts w:ascii="Consolas" w:hAnsi="Consolas" w:eastAsia="Consolas"/>
-          <w:color w:val="D4D4D4"/>
-          <w:sz w:val="16"/>
-        </w:rPr>
-        <w:br/>
-      </w:r>
-      <w:r>
-        <w:rPr>
-          <w:rFonts w:ascii="Consolas" w:hAnsi="Consolas" w:eastAsia="Consolas"/>
-          <w:color w:val="4EC9B0"/>
-          <w:sz w:val="16"/>
-        </w:rPr>
-        <w:t>composer</w:t>
-      </w:r>
-      <w:r>
-        <w:rPr>
-          <w:rFonts w:ascii="Consolas" w:hAnsi="Consolas" w:eastAsia="Consolas"/>
-          <w:color w:val="D4D4D4"/>
-          <w:sz w:val="16"/>
-        </w:rPr>
-        <w:t xml:space="preserve"> </w:t>
-      </w:r>
-      <w:r>
-        <w:rPr>
-          <w:rFonts w:ascii="Consolas" w:hAnsi="Consolas" w:eastAsia="Consolas"/>
-          <w:color w:val="D4D4D4"/>
-          <w:sz w:val="16"/>
-        </w:rPr>
-        <w:t>validate</w:t>
-      </w:r>
-      <w:r>
-        <w:rPr>
-          <w:rFonts w:ascii="Consolas" w:hAnsi="Consolas" w:eastAsia="Consolas"/>
-          <w:color w:val="D4D4D4"/>
-          <w:sz w:val="16"/>
-        </w:rPr>
-        <w:t xml:space="preserve"> </w:t>
-      </w:r>
-      <w:r>
-        <w:rPr>
-          <w:rFonts w:ascii="Consolas" w:hAnsi="Consolas" w:eastAsia="Consolas"/>
-          <w:color w:val="9CDCFE"/>
-          <w:sz w:val="16"/>
-        </w:rPr>
-        <w:t>--strict</w:t>
-      </w:r>
-      <w:r>
-        <w:rPr>
-          <w:rFonts w:ascii="Consolas" w:hAnsi="Consolas" w:eastAsia="Consolas"/>
-          <w:color w:val="D4D4D4"/>
-          <w:sz w:val="16"/>
-        </w:rPr>
-        <w:br/>
-      </w:r>
-      <w:r>
-        <w:rPr>
-          <w:rFonts w:ascii="Consolas" w:hAnsi="Consolas" w:eastAsia="Consolas"/>
-          <w:color w:val="4EC9B0"/>
-          <w:sz w:val="16"/>
-        </w:rPr>
-        <w:t>composer</w:t>
-      </w:r>
-      <w:r>
-        <w:rPr>
-          <w:rFonts w:ascii="Consolas" w:hAnsi="Consolas" w:eastAsia="Consolas"/>
-          <w:color w:val="D4D4D4"/>
-          <w:sz w:val="16"/>
-        </w:rPr>
-        <w:t xml:space="preserve"> </w:t>
-      </w:r>
-      <w:r>
-        <w:rPr>
-          <w:rFonts w:ascii="Consolas" w:hAnsi="Consolas" w:eastAsia="Consolas"/>
-          <w:color w:val="D4D4D4"/>
-          <w:sz w:val="16"/>
-        </w:rPr>
-        <w:t>audit</w:t>
-      </w:r>
-      <w:r>
-        <w:rPr>
-          <w:rFonts w:ascii="Consolas" w:hAnsi="Consolas" w:eastAsia="Consolas"/>
-          <w:color w:val="D4D4D4"/>
-          <w:sz w:val="16"/>
-        </w:rPr>
-        <w:br/>
-      </w:r>
-      <w:r>
-        <w:rPr>
-          <w:rFonts w:ascii="Consolas" w:hAnsi="Consolas" w:eastAsia="Consolas"/>
-          <w:color w:val="4EC9B0"/>
-          <w:sz w:val="16"/>
-        </w:rPr>
-        <w:t>npm</w:t>
-      </w:r>
-      <w:r>
-        <w:rPr>
-          <w:rFonts w:ascii="Consolas" w:hAnsi="Consolas" w:eastAsia="Consolas"/>
-          <w:color w:val="D4D4D4"/>
-          <w:sz w:val="16"/>
-        </w:rPr>
-        <w:t xml:space="preserve"> </w:t>
-      </w:r>
-      <w:r>
-        <w:rPr>
-          <w:rFonts w:ascii="Consolas" w:hAnsi="Consolas" w:eastAsia="Consolas"/>
-          <w:color w:val="D4D4D4"/>
-          <w:sz w:val="16"/>
-        </w:rPr>
-        <w:t>audit</w:t>
+        <w:t xml:space="preserve"> audit</w:t>
       </w:r>
     </w:p>
     <w:p>
@@ -7909,8 +7776,10 @@
       <w:r>
         <w:rPr>
           <w:rFonts w:ascii="Aptos" w:hAnsi="Aptos"/>
+          <w:color w:val="1F2937"/>
+          <w:sz w:val="19"/>
         </w:rPr>
-        <w:t>Preset dasar yang digunakan adalah compact_reference_guide dengan named override untuk modul pembelajaran: A4 portrait; margin atas 1,65 cm, bawah 1,55 cm, kiri/kanan 1,75 cm; Aptos 10,2 pt; line spacing 1,16; heading beraksen Laravel red; tabel ringkas; callout Predict/Try/Observe; code block Consolas bertema Visual Studio Code Dark+; checklist; exit ticket; serta screenshot mockup UI.</w:t>
+        <w:t xml:space="preserve">Preset dasar yang digunakan adalah compact_reference_guide dengan named override untuk modul pembelajaran: A4 portrait; margin atas 1,65 cm, bawah 1,55 cm, kiri/kanan 1,75 cm; Aptos 10,2 pt; line spacing 1,16; heading beraksen Laravel red; tabel ringkas; callout Predict/Try/Observe; code block Consolas berlatar Cyan Light dengan pewarnaan token Visual Studio Code; checklist; exit ticket; serta screenshot mockup UI.</w:t>
       </w:r>
     </w:p>
     <w:p>
@@ -8491,6 +8360,19 @@
         <w:pStyle w:val="ListBody"/>
       </w:pPr>
       <w:r>
+        <w:rPr>
+          <w:rFonts w:ascii="Aptos" w:hAnsi="Aptos"/>
+          <w:color w:val="1F2937"/>
+          <w:sz w:val="19"/>
+        </w:rPr>
+        <w:t xml:space="preserve">DOC-00-001 — Seluruh blok kode (208 blok, 133 label) memakai latar terang tema Cyan Light (JetBrains) dengan pewarnaan token standar Visual Studio Code untuk PHP, HTML/Blade, cmd, dan bash; teks kode tidak berubah; penjelasan palet di “Cara Membaca Sampel Kode” dan Lampiran diperbarui.</w:t>
+      </w:r>
+    </w:p>
+    <w:p>
+      <w:pPr>
+        <w:pStyle w:val="ListBody"/>
+      </w:pPr>
+      <w:r>
         <w:t xml:space="preserve">DOC-01-001 — Basis dokumen: parameter menyebut v4/v5 yang tidak ada; basis nyata adalah v7. Revisi kumulatif ditulis ke berkas v8; v7 tetap utuh di references/.</w:t>
       </w:r>
     </w:p>
@@ -8869,6 +8751,19 @@
           <w:color w:val="1F2937"/>
           <w:sz w:val="19"/>
         </w:rPr>
+        <w:t xml:space="preserve">DOC-05-007 — Rantai v3 (use case SRS v2): Modul 5 menuntaskan UC-19 (penguncian 5x/10 menit, pesan generik, redirect per peran, sesi 8 jam) dan UC-21 (onboarding penanggung jawab + rekening + tautan atur kata sandi, aktif/nonaktif tenant, riwayat komisi beserta pengelola); ditambahkan deskripsi use case, mockup, Tahap 8, dan output nyata browser.</w:t>
+      </w:r>
+    </w:p>
+    <w:p>
+      <w:pPr>
+        <w:pStyle w:val="ListBody"/>
+      </w:pPr>
+      <w:r>
+        <w:rPr>
+          <w:rFonts w:ascii="Aptos" w:hAnsi="Aptos"/>
+          <w:color w:val="1F2937"/>
+          <w:sz w:val="19"/>
+        </w:rPr>
         <w:t xml:space="preserve">DOC-06-004 — Controller/view/route meja di modul Admin; controller + route publik scan QR di modul Ordering (</w:t>
       </w:r>
       <w:r>
@@ -8946,6 +8841,19 @@
           <w:color w:val="1F2937"/>
           <w:sz w:val="19"/>
         </w:rPr>
+        <w:t xml:space="preserve">DOC-06-006 — Rantai v3 (use case SRS v2): Modul 6 menuntaskan UC-22 (QR siap cetak SVG via bacon/bacon-qr-code, nonaktif/aktif meja, ringkasan meja) dan UC-02 (halaman sambutan meja + tenant buka/tutup, pesan QR tidak valid, penolakan di luar jam operasional); ditambahkan deskripsi use case, mockup, Tahap 8, dan output nyata browser.</w:t>
+      </w:r>
+    </w:p>
+    <w:p>
+      <w:pPr>
+        <w:pStyle w:val="ListBody"/>
+      </w:pPr>
+      <w:r>
+        <w:rPr>
+          <w:rFonts w:ascii="Aptos" w:hAnsi="Aptos"/>
+          <w:color w:val="1F2937"/>
+          <w:sz w:val="19"/>
+        </w:rPr>
         <w:t xml:space="preserve">DOC-07-004 — Komponen Livewire katalog (</w:t>
       </w:r>
       <w:r>
@@ -9040,6 +8948,19 @@
           <w:color w:val="1F2937"/>
           <w:sz w:val="19"/>
         </w:rPr>
+        <w:t xml:space="preserve">DOC-07-006 — Rantai v3 (use case SRS v2): Modul 7 menuntaskan UC-13 (deskripsi, foto WebP, ubah, soft delete, cari/saring), UC-14 (sakelar satu ketukan), UC-01 (kelompok per tenant, menu habis nonaktif, tenant tutup, chip kategori, pembaruan ≤ 5 detik), dan UC-11 (WaitTimeEstimator); ditambahkan deskripsi use case, mockup, Tahap 8, dan output nyata browser.</w:t>
+      </w:r>
+    </w:p>
+    <w:p>
+      <w:pPr>
+        <w:pStyle w:val="ListBody"/>
+      </w:pPr>
+      <w:r>
+        <w:rPr>
+          <w:rFonts w:ascii="Aptos" w:hAnsi="Aptos"/>
+          <w:color w:val="1F2937"/>
+          <w:sz w:val="19"/>
+        </w:rPr>
         <w:t xml:space="preserve">DOC-08-004 — Keranjang sebagai vertical slice modul Ordering: </w:t>
       </w:r>
       <w:r>
@@ -9151,6 +9072,19 @@
           <w:color w:val="1F2937"/>
           <w:sz w:val="19"/>
         </w:rPr>
+        <w:t xml:space="preserve">DOC-08-006 — Rantai v3 (use case SRS v2): Modul 8 menuntaskan UC-03 (kelompok per tenant, pajak dan biaya layanan, “Menu telah habis”, checkout nonaktif saat kosong) dan UC-04 (formulir kustomisasi min/maks, opsi habis nonaktif, catatan ≤ 200 karakter tersaring, harga akhir) serta halaman tenant Kelola Modifier; ditambahkan deskripsi use case, mockup, Tahap 8, dan output nyata browser.</w:t>
+      </w:r>
+    </w:p>
+    <w:p>
+      <w:pPr>
+        <w:pStyle w:val="ListBody"/>
+      </w:pPr>
+      <w:r>
+        <w:rPr>
+          <w:rFonts w:ascii="Aptos" w:hAnsi="Aptos"/>
+          <w:color w:val="1F2937"/>
+          <w:sz w:val="19"/>
+        </w:rPr>
         <w:t xml:space="preserve">DOC-09-004 — Checkout dan status pesanan sebagai vertical slice modul Ordering (</w:t>
       </w:r>
       <w:r>
@@ -9262,6 +9196,19 @@
           <w:color w:val="1F2937"/>
           <w:sz w:val="19"/>
         </w:rPr>
+        <w:t xml:space="preserve">DOC-09-006 — Rantai v3 (use case SRS v2): Modul 9 menuntaskan UC-05 (halaman checkout: ringkasan, nomor meja, mode penyajian, identitas ringkas, tenant wajib buka, kembali ke keranjang bila item bermasalah, catatan item tersimpan) dan UC-06 (slot pre-order 15 menit, jam operasional, kapasitas slot + slot terdekat, status terjadwal, pelepasan otomatis ke dapur tiap menit) serta halaman tenant Pengaturan Pre-Order; ditambahkan deskripsi use case, mockup, Tahap 8, dan output nyata browser.</w:t>
+      </w:r>
+    </w:p>
+    <w:p>
+      <w:pPr>
+        <w:pStyle w:val="ListBody"/>
+      </w:pPr>
+      <w:r>
+        <w:rPr>
+          <w:rFonts w:ascii="Aptos" w:hAnsi="Aptos"/>
+          <w:color w:val="1F2937"/>
+          <w:sz w:val="19"/>
+        </w:rPr>
         <w:t xml:space="preserve">DOC-10-004 — Pembayaran sebagai vertical slice modul Payments: kontrak </w:t>
       </w:r>
       <w:r>
@@ -9390,6 +9337,19 @@
           <w:color w:val="1F2937"/>
           <w:sz w:val="19"/>
         </w:rPr>
+        <w:t xml:space="preserve">DOC-10-006 — Rantai v3 (use case SRS v2): Modul 10 menuntaskan UC-07 (QRIS otomatis setelah checkout, gambar QRIS + penghitung mundur ≤ 15 menit, rincian split per tenant, percobaan ulang 3 kali saat gateway tidak merespons, QRIS baru saat kedaluwarsa, pemantauan status, batalkan pesanan yang belum dibayar); ditambahkan deskripsi use case, mockup, Tahap 8, dan output nyata browser.</w:t>
+      </w:r>
+    </w:p>
+    <w:p>
+      <w:pPr>
+        <w:pStyle w:val="ListBody"/>
+      </w:pPr>
+      <w:r>
+        <w:rPr>
+          <w:rFonts w:ascii="Aptos" w:hAnsi="Aptos"/>
+          <w:color w:val="1F2937"/>
+          <w:sz w:val="19"/>
+        </w:rPr>
         <w:t xml:space="preserve">DOC-11-004 — Webhook sebagai vertical slice modul Payments: </w:t>
       </w:r>
       <w:r>
@@ -9514,6 +9474,19 @@
           <w:color w:val="1F2937"/>
           <w:sz w:val="19"/>
         </w:rPr>
+        <w:t xml:space="preserve">DOC-11-008 — Rantai v3 (use case SRS v2): Modul 11 menuntaskan UC-08 (nominal dicocokkan + tinjau manual, audit signature salah, penguncian baris, expire/deny membatalkan pesanan, event setelah commit, layar Pembayaran terverifikasi) dan UC-10 (ledger pengelola kantin, rincian pemecahan selisih 0, alokasi pembulatan, proses ulang settlement gagal); ditambahkan deskripsi use case, mockup, Tahap 8, dan output nyata.</w:t>
+      </w:r>
+    </w:p>
+    <w:p>
+      <w:pPr>
+        <w:pStyle w:val="ListBody"/>
+      </w:pPr>
+      <w:r>
+        <w:rPr>
+          <w:rFonts w:ascii="Aptos" w:hAnsi="Aptos"/>
+          <w:color w:val="1F2937"/>
+          <w:sz w:val="19"/>
+        </w:rPr>
         <w:t xml:space="preserve">DOC-12-004 — KDS sebagai vertical slice modul Kitchen: event (</w:t>
       </w:r>
       <w:r>
@@ -9710,6 +9683,19 @@
           <w:color w:val="1F2937"/>
           <w:sz w:val="19"/>
         </w:rPr>
+        <w:t xml:space="preserve">DOC-12-006 — Rantai v3 (use case SRS v2): Modul 12 menuntaskan UC-15 (KDS kolom Baru/Diproses/Siap, Terima → Selesai → Diserahkan, batal beralasan + refund pending, penanda suara, indikator koneksi + polling 10 detik), UC-09 (halaman pelacakan real-time lewat channel privat order.{public_id}, estimasi UC-11, polling 15 detik), dan UC-12 (NotificationGateway + FakeWhatsAppGateway, job antrean 3 percobaan, notification_deliveries, pengingat pre-order); ditambahkan deskripsi use case, mockup, Tahap 8, dan output nyata.</w:t>
+      </w:r>
+    </w:p>
+    <w:p>
+      <w:pPr>
+        <w:pStyle w:val="ListBody"/>
+      </w:pPr>
+      <w:r>
+        <w:rPr>
+          <w:rFonts w:ascii="Aptos" w:hAnsi="Aptos"/>
+          <w:color w:val="1F2937"/>
+          <w:sz w:val="19"/>
+        </w:rPr>
         <w:t xml:space="preserve">DOC-13-004 — Laporan/rekonsiliasi/ekspor dan panel keuangan tenant sebagai vertical slice modul Reporting; penarikan + peninjauan admin di modul Payments; path Contoh Mandiri, Landasan Teknis (termasuk </w:t>
       </w:r>
       <w:r>
@@ -9753,6 +9739,19 @@
           <w:color w:val="1F2937"/>
           <w:sz w:val="19"/>
         </w:rPr>
+        <w:t xml:space="preserve">DOC-13-006 — Rantai v3 (use case SRS v2): Modul 13 menuntaskan UC-16 (laporan omset/transaksi/rata-rata, menu terlaris, jam sibuk, rentang tanggal, keadaan kosong), UC-17 (ekspor .xlsx via ZipArchive dan PDF via dompdf lewat antrean, tautan bertanda tangan 24 jam, surel untuk volume besar), UC-18 (rekonsiliasi per transaksi + referensi pembayaran, telusur pesanan, perlu peninjauan tidak dihitung), UC-20 (penarikan dengan kunci saldo, minimum, satu pengajuan aktif, notifikasi pengelola), dan UC-23 (verifikasi dengan bukti transfer, alasan penolakan, investigasi ledger, idempoten); ditambahkan deskripsi use case, mockup, Tahap 8, dan output nyata.</w:t>
+      </w:r>
+    </w:p>
+    <w:p>
+      <w:pPr>
+        <w:pStyle w:val="ListBody"/>
+      </w:pPr>
+      <w:r>
+        <w:rPr>
+          <w:rFonts w:ascii="Aptos" w:hAnsi="Aptos"/>
+          <w:color w:val="1F2937"/>
+          <w:sz w:val="19"/>
+        </w:rPr>
         <w:t xml:space="preserve">DOC-14-004 — Hardening pada rantai vertical slice: </w:t>
       </w:r>
       <w:r>
@@ -9835,6 +9834,19 @@
           <w:sz w:val="19"/>
         </w:rPr>
         <w:t xml:space="preserve">DOC-14-005 — Blok BUAT FILE per tahap Modul 14: make:middleware SecurityHeaders (shared kernel, global), make:test SecurityHeadersTest &amp; EndToEndJourneyTest, dokumen DEPLOYMENT/DEMO dan evidence manual.</w:t>
+      </w:r>
+    </w:p>
+    <w:p>
+      <w:pPr>
+        <w:pStyle w:val="ListBody"/>
+      </w:pPr>
+      <w:r>
+        <w:rPr>
+          <w:rFonts w:ascii="Aptos" w:hAnsi="Aptos"/>
+          <w:color w:val="1F2937"/>
+          <w:sz w:val="19"/>
+        </w:rPr>
+        <w:t xml:space="preserve">DOC-14-006 — Rantai v3 (use case SRS v2): Modul 14 menutup rantai dengan uji penerimaan 23 use case di browser (23/23 PASS), perbaikan temuan verifikasi rekening tenant (prasyarat UC-20), dan RequirementsTraceabilityTest yang menjaga RTM; ditambahkan daftar periksa uji penerimaan, Tahap 8, dan output nyata.</w:t>
       </w:r>
     </w:p>
     <w:sectPr>
@@ -22097,7 +22109,7 @@
     </w:pPr>
     <w:rPr>
       <w:rFonts w:ascii="Consolas" w:hAnsi="Consolas"/>
-      <w:color w:val="D4D4D4"/>
+      <w:color w:val="262626"/>
       <w:sz w:val="16"/>
     </w:rPr>
   </w:style>
@@ -22209,7 +22221,7 @@
     <w:rPr>
       <w:rFonts w:ascii="Consolas" w:hAnsi="Consolas"/>
       <w:b/>
-      <w:color w:val="FFFFFF"/>
+      <w:color w:val="262626"/>
       <w:sz w:val="16"/>
     </w:rPr>
   </w:style>

--- a/modul_praktikum/Lampiran.docx
+++ b/modul_praktikum/Lampiran.docx
@@ -9846,7 +9846,7 @@
           <w:color w:val="1F2937"/>
           <w:sz w:val="19"/>
         </w:rPr>
-        <w:t xml:space="preserve">DOC-14-006 — Rantai v3 (use case SRS v2): Modul 14 menutup rantai dengan uji penerimaan 23 use case di browser (23/23 PASS), perbaikan temuan verifikasi rekening tenant (prasyarat UC-20), dan RequirementsTraceabilityTest yang menjaga RTM; ditambahkan daftar periksa uji penerimaan, Tahap 8, dan output nyata.</w:t>
+        <w:t xml:space="preserve">DOC-14-006 — Rantai v3 (use case SRS v2): Modul 14 menutup rantai dengan uji penerimaan 23 use case di browser (23/23 PASS) dan audit per langkah SRS; temuan ditutup: verifikasi rekening tenant (prasyarat UC-20), siaran WebSocket perubahan katalog (UC-14/UC-13/UC-01), layar pengelola Perlu Tindak Lanjut (UC-08 alur 3a, UC-15 alur 4a) dengan pengembalian dana berbasis reversal ledger, dan uji konkurensi dua proses (UC-20/UC-23) yang menemukan serta memperbaiki deadlock; RequirementsTraceabilityTest menjaga RTM.</w:t>
       </w:r>
     </w:p>
     <w:sectPr>
